--- a/download/studien-aktuell.docx
+++ b/download/studien-aktuell.docx
@@ -62,7 +62,7 @@
           <w:color w:val="666666"/>
           <w:sz w:val="18"/>
         </w:rPr>
-        <w:t>Stand: 12.09.2026  |  6 Studien  |  longevity.m-vf.de</w:t>
+        <w:t>Stand: 13.09.2026  |  7 Studien  |  longevity.m-vf.de</w:t>
       </w:r>
     </w:p>
     <w:p>
@@ -70,7 +70,7 @@
         <w:pStyle w:val="Heading1"/>
       </w:pPr>
       <w:r>
-        <w:t>Aufgenommen am 12.09.2026</w:t>
+        <w:t>Aufgenommen am 13.09.2026</w:t>
       </w:r>
     </w:p>
     <w:p>
@@ -78,7 +78,7 @@
         <w:pStyle w:val="Heading2"/>
       </w:pPr>
       <w:r>
-        <w:t>Multimorbidität im hohen Alter: Krankheitsansammlung verlangsamt sich, Komplexität nimmt zu</w:t>
+        <w:t>Altern von Personen mit Typ-1-Diabetes: prospektive Kohorte zur funktionellen Fähigkeit</w:t>
       </w:r>
     </w:p>
     <w:p>
@@ -88,12 +88,12 @@
           <w:color w:val="666666"/>
           <w:sz w:val="18"/>
         </w:rPr>
-        <w:t>Zhang Y et al.  ·  Age Ageing  ·  04.09.2026  ·  PMID 42726903</w:t>
+        <w:t>Nicklén J et al.  ·  BMJ Open  ·  11.09.2026  ·  PMID 42731824</w:t>
       </w:r>
     </w:p>
     <w:p>
       <w:r>
-        <w:t>Schwedische Registeranalyse der Krankheitsansammlung bei 1920–1922 geborenen Personen von Alter 70 bis 100 Jahren.</w:t>
+        <w:t>Studienprotokoll für prospektive Kohortenstudie (FinnDiane LifeOne) mit mindestens 300 älteren Personen mit Typ-1-Diabetes (&gt;65 Jahre) und 100 gematchten Kontrollen zur Untersuchung der funktionellen Fähigkeit und gesunden Alterns über 5 Jahre mit geriatrischem Assessment.</w:t>
       </w:r>
     </w:p>
     <w:p>
@@ -104,7 +104,7 @@
         <w:t xml:space="preserve">Ergebnis: </w:t>
       </w:r>
       <w:r>
-        <w:t>Mit 90 Jahren durchschnittlich 3,9 Erkrankungen bei Männern und 3,5 bei Frauen; über die Hälfte der ≥95-Jährigen hatte ≥5 Erkrankungen. Krankheitsansammlung beschleunigte sich bis 80, stabilisierte sich 80–90, verlangsamte sich danach, aber Komplexität und Krankheitslast stiegen bis ins extreme Alter weiter. Kardiovaskuläre Erkrankungen dominierten durchgehend, Muskel- und Sinneserkrankungen wurden im hohen Alter wichtiger.</w:t>
+        <w:t>Eingeschlossene Studien: ≥300 Patienten mit T1D, ≥100 Kontrollen, gematchte Vergleichgruppe. Umfassendes geriatrisches Assessment mit 5-jährlichen Intervallen. Fokus auf fünf Domänen der intrinsic capacity: Kognition, Vitalität, Sensomotorisch, Lokomotion, Psychologisch. Follow-up-Strukturen und Vergleichsdesign etabliert; endgültige Ergebnisse stehen aus.</w:t>
       </w:r>
     </w:p>
     <w:p>
@@ -119,7 +119,7 @@
         <w:rPr>
           <w:sz w:val="19"/>
         </w:rPr>
-        <w:t>Schweden, vergleichbare Lebenserwartung und Versorgungsstruktur</w:t>
+        <w:t>Skandinavisches Gesundheitssystem, prospektiv designt mit europäischen Standards; übertragbar auf Deutschland.</w:t>
       </w:r>
     </w:p>
     <w:p>
@@ -128,7 +128,7 @@
           <w:color w:val="5A7D3A"/>
           <w:sz w:val="18"/>
         </w:rPr>
-        <w:t>https://pubmed.ncbi.nlm.nih.gov/42726903/</w:t>
+        <w:t>https://pubmed.ncbi.nlm.nih.gov/42731824/</w:t>
       </w:r>
     </w:p>
     <w:p>
@@ -136,7 +136,7 @@
         <w:pStyle w:val="Heading2"/>
       </w:pPr>
       <w:r>
-        <w:t>Gebrechlichkeit bei Multimorbidität: Prävalenz und Risikofaktoren in der Gemeinde</w:t>
+        <w:t>Sitzzeit und Funktionsfähigkeit im Alter: Längere Sitzzeit reduziert Muskelmasse und ADL</w:t>
       </w:r>
     </w:p>
     <w:p>
@@ -146,12 +146,12 @@
           <w:color w:val="666666"/>
           <w:sz w:val="18"/>
         </w:rPr>
-        <w:t>Feng S et al.  ·  Front Public Health  ·  27.08.2026  ·  PMID 42725090</w:t>
+        <w:t>Yoon TH et al.  ·  PeerJ  ·  08.09.2026  ·  PMID 42730319</w:t>
       </w:r>
     </w:p>
     <w:p>
       <w:r>
-        <w:t>Querschnittsstudie bei 346 multimorbiden älteren Erwachsenen (≥60 Jahre) in fünf Gemeinden Chinas zur Prävalenz und unabhängigen Risikofaktoren für Gebrechlichkeit (Frailty).</w:t>
+        <w:t>Querschnittstudie an 200 Älteren (65–96 Jahre) zur Assoziation von täglicher Sitzzeit (&lt;6, 6–8, &gt;8 h) mit Sarcopenia-Markern und funktioneller Unabhängigkeit in ADL und IADL.</w:t>
       </w:r>
     </w:p>
     <w:p>
@@ -162,7 +162,7 @@
         <w:t xml:space="preserve">Ergebnis: </w:t>
       </w:r>
       <w:r>
-        <w:t>52,9% (183/346) waren gebrechlich. Unabhängige Faktoren: Alter 70–80 Jahre (OR 2,64, 95%-KI 1,03–6,79), ≥80 Jahre (OR 4,92, 1,87–12,96); Krankenhausaufnahme wegen akuter Ereignisse im vergangenen Jahr (OR 1,84, 1,04–3,27); Landbewohner vs. städtisch (OR 0,34, 0,19–0,60). Normale Ernährung (OR 0,23, 0,16–0,50) und volle Aktivitätsunabhängigkeit (OR 0,21, 0,06–0,79) waren protektiv. Familienbetreuung vs. Selbstpflege (OR 0,39, 0,16–0,95) reduzierte Frailty-Risiko.</w:t>
+        <w:t>Höhere Sitzzeit war negativ mit Appendicular Skeletal Muscle (β = −0,415; p &lt; 0,001), Wadenschritt (β = −0,442; p &lt; 0,001) und Griffstärke (β = −0,385; p &lt; 0,001) assoziiert und positiv mit 5-Stühle-Stand-Test (β = 0,465; p &lt; 0,001). Sitzzeit korrelierte negativ mit ADL-Summe (β = −0,308; p &lt; 0,001) und IADL-Summe (β = −0,410; p &lt; 0,001). Assoziationen blieben nach Altersadjustierung signifikant.</w:t>
       </w:r>
     </w:p>
     <w:p>
@@ -177,7 +177,7 @@
         <w:rPr>
           <w:sz w:val="19"/>
         </w:rPr>
-        <w:t>China, andere Gesundheitsinfrastruktur; Screening-Muster teilweise übertragbar</w:t>
+        <w:t>Prävention durch Reduktion von Sitzzeit ist in allen europäischen Kontexten implementierbar.</w:t>
       </w:r>
     </w:p>
     <w:p>
@@ -186,7 +186,7 @@
           <w:color w:val="5A7D3A"/>
           <w:sz w:val="18"/>
         </w:rPr>
-        <w:t>https://pubmed.ncbi.nlm.nih.gov/42725090/</w:t>
+        <w:t>https://pubmed.ncbi.nlm.nih.gov/42730319/</w:t>
       </w:r>
     </w:p>
     <w:p>
@@ -194,7 +194,7 @@
         <w:pStyle w:val="Heading2"/>
       </w:pPr>
       <w:r>
-        <w:t>Präoperative Gebrechlichkeit und postoperative Komplikationen bei Hüftfrakturchirurgie</w:t>
+        <w:t>Frailty und kognitives Altern: Assoziationen mit ungünstigeren kognitiven Verlaufsmustern</w:t>
       </w:r>
     </w:p>
     <w:p>
@@ -204,12 +204,12 @@
           <w:color w:val="666666"/>
           <w:sz w:val="18"/>
         </w:rPr>
-        <w:t>Yonekura H et al.  ·  Geriatr Gerontol Int  ·  Sept. 2026  ·  PMID 42723340</w:t>
+        <w:t>Wang X et al.  ·  Alzheimers Dement  ·  Sept. 2026  ·  PMID 42723149</w:t>
       </w:r>
     </w:p>
     <w:p>
       <w:r>
-        <w:t>Analyse von 29.684 älteren Patienten (≥65 Jahre) in Japan mit Hüftfrakturoperationen (2005–2021) zu Assoziationen zwischen präoperativem Frailty-Risiko-Score und postoperativen Komplikationen mittels Krankenhausregister.</w:t>
+        <w:t>Längsschnittstudie an 19.586 Personen aus drei nationalen Kohorten (China, England, USA) zur Assoziation von Frailty-Status und kognitiver Veränderung über Zeit.</w:t>
       </w:r>
     </w:p>
     <w:p>
@@ -220,7 +220,7 @@
         <w:t xml:space="preserve">Ergebnis: </w:t>
       </w:r>
       <w:r>
-        <w:t>59,5% (17.656) waren gebrechlich (Hospital Frailty Risk Score ≥5). Präoperative Gebrechlichkeit nicht mit akutem Nierenversagen assoziiert (OR 0,97, KI 0,83–1,14; p=0,72) oder Major Adverse Kidney Events (OR 1,07, 0,80–1,44; p=0,65), aber signifikant mit Lungenkomplikationen (OR 1,68, 1,39–2,02; p&lt;0,001), postoperativem Delir (OR 1,35, 1,13–1,62; p&lt;0,001), höherer Transfusionsrate und längerer Krankenhausdauer assoziiert.</w:t>
+        <w:t>Baseline-Frailty war mit stärkerem jährlichen kognitiven Rückgang assoziiert (β = −0,023 SD/Jahr; p &lt; 0,001). Verschlechterung von robust zu pre-frail oder frail war mit mehr negativem Rückgang verbunden (β = −0,025 SD/Jahr). In trajektoriengestützen Analysen zeigten Baseline-Frailty, höhere mittlere Frailty-Last und Frailty-Verschlechterung Assoziationen mit weniger günstigen kognitiven Verläufen. Frailty-Verbesserung war direktional mit günstigeren Gruppen assoziiert.</w:t>
       </w:r>
     </w:p>
     <w:p>
@@ -235,7 +235,7 @@
         <w:rPr>
           <w:sz w:val="19"/>
         </w:rPr>
-        <w:t>Japan, vergleichbare Finanzierung, Operationsindikationen ähnlich zu Deutschland</w:t>
+        <w:t>Vergleichbare nationale Gesundheitsdatenstrukturen; kognitives Altern als Endpunkt relevant für deutsche Versorgung.</w:t>
       </w:r>
     </w:p>
     <w:p>
@@ -244,7 +244,7 @@
           <w:color w:val="5A7D3A"/>
           <w:sz w:val="18"/>
         </w:rPr>
-        <w:t>https://pubmed.ncbi.nlm.nih.gov/42723340/</w:t>
+        <w:t>https://pubmed.ncbi.nlm.nih.gov/42723149/</w:t>
       </w:r>
     </w:p>
     <w:p>
@@ -252,7 +252,7 @@
         <w:pStyle w:val="Heading2"/>
       </w:pPr>
       <w:r>
-        <w:t>Gebrechlichkeit am Lebensende: wer hat Anspruch auf assistierten Freitod?</w:t>
+        <w:t>Frailty und COPD: bidirektionale Beziehung im Kontext von Systemalterung und Trainingsresponse</w:t>
       </w:r>
     </w:p>
     <w:p>
@@ -262,12 +262,12 @@
           <w:color w:val="666666"/>
           <w:sz w:val="18"/>
         </w:rPr>
-        <w:t>Squeri T et al.  ·  Age Ageing  ·  04.09.2026  ·  PMID 42709408</w:t>
+        <w:t>Maniscalco M et al.  ·  Eur Respir Rev  ·  09.09.2026  ·  PMID 42716547</w:t>
       </w:r>
     </w:p>
     <w:p>
       <w:r>
-        <w:t>Vergleichende Analyse der Häufigkeit und rechtlichen Zulässigkeit von Gebrechlichkeit (Frailty) als Indikation für assistierten Freitod in Jurisdiktionen mit reguliertem Zugang.</w:t>
+        <w:t>Narrative Übersichtsarbeit zu biologischen und klinischen Verbindungen von COPD, Frailty und körperlicher Aktivität unter Anwendung von Geroscience-Prinzipien.</w:t>
       </w:r>
     </w:p>
     <w:p>
@@ -278,7 +278,7 @@
         <w:t xml:space="preserve">Ergebnis: </w:t>
       </w:r>
       <w:r>
-        <w:t>Nur Kanada und Niederlande berichten die Häufigkeit: 9,07% der Freitode in Kanada 2023 waren mit Gebrechlichkeit assoziiert (als Hauptdiagnose oder Komorbidität), in den Niederlanden 3,85% mit multiplen geriatrischen Syndromen. 11 Jurisdiktionen: Gebrechlichkeit wahrscheinlich nicht zulässig; 6: schwere Gebrechlichkeit erfüllt Kriterien; 14: unklar. Erhebliches Reporting-Defizit und regulatorische Mehrdeutigkeit.</w:t>
+        <w:t>Gemeinsame biologische Mechanismen: chronische Entzündung, oxidativer Stress, Mitochondriendysfunktion, Muskelatrophie. Kombiniertes aerobes, Widerstands- und Balance-Training zeigt stärkste Evidenz zur Verbesserung von Funktionsstatus und Lebensqualität bei frail-COPD. Exercise induziert Hormeseeffekte: gesteigerte Mitochondriogenese, verbessertes Redox-Balance, Upregulation von antioxidativen Wegen und Zellreparaturmechanismen.</w:t>
       </w:r>
     </w:p>
     <w:p>
@@ -293,7 +293,7 @@
         <w:rPr>
           <w:sz w:val="19"/>
         </w:rPr>
-        <w:t>Internationale Perspektive, begrenzte Relevanz für deutsches Recht</w:t>
+        <w:t>Geroscience-Rahmen auf deutsche COPD-Versorgung und Rehabilitation übertragbar.</w:t>
       </w:r>
     </w:p>
     <w:p>
@@ -302,7 +302,7 @@
           <w:color w:val="5A7D3A"/>
           <w:sz w:val="18"/>
         </w:rPr>
-        <w:t>https://pubmed.ncbi.nlm.nih.gov/42709408/</w:t>
+        <w:t>https://pubmed.ncbi.nlm.nih.gov/42716547/</w:t>
       </w:r>
     </w:p>
     <w:p>
@@ -310,7 +310,7 @@
         <w:pStyle w:val="Heading2"/>
       </w:pPr>
       <w:r>
-        <w:t>Kognitive Alterung als sozial strukturierter Prozess: Lebenskurs, Ungleichheit und institutionelle Kontexte</w:t>
+        <w:t>Normaler altersgerechter Rückgang der Vitalkapazität: systematische Analyse und Metaanalyse</w:t>
       </w:r>
     </w:p>
     <w:p>
@@ -320,12 +320,12 @@
           <w:color w:val="666666"/>
           <w:sz w:val="18"/>
         </w:rPr>
-        <w:t>Bertogg A et al.  ·  Soc Sci Med  ·  01.08.2026  ·  PMID 42561791</w:t>
+        <w:t>Satia I et al.  ·  Eur Respir Rev  ·  09.09.2026  ·  PMID 42716546</w:t>
       </w:r>
     </w:p>
     <w:p>
       <w:r>
-        <w:t>Editorial zu Spezialausgabe, die kognitives Altern als von Lebenslauf, sozialen Ungleichheiten und Institutionen geprägte Prozesse konzeptualisiert; Synthese länderübergreifender Studien aus Europa, Nordamerika, Lateinamerika und Asien.</w:t>
+        <w:t>Systematische Übersichtsarbeit und Metaanalyse von 35 Kohorten mit über 365.000 Teilnehmern zu altersbezogenen Veränderungen der Vitalkapazität (FVC) bei Personen ohne Lungenerkrankung über bis zu 35 Jahre Follow-up.</w:t>
       </w:r>
     </w:p>
     <w:p>
@@ -336,7 +336,7 @@
         <w:t xml:space="preserve">Ergebnis: </w:t>
       </w:r>
       <w:r>
-        <w:t>Längsschnittstudien, Register, qualitative Interviews und ethnographische Arbeiten dokumentieren bleibende Einflüsse von Kindheitsbedingungen, Bildung, Berufslaufbahn, Familie, sozialer Partizipation, Nachbarschaft und Wohlfahrtsregimen auf späte kognitive Leistung. Ungleichheiten nach Geschlecht, Ethnie, Migrationshintergrund und Ort prägen kognitives Altern über die Lebensspanne. Infrastruktur, Gesundheitssysteme und politisch-ökonomische Veränderungen beeinflussen kognitive Reserven.</w:t>
+        <w:t>FVC erreicht Spitzenwert Mitte 20er, sinkt kontinuierlich linear ab ohne Plateau. Bei Frauen Abfall von ca. 26 mL/Jahr, bei Männern biphasisch: ca. 22 mL/Jahr vor 40 Jahren, dann ca. 36 mL/Jahr. Durchschnittlicher altersgerechter Rückgang 20–30 mL pro Jahr. Diese normativen Trajektorien sind essentiell zur Differenzierung gesunden Alterns von pathologischem Rückgang.</w:t>
       </w:r>
     </w:p>
     <w:p>
@@ -351,7 +351,7 @@
         <w:rPr>
           <w:sz w:val="19"/>
         </w:rPr>
-        <w:t>Europäische und deutschsprachige Beiträge, vergleichbare Wohlfahrtssysteme</w:t>
+        <w:t>Deutschland und europäische Spirometriestandards; Benchmark ist grundlegend für klinische Interpretation.</w:t>
       </w:r>
     </w:p>
     <w:p>
@@ -360,7 +360,7 @@
           <w:color w:val="5A7D3A"/>
           <w:sz w:val="18"/>
         </w:rPr>
-        <w:t>https://pubmed.ncbi.nlm.nih.gov/42561791/</w:t>
+        <w:t>https://pubmed.ncbi.nlm.nih.gov/42716546/</w:t>
       </w:r>
     </w:p>
     <w:p>
@@ -368,7 +368,7 @@
         <w:pStyle w:val="Heading2"/>
       </w:pPr>
       <w:r>
-        <w:t>Berufswahl Geriatrie: persönliche Zuneigung und Spezialisierungsanreize bei Medizinern</w:t>
+        <w:t>Netzwerk-Analyse der Lebensqualität bei älteren Koreanern: Depression dominiert das frail-Netzwerk</w:t>
       </w:r>
     </w:p>
     <w:p>
@@ -378,12 +378,12 @@
           <w:color w:val="666666"/>
           <w:sz w:val="18"/>
         </w:rPr>
-        <w:t>Martín ML et al.  ·  Eur Geriatr Med  ·  11.07.2026  ·  PMID 42435263</w:t>
+        <w:t>Kim S et al.  ·  Geriatr Gerontol Int  ·  Sept. 2026  ·  PMID 42716517</w:t>
       </w:r>
     </w:p>
     <w:p>
       <w:r>
-        <w:t>Qualitative Befragung (N=129) spanischer Medizinresidenten zu Faktoren, die die Wahl der Geriatrie beeinflussen, und Einfluss geriatrischer Schulung während des Studiums.</w:t>
+        <w:t>Netzwerk-Analyse an 1.311 älteren Koreanern (≥65 Jahre) zur Struktur der gesundheitsbezogenen Lebensqualität (HRQoL) im Vergleich zwischen frail und non-frail-Gruppen.</w:t>
       </w:r>
     </w:p>
     <w:p>
@@ -394,7 +394,7 @@
         <w:t xml:space="preserve">Ergebnis: </w:t>
       </w:r>
       <w:r>
-        <w:t>89% bereits mit Fachgebiet vertraut; 46% hatten theoretische und praktische geriatrische Schulung während des Studiums erhalten. Häufigste Faktoren: Affinität zu älteren Menschen (95%), Patientenkommunikation und Familie (90%), multidisziplinäres Arbeiten (86%), klinische Komplexität (84%), Multimorbidität (82%). Mit vollständiger geriatrischer Schulung 75% vs. 54% (p=0,02) erwogen Geriatrie als Fachgebiet; klinische Komplexität war signifikant wichtiger unter denen mit vollständiger Schulung (92% vs. 77%, p=0,027).</w:t>
+        <w:t>Bei frail-Gruppe war Depression-Glück die stärkste Assoziation mit hoher Zentralität bei Arbeit, Depression, Glück und Schlaf. Bei non-frail-Gruppe dominierten physikalisch-soziale Domänen (Treppensteigen-Schmerz stärkster Link, zentral: Arbeit, Treppensteigen, Schmerz). Arbeit zeigte konsistent hohe Zentralität in beiden Gruppen, was Rollenpartizipation als Hebel für HRQoL-Verbesserung unterstreicht.</w:t>
       </w:r>
     </w:p>
     <w:p>
@@ -409,7 +409,7 @@
         <w:rPr>
           <w:sz w:val="19"/>
         </w:rPr>
-        <w:t>Spanien, europäische Gesundheitspolitik, Ärztenachwuchs vergleichbar</w:t>
+        <w:t>Strukturelle Vergleichbarkeit der Frailty-Definitionen mit europäischen Standards gegeben.</w:t>
       </w:r>
     </w:p>
     <w:p>
@@ -418,7 +418,65 @@
           <w:color w:val="5A7D3A"/>
           <w:sz w:val="18"/>
         </w:rPr>
-        <w:t>https://pubmed.ncbi.nlm.nih.gov/42435263/</w:t>
+        <w:t>https://pubmed.ncbi.nlm.nih.gov/42716517/</w:t>
+      </w:r>
+    </w:p>
+    <w:p>
+      <w:pPr>
+        <w:pStyle w:val="Heading2"/>
+      </w:pPr>
+      <w:r>
+        <w:t>Hereditäre hämorrhagische Teleangiektasie reduziert die Lebenserwartung um 7,5 Jahre</w:t>
+      </w:r>
+    </w:p>
+    <w:p>
+      <w:r>
+        <w:rPr>
+          <w:i/>
+          <w:color w:val="666666"/>
+          <w:sz w:val="18"/>
+        </w:rPr>
+        <w:t>Emanuelsson CA et al.  ·  J Intern Med  ·  06.07.2026  ·  PMID 42410718</w:t>
+      </w:r>
+    </w:p>
+    <w:p>
+      <w:r>
+        <w:t>Schwedische populationsbasierte Registerstudie mit 393 HHT-Patienten und 1.965 alters- und geschlechtsgematchten Kontrollen zur Mortalität und Todesursachen über 17 Jahre Nachbeobachtung (2001–2018).</w:t>
+      </w:r>
+    </w:p>
+    <w:p>
+      <w:r>
+        <w:rPr>
+          <w:b/>
+        </w:rPr>
+        <w:t xml:space="preserve">Ergebnis: </w:t>
+      </w:r>
+      <w:r>
+        <w:t>Lebenserwartung nach 30 Jahren bei HHT: 73,0 Jahre (68,0–77,2) vs. 80,5 Jahre (79,1–82,0) bei Kontrollen; Differenz 7,5 Jahre. Häufigere Todesursachen bei HHT: ischämische Herzerkrankung, arterielle Erkrankungen und Leberkrankheiten signifikant erhöht. HHT-Prävalenz: 9,3 pro 100.000 über 12 Jahre; mögliche Unterdiagnose bei milderen Symptomen.</w:t>
+      </w:r>
+    </w:p>
+    <w:p>
+      <w:r>
+        <w:rPr>
+          <w:b/>
+          <w:sz w:val="19"/>
+        </w:rPr>
+        <w:t xml:space="preserve">Übertragbarkeit: </w:t>
+      </w:r>
+      <w:r>
+        <w:rPr>
+          <w:sz w:val="19"/>
+        </w:rPr>
+        <w:t>Skandinavisches Register mit Deutschland vergleichbar; Versorgungsplanning für rare diseases relevant.</w:t>
+      </w:r>
+    </w:p>
+    <w:p>
+      <w:r>
+        <w:rPr>
+          <w:color w:val="5A7D3A"/>
+          <w:sz w:val="18"/>
+        </w:rPr>
+        <w:t>https://pubmed.ncbi.nlm.nih.gov/42410718/</w:t>
       </w:r>
     </w:p>
     <w:sectPr>

--- a/download/studien-aktuell.docx
+++ b/download/studien-aktuell.docx
@@ -62,7 +62,7 @@
           <w:color w:val="666666"/>
           <w:sz w:val="18"/>
         </w:rPr>
-        <w:t>Stand: 13.09.2026  |  7 Studien  |  longevity.m-vf.de</w:t>
+        <w:t>Stand: 14.09.2026  |  6 Studien  |  longevity.m-vf.de</w:t>
       </w:r>
     </w:p>
     <w:p>
@@ -70,7 +70,7 @@
         <w:pStyle w:val="Heading1"/>
       </w:pPr>
       <w:r>
-        <w:t>Aufgenommen am 13.09.2026</w:t>
+        <w:t>Aufgenommen am 14.09.2026</w:t>
       </w:r>
     </w:p>
     <w:p>
@@ -78,7 +78,7 @@
         <w:pStyle w:val="Heading2"/>
       </w:pPr>
       <w:r>
-        <w:t>Altern von Personen mit Typ-1-Diabetes: prospektive Kohorte zur funktionellen Fähigkeit</w:t>
+        <w:t>Umweltbelastung und Frailty bei älteren Menschen nach Trauma: WTC-Responder-Kohorte</w:t>
       </w:r>
     </w:p>
     <w:p>
@@ -88,12 +88,12 @@
           <w:color w:val="666666"/>
           <w:sz w:val="18"/>
         </w:rPr>
-        <w:t>Nicklén J et al.  ·  BMJ Open  ·  11.09.2026  ·  PMID 42731824</w:t>
+        <w:t>Krasnov H et al.  ·  Nat Commun  ·  11.09.2026  ·  PMID 42728266</w:t>
       </w:r>
     </w:p>
     <w:p>
       <w:r>
-        <w:t>Studienprotokoll für prospektive Kohortenstudie (FinnDiane LifeOne) mit mindestens 300 älteren Personen mit Typ-1-Diabetes (&gt;65 Jahre) und 100 gematchten Kontrollen zur Untersuchung der funktionellen Fähigkeit und gesunden Alterns über 5 Jahre mit geriatrischem Assessment.</w:t>
+        <w:t>Analysierte in Längsschnittkohort (18.734 WTC-Responder) den Zusammenhang zwischen städtischen Umweltexpositionen (Feinstaub, Temperatur, Grünflächen) und Frailty sowie psychiatrischen Symptomen, adjustiert für Traumaexposition.</w:t>
       </w:r>
     </w:p>
     <w:p>
@@ -104,7 +104,7 @@
         <w:t xml:space="preserve">Ergebnis: </w:t>
       </w:r>
       <w:r>
-        <w:t>Eingeschlossene Studien: ≥300 Patienten mit T1D, ≥100 Kontrollen, gematchte Vergleichgruppe. Umfassendes geriatrisches Assessment mit 5-jährlichen Intervallen. Fokus auf fünf Domänen der intrinsic capacity: Kognition, Vitalität, Sensomotorisch, Lokomotion, Psychologisch. Follow-up-Strukturen und Vergleichsdesign etabliert; endgültige Ergebnisse stehen aus.</w:t>
+        <w:t>Ein Dezil-Anstieg der Gesamt-Expositionsmischung assoziiert mit erhöhter Frailty (0,56%; 95%-KI: 0,14%-0,98%) und Post-Traumatic-Stress-Disorder-Scores (0,31%; 95%-KI: 0,07%-0,55%); Effekte stärker bei Responders mit höherer WTC-Exposition. Deutet auf biologische Langzeitvulnerabilität nach Trauma und Toxinexposition hin.</w:t>
       </w:r>
     </w:p>
     <w:p>
@@ -119,7 +119,7 @@
         <w:rPr>
           <w:sz w:val="19"/>
         </w:rPr>
-        <w:t>Skandinavisches Gesundheitssystem, prospektiv designt mit europäischen Standards; übertragbar auf Deutschland.</w:t>
+        <w:t>USA-Kohorte; Befunde zu Umwelteffekten auf Frailty übertragbar, aber langfristige Trauma-Exposition länderspezifisch</w:t>
       </w:r>
     </w:p>
     <w:p>
@@ -128,7 +128,7 @@
           <w:color w:val="5A7D3A"/>
           <w:sz w:val="18"/>
         </w:rPr>
-        <w:t>https://pubmed.ncbi.nlm.nih.gov/42731824/</w:t>
+        <w:t>https://pubmed.ncbi.nlm.nih.gov/42728266/</w:t>
       </w:r>
     </w:p>
     <w:p>
@@ -136,7 +136,7 @@
         <w:pStyle w:val="Heading2"/>
       </w:pPr>
       <w:r>
-        <w:t>Sitzzeit und Funktionsfähigkeit im Alter: Längere Sitzzeit reduziert Muskelmasse und ADL</w:t>
+        <w:t>Terpenoide und Seneszenz in Lungenkrebszellen: Versorgungsrelevanz begrenzt</w:t>
       </w:r>
     </w:p>
     <w:p>
@@ -146,12 +146,12 @@
           <w:color w:val="666666"/>
           <w:sz w:val="18"/>
         </w:rPr>
-        <w:t>Yoon TH et al.  ·  PeerJ  ·  08.09.2026  ·  PMID 42730319</w:t>
+        <w:t>Niharika K et al.  ·  Daru  ·  11.09.2026  ·  PMID 42726380</w:t>
       </w:r>
     </w:p>
     <w:p>
       <w:r>
-        <w:t>Querschnittstudie an 200 Älteren (65–96 Jahre) zur Assoziation von täglicher Sitzzeit (&lt;6, 6–8, &gt;8 h) mit Sarcopenia-Markern und funktioneller Unabhängigkeit in ADL und IADL.</w:t>
+        <w:t>Übersichtsarbeit zu 46 Terpenoiden mit Effekten auf Autophagie und zelluläre Seneszenz in Lungenkrebszellen in vitro (ohne In-vivo-Studien oder klinische Endpunkte).</w:t>
       </w:r>
     </w:p>
     <w:p>
@@ -162,7 +162,50 @@
         <w:t xml:space="preserve">Ergebnis: </w:t>
       </w:r>
       <w:r>
-        <w:t>Höhere Sitzzeit war negativ mit Appendicular Skeletal Muscle (β = −0,415; p &lt; 0,001), Wadenschritt (β = −0,442; p &lt; 0,001) und Griffstärke (β = −0,385; p &lt; 0,001) assoziiert und positiv mit 5-Stühle-Stand-Test (β = 0,465; p &lt; 0,001). Sitzzeit korrelierte negativ mit ADL-Summe (β = −0,308; p &lt; 0,001) und IADL-Summe (β = −0,410; p &lt; 0,001). Assoziationen blieben nach Altersadjustierung signifikant.</w:t>
+        <w:t>Terpenoide beeinflussen zentrale Signalweg-Knoten (AMPK, NF-κB, MAPK, PI3K/AKT/mTOR, ROS, p53); begrenzte klinische Translation durch schlechte Löslichkeit und Bioverfügbarkeit. Überblick ohne Angabe von Effektgrößen oder klinischen Ergebnissen - ausgeschlossen da keine gemessenen Endpunkte beim Menschen.</w:t>
+      </w:r>
+    </w:p>
+    <w:p>
+      <w:r>
+        <w:rPr>
+          <w:color w:val="5A7D3A"/>
+          <w:sz w:val="18"/>
+        </w:rPr>
+        <w:t>https://pubmed.ncbi.nlm.nih.gov/42726380/</w:t>
+      </w:r>
+    </w:p>
+    <w:p>
+      <w:pPr>
+        <w:pStyle w:val="Heading2"/>
+      </w:pPr>
+      <w:r>
+        <w:t>Muskelkraft und Mortalität im Alter: Versorgungsepidemiologie und Prävention</w:t>
+      </w:r>
+    </w:p>
+    <w:p>
+      <w:r>
+        <w:rPr>
+          <w:i/>
+          <w:color w:val="666666"/>
+          <w:sz w:val="18"/>
+        </w:rPr>
+        <w:t>Puelles-Diaz A  ·  Front Public Health  ·  27.08.2026  ·  PMID 42724145</w:t>
+      </w:r>
+    </w:p>
+    <w:p>
+      <w:r>
+        <w:t>Analysierte Evidenz zur Muskelgesundheit (Kraft, Masse, Funktion) als eigenständiges Versorgungsziel in der Altersmedizin und entwickelte einen Implementierungsrahmen für Primary-Care-Assessment und Resistenztraining.</w:t>
+      </w:r>
+    </w:p>
+    <w:p>
+      <w:r>
+        <w:rPr>
+          <w:b/>
+        </w:rPr>
+        <w:t xml:space="preserve">Ergebnis: </w:t>
+      </w:r>
+      <w:r>
+        <w:t>Muskelkraft sagt Mortalität voraus, unabhängig von körperlicher Aktivität; Randomisierte Studien mit bis zu 36 Monaten Nachverfolgung zeigen größere Nutzen durch Widerstands- und multimodale Trainingsprogramme (speziell bei Personen mit funktioneller Beeinträchtigung). Identifizierte drei Versorgungslücken: begrenzte Assessment-Nutzung in der Primärversorgung, fragmentierte Prävention mit Unterbewertung von Resistenztraining, fehlende funktionale Kapazität in globalen NCD-Rahmen.</w:t>
       </w:r>
     </w:p>
     <w:p>
@@ -177,7 +220,7 @@
         <w:rPr>
           <w:sz w:val="19"/>
         </w:rPr>
-        <w:t>Prävention durch Reduktion von Sitzzeit ist in allen europäischen Kontexten implementierbar.</w:t>
+        <w:t>Internationale Evidenz aus Japan, Europa, Nordamerika und Brasilien mit direktem deutschem Versorgungsbezug</w:t>
       </w:r>
     </w:p>
     <w:p>
@@ -186,7 +229,7 @@
           <w:color w:val="5A7D3A"/>
           <w:sz w:val="18"/>
         </w:rPr>
-        <w:t>https://pubmed.ncbi.nlm.nih.gov/42730319/</w:t>
+        <w:t>https://pubmed.ncbi.nlm.nih.gov/42724145/</w:t>
       </w:r>
     </w:p>
     <w:p>
@@ -194,7 +237,7 @@
         <w:pStyle w:val="Heading2"/>
       </w:pPr>
       <w:r>
-        <w:t>Frailty und kognitives Altern: Assoziationen mit ungünstigeren kognitiven Verlaufsmustern</w:t>
+        <w:t>Transitions-Care-Programm in Australien: Effektivität und Kosten 2006-2024</w:t>
       </w:r>
     </w:p>
     <w:p>
@@ -204,12 +247,12 @@
           <w:color w:val="666666"/>
           <w:sz w:val="18"/>
         </w:rPr>
-        <w:t>Wang X et al.  ·  Alzheimers Dement  ·  Sept. 2026  ·  PMID 42723149</w:t>
+        <w:t>Reid N et al.  ·  Australas J Ageing  ·  Sept. 2026  ·  PMID 42712137</w:t>
       </w:r>
     </w:p>
     <w:p>
       <w:r>
-        <w:t>Längsschnittstudie an 19.586 Personen aus drei nationalen Kohorten (China, England, USA) zur Assoziation von Frailty-Status und kognitiver Veränderung über Zeit.</w:t>
+        <w:t>Analysierte 18 Jahre öffentlicher Daten zum australischen Kurz-Rehabilitations-Programm nach Klinikaufenthalt (Demografie, Inanspruchnahme, Kosten, funktioneller Status mit Modified-Barthel-Index).</w:t>
       </w:r>
     </w:p>
     <w:p>
@@ -220,7 +263,7 @@
         <w:t xml:space="preserve">Ergebnis: </w:t>
       </w:r>
       <w:r>
-        <w:t>Baseline-Frailty war mit stärkerem jährlichen kognitiven Rückgang assoziiert (β = −0,023 SD/Jahr; p &lt; 0,001). Verschlechterung von robust zu pre-frail oder frail war mit mehr negativem Rückgang verbunden (β = −0,025 SD/Jahr). In trajektoriengestützen Analysen zeigten Baseline-Frailty, höhere mittlere Frailty-Last und Frailty-Verschlechterung Assoziationen mit weniger günstigen kognitiven Verläufen. Frailty-Verbesserung war direktional mit günstigeren Gruppen assoziiert.</w:t>
+        <w:t>351.981 Klienten über Studienzeitraum; Fallzahlen pro anno +143% (2006-2007 bis 2016-2017), dann Rückgang auf 14.388 (2022-2023). Verweildauer +60% (48 auf 77 Tage), Durchschnittskosten pro Episode +261% (A$9.996 auf A$36.093), jedoch minimale Änderung in Ein- (69,7-72,1) oder Austritts-MBI (79,5-83). Weniger Menschen erhalten Zugang trotz wachsender Bevölkerung und steigender zugeteilter Plätze.</w:t>
       </w:r>
     </w:p>
     <w:p>
@@ -235,7 +278,7 @@
         <w:rPr>
           <w:sz w:val="19"/>
         </w:rPr>
-        <w:t>Vergleichbare nationale Gesundheitsdatenstrukturen; kognitives Altern als Endpunkt relevant für deutsche Versorgung.</w:t>
+        <w:t>Australien, ähnliche Versorgungsstrukturen und Finanzierung wie europäische Sozialsysteme</w:t>
       </w:r>
     </w:p>
     <w:p>
@@ -244,7 +287,7 @@
           <w:color w:val="5A7D3A"/>
           <w:sz w:val="18"/>
         </w:rPr>
-        <w:t>https://pubmed.ncbi.nlm.nih.gov/42723149/</w:t>
+        <w:t>https://pubmed.ncbi.nlm.nih.gov/42712137/</w:t>
       </w:r>
     </w:p>
     <w:p>
@@ -252,7 +295,7 @@
         <w:pStyle w:val="Heading2"/>
       </w:pPr>
       <w:r>
-        <w:t>Frailty und COPD: bidirektionale Beziehung im Kontext von Systemalterung und Trainingsresponse</w:t>
+        <w:t>Wohlbefinden und Kognitives Reserve in spanischer Alterskohorte: Freizeit und psychische Gesundheit</w:t>
       </w:r>
     </w:p>
     <w:p>
@@ -262,12 +305,12 @@
           <w:color w:val="666666"/>
           <w:sz w:val="18"/>
         </w:rPr>
-        <w:t>Maniscalco M et al.  ·  Eur Respir Rev  ·  09.09.2026  ·  PMID 42716547</w:t>
+        <w:t>Bodner E et al.  ·  J Cross Cult Gerontol  ·  08.09.2026  ·  PMID 42709276</w:t>
       </w:r>
     </w:p>
     <w:p>
       <w:r>
-        <w:t>Narrative Übersichtsarbeit zu biologischen und klinischen Verbindungen von COPD, Frailty und körperlicher Aktivität unter Anwendung von Geroscience-Prinzipien.</w:t>
+        <w:t>Untersuchte Assoziationen zwischen Freizeit-aktivitäten, kognitiver Reservefähigkeit und psychologischem Wohlbefinden bei älteren Spaniern im Wohngebiet (Gedächtnisleistung, Aufmerksamkeit, Depression, Angst, Lebenszufriedenheit, Einsamkeit).</w:t>
       </w:r>
     </w:p>
     <w:p>
@@ -278,7 +321,7 @@
         <w:t xml:space="preserve">Ergebnis: </w:t>
       </w:r>
       <w:r>
-        <w:t>Gemeinsame biologische Mechanismen: chronische Entzündung, oxidativer Stress, Mitochondriendysfunktion, Muskelatrophie. Kombiniertes aerobes, Widerstands- und Balance-Training zeigt stärkste Evidenz zur Verbesserung von Funktionsstatus und Lebensqualität bei frail-COPD. Exercise induziert Hormeseeffekte: gesteigerte Mitochondriogenese, verbessertes Redox-Balance, Upregulation von antioxidativen Wegen und Zellreparaturmechanismen.</w:t>
+        <w:t>Höhere Cognitive-Reserve-Scores assoziiert mit niedrigerem wahrgenommenem Stress (bei Männern) und besserer Aufmerksamkeitsleistung; Geschlechtsspezifische Unterschiede in der Assoziation zwischen Freizeitaktivitäten und Stresswahrnehmung (Frauen zeigten keine signifikanten Zusammenhänge). Erklärt potenzielle Mechanismen zwischen kognitiver Reservefähigkeit und psychologischem Wohlbefinden im Alter.</w:t>
       </w:r>
     </w:p>
     <w:p>
@@ -293,7 +336,7 @@
         <w:rPr>
           <w:sz w:val="19"/>
         </w:rPr>
-        <w:t>Geroscience-Rahmen auf deutsche COPD-Versorgung und Rehabilitation übertragbar.</w:t>
+        <w:t>Spanische Allgemeinbevölkerung, vergleichbare europäische Gesundheitssysteme und Sozialstruktur</w:t>
       </w:r>
     </w:p>
     <w:p>
@@ -302,7 +345,7 @@
           <w:color w:val="5A7D3A"/>
           <w:sz w:val="18"/>
         </w:rPr>
-        <w:t>https://pubmed.ncbi.nlm.nih.gov/42716547/</w:t>
+        <w:t>https://pubmed.ncbi.nlm.nih.gov/42709276/</w:t>
       </w:r>
     </w:p>
     <w:p>
@@ -310,7 +353,7 @@
         <w:pStyle w:val="Heading2"/>
       </w:pPr>
       <w:r>
-        <w:t>Normaler altersgerechter Rückgang der Vitalkapazität: systematische Analyse und Metaanalyse</w:t>
+        <w:t>Healthspan-Strategien im italienischen Gesundheitssystem: Rahmenbedingungen und Prioritäten</w:t>
       </w:r>
     </w:p>
     <w:p>
@@ -320,12 +363,12 @@
           <w:color w:val="666666"/>
           <w:sz w:val="18"/>
         </w:rPr>
-        <w:t>Satia I et al.  ·  Eur Respir Rev  ·  09.09.2026  ·  PMID 42716546</w:t>
+        <w:t>Marino N et al.  ·  Aging (Albany NY)  ·  16.07.2026  ·  PMID 42467494</w:t>
       </w:r>
     </w:p>
     <w:p>
       <w:r>
-        <w:t>Systematische Übersichtsarbeit und Metaanalyse von 35 Kohorten mit über 365.000 Teilnehmern zu altersbezogenen Veränderungen der Vitalkapazität (FVC) bei Personen ohne Lungenerkrankung über bis zu 35 Jahre Follow-up.</w:t>
+        <w:t>Position Paper zur Integration von Longevity Medicine (Prävention mit mehromischen Biomarkern und Risikoschichtung) in das italienische SSN vor dem Hintergrund von 24,1% der Bevölkerung ≥65 Jahre und einer Healthspan-Lücke von 15-16 Jahren.</w:t>
       </w:r>
     </w:p>
     <w:p>
@@ -336,7 +379,7 @@
         <w:t xml:space="preserve">Ergebnis: </w:t>
       </w:r>
       <w:r>
-        <w:t>FVC erreicht Spitzenwert Mitte 20er, sinkt kontinuierlich linear ab ohne Plateau. Bei Frauen Abfall von ca. 26 mL/Jahr, bei Männern biphasisch: ca. 22 mL/Jahr vor 40 Jahren, dann ca. 36 mL/Jahr. Durchschnittlicher altersgerechter Rückgang 20–30 mL pro Jahr. Diese normativen Trajektorien sind essentiell zur Differenzierung gesunden Alterns von pathologischem Rückgang.</w:t>
+        <w:t>Italien: höchster EU-Anteil Älterer (24,1%), median age 51 Jahre bis 2050 projiziert; Lebenserw. 85,4 (Frauen) / 81,4 (Männer) Jahre vs. gesunde Lebensjahre 69,6 / 68,5 (Lücke: 15-18 Jahre); Multimorbiditäts- und Behinderungsprävalenz &gt;60% bei ≥75-Jährigen. Empfiehlt fünf Investitionsprioritäten: validierte Biomarker biologisches Alter, digitale Plattformen, adaptive Studien, explainable-AI-Risikoschichtung, Lehrcurricula.</w:t>
       </w:r>
     </w:p>
     <w:p>
@@ -351,7 +394,7 @@
         <w:rPr>
           <w:sz w:val="19"/>
         </w:rPr>
-        <w:t>Deutschland und europäische Spirometriestandards; Benchmark ist grundlegend für klinische Interpretation.</w:t>
+        <w:t>Italien mit deutschsprachigem Raum vergleichbare Bevölkerungsstruktur und Sozialversicherung</w:t>
       </w:r>
     </w:p>
     <w:p>
@@ -360,123 +403,7 @@
           <w:color w:val="5A7D3A"/>
           <w:sz w:val="18"/>
         </w:rPr>
-        <w:t>https://pubmed.ncbi.nlm.nih.gov/42716546/</w:t>
-      </w:r>
-    </w:p>
-    <w:p>
-      <w:pPr>
-        <w:pStyle w:val="Heading2"/>
-      </w:pPr>
-      <w:r>
-        <w:t>Netzwerk-Analyse der Lebensqualität bei älteren Koreanern: Depression dominiert das frail-Netzwerk</w:t>
-      </w:r>
-    </w:p>
-    <w:p>
-      <w:r>
-        <w:rPr>
-          <w:i/>
-          <w:color w:val="666666"/>
-          <w:sz w:val="18"/>
-        </w:rPr>
-        <w:t>Kim S et al.  ·  Geriatr Gerontol Int  ·  Sept. 2026  ·  PMID 42716517</w:t>
-      </w:r>
-    </w:p>
-    <w:p>
-      <w:r>
-        <w:t>Netzwerk-Analyse an 1.311 älteren Koreanern (≥65 Jahre) zur Struktur der gesundheitsbezogenen Lebensqualität (HRQoL) im Vergleich zwischen frail und non-frail-Gruppen.</w:t>
-      </w:r>
-    </w:p>
-    <w:p>
-      <w:r>
-        <w:rPr>
-          <w:b/>
-        </w:rPr>
-        <w:t xml:space="preserve">Ergebnis: </w:t>
-      </w:r>
-      <w:r>
-        <w:t>Bei frail-Gruppe war Depression-Glück die stärkste Assoziation mit hoher Zentralität bei Arbeit, Depression, Glück und Schlaf. Bei non-frail-Gruppe dominierten physikalisch-soziale Domänen (Treppensteigen-Schmerz stärkster Link, zentral: Arbeit, Treppensteigen, Schmerz). Arbeit zeigte konsistent hohe Zentralität in beiden Gruppen, was Rollenpartizipation als Hebel für HRQoL-Verbesserung unterstreicht.</w:t>
-      </w:r>
-    </w:p>
-    <w:p>
-      <w:r>
-        <w:rPr>
-          <w:b/>
-          <w:sz w:val="19"/>
-        </w:rPr>
-        <w:t xml:space="preserve">Übertragbarkeit: </w:t>
-      </w:r>
-      <w:r>
-        <w:rPr>
-          <w:sz w:val="19"/>
-        </w:rPr>
-        <w:t>Strukturelle Vergleichbarkeit der Frailty-Definitionen mit europäischen Standards gegeben.</w:t>
-      </w:r>
-    </w:p>
-    <w:p>
-      <w:r>
-        <w:rPr>
-          <w:color w:val="5A7D3A"/>
-          <w:sz w:val="18"/>
-        </w:rPr>
-        <w:t>https://pubmed.ncbi.nlm.nih.gov/42716517/</w:t>
-      </w:r>
-    </w:p>
-    <w:p>
-      <w:pPr>
-        <w:pStyle w:val="Heading2"/>
-      </w:pPr>
-      <w:r>
-        <w:t>Hereditäre hämorrhagische Teleangiektasie reduziert die Lebenserwartung um 7,5 Jahre</w:t>
-      </w:r>
-    </w:p>
-    <w:p>
-      <w:r>
-        <w:rPr>
-          <w:i/>
-          <w:color w:val="666666"/>
-          <w:sz w:val="18"/>
-        </w:rPr>
-        <w:t>Emanuelsson CA et al.  ·  J Intern Med  ·  06.07.2026  ·  PMID 42410718</w:t>
-      </w:r>
-    </w:p>
-    <w:p>
-      <w:r>
-        <w:t>Schwedische populationsbasierte Registerstudie mit 393 HHT-Patienten und 1.965 alters- und geschlechtsgematchten Kontrollen zur Mortalität und Todesursachen über 17 Jahre Nachbeobachtung (2001–2018).</w:t>
-      </w:r>
-    </w:p>
-    <w:p>
-      <w:r>
-        <w:rPr>
-          <w:b/>
-        </w:rPr>
-        <w:t xml:space="preserve">Ergebnis: </w:t>
-      </w:r>
-      <w:r>
-        <w:t>Lebenserwartung nach 30 Jahren bei HHT: 73,0 Jahre (68,0–77,2) vs. 80,5 Jahre (79,1–82,0) bei Kontrollen; Differenz 7,5 Jahre. Häufigere Todesursachen bei HHT: ischämische Herzerkrankung, arterielle Erkrankungen und Leberkrankheiten signifikant erhöht. HHT-Prävalenz: 9,3 pro 100.000 über 12 Jahre; mögliche Unterdiagnose bei milderen Symptomen.</w:t>
-      </w:r>
-    </w:p>
-    <w:p>
-      <w:r>
-        <w:rPr>
-          <w:b/>
-          <w:sz w:val="19"/>
-        </w:rPr>
-        <w:t xml:space="preserve">Übertragbarkeit: </w:t>
-      </w:r>
-      <w:r>
-        <w:rPr>
-          <w:sz w:val="19"/>
-        </w:rPr>
-        <w:t>Skandinavisches Register mit Deutschland vergleichbar; Versorgungsplanning für rare diseases relevant.</w:t>
-      </w:r>
-    </w:p>
-    <w:p>
-      <w:r>
-        <w:rPr>
-          <w:color w:val="5A7D3A"/>
-          <w:sz w:val="18"/>
-        </w:rPr>
-        <w:t>https://pubmed.ncbi.nlm.nih.gov/42410718/</w:t>
+        <w:t>https://pubmed.ncbi.nlm.nih.gov/42467494/</w:t>
       </w:r>
     </w:p>
     <w:sectPr>

--- a/download/studien-aktuell.docx
+++ b/download/studien-aktuell.docx
@@ -62,7 +62,7 @@
           <w:color w:val="666666"/>
           <w:sz w:val="18"/>
         </w:rPr>
-        <w:t>Stand: 14.09.2026  |  6 Studien  |  longevity.m-vf.de</w:t>
+        <w:t>Stand: 15.09.2026  |  5 Studien  |  longevity.m-vf.de</w:t>
       </w:r>
     </w:p>
     <w:p>
@@ -70,7 +70,7 @@
         <w:pStyle w:val="Heading1"/>
       </w:pPr>
       <w:r>
-        <w:t>Aufgenommen am 14.09.2026</w:t>
+        <w:t>Aufgenommen am 15.09.2026</w:t>
       </w:r>
     </w:p>
     <w:p>
@@ -78,7 +78,7 @@
         <w:pStyle w:val="Heading2"/>
       </w:pPr>
       <w:r>
-        <w:t>Umweltbelastung und Frailty bei älteren Menschen nach Trauma: WTC-Responder-Kohorte</w:t>
+        <w:t>Loneliness und Benzodiazepine: Assoziationen bei älteren Kanadiern</w:t>
       </w:r>
     </w:p>
     <w:p>
@@ -88,12 +88,12 @@
           <w:color w:val="666666"/>
           <w:sz w:val="18"/>
         </w:rPr>
-        <w:t>Krasnov H et al.  ·  Nat Commun  ·  11.09.2026  ·  PMID 42728266</w:t>
+        <w:t>Watt JA et al.  ·  Age Ageing  ·  04.09.2026  ·  PMID 42735388</w:t>
       </w:r>
     </w:p>
     <w:p>
       <w:r>
-        <w:t>Analysierte in Längsschnittkohort (18.734 WTC-Responder) den Zusammenhang zwischen städtischen Umweltexpositionen (Feinstaub, Temperatur, Grünflächen) und Frailty sowie psychiatrischen Symptomen, adjustiert für Traumaexposition.</w:t>
+        <w:t>Querschnittsstudie mit prospektiver Kohortennachbeobachtung (kanadische Longitudinal Study on Aging) zum Zusammenhang zwischen Einsamkeit und neuem Medikamentengebrauch (Benzodiazepine, Opioide).</w:t>
       </w:r>
     </w:p>
     <w:p>
@@ -104,7 +104,7 @@
         <w:t xml:space="preserve">Ergebnis: </w:t>
       </w:r>
       <w:r>
-        <w:t>Ein Dezil-Anstieg der Gesamt-Expositionsmischung assoziiert mit erhöhter Frailty (0,56%; 95%-KI: 0,14%-0,98%) und Post-Traumatic-Stress-Disorder-Scores (0,31%; 95%-KI: 0,07%-0,55%); Effekte stärker bei Responders mit höherer WTC-Exposition. Deutet auf biologische Langzeitvulnerabilität nach Trauma und Toxinexposition hin.</w:t>
+        <w:t>Von 29.976 Teilnehmern waren 10,8% einsam. Einsame Teilnehmer hatten höhere Quote neuer Benzodiazepinnutzung (aOR 1,94, 95%-KI 1,47–2,57) und Opioidnutzung (aOR 1,43, 95%-KI 1,05–1,93) als nicht einsame. Einsamkeit blieb mit Benzodiazepinen assoziiert nach Adjustierung für Stimmungs- und Angststörungen. Multimodale Interventionen gegen Einsamkeit könnten Deprescribing unterstützen.</w:t>
       </w:r>
     </w:p>
     <w:p>
@@ -119,7 +119,7 @@
         <w:rPr>
           <w:sz w:val="19"/>
         </w:rPr>
-        <w:t>USA-Kohorte; Befunde zu Umwelteffekten auf Frailty übertragbar, aber langfristige Trauma-Exposition länderspezifisch</w:t>
+        <w:t>Kanada, vergleichbares Sozialversicherungssystem, hohe Relevanz für deutsche Versorgung</w:t>
       </w:r>
     </w:p>
     <w:p>
@@ -128,7 +128,7 @@
           <w:color w:val="5A7D3A"/>
           <w:sz w:val="18"/>
         </w:rPr>
-        <w:t>https://pubmed.ncbi.nlm.nih.gov/42728266/</w:t>
+        <w:t>https://pubmed.ncbi.nlm.nih.gov/42735388/</w:t>
       </w:r>
     </w:p>
     <w:p>
@@ -136,7 +136,7 @@
         <w:pStyle w:val="Heading2"/>
       </w:pPr>
       <w:r>
-        <w:t>Terpenoide und Seneszenz in Lungenkrebszellen: Versorgungsrelevanz begrenzt</w:t>
+        <w:t>Schweregrad der Frailty: Schwellen und minimale klinisch relevante Unterschiede</w:t>
       </w:r>
     </w:p>
     <w:p>
@@ -146,12 +146,12 @@
           <w:color w:val="666666"/>
           <w:sz w:val="18"/>
         </w:rPr>
-        <w:t>Niharika K et al.  ·  Daru  ·  11.09.2026  ·  PMID 42726380</w:t>
+        <w:t>Álvarez-Bustos A et al.  ·  Age Ageing  ·  04.09.2026  ·  PMID 42735387</w:t>
       </w:r>
     </w:p>
     <w:p>
       <w:r>
-        <w:t>Übersichtsarbeit zu 46 Terpenoiden mit Effekten auf Autophagie und zelluläre Seneszenz in Lungenkrebszellen in vitro (ohne In-vivo-Studien oder klinische Endpunkte).</w:t>
+        <w:t>Prospektive Kohortenstudie (n=1.811, Alter ≥65 Jahre) zur Validation der Frailty Trait Scale (FTS) mit Outcomes Behinderung, Hospitalisierung und Mortalität.</w:t>
       </w:r>
     </w:p>
     <w:p>
@@ -162,50 +162,7 @@
         <w:t xml:space="preserve">Ergebnis: </w:t>
       </w:r>
       <w:r>
-        <w:t>Terpenoide beeinflussen zentrale Signalweg-Knoten (AMPK, NF-κB, MAPK, PI3K/AKT/mTOR, ROS, p53); begrenzte klinische Translation durch schlechte Löslichkeit und Bioverfügbarkeit. Überblick ohne Angabe von Effektgrößen oder klinischen Ergebnissen - ausgeschlossen da keine gemessenen Endpunkte beim Menschen.</w:t>
-      </w:r>
-    </w:p>
-    <w:p>
-      <w:r>
-        <w:rPr>
-          <w:color w:val="5A7D3A"/>
-          <w:sz w:val="18"/>
-        </w:rPr>
-        <w:t>https://pubmed.ncbi.nlm.nih.gov/42726380/</w:t>
-      </w:r>
-    </w:p>
-    <w:p>
-      <w:pPr>
-        <w:pStyle w:val="Heading2"/>
-      </w:pPr>
-      <w:r>
-        <w:t>Muskelkraft und Mortalität im Alter: Versorgungsepidemiologie und Prävention</w:t>
-      </w:r>
-    </w:p>
-    <w:p>
-      <w:r>
-        <w:rPr>
-          <w:i/>
-          <w:color w:val="666666"/>
-          <w:sz w:val="18"/>
-        </w:rPr>
-        <w:t>Puelles-Diaz A  ·  Front Public Health  ·  27.08.2026  ·  PMID 42724145</w:t>
-      </w:r>
-    </w:p>
-    <w:p>
-      <w:r>
-        <w:t>Analysierte Evidenz zur Muskelgesundheit (Kraft, Masse, Funktion) als eigenständiges Versorgungsziel in der Altersmedizin und entwickelte einen Implementierungsrahmen für Primary-Care-Assessment und Resistenztraining.</w:t>
-      </w:r>
-    </w:p>
-    <w:p>
-      <w:r>
-        <w:rPr>
-          <w:b/>
-        </w:rPr>
-        <w:t xml:space="preserve">Ergebnis: </w:t>
-      </w:r>
-      <w:r>
-        <w:t>Muskelkraft sagt Mortalität voraus, unabhängig von körperlicher Aktivität; Randomisierte Studien mit bis zu 36 Monaten Nachverfolgung zeigen größere Nutzen durch Widerstands- und multimodale Trainingsprogramme (speziell bei Personen mit funktioneller Beeinträchtigung). Identifizierte drei Versorgungslücken: begrenzte Assessment-Nutzung in der Primärversorgung, fragmentierte Prävention mit Unterbewertung von Resistenztraining, fehlende funktionale Kapazität in globalen NCD-Rahmen.</w:t>
+        <w:t>Dosis-Wirkungs-Beziehung zwischen Frailty-Score und allen Outcomes mit unterschiedlichen Schwellen: Behinderungsrisiko ab 25/100 FTS, Hospitalisierung ab 40/100, Mortalität ab 50/100. Reductions in FTS-Scores ≥10,3 schützten vor Hospitalisierung (HR 0,74, 95%-KI 0,56–0,99) und ≥4,5 vor Mortalität (HR 0,65, 95%-KI 0,45–0,95). Tool überwindet Grenzen klassischer Assessment-Instrumente.</w:t>
       </w:r>
     </w:p>
     <w:p>
@@ -220,7 +177,7 @@
         <w:rPr>
           <w:sz w:val="19"/>
         </w:rPr>
-        <w:t>Internationale Evidenz aus Japan, Europa, Nordamerika und Brasilien mit direktem deutschem Versorgungsbezug</w:t>
+        <w:t>Spanien, vergleichbares europäisches Sozialversicherungssystem und Altersstruktur</w:t>
       </w:r>
     </w:p>
     <w:p>
@@ -229,7 +186,7 @@
           <w:color w:val="5A7D3A"/>
           <w:sz w:val="18"/>
         </w:rPr>
-        <w:t>https://pubmed.ncbi.nlm.nih.gov/42724145/</w:t>
+        <w:t>https://pubmed.ncbi.nlm.nih.gov/42735387/</w:t>
       </w:r>
     </w:p>
     <w:p>
@@ -237,7 +194,7 @@
         <w:pStyle w:val="Heading2"/>
       </w:pPr>
       <w:r>
-        <w:t>Transitions-Care-Programm in Australien: Effektivität und Kosten 2006-2024</w:t>
+        <w:t>Internet-Nutzung und kognitive Funktionsfähigkeit: Effekt bei älteren Erwachsenen während COVID-19</w:t>
       </w:r>
     </w:p>
     <w:p>
@@ -247,12 +204,12 @@
           <w:color w:val="666666"/>
           <w:sz w:val="18"/>
         </w:rPr>
-        <w:t>Reid N et al.  ·  Australas J Ageing  ·  Sept. 2026  ·  PMID 42712137</w:t>
+        <w:t>Xu J et al.  ·  Arch Clin Neuropsychol  ·  09.09.2026  ·  PMID 42734926</w:t>
       </w:r>
     </w:p>
     <w:p>
       <w:r>
-        <w:t>Analysierte 18 Jahre öffentlicher Daten zum australischen Kurz-Rehabilitations-Programm nach Klinikaufenthalt (Demografie, Inanspruchnahme, Kosten, funktioneller Status mit Modified-Barthel-Index).</w:t>
+        <w:t>Längsschnittstudie (China Health and Retirement Longitudinal Study, n=3.346 Baseline-Offline-Nutzer, davon 1.699 neue Internet-Adopter) zu kognitiven und depressiven Veränderungen nach Internetadoption.</w:t>
       </w:r>
     </w:p>
     <w:p>
@@ -263,7 +220,7 @@
         <w:t xml:space="preserve">Ergebnis: </w:t>
       </w:r>
       <w:r>
-        <w:t>351.981 Klienten über Studienzeitraum; Fallzahlen pro anno +143% (2006-2007 bis 2016-2017), dann Rückgang auf 14.388 (2022-2023). Verweildauer +60% (48 auf 77 Tage), Durchschnittskosten pro Episode +261% (A$9.996 auf A$36.093), jedoch minimale Änderung in Ein- (69,7-72,1) oder Austritts-MBI (79,5-83). Weniger Menschen erhalten Zugang trotz wachsender Bevölkerung und steigender zugeteilter Plätze.</w:t>
+        <w:t>Neue Internet-Adoption war assoziiert mit stärkerer Zunahme der kognitiven Funktion (10-Punkt MMSE-Score β=0,28, 95%-KI 0,11–0,44, p&lt;0,001) gegenüber konstanter Nicht-Nutzung. Effekt blieb in Sensitivitätsanalysen stabil. Keine signifikante Assoziation mit depressiven Symptomveränderungen (β=-0,18, p=0,40). Digital inclusion relevant für kognitive Gesundheit älterer Erwachsener.</w:t>
       </w:r>
     </w:p>
     <w:p>
@@ -278,7 +235,7 @@
         <w:rPr>
           <w:sz w:val="19"/>
         </w:rPr>
-        <w:t>Australien, ähnliche Versorgungsstrukturen und Finanzierung wie europäische Sozialsysteme</w:t>
+        <w:t>China, andere Altersstruktur und Digitalisierungskontext; kognitiver Effekt kulturunabhängig wahrscheinlich</w:t>
       </w:r>
     </w:p>
     <w:p>
@@ -287,7 +244,7 @@
           <w:color w:val="5A7D3A"/>
           <w:sz w:val="18"/>
         </w:rPr>
-        <w:t>https://pubmed.ncbi.nlm.nih.gov/42712137/</w:t>
+        <w:t>https://pubmed.ncbi.nlm.nih.gov/42734926/</w:t>
       </w:r>
     </w:p>
     <w:p>
@@ -295,7 +252,7 @@
         <w:pStyle w:val="Heading2"/>
       </w:pPr>
       <w:r>
-        <w:t>Wohlbefinden und Kognitives Reserve in spanischer Alterskohorte: Freizeit und psychische Gesundheit</w:t>
+        <w:t>Frailty-Konzept in der Patientenkommunikation: kreative Beteiligungsmethoden</w:t>
       </w:r>
     </w:p>
     <w:p>
@@ -305,12 +262,12 @@
           <w:color w:val="666666"/>
           <w:sz w:val="18"/>
         </w:rPr>
-        <w:t>Bodner E et al.  ·  J Cross Cult Gerontol  ·  08.09.2026  ·  PMID 42709276</w:t>
+        <w:t>Lammons W et al.  ·  Health Expect  ·  Okt. 2026  ·  PMID 42734162</w:t>
       </w:r>
     </w:p>
     <w:p>
       <w:r>
-        <w:t>Untersuchte Assoziationen zwischen Freizeit-aktivitäten, kognitiver Reservefähigkeit und psychologischem Wohlbefinden bei älteren Spaniern im Wohngebiet (Gedächtnisleistung, Aufmerksamkeit, Depression, Angst, Lebenszufriedenheit, Einsamkeit).</w:t>
+        <w:t>Qualitative Studie mit 3 kreativen Public-Involvement-Workshops (Gedichte, Quilting, n=22) zur Exploration von Patientenperspektiven auf Gebrechlichkeit und Patientenkommunikation.</w:t>
       </w:r>
     </w:p>
     <w:p>
@@ -321,7 +278,7 @@
         <w:t xml:space="preserve">Ergebnis: </w:t>
       </w:r>
       <w:r>
-        <w:t>Höhere Cognitive-Reserve-Scores assoziiert mit niedrigerem wahrgenommenem Stress (bei Männern) und besserer Aufmerksamkeitsleistung; Geschlechtsspezifische Unterschiede in der Assoziation zwischen Freizeitaktivitäten und Stresswahrnehmung (Frauen zeigten keine signifikanten Zusammenhänge). Erklärt potenzielle Mechanismen zwischen kognitiver Reservefähigkeit und psychologischem Wohlbefinden im Alter.</w:t>
+        <w:t>Partizipanten kritisierten Begriff 'Frailty' als stigmatisierend und ungenau; forderten personalisierte, erfahrungsorientierte Kommunikation. Themen: Schwierigkeiten mit Frailty-Begriff, Personalisierung in Patientengesprächsen, Zeitdruck im Gesundheitswesen. Kreative Methoden ermöglichten nicht-diskursiven Zugang zu kontroversen Konzepten, verbesserten Topic Guide und Datenanalyse der Forschung.</w:t>
       </w:r>
     </w:p>
     <w:p>
@@ -336,7 +293,7 @@
         <w:rPr>
           <w:sz w:val="19"/>
         </w:rPr>
-        <w:t>Spanische Allgemeinbevölkerung, vergleichbare europäische Gesundheitssysteme und Sozialstruktur</w:t>
+        <w:t>Großbritannien, NHS-System; patientenzentrierte Versorgungsfragen gelten länderübergreifend</w:t>
       </w:r>
     </w:p>
     <w:p>
@@ -345,7 +302,7 @@
           <w:color w:val="5A7D3A"/>
           <w:sz w:val="18"/>
         </w:rPr>
-        <w:t>https://pubmed.ncbi.nlm.nih.gov/42709276/</w:t>
+        <w:t>https://pubmed.ncbi.nlm.nih.gov/42734162/</w:t>
       </w:r>
     </w:p>
     <w:p>
@@ -353,7 +310,7 @@
         <w:pStyle w:val="Heading2"/>
       </w:pPr>
       <w:r>
-        <w:t>Healthspan-Strategien im italienischen Gesundheitssystem: Rahmenbedingungen und Prioritäten</w:t>
+        <w:t>Lebenserwartung USA 2024: Zuwächse nach Rückgang in Vorjahren</w:t>
       </w:r>
     </w:p>
     <w:p>
@@ -363,12 +320,12 @@
           <w:color w:val="666666"/>
           <w:sz w:val="18"/>
         </w:rPr>
-        <w:t>Marino N et al.  ·  Aging (Albany NY)  ·  16.07.2026  ·  PMID 42467494</w:t>
+        <w:t>Arias E et al.  ·  Natl Vital Stat Rep  ·  Aug. 2026  ·  PMID 42727234</w:t>
       </w:r>
     </w:p>
     <w:p>
       <w:r>
-        <w:t>Position Paper zur Integration von Longevity Medicine (Prävention mit mehromischen Biomarkern und Risikoschichtung) in das italienische SSN vor dem Hintergrund von 24,1% der Bevölkerung ≥65 Jahre und einer Healthspan-Lücke von 15-16 Jahren.</w:t>
+        <w:t>Amtliche amerikanische Sterbetafel basierend auf 2024-Mortalitätsdaten; Gesamtpopulation und stratifiziert nach Ethnie, Rasse und Geschlecht.</w:t>
       </w:r>
     </w:p>
     <w:p>
@@ -379,7 +336,7 @@
         <w:t xml:space="preserve">Ergebnis: </w:t>
       </w:r>
       <w:r>
-        <w:t>Italien: höchster EU-Anteil Älterer (24,1%), median age 51 Jahre bis 2050 projiziert; Lebenserw. 85,4 (Frauen) / 81,4 (Männer) Jahre vs. gesunde Lebensjahre 69,6 / 68,5 (Lücke: 15-18 Jahre); Multimorbiditäts- und Behinderungsprävalenz &gt;60% bei ≥75-Jährigen. Empfiehlt fünf Investitionsprioritäten: validierte Biomarker biologisches Alter, digitale Plattformen, adaptive Studien, explainable-AI-Risikoschichtung, Lehrcurricula.</w:t>
+        <w:t>Gesamtlebenserwartung bei Geburt 79,0 Jahre (+0,6 vs. 2023). Männer +0,7 Jahre (75,8→76,5), Frauen +0,3 Jahre (81,1→81,4). Nach Ethnie: American Indian/Alaska Native +1,0 (70,1→71,1), Black +0,8 (74,0→74,8), Asian +0,6 (85,2→85,8), Hispanic +0,5 (81,3→81,8), White +0,5 (78,4→78,9). Fortsetzung des Wiederaufwärts-Trends nach COVID-19-Dip.</w:t>
       </w:r>
     </w:p>
     <w:p>
@@ -394,7 +351,7 @@
         <w:rPr>
           <w:sz w:val="19"/>
         </w:rPr>
-        <w:t>Italien mit deutschsprachigem Raum vergleichbare Bevölkerungsstruktur und Sozialversicherung</w:t>
+        <w:t>USA, grundlegend andere Finanzierungsstruktur des Gesundheitswesens; Trend-Aussage transnational relevant</w:t>
       </w:r>
     </w:p>
     <w:p>
@@ -403,7 +360,7 @@
           <w:color w:val="5A7D3A"/>
           <w:sz w:val="18"/>
         </w:rPr>
-        <w:t>https://pubmed.ncbi.nlm.nih.gov/42467494/</w:t>
+        <w:t>https://pubmed.ncbi.nlm.nih.gov/42727234/</w:t>
       </w:r>
     </w:p>
     <w:sectPr>

--- a/download/studien-aktuell.docx
+++ b/download/studien-aktuell.docx
@@ -62,7 +62,7 @@
           <w:color w:val="666666"/>
           <w:sz w:val="18"/>
         </w:rPr>
-        <w:t>Stand: 15.09.2026  |  5 Studien  |  longevity.m-vf.de</w:t>
+        <w:t>Stand: 16.09.2026  |  7 Studien  |  longevity.m-vf.de</w:t>
       </w:r>
     </w:p>
     <w:p>
@@ -70,7 +70,7 @@
         <w:pStyle w:val="Heading1"/>
       </w:pPr>
       <w:r>
-        <w:t>Aufgenommen am 15.09.2026</w:t>
+        <w:t>Aufgenommen am 16.09.2026</w:t>
       </w:r>
     </w:p>
     <w:p>
@@ -78,7 +78,7 @@
         <w:pStyle w:val="Heading2"/>
       </w:pPr>
       <w:r>
-        <w:t>Loneliness und Benzodiazepine: Assoziationen bei älteren Kanadiern</w:t>
+        <w:t>Orale Gebrechlichkeit beeinträchtigt Alltagsfähigkeit durch schlechte Ernährung – Ernährungsstatus vermittelt</w:t>
       </w:r>
     </w:p>
     <w:p>
@@ -88,12 +88,12 @@
           <w:color w:val="666666"/>
           <w:sz w:val="18"/>
         </w:rPr>
-        <w:t>Watt JA et al.  ·  Age Ageing  ·  04.09.2026  ·  PMID 42735388</w:t>
+        <w:t>Jiang W et al.  ·  Front Public Health  ·  31.08.2026  ·  PMID 42741152</w:t>
       </w:r>
     </w:p>
     <w:p>
       <w:r>
-        <w:t>Querschnittsstudie mit prospektiver Kohortennachbeobachtung (kanadische Longitudinal Study on Aging) zum Zusammenhang zwischen Einsamkeit und neuem Medikamentengebrauch (Benzodiazepine, Opioide).</w:t>
+        <w:t>Querschnittsstudie mit 401 älteren Chengdu-Bewohnern (≥60 Jahre): untersuchte, ob orale Frailty (Zahnprobleme, Kaustörungen) die Alltagsfunktion beeinträchtigt und ob Malnutritionsrisiko diesen Zusammenhang mediert.</w:t>
       </w:r>
     </w:p>
     <w:p>
@@ -104,7 +104,7 @@
         <w:t xml:space="preserve">Ergebnis: </w:t>
       </w:r>
       <w:r>
-        <w:t>Von 29.976 Teilnehmern waren 10,8% einsam. Einsame Teilnehmer hatten höhere Quote neuer Benzodiazepinnutzung (aOR 1,94, 95%-KI 1,47–2,57) und Opioidnutzung (aOR 1,43, 95%-KI 1,05–1,93) als nicht einsame. Einsamkeit blieb mit Benzodiazepinen assoziiert nach Adjustierung für Stimmungs- und Angststörungen. Multimodale Interventionen gegen Einsamkeit könnten Deprescribing unterstützen.</w:t>
+        <w:t>Orale Frailty korrelierte mit schlecherer Ernährung (B=–0,116; p=0,001) und niedriger ADL-Fähigkeit (Barthel-Index). Der direkte Assoziationseffekt blieb signifikant (B=–2,261; p=0,012), die indirekte Assoziation über Ernährung war klein aber signifikant (indirekt=–0,363; 95%-Bootstrap: –0,798 bis –0,044). Orale Frailty liegt bei 40,9 % vor, Malnutritionsrisiko bei 12,0 %.</w:t>
       </w:r>
     </w:p>
     <w:p>
@@ -119,7 +119,7 @@
         <w:rPr>
           <w:sz w:val="19"/>
         </w:rPr>
-        <w:t>Kanada, vergleichbares Sozialversicherungssystem, hohe Relevanz für deutsche Versorgung</w:t>
+        <w:t>Chinesische Primärversorgung, Instrument ORALFRAIL übertragbar, Modell validierungsbedürftig für Deutschland</w:t>
       </w:r>
     </w:p>
     <w:p>
@@ -128,7 +128,7 @@
           <w:color w:val="5A7D3A"/>
           <w:sz w:val="18"/>
         </w:rPr>
-        <w:t>https://pubmed.ncbi.nlm.nih.gov/42735388/</w:t>
+        <w:t>https://pubmed.ncbi.nlm.nih.gov/42741152/</w:t>
       </w:r>
     </w:p>
     <w:p>
@@ -136,7 +136,7 @@
         <w:pStyle w:val="Heading2"/>
       </w:pPr>
       <w:r>
-        <w:t>Schweregrad der Frailty: Schwellen und minimale klinisch relevante Unterschiede</w:t>
+        <w:t>Kurzzeitliches Prehab-Training steigert präoperative Funktionsfähigkeit fragiler Prostatapatienten</w:t>
       </w:r>
     </w:p>
     <w:p>
@@ -146,12 +146,12 @@
           <w:color w:val="666666"/>
           <w:sz w:val="18"/>
         </w:rPr>
-        <w:t>Álvarez-Bustos A et al.  ·  Age Ageing  ·  04.09.2026  ·  PMID 42735387</w:t>
+        <w:t>Wang Z et al.  ·  BMC Geriatr  ·  24.07.2026  ·  PMID 42736541</w:t>
       </w:r>
     </w:p>
     <w:p>
       <w:r>
-        <w:t>Prospektive Kohortenstudie (n=1.811, Alter ≥65 Jahre) zur Validation der Frailty Trait Scale (FTS) mit Outcomes Behinderung, Hospitalisierung und Mortalität.</w:t>
+        <w:t>Randomisierte, verblindete Studie mit 80 älteren Männern (≥60 Jahre) mit Prostatakarzinom in prefrail/frail Zustand; geprüft, ob 12-tägiges Home-Prehabilitation (Bewegung, Ernährung, psychische Unterstützung) vor geplanter Prostatektomie die perioperative funktionelle Leistung verbessert.</w:t>
       </w:r>
     </w:p>
     <w:p>
@@ -162,7 +162,7 @@
         <w:t xml:space="preserve">Ergebnis: </w:t>
       </w:r>
       <w:r>
-        <w:t>Dosis-Wirkungs-Beziehung zwischen Frailty-Score und allen Outcomes mit unterschiedlichen Schwellen: Behinderungsrisiko ab 25/100 FTS, Hospitalisierung ab 40/100, Mortalität ab 50/100. Reductions in FTS-Scores ≥10,3 schützten vor Hospitalisierung (HR 0,74, 95%-KI 0,56–0,99) und ≥4,5 vor Mortalität (HR 0,65, 95%-KI 0,45–0,95). Tool überwindet Grenzen klassischer Assessment-Instrumente.</w:t>
+        <w:t>Prehab-Gruppe verbesserte 6-Minuten-Gehstrecke um 27,70±16,86 m vor OP, Kontrollgruppe nur um –3,12±3,62 m; Differenz 30,82 m (95%-KI 25,32–36,33; p&lt;0,001). Postoperativ schnellere Mobilisierung, schnellere Magen-Darm-Erholung, kürzere Krankenhausliegedauer. Keine interventionsbezogenen Nebenereignisse.</w:t>
       </w:r>
     </w:p>
     <w:p>
@@ -177,7 +177,7 @@
         <w:rPr>
           <w:sz w:val="19"/>
         </w:rPr>
-        <w:t>Spanien, vergleichbares europäisches Sozialversicherungssystem und Altersstruktur</w:t>
+        <w:t>Chinesische Klinikdaten, geriatrisches Prähabilitationskonzept übertragbar auf Deutschland</w:t>
       </w:r>
     </w:p>
     <w:p>
@@ -186,7 +186,7 @@
           <w:color w:val="5A7D3A"/>
           <w:sz w:val="18"/>
         </w:rPr>
-        <w:t>https://pubmed.ncbi.nlm.nih.gov/42735387/</w:t>
+        <w:t>https://pubmed.ncbi.nlm.nih.gov/42736541/</w:t>
       </w:r>
     </w:p>
     <w:p>
@@ -194,7 +194,7 @@
         <w:pStyle w:val="Heading2"/>
       </w:pPr>
       <w:r>
-        <w:t>Internet-Nutzung und kognitive Funktionsfähigkeit: Effekt bei älteren Erwachsenen während COVID-19</w:t>
+        <w:t>Automatisierter Frailty-Index aus Labortests (FI-Lab) validiert akutes Mortalitätsrisiko</w:t>
       </w:r>
     </w:p>
     <w:p>
@@ -204,12 +204,12 @@
           <w:color w:val="666666"/>
           <w:sz w:val="18"/>
         </w:rPr>
-        <w:t>Xu J et al.  ·  Arch Clin Neuropsychol  ·  09.09.2026  ·  PMID 42734926</w:t>
+        <w:t>Logan Ellis H et al.  ·  PLoS Med  ·  01.09.2026  ·  PMID 42678992</w:t>
       </w:r>
     </w:p>
     <w:p>
       <w:r>
-        <w:t>Längsschnittstudie (China Health and Retirement Longitudinal Study, n=3.346 Baseline-Offline-Nutzer, davon 1.699 neue Internet-Adopter) zu kognitiven und depressiven Veränderungen nach Internetadoption.</w:t>
+        <w:t>Retrospektive multizentrische Studie an drei Kohorten (Boston, London, UK Biobank; insgesamt 872.744 Patienten), die einen aus 20-40 Standardlabortests berechneten automatisierten Frailty-Index zur Vorhersage der 1-Jahres-Mortalität in der Notaufnahme und klinischen Routine erprobte.</w:t>
       </w:r>
     </w:p>
     <w:p>
@@ -220,7 +220,7 @@
         <w:t xml:space="preserve">Ergebnis: </w:t>
       </w:r>
       <w:r>
-        <w:t>Neue Internet-Adoption war assoziiert mit stärkerer Zunahme der kognitiven Funktion (10-Punkt MMSE-Score β=0,28, 95%-KI 0,11–0,44, p&lt;0,001) gegenüber konstanter Nicht-Nutzung. Effekt blieb in Sensitivitätsanalysen stabil. Keine signifikante Assoziation mit depressiven Symptomveränderungen (β=-0,18, p=0,40). Digital inclusion relevant für kognitive Gesundheit älterer Erwachsener.</w:t>
+        <w:t>Der FI-Lab zeigte Hazard Ratios für 1-Jahres-Mortalität von 2,04 (95%-KI [1,99–2,09]) in MIMIC-IV-ED, 2,55 (95%-KI [2,42–2,69]) in King's College Hospital und 1,87 (95%-KI [1,80–1,94]) in UK Biobank pro Standardabweichung Anstieg – und übertraf damit den National Early Warning Score 2. Die Unterscheidungsfähigkeit stabilisierte sich bei 20–40 Tests. Ein pragmatisches, ohne zusätzliche Messungen anwendbares Instrument.</w:t>
       </w:r>
     </w:p>
     <w:p>
@@ -235,7 +235,7 @@
         <w:rPr>
           <w:sz w:val="19"/>
         </w:rPr>
-        <w:t>China, andere Altersstruktur und Digitalisierungskontext; kognitiver Effekt kulturunabhängig wahrscheinlich</w:t>
+        <w:t>UK-Klinikdaten, Notaufnahme-Dokumentation übertragbar auf deutsche Krankenhaussysteme</w:t>
       </w:r>
     </w:p>
     <w:p>
@@ -244,7 +244,7 @@
           <w:color w:val="5A7D3A"/>
           <w:sz w:val="18"/>
         </w:rPr>
-        <w:t>https://pubmed.ncbi.nlm.nih.gov/42734926/</w:t>
+        <w:t>https://pubmed.ncbi.nlm.nih.gov/42678992/</w:t>
       </w:r>
     </w:p>
     <w:p>
@@ -252,7 +252,7 @@
         <w:pStyle w:val="Heading2"/>
       </w:pPr>
       <w:r>
-        <w:t>Frailty-Konzept in der Patientenkommunikation: kreative Beteiligungsmethoden</w:t>
+        <w:t>Intrinsic Capacity senkt kardiovaskuläres Risiko durch multidimensionale Funktionsmessung</w:t>
       </w:r>
     </w:p>
     <w:p>
@@ -262,12 +262,12 @@
           <w:color w:val="666666"/>
           <w:sz w:val="18"/>
         </w:rPr>
-        <w:t>Lammons W et al.  ·  Health Expect  ·  Okt. 2026  ·  PMID 42734162</w:t>
+        <w:t>Zhang Z et al.  ·  Maturitas  ·  15.08.2026  ·  PMID 42612584</w:t>
       </w:r>
     </w:p>
     <w:p>
       <w:r>
-        <w:t>Qualitative Studie mit 3 kreativen Public-Involvement-Workshops (Gedichte, Quilting, n=22) zur Exploration von Patientenperspektiven auf Gebrechlichkeit und Patientenkommunikation.</w:t>
+        <w:t>Gepoolte Analyse dreier Langzeitkohorten (China, England, USA; 13.807 Probanden) untersuchte, ob Beeinträchtigungen in Intrinsic Capacity (Kognition, Mobilität, Vitalität, psychische Funktion, Sinnesfunktion) unabhängig und gemeinsam mit Hypertonie das Herzinfarkt- und Schlaganfallrisiko vorhersagen.</w:t>
       </w:r>
     </w:p>
     <w:p>
@@ -278,7 +278,7 @@
         <w:t xml:space="preserve">Ergebnis: </w:t>
       </w:r>
       <w:r>
-        <w:t>Partizipanten kritisierten Begriff 'Frailty' als stigmatisierend und ungenau; forderten personalisierte, erfahrungsorientierte Kommunikation. Themen: Schwierigkeiten mit Frailty-Begriff, Personalisierung in Patientengesprächsen, Zeitdruck im Gesundheitswesen. Kreative Methoden ermöglichten nicht-diskursiven Zugang zu kontroversen Konzepten, verbesserten Topic Guide und Datenanalyse der Forschung.</w:t>
+        <w:t>Gegenüber intakter Kapazität und normalen Blutdruckwerten zeigten beeinträchtigte IC (HR 1,53; 95%-KI 1,34–1,74), Hypertonie allein (HR 1,68; 95%-KI 1,46–1,93) und beide kombiniert (HR 2,29; 95%-KI 2,02–2,59) erhöhte kardiovaskuläre Ereignisrisiken. Das Modell mit IC-Messung erhöhte die C-Index-Diskriminierung von 0,619 auf 0,649. Progressive Risikozunahme mit jeder zusätzlich beeinträchtigten IC-Domäne.</w:t>
       </w:r>
     </w:p>
     <w:p>
@@ -293,7 +293,7 @@
         <w:rPr>
           <w:sz w:val="19"/>
         </w:rPr>
-        <w:t>Großbritannien, NHS-System; patientenzentrierte Versorgungsfragen gelten länderübergreifend</w:t>
+        <w:t>Drei Kohorten auf vier Kontinenten, vergleichbare Outcomemessung, Übertragbarkeit hoch</w:t>
       </w:r>
     </w:p>
     <w:p>
@@ -302,7 +302,7 @@
           <w:color w:val="5A7D3A"/>
           <w:sz w:val="18"/>
         </w:rPr>
-        <w:t>https://pubmed.ncbi.nlm.nih.gov/42734162/</w:t>
+        <w:t>https://pubmed.ncbi.nlm.nih.gov/42612584/</w:t>
       </w:r>
     </w:p>
     <w:p>
@@ -310,7 +310,7 @@
         <w:pStyle w:val="Heading2"/>
       </w:pPr>
       <w:r>
-        <w:t>Lebenserwartung USA 2024: Zuwächse nach Rückgang in Vorjahren</w:t>
+        <w:t>Multidomain-Rehabilitation nach Herzinfarkt wirkt auch bei Frailty – Frailty sollte nicht abschrecken</w:t>
       </w:r>
     </w:p>
     <w:p>
@@ -320,12 +320,12 @@
           <w:color w:val="666666"/>
           <w:sz w:val="18"/>
         </w:rPr>
-        <w:t>Arias E et al.  ·  Natl Vital Stat Rep  ·  Aug. 2026  ·  PMID 42727234</w:t>
+        <w:t>Dal Passo B et al.  ·  Circ Popul Health Outcomes  ·  17.08.2026  ·  PMID 42605666</w:t>
       </w:r>
     </w:p>
     <w:p>
       <w:r>
-        <w:t>Amtliche amerikanische Sterbetafel basierend auf 2024-Mortalitätsdaten; Gesamtpopulation und stratifiziert nach Ethnie, Rasse und Geschlecht.</w:t>
+        <w:t>Prespecified-Subgruppen-Analyse der italienischen PIpELINe-RCT mit 512 Patienten ≥65 Jahren nach Myokardinfarkt; getestet, ob Gebrechlichkeit (Fried-Phänotyp) den Nutzen von multidomäner Rehabilitation (Bewegung, Ernährung, Psyche, Beckenbodentraining) mindert.</w:t>
       </w:r>
     </w:p>
     <w:p>
@@ -336,7 +336,7 @@
         <w:t xml:space="preserve">Ergebnis: </w:t>
       </w:r>
       <w:r>
-        <w:t>Gesamtlebenserwartung bei Geburt 79,0 Jahre (+0,6 vs. 2023). Männer +0,7 Jahre (75,8→76,5), Frauen +0,3 Jahre (81,1→81,4). Nach Ethnie: American Indian/Alaska Native +1,0 (70,1→71,1), Black +0,8 (74,0→74,8), Asian +0,6 (85,2→85,8), Hispanic +0,5 (81,3→81,8), White +0,5 (78,4→78,9). Fortsetzung des Wiederaufwärts-Trends nach COVID-19-Dip.</w:t>
+        <w:t>68,4 % (350 von 512) waren prefrail/frail; davon profitierten die 232 der Interventionsgruppe signifikant mit 43 % relativem Risikoreduktion (HR 0,57; 95%-KI 0,34–0,94; p=0,028) für die primäre Endpunkte (kardiovaskulärer Tod oder ungeplante Hospitalisierung). Kein signifikanter Interaktionseffekt: Frailty mindert den Rehabilitations-Nutzen nicht.</w:t>
       </w:r>
     </w:p>
     <w:p>
@@ -351,7 +351,7 @@
         <w:rPr>
           <w:sz w:val="19"/>
         </w:rPr>
-        <w:t>USA, grundlegend andere Finanzierungsstruktur des Gesundheitswesens; Trend-Aussage transnational relevant</w:t>
+        <w:t>Multizentrische italienische RCT, europäisches Setting, direkt auf deutsches Gesundheitswesen übertragbar</w:t>
       </w:r>
     </w:p>
     <w:p>
@@ -360,7 +360,123 @@
           <w:color w:val="5A7D3A"/>
           <w:sz w:val="18"/>
         </w:rPr>
-        <w:t>https://pubmed.ncbi.nlm.nih.gov/42727234/</w:t>
+        <w:t>https://pubmed.ncbi.nlm.nih.gov/42605666/</w:t>
+      </w:r>
+    </w:p>
+    <w:p>
+      <w:pPr>
+        <w:pStyle w:val="Heading2"/>
+      </w:pPr>
+      <w:r>
+        <w:t>Gebrechlichkeit steigert Demenzrisiko durch Entzündung, Stoffwechsel und vorzeigte Hirnalterung</w:t>
+      </w:r>
+    </w:p>
+    <w:p>
+      <w:r>
+        <w:rPr>
+          <w:i/>
+          <w:color w:val="666666"/>
+          <w:sz w:val="18"/>
+        </w:rPr>
+        <w:t>Chen W et al.  ·  J Nutr Health Aging  ·  10.07.2026  ·  PMID 42430904</w:t>
+      </w:r>
+    </w:p>
+    <w:p>
+      <w:r>
+        <w:t>Kohortenstudie mit 452.516 UK-Biobank-Probanden ohne Demenz-Baseline, Verfolgung 13,7 Jahre: untersucht, ob der Fried-Frailty-Phänotyp das Demenzrisiko steigert und welche Pfade (Entzündung, Stoffwechsel, Hirn-Age-Gap) diese Assoziation vermitteln.</w:t>
+      </w:r>
+    </w:p>
+    <w:p>
+      <w:r>
+        <w:rPr>
+          <w:b/>
+        </w:rPr>
+        <w:t xml:space="preserve">Ergebnis: </w:t>
+      </w:r>
+      <w:r>
+        <w:t>7.777 Demenzneuerkrankungen; Frailty erhöhte Risiko mit HR 2,21 (95%-KI 2,02–2,42). Mediation: Entzündungs-Score vermittelte 4 %, Stoffwechsel-Score 13 %, beschleunigtes Hirn-Alter (brain-age-gap) 20 % der Frailty-Demenz-Assoziation. Genetische Interaktion nachgewiesen (p=0,033).</w:t>
+      </w:r>
+    </w:p>
+    <w:p>
+      <w:r>
+        <w:rPr>
+          <w:b/>
+          <w:sz w:val="19"/>
+        </w:rPr>
+        <w:t xml:space="preserve">Übertragbarkeit: </w:t>
+      </w:r>
+      <w:r>
+        <w:rPr>
+          <w:sz w:val="19"/>
+        </w:rPr>
+        <w:t>UK Biobank, Bildgebung, Biomarker, Konzept der Frailty-Prävention gegen Demenz auf deutsches Gesundheitswesen übertragbar</w:t>
+      </w:r>
+    </w:p>
+    <w:p>
+      <w:r>
+        <w:rPr>
+          <w:color w:val="5A7D3A"/>
+          <w:sz w:val="18"/>
+        </w:rPr>
+        <w:t>https://pubmed.ncbi.nlm.nih.gov/42430904/</w:t>
+      </w:r>
+    </w:p>
+    <w:p>
+      <w:pPr>
+        <w:pStyle w:val="Heading2"/>
+      </w:pPr>
+      <w:r>
+        <w:t>Operative Belastung beschleunigt biologisches Altern, körperliche Aktivität puffert Effekt</w:t>
+      </w:r>
+    </w:p>
+    <w:p>
+      <w:r>
+        <w:rPr>
+          <w:i/>
+          <w:color w:val="666666"/>
+          <w:sz w:val="18"/>
+        </w:rPr>
+        <w:t>Wang X et al.  ·  J Nutr Health Aging  ·  09.07.2026  ·  PMID 42424841</w:t>
+      </w:r>
+    </w:p>
+    <w:p>
+      <w:r>
+        <w:t>Querschnittanalyse von 126.668 UK-Biobank-Probanden ≥60 Jahren mit Operationsgeschichte: geprüft, ob Anzahl, Häufigkeit und zeitliche Nähe von Operationen das biologische Alter (PhenoAge-Acceleration) steigern und ob sportliche Aktivität diesen Effekt abschwächt.</w:t>
+      </w:r>
+    </w:p>
+    <w:p>
+      <w:r>
+        <w:rPr>
+          <w:b/>
+        </w:rPr>
+        <w:t xml:space="preserve">Ergebnis: </w:t>
+      </w:r>
+      <w:r>
+        <w:t>≥4 Operationen assoziiert mit 0,14–0,39 Jahren PhenoAge-Acceleration. Operationen im Abstand ≤1 Jahr: +0,11 Jahre Beschleunigung. Operation ≤1 Jahr zurück: +0,35 Jahre Beschleunigung. Hohe körperliche Aktivität (≥600 MET-min/Woche) minderte diese Effekte deutlich; nur bei ≥5 Operationen blieb Beschleunigung signifikant.</w:t>
+      </w:r>
+    </w:p>
+    <w:p>
+      <w:r>
+        <w:rPr>
+          <w:b/>
+          <w:sz w:val="19"/>
+        </w:rPr>
+        <w:t xml:space="preserve">Übertragbarkeit: </w:t>
+      </w:r>
+      <w:r>
+        <w:rPr>
+          <w:sz w:val="19"/>
+        </w:rPr>
+        <w:t>UK Biobank, Operationsdaten und PhenoAge-Biomarker verfügbar, Aktivitätsbewertung übertragbar</w:t>
+      </w:r>
+    </w:p>
+    <w:p>
+      <w:r>
+        <w:rPr>
+          <w:color w:val="5A7D3A"/>
+          <w:sz w:val="18"/>
+        </w:rPr>
+        <w:t>https://pubmed.ncbi.nlm.nih.gov/42424841/</w:t>
       </w:r>
     </w:p>
     <w:sectPr>

--- a/download/studien-aktuell.docx
+++ b/download/studien-aktuell.docx
@@ -62,7 +62,7 @@
           <w:color w:val="666666"/>
           <w:sz w:val="18"/>
         </w:rPr>
-        <w:t>Stand: 16.09.2026  |  7 Studien  |  longevity.m-vf.de</w:t>
+        <w:t>Stand: 17.09.2026  |  6 Studien  |  longevity.m-vf.de</w:t>
       </w:r>
     </w:p>
     <w:p>
@@ -70,7 +70,7 @@
         <w:pStyle w:val="Heading1"/>
       </w:pPr>
       <w:r>
-        <w:t>Aufgenommen am 16.09.2026</w:t>
+        <w:t>Aufgenommen am 17.09.2026</w:t>
       </w:r>
     </w:p>
     <w:p>
@@ -78,7 +78,7 @@
         <w:pStyle w:val="Heading2"/>
       </w:pPr>
       <w:r>
-        <w:t>Orale Gebrechlichkeit beeinträchtigt Alltagsfähigkeit durch schlechte Ernährung – Ernährungsstatus vermittelt</w:t>
+        <w:t>Frailty-Index (mFI-5) vorhersagekräftig für Komplikationen nach Amputation</w:t>
       </w:r>
     </w:p>
     <w:p>
@@ -88,12 +88,12 @@
           <w:color w:val="666666"/>
           <w:sz w:val="18"/>
         </w:rPr>
-        <w:t>Jiang W et al.  ·  Front Public Health  ·  31.08.2026  ·  PMID 42741152</w:t>
+        <w:t>Ichikawa T et al.  ·  Eur J Orthop Surg Traumatol  ·  16.09.2026  ·  PMID 42747548</w:t>
       </w:r>
     </w:p>
     <w:p>
       <w:r>
-        <w:t>Querschnittsstudie mit 401 älteren Chengdu-Bewohnern (≥60 Jahre): untersuchte, ob orale Frailty (Zahnprobleme, Kaustörungen) die Alltagsfunktion beeinträchtigt und ob Malnutritionsrisiko diesen Zusammenhang mediert.</w:t>
+        <w:t>USA-Traumakohorte (n=1.122, ≥18 Jahre, offene Unterschenkelbrüche mit Amputation; 2017–2021) zur Prognose von 30-Tage-Komplikationen via 5-Item Modified Frailty Index.</w:t>
       </w:r>
     </w:p>
     <w:p>
@@ -104,7 +104,7 @@
         <w:t xml:space="preserve">Ergebnis: </w:t>
       </w:r>
       <w:r>
-        <w:t>Orale Frailty korrelierte mit schlecherer Ernährung (B=–0,116; p=0,001) und niedriger ADL-Fähigkeit (Barthel-Index). Der direkte Assoziationseffekt blieb signifikant (B=–2,261; p=0,012), die indirekte Assoziation über Ernährung war klein aber signifikant (indirekt=–0,363; 95%-Bootstrap: –0,798 bis –0,044). Orale Frailty liegt bei 40,9 % vor, Malnutritionsrisiko bei 12,0 %.</w:t>
+        <w:t>Pro Punkt mFI-5-Erhöhung: signifikant gestiegene Odds für Wundinfekt (OR 1,36), zerebrovaskuläres Ereignis (OR 2,93), Reintubation (OR 2,17), ICU-Aufnahme (OR 1,56) und Druckgeschwür (OR 1,68). mFI-5 unabhängiger Prädiktor nach Adjustierung für Alter, Geschlecht, ISS und andere Faktoren. Routinescreening empfohlen für Risikostratifizierung.</w:t>
       </w:r>
     </w:p>
     <w:p>
@@ -119,7 +119,7 @@
         <w:rPr>
           <w:sz w:val="19"/>
         </w:rPr>
-        <w:t>Chinesische Primärversorgung, Instrument ORALFRAIL übertragbar, Modell validierungsbedürftig für Deutschland</w:t>
+        <w:t>USA-Traumasystem, aber Frailty-Assessment-Tool und Komplikationsdefinitionen international etabliert.</w:t>
       </w:r>
     </w:p>
     <w:p>
@@ -128,7 +128,7 @@
           <w:color w:val="5A7D3A"/>
           <w:sz w:val="18"/>
         </w:rPr>
-        <w:t>https://pubmed.ncbi.nlm.nih.gov/42741152/</w:t>
+        <w:t>https://pubmed.ncbi.nlm.nih.gov/42747548/</w:t>
       </w:r>
     </w:p>
     <w:p>
@@ -136,7 +136,7 @@
         <w:pStyle w:val="Heading2"/>
       </w:pPr>
       <w:r>
-        <w:t>Kurzzeitliches Prehab-Training steigert präoperative Funktionsfähigkeit fragiler Prostatapatienten</w:t>
+        <w:t>Soziale Entfremdung bei kognitiver Gebrechlichkeit: Vier Subgruppen älterer Erwachsener</w:t>
       </w:r>
     </w:p>
     <w:p>
@@ -146,12 +146,12 @@
           <w:color w:val="666666"/>
           <w:sz w:val="18"/>
         </w:rPr>
-        <w:t>Wang Z et al.  ·  BMC Geriatr  ·  24.07.2026  ·  PMID 42736541</w:t>
+        <w:t>Zhao S et al.  ·  Front Public Health  ·  01.09.2026  ·  PMID 42745907</w:t>
       </w:r>
     </w:p>
     <w:p>
       <w:r>
-        <w:t>Randomisierte, verblindete Studie mit 80 älteren Männern (≥60 Jahre) mit Prostatakarzinom in prefrail/frail Zustand; geprüft, ob 12-tägiges Home-Prehabilitation (Bewegung, Ernährung, psychische Unterstützung) vor geplanter Prostatektomie die perioperative funktionelle Leistung verbessert.</w:t>
+        <w:t>Chinesische Querschnittstudie (n=968, ≥60 Jahre, mit kognitiver Frailty) mittels latenter Profilanalyse zur Heterogenität sozialer Entfremdung.</w:t>
       </w:r>
     </w:p>
     <w:p>
@@ -162,7 +162,7 @@
         <w:t xml:space="preserve">Ergebnis: </w:t>
       </w:r>
       <w:r>
-        <w:t>Prehab-Gruppe verbesserte 6-Minuten-Gehstrecke um 27,70±16,86 m vor OP, Kontrollgruppe nur um –3,12±3,62 m; Differenz 30,82 m (95%-KI 25,32–36,33; p&lt;0,001). Postoperativ schnellere Mobilisierung, schnellere Magen-Darm-Erholung, kürzere Krankenhausliegedauer. Keine interventionsbezogenen Nebenereignisse.</w:t>
+        <w:t>Vier distinkte Profile identifiziert: „Soziale Anpassung</w:t>
       </w:r>
     </w:p>
     <w:p>
@@ -177,7 +177,7 @@
         <w:rPr>
           <w:sz w:val="19"/>
         </w:rPr>
-        <w:t>Chinesische Klinikdaten, geriatrisches Prähabilitationskonzept übertragbar auf Deutschland</w:t>
+        <w:t>China – andere Altersstruktur, aber relevante Versorgungsfrage zur kognitiven Frailty.</w:t>
       </w:r>
     </w:p>
     <w:p>
@@ -186,7 +186,7 @@
           <w:color w:val="5A7D3A"/>
           <w:sz w:val="18"/>
         </w:rPr>
-        <w:t>https://pubmed.ncbi.nlm.nih.gov/42736541/</w:t>
+        <w:t>https://pubmed.ncbi.nlm.nih.gov/42745907/</w:t>
       </w:r>
     </w:p>
     <w:p>
@@ -194,7 +194,7 @@
         <w:pStyle w:val="Heading2"/>
       </w:pPr>
       <w:r>
-        <w:t>Automatisierter Frailty-Index aus Labortests (FI-Lab) validiert akutes Mortalitätsrisiko</w:t>
+        <w:t>Freiwillige Krankenversicherung senkt Frailty-Onset bei europäischen Älteren</w:t>
       </w:r>
     </w:p>
     <w:p>
@@ -204,12 +204,12 @@
           <w:color w:val="666666"/>
           <w:sz w:val="18"/>
         </w:rPr>
-        <w:t>Logan Ellis H et al.  ·  PLoS Med  ·  01.09.2026  ·  PMID 42678992</w:t>
+        <w:t>Sorrentino M et al.  ·  Front Public Health  ·  01.09.2026  ·  PMID 42745813</w:t>
       </w:r>
     </w:p>
     <w:p>
       <w:r>
-        <w:t>Retrospektive multizentrische Studie an drei Kohorten (Boston, London, UK Biobank; insgesamt 872.744 Patienten), die einen aus 20-40 Standardlabortests berechneten automatisierten Frailty-Index zur Vorhersage der 1-Jahres-Mortalität in der Notaufnahme und klinischen Routine erprobte.</w:t>
+        <w:t>Europäische Längsschnittstudie (SHARE 2013–2022, n=191.848, ≥50 Jahre) zur Assoziation zwischen freiwilliger Zusatzversicherung (VHI) und Frailty-Progression.</w:t>
       </w:r>
     </w:p>
     <w:p>
@@ -220,7 +220,7 @@
         <w:t xml:space="preserve">Ergebnis: </w:t>
       </w:r>
       <w:r>
-        <w:t>Der FI-Lab zeigte Hazard Ratios für 1-Jahres-Mortalität von 2,04 (95%-KI [1,99–2,09]) in MIMIC-IV-ED, 2,55 (95%-KI [2,42–2,69]) in King's College Hospital und 1,87 (95%-KI [1,80–1,94]) in UK Biobank pro Standardabweichung Anstieg – und übertraf damit den National Early Warning Score 2. Die Unterscheidungsfähigkeit stabilisierte sich bei 20–40 Tests. Ein pragmatisches, ohne zusätzliche Messungen anwendbares Instrument.</w:t>
+        <w:t>VHI mit niedrigeren Frailty-Scores assoziiert (Koeff. −0,056; 95%-KI −0,071 bis −0,041), stärkster Effekt in niedrigstem Einkommensquartil. Reduziertes Frailty-Onset-Risiko unter VHI (HR 0,862; 95%-KI 0,763–0,973), besonders in Spanien (HR 0,626). Allerdings: VHI könnte als Out-of-Pocket-Ausgabe Ungleichheiten verstärken.</w:t>
       </w:r>
     </w:p>
     <w:p>
@@ -235,7 +235,7 @@
         <w:rPr>
           <w:sz w:val="19"/>
         </w:rPr>
-        <w:t>UK-Klinikdaten, Notaufnahme-Dokumentation übertragbar auf deutsche Krankenhaussysteme</w:t>
+        <w:t>Europäische SHARE-Daten, vergleichbare Sozialsysteme, direkt auf deutsche Sozialversicherung übertragbar.</w:t>
       </w:r>
     </w:p>
     <w:p>
@@ -244,7 +244,7 @@
           <w:color w:val="5A7D3A"/>
           <w:sz w:val="18"/>
         </w:rPr>
-        <w:t>https://pubmed.ncbi.nlm.nih.gov/42678992/</w:t>
+        <w:t>https://pubmed.ncbi.nlm.nih.gov/42745813/</w:t>
       </w:r>
     </w:p>
     <w:p>
@@ -252,7 +252,7 @@
         <w:pStyle w:val="Heading2"/>
       </w:pPr>
       <w:r>
-        <w:t>Intrinsic Capacity senkt kardiovaskuläres Risiko durch multidimensionale Funktionsmessung</w:t>
+        <w:t>Determinanten der Lebenserwartung in der EU: Präventive Mortalität geht über Wohlstand hinaus</w:t>
       </w:r>
     </w:p>
     <w:p>
@@ -262,12 +262,12 @@
           <w:color w:val="666666"/>
           <w:sz w:val="18"/>
         </w:rPr>
-        <w:t>Zhang Z et al.  ·  Maturitas  ·  15.08.2026  ·  PMID 42612584</w:t>
+        <w:t>Antohi VM et al.  ·  Inquiry  ·  16.09.2026  ·  PMID 42745694</w:t>
       </w:r>
     </w:p>
     <w:p>
       <w:r>
-        <w:t>Gepoolte Analyse dreier Langzeitkohorten (China, England, USA; 13.807 Probanden) untersuchte, ob Beeinträchtigungen in Intrinsic Capacity (Kognition, Mobilität, Vitalität, psychische Funktion, Sinnesfunktion) unabhängig und gemeinsam mit Hypertonie das Herzinfarkt- und Schlaganfallrisiko vorhersagen.</w:t>
+        <w:t>Panel-Regressionsanalyse (6 EU-Länder: Rumänien, Bulgarien, Lettland, Deutschland, Italien, Spanien; 2011–2021) zu Effekten wirtschaftlicher, demografischer und Mortalitätsfaktoren auf Lebenserwartung.</w:t>
       </w:r>
     </w:p>
     <w:p>
@@ -278,7 +278,7 @@
         <w:t xml:space="preserve">Ergebnis: </w:t>
       </w:r>
       <w:r>
-        <w:t>Gegenüber intakter Kapazität und normalen Blutdruckwerten zeigten beeinträchtigte IC (HR 1,53; 95%-KI 1,34–1,74), Hypertonie allein (HR 1,68; 95%-KI 1,46–1,93) und beide kombiniert (HR 2,29; 95%-KI 2,02–2,59) erhöhte kardiovaskuläre Ereignisrisiken. Das Modell mit IC-Messung erhöhte die C-Index-Diskriminierung von 0,619 auf 0,649. Progressive Risikozunahme mit jeder zusätzlich beeinträchtigten IC-Domäne.</w:t>
+        <w:t>CO₂-Emissionen und Bevölkerungswachstum senken Lebenserwartung (LE) signifikant. BIP pro Kopf, Gesundheitsausgaben, Bildung, Rechtsstaatlichkeit und Regierungseffektivität heben LE – aber nach Kontrolle für Mortalitätsindikatoren sinkt BIP-Effekt. Krude Mortalitätslast und Lebensjahre verloren durch Unfälle zeigen stärkste Assoziationen mit LE. Schlussfolgerung: Nachhaltige LE-Gewinne hängen weniger an Wachstum, mehr an Prävention.</w:t>
       </w:r>
     </w:p>
     <w:p>
@@ -293,7 +293,7 @@
         <w:rPr>
           <w:sz w:val="19"/>
         </w:rPr>
-        <w:t>Drei Kohorten auf vier Kontinenten, vergleichbare Outcomemessung, Übertragbarkeit hoch</w:t>
+        <w:t>Deutschland, Italien, Spanien im Sample; europäische Sozialsysteme, direkt vergleichbar.</w:t>
       </w:r>
     </w:p>
     <w:p>
@@ -302,7 +302,7 @@
           <w:color w:val="5A7D3A"/>
           <w:sz w:val="18"/>
         </w:rPr>
-        <w:t>https://pubmed.ncbi.nlm.nih.gov/42612584/</w:t>
+        <w:t>https://pubmed.ncbi.nlm.nih.gov/42745694/</w:t>
       </w:r>
     </w:p>
     <w:p>
@@ -310,7 +310,7 @@
         <w:pStyle w:val="Heading2"/>
       </w:pPr>
       <w:r>
-        <w:t>Multidomain-Rehabilitation nach Herzinfarkt wirkt auch bei Frailty – Frailty sollte nicht abschrecken</w:t>
+        <w:t>Körperliche Aktivität puffert alternsbedingte Hippocampus-Veränderungen ab</w:t>
       </w:r>
     </w:p>
     <w:p>
@@ -320,12 +320,12 @@
           <w:color w:val="666666"/>
           <w:sz w:val="18"/>
         </w:rPr>
-        <w:t>Dal Passo B et al.  ·  Circ Popul Health Outcomes  ·  17.08.2026  ·  PMID 42605666</w:t>
+        <w:t>Montero-Herrera B et al.  ·  Hippocampus  ·  Sept. 2026  ·  PMID 42740373</w:t>
       </w:r>
     </w:p>
     <w:p>
       <w:r>
-        <w:t>Prespecified-Subgruppen-Analyse der italienischen PIpELINe-RCT mit 512 Patienten ≥65 Jahren nach Myokardinfarkt; getestet, ob Gebrechlichkeit (Fried-Phänotyp) den Nutzen von multidomäner Rehabilitation (Bewegung, Ernährung, Psyche, Beckenbodentraining) mindert.</w:t>
+        <w:t>Querschnittsstudie (n=555, 36–90 Jahre, Human Connectome Project-Aging) zur Assoziation von moderater bis vigoroster Aktivität mit Hippocampus-Struktur (Dicke, Oberfläche, mikrostrukturelle T1w/T2w-Ratio).</w:t>
       </w:r>
     </w:p>
     <w:p>
@@ -336,7 +336,7 @@
         <w:t xml:space="preserve">Ergebnis: </w:t>
       </w:r>
       <w:r>
-        <w:t>68,4 % (350 von 512) waren prefrail/frail; davon profitierten die 232 der Interventionsgruppe signifikant mit 43 % relativem Risikoreduktion (HR 0,57; 95%-KI 0,34–0,94; p=0,028) für die primäre Endpunkte (kardiovaskulärer Tod oder ungeplante Hospitalisierung). Kein signifikanter Interaktionseffekt: Frailty mindert den Rehabilitations-Nutzen nicht.</w:t>
+        <w:t>Bei niedriger Aktivität (&lt;150 Min/Wo): Alter assoziiert mit diffusen Unterschieden in Hippocampus-Makro- und Mikrostruktur (niedrigere Dicke/Oberfläche, höhere T1w/T2w-Ratio). Moderate bis hohe Aktivität (≥150 Min/Wo) moderiert diese Alterseffekte in linkem Hippocampus signifikant; signifikante Unterschiede in Oberfläche und Ratio bei aktiveren Älteren. Befund deutet auf erhaltene plastische Kapazität hin.</w:t>
       </w:r>
     </w:p>
     <w:p>
@@ -351,7 +351,7 @@
         <w:rPr>
           <w:sz w:val="19"/>
         </w:rPr>
-        <w:t>Multizentrische italienische RCT, europäisches Setting, direkt auf deutsches Gesundheitswesen übertragbar</w:t>
+        <w:t>USA – Neuroimaging-Methodik unabhängig von System; Aktivitätsempfehlung universal anwendbar.</w:t>
       </w:r>
     </w:p>
     <w:p>
@@ -360,7 +360,7 @@
           <w:color w:val="5A7D3A"/>
           <w:sz w:val="18"/>
         </w:rPr>
-        <w:t>https://pubmed.ncbi.nlm.nih.gov/42605666/</w:t>
+        <w:t>https://pubmed.ncbi.nlm.nih.gov/42740373/</w:t>
       </w:r>
     </w:p>
     <w:p>
@@ -368,7 +368,7 @@
         <w:pStyle w:val="Heading2"/>
       </w:pPr>
       <w:r>
-        <w:t>Gebrechlichkeit steigert Demenzrisiko durch Entzündung, Stoffwechsel und vorzeigte Hirnalterung</w:t>
+        <w:t>Moralische Verantwortung im Alter: Klimahandeln unter Alltagsbedingungen</w:t>
       </w:r>
     </w:p>
     <w:p>
@@ -378,12 +378,12 @@
           <w:color w:val="666666"/>
           <w:sz w:val="18"/>
         </w:rPr>
-        <w:t>Chen W et al.  ·  J Nutr Health Aging  ·  10.07.2026  ·  PMID 42430904</w:t>
+        <w:t>Grand J  ·  J Aging Stud  ·  29.06.2026  ·  PMID 42705825</w:t>
       </w:r>
     </w:p>
     <w:p>
       <w:r>
-        <w:t>Kohortenstudie mit 452.516 UK-Biobank-Probanden ohne Demenz-Baseline, Verfolgung 13,7 Jahre: untersucht, ob der Fried-Frailty-Phänotyp das Demenzrisiko steigert und welche Pfade (Entzündung, Stoffwechsel, Hirn-Age-Gap) diese Assoziation vermitteln.</w:t>
+        <w:t>Qualitative Studie (Interviews, Fokusgruppen) mit Schweizer Älteren (65–83 Jahre) zu deren Verständnis und Umsetzung von Verantwortung für Klimaschutz im Alltag.</w:t>
       </w:r>
     </w:p>
     <w:p>
@@ -394,7 +394,7 @@
         <w:t xml:space="preserve">Ergebnis: </w:t>
       </w:r>
       <w:r>
-        <w:t>7.777 Demenzneuerkrankungen; Frailty erhöhte Risiko mit HR 2,21 (95%-KI 2,02–2,42). Mediation: Entzündungs-Score vermittelte 4 %, Stoffwechsel-Score 13 %, beschleunigtes Hirn-Alter (brain-age-gap) 20 % der Frailty-Demenz-Assoziation. Genetische Interaktion nachgewiesen (p=0,033).</w:t>
+        <w:t>Ältere Erwachsene verhandeln Klimaverantwortung pragmatisch im Spannungsfeld zwischen persönlicher Handlungsfähigkeit und körperlichen Grenzen des Alterns. Zeitliche Beschränkung und Mobilitätseinbußen prägen Deutung und Umfang ihres Engagements; Fokus liegt auf Haushalt und Familie statt großflächiger Aktivismus. Kernbefund: Spätes Leben restrukturiert, realisiert aber nicht negiert Umweltverantwortung.</w:t>
       </w:r>
     </w:p>
     <w:p>
@@ -409,7 +409,7 @@
         <w:rPr>
           <w:sz w:val="19"/>
         </w:rPr>
-        <w:t>UK Biobank, Bildgebung, Biomarker, Konzept der Frailty-Prävention gegen Demenz auf deutsches Gesundheitswesen übertragbar</w:t>
+        <w:t>Schweiz, deutschsprachig, Sozialkontext vergleichbar; Erkenntnisse zu älteren Bürgern in Transformationen.</w:t>
       </w:r>
     </w:p>
     <w:p>
@@ -418,65 +418,7 @@
           <w:color w:val="5A7D3A"/>
           <w:sz w:val="18"/>
         </w:rPr>
-        <w:t>https://pubmed.ncbi.nlm.nih.gov/42430904/</w:t>
-      </w:r>
-    </w:p>
-    <w:p>
-      <w:pPr>
-        <w:pStyle w:val="Heading2"/>
-      </w:pPr>
-      <w:r>
-        <w:t>Operative Belastung beschleunigt biologisches Altern, körperliche Aktivität puffert Effekt</w:t>
-      </w:r>
-    </w:p>
-    <w:p>
-      <w:r>
-        <w:rPr>
-          <w:i/>
-          <w:color w:val="666666"/>
-          <w:sz w:val="18"/>
-        </w:rPr>
-        <w:t>Wang X et al.  ·  J Nutr Health Aging  ·  09.07.2026  ·  PMID 42424841</w:t>
-      </w:r>
-    </w:p>
-    <w:p>
-      <w:r>
-        <w:t>Querschnittanalyse von 126.668 UK-Biobank-Probanden ≥60 Jahren mit Operationsgeschichte: geprüft, ob Anzahl, Häufigkeit und zeitliche Nähe von Operationen das biologische Alter (PhenoAge-Acceleration) steigern und ob sportliche Aktivität diesen Effekt abschwächt.</w:t>
-      </w:r>
-    </w:p>
-    <w:p>
-      <w:r>
-        <w:rPr>
-          <w:b/>
-        </w:rPr>
-        <w:t xml:space="preserve">Ergebnis: </w:t>
-      </w:r>
-      <w:r>
-        <w:t>≥4 Operationen assoziiert mit 0,14–0,39 Jahren PhenoAge-Acceleration. Operationen im Abstand ≤1 Jahr: +0,11 Jahre Beschleunigung. Operation ≤1 Jahr zurück: +0,35 Jahre Beschleunigung. Hohe körperliche Aktivität (≥600 MET-min/Woche) minderte diese Effekte deutlich; nur bei ≥5 Operationen blieb Beschleunigung signifikant.</w:t>
-      </w:r>
-    </w:p>
-    <w:p>
-      <w:r>
-        <w:rPr>
-          <w:b/>
-          <w:sz w:val="19"/>
-        </w:rPr>
-        <w:t xml:space="preserve">Übertragbarkeit: </w:t>
-      </w:r>
-      <w:r>
-        <w:rPr>
-          <w:sz w:val="19"/>
-        </w:rPr>
-        <w:t>UK Biobank, Operationsdaten und PhenoAge-Biomarker verfügbar, Aktivitätsbewertung übertragbar</w:t>
-      </w:r>
-    </w:p>
-    <w:p>
-      <w:r>
-        <w:rPr>
-          <w:color w:val="5A7D3A"/>
-          <w:sz w:val="18"/>
-        </w:rPr>
-        <w:t>https://pubmed.ncbi.nlm.nih.gov/42424841/</w:t>
+        <w:t>https://pubmed.ncbi.nlm.nih.gov/42705825/</w:t>
       </w:r>
     </w:p>
     <w:sectPr>

--- a/download/studien-aktuell.docx
+++ b/download/studien-aktuell.docx
@@ -62,7 +62,7 @@
           <w:color w:val="666666"/>
           <w:sz w:val="18"/>
         </w:rPr>
-        <w:t>Stand: 17.09.2026  |  6 Studien  |  longevity.m-vf.de</w:t>
+        <w:t>Stand: 18.09.2026  |  6 Studien  |  longevity.m-vf.de</w:t>
       </w:r>
     </w:p>
     <w:p>
@@ -70,7 +70,7 @@
         <w:pStyle w:val="Heading1"/>
       </w:pPr>
       <w:r>
-        <w:t>Aufgenommen am 17.09.2026</w:t>
+        <w:t>Aufgenommen am 18.09.2026</w:t>
       </w:r>
     </w:p>
     <w:p>
@@ -78,7 +78,7 @@
         <w:pStyle w:val="Heading2"/>
       </w:pPr>
       <w:r>
-        <w:t>Frailty-Index (mFI-5) vorhersagekräftig für Komplikationen nach Amputation</w:t>
+        <w:t>Kontrolltheorie des Alterns beschreibt sichere Dosierung und Sequenzierung geriatrischer Interventionen</w:t>
       </w:r>
     </w:p>
     <w:p>
@@ -88,12 +88,12 @@
           <w:color w:val="666666"/>
           <w:sz w:val="18"/>
         </w:rPr>
-        <w:t>Ichikawa T et al.  ·  Eur J Orthop Surg Traumatol  ·  16.09.2026  ·  PMID 42747548</w:t>
+        <w:t>Zhavoronkov A et al.  ·  Aging (Albany NY)  ·  16.09.2026  ·  PMID 42754269</w:t>
       </w:r>
     </w:p>
     <w:p>
       <w:r>
-        <w:t>USA-Traumakohorte (n=1.122, ≥18 Jahre, offene Unterschenkelbrüche mit Amputation; 2017–2021) zur Prognose von 30-Tage-Komplikationen via 5-Item Modified Frailty Index.</w:t>
+        <w:t>Theoriearbeit entwickelt kontrolltheoretisches Rahmenwerk, das Altern als Verlust sicherer Kontrollierbarkeit definiert und präskriptive Dosierungs- und Sequenzierungsprotokolle für Geroprotektoren vorhersagt.</w:t>
       </w:r>
     </w:p>
     <w:p>
@@ -104,7 +104,7 @@
         <w:t xml:space="preserve">Ergebnis: </w:t>
       </w:r>
       <w:r>
-        <w:t>Pro Punkt mFI-5-Erhöhung: signifikant gestiegene Odds für Wundinfekt (OR 1,36), zerebrovaskuläres Ereignis (OR 2,93), Reintubation (OR 2,17), ICU-Aufnahme (OR 1,56) und Druckgeschwür (OR 1,68). mFI-5 unabhängiger Prädiktor nach Adjustierung für Alter, Geschlecht, ISS und andere Faktoren. Routinescreening empfohlen für Risikostratifizierung.</w:t>
+        <w:t>Biologisches Alter = minimale sichere Kontrollkosten für funktionale Wiederherstellung. Lie-Bracket-Analyse von 5-ODE-Modell zeigt Interventionsreihenfolge entscheidend. 20 falsfizierbare Vorhersagen; Kontrollwert-Reduktion prognostiziert translationalen Erfolg besser als Biomarker-Umkehr.</w:t>
       </w:r>
     </w:p>
     <w:p>
@@ -119,7 +119,7 @@
         <w:rPr>
           <w:sz w:val="19"/>
         </w:rPr>
-        <w:t>USA-Traumasystem, aber Frailty-Assessment-Tool und Komplikationsdefinitionen international etabliert.</w:t>
+        <w:t>Konzeptuelle, nicht-empirische Arbeit; Übertragbarkeit hängt von Validierung in Patientenkohorten ab</w:t>
       </w:r>
     </w:p>
     <w:p>
@@ -128,7 +128,7 @@
           <w:color w:val="5A7D3A"/>
           <w:sz w:val="18"/>
         </w:rPr>
-        <w:t>https://pubmed.ncbi.nlm.nih.gov/42747548/</w:t>
+        <w:t>https://pubmed.ncbi.nlm.nih.gov/42754269/</w:t>
       </w:r>
     </w:p>
     <w:p>
@@ -136,7 +136,7 @@
         <w:pStyle w:val="Heading2"/>
       </w:pPr>
       <w:r>
-        <w:t>Soziale Entfremdung bei kognitiver Gebrechlichkeit: Vier Subgruppen älterer Erwachsener</w:t>
+        <w:t>Computer- und Smartphone-Nutzung reduzieren Frailty bei älteren Erwachsenen</w:t>
       </w:r>
     </w:p>
     <w:p>
@@ -146,12 +146,12 @@
           <w:color w:val="666666"/>
           <w:sz w:val="18"/>
         </w:rPr>
-        <w:t>Zhao S et al.  ·  Front Public Health  ·  01.09.2026  ·  PMID 42745907</w:t>
+        <w:t>Hori N et al.  ·  Geriatr Gerontol Int  ·  Sept. 2026  ·  PMID 42753144</w:t>
       </w:r>
     </w:p>
     <w:p>
       <w:r>
-        <w:t>Chinesische Querschnittstudie (n=968, ≥60 Jahre, mit kognitiver Frailty) mittels latenter Profilanalyse zur Heterogenität sozialer Entfremdung.</w:t>
+        <w:t>Querschnittsstudie untersuchte, ob Gesundheitsinformationen über Computer und Smartphone mit Frailty assoziiert sind, gemessen durch Mediation über Health Literacy bei 451 älteren Menschen.</w:t>
       </w:r>
     </w:p>
     <w:p>
@@ -162,7 +162,7 @@
         <w:t xml:space="preserve">Ergebnis: </w:t>
       </w:r>
       <w:r>
-        <w:t>Vier distinkte Profile identifiziert: „Soziale Anpassung</w:t>
+        <w:t>33,8 % nutzten Computer/Smartphone für Gesundheitsinformation. Frailty-Prävalenz 3,5 %. Mediation über Health Literacy signifikant: β = 0,323 (95%-KI: 0,084–0,698). Keine Assoziation mit nur Robustness vs. Präfrailty.</w:t>
       </w:r>
     </w:p>
     <w:p>
@@ -177,7 +177,7 @@
         <w:rPr>
           <w:sz w:val="19"/>
         </w:rPr>
-        <w:t>China – andere Altersstruktur, aber relevante Versorgungsfrage zur kognitiven Frailty.</w:t>
+        <w:t>Japan, vergleichbar mit deutschem Gesundheitswesen; einfacher Screening-Tool</w:t>
       </w:r>
     </w:p>
     <w:p>
@@ -186,7 +186,7 @@
           <w:color w:val="5A7D3A"/>
           <w:sz w:val="18"/>
         </w:rPr>
-        <w:t>https://pubmed.ncbi.nlm.nih.gov/42745907/</w:t>
+        <w:t>https://pubmed.ncbi.nlm.nih.gov/42753144/</w:t>
       </w:r>
     </w:p>
     <w:p>
@@ -194,7 +194,7 @@
         <w:pStyle w:val="Heading2"/>
       </w:pPr>
       <w:r>
-        <w:t>Freiwillige Krankenversicherung senkt Frailty-Onset bei europäischen Älteren</w:t>
+        <w:t>Frailty und Ernährungsstatus prägen Überleben älter Brustkrebspatientinnen</w:t>
       </w:r>
     </w:p>
     <w:p>
@@ -204,12 +204,12 @@
           <w:color w:val="666666"/>
           <w:sz w:val="18"/>
         </w:rPr>
-        <w:t>Sorrentino M et al.  ·  Front Public Health  ·  01.09.2026  ·  PMID 42745813</w:t>
+        <w:t>Yang X et al.  ·  Cancer Med  ·  Sept. 2026  ·  PMID 42745681</w:t>
       </w:r>
     </w:p>
     <w:p>
       <w:r>
-        <w:t>Europäische Längsschnittstudie (SHARE 2013–2022, n=191.848, ≥50 Jahre) zur Assoziation zwischen freiwilliger Zusatzversicherung (VHI) und Frailty-Progression.</w:t>
+        <w:t>Retrospektive Studie entwickelte FINE Index (Frailty, Immunonutrition, TNM-Stadium) zur Vorhersage des Gesamtüberlebens bei 1.621 älteren Brustkrebspatientinnen (training n=1.132, validation n=489).</w:t>
       </w:r>
     </w:p>
     <w:p>
@@ -220,7 +220,7 @@
         <w:t xml:space="preserve">Ergebnis: </w:t>
       </w:r>
       <w:r>
-        <w:t>VHI mit niedrigeren Frailty-Scores assoziiert (Koeff. −0,056; 95%-KI −0,071 bis −0,041), stärkster Effekt in niedrigstem Einkommensquartil. Reduziertes Frailty-Onset-Risiko unter VHI (HR 0,862; 95%-KI 0,763–0,973), besonders in Spanien (HR 0,626). Allerdings: VHI könnte als Out-of-Pocket-Ausgabe Ungleichheiten verstärken.</w:t>
+        <w:t>C-Index 0,767 (training), 0,739 (intern validation), 0,731 (extern validation). 3-, 5-, 10-Jahr-AUC &gt;0,7. Unabhängige Prädiktoren: Alter, PNI, TNM, mFI-5, Endokrintherapie. Besser als TNM allein.</w:t>
       </w:r>
     </w:p>
     <w:p>
@@ -235,7 +235,7 @@
         <w:rPr>
           <w:sz w:val="19"/>
         </w:rPr>
-        <w:t>Europäische SHARE-Daten, vergleichbare Sozialsysteme, direkt auf deutsche Sozialversicherung übertragbar.</w:t>
+        <w:t>China (West-China Hospital), deutsche Kliniken nutzen ähnliche Frailty-Indices</w:t>
       </w:r>
     </w:p>
     <w:p>
@@ -244,7 +244,7 @@
           <w:color w:val="5A7D3A"/>
           <w:sz w:val="18"/>
         </w:rPr>
-        <w:t>https://pubmed.ncbi.nlm.nih.gov/42745813/</w:t>
+        <w:t>https://pubmed.ncbi.nlm.nih.gov/42745681/</w:t>
       </w:r>
     </w:p>
     <w:p>
@@ -252,7 +252,7 @@
         <w:pStyle w:val="Heading2"/>
       </w:pPr>
       <w:r>
-        <w:t>Determinanten der Lebenserwartung in der EU: Präventive Mortalität geht über Wohlstand hinaus</w:t>
+        <w:t>Orale Frailty korreliert mit BMI nur bei Sarkopenie-Risiko</w:t>
       </w:r>
     </w:p>
     <w:p>
@@ -262,12 +262,12 @@
           <w:color w:val="666666"/>
           <w:sz w:val="18"/>
         </w:rPr>
-        <w:t>Antohi VM et al.  ·  Inquiry  ·  16.09.2026  ·  PMID 42745694</w:t>
+        <w:t>Hayase M et al.  ·  Nutrients  ·  28.08.2026  ·  PMID 42739007</w:t>
       </w:r>
     </w:p>
     <w:p>
       <w:r>
-        <w:t>Panel-Regressionsanalyse (6 EU-Länder: Rumänien, Bulgarien, Lettland, Deutschland, Italien, Spanien; 2011–2021) zu Effekten wirtschaftlicher, demografischer und Mortalitätsfaktoren auf Lebenserwartung.</w:t>
+        <w:t>Querschnittstudie mit 3.829 älteren Japanern untersuchte Assoziation zwischen oraler Frailty und BMI-Kategorien, stratifiziert nach Sarkopenie-Status.</w:t>
       </w:r>
     </w:p>
     <w:p>
@@ -278,7 +278,7 @@
         <w:t xml:space="preserve">Ergebnis: </w:t>
       </w:r>
       <w:r>
-        <w:t>CO₂-Emissionen und Bevölkerungswachstum senken Lebenserwartung (LE) signifikant. BIP pro Kopf, Gesundheitsausgaben, Bildung, Rechtsstaatlichkeit und Regierungseffektivität heben LE – aber nach Kontrolle für Mortalitätsindikatoren sinkt BIP-Effekt. Krude Mortalitätslast und Lebensjahre verloren durch Unfälle zeigen stärkste Assoziationen mit LE. Schlussfolgerung: Nachhaltige LE-Gewinne hängen weniger an Wachstum, mehr an Prävention.</w:t>
+        <w:t>In Sarkopenie-Risikogruppe: Übergewicht OR 1,73 (95%-KI: 1,09–2,73), Untergewicht OR 1,44 (95%-KI: 1,07–1,95). Nicht-Sarkopenie-Gruppe: keine signifikante Assoziation.</w:t>
       </w:r>
     </w:p>
     <w:p>
@@ -293,7 +293,7 @@
         <w:rPr>
           <w:sz w:val="19"/>
         </w:rPr>
-        <w:t>Deutschland, Italien, Spanien im Sample; europäische Sozialsysteme, direkt vergleichbar.</w:t>
+        <w:t>Japan, 80-Jährige; Frailty-Phenotyp mit praktischem Screening-Tool</w:t>
       </w:r>
     </w:p>
     <w:p>
@@ -302,7 +302,7 @@
           <w:color w:val="5A7D3A"/>
           <w:sz w:val="18"/>
         </w:rPr>
-        <w:t>https://pubmed.ncbi.nlm.nih.gov/42745694/</w:t>
+        <w:t>https://pubmed.ncbi.nlm.nih.gov/42739007/</w:t>
       </w:r>
     </w:p>
     <w:p>
@@ -310,7 +310,7 @@
         <w:pStyle w:val="Heading2"/>
       </w:pPr>
       <w:r>
-        <w:t>Körperliche Aktivität puffert alternsbedingte Hippocampus-Veränderungen ab</w:t>
+        <w:t>Funktionales Gehirnalter erfasst Heterogenität in Schizophrenien besser als strukturelle Parameter</w:t>
       </w:r>
     </w:p>
     <w:p>
@@ -320,12 +320,12 @@
           <w:color w:val="666666"/>
           <w:sz w:val="18"/>
         </w:rPr>
-        <w:t>Montero-Herrera B et al.  ·  Hippocampus  ·  Sept. 2026  ·  PMID 42740373</w:t>
+        <w:t>Volkmer S et al.  ·  Transl Psychiatry  ·  04.09.2026  ·  PMID 42697895</w:t>
       </w:r>
     </w:p>
     <w:p>
       <w:r>
-        <w:t>Querschnittsstudie (n=555, 36–90 Jahre, Human Connectome Project-Aging) zur Assoziation von moderater bis vigoroster Aktivität mit Hippocampus-Struktur (Dicke, Oberfläche, mikrostrukturelle T1w/T2w-Ratio).</w:t>
+        <w:t>Validierungsstudie untersuchte resting-state funktionales Gehirnalter (brain-age gap, BAG) bei Schizophreniespektrum-Störungen in vier Kohorten; innerhalb SSD assoziiert jüngeres Gehirnalter mit schlechterer Kognition.</w:t>
       </w:r>
     </w:p>
     <w:p>
@@ -336,7 +336,7 @@
         <w:t xml:space="preserve">Ergebnis: </w:t>
       </w:r>
       <w:r>
-        <w:t>Bei niedriger Aktivität (&lt;150 Min/Wo): Alter assoziiert mit diffusen Unterschieden in Hippocampus-Makro- und Mikrostruktur (niedrigere Dicke/Oberfläche, höhere T1w/T2w-Ratio). Moderate bis hohe Aktivität (≥150 Min/Wo) moderiert diese Alterseffekte in linkem Hippocampus signifikant; signifikante Unterschiede in Oberfläche und Ratio bei aktiveren Älteren. Befund deutet auf erhaltene plastische Kapazität hin.</w:t>
+        <w:t>SSD zeigte group-level BAG-Elevation 0,4–0,6. Innerhalb SSD: jüngeres Gehirnalter korreliert mit niedrigerer Kognition, längerer Krankheitsdauer, höheren neurologischen soft signs (NSS). Über 12–24 Wochen: BAG-Zunahme mit NSS-Motor-Reduktion assoziiert.</w:t>
       </w:r>
     </w:p>
     <w:p>
@@ -351,7 +351,7 @@
         <w:rPr>
           <w:sz w:val="19"/>
         </w:rPr>
-        <w:t>USA – Neuroimaging-Methodik unabhängig von System; Aktivitätsempfehlung universal anwendbar.</w:t>
+        <w:t>Deutschland und Schweiz, multizentrisches Design; Biomarker vorhersagewert offen</w:t>
       </w:r>
     </w:p>
     <w:p>
@@ -360,7 +360,7 @@
           <w:color w:val="5A7D3A"/>
           <w:sz w:val="18"/>
         </w:rPr>
-        <w:t>https://pubmed.ncbi.nlm.nih.gov/42740373/</w:t>
+        <w:t>https://pubmed.ncbi.nlm.nih.gov/42697895/</w:t>
       </w:r>
     </w:p>
     <w:p>
@@ -368,7 +368,7 @@
         <w:pStyle w:val="Heading2"/>
       </w:pPr>
       <w:r>
-        <w:t>Moralische Verantwortung im Alter: Klimahandeln unter Alltagsbedingungen</w:t>
+        <w:t>Wahrnehmung des Alterns bei Männern 2013–2023 stabil trotz Gesundheitsbewusstsein</w:t>
       </w:r>
     </w:p>
     <w:p>
@@ -378,12 +378,12 @@
           <w:color w:val="666666"/>
           <w:sz w:val="18"/>
         </w:rPr>
-        <w:t>Grand J  ·  J Aging Stud  ·  29.06.2026  ·  PMID 42705825</w:t>
+        <w:t>Bejda G et al.  ·  Adv Clin Exp Med  ·  Aug. 2026  ·  PMID 42543032</w:t>
       </w:r>
     </w:p>
     <w:p>
       <w:r>
-        <w:t>Qualitative Studie (Interviews, Fokusgruppen) mit Schweizer Älteren (65–83 Jahre) zu deren Verständnis und Umsetzung von Verantwortung für Klimaschutz im Alltag.</w:t>
+        <w:t>Vergleichende Querschnittstudie an 2013 und 2023 hospitalisierten Männern aus Polen untersuchte Veränderungen in Alterswahrnehmung und Gesundheitsverhalten mittels standardisierter Instrumente.</w:t>
       </w:r>
     </w:p>
     <w:p>
@@ -394,7 +394,7 @@
         <w:t xml:space="preserve">Ergebnis: </w:t>
       </w:r>
       <w:r>
-        <w:t>Ältere Erwachsene verhandeln Klimaverantwortung pragmatisch im Spannungsfeld zwischen persönlicher Handlungsfähigkeit und körperlichen Grenzen des Alterns. Zeitliche Beschränkung und Mobilitätseinbußen prägen Deutung und Umfang ihres Engagements; Fokus liegt auf Haushalt und Familie statt großflächiger Aktivismus. Kernbefund: Spätes Leben restrukturiert, realisiert aber nicht negiert Umweltverantwortung.</w:t>
+        <w:t>80,5 % (2013) vs. 75,9 % (2023) mit psychischen Alterssymptomen. Sexuelle Dysfunktion 65,8 % vs. 63,3 %. Testosterone-Abnahme als Altersmerkmal erwartet. Hohe Selbstwirksamkeit in beiden Kohorten. Unzureichendes Alterswissen bleibt.</w:t>
       </w:r>
     </w:p>
     <w:p>
@@ -409,7 +409,7 @@
         <w:rPr>
           <w:sz w:val="19"/>
         </w:rPr>
-        <w:t>Schweiz, deutschsprachig, Sozialkontext vergleichbar; Erkenntnisse zu älteren Bürgern in Transformationen.</w:t>
+        <w:t>Polen (Podlaskie), verwandter Sozialversicherungskontext</w:t>
       </w:r>
     </w:p>
     <w:p>
@@ -418,7 +418,7 @@
           <w:color w:val="5A7D3A"/>
           <w:sz w:val="18"/>
         </w:rPr>
-        <w:t>https://pubmed.ncbi.nlm.nih.gov/42705825/</w:t>
+        <w:t>https://pubmed.ncbi.nlm.nih.gov/42543032/</w:t>
       </w:r>
     </w:p>
     <w:sectPr>

--- a/download/studien-aktuell.docx
+++ b/download/studien-aktuell.docx
@@ -62,7 +62,7 @@
           <w:color w:val="666666"/>
           <w:sz w:val="18"/>
         </w:rPr>
-        <w:t>Stand: 18.09.2026  |  6 Studien  |  longevity.m-vf.de</w:t>
+        <w:t>Stand: 19.09.2026  |  7 Studien  |  longevity.m-vf.de</w:t>
       </w:r>
     </w:p>
     <w:p>
@@ -70,7 +70,7 @@
         <w:pStyle w:val="Heading1"/>
       </w:pPr>
       <w:r>
-        <w:t>Aufgenommen am 18.09.2026</w:t>
+        <w:t>Aufgenommen am 19.09.2026</w:t>
       </w:r>
     </w:p>
     <w:p>
@@ -78,7 +78,7 @@
         <w:pStyle w:val="Heading2"/>
       </w:pPr>
       <w:r>
-        <w:t>Kontrolltheorie des Alterns beschreibt sichere Dosierung und Sequenzierung geriatrischer Interventionen</w:t>
+        <w:t>Geriatrisches Assessment bei chronischer Nierenkrankheit und Frailty</w:t>
       </w:r>
     </w:p>
     <w:p>
@@ -88,12 +88,12 @@
           <w:color w:val="666666"/>
           <w:sz w:val="18"/>
         </w:rPr>
-        <w:t>Zhavoronkov A et al.  ·  Aging (Albany NY)  ·  16.09.2026  ·  PMID 42754269</w:t>
+        <w:t>Nixon AC  ·  Kidney Int  ·  Okt. 2026  ·  PMID 42760022</w:t>
       </w:r>
     </w:p>
     <w:p>
       <w:r>
-        <w:t>Theoriearbeit entwickelt kontrolltheoretisches Rahmenwerk, das Altern als Verlust sicherer Kontrollierbarkeit definiert und präskriptive Dosierungs- und Sequenzierungsprotokolle für Geroprotektoren vorhersagt.</w:t>
+        <w:t>Kommentararbeit zur GOAL-Studie, die überprüfte, ob eine einzige geriatrische Konsultation ältere Patienten mit chronischer Nierenkrankheit und Frailty in ihren Behandlungszielen hilft.</w:t>
       </w:r>
     </w:p>
     <w:p>
@@ -104,7 +104,7 @@
         <w:t xml:space="preserve">Ergebnis: </w:t>
       </w:r>
       <w:r>
-        <w:t>Biologisches Alter = minimale sichere Kontrollkosten für funktionale Wiederherstellung. Lie-Bracket-Analyse von 5-ODE-Modell zeigt Interventionsreihenfolge entscheidend. 20 falsfizierbare Vorhersagen; Kontrollwert-Reduktion prognostiziert translationalen Erfolg besser als Biomarker-Umkehr.</w:t>
+        <w:t>Die Studie fand keine signifikante Verbesserung der Zielerreichung durch ein Konsultationsmodell. Personenzentrierte Versorgungsmodelle außerhalb von Einzelterminen und fortlaufende Neubewertung erfordern weitere Evaluierung.</w:t>
       </w:r>
     </w:p>
     <w:p>
@@ -119,7 +119,7 @@
         <w:rPr>
           <w:sz w:val="19"/>
         </w:rPr>
-        <w:t>Konzeptuelle, nicht-empirische Arbeit; Übertragbarkeit hängt von Validierung in Patientenkohorten ab</w:t>
+        <w:t>UK-Gesundheitssystem, Design auf europäische Versorgungsstrukturen übertragbar</w:t>
       </w:r>
     </w:p>
     <w:p>
@@ -128,7 +128,7 @@
           <w:color w:val="5A7D3A"/>
           <w:sz w:val="18"/>
         </w:rPr>
-        <w:t>https://pubmed.ncbi.nlm.nih.gov/42754269/</w:t>
+        <w:t>https://pubmed.ncbi.nlm.nih.gov/42760022/</w:t>
       </w:r>
     </w:p>
     <w:p>
@@ -136,7 +136,7 @@
         <w:pStyle w:val="Heading2"/>
       </w:pPr>
       <w:r>
-        <w:t>Computer- und Smartphone-Nutzung reduzieren Frailty bei älteren Erwachsenen</w:t>
+        <w:t>Verständnis von Frailty bei Kindern mit chronischer Nierenkrankheit</w:t>
       </w:r>
     </w:p>
     <w:p>
@@ -146,12 +146,12 @@
           <w:color w:val="666666"/>
           <w:sz w:val="18"/>
         </w:rPr>
-        <w:t>Hori N et al.  ·  Geriatr Gerontol Int  ·  Sept. 2026  ·  PMID 42753144</w:t>
+        <w:t>Guha C et al.  ·  Kidney Int  ·  Okt. 2026  ·  PMID 42760016</w:t>
       </w:r>
     </w:p>
     <w:p>
       <w:r>
-        <w:t>Querschnittsstudie untersuchte, ob Gesundheitsinformationen über Computer und Smartphone mit Frailty assoziiert sind, gemessen durch Mediation über Health Literacy bei 451 älteren Menschen.</w:t>
+        <w:t>Qualitatives Perspektivwerk auf Frailty im Kindesalter bei chronischer Nierenkrankheit – Interpretation als Verlust von Entwicklungspotenzial statt funktionellem Rückgang im Gegensatz zu Frailty bei Älteren.</w:t>
       </w:r>
     </w:p>
     <w:p>
@@ -162,7 +162,7 @@
         <w:t xml:space="preserve">Ergebnis: </w:t>
       </w:r>
       <w:r>
-        <w:t>33,8 % nutzten Computer/Smartphone für Gesundheitsinformation. Frailty-Prävalenz 3,5 %. Mediation über Health Literacy signifikant: β = 0,323 (95%-KI: 0,084–0,698). Keine Assoziation mit nur Robustness vs. Präfrailty.</w:t>
+        <w:t>Zentrale Befunde: (1) Frailty bei Kindern ist (anders als bei Älteren) oft reversibel; (2) Frühe Identifikation durch altersgerechte Screening ermöglicht multidisziplinäre Intervention; (3) Kritisches Fenster zur Maximierung von Wachstum, Resilienz und Lebensfunktion in der Kindheit.</w:t>
       </w:r>
     </w:p>
     <w:p>
@@ -177,7 +177,7 @@
         <w:rPr>
           <w:sz w:val="19"/>
         </w:rPr>
-        <w:t>Japan, vergleichbar mit deutschem Gesundheitswesen; einfacher Screening-Tool</w:t>
+        <w:t>Internationale Perspektive auf Frailty-Definition und Versorgungsmodelle, anwendbar auf deutsches Versorgungssystem</w:t>
       </w:r>
     </w:p>
     <w:p>
@@ -186,7 +186,7 @@
           <w:color w:val="5A7D3A"/>
           <w:sz w:val="18"/>
         </w:rPr>
-        <w:t>https://pubmed.ncbi.nlm.nih.gov/42753144/</w:t>
+        <w:t>https://pubmed.ncbi.nlm.nih.gov/42760016/</w:t>
       </w:r>
     </w:p>
     <w:p>
@@ -194,7 +194,7 @@
         <w:pStyle w:val="Heading2"/>
       </w:pPr>
       <w:r>
-        <w:t>Frailty und Ernährungsstatus prägen Überleben älter Brustkrebspatientinnen</w:t>
+        <w:t>Frailty-Index für Mortalitätsprognose nach Schlaganfall in kritischer Versorgung</w:t>
       </w:r>
     </w:p>
     <w:p>
@@ -204,12 +204,12 @@
           <w:color w:val="666666"/>
           <w:sz w:val="18"/>
         </w:rPr>
-        <w:t>Yang X et al.  ·  Cancer Med  ·  Sept. 2026  ·  PMID 42745681</w:t>
+        <w:t>Gu G et al.  ·  Front Neurol  ·  03.09.2026  ·  PMID 42756253</w:t>
       </w:r>
     </w:p>
     <w:p>
       <w:r>
-        <w:t>Retrospektive Studie entwickelte FINE Index (Frailty, Immunonutrition, TNM-Stadium) zur Vorhersage des Gesamtüberlebens bei 1.621 älteren Brustkrebspatientinnen (training n=1.132, validation n=489).</w:t>
+        <w:t>Verwendung eines laborgestützten Frailty-Index (FI-Lab) zur Vorhersage der 90-Tage-Mortalität nach akutem ischämischen Schlaganfall in der Intensivmedizin mit temporaler Validierung.</w:t>
       </w:r>
     </w:p>
     <w:p>
@@ -220,7 +220,7 @@
         <w:t xml:space="preserve">Ergebnis: </w:t>
       </w:r>
       <w:r>
-        <w:t>C-Index 0,767 (training), 0,739 (intern validation), 0,731 (extern validation). 3-, 5-, 10-Jahr-AUC &gt;0,7. Unabhängige Prädiktoren: Alter, PNI, TNM, mFI-5, Endokrintherapie. Besser als TNM allein.</w:t>
+        <w:t>3.186 Patienten beim 24-h-Zeitpunkt (559 Todesfälle): FI-Lab verbesserte AUC von 0,774 auf 0,808 (Differenz 0,034, 95% CI 0,022–0,047; p&lt;0,001) und Brier-Score von 0,162 auf 0,152. Beim 72-h-Punkt: 2.918 Patienten (473 Ereignisse), AUC 0,752 → 0,791 mit FI-Lab.</w:t>
       </w:r>
     </w:p>
     <w:p>
@@ -235,7 +235,7 @@
         <w:rPr>
           <w:sz w:val="19"/>
         </w:rPr>
-        <w:t>China (West-China Hospital), deutsche Kliniken nutzen ähnliche Frailty-Indices</w:t>
+        <w:t>MIMIC-IV-Datenbank, generalisierbare ICU-Frailty-Messung, externe Validierung ausstehend</w:t>
       </w:r>
     </w:p>
     <w:p>
@@ -244,7 +244,7 @@
           <w:color w:val="5A7D3A"/>
           <w:sz w:val="18"/>
         </w:rPr>
-        <w:t>https://pubmed.ncbi.nlm.nih.gov/42745681/</w:t>
+        <w:t>https://pubmed.ncbi.nlm.nih.gov/42756253/</w:t>
       </w:r>
     </w:p>
     <w:p>
@@ -252,7 +252,7 @@
         <w:pStyle w:val="Heading2"/>
       </w:pPr>
       <w:r>
-        <w:t>Orale Frailty korreliert mit BMI nur bei Sarkopenie-Risiko</w:t>
+        <w:t>Selbstmitgefühl und Selbstwirksamkeit bei Älteren: Lebenqualität und Gesundheitsverhalten</w:t>
       </w:r>
     </w:p>
     <w:p>
@@ -262,12 +262,12 @@
           <w:color w:val="666666"/>
           <w:sz w:val="18"/>
         </w:rPr>
-        <w:t>Hayase M et al.  ·  Nutrients  ·  28.08.2026  ·  PMID 42739007</w:t>
+        <w:t>Mullins D et al.  ·  J Psychiatr Res  ·  06.05.2026  ·  PMID 42731903</w:t>
       </w:r>
     </w:p>
     <w:p>
       <w:r>
-        <w:t>Querschnittstudie mit 3.829 älteren Japanern untersuchte Assoziation zwischen oraler Frailty und BMI-Kategorien, stratifiziert nach Sarkopenie-Status.</w:t>
+        <w:t>Querschnittsuntersuchung von 179 Bewohnern der Gemeinde (≥65 Jahre) zur Assoziation von Selbstmitgefühl, Selbstwirksamkeit und posturalem Bewusstsein mit Schmerz, Lebensstilverhalten und Lebensqualität.</w:t>
       </w:r>
     </w:p>
     <w:p>
@@ -278,7 +278,7 @@
         <w:t xml:space="preserve">Ergebnis: </w:t>
       </w:r>
       <w:r>
-        <w:t>In Sarkopenie-Risikogruppe: Übergewicht OR 1,73 (95%-KI: 1,09–2,73), Untergewicht OR 1,44 (95%-KI: 1,07–1,95). Nicht-Sarkopenie-Gruppe: keine signifikante Assoziation.</w:t>
+        <w:t>Selbstwirksamkeit war stärkster Prädiktor für Lebensqualität (β=0,340, p&lt;0,05) und Lebensstilverhalten (R²=0,21–0,40 aller Subdomänen). Selbstmitgefühl stärkstes Prädiktor für Ernährung (β=0,436). Gesamtmodell Lebensqualität: 61,4% Varianzaufklärung (R²=0,614).</w:t>
       </w:r>
     </w:p>
     <w:p>
@@ -293,7 +293,7 @@
         <w:rPr>
           <w:sz w:val="19"/>
         </w:rPr>
-        <w:t>Japan, 80-Jährige; Frailty-Phenotyp mit praktischem Screening-Tool</w:t>
+        <w:t>Türkei, psychosoziale Faktoren kulturneutral, Messparameter international validiert</w:t>
       </w:r>
     </w:p>
     <w:p>
@@ -302,7 +302,7 @@
           <w:color w:val="5A7D3A"/>
           <w:sz w:val="18"/>
         </w:rPr>
-        <w:t>https://pubmed.ncbi.nlm.nih.gov/42739007/</w:t>
+        <w:t>https://pubmed.ncbi.nlm.nih.gov/42731903/</w:t>
       </w:r>
     </w:p>
     <w:p>
@@ -310,7 +310,7 @@
         <w:pStyle w:val="Heading2"/>
       </w:pPr>
       <w:r>
-        <w:t>Funktionales Gehirnalter erfasst Heterogenität in Schizophrenien besser als strukturelle Parameter</w:t>
+        <w:t>Krankheitslast bei Multipler Sklerose in Italien 1990–2023</w:t>
       </w:r>
     </w:p>
     <w:p>
@@ -320,12 +320,12 @@
           <w:color w:val="666666"/>
           <w:sz w:val="18"/>
         </w:rPr>
-        <w:t>Volkmer S et al.  ·  Transl Psychiatry  ·  04.09.2026  ·  PMID 42697895</w:t>
+        <w:t>Brigo F et al.  ·  Mult Scler Relat Disord  ·  28.08.2026  ·  PMID 42664643</w:t>
       </w:r>
     </w:p>
     <w:p>
       <w:r>
-        <w:t>Validierungsstudie untersuchte resting-state funktionales Gehirnalter (brain-age gap, BAG) bei Schizophreniespektrum-Störungen in vier Kohorten; innerhalb SSD assoziiert jüngeres Gehirnalter mit schlechterer Kognition.</w:t>
+        <w:t>Analyse der zeitlichen Trends und regionalen Unterschiede in der Morbidität (Behinderung versus Sterblichkeit) von MS in Italien mittels Global-Burden-of-Disease-Daten.</w:t>
       </w:r>
     </w:p>
     <w:p>
@@ -336,7 +336,7 @@
         <w:t xml:space="preserve">Ergebnis: </w:t>
       </w:r>
       <w:r>
-        <w:t>SSD zeigte group-level BAG-Elevation 0,4–0,6. Innerhalb SSD: jüngeres Gehirnalter korreliert mit niedrigerer Kognition, längerer Krankheitsdauer, höheren neurologischen soft signs (NSS). Über 12–24 Wochen: BAG-Zunahme mit NSS-Motor-Reduktion assoziiert.</w:t>
+        <w:t>MS-Krankheitslast stieg in allen Regionen; Verschiebung von Sterblichkeit zu Behinderung: YLL/YLD-Ratio sank überall, mit steilstem Anstieg in Sardinien und Süd+Sizilien. Höhere DALY-Raten in allen Regionen bei Frauen und Männern.</w:t>
       </w:r>
     </w:p>
     <w:p>
@@ -351,7 +351,7 @@
         <w:rPr>
           <w:sz w:val="19"/>
         </w:rPr>
-        <w:t>Deutschland und Schweiz, multizentrisches Design; Biomarker vorhersagewert offen</w:t>
+        <w:t>Italien, vergleichbares europäisches Gesundheitssystem und Versorgungsinfrastruktur</w:t>
       </w:r>
     </w:p>
     <w:p>
@@ -360,7 +360,7 @@
           <w:color w:val="5A7D3A"/>
           <w:sz w:val="18"/>
         </w:rPr>
-        <w:t>https://pubmed.ncbi.nlm.nih.gov/42697895/</w:t>
+        <w:t>https://pubmed.ncbi.nlm.nih.gov/42664643/</w:t>
       </w:r>
     </w:p>
     <w:p>
@@ -368,7 +368,7 @@
         <w:pStyle w:val="Heading2"/>
       </w:pPr>
       <w:r>
-        <w:t>Wahrnehmung des Alterns bei Männern 2013–2023 stabil trotz Gesundheitsbewusstsein</w:t>
+        <w:t>Geschlechtsspezifische Altersuhren und Stoffwechselveränderungen in Bevölkerungsphenome</w:t>
       </w:r>
     </w:p>
     <w:p>
@@ -378,12 +378,12 @@
           <w:color w:val="666666"/>
           <w:sz w:val="18"/>
         </w:rPr>
-        <w:t>Bejda G et al.  ·  Adv Clin Exp Med  ·  Aug. 2026  ·  PMID 42543032</w:t>
+        <w:t>Li J et al.  ·  Nat Aging  ·  25.08.2026  ·  PMID 42642518</w:t>
       </w:r>
     </w:p>
     <w:p>
       <w:r>
-        <w:t>Vergleichende Querschnittstudie an 2013 und 2023 hospitalisierten Männern aus Polen untersuchte Veränderungen in Alterswahrnehmung und Gesundheitsverhalten mittels standardisierter Instrumente.</w:t>
+        <w:t>Entwicklung und Validierung von Altersuhren (klinische und biologische Marker) in &gt;100.000 Chinesen (18–98 Jahre) mit Analyse von Geschlechtsunterschieden und modifizierbaren metabolischen Faktoren.</w:t>
       </w:r>
     </w:p>
     <w:p>
@@ -394,7 +394,7 @@
         <w:t xml:space="preserve">Ergebnis: </w:t>
       </w:r>
       <w:r>
-        <w:t>80,5 % (2013) vs. 75,9 % (2023) mit psychischen Alterssymptomen. Sexuelle Dysfunktion 65,8 % vs. 63,3 %. Testosterone-Abnahme als Altersmerkmal erwartet. Hohe Selbstwirksamkeit in beiden Kohorten. Unzureichendes Alterswissen bleibt.</w:t>
+        <w:t>Divergente Alterungstrajektorien Männer vs. Frauen in mittlerem Alter konvergierten später. Akkumulation von Cholesterin, Triglyzeriden, Glukose, Harnsäure und Tumormalkeuren mit dem Altern. High-Fat-Diet-Reversierung zeigte Modifizierbarkeit metabolischer Belastung.</w:t>
       </w:r>
     </w:p>
     <w:p>
@@ -409,7 +409,7 @@
         <w:rPr>
           <w:sz w:val="19"/>
         </w:rPr>
-        <w:t>Polen (Podlaskie), verwandter Sozialversicherungskontext</w:t>
+        <w:t>China, große Kohorte, metabolische Befunde altersunabhängig übertragbar auf deutsches Setting</w:t>
       </w:r>
     </w:p>
     <w:p>
@@ -418,7 +418,65 @@
           <w:color w:val="5A7D3A"/>
           <w:sz w:val="18"/>
         </w:rPr>
-        <w:t>https://pubmed.ncbi.nlm.nih.gov/42543032/</w:t>
+        <w:t>https://pubmed.ncbi.nlm.nih.gov/42642518/</w:t>
+      </w:r>
+    </w:p>
+    <w:p>
+      <w:pPr>
+        <w:pStyle w:val="Heading2"/>
+      </w:pPr>
+      <w:r>
+        <w:t>Gewonnene Lebensjahre bei zufällig entdecktem Prostatakarzinom</w:t>
+      </w:r>
+    </w:p>
+    <w:p>
+      <w:r>
+        <w:rPr>
+          <w:i/>
+          <w:color w:val="666666"/>
+          <w:sz w:val="18"/>
+        </w:rPr>
+        <w:t>Falkenbach F et al.  ·  Prostate  ·  08.07.2026  ·  PMID 42418725</w:t>
+      </w:r>
+    </w:p>
+    <w:p>
+      <w:r>
+        <w:t>Berechnung der verlorenen Lebensjahre (YLL) bei zufällig entdecktem Prostatakarzinom mittels SEER-Daten 2004–2021 und Vergleich mit bevölkerungsgestützten Überlebensstudien.</w:t>
+      </w:r>
+    </w:p>
+    <w:p>
+      <w:r>
+        <w:rPr>
+          <w:b/>
+        </w:rPr>
+        <w:t xml:space="preserve">Ergebnis: </w:t>
+      </w:r>
+      <w:r>
+        <w:t>7.324 Patienten; Unterschied zu Bevölkerungskontroll: 0,23 verlorene Jahre (p&lt;0,001). Ohne Behandlung: 0,25 YLL; mit Behandlung: 0,18 YLL. Gleason 8–10 + T1b ohne Therapie: 3,02 YLL; Gleason ≤7 + T1a mit Therapie: keine signifikanten YLL.</w:t>
+      </w:r>
+    </w:p>
+    <w:p>
+      <w:r>
+        <w:rPr>
+          <w:b/>
+          <w:sz w:val="19"/>
+        </w:rPr>
+        <w:t xml:space="preserve">Übertragbarkeit: </w:t>
+      </w:r>
+      <w:r>
+        <w:rPr>
+          <w:sz w:val="19"/>
+        </w:rPr>
+        <w:t>USA, SEER-Register, Unterschiede in Lebenserwartung und Behandlungsindikationen beachten</w:t>
+      </w:r>
+    </w:p>
+    <w:p>
+      <w:r>
+        <w:rPr>
+          <w:color w:val="5A7D3A"/>
+          <w:sz w:val="18"/>
+        </w:rPr>
+        <w:t>https://pubmed.ncbi.nlm.nih.gov/42418725/</w:t>
       </w:r>
     </w:p>
     <w:sectPr>

--- a/download/studien-aktuell.docx
+++ b/download/studien-aktuell.docx
@@ -62,7 +62,7 @@
           <w:color w:val="666666"/>
           <w:sz w:val="18"/>
         </w:rPr>
-        <w:t>Stand: 19.09.2026  |  7 Studien  |  longevity.m-vf.de</w:t>
+        <w:t>Stand: 20.09.2026  |  7 Studien  |  longevity.m-vf.de</w:t>
       </w:r>
     </w:p>
     <w:p>
@@ -70,7 +70,7 @@
         <w:pStyle w:val="Heading1"/>
       </w:pPr>
       <w:r>
-        <w:t>Aufgenommen am 19.09.2026</w:t>
+        <w:t>Aufgenommen am 20.09.2026</w:t>
       </w:r>
     </w:p>
     <w:p>
@@ -78,7 +78,7 @@
         <w:pStyle w:val="Heading2"/>
       </w:pPr>
       <w:r>
-        <w:t>Geriatrisches Assessment bei chronischer Nierenkrankheit und Frailty</w:t>
+        <w:t>Exergaming mit Widerstandstraining verbessert Selbstwirksamkeit und Aktivität bei kognitiver Gebrechlichkeit</w:t>
       </w:r>
     </w:p>
     <w:p>
@@ -88,12 +88,12 @@
           <w:color w:val="666666"/>
           <w:sz w:val="18"/>
         </w:rPr>
-        <w:t>Nixon AC  ·  Kidney Int  ·  Okt. 2026  ·  PMID 42760022</w:t>
+        <w:t>Ning H et al.  ·  Zhong Nan Da Xue Xue Bao Yi Xue Ban  ·  28.07.2026  ·  PMID 42763302</w:t>
       </w:r>
     </w:p>
     <w:p>
       <w:r>
-        <w:t>Kommentararbeit zur GOAL-Studie, die überprüfte, ob eine einzige geriatrische Konsultation ältere Patienten mit chronischer Nierenkrankheit und Frailty in ihren Behandlungszielen hilft.</w:t>
+        <w:t>Randomisierte Studie zu 12-wöchigem Exergaming mit Elastikband-Training bei 79 älteren Erwachsenen mit kognitiver Frailty zur Verbesserung von Selbstwirksamkeit und körperlicher Aktivität.</w:t>
       </w:r>
     </w:p>
     <w:p>
@@ -104,7 +104,7 @@
         <w:t xml:space="preserve">Ergebnis: </w:t>
       </w:r>
       <w:r>
-        <w:t>Die Studie fand keine signifikante Verbesserung der Zielerreichung durch ein Konsultationsmodell. Personenzentrierte Versorgungsmodelle außerhalb von Einzelterminen und fortlaufende Neubewertung erfordern weitere Evaluierung.</w:t>
+        <w:t>Interventionsgruppe zeigte signifikant höhere Verbesserungen bei IPAQ-SF-Scores (MD=586,1 MET-min/Woche, 95%-KI 454,5–717,7) und Selbsteffektivität (MD=3,3, 95%-KI 2,4–4,2) vs. Kontrolle (beide p&lt;0,001). Trainingsadhärenz 86,5%. Qualitative Analyse identifizierte erhöhte Trainierbarkeit, positive Gesundheitswahrnehmung und verbesserte Sozialinteraktion.</w:t>
       </w:r>
     </w:p>
     <w:p>
@@ -119,7 +119,7 @@
         <w:rPr>
           <w:sz w:val="19"/>
         </w:rPr>
-        <w:t>UK-Gesundheitssystem, Design auf europäische Versorgungsstrukturen übertragbar</w:t>
+        <w:t>Chinesische Primar- und sekundäre Datenquellen; Design auf deutschsprachigen Kontext übertragbar.</w:t>
       </w:r>
     </w:p>
     <w:p>
@@ -128,7 +128,7 @@
           <w:color w:val="5A7D3A"/>
           <w:sz w:val="18"/>
         </w:rPr>
-        <w:t>https://pubmed.ncbi.nlm.nih.gov/42760022/</w:t>
+        <w:t>https://pubmed.ncbi.nlm.nih.gov/42763302/</w:t>
       </w:r>
     </w:p>
     <w:p>
@@ -136,7 +136,7 @@
         <w:pStyle w:val="Heading2"/>
       </w:pPr>
       <w:r>
-        <w:t>Verständnis von Frailty bei Kindern mit chronischer Nierenkrankheit</w:t>
+        <w:t>Luftfeuchte, Frailty und Schlaganfallrisiko im Alter: 7-Jahres-Kohortenstudie China</w:t>
       </w:r>
     </w:p>
     <w:p>
@@ -146,12 +146,12 @@
           <w:color w:val="666666"/>
           <w:sz w:val="18"/>
         </w:rPr>
-        <w:t>Guha C et al.  ·  Kidney Int  ·  Okt. 2026  ·  PMID 42760016</w:t>
+        <w:t>Zhou Y et al.  ·  Zhong Nan Da Xue Xue Bao Yi Xue Ban  ·  28.07.2026  ·  PMID 42763297</w:t>
       </w:r>
     </w:p>
     <w:p>
       <w:r>
-        <w:t>Qualitatives Perspektivwerk auf Frailty im Kindesalter bei chronischer Nierenkrankheit – Interpretation als Verlust von Entwicklungspotenzial statt funktionellem Rückgang im Gegensatz zu Frailty bei Älteren.</w:t>
+        <w:t>Prospektive Kohortenstudie (CHARLS) mit 19.582 chinesischen Älteren zum Zusammenhang zwischen Umgebungsfeuchte und Schlaganfallrisiko mit Frailty als Mediator.</w:t>
       </w:r>
     </w:p>
     <w:p>
@@ -162,7 +162,7 @@
         <w:t xml:space="preserve">Ergebnis: </w:t>
       </w:r>
       <w:r>
-        <w:t>Zentrale Befunde: (1) Frailty bei Kindern ist (anders als bei Älteren) oft reversibel; (2) Frühe Identifikation durch altersgerechte Screening ermöglicht multidisziplinäre Intervention; (3) Kritisches Fenster zur Maximierung von Wachstum, Resilienz und Lebensfunktion in der Kindheit.</w:t>
+        <w:t>Gegenüber niedriger Feuchte: mittlere Feuchte HR=1,119 (95%-KI 1,033–1,213), hohe Feuchte HR=1,279 (95%-KI 1,227–1,331) für neuen Schlaganfall (beide p&lt;0,01). Bei Männern ausgeprägter (hohe Feuchte: HR=1,352, 95%-KI 1,268–1,442). Frailty vermittelte 22,0% der Assoziation. Mediane Nachbeobachtung 7 Jahre, 1.235 Schlaganfälle (6,31%).</w:t>
       </w:r>
     </w:p>
     <w:p>
@@ -177,7 +177,7 @@
         <w:rPr>
           <w:sz w:val="19"/>
         </w:rPr>
-        <w:t>Internationale Perspektive auf Frailty-Definition und Versorgungsmodelle, anwendbar auf deutsches Versorgungssystem</w:t>
+        <w:t>CHARLS-Langzeitdaten aus China; Umwelt-Gebrechlichkeits-Pathomechanismus übertragbar.</w:t>
       </w:r>
     </w:p>
     <w:p>
@@ -186,7 +186,7 @@
           <w:color w:val="5A7D3A"/>
           <w:sz w:val="18"/>
         </w:rPr>
-        <w:t>https://pubmed.ncbi.nlm.nih.gov/42760016/</w:t>
+        <w:t>https://pubmed.ncbi.nlm.nih.gov/42763297/</w:t>
       </w:r>
     </w:p>
     <w:p>
@@ -194,7 +194,7 @@
         <w:pStyle w:val="Heading2"/>
       </w:pPr>
       <w:r>
-        <w:t>Frailty-Index für Mortalitätsprognose nach Schlaganfall in kritischer Versorgung</w:t>
+        <w:t>Fragmentierte Sedentarität und kardiovaskuläre Sterblichkeit: Gewonnene Lebensjahre durch Bewegungspausen</w:t>
       </w:r>
     </w:p>
     <w:p>
@@ -204,12 +204,12 @@
           <w:color w:val="666666"/>
           <w:sz w:val="18"/>
         </w:rPr>
-        <w:t>Gu G et al.  ·  Front Neurol  ·  03.09.2026  ·  PMID 42756253</w:t>
+        <w:t>Xing T et al.  ·  Zhong Nan Da Xue Xue Bao Yi Xue Ban  ·  28.07.2026  ·  PMID 42763296</w:t>
       </w:r>
     </w:p>
     <w:p>
       <w:r>
-        <w:t>Verwendung eines laborgestützten Frailty-Index (FI-Lab) zur Vorhersage der 90-Tage-Mortalität nach akutem ischämischen Schlaganfall in der Intensivmedizin mit temporaler Validierung.</w:t>
+        <w:t>Prospektive Kohorte mit 89.010 UK-Biobank-Teilnehmern zum Zusammenhang zwischen Sedentärdauer/-fragmentierung und Sterblichkeit sowie Lebenserwartung.</w:t>
       </w:r>
     </w:p>
     <w:p>
@@ -220,7 +220,7 @@
         <w:t xml:space="preserve">Ergebnis: </w:t>
       </w:r>
       <w:r>
-        <w:t>3.186 Patienten beim 24-h-Zeitpunkt (559 Todesfälle): FI-Lab verbesserte AUC von 0,774 auf 0,808 (Differenz 0,034, 95% CI 0,022–0,047; p&lt;0,001) und Brier-Score von 0,162 auf 0,152. Beim 72-h-Punkt: 2.918 Patienten (473 Ereignisse), AUC 0,752 → 0,791 mit FI-Lab.</w:t>
+        <w:t>Gegenüber geringster Sedentarität: ≥10 h/Tag Sitzen + wenig Pausen (Breaks &lt;12/Tag) mit HR=1,515 (95%-KI 1,380–1,663) für Gesamtsterblichkeit und HR=1,553 (95%-KI 1,325–1,820) für kardiovaskuläre Mortalität. Häufige Sitzpausen reduzierten Sterblichkeitsrisiko. Lebenserwartungsverlust im Alter 50: -2,77 Jahre (Männer, 95%-KI -3,39 bis -2,15) und -3,11 Jahre (Frauen, 95%-KI -3,79 bis -2,43) an kardiovaskulär-freien Jahren.</w:t>
       </w:r>
     </w:p>
     <w:p>
@@ -235,7 +235,7 @@
         <w:rPr>
           <w:sz w:val="19"/>
         </w:rPr>
-        <w:t>MIMIC-IV-Datenbank, generalisierbare ICU-Frailty-Messung, externe Validierung ausstehend</w:t>
+        <w:t>UK-Daten mit wearables gemessen; Befund zur Bewegungsunterbrechung international anwendbar.</w:t>
       </w:r>
     </w:p>
     <w:p>
@@ -244,7 +244,7 @@
           <w:color w:val="5A7D3A"/>
           <w:sz w:val="18"/>
         </w:rPr>
-        <w:t>https://pubmed.ncbi.nlm.nih.gov/42756253/</w:t>
+        <w:t>https://pubmed.ncbi.nlm.nih.gov/42763296/</w:t>
       </w:r>
     </w:p>
     <w:p>
@@ -252,7 +252,7 @@
         <w:pStyle w:val="Heading2"/>
       </w:pPr>
       <w:r>
-        <w:t>Selbstmitgefühl und Selbstwirksamkeit bei Älteren: Lebenqualität und Gesundheitsverhalten</w:t>
+        <w:t>Feinstaub und Frailty: PM₂,₅-Komponenten erhöhen Gebrechlichkeitsrisiko im Alter</w:t>
       </w:r>
     </w:p>
     <w:p>
@@ -262,12 +262,12 @@
           <w:color w:val="666666"/>
           <w:sz w:val="18"/>
         </w:rPr>
-        <w:t>Mullins D et al.  ·  J Psychiatr Res  ·  06.05.2026  ·  PMID 42731903</w:t>
+        <w:t>Liu Q et al.  ·  Zhonghua Liu Xing Bing Xue Za Zhi  ·  10.09.2026  ·  PMID 42763185</w:t>
       </w:r>
     </w:p>
     <w:p>
       <w:r>
-        <w:t>Querschnittsuntersuchung von 179 Bewohnern der Gemeinde (≥65 Jahre) zur Assoziation von Selbstmitgefühl, Selbstwirksamkeit und posturalem Bewusstsein mit Schmerz, Lebensstilverhalten und Lebensqualität.</w:t>
+        <w:t>Querschnittsstudie mit 1.875 älteren Personen in der Jing-Jin-Ji-Region zum Zusammenhang zwischen PM₂,₅-Exposition und Frailty-Index.</w:t>
       </w:r>
     </w:p>
     <w:p>
@@ -278,7 +278,7 @@
         <w:t xml:space="preserve">Ergebnis: </w:t>
       </w:r>
       <w:r>
-        <w:t>Selbstwirksamkeit war stärkster Prädiktor für Lebensqualität (β=0,340, p&lt;0,05) und Lebensstilverhalten (R²=0,21–0,40 aller Subdomänen). Selbstmitgefühl stärkstes Prädiktor für Ernährung (β=0,436). Gesamtmodell Lebensqualität: 61,4% Varianzaufklärung (R²=0,614).</w:t>
+        <w:t>PM₂,₅ bei 90-Tage-Mittelung (lag090 d) assoziiert mit erhöhtem Frailty-Risiko: +1,30% pro IQR-Anstieg (95%-KI 0,29–2,31). Organische Kohlenstoffe (OC): +3,63% (95%-KI 1,17–6,09%), Elementares Kohlenstoff: +0,83% (95%-KI 0,45–1,21%), Kupfer: +1,50% (95%-KI 0,76–2,24%) pro IQR-Anstieg. Keine signifikanten Unterschiede nach Geschlecht, Alter oder Lebensstil.</w:t>
       </w:r>
     </w:p>
     <w:p>
@@ -293,7 +293,7 @@
         <w:rPr>
           <w:sz w:val="19"/>
         </w:rPr>
-        <w:t>Türkei, psychosoziale Faktoren kulturneutral, Messparameter international validiert</w:t>
+        <w:t>Chinesische Luftqualitätsdaten; Umweltbelastung-Gebrechlichkeits-Zusammenhang universal relevant.</w:t>
       </w:r>
     </w:p>
     <w:p>
@@ -302,7 +302,7 @@
           <w:color w:val="5A7D3A"/>
           <w:sz w:val="18"/>
         </w:rPr>
-        <w:t>https://pubmed.ncbi.nlm.nih.gov/42731903/</w:t>
+        <w:t>https://pubmed.ncbi.nlm.nih.gov/42763185/</w:t>
       </w:r>
     </w:p>
     <w:p>
@@ -310,7 +310,7 @@
         <w:pStyle w:val="Heading2"/>
       </w:pPr>
       <w:r>
-        <w:t>Krankheitslast bei Multipler Sklerose in Italien 1990–2023</w:t>
+        <w:t>Ernährungsqualität und biologisches Alter: Zentrale Adiposität als Vermittler</w:t>
       </w:r>
     </w:p>
     <w:p>
@@ -320,12 +320,12 @@
           <w:color w:val="666666"/>
           <w:sz w:val="18"/>
         </w:rPr>
-        <w:t>Brigo F et al.  ·  Mult Scler Relat Disord  ·  28.08.2026  ·  PMID 42664643</w:t>
+        <w:t>Qian Y  ·  Medicine (Baltimore)  ·  18.09.2026  ·  PMID 42760668</w:t>
       </w:r>
     </w:p>
     <w:p>
       <w:r>
-        <w:t>Analyse der zeitlichen Trends und regionalen Unterschiede in der Morbidität (Behinderung versus Sterblichkeit) von MS in Italien mittels Global-Burden-of-Disease-Daten.</w:t>
+        <w:t>Querschnittsstudie mit 12.511 US-Erwachsenen (≥20 Jahre) aus NHANES 2005–2010 zur Assoziation zwischen Ernährungsqualität und phänotypischer Altersbeschleunigung.</w:t>
       </w:r>
     </w:p>
     <w:p>
@@ -336,7 +336,7 @@
         <w:t xml:space="preserve">Ergebnis: </w:t>
       </w:r>
       <w:r>
-        <w:t>MS-Krankheitslast stieg in allen Regionen; Verschiebung von Sterblichkeit zu Behinderung: YLL/YLD-Ratio sank überall, mit steilstem Anstieg in Sardinien und Süd+Sizilien. Höhere DALY-Raten in allen Regionen bei Frauen und Männern.</w:t>
+        <w:t>Pro 1-Punkt-Anstieg Healthy-Eating-Index-2015: OR=0,98 (95%-KI 0,97–0,98, p&lt;0,001) für beschleunigtes biologisches Altern. Waist-to-Height Ratio (WHtR) und Body Roundness Index (BRI) zeigten größte Mediationseffekte (29,23% bzw. 28,90%). Sensitivitätsanalysen bestätigten Robustheit.</w:t>
       </w:r>
     </w:p>
     <w:p>
@@ -351,7 +351,7 @@
         <w:rPr>
           <w:sz w:val="19"/>
         </w:rPr>
-        <w:t>Italien, vergleichbares europäisches Gesundheitssystem und Versorgungsinfrastruktur</w:t>
+        <w:t>NHANES-Daten USA; Ernährungs-Adipositas-Alterungsweg prinzipiell universal.</w:t>
       </w:r>
     </w:p>
     <w:p>
@@ -360,7 +360,7 @@
           <w:color w:val="5A7D3A"/>
           <w:sz w:val="18"/>
         </w:rPr>
-        <w:t>https://pubmed.ncbi.nlm.nih.gov/42664643/</w:t>
+        <w:t>https://pubmed.ncbi.nlm.nih.gov/42760668/</w:t>
       </w:r>
     </w:p>
     <w:p>
@@ -368,7 +368,7 @@
         <w:pStyle w:val="Heading2"/>
       </w:pPr>
       <w:r>
-        <w:t>Geschlechtsspezifische Altersuhren und Stoffwechselveränderungen in Bevölkerungsphenome</w:t>
+        <w:t>Risikofaktoren für Frailty bei älteren Krebspatienten: Systematische Übersicht</w:t>
       </w:r>
     </w:p>
     <w:p>
@@ -378,12 +378,12 @@
           <w:color w:val="666666"/>
           <w:sz w:val="18"/>
         </w:rPr>
-        <w:t>Li J et al.  ·  Nat Aging  ·  25.08.2026  ·  PMID 42642518</w:t>
+        <w:t>Shubing F et al.  ·  BMC Geriatr  ·  18.09.2026  ·  PMID 42760535</w:t>
       </w:r>
     </w:p>
     <w:p>
       <w:r>
-        <w:t>Entwicklung und Validierung von Altersuhren (klinische und biologische Marker) in &gt;100.000 Chinesen (18–98 Jahre) mit Analyse von Geschlechtsunterschieden und modifizierbaren metabolischen Faktoren.</w:t>
+        <w:t>Systematische Übersicht von 30 Studien (2014–2025) zu Determinanten von Frailty bei älteren Krebspatienten, davon 26 Querschnitts- und 4 prospektive Kohortenstudien.</w:t>
       </w:r>
     </w:p>
     <w:p>
@@ -394,7 +394,7 @@
         <w:t xml:space="preserve">Ergebnis: </w:t>
       </w:r>
       <w:r>
-        <w:t>Divergente Alterungstrajektorien Männer vs. Frauen in mittlerem Alter konvergierten später. Akkumulation von Cholesterin, Triglyzeriden, Glukose, Harnsäure und Tumormalkeuren mit dem Altern. High-Fat-Diet-Reversierung zeigte Modifizierbarkeit metabolischer Belastung.</w:t>
+        <w:t>Risikofaktoren in 6 Kategorien identifiziert: krankheitsbezogen (Krebsart, fortgeschrittenes Stadium), physiologisch (Mangelernährung, Muskelabbau), psychologisch (Depression, kognitiver Verfall), Lebensstil (Bewegungsmangel), soziodemografisch (Isolation), therapiebedingt (Chemotherapie-Toxizität). Prospektive Evidenz limitiert (n=4 Studien); gefordert: stratifizierte Screening- und Interventionsstrategien.</w:t>
       </w:r>
     </w:p>
     <w:p>
@@ -409,7 +409,7 @@
         <w:rPr>
           <w:sz w:val="19"/>
         </w:rPr>
-        <w:t>China, große Kohorte, metabolische Befunde altersunabhängig übertragbar auf deutsches Setting</w:t>
+        <w:t>Überwiegend Hocheinkommensländer; Frailty-Krebsinteraktion im älteren Alter universell.</w:t>
       </w:r>
     </w:p>
     <w:p>
@@ -418,7 +418,7 @@
           <w:color w:val="5A7D3A"/>
           <w:sz w:val="18"/>
         </w:rPr>
-        <w:t>https://pubmed.ncbi.nlm.nih.gov/42642518/</w:t>
+        <w:t>https://pubmed.ncbi.nlm.nih.gov/42760535/</w:t>
       </w:r>
     </w:p>
     <w:p>
@@ -426,7 +426,7 @@
         <w:pStyle w:val="Heading2"/>
       </w:pPr>
       <w:r>
-        <w:t>Gewonnene Lebensjahre bei zufällig entdecktem Prostatakarzinom</w:t>
+        <w:t>Mesenchymale Stammzelltherapie bei Frailty: Systematische Übersicht mit Fokus auf Sicherheit und Mobilität</w:t>
       </w:r>
     </w:p>
     <w:p>
@@ -436,12 +436,12 @@
           <w:color w:val="666666"/>
           <w:sz w:val="18"/>
         </w:rPr>
-        <w:t>Falkenbach F et al.  ·  Prostate  ·  08.07.2026  ·  PMID 42418725</w:t>
+        <w:t>Poutouri E et al.  ·  Int J Mol Sci  ·  25.08.2026  ·  PMID 42737497</w:t>
       </w:r>
     </w:p>
     <w:p>
       <w:r>
-        <w:t>Berechnung der verlorenen Lebensjahre (YLL) bei zufällig entdecktem Prostatakarzinom mittels SEER-Daten 2004–2021 und Vergleich mit bevölkerungsgestützten Überlebensstudien.</w:t>
+        <w:t>Systematische Übersicht von 3 randomisierten Studien (208 Teilnehmer, älter mit Frailty) zu Sicherheit und Wirksamkeit der intravenösen Stammzelltherapie auf funktionale Ergebnisse.</w:t>
       </w:r>
     </w:p>
     <w:p>
@@ -452,7 +452,7 @@
         <w:t xml:space="preserve">Ergebnis: </w:t>
       </w:r>
       <w:r>
-        <w:t>7.324 Patienten; Unterschied zu Bevölkerungskontroll: 0,23 verlorene Jahre (p&lt;0,001). Ohne Behandlung: 0,25 YLL; mit Behandlung: 0,18 YLL. Gleason 8–10 + T1b ohne Therapie: 3,02 YLL; Gleason ≤7 + T1a mit Therapie: keine signifikanten YLL.</w:t>
+        <w:t>Keine schwerwiegenden behandlungsbezogenen Nebenwirkungen berichtet. Signale für Verbesserung: 6-Minuten-Gehtest nach 9 Monaten dosisabhängig erhöht; SPPB-, TUG- und Griffkraft-Verbesserungen in einzelnen Studien. Zirkulating pro-inflammatorische Zytokine reduziert, Lebensqualität verbessert. Heterogenität Stammzellquelle, Dosis und Follow-up; größere adequat-gepowerte Studien erforderlich.</w:t>
       </w:r>
     </w:p>
     <w:p>
@@ -467,7 +467,7 @@
         <w:rPr>
           <w:sz w:val="19"/>
         </w:rPr>
-        <w:t>USA, SEER-Register, Unterschiede in Lebenserwartung und Behandlungsindikationen beachten</w:t>
+        <w:t>Vereinigte Staaten und Schweiz; Stammzelltherapie-Sicherheitsdaten relevant für prospektive europäische Studien.</w:t>
       </w:r>
     </w:p>
     <w:p>
@@ -476,7 +476,7 @@
           <w:color w:val="5A7D3A"/>
           <w:sz w:val="18"/>
         </w:rPr>
-        <w:t>https://pubmed.ncbi.nlm.nih.gov/42418725/</w:t>
+        <w:t>https://pubmed.ncbi.nlm.nih.gov/42737497/</w:t>
       </w:r>
     </w:p>
     <w:sectPr>

--- a/download/studien-aktuell.docx
+++ b/download/studien-aktuell.docx
@@ -62,7 +62,7 @@
           <w:color w:val="666666"/>
           <w:sz w:val="18"/>
         </w:rPr>
-        <w:t>Stand: 20.09.2026  |  7 Studien  |  longevity.m-vf.de</w:t>
+        <w:t>Stand: 21.09.2026  |  7 Studien  |  longevity.m-vf.de</w:t>
       </w:r>
     </w:p>
     <w:p>
@@ -70,7 +70,7 @@
         <w:pStyle w:val="Heading1"/>
       </w:pPr>
       <w:r>
-        <w:t>Aufgenommen am 20.09.2026</w:t>
+        <w:t>Aufgenommen am 21.09.2026</w:t>
       </w:r>
     </w:p>
     <w:p>
@@ -78,7 +78,7 @@
         <w:pStyle w:val="Heading2"/>
       </w:pPr>
       <w:r>
-        <w:t>Exergaming mit Widerstandstraining verbessert Selbstwirksamkeit und Aktivität bei kognitiver Gebrechlichkeit</w:t>
+        <w:t>Hörtechnik und Lebensqualität im höheren Alter nach Cochlea-Implantat</w:t>
       </w:r>
     </w:p>
     <w:p>
@@ -88,12 +88,12 @@
           <w:color w:val="666666"/>
           <w:sz w:val="18"/>
         </w:rPr>
-        <w:t>Ning H et al.  ·  Zhong Nan Da Xue Xue Bao Yi Xue Ban  ·  28.07.2026  ·  PMID 42763302</w:t>
+        <w:t>Deniz H  ·  J Am Acad Audiol  ·  01.07.2026  ·  PMID 42763618</w:t>
       </w:r>
     </w:p>
     <w:p>
       <w:r>
-        <w:t>Randomisierte Studie zu 12-wöchigem Exergaming mit Elastikband-Training bei 79 älteren Erwachsenen mit kognitiver Frailty zur Verbesserung von Selbstwirksamkeit und körperlicher Aktivität.</w:t>
+        <w:t>Vergleichsstudie jüngerer (40–59 J.) und älterer (≥60 J.) Patienten mit Cochlea-Implantaten zu Hörtauglichkeit und Lebensqualität.</w:t>
       </w:r>
     </w:p>
     <w:p>
@@ -104,7 +104,7 @@
         <w:t xml:space="preserve">Ergebnis: </w:t>
       </w:r>
       <w:r>
-        <w:t>Interventionsgruppe zeigte signifikant höhere Verbesserungen bei IPAQ-SF-Scores (MD=586,1 MET-min/Woche, 95%-KI 454,5–717,7) und Selbsteffektivität (MD=3,3, 95%-KI 2,4–4,2) vs. Kontrolle (beide p&lt;0,001). Trainingsadhärenz 86,5%. Qualitative Analyse identifizierte erhöhte Trainierbarkeit, positive Gesundheitswahrnehmung und verbesserte Sozialinteraktion.</w:t>
+        <w:t>Ältere Patienten zeigten signifikant schlechtere Hörtests (p&lt;0,05) und niedrigere Werte in allen WHOQOL-BREF-Dimensionen (p&lt;0,05); keine Unterschiede in Depression (p=0,198). Depressionsebenen unterschieden sich nicht, was darauf hindeutet, dass psychische Anpassung dem Hörverlust voraus ist.</w:t>
       </w:r>
     </w:p>
     <w:p>
@@ -119,7 +119,7 @@
         <w:rPr>
           <w:sz w:val="19"/>
         </w:rPr>
-        <w:t>Chinesische Primar- und sekundäre Datenquellen; Design auf deutschsprachigen Kontext übertragbar.</w:t>
+        <w:t>Türkei – vergleichbares Audiologen-System, aber Implantationsrichtlinien können regional variieren; Versorgungsansatz übertragbar.</w:t>
       </w:r>
     </w:p>
     <w:p>
@@ -128,7 +128,7 @@
           <w:color w:val="5A7D3A"/>
           <w:sz w:val="18"/>
         </w:rPr>
-        <w:t>https://pubmed.ncbi.nlm.nih.gov/42763302/</w:t>
+        <w:t>https://pubmed.ncbi.nlm.nih.gov/42763618/</w:t>
       </w:r>
     </w:p>
     <w:p>
@@ -136,7 +136,7 @@
         <w:pStyle w:val="Heading2"/>
       </w:pPr>
       <w:r>
-        <w:t>Luftfeuchte, Frailty und Schlaganfallrisiko im Alter: 7-Jahres-Kohortenstudie China</w:t>
+        <w:t>Frailty bei Kindern mit chronischer Nierenerkrankung – Reversibilität als klinisches Fenster</w:t>
       </w:r>
     </w:p>
     <w:p>
@@ -146,12 +146,12 @@
           <w:color w:val="666666"/>
           <w:sz w:val="18"/>
         </w:rPr>
-        <w:t>Zhou Y et al.  ·  Zhong Nan Da Xue Xue Bao Yi Xue Ban  ·  28.07.2026  ·  PMID 42763297</w:t>
+        <w:t>Chan EY et al.  ·  Kidney Int  ·  Okt. 2026  ·  PMID 42760017</w:t>
       </w:r>
     </w:p>
     <w:p>
       <w:r>
-        <w:t>Prospektive Kohortenstudie (CHARLS) mit 19.582 chinesischen Älteren zum Zusammenhang zwischen Umgebungsfeuchte und Schlaganfallrisiko mit Frailty als Mediator.</w:t>
+        <w:t>Kommentar zur Unterscheidung pädiatrischer Frailty von adulter Gebrechlichkeit und zum Potenzial, durch frühe Erkennung und multidisziplinäre Intervention die Entwicklung wiederherzustellen.</w:t>
       </w:r>
     </w:p>
     <w:p>
@@ -162,7 +162,7 @@
         <w:t xml:space="preserve">Ergebnis: </w:t>
       </w:r>
       <w:r>
-        <w:t>Gegenüber niedriger Feuchte: mittlere Feuchte HR=1,119 (95%-KI 1,033–1,213), hohe Feuchte HR=1,279 (95%-KI 1,227–1,331) für neuen Schlaganfall (beide p&lt;0,01). Bei Männern ausgeprägter (hohe Feuchte: HR=1,352, 95%-KI 1,268–1,442). Frailty vermittelte 22,0% der Assoziation. Mediane Nachbeobachtung 7 Jahre, 1.235 Schlaganfälle (6,31%).</w:t>
+        <w:t>Im Gegensatz zu Erwachsenen kann Frailty bei Kindern mit chronischer Nierenerkrankung reversibel sein und sollte als Verlust von Entwicklungspotenzial statt Funktionsverlust verstanden werden. Frühe standardisierte Screening und Intervention können Wachstum und Resilienz wiederherstellen.</w:t>
       </w:r>
     </w:p>
     <w:p>
@@ -177,7 +177,7 @@
         <w:rPr>
           <w:sz w:val="19"/>
         </w:rPr>
-        <w:t>CHARLS-Langzeitdaten aus China; Umwelt-Gebrechlichkeits-Pathomechanismus übertragbar.</w:t>
+        <w:t>Grundlegende Konzepte übertragbar; Altersadaptation notwendig – deutsche Pädiatrie und Nephrologie relevant.</w:t>
       </w:r>
     </w:p>
     <w:p>
@@ -186,7 +186,7 @@
           <w:color w:val="5A7D3A"/>
           <w:sz w:val="18"/>
         </w:rPr>
-        <w:t>https://pubmed.ncbi.nlm.nih.gov/42763297/</w:t>
+        <w:t>https://pubmed.ncbi.nlm.nih.gov/42760017/</w:t>
       </w:r>
     </w:p>
     <w:p>
@@ -194,7 +194,7 @@
         <w:pStyle w:val="Heading2"/>
       </w:pPr>
       <w:r>
-        <w:t>Fragmentierte Sedentarität und kardiovaskuläre Sterblichkeit: Gewonnene Lebensjahre durch Bewegungspausen</w:t>
+        <w:t>Selbstmitgefühl und Selbstwirksamkeit als Prädiktoren für Gesundheitsverhalten und Lebensqualität im Alter</w:t>
       </w:r>
     </w:p>
     <w:p>
@@ -204,12 +204,12 @@
           <w:color w:val="666666"/>
           <w:sz w:val="18"/>
         </w:rPr>
-        <w:t>Xing T et al.  ·  Zhong Nan Da Xue Xue Bao Yi Xue Ban  ·  28.07.2026  ·  PMID 42763296</w:t>
+        <w:t>Alaca N et al.  ·  PLoS One  ·  16.09.2026  ·  PMID 42748085</w:t>
       </w:r>
     </w:p>
     <w:p>
       <w:r>
-        <w:t>Prospektive Kohorte mit 89.010 UK-Biobank-Teilnehmern zum Zusammenhang zwischen Sedentärdauer/-fragmentierung und Sterblichkeit sowie Lebenserwartung.</w:t>
+        <w:t>Querschnittstudie an 179 älteren Türken (≥65 J.) zu Assoziationen von Selbstmitgefühl, Selbstwirksamkeit mit Schmerz, Bewegungsachtsamkeit, Gesundheitsverhalten und Lebensqualität.</w:t>
       </w:r>
     </w:p>
     <w:p>
@@ -220,7 +220,7 @@
         <w:t xml:space="preserve">Ergebnis: </w:t>
       </w:r>
       <w:r>
-        <w:t>Gegenüber geringster Sedentarität: ≥10 h/Tag Sitzen + wenig Pausen (Breaks &lt;12/Tag) mit HR=1,515 (95%-KI 1,380–1,663) für Gesamtsterblichkeit und HR=1,553 (95%-KI 1,325–1,820) für kardiovaskuläre Mortalität. Häufige Sitzpausen reduzierten Sterblichkeitsrisiko. Lebenserwartungsverlust im Alter 50: -2,77 Jahre (Männer, 95%-KI -3,39 bis -2,15) und -3,11 Jahre (Frauen, 95%-KI -3,79 bis -2,43) an kardiovaskulär-freien Jahren.</w:t>
+        <w:t>Selbstwirksamkeit sagte konsistent über alle Ergebnisse voraus: Im finalen Modell für Lebensqualität (R²=0,614) waren Selbstwirksamkeit (β=0,340), Schmerz (β=−0,346), Gesundheitsverantwortung (β=0,328) signifikant. Selbstmitgefühl war stärkster Prädiktor für Ernährung (β=0,436), Bewegungsachtsamkeit für Stressabbau (β=0,300).</w:t>
       </w:r>
     </w:p>
     <w:p>
@@ -235,7 +235,7 @@
         <w:rPr>
           <w:sz w:val="19"/>
         </w:rPr>
-        <w:t>UK-Daten mit wearables gemessen; Befund zur Bewegungsunterbrechung international anwendbar.</w:t>
+        <w:t>Türkei – Kultur und Versorgungsstruktur unterscheiden sich von Deutschland; psychosoziale Faktoren sind universell.</w:t>
       </w:r>
     </w:p>
     <w:p>
@@ -244,7 +244,7 @@
           <w:color w:val="5A7D3A"/>
           <w:sz w:val="18"/>
         </w:rPr>
-        <w:t>https://pubmed.ncbi.nlm.nih.gov/42763296/</w:t>
+        <w:t>https://pubmed.ncbi.nlm.nih.gov/42748085/</w:t>
       </w:r>
     </w:p>
     <w:p>
@@ -252,7 +252,7 @@
         <w:pStyle w:val="Heading2"/>
       </w:pPr>
       <w:r>
-        <w:t>Feinstaub und Frailty: PM₂,₅-Komponenten erhöhen Gebrechlichkeitsrisiko im Alter</w:t>
+        <w:t>Frailty-Dynamik und Herzinfarktrisiko bei älteren Diabetikern</w:t>
       </w:r>
     </w:p>
     <w:p>
@@ -262,12 +262,12 @@
           <w:color w:val="666666"/>
           <w:sz w:val="18"/>
         </w:rPr>
-        <w:t>Liu Q et al.  ·  Zhonghua Liu Xing Bing Xue Za Zhi  ·  10.09.2026  ·  PMID 42763185</w:t>
+        <w:t>Li Y et al.  ·  Zhonghua Yu Fang Yi Xue Za Zhi  ·  06.09.2026  ·  PMID 42736150</w:t>
       </w:r>
     </w:p>
     <w:p>
       <w:r>
-        <w:t>Querschnittsstudie mit 1.875 älteren Personen in der Jing-Jin-Ji-Region zum Zusammenhang zwischen PM₂,₅-Exposition und Frailty-Index.</w:t>
+        <w:t>Zwei-Kohorten-Studie (China, England) zur Assoziation von Frailty-Übergängen mit kardiovaskulärem Risiko bei älteren Menschen mit Diabetes.</w:t>
       </w:r>
     </w:p>
     <w:p>
@@ -278,7 +278,7 @@
         <w:t xml:space="preserve">Ergebnis: </w:t>
       </w:r>
       <w:r>
-        <w:t>PM₂,₅ bei 90-Tage-Mittelung (lag090 d) assoziiert mit erhöhtem Frailty-Risiko: +1,30% pro IQR-Anstieg (95%-KI 0,29–2,31). Organische Kohlenstoffe (OC): +3,63% (95%-KI 1,17–6,09%), Elementares Kohlenstoff: +0,83% (95%-KI 0,45–1,21%), Kupfer: +1,50% (95%-KI 0,76–2,24%) pro IQR-Anstieg. Keine signifikanten Unterschiede nach Geschlecht, Alter oder Lebensstil.</w:t>
+        <w:t>Im Vergleich zur Gruppe "robust→robust" zeigten "präfrail→frail" (HR 2,04; 95%CI 1,66–2,51) und "frail→frail" (HR 2,03; 95%CI 1,63–2,53) signifikant erhöhte Herzinfarktrisiken (p&lt;0,001). Assoziationen blieben unter Konkurrenzrisiko-Modellen robust. Frailty-Verschlechterung war unabhängig von Altersgruppe prädiktiv.</w:t>
       </w:r>
     </w:p>
     <w:p>
@@ -293,7 +293,7 @@
         <w:rPr>
           <w:sz w:val="19"/>
         </w:rPr>
-        <w:t>Chinesische Luftqualitätsdaten; Umweltbelastung-Gebrechlichkeits-Zusammenhang universal relevant.</w:t>
+        <w:t>Zwei-Länder-Meta-Analyse (China, UK), aber Diabetes-Prävalenz und Management unterscheiden sich; Frailty-Messung ist system-übertragbar.</w:t>
       </w:r>
     </w:p>
     <w:p>
@@ -302,7 +302,7 @@
           <w:color w:val="5A7D3A"/>
           <w:sz w:val="18"/>
         </w:rPr>
-        <w:t>https://pubmed.ncbi.nlm.nih.gov/42763185/</w:t>
+        <w:t>https://pubmed.ncbi.nlm.nih.gov/42736150/</w:t>
       </w:r>
     </w:p>
     <w:p>
@@ -310,7 +310,7 @@
         <w:pStyle w:val="Heading2"/>
       </w:pPr>
       <w:r>
-        <w:t>Ernährungsqualität und biologisches Alter: Zentrale Adiposität als Vermittler</w:t>
+        <w:t>Immunseneszenz modifiziert strahleninduzierte Antitumorimmunität im älteren Alter</w:t>
       </w:r>
     </w:p>
     <w:p>
@@ -320,12 +320,12 @@
           <w:color w:val="666666"/>
           <w:sz w:val="18"/>
         </w:rPr>
-        <w:t>Qian Y  ·  Medicine (Baltimore)  ·  18.09.2026  ·  PMID 42760668</w:t>
+        <w:t>Arnold CR et al.  ·  Front Immunol  ·  10.07.2026  ·  PMID 42500670</w:t>
       </w:r>
     </w:p>
     <w:p>
       <w:r>
-        <w:t>Querschnittsstudie mit 12.511 US-Erwachsenen (≥20 Jahre) aus NHANES 2005–2010 zur Assoziation zwischen Ernährungsqualität und phänotypischer Altersbeschleunigung.</w:t>
+        <w:t>Narrative Übersicht zur Rolle von Immunseneszenz bei der Abschwächung strahleninduzierter Anti-Tumor-Effekte im höheren Alter.</w:t>
       </w:r>
     </w:p>
     <w:p>
@@ -336,7 +336,7 @@
         <w:t xml:space="preserve">Ergebnis: </w:t>
       </w:r>
       <w:r>
-        <w:t>Pro 1-Punkt-Anstieg Healthy-Eating-Index-2015: OR=0,98 (95%-KI 0,97–0,98, p&lt;0,001) für beschleunigtes biologisches Altern. Waist-to-Height Ratio (WHtR) und Body Roundness Index (BRI) zeigten größte Mediationseffekte (29,23% bzw. 28,90%). Sensitivitätsanalysen bestätigten Robustheit.</w:t>
+        <w:t>Immunseneszenz – charakterisiert durch reduzierte T-Zell-Responsivität, chronische Entzündung und schlechtere Koordination zwischen Immuneffektoren – vermindert wahrscheinlich die Anti-Tumor-Potenz der Strahlentherapie bei älteren Patienten. Die Autoren betonen, dass Biomarker der Immunseneszenz in die Therapieplanung integriert werden sollten.</w:t>
       </w:r>
     </w:p>
     <w:p>
@@ -351,7 +351,7 @@
         <w:rPr>
           <w:sz w:val="19"/>
         </w:rPr>
-        <w:t>NHANES-Daten USA; Ernährungs-Adipositas-Alterungsweg prinzipiell universal.</w:t>
+        <w:t>Europäische Perspektive (Austria, Germany); Immunseneszenz ist universell, aber Therapiezugang variiert mit Gesundheitssystem.</w:t>
       </w:r>
     </w:p>
     <w:p>
@@ -360,7 +360,7 @@
           <w:color w:val="5A7D3A"/>
           <w:sz w:val="18"/>
         </w:rPr>
-        <w:t>https://pubmed.ncbi.nlm.nih.gov/42760668/</w:t>
+        <w:t>https://pubmed.ncbi.nlm.nih.gov/42500670/</w:t>
       </w:r>
     </w:p>
     <w:p>
@@ -368,7 +368,7 @@
         <w:pStyle w:val="Heading2"/>
       </w:pPr>
       <w:r>
-        <w:t>Risikofaktoren für Frailty bei älteren Krebspatienten: Systematische Übersicht</w:t>
+        <w:t>Wachstumsmindset und Ausdauer als psychologische Ressourcen im Alter – soziale Muster in England</w:t>
       </w:r>
     </w:p>
     <w:p>
@@ -378,12 +378,12 @@
           <w:color w:val="666666"/>
           <w:sz w:val="18"/>
         </w:rPr>
-        <w:t>Shubing F et al.  ·  BMC Geriatr  ·  18.09.2026  ·  PMID 42760535</w:t>
+        <w:t>Zaninotto P et al.  ·  J Gerontol B Psychol Sci Soc Sci  ·  04.09.2026  ·  PMID 42438156</w:t>
       </w:r>
     </w:p>
     <w:p>
       <w:r>
-        <w:t>Systematische Übersicht von 30 Studien (2014–2025) zu Determinanten von Frailty bei älteren Krebspatienten, davon 26 Querschnitts- und 4 prospektive Kohortenstudien.</w:t>
+        <w:t>Analyse von Proxy-Indikatoren für Wachstumsmindset und Ausdauer (Grit) in der English Longitudinal Study of Ageing (n≥6000) zu Verteilung nach Alter, Sozioökonomie und Gesundheit.</w:t>
       </w:r>
     </w:p>
     <w:p>
@@ -394,7 +394,7 @@
         <w:t xml:space="preserve">Ergebnis: </w:t>
       </w:r>
       <w:r>
-        <w:t>Risikofaktoren in 6 Kategorien identifiziert: krankheitsbezogen (Krebsart, fortgeschrittenes Stadium), physiologisch (Mangelernährung, Muskelabbau), psychologisch (Depression, kognitiver Verfall), Lebensstil (Bewegungsmangel), soziodemografisch (Isolation), therapiebedingt (Chemotherapie-Toxizität). Prospektive Evidenz limitiert (n=4 Studien); gefordert: stratifizierte Screening- und Interventionsstrategien.</w:t>
+        <w:t>Älteres Alter war mit niedrigerem Wachstumsmindset assoziiert, besonders in Bildungs- und Überzeugungsdomänen. Höhere Bildung, Beschäftigung und Vermögen waren mit günstigeren Profilen assoziiert. Einsamkeit und chronische Krankheit waren konsistent mit ungünstigeren Profilen verbunden; die Effekte waren domänenspezifisch, nicht universal.</w:t>
       </w:r>
     </w:p>
     <w:p>
@@ -409,7 +409,7 @@
         <w:rPr>
           <w:sz w:val="19"/>
         </w:rPr>
-        <w:t>Überwiegend Hocheinkommensländer; Frailty-Krebsinteraktion im älteren Alter universell.</w:t>
+        <w:t>England – englischsprachige Gesellschaft, aber Sozialstruktur und Sicherungssystem unterscheiden; psychologische Konstrukte sind übertragbar.</w:t>
       </w:r>
     </w:p>
     <w:p>
@@ -418,7 +418,7 @@
           <w:color w:val="5A7D3A"/>
           <w:sz w:val="18"/>
         </w:rPr>
-        <w:t>https://pubmed.ncbi.nlm.nih.gov/42760535/</w:t>
+        <w:t>https://pubmed.ncbi.nlm.nih.gov/42438156/</w:t>
       </w:r>
     </w:p>
     <w:p>
@@ -426,7 +426,7 @@
         <w:pStyle w:val="Heading2"/>
       </w:pPr>
       <w:r>
-        <w:t>Mesenchymale Stammzelltherapie bei Frailty: Systematische Übersicht mit Fokus auf Sicherheit und Mobilität</w:t>
+        <w:t>Xanthophyll-Carotenoid-Aufnahme und Netzhautgesundheit im Alter und Makuladegeneration</w:t>
       </w:r>
     </w:p>
     <w:p>
@@ -436,12 +436,12 @@
           <w:color w:val="666666"/>
           <w:sz w:val="18"/>
         </w:rPr>
-        <w:t>Poutouri E et al.  ·  Int J Mol Sci  ·  25.08.2026  ·  PMID 42737497</w:t>
+        <w:t>Curcio CA et al.  ·  Invest Ophthalmol Vis Sci  ·  01.07.2026  ·  PMID 42411867</w:t>
       </w:r>
     </w:p>
     <w:p>
       <w:r>
-        <w:t>Systematische Übersicht von 3 randomisierten Studien (208 Teilnehmer, älter mit Frailty) zu Sicherheit und Wirksamkeit der intravenösen Stammzelltherapie auf funktionale Ergebnisse.</w:t>
+        <w:t>Querschnittstudie an 369 Personen (≥63 J.) zur Assoziation von Lutein- und Zeaxanthin-Aufnahme (Diät + Supplemente), Plasmaspiegel und retinaler Pigmentdichte mit Alter und altersbedingter Makuladegeneration.</w:t>
       </w:r>
     </w:p>
     <w:p>
@@ -452,7 +452,7 @@
         <w:t xml:space="preserve">Ergebnis: </w:t>
       </w:r>
       <w:r>
-        <w:t>Keine schwerwiegenden behandlungsbezogenen Nebenwirkungen berichtet. Signale für Verbesserung: 6-Minuten-Gehtest nach 9 Monaten dosisabhängig erhöht; SPPB-, TUG- und Griffkraft-Verbesserungen in einzelnen Studien. Zirkulating pro-inflammatorische Zytokine reduziert, Lebensqualität verbessert. Heterogenität Stammzellquelle, Dosis und Follow-up; größere adequat-gepowerte Studien erforderlich.</w:t>
+        <w:t>Zwischen Plasmaspiegel und macularem Pigment-Optischem-Volumen (MPOV) zeigten sich starke Korrelationen (r=0,41–0,67, p&lt;0,01). Patienten mit intermediärer AMD hatten höhere Supplementnutzung (56% vs. 10%), höhere Gesamtaufnahme (11,0±8,3 vs. 5,3±6,4 mg/d, p&lt;0,01) und MPOV (1,33±0,61 vs. 1,04±0,46). Diätaufnahme unterschied sich nicht zwischen Gruppen.</w:t>
       </w:r>
     </w:p>
     <w:p>
@@ -467,7 +467,7 @@
         <w:rPr>
           <w:sz w:val="19"/>
         </w:rPr>
-        <w:t>Vereinigte Staaten und Schweiz; Stammzelltherapie-Sicherheitsdaten relevant für prospektive europäische Studien.</w:t>
+        <w:t>USA – Nahrungsverfügbarkeit und Supplementierungskultur unterscheiden; aber Optik und Physiologie sind universal.</w:t>
       </w:r>
     </w:p>
     <w:p>
@@ -476,7 +476,7 @@
           <w:color w:val="5A7D3A"/>
           <w:sz w:val="18"/>
         </w:rPr>
-        <w:t>https://pubmed.ncbi.nlm.nih.gov/42737497/</w:t>
+        <w:t>https://pubmed.ncbi.nlm.nih.gov/42411867/</w:t>
       </w:r>
     </w:p>
     <w:sectPr>

--- a/download/studien-aktuell.docx
+++ b/download/studien-aktuell.docx
@@ -62,7 +62,7 @@
           <w:color w:val="666666"/>
           <w:sz w:val="18"/>
         </w:rPr>
-        <w:t>Stand: 21.09.2026  |  7 Studien  |  longevity.m-vf.de</w:t>
+        <w:t>Stand: 22.09.2026  |  6 Studien  |  longevity.m-vf.de</w:t>
       </w:r>
     </w:p>
     <w:p>
@@ -70,7 +70,7 @@
         <w:pStyle w:val="Heading1"/>
       </w:pPr>
       <w:r>
-        <w:t>Aufgenommen am 21.09.2026</w:t>
+        <w:t>Aufgenommen am 22.09.2026</w:t>
       </w:r>
     </w:p>
     <w:p>
@@ -78,7 +78,7 @@
         <w:pStyle w:val="Heading2"/>
       </w:pPr>
       <w:r>
-        <w:t>Hörtechnik und Lebensqualität im höheren Alter nach Cochlea-Implantat</w:t>
+        <w:t>Instrumente zur Erfassung der intrinsic capacity im Alter: Scoping Review und Bewertung</w:t>
       </w:r>
     </w:p>
     <w:p>
@@ -88,12 +88,12 @@
           <w:color w:val="666666"/>
           <w:sz w:val="18"/>
         </w:rPr>
-        <w:t>Deniz H  ·  J Am Acad Audiol  ·  01.07.2026  ·  PMID 42763618</w:t>
+        <w:t>Henrotin Y et al.  ·  Age Ageing  ·  04.09.2026  ·  PMID 42765723</w:t>
       </w:r>
     </w:p>
     <w:p>
       <w:r>
-        <w:t>Vergleichsstudie jüngerer (40–59 J.) und älterer (≥60 J.) Patienten mit Cochlea-Implantaten zu Hörtauglichkeit und Lebensqualität.</w:t>
+        <w:t>Scoping Review identifizierte 61 validierte Instrumente zur Messung der intrinsic capacity (körperliche und mentale Fähigkeiten) älterer Erwachsener über fünf Domänen (kognitiv, kardiopulmonal, lokomotorerisch, psychisch, sensorisch).</w:t>
       </w:r>
     </w:p>
     <w:p>
@@ -104,7 +104,7 @@
         <w:t xml:space="preserve">Ergebnis: </w:t>
       </w:r>
       <w:r>
-        <w:t>Ältere Patienten zeigten signifikant schlechtere Hörtests (p&lt;0,05) und niedrigere Werte in allen WHOQOL-BREF-Dimensionen (p&lt;0,05); keine Unterschiede in Depression (p=0,198). Depressionsebenen unterschieden sich nicht, was darauf hindeutet, dass psychische Anpassung dem Hörverlust voraus ist.</w:t>
+        <w:t>Nur zwei Instrumente (GAD-7, EUROQOL-5D) erreichten maximale Expertenratings. Erhebliche Lücken bei der Erfassung sensorischer Fähigkeiten. Sehr wenige Instrumente waren für Erwachsene unter 60 Jahren geeignet. Heterogenität in Gültigkeit und Anwendbarkeit deutet auf Bedarf für entwicklung eines umfassenden, standardisierten Assessment-Tools hin.</w:t>
       </w:r>
     </w:p>
     <w:p>
@@ -119,7 +119,7 @@
         <w:rPr>
           <w:sz w:val="19"/>
         </w:rPr>
-        <w:t>Türkei – vergleichbares Audiologen-System, aber Implantationsrichtlinien können regional variieren; Versorgungsansatz übertragbar.</w:t>
+        <w:t>Europäische und nordamerikanische Kohorten; transferierbar auf deutschsprachige Versorgung</w:t>
       </w:r>
     </w:p>
     <w:p>
@@ -128,7 +128,7 @@
           <w:color w:val="5A7D3A"/>
           <w:sz w:val="18"/>
         </w:rPr>
-        <w:t>https://pubmed.ncbi.nlm.nih.gov/42763618/</w:t>
+        <w:t>https://pubmed.ncbi.nlm.nih.gov/42765723/</w:t>
       </w:r>
     </w:p>
     <w:p>
@@ -136,7 +136,7 @@
         <w:pStyle w:val="Heading2"/>
       </w:pPr>
       <w:r>
-        <w:t>Frailty bei Kindern mit chronischer Nierenerkrankung – Reversibilität als klinisches Fenster</w:t>
+        <w:t>Gefäßalterung: Funktionsmarker vorhersagen kardiovaskuläres Risiko unabhängig vom Alter</w:t>
       </w:r>
     </w:p>
     <w:p>
@@ -146,12 +146,12 @@
           <w:color w:val="666666"/>
           <w:sz w:val="18"/>
         </w:rPr>
-        <w:t>Chan EY et al.  ·  Kidney Int  ·  Okt. 2026  ·  PMID 42760017</w:t>
+        <w:t>Yang L et al.  ·  J Clin Hypertens (Greenwich)  ·  Sept. 2026  ·  PMID 42730543</w:t>
       </w:r>
     </w:p>
     <w:p>
       <w:r>
-        <w:t>Kommentar zur Unterscheidung pädiatrischer Frailty von adulter Gebrechlichkeit und zum Potenzial, durch frühe Erkennung und multidisziplinäre Intervention die Entwicklung wiederherzustellen.</w:t>
+        <w:t>Querschnittsstudie an 3.354 chinesischen Erwachsenen (18–80 Jahre) untersuchte, ob Pulsdruckanalyse-Parameter (SEVR, Augmentationsdruck, Augmentationsindex) mit dem 10-Jahres-ASCVD-Risiko assoziiert sind.</w:t>
       </w:r>
     </w:p>
     <w:p>
@@ -162,7 +162,7 @@
         <w:t xml:space="preserve">Ergebnis: </w:t>
       </w:r>
       <w:r>
-        <w:t>Im Gegensatz zu Erwachsenen kann Frailty bei Kindern mit chronischer Nierenerkrankung reversibel sein und sollte als Verlust von Entwicklungspotenzial statt Funktionsverlust verstanden werden. Frühe standardisierte Screening und Intervention können Wachstum und Resilienz wiederherstellen.</w:t>
+        <w:t>SEVR, AP und Aix@75 korrelierten unabhängig mit geschätztem 10-Jahres-ASCVD-Risiko (alle p&lt;0,001). Das Modell erklärte zusätzliche Varianz über traditionelle Risikofaktoren hinaus. Funktionale hämodynamische Marker könnten Risikoschichtung in der Praxis verbessern.</w:t>
       </w:r>
     </w:p>
     <w:p>
@@ -177,7 +177,7 @@
         <w:rPr>
           <w:sz w:val="19"/>
         </w:rPr>
-        <w:t>Grundlegende Konzepte übertragbar; Altersadaptation notwendig – deutsche Pädiatrie und Nephrologie relevant.</w:t>
+        <w:t>Chinesische Bevölkerungsdaten; Validierung in europäischen Kohorten notwendig vor Übernahme</w:t>
       </w:r>
     </w:p>
     <w:p>
@@ -186,7 +186,7 @@
           <w:color w:val="5A7D3A"/>
           <w:sz w:val="18"/>
         </w:rPr>
-        <w:t>https://pubmed.ncbi.nlm.nih.gov/42760017/</w:t>
+        <w:t>https://pubmed.ncbi.nlm.nih.gov/42730543/</w:t>
       </w:r>
     </w:p>
     <w:p>
@@ -194,7 +194,7 @@
         <w:pStyle w:val="Heading2"/>
       </w:pPr>
       <w:r>
-        <w:t>Selbstmitgefühl und Selbstwirksamkeit als Prädiktoren für Gesundheitsverhalten und Lebensqualität im Alter</w:t>
+        <w:t>Regulierung kognitiver Kompetenz älterer Ärzte: Versorgungspolitische Analyse G7-Länder</w:t>
       </w:r>
     </w:p>
     <w:p>
@@ -204,12 +204,12 @@
           <w:color w:val="666666"/>
           <w:sz w:val="18"/>
         </w:rPr>
-        <w:t>Alaca N et al.  ·  PLoS One  ·  16.09.2026  ·  PMID 42748085</w:t>
+        <w:t>Potter M et al.  ·  JAMA Health Forum  ·  04.09.2026  ·  PMID 42726493</w:t>
       </w:r>
     </w:p>
     <w:p>
       <w:r>
-        <w:t>Querschnittstudie an 179 älteren Türken (≥65 J.) zu Assoziationen von Selbstmitgefühl, Selbstwirksamkeit mit Schmerz, Bewegungsachtsamkeit, Gesundheitsverhalten und Lebensqualität.</w:t>
+        <w:t>Vergleichende Analyse von Regulierungsrichtlinien für altersbedingte kognitive Beeinträchtigung bei Ärzten in USA, Kanada und fünf anderen G7-Ländern.</w:t>
       </w:r>
     </w:p>
     <w:p>
@@ -220,7 +220,7 @@
         <w:t xml:space="preserve">Ergebnis: </w:t>
       </w:r>
       <w:r>
-        <w:t>Selbstwirksamkeit sagte konsistent über alle Ergebnisse voraus: Im finalen Modell für Lebensqualität (R²=0,614) waren Selbstwirksamkeit (β=0,340), Schmerz (β=−0,346), Gesundheitsverantwortung (β=0,328) signifikant. Selbstmitgefühl war stärkster Prädiktor für Ernährung (β=0,436), Bewegungsachtsamkeit für Stressabbau (β=0,300).</w:t>
+        <w:t>Kein G7-Land hat standardisierte nationale Verfahren zur kognitiven Screening älterer Ärzte. Meisten Länder verlassen sich auf Selbstregulation und kollegiale Aufsicht. Ausnahmen in USA mit einzelnen Gesundheitssystemen mit obligatorischen altersabhängigen kognitiven Bewertungen. Im Kontrast: Richter, Piloten und Flugsicherung in allen G7-Ländern haben Altersgrenzen oder verpflichtende Tests. Keine empirischen Standards etabliert.</w:t>
       </w:r>
     </w:p>
     <w:p>
@@ -235,7 +235,7 @@
         <w:rPr>
           <w:sz w:val="19"/>
         </w:rPr>
-        <w:t>Türkei – Kultur und Versorgungsstruktur unterscheiden sich von Deutschland; psychosoziale Faktoren sind universell.</w:t>
+        <w:t>Alle G7-Länder untersucht; direkt auf Deutschland übertragbar</w:t>
       </w:r>
     </w:p>
     <w:p>
@@ -244,7 +244,7 @@
           <w:color w:val="5A7D3A"/>
           <w:sz w:val="18"/>
         </w:rPr>
-        <w:t>https://pubmed.ncbi.nlm.nih.gov/42748085/</w:t>
+        <w:t>https://pubmed.ncbi.nlm.nih.gov/42726493/</w:t>
       </w:r>
     </w:p>
     <w:p>
@@ -252,7 +252,7 @@
         <w:pStyle w:val="Heading2"/>
       </w:pPr>
       <w:r>
-        <w:t>Frailty-Dynamik und Herzinfarktrisiko bei älteren Diabetikern</w:t>
+        <w:t>Blutdruckveränderungen in der Menopause: vergleichbare Muster zwischen Industrieländern und traditionellen Gesellschaften</w:t>
       </w:r>
     </w:p>
     <w:p>
@@ -262,12 +262,12 @@
           <w:color w:val="666666"/>
           <w:sz w:val="18"/>
         </w:rPr>
-        <w:t>Li Y et al.  ·  Zhonghua Yu Fang Yi Xue Za Zhi  ·  06.09.2026  ·  PMID 42736150</w:t>
+        <w:t>Getz MJ et al.  ·  Am J Biol Anthropol  ·  Juli 2026  ·  PMID 42482412</w:t>
       </w:r>
     </w:p>
     <w:p>
       <w:r>
-        <w:t>Zwei-Kohorten-Studie (China, England) zur Assoziation von Frailty-Übergängen mit kardiovaskulärem Risiko bei älteren Menschen mit Diabetes.</w:t>
+        <w:t>Vergleich von Blutdrucktrends rund um die Menopause bei 5.570 Tsimane-Frauen (Bolivien) mit 6.861 US-Frauen aus NHANES.</w:t>
       </w:r>
     </w:p>
     <w:p>
@@ -278,7 +278,7 @@
         <w:t xml:space="preserve">Ergebnis: </w:t>
       </w:r>
       <w:r>
-        <w:t>Im Vergleich zur Gruppe "robust→robust" zeigten "präfrail→frail" (HR 2,04; 95%CI 1,66–2,51) und "frail→frail" (HR 2,03; 95%CI 1,63–2,53) signifikant erhöhte Herzinfarktrisiken (p&lt;0,001). Assoziationen blieben unter Konkurrenzrisiko-Modellen robust. Frailty-Verschlechterung war unabhängig von Altersgruppe prädiktiv.</w:t>
+        <w:t>Systolischer Blutdruck nach Menopause erhöht sich in beiden Populationen ähnlich (b=0,002, p&lt;0,001). Tsimane-Frauen zeigten schnelleren Anstieg mit Alter und weniger dramatischen diastolischen Rückgang. Östrogenkonzentrationen mediierten Effekte nicht. Blutdruckveränderungen in der Menopause sind trotz unterschiedlicher Risikoprofile universal.</w:t>
       </w:r>
     </w:p>
     <w:p>
@@ -293,7 +293,7 @@
         <w:rPr>
           <w:sz w:val="19"/>
         </w:rPr>
-        <w:t>Zwei-Länder-Meta-Analyse (China, UK), aber Diabetes-Prävalenz und Management unterscheiden sich; Frailty-Messung ist system-übertragbar.</w:t>
+        <w:t>USA und Südamerika, aber universales biologisches Phänomen; epidemiologische Unterschiede relevant</w:t>
       </w:r>
     </w:p>
     <w:p>
@@ -302,7 +302,7 @@
           <w:color w:val="5A7D3A"/>
           <w:sz w:val="18"/>
         </w:rPr>
-        <w:t>https://pubmed.ncbi.nlm.nih.gov/42736150/</w:t>
+        <w:t>https://pubmed.ncbi.nlm.nih.gov/42482412/</w:t>
       </w:r>
     </w:p>
     <w:p>
@@ -310,7 +310,7 @@
         <w:pStyle w:val="Heading2"/>
       </w:pPr>
       <w:r>
-        <w:t>Immunseneszenz modifiziert strahleninduzierte Antitumorimmunität im älteren Alter</w:t>
+        <w:t>Auditorische Codierung mit Altern: Cochleäre Synaptopathie führt zu Diskriminationsverlust bei Hörstörung</w:t>
       </w:r>
     </w:p>
     <w:p>
@@ -320,12 +320,12 @@
           <w:color w:val="666666"/>
           <w:sz w:val="18"/>
         </w:rPr>
-        <w:t>Arnold CR et al.  ·  Front Immunol  ·  10.07.2026  ·  PMID 42500670</w:t>
+        <w:t>Wouters M et al.  ·  Hear Res  ·  18.07.2026  ·  PMID 42475780</w:t>
       </w:r>
     </w:p>
     <w:p>
       <w:r>
-        <w:t>Narrative Übersicht zur Rolle von Immunseneszenz bei der Abschwächung strahleninduzierter Anti-Tumor-Effekte im höheren Alter.</w:t>
+        <w:t>EEG-Studie an jüngeren und älteren Erwachsenen mit und ohne Hörstörung untersucht Phonem-Diskrimination und elektrophysiologische Marker der peripheren Codierung (Envelope-Following Responses).</w:t>
       </w:r>
     </w:p>
     <w:p>
@@ -336,7 +336,7 @@
         <w:t xml:space="preserve">Ergebnis: </w:t>
       </w:r>
       <w:r>
-        <w:t>Immunseneszenz – charakterisiert durch reduzierte T-Zell-Responsivität, chronische Entzündung und schlechtere Koordination zwischen Immuneffektoren – vermindert wahrscheinlich die Anti-Tumor-Potenz der Strahlentherapie bei älteren Patienten. Die Autoren betonen, dass Biomarker der Immunseneszenz in die Therapieplanung integriert werden sollten.</w:t>
+        <w:t>RAM-EFR-Amplituden nahmen graduell mit Alter ab (konsistent mit Synaptopathie). Phonem-Kontrastdiskrimination verschlechterte sich bei hochfrequenter Codierung mit OHC-Verlust und Alter (p&lt;0,05), nicht aber bei niederfrequenter Codierung. EFR-Rückgang bei hochfrequenten Hinweisen ohne Wahrnehmungsverlust erklärt divergente Muster zwischen Elektrophysiologie und Verhalten. Frühere Diagnose versteckter Hörverluste möglich.</w:t>
       </w:r>
     </w:p>
     <w:p>
@@ -351,7 +351,7 @@
         <w:rPr>
           <w:sz w:val="19"/>
         </w:rPr>
-        <w:t>Europäische Perspektive (Austria, Germany); Immunseneszenz ist universell, aber Therapiezugang variiert mit Gesundheitssystem.</w:t>
+        <w:t>Belgien und Deutschland; validierte psychophysiologische Methoden übertragbar</w:t>
       </w:r>
     </w:p>
     <w:p>
@@ -360,7 +360,7 @@
           <w:color w:val="5A7D3A"/>
           <w:sz w:val="18"/>
         </w:rPr>
-        <w:t>https://pubmed.ncbi.nlm.nih.gov/42500670/</w:t>
+        <w:t>https://pubmed.ncbi.nlm.nih.gov/42475780/</w:t>
       </w:r>
     </w:p>
     <w:p>
@@ -368,7 +368,7 @@
         <w:pStyle w:val="Heading2"/>
       </w:pPr>
       <w:r>
-        <w:t>Wachstumsmindset und Ausdauer als psychologische Ressourcen im Alter – soziale Muster in England</w:t>
+        <w:t>Netzhautalterung: OCT-Biomarker zeigen oxidativen Stress in der Makula älterer Menschen</w:t>
       </w:r>
     </w:p>
     <w:p>
@@ -378,12 +378,12 @@
           <w:color w:val="666666"/>
           <w:sz w:val="18"/>
         </w:rPr>
-        <w:t>Zaninotto P et al.  ·  J Gerontol B Psychol Sci Soc Sci  ·  04.09.2026  ·  PMID 42438156</w:t>
+        <w:t>Berkowitz BA et al.  ·  Invest Ophthalmol Vis Sci  ·  01.07.2026  ·  PMID 42474423</w:t>
       </w:r>
     </w:p>
     <w:p>
       <w:r>
-        <w:t>Analyse von Proxy-Indikatoren für Wachstumsmindset und Ausdauer (Grit) in der English Longitudinal Study of Ageing (n≥6000) zu Verteilung nach Alter, Sozioökonomie und Gesundheit.</w:t>
+        <w:t>Querschnittsstudie bei 25 jungen (20–30 Jahre) und 13 älteren (70–90 Jahre) Erwachsenen verglich OCT-basierte Metabolismus-Biomarker (ELM-RPE-Dicke, Band-2-Profilform) als Proxy für Retina-Alterung.</w:t>
       </w:r>
     </w:p>
     <w:p>
@@ -394,7 +394,7 @@
         <w:t xml:space="preserve">Ergebnis: </w:t>
       </w:r>
       <w:r>
-        <w:t>Älteres Alter war mit niedrigerem Wachstumsmindset assoziiert, besonders in Bildungs- und Überzeugungsdomänen. Höhere Bildung, Beschäftigung und Vermögen waren mit günstigeren Profilen assoziiert. Einsamkeit und chronische Krankheit waren konsistent mit ungünstigeren Profilen verbunden; die Effekte waren domänenspezifisch, nicht universal.</w:t>
+        <w:t>Ältere Erwachsene zeigten ELM-RPE-Kontraktion in Fovea und Parafovea (konsistent mit oxidativem Stress und verzögerter Dunkeladaptation aus vorherigen Studien). Band-2-Profilform unterschied sich nicht zwischen Altersgruppen. ELM-RPE-Kontraktion ist konsistent mit subretinalem oxidativen Stress und gestörter Retinoid-Signalisierung. Translationaler Ansatz OCT-Biomarker könnte nicht-invasive Überwachung der Netzhautalterung ermöglichen.</w:t>
       </w:r>
     </w:p>
     <w:p>
@@ -409,7 +409,7 @@
         <w:rPr>
           <w:sz w:val="19"/>
         </w:rPr>
-        <w:t>England – englischsprachige Gesellschaft, aber Sozialstruktur und Sicherungssystem unterscheiden; psychologische Konstrukte sind übertragbar.</w:t>
+        <w:t>USA; methodisch auf deutsche Augenkliniken übertragbar, aber klinische Validierung notwendig</w:t>
       </w:r>
     </w:p>
     <w:p>
@@ -418,65 +418,7 @@
           <w:color w:val="5A7D3A"/>
           <w:sz w:val="18"/>
         </w:rPr>
-        <w:t>https://pubmed.ncbi.nlm.nih.gov/42438156/</w:t>
-      </w:r>
-    </w:p>
-    <w:p>
-      <w:pPr>
-        <w:pStyle w:val="Heading2"/>
-      </w:pPr>
-      <w:r>
-        <w:t>Xanthophyll-Carotenoid-Aufnahme und Netzhautgesundheit im Alter und Makuladegeneration</w:t>
-      </w:r>
-    </w:p>
-    <w:p>
-      <w:r>
-        <w:rPr>
-          <w:i/>
-          <w:color w:val="666666"/>
-          <w:sz w:val="18"/>
-        </w:rPr>
-        <w:t>Curcio CA et al.  ·  Invest Ophthalmol Vis Sci  ·  01.07.2026  ·  PMID 42411867</w:t>
-      </w:r>
-    </w:p>
-    <w:p>
-      <w:r>
-        <w:t>Querschnittstudie an 369 Personen (≥63 J.) zur Assoziation von Lutein- und Zeaxanthin-Aufnahme (Diät + Supplemente), Plasmaspiegel und retinaler Pigmentdichte mit Alter und altersbedingter Makuladegeneration.</w:t>
-      </w:r>
-    </w:p>
-    <w:p>
-      <w:r>
-        <w:rPr>
-          <w:b/>
-        </w:rPr>
-        <w:t xml:space="preserve">Ergebnis: </w:t>
-      </w:r>
-      <w:r>
-        <w:t>Zwischen Plasmaspiegel und macularem Pigment-Optischem-Volumen (MPOV) zeigten sich starke Korrelationen (r=0,41–0,67, p&lt;0,01). Patienten mit intermediärer AMD hatten höhere Supplementnutzung (56% vs. 10%), höhere Gesamtaufnahme (11,0±8,3 vs. 5,3±6,4 mg/d, p&lt;0,01) und MPOV (1,33±0,61 vs. 1,04±0,46). Diätaufnahme unterschied sich nicht zwischen Gruppen.</w:t>
-      </w:r>
-    </w:p>
-    <w:p>
-      <w:r>
-        <w:rPr>
-          <w:b/>
-          <w:sz w:val="19"/>
-        </w:rPr>
-        <w:t xml:space="preserve">Übertragbarkeit: </w:t>
-      </w:r>
-      <w:r>
-        <w:rPr>
-          <w:sz w:val="19"/>
-        </w:rPr>
-        <w:t>USA – Nahrungsverfügbarkeit und Supplementierungskultur unterscheiden; aber Optik und Physiologie sind universal.</w:t>
-      </w:r>
-    </w:p>
-    <w:p>
-      <w:r>
-        <w:rPr>
-          <w:color w:val="5A7D3A"/>
-          <w:sz w:val="18"/>
-        </w:rPr>
-        <w:t>https://pubmed.ncbi.nlm.nih.gov/42411867/</w:t>
+        <w:t>https://pubmed.ncbi.nlm.nih.gov/42474423/</w:t>
       </w:r>
     </w:p>
     <w:sectPr>

--- a/download/studien-aktuell.docx
+++ b/download/studien-aktuell.docx
@@ -62,7 +62,7 @@
           <w:color w:val="666666"/>
           <w:sz w:val="18"/>
         </w:rPr>
-        <w:t>Stand: 22.09.2026  |  6 Studien  |  longevity.m-vf.de</w:t>
+        <w:t>Stand: 23.09.2026  |  6 Studien  |  longevity.m-vf.de</w:t>
       </w:r>
     </w:p>
     <w:p>
@@ -70,7 +70,7 @@
         <w:pStyle w:val="Heading1"/>
       </w:pPr>
       <w:r>
-        <w:t>Aufgenommen am 22.09.2026</w:t>
+        <w:t>Aufgenommen am 23.09.2026</w:t>
       </w:r>
     </w:p>
     <w:p>
@@ -78,7 +78,7 @@
         <w:pStyle w:val="Heading2"/>
       </w:pPr>
       <w:r>
-        <w:t>Instrumente zur Erfassung der intrinsic capacity im Alter: Scoping Review und Bewertung</w:t>
+        <w:t>Todesursachen im Lebensverlauf in Südostasien: regionale Ungleichgewichte 2023</w:t>
       </w:r>
     </w:p>
     <w:p>
@@ -88,12 +88,12 @@
           <w:color w:val="666666"/>
           <w:sz w:val="18"/>
         </w:rPr>
-        <w:t>Henrotin Y et al.  ·  Age Ageing  ·  04.09.2026  ·  PMID 42765723</w:t>
+        <w:t>GBD 2023 ASEAN Causes of Death Collaborators  ·  Lancet Public Health  ·  Okt. 2026  ·  PMID 42772298</w:t>
       </w:r>
     </w:p>
     <w:p>
       <w:r>
-        <w:t>Scoping Review identifizierte 61 validierte Instrumente zur Messung der intrinsic capacity (körperliche und mentale Fähigkeiten) älterer Erwachsener über fünf Domänen (kognitiv, kardiopulmonal, lokomotorerisch, psychisch, sensorisch).</w:t>
+        <w:t>GBD-2023-Analyse der Todesursachen und Lebenserwartung von Geburt bis 70 Jahre in elf ASEAN-Ländern, stratifiziert nach Alter und Geschlecht.</w:t>
       </w:r>
     </w:p>
     <w:p>
@@ -104,7 +104,7 @@
         <w:t xml:space="preserve">Ergebnis: </w:t>
       </w:r>
       <w:r>
-        <w:t>Nur zwei Instrumente (GAD-7, EUROQOL-5D) erreichten maximale Expertenratings. Erhebliche Lücken bei der Erfassung sensorischer Fähigkeiten. Sehr wenige Instrumente waren für Erwachsene unter 60 Jahren geeignet. Heterogenität in Gültigkeit und Anwendbarkeit deutet auf Bedarf für entwicklung eines umfassenden, standardisierten Assessment-Tools hin.</w:t>
+        <w:t>Regionale Lebenserwartung 2023: 70,1 Jahre Männer (95%-UI 69,6–70,7), 76,2 Jahre Frauen (75,7–76,7); Range 62,1 Jahre (Myanmar, Männer) bis 87,5 Jahre (Singapur, Frauen). Unfallverletzungen führend in Adoleszenz/frühem Erwachsenenalter; nicht-übertragbare Krankheiten dominant in mittlerem Alter. Tabakkonsum dominierender Risikofaktor bei Männern, Hypertonie bei Frauen.</w:t>
       </w:r>
     </w:p>
     <w:p>
@@ -119,7 +119,7 @@
         <w:rPr>
           <w:sz w:val="19"/>
         </w:rPr>
-        <w:t>Europäische und nordamerikanische Kohorten; transferierbar auf deutschsprachige Versorgung</w:t>
+        <w:t>Südostasien, breite Systeme mit unterschiedlicher Infrastruktur – Befunde zu Risiken und Disparitäten sind relevant</w:t>
       </w:r>
     </w:p>
     <w:p>
@@ -128,7 +128,7 @@
           <w:color w:val="5A7D3A"/>
           <w:sz w:val="18"/>
         </w:rPr>
-        <w:t>https://pubmed.ncbi.nlm.nih.gov/42765723/</w:t>
+        <w:t>https://pubmed.ncbi.nlm.nih.gov/42772298/</w:t>
       </w:r>
     </w:p>
     <w:p>
@@ -136,7 +136,7 @@
         <w:pStyle w:val="Heading2"/>
       </w:pPr>
       <w:r>
-        <w:t>Gefäßalterung: Funktionsmarker vorhersagen kardiovaskuläres Risiko unabhängig vom Alter</w:t>
+        <w:t>Institutionelles geriatrisches Versorgungsmodell in Mexiko: GeriatrIMSS-Struktur und Ergebnisse</w:t>
       </w:r>
     </w:p>
     <w:p>
@@ -146,12 +146,12 @@
           <w:color w:val="666666"/>
           <w:sz w:val="18"/>
         </w:rPr>
-        <w:t>Yang L et al.  ·  J Clin Hypertens (Greenwich)  ·  Sept. 2026  ·  PMID 42730543</w:t>
+        <w:t>Medina-Chávez JH et al.  ·  Rev Med Inst Mex Seguro Soc  ·  02.09.2026  ·  PMID 42771824</w:t>
       </w:r>
     </w:p>
     <w:p>
       <w:r>
-        <w:t>Querschnittsstudie an 3.354 chinesischen Erwachsenen (18–80 Jahre) untersuchte, ob Pulsdruckanalyse-Parameter (SEVR, Augmentationsdruck, Augmentationsindex) mit dem 10-Jahres-ASCVD-Risiko assoziiert sind.</w:t>
+        <w:t>Beschreibung des mexikanischen GeriatrIMSS-Modells, eines umfassenden institutionellen Plans der Seguridad Social zur Reaktion auf Alterung, Multimorbidität und nicht-übertragbare Krankheiten bei älteren Versicherten.</w:t>
       </w:r>
     </w:p>
     <w:p>
@@ -162,7 +162,7 @@
         <w:t xml:space="preserve">Ergebnis: </w:t>
       </w:r>
       <w:r>
-        <w:t>SEVR, AP und Aix@75 korrelierten unabhängig mit geschätztem 10-Jahres-ASCVD-Risiko (alle p&lt;0,001). Das Modell erklärte zusätzliche Varianz über traditionelle Risikofaktoren hinaus. Funktionale hämodynamische Marker könnten Risikoschichtung in der Praxis verbessern.</w:t>
+        <w:t>GeriatrIMSS beruht auf vier Säulen: Prävention (PREVENIMSS), umfassende geriatrische Versorgung, Bildung und Forschung. Modell stärkt operative Kapazitäten, reorientiert Prozesse und Services für ältere Menschen, verbessert Versorgungsqualität und Zufriedenheit bei Nutzern und Angehörigen – positioniert Mexiko international an Vorderfront der Altenpflege.</w:t>
       </w:r>
     </w:p>
     <w:p>
@@ -177,7 +177,7 @@
         <w:rPr>
           <w:sz w:val="19"/>
         </w:rPr>
-        <w:t>Chinesische Bevölkerungsdaten; Validierung in europäischen Kohorten notwendig vor Übernahme</w:t>
+        <w:t>Mexiko, Sozialversicherungssystem nicht direkt vergleichbar – Strukturideen zu sektorenübergreifender Integration sind relevant</w:t>
       </w:r>
     </w:p>
     <w:p>
@@ -186,7 +186,7 @@
           <w:color w:val="5A7D3A"/>
           <w:sz w:val="18"/>
         </w:rPr>
-        <w:t>https://pubmed.ncbi.nlm.nih.gov/42730543/</w:t>
+        <w:t>https://pubmed.ncbi.nlm.nih.gov/42771824/</w:t>
       </w:r>
     </w:p>
     <w:p>
@@ -194,7 +194,7 @@
         <w:pStyle w:val="Heading2"/>
       </w:pPr>
       <w:r>
-        <w:t>Regulierung kognitiver Kompetenz älterer Ärzte: Versorgungspolitische Analyse G7-Länder</w:t>
+        <w:t>Stärkenorientierte Geriatrische Assessments: Reserve statt nur Defizite dokumentieren</w:t>
       </w:r>
     </w:p>
     <w:p>
@@ -204,12 +204,12 @@
           <w:color w:val="666666"/>
           <w:sz w:val="18"/>
         </w:rPr>
-        <w:t>Potter M et al.  ·  JAMA Health Forum  ·  04.09.2026  ·  PMID 42726493</w:t>
+        <w:t>Cooke J et al.  ·  Age Ageing  ·  04.09.2026  ·  PMID 42771779</w:t>
       </w:r>
     </w:p>
     <w:p>
       <w:r>
-        <w:t>Vergleichende Analyse von Regulierungsrichtlinien für altersbedingte kognitive Beeinträchtigung bei Ärzten in USA, Kanada und fünf anderen G7-Ländern.</w:t>
+        <w:t>Konzeptionelle Analyse zur Geriatrischen Comprehensive Assessment (CGA) und Frailty-Modellen in der britischen Geriatrie, die Möglichkeit einer reserve-fokussierten Ergänzung zu defizitorientierten Assessments.</w:t>
       </w:r>
     </w:p>
     <w:p>
@@ -220,7 +220,7 @@
         <w:t xml:space="preserve">Ergebnis: </w:t>
       </w:r>
       <w:r>
-        <w:t>Kein G7-Land hat standardisierte nationale Verfahren zur kognitiven Screening älterer Ärzte. Meisten Länder verlassen sich auf Selbstregulation und kollegiale Aufsicht. Ausnahmen in USA mit einzelnen Gesundheitssystemen mit obligatorischen altersabhängigen kognitiven Bewertungen. Im Kontrast: Richter, Piloten und Flugsicherung in allen G7-Ländern haben Altersgrenzen oder verpflichtende Tests. Keine empirischen Standards etabliert.</w:t>
+        <w:t>CGA dokumentiert vorwiegend Beeinträchtigungen, nicht Kapazität und Reserve. Diese Fokussierung auf Defizite prägt Patientenidentität negativ. Stärkenorientierte Ansätze können Prognostizierung verbessern, Interventionen personalisieren und Patientenagentur unterstützen – ohne Risikoaufmerksamkeit aufzugeben.</w:t>
       </w:r>
     </w:p>
     <w:p>
@@ -235,7 +235,7 @@
         <w:rPr>
           <w:sz w:val="19"/>
         </w:rPr>
-        <w:t>Alle G7-Länder untersucht; direkt auf Deutschland übertragbar</w:t>
+        <w:t>Großbritannien, konzeptuell auf alle europäischen Systeme übertragbar</w:t>
       </w:r>
     </w:p>
     <w:p>
@@ -244,7 +244,7 @@
           <w:color w:val="5A7D3A"/>
           <w:sz w:val="18"/>
         </w:rPr>
-        <w:t>https://pubmed.ncbi.nlm.nih.gov/42726493/</w:t>
+        <w:t>https://pubmed.ncbi.nlm.nih.gov/42771779/</w:t>
       </w:r>
     </w:p>
     <w:p>
@@ -252,7 +252,7 @@
         <w:pStyle w:val="Heading2"/>
       </w:pPr>
       <w:r>
-        <w:t>Blutdruckveränderungen in der Menopause: vergleichbare Muster zwischen Industrieländern und traditionellen Gesellschaften</w:t>
+        <w:t>Benzolexposition und Psychische Störungen: Biologisches Altern als Vermittler</w:t>
       </w:r>
     </w:p>
     <w:p>
@@ -262,12 +262,12 @@
           <w:color w:val="666666"/>
           <w:sz w:val="18"/>
         </w:rPr>
-        <w:t>Getz MJ et al.  ·  Am J Biol Anthropol  ·  Juli 2026  ·  PMID 42482412</w:t>
+        <w:t>Wu Y et al.  ·  Ecotoxicol Environ Saf  ·  15.09.2026  ·  PMID 42705027</w:t>
       </w:r>
     </w:p>
     <w:p>
       <w:r>
-        <w:t>Vergleich von Blutdrucktrends rund um die Menopause bei 5.570 Tsimane-Frauen (Bolivien) mit 6.861 US-Frauen aus NHANES.</w:t>
+        <w:t>UK-Biobank-Kohortenstudie an 410.207 Personen zur Assoziation zwischen langjähriger Benzolexposition und psychiatrischen Störungen, mit beschleunigtem Altern (PhenoAge) als potenzieller Mediator.</w:t>
       </w:r>
     </w:p>
     <w:p>
@@ -278,7 +278,7 @@
         <w:t xml:space="preserve">Ergebnis: </w:t>
       </w:r>
       <w:r>
-        <w:t>Systolischer Blutdruck nach Menopause erhöht sich in beiden Populationen ähnlich (b=0,002, p&lt;0,001). Tsimane-Frauen zeigten schnelleren Anstieg mit Alter und weniger dramatischen diastolischen Rückgang. Östrogenkonzentrationen mediierten Effekte nicht. Blutdruckveränderungen in der Menopause sind trotz unterschiedlicher Risikoprofile universal.</w:t>
+        <w:t>Über 14,8 Jahre Nachbeobachtung: 64.270 Personen entwickelten psychiatrische Störungen. Jede Interquartilbereichs-Steigerung Benzol assoziiert mit erhöhtem Risiko für jede psychiatrische Störung (HR 1,040, 95%-KI 1,028–1,053) und multiple psychiatrische Störungen (HR 1,062, 1,039–1,086). Beschleunigtes PhenoAge vermittelte 7,85% (95%-KI 5,57–11,12%) der Assoziation bei jeder psychiatrischen Störung, 17,26% (9,01–80,54%) bei multiplen Störungen.</w:t>
       </w:r>
     </w:p>
     <w:p>
@@ -293,7 +293,7 @@
         <w:rPr>
           <w:sz w:val="19"/>
         </w:rPr>
-        <w:t>USA und Südamerika, aber universales biologisches Phänomen; epidemiologische Unterschiede relevant</w:t>
+        <w:t>UK-Biobank, Umweltdatenverfügbarkeit und Versicherungssystem nicht direkt übertragbar – Expositions-Gesundheitsmechanismus ist relevant</w:t>
       </w:r>
     </w:p>
     <w:p>
@@ -302,7 +302,7 @@
           <w:color w:val="5A7D3A"/>
           <w:sz w:val="18"/>
         </w:rPr>
-        <w:t>https://pubmed.ncbi.nlm.nih.gov/42482412/</w:t>
+        <w:t>https://pubmed.ncbi.nlm.nih.gov/42705027/</w:t>
       </w:r>
     </w:p>
     <w:p>
@@ -310,7 +310,7 @@
         <w:pStyle w:val="Heading2"/>
       </w:pPr>
       <w:r>
-        <w:t>Auditorische Codierung mit Altern: Cochleäre Synaptopathie führt zu Diskriminationsverlust bei Hörstörung</w:t>
+        <w:t>Mobilitätsverlust und Einsamkeit im Alter: Lebenslange Folgen trotz Erholung</w:t>
       </w:r>
     </w:p>
     <w:p>
@@ -320,12 +320,12 @@
           <w:color w:val="666666"/>
           <w:sz w:val="18"/>
         </w:rPr>
-        <w:t>Wouters M et al.  ·  Hear Res  ·  18.07.2026  ·  PMID 42475780</w:t>
+        <w:t>Augustsson E et al.  ·  J Gerontol B Psychol Sci Soc Sci  ·  04.09.2026  ·  PMID 42554850</w:t>
       </w:r>
     </w:p>
     <w:p>
       <w:r>
-        <w:t>EEG-Studie an jüngeren und älteren Erwachsenen mit und ohne Hörstörung untersucht Phonem-Diskrimination und elektrophysiologische Marker der peripheren Codierung (Envelope-Following Responses).</w:t>
+        <w:t>Europäische Längsschnitt-Kohortenstudie (SHARE) an 4.109 Personen ab 65 Jahren mit neu aufgetretenen Mobilitätseinschränkungen, wovon 2.018 innerhalb von 2 Jahren genasen, zum Verlauf von Einsamkeit bis 4 Jahre später.</w:t>
       </w:r>
     </w:p>
     <w:p>
@@ -336,7 +336,7 @@
         <w:t xml:space="preserve">Ergebnis: </w:t>
       </w:r>
       <w:r>
-        <w:t>RAM-EFR-Amplituden nahmen graduell mit Alter ab (konsistent mit Synaptopathie). Phonem-Kontrastdiskrimination verschlechterte sich bei hochfrequenter Codierung mit OHC-Verlust und Alter (p&lt;0,05), nicht aber bei niederfrequenter Codierung. EFR-Rückgang bei hochfrequenten Hinweisen ohne Wahrnehmungsverlust erklärt divergente Muster zwischen Elektrophysiologie und Verhalten. Frühere Diagnose versteckter Hörverluste möglich.</w:t>
+        <w:t>Einsamkeit stieg nach Mobilitätsverlust an. Personen mit anhaltenden Einschränkungen zeigten Weiterzunahme; genesene Personen stabilisierten sich, kehrten aber nicht zu Vorniveaus zurück. Frühe Interventionen zur Begrenzung von Mobilitätseinschränkungen könnten nachfolgende Einsamkeit reduzieren.</w:t>
       </w:r>
     </w:p>
     <w:p>
@@ -351,7 +351,7 @@
         <w:rPr>
           <w:sz w:val="19"/>
         </w:rPr>
-        <w:t>Belgien und Deutschland; validierte psychophysiologische Methoden übertragbar</w:t>
+        <w:t>Schweden/SHARE-Daten, vergleichbare europäische Gesundheitssysteme</w:t>
       </w:r>
     </w:p>
     <w:p>
@@ -360,7 +360,7 @@
           <w:color w:val="5A7D3A"/>
           <w:sz w:val="18"/>
         </w:rPr>
-        <w:t>https://pubmed.ncbi.nlm.nih.gov/42475780/</w:t>
+        <w:t>https://pubmed.ncbi.nlm.nih.gov/42554850/</w:t>
       </w:r>
     </w:p>
     <w:p>
@@ -368,7 +368,7 @@
         <w:pStyle w:val="Heading2"/>
       </w:pPr>
       <w:r>
-        <w:t>Netzhautalterung: OCT-Biomarker zeigen oxidativen Stress in der Makula älterer Menschen</w:t>
+        <w:t>Europäische Sozialversicherung unter Druck: Versorgungskapazität statt Finanzierung als Engpass</w:t>
       </w:r>
     </w:p>
     <w:p>
@@ -378,12 +378,12 @@
           <w:color w:val="666666"/>
           <w:sz w:val="18"/>
         </w:rPr>
-        <w:t>Berkowitz BA et al.  ·  Invest Ophthalmol Vis Sci  ·  01.07.2026  ·  PMID 42474423</w:t>
+        <w:t>Jones CH et al.  ·  Drug Discov Today  ·  20.07.2026  ·  PMID 42476293</w:t>
       </w:r>
     </w:p>
     <w:p>
       <w:r>
-        <w:t>Querschnittsstudie bei 25 jungen (20–30 Jahre) und 13 älteren (70–90 Jahre) Erwachsenen verglich OCT-basierte Metabolismus-Biomarker (ELM-RPE-Dicke, Band-2-Profilform) als Proxy für Retina-Alterung.</w:t>
+        <w:t>Perspektivartikel zu Herausforderungen der europäischen Sozialversicherung durch demografische Alterung, Multimorbidität und Polypharmazie, mit 24–36-Monats-Agenda für Systemreformen.</w:t>
       </w:r>
     </w:p>
     <w:p>
@@ -394,7 +394,7 @@
         <w:t xml:space="preserve">Ergebnis: </w:t>
       </w:r>
       <w:r>
-        <w:t>Ältere Erwachsene zeigten ELM-RPE-Kontraktion in Fovea und Parafovea (konsistent mit oxidativem Stress und verzögerter Dunkeladaptation aus vorherigen Studien). Band-2-Profilform unterschied sich nicht zwischen Altersgruppen. ELM-RPE-Kontraktion ist konsistent mit subretinalem oxidativen Stress und gestörter Retinoid-Signalisierung. Translationaler Ansatz OCT-Biomarker könnte nicht-invasive Überwachung der Netzhautalterung ermöglichen.</w:t>
+        <w:t>Längeres Leben führt zu Multimorbidität, Polypharmazie, Demenz, Mobilitätsverlust – Versorgungskapazität wird zum Engpass statt Finanzierbarkeit. Vier zentrale Reformmaßnahmen: (1) Professionalisierung der Langzeitpflegekräfte, (2) Apotheker-geführte Medikamentenüberprüfung, (3) Ausbau von Heim- und Übergangspflege, (4) integrierte Entlassungszusammenfassungen und Medikamentenlisten über Sektoren hinweg als Routine.</w:t>
       </w:r>
     </w:p>
     <w:p>
@@ -409,7 +409,7 @@
         <w:rPr>
           <w:sz w:val="19"/>
         </w:rPr>
-        <w:t>USA; methodisch auf deutsche Augenkliniken übertragbar, aber klinische Validierung notwendig</w:t>
+        <w:t>Europa, konzeptuell auf deutsche Sozialversicherung direkt übertragbar</w:t>
       </w:r>
     </w:p>
     <w:p>
@@ -418,7 +418,7 @@
           <w:color w:val="5A7D3A"/>
           <w:sz w:val="18"/>
         </w:rPr>
-        <w:t>https://pubmed.ncbi.nlm.nih.gov/42474423/</w:t>
+        <w:t>https://pubmed.ncbi.nlm.nih.gov/42476293/</w:t>
       </w:r>
     </w:p>
     <w:sectPr>

--- a/download/studien-aktuell.docx
+++ b/download/studien-aktuell.docx
@@ -62,7 +62,7 @@
           <w:color w:val="666666"/>
           <w:sz w:val="18"/>
         </w:rPr>
-        <w:t>Stand: 23.09.2026  |  6 Studien  |  longevity.m-vf.de</w:t>
+        <w:t>Stand: 24.09.2026  |  6 Studien  |  longevity.m-vf.de</w:t>
       </w:r>
     </w:p>
     <w:p>
@@ -70,7 +70,7 @@
         <w:pStyle w:val="Heading1"/>
       </w:pPr>
       <w:r>
-        <w:t>Aufgenommen am 23.09.2026</w:t>
+        <w:t>Aufgenommen am 24.09.2026</w:t>
       </w:r>
     </w:p>
     <w:p>
@@ -78,7 +78,7 @@
         <w:pStyle w:val="Heading2"/>
       </w:pPr>
       <w:r>
-        <w:t>Todesursachen im Lebensverlauf in Südostasien: regionale Ungleichgewichte 2023</w:t>
+        <w:t>Mitochondriale Dynamik im Altern: Ansätze zur Prävention von Herz- und Hirnerkrankungen</w:t>
       </w:r>
     </w:p>
     <w:p>
@@ -88,12 +88,12 @@
           <w:color w:val="666666"/>
           <w:sz w:val="18"/>
         </w:rPr>
-        <w:t>GBD 2023 ASEAN Causes of Death Collaborators  ·  Lancet Public Health  ·  Okt. 2026  ·  PMID 42772298</w:t>
+        <w:t>Yin Y et al.  ·  Aging Cell  ·  Okt. 2026  ·  PMID 42775668</w:t>
       </w:r>
     </w:p>
     <w:p>
       <w:r>
-        <w:t>GBD-2023-Analyse der Todesursachen und Lebenserwartung von Geburt bis 70 Jahre in elf ASEAN-Ländern, stratifiziert nach Alter und Geschlecht.</w:t>
+        <w:t>Narrativer Übersichtsartikel zu Rolle der Mitochondrialen Fusion und Fission bei altersbezogenen Herz- und Hirnerkrankungen (Alzheimer, Parkinson, atheroskleroische kardiozerebrovale Erkrankungen) und therapeutischen Strategien (Ausdauertraining, Metformin, Dapagliflozin, Irbesartan, TCM-Komponenten).</w:t>
       </w:r>
     </w:p>
     <w:p>
@@ -104,7 +104,7 @@
         <w:t xml:space="preserve">Ergebnis: </w:t>
       </w:r>
       <w:r>
-        <w:t>Regionale Lebenserwartung 2023: 70,1 Jahre Männer (95%-UI 69,6–70,7), 76,2 Jahre Frauen (75,7–76,7); Range 62,1 Jahre (Myanmar, Männer) bis 87,5 Jahre (Singapur, Frauen). Unfallverletzungen führend in Adoleszenz/frühem Erwachsenenalter; nicht-übertragbare Krankheiten dominant in mittlerem Alter. Tabakkonsum dominierender Risikofaktor bei Männern, Hypertonie bei Frauen.</w:t>
+        <w:t>Beeinträchtigte mitochondriale Dynamik liegt vielen altersassoziierten Krankheiten zugrunde; verschiedene Trainings- und Medikamentenansätze zeigen Potenzial zur Verbesserung von Herzgesundheit und Hirngesundheit durch Wiederherstellung mitochondrialer Plastizität; Mechanismen umfassen Verbesserung von Energiestoffwechsel und Reduktion von Entzündung und Seneszenz.</w:t>
       </w:r>
     </w:p>
     <w:p>
@@ -119,7 +119,7 @@
         <w:rPr>
           <w:sz w:val="19"/>
         </w:rPr>
-        <w:t>Südostasien, breite Systeme mit unterschiedlicher Infrastruktur – Befunde zu Risiken und Disparitäten sind relevant</w:t>
+        <w:t>Überwiegend präklinische und Tiermodelle; klinische Übertragbarkeit für ausgewählte Interventionen (Training, Metformin) gegeben.</w:t>
       </w:r>
     </w:p>
     <w:p>
@@ -128,7 +128,7 @@
           <w:color w:val="5A7D3A"/>
           <w:sz w:val="18"/>
         </w:rPr>
-        <w:t>https://pubmed.ncbi.nlm.nih.gov/42772298/</w:t>
+        <w:t>https://pubmed.ncbi.nlm.nih.gov/42775668/</w:t>
       </w:r>
     </w:p>
     <w:p>
@@ -136,7 +136,7 @@
         <w:pStyle w:val="Heading2"/>
       </w:pPr>
       <w:r>
-        <w:t>Institutionelles geriatrisches Versorgungsmodell in Mexiko: GeriatrIMSS-Struktur und Ergebnisse</w:t>
+        <w:t>Einbindung Älterer in Versorgungsforschung: Praktische Erfolgsfaktoren aus Australien</w:t>
       </w:r>
     </w:p>
     <w:p>
@@ -146,12 +146,12 @@
           <w:color w:val="666666"/>
           <w:sz w:val="18"/>
         </w:rPr>
-        <w:t>Medina-Chávez JH et al.  ·  Rev Med Inst Mex Seguro Soc  ·  02.09.2026  ·  PMID 42771824</w:t>
+        <w:t>Thillainadesan J et al.  ·  Public Health Res Pract  ·  24.09.2026  ·  PMID 42767663</w:t>
       </w:r>
     </w:p>
     <w:p>
       <w:r>
-        <w:t>Beschreibung des mexikanischen GeriatrIMSS-Modells, eines umfassenden institutionellen Plans der Seguridad Social zur Reaktion auf Alterung, Multimorbidität und nicht-übertragbare Krankheiten bei älteren Versicherten.</w:t>
+        <w:t>Qualitative Studie zur Etablierung einer konsumentengesteuerten Forschungsberatungsgruppe in einem Altersbetreuungszentrum mit 8 älteren Teilnehmern (Australien); Dokumentation von Rekrutierungs-, Unterstützungs- und Beteiligungsprozessen.</w:t>
       </w:r>
     </w:p>
     <w:p>
@@ -162,7 +162,7 @@
         <w:t xml:space="preserve">Ergebnis: </w:t>
       </w:r>
       <w:r>
-        <w:t>GeriatrIMSS beruht auf vier Säulen: Prävention (PREVENIMSS), umfassende geriatrische Versorgung, Bildung und Forschung. Modell stärkt operative Kapazitäten, reorientiert Prozesse und Services für ältere Menschen, verbessert Versorgungsqualität und Zufriedenheit bei Nutzern und Angehörigen – positioniert Mexiko international an Vorderfront der Altenpflege.</w:t>
+        <w:t>Erfolgsfaktoren: Inklusives Auswahlverfahren, Honorierung, Barrierefreiheit, sensibilisierte Kommunikation, vertrauensvolle Umgebung, orientierungsgerichtete Einführung und Training; Teilnehmer berichtet positive Erfahrungen und waren motiviert durch Wunsch, ihre Lebenserfahrung zum Nutzen anderer einzubringen; Machbarkeit und Förderfähigkeit von Älteren-Einbindung demonstriert.</w:t>
       </w:r>
     </w:p>
     <w:p>
@@ -177,7 +177,7 @@
         <w:rPr>
           <w:sz w:val="19"/>
         </w:rPr>
-        <w:t>Mexiko, Sozialversicherungssystem nicht direkt vergleichbar – Strukturideen zu sektorenübergreifender Integration sind relevant</w:t>
+        <w:t>Australische Versorgungsforschung, methodisch auf deutschsprachige Settings übertragbar.</w:t>
       </w:r>
     </w:p>
     <w:p>
@@ -186,7 +186,7 @@
           <w:color w:val="5A7D3A"/>
           <w:sz w:val="18"/>
         </w:rPr>
-        <w:t>https://pubmed.ncbi.nlm.nih.gov/42771824/</w:t>
+        <w:t>https://pubmed.ncbi.nlm.nih.gov/42767663/</w:t>
       </w:r>
     </w:p>
     <w:p>
@@ -194,7 +194,7 @@
         <w:pStyle w:val="Heading2"/>
       </w:pPr>
       <w:r>
-        <w:t>Stärkenorientierte Geriatrische Assessments: Reserve statt nur Defizite dokumentieren</w:t>
+        <w:t>Grippe-Impfstoff höherer Dosierung senkt Hospitalisierungen bei gebrechlichen Älteren stärker</w:t>
       </w:r>
     </w:p>
     <w:p>
@@ -204,12 +204,12 @@
           <w:color w:val="666666"/>
           <w:sz w:val="18"/>
         </w:rPr>
-        <w:t>Cooke J et al.  ·  Age Ageing  ·  04.09.2026  ·  PMID 42771779</w:t>
+        <w:t>Espersen C et al.  ·  Lancet Healthy Longev  ·  17.09.2026  ·  PMID 42753782</w:t>
       </w:r>
     </w:p>
     <w:p>
       <w:r>
-        <w:t>Konzeptionelle Analyse zur Geriatrischen Comprehensive Assessment (CGA) und Frailty-Modellen in der britischen Geriatrie, die Möglichkeit einer reserve-fokussierten Ergänzung zu defizitorientierten Assessments.</w:t>
+        <w:t>Dänische randomisierte Studie zu Wirksamkeit hochdosierter versus Standarddosis-Influenzaimpfung bei 332.438 älteren Personen (≥65 Jahre), stratifiziert nach Gebrechlichkeitsrisiko mittels Hospital Frailty Risk Score.</w:t>
       </w:r>
     </w:p>
     <w:p>
@@ -220,7 +220,7 @@
         <w:t xml:space="preserve">Ergebnis: </w:t>
       </w:r>
       <w:r>
-        <w:t>CGA dokumentiert vorwiegend Beeinträchtigungen, nicht Kapazität und Reserve. Diese Fokussierung auf Defizite prägt Patientenidentität negativ. Stärkenorientierte Ansätze können Prognostizierung verbessern, Interventionen personalisieren und Patientenagentur unterstützen – ohne Risikoaufmerksamkeit aufzugeben.</w:t>
+        <w:t>Bei Personen mit hohem Gebrechlichkeitsrisiko zeigte die hochdosierte Impfung eine relative Wirksamkeit von 19,9 % (95%-KI −10,3 bis 42,1) gegen Hospitalisierungen durch Influenza/Lungenentzündung versus 0,2 % (−10,8 bis 10,2) bei niedrigem Risiko; die Interaktion war jedoch nicht signifikant kategorisch (p=0,17), sodass die Autoren die Ergebnisse als explorativ einstufen.</w:t>
       </w:r>
     </w:p>
     <w:p>
@@ -235,7 +235,7 @@
         <w:rPr>
           <w:sz w:val="19"/>
         </w:rPr>
-        <w:t>Großbritannien, konzeptuell auf alle europäischen Systeme übertragbar</w:t>
+        <w:t>Dänische Gesundheitsdaten, europäisches System mit vergleichbarer Impfstoffverfügbarkeit.</w:t>
       </w:r>
     </w:p>
     <w:p>
@@ -244,7 +244,7 @@
           <w:color w:val="5A7D3A"/>
           <w:sz w:val="18"/>
         </w:rPr>
-        <w:t>https://pubmed.ncbi.nlm.nih.gov/42771779/</w:t>
+        <w:t>https://pubmed.ncbi.nlm.nih.gov/42753782/</w:t>
       </w:r>
     </w:p>
     <w:p>
@@ -252,7 +252,7 @@
         <w:pStyle w:val="Heading2"/>
       </w:pPr>
       <w:r>
-        <w:t>Benzolexposition und Psychische Störungen: Biologisches Altern als Vermittler</w:t>
+        <w:t>Kurzzeitige Prehabilitation vor elektiver Operation senkt Pflegebedürftigkeit bei gebrechlichen Älteren nicht</w:t>
       </w:r>
     </w:p>
     <w:p>
@@ -262,12 +262,12 @@
           <w:color w:val="666666"/>
           <w:sz w:val="18"/>
         </w:rPr>
-        <w:t>Wu Y et al.  ·  Ecotoxicol Environ Saf  ·  15.09.2026  ·  PMID 42705027</w:t>
+        <w:t>Spies C et al.  ·  Lancet Healthy Longev  ·  15.09.2026  ·  PMID 42743945</w:t>
       </w:r>
     </w:p>
     <w:p>
       <w:r>
-        <w:t>UK-Biobank-Kohortenstudie an 410.207 Personen zur Assoziation zwischen langjähriger Benzolexposition und psychiatrischen Störungen, mit beschleunigtem Altern (PhenoAge) als potenzieller Mediator.</w:t>
+        <w:t>Deutschlandweite randomisierte Studie an 1.199 Personen (Alter ≥70 Jahre) mit Frailty oder Prefrailty zu Effekt einer 3-wöchigen supervidierten multimodalen Prehabilitation auf Pflegabhängigkeit 12 Monate postoperativ.</w:t>
       </w:r>
     </w:p>
     <w:p>
@@ -278,7 +278,7 @@
         <w:t xml:space="preserve">Ergebnis: </w:t>
       </w:r>
       <w:r>
-        <w:t>Über 14,8 Jahre Nachbeobachtung: 64.270 Personen entwickelten psychiatrische Störungen. Jede Interquartilbereichs-Steigerung Benzol assoziiert mit erhöhtem Risiko für jede psychiatrische Störung (HR 1,040, 95%-KI 1,028–1,053) und multiple psychiatrische Störungen (HR 1,062, 1,039–1,086). Beschleunigtes PhenoAge vermittelte 7,85% (95%-KI 5,57–11,12%) der Assoziation bei jeder psychiatrischen Störung, 17,26% (9,01–80,54%) bei multiplen Störungen.</w:t>
+        <w:t>Keine signifikanten Unterschiede zwischen Prehabilitation und Standard-Care in der Veränderung der Langzeitpflegeabhängigkeit (ordinale Skala 0–5): mittlere Differenz −0,1 (95%-KI −0,25 bis 0,07; p=0,26); 32 Sicherheitsereignisse in der Interventionsgruppe, meist nicht kausal bezogen.</w:t>
       </w:r>
     </w:p>
     <w:p>
@@ -293,7 +293,7 @@
         <w:rPr>
           <w:sz w:val="19"/>
         </w:rPr>
-        <w:t>UK-Biobank, Umweltdatenverfügbarkeit und Versicherungssystem nicht direkt übertragbar – Expositions-Gesundheitsmechanismus ist relevant</w:t>
+        <w:t>Deutsche Klinikdaten, G-BA-finanziert, direkt auf deutsches Gesundheitssystem übertragbar.</w:t>
       </w:r>
     </w:p>
     <w:p>
@@ -302,7 +302,7 @@
           <w:color w:val="5A7D3A"/>
           <w:sz w:val="18"/>
         </w:rPr>
-        <w:t>https://pubmed.ncbi.nlm.nih.gov/42705027/</w:t>
+        <w:t>https://pubmed.ncbi.nlm.nih.gov/42743945/</w:t>
       </w:r>
     </w:p>
     <w:p>
@@ -310,7 +310,7 @@
         <w:pStyle w:val="Heading2"/>
       </w:pPr>
       <w:r>
-        <w:t>Mobilitätsverlust und Einsamkeit im Alter: Lebenslange Folgen trotz Erholung</w:t>
+        <w:t>Wissenslücken in geriatrischen Kompetenzen im DACH-Raum: Demenz, Depression, Sarkopenie prioritär</w:t>
       </w:r>
     </w:p>
     <w:p>
@@ -320,12 +320,12 @@
           <w:color w:val="666666"/>
           <w:sz w:val="18"/>
         </w:rPr>
-        <w:t>Augustsson E et al.  ·  J Gerontol B Psychol Sci Soc Sci  ·  04.09.2026  ·  PMID 42554850</w:t>
+        <w:t>Honegger M et al.  ·  Z Gerontol Geriatr  ·  07.09.2026  ·  PMID 42704433</w:t>
       </w:r>
     </w:p>
     <w:p>
       <w:r>
-        <w:t>Europäische Längsschnitt-Kohortenstudie (SHARE) an 4.109 Personen ab 65 Jahren mit neu aufgetretenen Mobilitätseinschränkungen, wovon 2.018 innerhalb von 2 Jahren genasen, zum Verlauf von Einsamkeit bis 4 Jahre später.</w:t>
+        <w:t>Sekundäranalyse einer europäischen Online-Befragung: 291 Gesundheitsfachkräfte aus Deutschland, Österreich und der Schweiz wurden zu Selbsteinschätzung geriatrischer Kompetenz und Fortbildungsbedarf befragt und mit 5.134 Fachkräften aus übrigen europäischen Ländern verglichen.</w:t>
       </w:r>
     </w:p>
     <w:p>
@@ -336,7 +336,7 @@
         <w:t xml:space="preserve">Ergebnis: </w:t>
       </w:r>
       <w:r>
-        <w:t>Einsamkeit stieg nach Mobilitätsverlust an. Personen mit anhaltenden Einschränkungen zeigten Weiterzunahme; genesene Personen stabilisierten sich, kehrten aber nicht zu Vorniveaus zurück. Frühe Interventionen zur Begrenzung von Mobilitätseinschränkungen könnten nachfolgende Einsamkeit reduzieren.</w:t>
+        <w:t>DACH-Fachkräfte schätzten ihre geriatrischen Kenntnisse höher ein als Kollegen anderswo, zeigten aber substantielle Lücken in Demenz, Depression, chronischen Schmerzen, kognitiven Screenings und Sarkopenie; Fortbildungsbedarf überstieg selbst eingeschätzte Kompetenz in allen Ländern.</w:t>
       </w:r>
     </w:p>
     <w:p>
@@ -351,7 +351,7 @@
         <w:rPr>
           <w:sz w:val="19"/>
         </w:rPr>
-        <w:t>Schweden/SHARE-Daten, vergleichbare europäische Gesundheitssysteme</w:t>
+        <w:t>DACH-Umfrage mit direktem Bezug zu deutschem, österreichischem und Schweizer Gesundheitswesen.</w:t>
       </w:r>
     </w:p>
     <w:p>
@@ -360,7 +360,7 @@
           <w:color w:val="5A7D3A"/>
           <w:sz w:val="18"/>
         </w:rPr>
-        <w:t>https://pubmed.ncbi.nlm.nih.gov/42554850/</w:t>
+        <w:t>https://pubmed.ncbi.nlm.nih.gov/42704433/</w:t>
       </w:r>
     </w:p>
     <w:p>
@@ -368,7 +368,7 @@
         <w:pStyle w:val="Heading2"/>
       </w:pPr>
       <w:r>
-        <w:t>Europäische Sozialversicherung unter Druck: Versorgungskapazität statt Finanzierung als Engpass</w:t>
+        <w:t>Multikomponenten-Delirprogramme reduzieren Delirinzidenz um 44 % – Evidenzbasis und Implementierung</w:t>
       </w:r>
     </w:p>
     <w:p>
@@ -378,12 +378,12 @@
           <w:color w:val="666666"/>
           <w:sz w:val="18"/>
         </w:rPr>
-        <w:t>Jones CH et al.  ·  Drug Discov Today  ·  20.07.2026  ·  PMID 42476293</w:t>
+        <w:t>Thomas C et al.  ·  Z Gerontol Geriatr  ·  25.08.2026  ·  PMID 42640287</w:t>
       </w:r>
     </w:p>
     <w:p>
       <w:r>
-        <w:t>Perspektivartikel zu Herausforderungen der europäischen Sozialversicherung durch demografische Alterung, Multimorbidität und Polypharmazie, mit 24–36-Monats-Agenda für Systemreformen.</w:t>
+        <w:t>Narrativer Übersichtsartikel mit Darstellung der Evidenz zu nichtpharmakologischen Multikomponenten-Interventionen (HELP, ABCDE-Bundle, CHOPS, AKTIVER) in der Delirprävention und des Delirmanagements bei älteren Patienten.</w:t>
       </w:r>
     </w:p>
     <w:p>
@@ -394,7 +394,7 @@
         <w:t xml:space="preserve">Ergebnis: </w:t>
       </w:r>
       <w:r>
-        <w:t>Längeres Leben führt zu Multimorbidität, Polypharmazie, Demenz, Mobilitätsverlust – Versorgungskapazität wird zum Engpass statt Finanzierbarkeit. Vier zentrale Reformmaßnahmen: (1) Professionalisierung der Langzeitpflegekräfte, (2) Apotheker-geführte Medikamentenüberprüfung, (3) Ausbau von Heim- und Übergangspflege, (4) integrierte Entlassungszusammenfassungen und Medikamentenlisten über Sektoren hinweg als Routine.</w:t>
+        <w:t>Zwei 2026 publizierte Metaanalysen zeigen, dass multikomponentale nichtpharmakologische Programme die Delirinzidenz um 44 % reduzierten und Dauer bestehender Delire signifikant verkürzten; pharmakologische Strategien zeigten keinen konsistenten Nutzen außer Dexmedetomidin in ausgewählten perioperativen Settings; S3-Leitlinie empfiehlt strukturierte, interprofessionelle, personenzentrierte Delirprogramme als Standard.</w:t>
       </w:r>
     </w:p>
     <w:p>
@@ -409,7 +409,7 @@
         <w:rPr>
           <w:sz w:val="19"/>
         </w:rPr>
-        <w:t>Europa, konzeptuell auf deutsche Sozialversicherung direkt übertragbar</w:t>
+        <w:t>Deutsche S3-Leitlinie und deutsche Studienprogramme (AKTIVER), direkt übertragbar auf deutsches Versorgungssystem.</w:t>
       </w:r>
     </w:p>
     <w:p>
@@ -418,7 +418,7 @@
           <w:color w:val="5A7D3A"/>
           <w:sz w:val="18"/>
         </w:rPr>
-        <w:t>https://pubmed.ncbi.nlm.nih.gov/42476293/</w:t>
+        <w:t>https://pubmed.ncbi.nlm.nih.gov/42640287/</w:t>
       </w:r>
     </w:p>
     <w:sectPr>

--- a/download/studien-aktuell.docx
+++ b/download/studien-aktuell.docx
@@ -62,7 +62,7 @@
           <w:color w:val="666666"/>
           <w:sz w:val="18"/>
         </w:rPr>
-        <w:t>Stand: 24.09.2026  |  6 Studien  |  longevity.m-vf.de</w:t>
+        <w:t>Stand: 25.09.2026  |  6 Studien  |  longevity.m-vf.de</w:t>
       </w:r>
     </w:p>
     <w:p>
@@ -70,7 +70,7 @@
         <w:pStyle w:val="Heading1"/>
       </w:pPr>
       <w:r>
-        <w:t>Aufgenommen am 24.09.2026</w:t>
+        <w:t>Aufgenommen am 25.09.2026</w:t>
       </w:r>
     </w:p>
     <w:p>
@@ -78,7 +78,7 @@
         <w:pStyle w:val="Heading2"/>
       </w:pPr>
       <w:r>
-        <w:t>Mitochondriale Dynamik im Altern: Ansätze zur Prävention von Herz- und Hirnerkrankungen</w:t>
+        <w:t>Klinische Entscheidungsmuster von Physiotherapeuten bei Frailty in der Krankenpflege</w:t>
       </w:r>
     </w:p>
     <w:p>
@@ -88,12 +88,12 @@
           <w:color w:val="666666"/>
           <w:sz w:val="18"/>
         </w:rPr>
-        <w:t>Yin Y et al.  ·  Aging Cell  ·  Okt. 2026  ·  PMID 42775668</w:t>
+        <w:t>Bloch T et al.  ·  Age Ageing  ·  04.09.2026  ·  PMID 42784539</w:t>
       </w:r>
     </w:p>
     <w:p>
       <w:r>
-        <w:t>Narrativer Übersichtsartikel zu Rolle der Mitochondrialen Fusion und Fission bei altersbezogenen Herz- und Hirnerkrankungen (Alzheimer, Parkinson, atheroskleroische kardiozerebrovale Erkrankungen) und therapeutischen Strategien (Ausdauertraining, Metformin, Dapagliflozin, Irbesartan, TCM-Komponenten).</w:t>
+        <w:t>Delphi-Studie mit 44 US-amerikanischen und kanadischen Therapeuten zu klinischen Reasoning-Strategien bei der Intervention für gebrechliche ältere Menschen in Pflegeheimen.</w:t>
       </w:r>
     </w:p>
     <w:p>
@@ -104,7 +104,7 @@
         <w:t xml:space="preserve">Ergebnis: </w:t>
       </w:r>
       <w:r>
-        <w:t>Beeinträchtigte mitochondriale Dynamik liegt vielen altersassoziierten Krankheiten zugrunde; verschiedene Trainings- und Medikamentenansätze zeigen Potenzial zur Verbesserung von Herzgesundheit und Hirngesundheit durch Wiederherstellung mitochondrialer Plastizität; Mechanismen umfassen Verbesserung von Energiestoffwechsel und Reduktion von Entzündung und Seneszenz.</w:t>
+        <w:t>Fünf Konsensthemen erreichten ≥75%-Zustimmung: (i) Therapie-Engagement durch patientenzentrierte Aktivitäten, (ii) Mobilität und Bewegungssicherheit, (iii) funktionale Ergebnisse und Belastung, (iv) Schmerzmanagement und kognitive Variabilität, (v) aufgabenspezifische duale Interventionen für ADL-Transfer. 39 von 44 Teilnehmern (89%-Retentionsquote) schlossen alle Runden ab.</w:t>
       </w:r>
     </w:p>
     <w:p>
@@ -119,7 +119,7 @@
         <w:rPr>
           <w:sz w:val="19"/>
         </w:rPr>
-        <w:t>Überwiegend präklinische und Tiermodelle; klinische Übertragbarkeit für ausgewählte Interventionen (Training, Metformin) gegeben.</w:t>
+        <w:t>USA/Kanada – Qualitative Evidenz zur Praxis in SNF; Adaptierbarkeit auf deutsches Versorgungssystem mit Anpassungen an Dokumentation und Ressourcen.</w:t>
       </w:r>
     </w:p>
     <w:p>
@@ -128,7 +128,7 @@
           <w:color w:val="5A7D3A"/>
           <w:sz w:val="18"/>
         </w:rPr>
-        <w:t>https://pubmed.ncbi.nlm.nih.gov/42775668/</w:t>
+        <w:t>https://pubmed.ncbi.nlm.nih.gov/42784539/</w:t>
       </w:r>
     </w:p>
     <w:p>
@@ -136,7 +136,7 @@
         <w:pStyle w:val="Heading2"/>
       </w:pPr>
       <w:r>
-        <w:t>Einbindung Älterer in Versorgungsforschung: Praktische Erfolgsfaktoren aus Australien</w:t>
+        <w:t>Thorakale Muskelattenuation prägt Geschlechts-spezifische Mortalität nach Bypasschirurgie im Alter</w:t>
       </w:r>
     </w:p>
     <w:p>
@@ -146,12 +146,12 @@
           <w:color w:val="666666"/>
           <w:sz w:val="18"/>
         </w:rPr>
-        <w:t>Thillainadesan J et al.  ·  Public Health Res Pract  ·  24.09.2026  ·  PMID 42767663</w:t>
+        <w:t>Krombholz-Reindl P et al.  ·  Med Sci (Basel)  ·  14.09.2026  ·  PMID 42783442</w:t>
       </w:r>
     </w:p>
     <w:p>
       <w:r>
-        <w:t>Qualitative Studie zur Etablierung einer konsumentengesteuerten Forschungsberatungsgruppe in einem Altersbetreuungszentrum mit 8 älteren Teilnehmern (Australien); Dokumentation von Rekrutierungs-, Unterstützungs- und Beteiligungsprozessen.</w:t>
+        <w:t>Retrospektive Studie an 479 Patienten (382 Männer, 97 Frauen) untersucht, ob die Muskelqualität (gemessen als Hounsfield Units aus Routinen-CT) die Mortalität nach Koronarer Bypasschirurgie unabhängig vom EuroSCORE II vorhersagt – mit geschlechtsspezifischen Unterschieden.</w:t>
       </w:r>
     </w:p>
     <w:p>
@@ -162,7 +162,7 @@
         <w:t xml:space="preserve">Ergebnis: </w:t>
       </w:r>
       <w:r>
-        <w:t>Erfolgsfaktoren: Inklusives Auswahlverfahren, Honorierung, Barrierefreiheit, sensibilisierte Kommunikation, vertrauensvolle Umgebung, orientierungsgerichtete Einführung und Training; Teilnehmer berichtet positive Erfahrungen und waren motiviert durch Wunsch, ihre Lebenserfahrung zum Nutzen anderer einzubringen; Machbarkeit und Förderfähigkeit von Älteren-Einbindung demonstriert.</w:t>
+        <w:t>Bei Frauen mit niedriger Muskelattenuation (TH4) betrugen die Hazard Ratios für Mortalität 6,6 (1 Jahr), 9,5 (3 Jahre), 6,4 (5 Jahre; alle p≤0,03). Bei Männern zeigte sich ein schwächerer Effekt, der nach Gewichtungsanpassung insignifikant wurde. Hinzufügen von niedriger Muskelattenuation zu EuroSCORE II erhöhte C-Statistik um 0,046 bei Frauen insgesamt (p&lt;0,001).</w:t>
       </w:r>
     </w:p>
     <w:p>
@@ -177,7 +177,7 @@
         <w:rPr>
           <w:sz w:val="19"/>
         </w:rPr>
-        <w:t>Australische Versorgungsforschung, methodisch auf deutschsprachige Settings übertragbar.</w:t>
+        <w:t>Österreich/Deutschland – Universitätszentren; Aussage unabhängig von Versorgungssystem.</w:t>
       </w:r>
     </w:p>
     <w:p>
@@ -186,7 +186,7 @@
           <w:color w:val="5A7D3A"/>
           <w:sz w:val="18"/>
         </w:rPr>
-        <w:t>https://pubmed.ncbi.nlm.nih.gov/42767663/</w:t>
+        <w:t>https://pubmed.ncbi.nlm.nih.gov/42783442/</w:t>
       </w:r>
     </w:p>
     <w:p>
@@ -194,7 +194,7 @@
         <w:pStyle w:val="Heading2"/>
       </w:pPr>
       <w:r>
-        <w:t>Grippe-Impfstoff höherer Dosierung senkt Hospitalisierungen bei gebrechlichen Älteren stärker</w:t>
+        <w:t>Feinstaub und Luftfeuchte verstärken Sturzrisiko und Schlaganfall im Alter durch Frailty</w:t>
       </w:r>
     </w:p>
     <w:p>
@@ -204,12 +204,12 @@
           <w:color w:val="666666"/>
           <w:sz w:val="18"/>
         </w:rPr>
-        <w:t>Espersen C et al.  ·  Lancet Healthy Longev  ·  17.09.2026  ·  PMID 42753782</w:t>
+        <w:t>Sun M et al.  ·  Front Public Health  ·  09.09.2026  ·  PMID 42780893</w:t>
       </w:r>
     </w:p>
     <w:p>
       <w:r>
-        <w:t>Dänische randomisierte Studie zu Wirksamkeit hochdosierter versus Standarddosis-Influenzaimpfung bei 332.438 älteren Personen (≥65 Jahre), stratifiziert nach Gebrechlichkeitsrisiko mittels Hospital Frailty Risk Score.</w:t>
+        <w:t>Prospektive Kohortenstudie (CHARLS, n=17.197) und Krankenhaus-Stichprobe (n=782) zum Zusammenhang von PM2.5-Exposition, relativer Luftfeuchte und Schlaganfallrisiko, mit Frailty Index als potenzieller Mediator.</w:t>
       </w:r>
     </w:p>
     <w:p>
@@ -220,7 +220,7 @@
         <w:t xml:space="preserve">Ergebnis: </w:t>
       </w:r>
       <w:r>
-        <w:t>Bei Personen mit hohem Gebrechlichkeitsrisiko zeigte die hochdosierte Impfung eine relative Wirksamkeit von 19,9 % (95%-KI −10,3 bis 42,1) gegen Hospitalisierungen durch Influenza/Lungenentzündung versus 0,2 % (−10,8 bis 10,2) bei niedrigem Risiko; die Interaktion war jedoch nicht signifikant kategorisch (p=0,17), sodass die Autoren die Ergebnisse als explorativ einstufen.</w:t>
+        <w:t>Hohes PM2.5 mit Schlaganfall-Hazard Ratio 1,184 (95% KI 1,083–1,295) in CHARLS. Hohe Luftfeuchte: HR 1,112 (95% KI 1,021–1,212). Beide Expositionen zusammen: HR 1,361 (95% KI 1,171–1,582). Frailty mediierte 18,1 % der PM2.5-Assoziation und 22,3 % der Feuchte-Assoziation.</w:t>
       </w:r>
     </w:p>
     <w:p>
@@ -235,7 +235,7 @@
         <w:rPr>
           <w:sz w:val="19"/>
         </w:rPr>
-        <w:t>Dänische Gesundheitsdaten, europäisches System mit vergleichbarer Impfstoffverfügbarkeit.</w:t>
+        <w:t>China – CHARLS-Kohortendaten; Luftqualität und Klimavariablen sind in Deutschland unterschiedlich, aber Frailty-Pathway-Mechanismus ist übertragbar.</w:t>
       </w:r>
     </w:p>
     <w:p>
@@ -244,7 +244,7 @@
           <w:color w:val="5A7D3A"/>
           <w:sz w:val="18"/>
         </w:rPr>
-        <w:t>https://pubmed.ncbi.nlm.nih.gov/42753782/</w:t>
+        <w:t>https://pubmed.ncbi.nlm.nih.gov/42780893/</w:t>
       </w:r>
     </w:p>
     <w:p>
@@ -252,7 +252,7 @@
         <w:pStyle w:val="Heading2"/>
       </w:pPr>
       <w:r>
-        <w:t>Kurzzeitige Prehabilitation vor elektiver Operation senkt Pflegebedürftigkeit bei gebrechlichen Älteren nicht</w:t>
+        <w:t>Umfassende Frailty-Erfassung vorhersagt Mortalität nach Herzchirurgie besser als das Fried-Phänotyp allein</w:t>
       </w:r>
     </w:p>
     <w:p>
@@ -262,12 +262,12 @@
           <w:color w:val="666666"/>
           <w:sz w:val="18"/>
         </w:rPr>
-        <w:t>Spies C et al.  ·  Lancet Healthy Longev  ·  15.09.2026  ·  PMID 42743945</w:t>
+        <w:t>Silva VBMD et al.  ·  Braz J Cardiovasc Surg  ·  21.09.2026  ·  PMID 42776132</w:t>
       </w:r>
     </w:p>
     <w:p>
       <w:r>
-        <w:t>Deutschlandweite randomisierte Studie an 1.199 Personen (Alter ≥70 Jahre) mit Frailty oder Prefrailty zu Effekt einer 3-wöchigen supervidierten multimodalen Prehabilitation auf Pflegabhängigkeit 12 Monate postoperativ.</w:t>
+        <w:t>Prospektive Beobachtungsstudie mit 218 Herzchirurgie-Patienten (Klappenchirurgie oder CABG) zur Validierung von Frailty-Definitionen neben dem klassischen Fried-Kriterium durch zusätzliche ernährungsmedizinische, psychologische und funktionelle Variablen.</w:t>
       </w:r>
     </w:p>
     <w:p>
@@ -278,7 +278,7 @@
         <w:t xml:space="preserve">Ergebnis: </w:t>
       </w:r>
       <w:r>
-        <w:t>Keine signifikanten Unterschiede zwischen Prehabilitation und Standard-Care in der Veränderung der Langzeitpflegeabhängigkeit (ordinale Skala 0–5): mittlere Differenz −0,1 (95%-KI −0,25 bis 0,07; p=0,26); 32 Sicherheitsereignisse in der Interventionsgruppe, meist nicht kausal bezogen.</w:t>
+        <w:t>Nach Fried: 43,6 % frail, 49,6 % pre-frail. Fried-Phänotyp zeigte keine Assoziation mit Mortalität. Mit zusätzlichen Variablen identifizierte Clusteranalyse zwei Gruppen: In Cluster 1 waren 84,8 % Fried-frail (vs. 27,4 % in Cluster 2, p&lt;0,001), postoperative Infektionsrate 24,2 % vs. 7,1 % (p=0,022), Krankenhausmortalität 27,3 % vs. 9,5 % (p=0,020).</w:t>
       </w:r>
     </w:p>
     <w:p>
@@ -293,7 +293,7 @@
         <w:rPr>
           <w:sz w:val="19"/>
         </w:rPr>
-        <w:t>Deutsche Klinikdaten, G-BA-finanziert, direkt auf deutsches Gesundheitssystem übertragbar.</w:t>
+        <w:t>Brasilien – herzchirurgische Versorgung vergleichbar; Frailty-Assessment-Prinzipien übertragbar auf deutsche Kliniken.</w:t>
       </w:r>
     </w:p>
     <w:p>
@@ -302,7 +302,7 @@
           <w:color w:val="5A7D3A"/>
           <w:sz w:val="18"/>
         </w:rPr>
-        <w:t>https://pubmed.ncbi.nlm.nih.gov/42743945/</w:t>
+        <w:t>https://pubmed.ncbi.nlm.nih.gov/42776132/</w:t>
       </w:r>
     </w:p>
     <w:p>
@@ -310,7 +310,7 @@
         <w:pStyle w:val="Heading2"/>
       </w:pPr>
       <w:r>
-        <w:t>Wissenslücken in geriatrischen Kompetenzen im DACH-Raum: Demenz, Depression, Sarkopenie prioritär</w:t>
+        <w:t>Geriatrische Versorgungskonzepte bei trochantären Femurfrakturen senken Komplikationen und Mortalität</w:t>
       </w:r>
     </w:p>
     <w:p>
@@ -320,12 +320,12 @@
           <w:color w:val="666666"/>
           <w:sz w:val="18"/>
         </w:rPr>
-        <w:t>Honegger M et al.  ·  Z Gerontol Geriatr  ·  07.09.2026  ·  PMID 42704433</w:t>
+        <w:t>Smolka V et al.  ·  Unfallchirurgie (Heidelb)  ·  24.08.2026  ·  PMID 42637918</w:t>
       </w:r>
     </w:p>
     <w:p>
       <w:r>
-        <w:t>Sekundäranalyse einer europäischen Online-Befragung: 291 Gesundheitsfachkräfte aus Deutschland, Österreich und der Schweiz wurden zu Selbsteinschätzung geriatrischer Kompetenz und Fortbildungsbedarf befragt und mit 5.134 Fachkräften aus übrigen europäischen Ländern verglichen.</w:t>
+        <w:t>Übersichtsartikel zur interdisziplinären, multidimensionalen Betreuung geriatrischer Hüftfrakturen nach deutschen Richtlinien mit Fokus auf Schmerzmanagement, Frühmobilisation, Delir- und Ernährungsmanagement, Deprescribing und Sturzprophylaxe.</w:t>
       </w:r>
     </w:p>
     <w:p>
@@ -336,7 +336,7 @@
         <w:t xml:space="preserve">Ergebnis: </w:t>
       </w:r>
       <w:r>
-        <w:t>DACH-Fachkräfte schätzten ihre geriatrischen Kenntnisse höher ein als Kollegen anderswo, zeigten aber substantielle Lücken in Demenz, Depression, chronischen Schmerzen, kognitiven Screenings und Sarkopenie; Fortbildungsbedarf überstieg selbst eingeschätzte Kompetenz in allen Ländern.</w:t>
+        <w:t>Multidimensionale Betreuung reduziert nachweislich die Mortalität, vermeidet Komplikationen durch adäquate Perioperativbetreuung, Frühmobilisation und Entlassungsplanung. Keine spezifischen Zahlenwerte im Abstract genannt, aber eindeutige Evidenz für Mortalitätsreduktion dokumentiert.</w:t>
       </w:r>
     </w:p>
     <w:p>
@@ -351,7 +351,7 @@
         <w:rPr>
           <w:sz w:val="19"/>
         </w:rPr>
-        <w:t>DACH-Umfrage mit direktem Bezug zu deutschem, österreichischem und Schweizer Gesundheitswesen.</w:t>
+        <w:t>Deutschland – nationale Richtlinien des Gemeinsamen Bundesausschusses seit 2021.</w:t>
       </w:r>
     </w:p>
     <w:p>
@@ -360,7 +360,7 @@
           <w:color w:val="5A7D3A"/>
           <w:sz w:val="18"/>
         </w:rPr>
-        <w:t>https://pubmed.ncbi.nlm.nih.gov/42704433/</w:t>
+        <w:t>https://pubmed.ncbi.nlm.nih.gov/42637918/</w:t>
       </w:r>
     </w:p>
     <w:p>
@@ -368,7 +368,7 @@
         <w:pStyle w:val="Heading2"/>
       </w:pPr>
       <w:r>
-        <w:t>Multikomponenten-Delirprogramme reduzieren Delirinzidenz um 44 % – Evidenzbasis und Implementierung</w:t>
+        <w:t>Produktivitäts-angepasste Lebenserwartung in Finnland: Normwerte für bezahlte und unbezahlte Arbeit</w:t>
       </w:r>
     </w:p>
     <w:p>
@@ -378,12 +378,12 @@
           <w:color w:val="666666"/>
           <w:sz w:val="18"/>
         </w:rPr>
-        <w:t>Thomas C et al.  ·  Z Gerontol Geriatr  ·  25.08.2026  ·  PMID 42640287</w:t>
+        <w:t>Lavikainen P et al.  ·  Soc Sci Med  ·  20.08.2026  ·  PMID 42632184</w:t>
       </w:r>
     </w:p>
     <w:p>
       <w:r>
-        <w:t>Narrativer Übersichtsartikel mit Darstellung der Evidenz zu nichtpharmakologischen Multikomponenten-Interventionen (HELP, ABCDE-Bundle, CHOPS, AKTIVER) in der Delirprävention und des Delirmanagements bei älteren Patienten.</w:t>
+        <w:t>Bevölkerungssurvey von 3.644 finnischen Erwachsenen (Juni–August 2024, Alter 18–79 Jahre) zur Schätzung von Produktivitätsindizes nach Alter und Geschlecht für bezahlte und unbezahlte Arbeit.</w:t>
       </w:r>
     </w:p>
     <w:p>
@@ -394,7 +394,7 @@
         <w:t xml:space="preserve">Ergebnis: </w:t>
       </w:r>
       <w:r>
-        <w:t>Zwei 2026 publizierte Metaanalysen zeigen, dass multikomponentale nichtpharmakologische Programme die Delirinzidenz um 44 % reduzierten und Dauer bestehender Delire signifikant verkürzten; pharmakologische Strategien zeigten keinen konsistenten Nutzen außer Dexmedetomidin in ausgewählten perioperativen Settings; S3-Leitlinie empfiehlt strukturierte, interprofessionelle, personenzentrierte Delirprogramme als Standard.</w:t>
+        <w:t>Gewichteter Produktivitätsindex für Gesamtpopulation: 0,770 (Männer 0,780; Frauen 0,760). Produktivitäts-angepasste Lebenserwartung (PALE) mit Undiskontiert für Männer im Alter 20: 42,9 Jahre, mit 1,5%-Diskont 29,3 Jahre. Für Frauen: 46,1, 30,4 Jahre entsprechend. Erste bevölkerungsrepräsentative Normwerte für nordische Länder.</w:t>
       </w:r>
     </w:p>
     <w:p>
@@ -409,7 +409,7 @@
         <w:rPr>
           <w:sz w:val="19"/>
         </w:rPr>
-        <w:t>Deutsche S3-Leitlinie und deutsche Studienprogramme (AKTIVER), direkt übertragbar auf deutsches Versorgungssystem.</w:t>
+        <w:t>Finnland – Nordeuropa mit vergleichbarem Sozialsystem; für Deutschland übertragbar auf Struktur, Finanzierung unterscheidet sich.</w:t>
       </w:r>
     </w:p>
     <w:p>
@@ -418,7 +418,7 @@
           <w:color w:val="5A7D3A"/>
           <w:sz w:val="18"/>
         </w:rPr>
-        <w:t>https://pubmed.ncbi.nlm.nih.gov/42640287/</w:t>
+        <w:t>https://pubmed.ncbi.nlm.nih.gov/42632184/</w:t>
       </w:r>
     </w:p>
     <w:sectPr>

--- a/download/studien-aktuell.docx
+++ b/download/studien-aktuell.docx
@@ -62,7 +62,7 @@
           <w:color w:val="666666"/>
           <w:sz w:val="18"/>
         </w:rPr>
-        <w:t>Stand: 25.09.2026  |  6 Studien  |  longevity.m-vf.de</w:t>
+        <w:t>Stand: 26.09.2026  |  6 Studien  |  longevity.m-vf.de</w:t>
       </w:r>
     </w:p>
     <w:p>
@@ -70,7 +70,7 @@
         <w:pStyle w:val="Heading1"/>
       </w:pPr>
       <w:r>
-        <w:t>Aufgenommen am 25.09.2026</w:t>
+        <w:t>Aufgenommen am 26.09.2026</w:t>
       </w:r>
     </w:p>
     <w:p>
@@ -78,7 +78,7 @@
         <w:pStyle w:val="Heading2"/>
       </w:pPr>
       <w:r>
-        <w:t>Klinische Entscheidungsmuster von Physiotherapeuten bei Frailty in der Krankenpflege</w:t>
+        <w:t>Soziale Kontakte und körperliche Frailty entwickeln sich parallel: Langzeitprofil aus Japan</w:t>
       </w:r>
     </w:p>
     <w:p>
@@ -88,12 +88,12 @@
           <w:color w:val="666666"/>
           <w:sz w:val="18"/>
         </w:rPr>
-        <w:t>Bloch T et al.  ·  Age Ageing  ·  04.09.2026  ·  PMID 42784539</w:t>
+        <w:t>Gao H et al.  ·  Front Public Health  ·  09.09.2026  ·  PMID 42787745</w:t>
       </w:r>
     </w:p>
     <w:p>
       <w:r>
-        <w:t>Delphi-Studie mit 44 US-amerikanischen und kanadischen Therapeuten zu klinischen Reasoning-Strategien bei der Intervention für gebrechliche ältere Menschen in Pflegeheimen.</w:t>
+        <w:t>Japanische Kohortenstudie an 307 älteren Gemeindemitgliedern mit Messungen 2014, 2017 und 2020 zu sozialen Kontakten, körperlicher Frailty (Kihon Checklist-Motor) und subjektiven kognitiven Beschwerden (Kihon Checklist-Kognitiv).</w:t>
       </w:r>
     </w:p>
     <w:p>
@@ -104,7 +104,7 @@
         <w:t xml:space="preserve">Ergebnis: </w:t>
       </w:r>
       <w:r>
-        <w:t>Fünf Konsensthemen erreichten ≥75%-Zustimmung: (i) Therapie-Engagement durch patientenzentrierte Aktivitäten, (ii) Mobilität und Bewegungssicherheit, (iii) funktionale Ergebnisse und Belastung, (iv) Schmerzmanagement und kognitive Variabilität, (v) aufgabenspezifische duale Interventionen für ADL-Transfer. 39 von 44 Teilnehmern (89%-Retentionsquote) schlossen alle Runden ab.</w:t>
+        <w:t>Soziale Kontakte sanken von 16,82 auf 16,09, körperliche Frailty stieg von 8,8 % auf 19,5 %, subjektive kognitive Beschwerden von 31,3 % auf 62,9 %. Höhere initiale soziale Kontakte assoziiert mit niedrigerem Frailty-Risiko (standardisiert -0,282, 95%-CrI -0,503 bis -0,044) und niedrigerem kognitiven Beschwerde-Risiko (-0,433, -0,651 bis -0,179). Inverse Assoziation zwischen Kontakt- und Frailty-Änderungsraten.</w:t>
       </w:r>
     </w:p>
     <w:p>
@@ -119,7 +119,7 @@
         <w:rPr>
           <w:sz w:val="19"/>
         </w:rPr>
-        <w:t>USA/Kanada – Qualitative Evidenz zur Praxis in SNF; Adaptierbarkeit auf deutsches Versorgungssystem mit Anpassungen an Dokumentation und Ressourcen.</w:t>
+        <w:t>Japan, aber Befunde zu Multidomain-Assessment übertragbar auf deutsche Altenhilfe</w:t>
       </w:r>
     </w:p>
     <w:p>
@@ -128,7 +128,7 @@
           <w:color w:val="5A7D3A"/>
           <w:sz w:val="18"/>
         </w:rPr>
-        <w:t>https://pubmed.ncbi.nlm.nih.gov/42784539/</w:t>
+        <w:t>https://pubmed.ncbi.nlm.nih.gov/42787745/</w:t>
       </w:r>
     </w:p>
     <w:p>
@@ -136,7 +136,7 @@
         <w:pStyle w:val="Heading2"/>
       </w:pPr>
       <w:r>
-        <w:t>Thorakale Muskelattenuation prägt Geschlechts-spezifische Mortalität nach Bypasschirurgie im Alter</w:t>
+        <w:t>Kardiovaskuläre Multimorbidität und kognitive Funktionalität: internationale Kohorten-Analyse</w:t>
       </w:r>
     </w:p>
     <w:p>
@@ -146,12 +146,12 @@
           <w:color w:val="666666"/>
           <w:sz w:val="18"/>
         </w:rPr>
-        <w:t>Krombholz-Reindl P et al.  ·  Med Sci (Basel)  ·  14.09.2026  ·  PMID 42783442</w:t>
+        <w:t>Li M et al.  ·  Front Public Health  ·  10.09.2026  ·  PMID 42787285</w:t>
       </w:r>
     </w:p>
     <w:p>
       <w:r>
-        <w:t>Retrospektive Studie an 479 Patienten (382 Männer, 97 Frauen) untersucht, ob die Muskelqualität (gemessen als Hounsfield Units aus Routinen-CT) die Mortalität nach Koronarer Bypasschirurgie unabhängig vom EuroSCORE II vorhersagt – mit geschlechtsspezifischen Unterschieden.</w:t>
+        <w:t>Internationale Harmonisierung von 236.088 Personen aus sechs Langzeitkohorten (HRS, ELSA, CHARLS, KLoSA, MHAS, SHARE) mit wiederholten Messungen kardiovaskulärer Komorbiditäten und kognitiv-funktionaler Veränderungen.</w:t>
       </w:r>
     </w:p>
     <w:p>
@@ -162,7 +162,7 @@
         <w:t xml:space="preserve">Ergebnis: </w:t>
       </w:r>
       <w:r>
-        <w:t>Bei Frauen mit niedriger Muskelattenuation (TH4) betrugen die Hazard Ratios für Mortalität 6,6 (1 Jahr), 9,5 (3 Jahre), 6,4 (5 Jahre; alle p≤0,03). Bei Männern zeigte sich ein schwächerer Effekt, der nach Gewichtungsanpassung insignifikant wurde. Hinzufügen von niedriger Muskelattenuation zu EuroSCORE II erhöhte C-Statistik um 0,046 bei Frauen insgesamt (p&lt;0,001).</w:t>
+        <w:t>Jede zusätzliche kardiovaskuläre Erkrankung korreliert mit kognitiven Verschlechterung (β=0,0459, 95%-KI 0,0243–0,0675) und funktionalen Verschlechterung (β=0,0960, 95%-KI 0,0809–0,1111). Funktionale Verschlechterung deutlicher als kognitiv (Kontrast 0,0534, 95%-KI 0,0325–0,0742). Bei 266.127 Intervallen in unauffälligem Ausgangszustand: jede zusätzliche Grunderkrankung assoziiert mit funktionalen Übergängen (OR 1,33, 95%-KI 1,27–1,40), nicht konsistent mit kognitiven Übergängen (OR 1,01, 95%-KI 0,95–1,07).</w:t>
       </w:r>
     </w:p>
     <w:p>
@@ -177,7 +177,7 @@
         <w:rPr>
           <w:sz w:val="19"/>
         </w:rPr>
-        <w:t>Österreich/Deutschland – Universitätszentren; Aussage unabhängig von Versorgungssystem.</w:t>
+        <w:t>Europa, Kanada, USA, große internationale Datenharmonisierung relevant für Deutschland</w:t>
       </w:r>
     </w:p>
     <w:p>
@@ -186,7 +186,7 @@
           <w:color w:val="5A7D3A"/>
           <w:sz w:val="18"/>
         </w:rPr>
-        <w:t>https://pubmed.ncbi.nlm.nih.gov/42783442/</w:t>
+        <w:t>https://pubmed.ncbi.nlm.nih.gov/42787285/</w:t>
       </w:r>
     </w:p>
     <w:p>
@@ -194,7 +194,7 @@
         <w:pStyle w:val="Heading2"/>
       </w:pPr>
       <w:r>
-        <w:t>Feinstaub und Luftfeuchte verstärken Sturzrisiko und Schlaganfall im Alter durch Frailty</w:t>
+        <w:t>Frailty bei älteren COPD-Patienten: unabhängiger Prädiktor für COPD-Exazerbationen</w:t>
       </w:r>
     </w:p>
     <w:p>
@@ -204,12 +204,12 @@
           <w:color w:val="666666"/>
           <w:sz w:val="18"/>
         </w:rPr>
-        <w:t>Sun M et al.  ·  Front Public Health  ·  09.09.2026  ·  PMID 42780893</w:t>
+        <w:t>Li T et al.  ·  J Cachexia Sarcopenia Muscle  ·  Okt. 2026  ·  PMID 42786423</w:t>
       </w:r>
     </w:p>
     <w:p>
       <w:r>
-        <w:t>Prospektive Kohortenstudie (CHARLS, n=17.197) und Krankenhaus-Stichprobe (n=782) zum Zusammenhang von PM2.5-Exposition, relativer Luftfeuchte und Schlaganfallrisiko, mit Frailty Index als potenzieller Mediator.</w:t>
+        <w:t>Chinesische Kohortenstudie an 466 älteren COPD-Patienten (Mittel 71,2±4,5 Jahre) mit Fried-Frailty-Phänotyp-Assessment und Nachverfolgung über 12 Monate für moderate bis schwere Exazerbationen und Sterblichkeit.</w:t>
       </w:r>
     </w:p>
     <w:p>
@@ -220,7 +220,7 @@
         <w:t xml:space="preserve">Ergebnis: </w:t>
       </w:r>
       <w:r>
-        <w:t>Hohes PM2.5 mit Schlaganfall-Hazard Ratio 1,184 (95% KI 1,083–1,295) in CHARLS. Hohe Luftfeuchte: HR 1,112 (95% KI 1,021–1,212). Beide Expositionen zusammen: HR 1,361 (95% KI 1,171–1,582). Frailty mediierte 18,1 % der PM2.5-Assoziation und 22,3 % der Feuchte-Assoziation.</w:t>
+        <w:t>54,7 % pre-frail, 28,3 % frail. Pre-Frailty (OR 2,182, 95%-KI 1,081–4,405) und Frailty (OR 3,377, 95%-KI 1,614–7,063) unabhängig assoziiert mit erhöhtem Exazerbationsrisiko. ROC-AUC für Frailty-Vorhersage 0,607. Kombination aus Frailty + Dyspnoe oder Exazerbationshistorie bessere Vorhersagekraft als einzelne Parameter.</w:t>
       </w:r>
     </w:p>
     <w:p>
@@ -235,7 +235,7 @@
         <w:rPr>
           <w:sz w:val="19"/>
         </w:rPr>
-        <w:t>China – CHARLS-Kohortendaten; Luftqualität und Klimavariablen sind in Deutschland unterschiedlich, aber Frailty-Pathway-Mechanismus ist übertragbar.</w:t>
+        <w:t>China, aber Frailty-Assessment-Konzepte etabliert in deutscher Geriatrie</w:t>
       </w:r>
     </w:p>
     <w:p>
@@ -244,7 +244,7 @@
           <w:color w:val="5A7D3A"/>
           <w:sz w:val="18"/>
         </w:rPr>
-        <w:t>https://pubmed.ncbi.nlm.nih.gov/42780893/</w:t>
+        <w:t>https://pubmed.ncbi.nlm.nih.gov/42786423/</w:t>
       </w:r>
     </w:p>
     <w:p>
@@ -252,7 +252,7 @@
         <w:pStyle w:val="Heading2"/>
       </w:pPr>
       <w:r>
-        <w:t>Umfassende Frailty-Erfassung vorhersagt Mortalität nach Herzchirurgie besser als das Fried-Phänotyp allein</w:t>
+        <w:t>Prävention funktioneller Abhängigkeit im höheren Alter: Screening geriatrischer Syndrome</w:t>
       </w:r>
     </w:p>
     <w:p>
@@ -262,12 +262,12 @@
           <w:color w:val="666666"/>
           <w:sz w:val="18"/>
         </w:rPr>
-        <w:t>Silva VBMD et al.  ·  Braz J Cardiovasc Surg  ·  21.09.2026  ·  PMID 42776132</w:t>
+        <w:t>Stornelli S et al.  ·  Rev Med Suisse  ·  23.09.2026  ·  PMID 42779326</w:t>
       </w:r>
     </w:p>
     <w:p>
       <w:r>
-        <w:t>Prospektive Beobachtungsstudie mit 218 Herzchirurgie-Patienten (Klappenchirurgie oder CABG) zur Validierung von Frailty-Definitionen neben dem klassischen Fried-Kriterium durch zusätzliche ernährungsmedizinische, psychologische und funktionelle Variablen.</w:t>
+        <w:t>Schweizer Übersicht für ambulante Grundversorgung zu frühzeitiger Erkennung älterer Patienten mit Risiko funktioneller Abhängigkeit und Autonomieverlust, basierend auf WHO-ICOPE-Ansatz.</w:t>
       </w:r>
     </w:p>
     <w:p>
@@ -278,7 +278,7 @@
         <w:t xml:space="preserve">Ergebnis: </w:t>
       </w:r>
       <w:r>
-        <w:t>Nach Fried: 43,6 % frail, 49,6 % pre-frail. Fried-Phänotyp zeigte keine Assoziation mit Mortalität. Mit zusätzlichen Variablen identifizierte Clusteranalyse zwei Gruppen: In Cluster 1 waren 84,8 % Fried-frail (vs. 27,4 % in Cluster 2, p&lt;0,001), postoperative Infektionsrate 24,2 % vs. 7,1 % (p=0,022), Krankenhausmortalität 27,3 % vs. 9,5 % (p=0,020).</w:t>
+        <w:t>Kernempfehlung: Ärzte sollten hauptsächliche geriatrische Syndrome systematisch screenen, modifizierbare Risikofaktoren identifizieren und Maßnahmen zur Bewahrung intrinsischer Kapazität und Lebensqualität implementieren. Lücke zwischen Lebenserwartung und behinderungsfreien Jahren bleibt erheblich und variiert nach Geschlecht, Bildung und sozioökonomischem Status.</w:t>
       </w:r>
     </w:p>
     <w:p>
@@ -293,7 +293,7 @@
         <w:rPr>
           <w:sz w:val="19"/>
         </w:rPr>
-        <w:t>Brasilien – herzchirurgische Versorgung vergleichbar; Frailty-Assessment-Prinzipien übertragbar auf deutsche Kliniken.</w:t>
+        <w:t>Schweiz (DACH-Region), direkt übertragbar auf deutsche Primärversorgung</w:t>
       </w:r>
     </w:p>
     <w:p>
@@ -302,7 +302,7 @@
           <w:color w:val="5A7D3A"/>
           <w:sz w:val="18"/>
         </w:rPr>
-        <w:t>https://pubmed.ncbi.nlm.nih.gov/42776132/</w:t>
+        <w:t>https://pubmed.ncbi.nlm.nih.gov/42779326/</w:t>
       </w:r>
     </w:p>
     <w:p>
@@ -310,7 +310,7 @@
         <w:pStyle w:val="Heading2"/>
       </w:pPr>
       <w:r>
-        <w:t>Geriatrische Versorgungskonzepte bei trochantären Femurfrakturen senken Komplikationen und Mortalität</w:t>
+        <w:t>Funktionale Limitierungen bei Depression im Alter folgen eigenen Trajektorien</w:t>
       </w:r>
     </w:p>
     <w:p>
@@ -320,12 +320,12 @@
           <w:color w:val="666666"/>
           <w:sz w:val="18"/>
         </w:rPr>
-        <w:t>Smolka V et al.  ·  Unfallchirurgie (Heidelb)  ·  24.08.2026  ·  PMID 42637918</w:t>
+        <w:t>Fredriksen KH et al.  ·  J Affect Disord  ·  15.12.2026  ·  PMID 42716343</w:t>
       </w:r>
     </w:p>
     <w:p>
       <w:r>
-        <w:t>Übersichtsartikel zur interdisziplinären, multidimensionalen Betreuung geriatrischer Hüftfrakturen nach deutschen Richtlinien mit Fokus auf Schmerzmanagement, Frühmobilisation, Delir- und Ernährungsmanagement, Deprescribing und Sturzprophylaxe.</w:t>
+        <w:t>Niederländische Langzeitstudie an 355 älteren depressiven Patienten über sechs Jahre mit wiederholten Messungen in sechs Funktionsbereichen (Kognition, Mobilität, Selbstversorgung, soziale Beziehungen, Haushaltsaktivitäten, gesellschaftliche Partizipation).</w:t>
       </w:r>
     </w:p>
     <w:p>
@@ -336,7 +336,7 @@
         <w:t xml:space="preserve">Ergebnis: </w:t>
       </w:r>
       <w:r>
-        <w:t>Multidimensionale Betreuung reduziert nachweislich die Mortalität, vermeidet Komplikationen durch adäquate Perioperativbetreuung, Frühmobilisation und Entlassungsplanung. Keine spezifischen Zahlenwerte im Abstract genannt, aber eindeutige Evidenz für Mortalitätsreduktion dokumentiert.</w:t>
+        <w:t>Funktionale Einschränkungen zeigten überwiegend stabile hohe oder niedrige Trajektorien über beide Domänen. In Mobilität, Selbstversorgung und Haushaltsaktivitäten zeigte eine Subgruppe starke Verschlechterung, eine andere in sozialen Beziehungen Verbesserung. Funktionale Trajektorien korrelierten nur schwach mit Symptomverläufen und unterschieden sich zwischen Individuen deutlich – Hinweis auf Bedarf für individualisierte Interventionen unabhängig von depressiver Remission.</w:t>
       </w:r>
     </w:p>
     <w:p>
@@ -351,7 +351,7 @@
         <w:rPr>
           <w:sz w:val="19"/>
         </w:rPr>
-        <w:t>Deutschland – nationale Richtlinien des Gemeinsamen Bundesausschusses seit 2021.</w:t>
+        <w:t>Niederlande, Sozialversicherungssystem vergleichbar mit Deutschland</w:t>
       </w:r>
     </w:p>
     <w:p>
@@ -360,7 +360,7 @@
           <w:color w:val="5A7D3A"/>
           <w:sz w:val="18"/>
         </w:rPr>
-        <w:t>https://pubmed.ncbi.nlm.nih.gov/42637918/</w:t>
+        <w:t>https://pubmed.ncbi.nlm.nih.gov/42716343/</w:t>
       </w:r>
     </w:p>
     <w:p>
@@ -368,7 +368,7 @@
         <w:pStyle w:val="Heading2"/>
       </w:pPr>
       <w:r>
-        <w:t>Produktivitäts-angepasste Lebenserwartung in Finnland: Normwerte für bezahlte und unbezahlte Arbeit</w:t>
+        <w:t>Bipolares Störung im höheren Alter: Sterblichkeit erhöht, nicht Überleberkohorten-Effekt</w:t>
       </w:r>
     </w:p>
     <w:p>
@@ -378,12 +378,12 @@
           <w:color w:val="666666"/>
           <w:sz w:val="18"/>
         </w:rPr>
-        <w:t>Lavikainen P et al.  ·  Soc Sci Med  ·  20.08.2026  ·  PMID 42632184</w:t>
+        <w:t>Bayat N et al.  ·  Am J Geriatr Psychiatry  ·  21.07.2026  ·  PMID 42567731</w:t>
       </w:r>
     </w:p>
     <w:p>
       <w:r>
-        <w:t>Bevölkerungssurvey von 3.644 finnischen Erwachsenen (Juni–August 2024, Alter 18–79 Jahre) zur Schätzung von Produktivitätsindizes nach Alter und Geschlecht für bezahlte und unbezahlte Arbeit.</w:t>
+        <w:t>Niederländische Prospektivkohortenstudie mit 227 Patienten ≥50 Jahren mit bipolarer Störung (DOBi-Studie) verglichen mit 681 alternativen Kontrollpersonen (LASA) über 8 Jahre Nachverfolgung.</w:t>
       </w:r>
     </w:p>
     <w:p>
@@ -394,7 +394,7 @@
         <w:t xml:space="preserve">Ergebnis: </w:t>
       </w:r>
       <w:r>
-        <w:t>Gewichteter Produktivitätsindex für Gesamtpopulation: 0,770 (Männer 0,780; Frauen 0,760). Produktivitäts-angepasste Lebenserwartung (PALE) mit Undiskontiert für Männer im Alter 20: 42,9 Jahre, mit 1,5%-Diskont 29,3 Jahre. Für Frauen: 46,1, 30,4 Jahre entsprechend. Erste bevölkerungsrepräsentative Normwerte für nordische Länder.</w:t>
+        <w:t>Von 227 Patienten mit bipolarer Störung starben 37 (16,3 %), von Kontrollen 138/681 (20,3 %). Eingeschränkte mittlere Überlebenszeit 2.500,7 Tage (95%-KI 2.419,9–2.581,5) versus 2.607,2 Tage (95%-KI 2.572,3–2.642,0) – Differenz 106,4 Tage (3,5 Monate, p=0,018). Hazard Ratio 1,72 (95%-KI 1,17–2,54, p=0,006). Erhöhte Sterblichkeit persistent, nicht nur Überleberkohorten-Effekt.</w:t>
       </w:r>
     </w:p>
     <w:p>
@@ -409,7 +409,7 @@
         <w:rPr>
           <w:sz w:val="19"/>
         </w:rPr>
-        <w:t>Finnland – Nordeuropa mit vergleichbarem Sozialsystem; für Deutschland übertragbar auf Struktur, Finanzierung unterscheidet sich.</w:t>
+        <w:t>Niederlande, vergleichbares Gesundheitssystem und Sozialversicherung</w:t>
       </w:r>
     </w:p>
     <w:p>
@@ -418,7 +418,7 @@
           <w:color w:val="5A7D3A"/>
           <w:sz w:val="18"/>
         </w:rPr>
-        <w:t>https://pubmed.ncbi.nlm.nih.gov/42632184/</w:t>
+        <w:t>https://pubmed.ncbi.nlm.nih.gov/42567731/</w:t>
       </w:r>
     </w:p>
     <w:sectPr>

--- a/download/studien-aktuell.docx
+++ b/download/studien-aktuell.docx
@@ -62,7 +62,7 @@
           <w:color w:val="666666"/>
           <w:sz w:val="18"/>
         </w:rPr>
-        <w:t>Stand: 26.09.2026  |  6 Studien  |  longevity.m-vf.de</w:t>
+        <w:t>Stand: 27.09.2026  |  6 Studien  |  longevity.m-vf.de</w:t>
       </w:r>
     </w:p>
     <w:p>
@@ -70,7 +70,7 @@
         <w:pStyle w:val="Heading1"/>
       </w:pPr>
       <w:r>
-        <w:t>Aufgenommen am 26.09.2026</w:t>
+        <w:t>Aufgenommen am 27.09.2026</w:t>
       </w:r>
     </w:p>
     <w:p>
@@ -78,7 +78,7 @@
         <w:pStyle w:val="Heading2"/>
       </w:pPr>
       <w:r>
-        <w:t>Soziale Kontakte und körperliche Frailty entwickeln sich parallel: Langzeitprofil aus Japan</w:t>
+        <w:t>Vorhersagemodell für postoperative Frailty bei Brustkrebspatienten</w:t>
       </w:r>
     </w:p>
     <w:p>
@@ -88,12 +88,12 @@
           <w:color w:val="666666"/>
           <w:sz w:val="18"/>
         </w:rPr>
-        <w:t>Gao H et al.  ·  Front Public Health  ·  09.09.2026  ·  PMID 42787745</w:t>
+        <w:t>Zhou Y et al.  ·  PeerJ  ·  22.09.2026  ·  PMID 42799450</w:t>
       </w:r>
     </w:p>
     <w:p>
       <w:r>
-        <w:t>Japanische Kohortenstudie an 307 älteren Gemeindemitgliedern mit Messungen 2014, 2017 und 2020 zu sozialen Kontakten, körperlicher Frailty (Kihon Checklist-Motor) und subjektiven kognitiven Beschwerden (Kihon Checklist-Kognitiv).</w:t>
+        <w:t>Querschnittsstudie mit 286 Brustkrebspatienten nach Operation; Frailty erfasst mit Tilburg Frailty Indicator (TFI), Schlafqualität mit Pittsburgh Sleep Quality Index (PSQI); logistische Regressionsmodellierung mit ROC-Kurven-Validierung.</w:t>
       </w:r>
     </w:p>
     <w:p>
@@ -104,7 +104,7 @@
         <w:t xml:space="preserve">Ergebnis: </w:t>
       </w:r>
       <w:r>
-        <w:t>Soziale Kontakte sanken von 16,82 auf 16,09, körperliche Frailty stieg von 8,8 % auf 19,5 %, subjektive kognitive Beschwerden von 31,3 % auf 62,9 %. Höhere initiale soziale Kontakte assoziiert mit niedrigerem Frailty-Risiko (standardisiert -0,282, 95%-CrI -0,503 bis -0,044) und niedrigerem kognitiven Beschwerde-Risiko (-0,433, -0,651 bis -0,179). Inverse Assoziation zwischen Kontakt- und Frailty-Änderungsraten.</w:t>
+        <w:t>Postoperative Frailty-Prävalenz: 29,37 %. Signifikante Einflussfaktoren waren Diabetes-Vorgeschichte, schlechte Schlafqualität, Cholesterin und BMI, Kinder als Hauptpflegeperson und Krankenversicherungstyp. Das Modell erzielte eine AUC von 0,813 nach interner 10-fach-Kreuzvalidierung. Hosmer-Lemeshow χ² = 4,436, p = 0,816.</w:t>
       </w:r>
     </w:p>
     <w:p>
@@ -119,7 +119,7 @@
         <w:rPr>
           <w:sz w:val="19"/>
         </w:rPr>
-        <w:t>Japan, aber Befunde zu Multidomain-Assessment übertragbar auf deutsche Altenhilfe</w:t>
+        <w:t>China, anderes Gesundheitssystem; nur Frailty-Identifikation ist übertragbar.</w:t>
       </w:r>
     </w:p>
     <w:p>
@@ -128,7 +128,7 @@
           <w:color w:val="5A7D3A"/>
           <w:sz w:val="18"/>
         </w:rPr>
-        <w:t>https://pubmed.ncbi.nlm.nih.gov/42787745/</w:t>
+        <w:t>https://pubmed.ncbi.nlm.nih.gov/42799450/</w:t>
       </w:r>
     </w:p>
     <w:p>
@@ -136,7 +136,7 @@
         <w:pStyle w:val="Heading2"/>
       </w:pPr>
       <w:r>
-        <w:t>Kardiovaskuläre Multimorbidität und kognitive Funktionalität: internationale Kohorten-Analyse</w:t>
+        <w:t>Ernährungsadäquanz in der Gemeinschaft: Ältere vs. jüngere Deutsche im BASE-II-Vergleich</w:t>
       </w:r>
     </w:p>
     <w:p>
@@ -146,12 +146,12 @@
           <w:color w:val="666666"/>
           <w:sz w:val="18"/>
         </w:rPr>
-        <w:t>Li M et al.  ·  Front Public Health  ·  10.09.2026  ·  PMID 42787285</w:t>
+        <w:t>Heimberg K et al.  ·  Nutrients  ·  20.09.2026  ·  PMID 42797060</w:t>
       </w:r>
     </w:p>
     <w:p>
       <w:r>
-        <w:t>Internationale Harmonisierung von 236.088 Personen aus sechs Langzeitkohorten (HRS, ELSA, CHARLS, KLoSA, MHAS, SHARE) mit wiederholten Messungen kardiovaskulärer Komorbiditäten und kognitiv-funktionaler Veränderungen.</w:t>
+        <w:t>Querschnittsstudie zur Nährstoffaufnahme bei 1.671 Personen im Alter von 60–84 Jahren aus der Berliner Altersstudie II (BASE-II), verglichen mit 500 jüngeren Erwachsenen (22–36 Jahre).</w:t>
       </w:r>
     </w:p>
     <w:p>
@@ -162,7 +162,7 @@
         <w:t xml:space="preserve">Ergebnis: </w:t>
       </w:r>
       <w:r>
-        <w:t>Jede zusätzliche kardiovaskuläre Erkrankung korreliert mit kognitiven Verschlechterung (β=0,0459, 95%-KI 0,0243–0,0675) und funktionalen Verschlechterung (β=0,0960, 95%-KI 0,0809–0,1111). Funktionale Verschlechterung deutlicher als kognitiv (Kontrast 0,0534, 95%-KI 0,0325–0,0742). Bei 266.127 Intervallen in unauffälligem Ausgangszustand: jede zusätzliche Grunderkrankung assoziiert mit funktionalen Übergängen (OR 1,33, 95%-KI 1,27–1,40), nicht konsistent mit kognitiven Übergängen (OR 1,01, 95%-KI 0,95–1,07).</w:t>
+        <w:t>Ältere Erwachsene hatten kein generell schlechteres Nährstoffprofil als Jüngere. Jedoch lag das Osteoporoserisiko durch Calciummangel bei älteren Personen höher (34 % vs. 26 %). Vitamin-D-Mangel betraf über 15 % in beiden Altersgruppen. Supplementnutzung war bei Älteren häufiger (47,3 % vs. 43,0 %), unterschied sich aber nicht signifikant.</w:t>
       </w:r>
     </w:p>
     <w:p>
@@ -177,7 +177,7 @@
         <w:rPr>
           <w:sz w:val="19"/>
         </w:rPr>
-        <w:t>Europa, Kanada, USA, große internationale Datenharmonisierung relevant für Deutschland</w:t>
+        <w:t>Deutsche Kohortendaten (BASE-II), vergleichbare Bevölkerungsstruktur und Ernährungsrichtlinien.</w:t>
       </w:r>
     </w:p>
     <w:p>
@@ -186,7 +186,7 @@
           <w:color w:val="5A7D3A"/>
           <w:sz w:val="18"/>
         </w:rPr>
-        <w:t>https://pubmed.ncbi.nlm.nih.gov/42787285/</w:t>
+        <w:t>https://pubmed.ncbi.nlm.nih.gov/42797060/</w:t>
       </w:r>
     </w:p>
     <w:p>
@@ -194,7 +194,7 @@
         <w:pStyle w:val="Heading2"/>
       </w:pPr>
       <w:r>
-        <w:t>Frailty bei älteren COPD-Patienten: unabhängiger Prädiktor für COPD-Exazerbationen</w:t>
+        <w:t>Ganggeschwindigkeit als Prognostischer Marker für Überleben bei älteren Krebspatienten</w:t>
       </w:r>
     </w:p>
     <w:p>
@@ -204,12 +204,12 @@
           <w:color w:val="666666"/>
           <w:sz w:val="18"/>
         </w:rPr>
-        <w:t>Li T et al.  ·  J Cachexia Sarcopenia Muscle  ·  Okt. 2026  ·  PMID 42786423</w:t>
+        <w:t>Ünlü B et al.  ·  Medicina (Kaunas)  ·  21.09.2026  ·  PMID 42796422</w:t>
       </w:r>
     </w:p>
     <w:p>
       <w:r>
-        <w:t>Chinesische Kohortenstudie an 466 älteren COPD-Patienten (Mittel 71,2±4,5 Jahre) mit Fried-Frailty-Phänotyp-Assessment und Nachverfolgung über 12 Monate für moderate bis schwere Exazerbationen und Sterblichkeit.</w:t>
+        <w:t>Prospektive Studie bei 102 chemotherapie-naiven Patienten ≥65 Jahre mit Gangtests vor Behandlung und Nachverfolgung von Überleben, Therapieansprechen und Toxizität.</w:t>
       </w:r>
     </w:p>
     <w:p>
@@ -220,7 +220,7 @@
         <w:t xml:space="preserve">Ergebnis: </w:t>
       </w:r>
       <w:r>
-        <w:t>54,7 % pre-frail, 28,3 % frail. Pre-Frailty (OR 2,182, 95%-KI 1,081–4,405) und Frailty (OR 3,377, 95%-KI 1,614–7,063) unabhängig assoziiert mit erhöhtem Exazerbationsrisiko. ROC-AUC für Frailty-Vorhersage 0,607. Kombination aus Frailty + Dyspnoe oder Exazerbationshistorie bessere Vorhersagekraft als einzelne Parameter.</w:t>
+        <w:t>Mittlere Ganggeschwindigkeit 0,481 ± 0,176 m/s. Bei metastasierten Patienten war höhere Ganggeschwindigkeit mit niedrigerer Mortalität assoziiert (univariat HR = 0,752, 95%-KI 0,605–0,934, p = 0,010; adjustiert HR = 0,647, 95%-KI 0,490–0,853, p = 0,002). Keine signifikanten Assoziationen mit progressionsfreiem Überleben oder Grad-≥3-Toxizität.</w:t>
       </w:r>
     </w:p>
     <w:p>
@@ -235,7 +235,7 @@
         <w:rPr>
           <w:sz w:val="19"/>
         </w:rPr>
-        <w:t>China, aber Frailty-Assessment-Konzepte etabliert in deutscher Geriatrie</w:t>
+        <w:t>Türkei; funktionelle Messung übertragbar, aber Kohorte klein und explorativ.</w:t>
       </w:r>
     </w:p>
     <w:p>
@@ -244,7 +244,7 @@
           <w:color w:val="5A7D3A"/>
           <w:sz w:val="18"/>
         </w:rPr>
-        <w:t>https://pubmed.ncbi.nlm.nih.gov/42786423/</w:t>
+        <w:t>https://pubmed.ncbi.nlm.nih.gov/42796422/</w:t>
       </w:r>
     </w:p>
     <w:p>
@@ -252,7 +252,7 @@
         <w:pStyle w:val="Heading2"/>
       </w:pPr>
       <w:r>
-        <w:t>Prävention funktioneller Abhängigkeit im höheren Alter: Screening geriatrischer Syndrome</w:t>
+        <w:t>Frailty-assoziierte Lungenfunktionstrajektor nach Lungentransplantation</w:t>
       </w:r>
     </w:p>
     <w:p>
@@ -262,12 +262,12 @@
           <w:color w:val="666666"/>
           <w:sz w:val="18"/>
         </w:rPr>
-        <w:t>Stornelli S et al.  ·  Rev Med Suisse  ·  23.09.2026  ·  PMID 42779326</w:t>
+        <w:t>Ceolin C et al.  ·  Respir Res  ·  25.09.2026  ·  PMID 42791578</w:t>
       </w:r>
     </w:p>
     <w:p>
       <w:r>
-        <w:t>Schweizer Übersicht für ambulante Grundversorgung zu frühzeitiger Erkennung älterer Patienten mit Risiko funktioneller Abhängigkeit und Autonomieverlust, basierend auf WHO-ICOPE-Ansatz.</w:t>
+        <w:t>Prospektive Longitudinalstudie über zwei Jahre bei 155 Lungentransplantationsempfänger (Durchschnittsalter 48,7 Jahre); Fried-Phänotyp zur Frailty-Erfassung und spirometrische Parameter als Lungenfunktionsergebnis.</w:t>
       </w:r>
     </w:p>
     <w:p>
@@ -278,7 +278,7 @@
         <w:t xml:space="preserve">Ergebnis: </w:t>
       </w:r>
       <w:r>
-        <w:t>Kernempfehlung: Ärzte sollten hauptsächliche geriatrische Syndrome systematisch screenen, modifizierbare Risikofaktoren identifizieren und Maßnahmen zur Bewahrung intrinsischer Kapazität und Lebensqualität implementieren. Lücke zwischen Lebenserwartung und behinderungsfreien Jahren bleibt erheblich und variiert nach Geschlecht, Bildung und sozioökonomischem Status.</w:t>
+        <w:t>43,7 % waren robust, 40,4 % pre-frail, 15,9 % frail. Höhere Frailty-Last war mit niedrigeren Baseline-FVC-Werten assoziiert. Signifikante Frailty-by-time-Wechselwirkungen zeigten steilere longitudinale Verbesserungen bei Vital Capacity (VC, β = 2,03, p = 0,010) und FVC (β = 2,20, p = 0,003) bei Personen mit höherer Baseline-Frailty.</w:t>
       </w:r>
     </w:p>
     <w:p>
@@ -293,7 +293,7 @@
         <w:rPr>
           <w:sz w:val="19"/>
         </w:rPr>
-        <w:t>Schweiz (DACH-Region), direkt übertragbar auf deutsche Primärversorgung</w:t>
+        <w:t>Italien (Padua), europäisches Versorgungssystem, ähnliche Transplantationsprotokolle.</w:t>
       </w:r>
     </w:p>
     <w:p>
@@ -302,7 +302,7 @@
           <w:color w:val="5A7D3A"/>
           <w:sz w:val="18"/>
         </w:rPr>
-        <w:t>https://pubmed.ncbi.nlm.nih.gov/42779326/</w:t>
+        <w:t>https://pubmed.ncbi.nlm.nih.gov/42791578/</w:t>
       </w:r>
     </w:p>
     <w:p>
@@ -310,7 +310,7 @@
         <w:pStyle w:val="Heading2"/>
       </w:pPr>
       <w:r>
-        <w:t>Funktionale Limitierungen bei Depression im Alter folgen eigenen Trajektorien</w:t>
+        <w:t>Heidelbeeren, Protein und Bewegung gegen Frailty: STRONG-Studie Studienprotokoll</w:t>
       </w:r>
     </w:p>
     <w:p>
@@ -320,12 +320,12 @@
           <w:color w:val="666666"/>
           <w:sz w:val="18"/>
         </w:rPr>
-        <w:t>Fredriksen KH et al.  ·  J Affect Disord  ·  15.12.2026  ·  PMID 42716343</w:t>
+        <w:t>Cahill LE et al.  ·  BMJ Open  ·  25.09.2026  ·  PMID 42790922</w:t>
       </w:r>
     </w:p>
     <w:p>
       <w:r>
-        <w:t>Niederländische Langzeitstudie an 355 älteren depressiven Patienten über sechs Jahre mit wiederholten Messungen in sechs Funktionsbereichen (Kognition, Mobilität, Selbstversorgung, soziale Beziehungen, Haushaltsaktivitäten, gesellschaftliche Partizipation).</w:t>
+        <w:t>Pragmatische RCT über 12 Monate mit 240 Personen ≥65 Jahren (120w/120m) in Nova Scotia; Intervention: 1 Cup Heidelbeeren/Tag, 30 g Proteinpulver/Tag und drei 60-Minuten-Multimodal-Trainingseinheiten/Woche; Kontrolle: Standardversorgung.</w:t>
       </w:r>
     </w:p>
     <w:p>
@@ -336,7 +336,7 @@
         <w:t xml:space="preserve">Ergebnis: </w:t>
       </w:r>
       <w:r>
-        <w:t>Funktionale Einschränkungen zeigten überwiegend stabile hohe oder niedrige Trajektorien über beide Domänen. In Mobilität, Selbstversorgung und Haushaltsaktivitäten zeigte eine Subgruppe starke Verschlechterung, eine andere in sozialen Beziehungen Verbesserung. Funktionale Trajektorien korrelierten nur schwach mit Symptomverläufen und unterschieden sich zwischen Individuen deutlich – Hinweis auf Bedarf für individualisierte Interventionen unabhängig von depressiver Remission.</w:t>
+        <w:t>Studie noch laufend (Protokoll publiziert). Geplante Outcomes: Frailty-Scores, Balance, Sturzhäufigkeit, Lebensraum, kardiovaskuläre Risikofaktoren, 6-Minuten-Gehtest, Entzündungsmarker, Lebensqualität mit Messungen bei Baseline, 3, 6, 9, 12 und 24 Monaten.</w:t>
       </w:r>
     </w:p>
     <w:p>
@@ -351,7 +351,7 @@
         <w:rPr>
           <w:sz w:val="19"/>
         </w:rPr>
-        <w:t>Niederlande, Sozialversicherungssystem vergleichbar mit Deutschland</w:t>
+        <w:t>Kanada (Nova Scotia), ähnliche Versorgungssysteme und Lebenserwartung wie deutschsprachiger Raum.</w:t>
       </w:r>
     </w:p>
     <w:p>
@@ -360,7 +360,7 @@
           <w:color w:val="5A7D3A"/>
           <w:sz w:val="18"/>
         </w:rPr>
-        <w:t>https://pubmed.ncbi.nlm.nih.gov/42716343/</w:t>
+        <w:t>https://pubmed.ncbi.nlm.nih.gov/42790922/</w:t>
       </w:r>
     </w:p>
     <w:p>
@@ -368,7 +368,7 @@
         <w:pStyle w:val="Heading2"/>
       </w:pPr>
       <w:r>
-        <w:t>Bipolares Störung im höheren Alter: Sterblichkeit erhöht, nicht Überleberkohorten-Effekt</w:t>
+        <w:t>Schlafstörungen und Depression als gemeinsames Risiko für Arthrose bei Älteren</w:t>
       </w:r>
     </w:p>
     <w:p>
@@ -378,12 +378,12 @@
           <w:color w:val="666666"/>
           <w:sz w:val="18"/>
         </w:rPr>
-        <w:t>Bayat N et al.  ·  Am J Geriatr Psychiatry  ·  21.07.2026  ·  PMID 42567731</w:t>
+        <w:t>Deng S et al.  ·  Brain Behav  ·  Sept. 2026  ·  PMID 42779173</w:t>
       </w:r>
     </w:p>
     <w:p>
       <w:r>
-        <w:t>Niederländische Prospektivkohortenstudie mit 227 Patienten ≥50 Jahren mit bipolarer Störung (DOBi-Studie) verglichen mit 681 alternativen Kontrollpersonen (LASA) über 8 Jahre Nachverfolgung.</w:t>
+        <w:t>Prospektive Kohortenstudie mit 3.604 Personen ab 50 Jahren aus der English Longitudinal Study of Ageing; Erfassung von Schlafstörung und depressiver Symptomatik über acht Jahre mittels gruppengestützter Multi-Trajektorien-Analyse.</w:t>
       </w:r>
     </w:p>
     <w:p>
@@ -394,7 +394,7 @@
         <w:t xml:space="preserve">Ergebnis: </w:t>
       </w:r>
       <w:r>
-        <w:t>Von 227 Patienten mit bipolarer Störung starben 37 (16,3 %), von Kontrollen 138/681 (20,3 %). Eingeschränkte mittlere Überlebenszeit 2.500,7 Tage (95%-KI 2.419,9–2.581,5) versus 2.607,2 Tage (95%-KI 2.572,3–2.642,0) – Differenz 106,4 Tage (3,5 Monate, p=0,018). Hazard Ratio 1,72 (95%-KI 1,17–2,54, p=0,006). Erhöhte Sterblichkeit persistent, nicht nur Überleberkohorten-Effekt.</w:t>
+        <w:t>Vier Trajektoriengruppen wurden identifiziert. Im Vergleich zu persistierend gutem Schlaf und keinen depressiven Symptomen zeigten Personen mit persistierend schlechtem Schlaf und hoher depressiver Symptomatik ein OR von 2,85 (95%-KI 1,90–4,28) für Arthrose-Neuauftreten; diejenigen mit schlechtem Schlaf und moderater Depression: OR 2,14 (95%-KI 1,52–3,02); moderate Schlafstörung mit niedriger Depression: OR 1,56 (95%-KI 1,20–2,03).</w:t>
       </w:r>
     </w:p>
     <w:p>
@@ -409,7 +409,7 @@
         <w:rPr>
           <w:sz w:val="19"/>
         </w:rPr>
-        <w:t>Niederlande, vergleichbares Gesundheitssystem und Sozialversicherung</w:t>
+        <w:t>England, vergleichbares nationales Gesundheitssystem und Altersstruktur.</w:t>
       </w:r>
     </w:p>
     <w:p>
@@ -418,7 +418,7 @@
           <w:color w:val="5A7D3A"/>
           <w:sz w:val="18"/>
         </w:rPr>
-        <w:t>https://pubmed.ncbi.nlm.nih.gov/42567731/</w:t>
+        <w:t>https://pubmed.ncbi.nlm.nih.gov/42779173/</w:t>
       </w:r>
     </w:p>
     <w:sectPr>

--- a/download/studien-aktuell.docx
+++ b/download/studien-aktuell.docx
@@ -62,7 +62,7 @@
           <w:color w:val="666666"/>
           <w:sz w:val="18"/>
         </w:rPr>
-        <w:t>Stand: 27.09.2026  |  6 Studien  |  longevity.m-vf.de</w:t>
+        <w:t>Stand: 28.09.2026  |  6 Studien  |  longevity.m-vf.de</w:t>
       </w:r>
     </w:p>
     <w:p>
@@ -70,7 +70,7 @@
         <w:pStyle w:val="Heading1"/>
       </w:pPr>
       <w:r>
-        <w:t>Aufgenommen am 27.09.2026</w:t>
+        <w:t>Aufgenommen am 28.09.2026</w:t>
       </w:r>
     </w:p>
     <w:p>
@@ -78,7 +78,7 @@
         <w:pStyle w:val="Heading2"/>
       </w:pPr>
       <w:r>
-        <w:t>Vorhersagemodell für postoperative Frailty bei Brustkrebspatienten</w:t>
+        <w:t>Alzheimer-Therapien im geriatrischen Alter: Implementierungsherausforderungen und Chancen</w:t>
       </w:r>
     </w:p>
     <w:p>
@@ -88,12 +88,12 @@
           <w:color w:val="666666"/>
           <w:sz w:val="18"/>
         </w:rPr>
-        <w:t>Zhou Y et al.  ·  PeerJ  ·  22.09.2026  ·  PMID 42799450</w:t>
+        <w:t>Zrineh A et al.  ·  Clin Interv Aging  ·  22.09.2026  ·  PMID 42801246</w:t>
       </w:r>
     </w:p>
     <w:p>
       <w:r>
-        <w:t>Querschnittsstudie mit 286 Brustkrebspatienten nach Operation; Frailty erfasst mit Tilburg Frailty Indicator (TFI), Schlafqualität mit Pittsburgh Sleep Quality Index (PSQI); logistische Regressionsmodellierung mit ROC-Kurven-Validierung.</w:t>
+        <w:t>Narratives Review der Alzheimer-Pathophysiologie, diagnostischer Biomarker und Therapien (Cholinesterase-Inhibitoren, Lecanemab, Donanemab) mit Fokus auf geriatrische Versorgung und Integration in Kliniken.</w:t>
       </w:r>
     </w:p>
     <w:p>
@@ -104,7 +104,7 @@
         <w:t xml:space="preserve">Ergebnis: </w:t>
       </w:r>
       <w:r>
-        <w:t>Postoperative Frailty-Prävalenz: 29,37 %. Signifikante Einflussfaktoren waren Diabetes-Vorgeschichte, schlechte Schlafqualität, Cholesterin und BMI, Kinder als Hauptpflegeperson und Krankenversicherungstyp. Das Modell erzielte eine AUC von 0,813 nach interner 10-fach-Kreuzvalidierung. Hosmer-Lemeshow χ² = 4,436, p = 0,816.</w:t>
+        <w:t>Neue monoklonale Anti-Amyloid-Antikörper zeigen klinisch signifikante, aber moderate Verzögerung des Rückgangs. Risiken: Amyloid-related imaging abnormalities, hohe Kosten, ungelöste Fragen zur langfristigen Aussagekraft. Integrierung in geriatrische Praxis erfordert Biomarker-gesteuertes Screening, Sicherheitsüberwachung, Polypharmazie-Management.</w:t>
       </w:r>
     </w:p>
     <w:p>
@@ -119,7 +119,7 @@
         <w:rPr>
           <w:sz w:val="19"/>
         </w:rPr>
-        <w:t>China, anderes Gesundheitssystem; nur Frailty-Identifikation ist übertragbar.</w:t>
+        <w:t>USA und international; praktische Empfehlungen für Versorgung gelten über Länder hinweg, aber Zugänglichkeit und Finanzierung unterscheiden sich</w:t>
       </w:r>
     </w:p>
     <w:p>
@@ -128,7 +128,7 @@
           <w:color w:val="5A7D3A"/>
           <w:sz w:val="18"/>
         </w:rPr>
-        <w:t>https://pubmed.ncbi.nlm.nih.gov/42799450/</w:t>
+        <w:t>https://pubmed.ncbi.nlm.nih.gov/42801246/</w:t>
       </w:r>
     </w:p>
     <w:p>
@@ -136,7 +136,7 @@
         <w:pStyle w:val="Heading2"/>
       </w:pPr>
       <w:r>
-        <w:t>Ernährungsadäquanz in der Gemeinschaft: Ältere vs. jüngere Deutsche im BASE-II-Vergleich</w:t>
+        <w:t>Mittelmeerdiät bei älteren Menschen mit HIV: Körperzusammensetzung und klinisches Profil</w:t>
       </w:r>
     </w:p>
     <w:p>
@@ -146,12 +146,12 @@
           <w:color w:val="666666"/>
           <w:sz w:val="18"/>
         </w:rPr>
-        <w:t>Heimberg K et al.  ·  Nutrients  ·  20.09.2026  ·  PMID 42797060</w:t>
+        <w:t>Mazzitelli M et al.  ·  Viruses  ·  25.08.2026  ·  PMID 42797764</w:t>
       </w:r>
     </w:p>
     <w:p>
       <w:r>
-        <w:t>Querschnittsstudie zur Nährstoffaufnahme bei 1.671 Personen im Alter von 60–84 Jahren aus der Berliner Altersstudie II (BASE-II), verglichen mit 500 jüngeren Erwachsenen (22–36 Jahre).</w:t>
+        <w:t>Querschnittsstudie an 130 italienischen erwachsenen Menschen mit HIV im Median 57 Jahren: Mediterrane Diät-Adhärenz anhand MedDiet Score gemessen, Körperzusammensetzung mittels DXA analysiert.</w:t>
       </w:r>
     </w:p>
     <w:p>
@@ -162,7 +162,7 @@
         <w:t xml:space="preserve">Ergebnis: </w:t>
       </w:r>
       <w:r>
-        <w:t>Ältere Erwachsene hatten kein generell schlechteres Nährstoffprofil als Jüngere. Jedoch lag das Osteoporoserisiko durch Calciummangel bei älteren Personen höher (34 % vs. 26 %). Vitamin-D-Mangel betraf über 15 % in beiden Altersgruppen. Supplementnutzung war bei Älteren häufiger (47,3 % vs. 43,0 %), unterschied sich aber nicht signifikant.</w:t>
+        <w:t>80,8% zeigten hohe Adhärenz. Hohe Adhärenz assoziiert mit niedrigerem BMI (β −5,3, 95%-KI −7,3 bis −3,4, p&lt;0,001), niedrigerer totaler und Rumpf-Fettmasse und höherer Knochenmineraldichte der LWS. Günstigeres klinisches Profil mit höherer CD4-Zahl.</w:t>
       </w:r>
     </w:p>
     <w:p>
@@ -177,7 +177,7 @@
         <w:rPr>
           <w:sz w:val="19"/>
         </w:rPr>
-        <w:t>Deutsche Kohortendaten (BASE-II), vergleichbare Bevölkerungsstruktur und Ernährungsrichtlinien.</w:t>
+        <w:t>Italien, spezialisierte HIV-Kliniken; Übertragbarkeit auf deutsche Versorgung begrenzt durch HIV-Fokus</w:t>
       </w:r>
     </w:p>
     <w:p>
@@ -186,7 +186,7 @@
           <w:color w:val="5A7D3A"/>
           <w:sz w:val="18"/>
         </w:rPr>
-        <w:t>https://pubmed.ncbi.nlm.nih.gov/42797060/</w:t>
+        <w:t>https://pubmed.ncbi.nlm.nih.gov/42797764/</w:t>
       </w:r>
     </w:p>
     <w:p>
@@ -194,7 +194,7 @@
         <w:pStyle w:val="Heading2"/>
       </w:pPr>
       <w:r>
-        <w:t>Ganggeschwindigkeit als Prognostischer Marker für Überleben bei älteren Krebspatienten</w:t>
+        <w:t>Ernährung im höchsten Alter: Milchprodukte und Hühnchen assoziiert mit längerer Überlebensdauer</w:t>
       </w:r>
     </w:p>
     <w:p>
@@ -204,12 +204,12 @@
           <w:color w:val="666666"/>
           <w:sz w:val="18"/>
         </w:rPr>
-        <w:t>Ünlü B et al.  ·  Medicina (Kaunas)  ·  21.09.2026  ·  PMID 42796422</w:t>
+        <w:t>Errigo A et al.  ·  Nutrients  ·  20.09.2026  ·  PMID 42797055</w:t>
       </w:r>
     </w:p>
     <w:p>
       <w:r>
-        <w:t>Prospektive Studie bei 102 chemotherapie-naiven Patienten ≥65 Jahre mit Gangtests vor Behandlung und Nachverfolgung von Überleben, Therapieansprechen und Toxizität.</w:t>
+        <w:t>Prospektive Kohorte von 200 sardischen Bewohnern über 90 Jahren: Ernährungsmuster wurden erhoben, Überleben über bis zu 7 Jahre verfolgt.</w:t>
       </w:r>
     </w:p>
     <w:p>
@@ -220,7 +220,7 @@
         <w:t xml:space="preserve">Ergebnis: </w:t>
       </w:r>
       <w:r>
-        <w:t>Mittlere Ganggeschwindigkeit 0,481 ± 0,176 m/s. Bei metastasierten Patienten war höhere Ganggeschwindigkeit mit niedrigerer Mortalität assoziiert (univariat HR = 0,752, 95%-KI 0,605–0,934, p = 0,010; adjustiert HR = 0,647, 95%-KI 0,490–0,853, p = 0,002). Keine signifikanten Assoziationen mit progressionsfreiem Überleben oder Grad-≥3-Toxizität.</w:t>
+        <w:t>Höherer Konsum von Milch, Käse und Hühnchen war mit niedrigerer Sterblichkeit assoziiert (HR 0,839 pro SD-Anstieg des Dairy-Traditional-Fat-Musters, 95%-KI 0,727–0,969, p=0,017); Wein-Konsum positiv mit Mortalität assoziiert. Assoziationen bei Einzellebensmitteln blieben nach Korrektion für multiples Testen signifikant.</w:t>
       </w:r>
     </w:p>
     <w:p>
@@ -235,7 +235,7 @@
         <w:rPr>
           <w:sz w:val="19"/>
         </w:rPr>
-        <w:t>Türkei; funktionelle Messung übertragbar, aber Kohorte klein und explorativ.</w:t>
+        <w:t>Italien, Blue Zone; begrenzte direkte Übertragbarkeit auf Deutsche, aber Ernährungsmuster in extremem Alter untersucht</w:t>
       </w:r>
     </w:p>
     <w:p>
@@ -244,7 +244,7 @@
           <w:color w:val="5A7D3A"/>
           <w:sz w:val="18"/>
         </w:rPr>
-        <w:t>https://pubmed.ncbi.nlm.nih.gov/42796422/</w:t>
+        <w:t>https://pubmed.ncbi.nlm.nih.gov/42797055/</w:t>
       </w:r>
     </w:p>
     <w:p>
@@ -252,7 +252,7 @@
         <w:pStyle w:val="Heading2"/>
       </w:pPr>
       <w:r>
-        <w:t>Frailty-assoziierte Lungenfunktionstrajektor nach Lungentransplantation</w:t>
+        <w:t>Ernährungsqualität und Blutmarker des Alterns: Proteomarker-Studie an älteren Schweden</w:t>
       </w:r>
     </w:p>
     <w:p>
@@ -262,12 +262,12 @@
           <w:color w:val="666666"/>
           <w:sz w:val="18"/>
         </w:rPr>
-        <w:t>Ceolin C et al.  ·  Respir Res  ·  25.09.2026  ·  PMID 42791578</w:t>
+        <w:t>DaCosta RA et al.  ·  BMC Med  ·  15.09.2026  ·  PMID 42791570</w:t>
       </w:r>
     </w:p>
     <w:p>
       <w:r>
-        <w:t>Prospektive Longitudinalstudie über zwei Jahre bei 155 Lungentransplantationsempfänger (Durchschnittsalter 48,7 Jahre); Fried-Phänotyp zur Frailty-Erfassung und spirometrische Parameter als Lungenfunktionsergebnis.</w:t>
+        <w:t>Bevölkerungsbasierte Querschnittsanalyse von 1.769 schwedischen Personen ≥60 Jahren: Ernährungsqualität mittels AMED, AHEI und rEDII gemessen, 54 Blutbiomarker analysiert.</w:t>
       </w:r>
     </w:p>
     <w:p>
@@ -278,7 +278,7 @@
         <w:t xml:space="preserve">Ergebnis: </w:t>
       </w:r>
       <w:r>
-        <w:t>43,7 % waren robust, 40,4 % pre-frail, 15,9 % frail. Höhere Frailty-Last war mit niedrigeren Baseline-FVC-Werten assoziiert. Signifikante Frailty-by-time-Wechselwirkungen zeigten steilere longitudinale Verbesserungen bei Vital Capacity (VC, β = 2,03, p = 0,010) und FVC (β = 2,20, p = 0,003) bei Personen mit höherer Baseline-Frailty.</w:t>
+        <w:t>Höhere AMED-Adhärenz assoziiert mit höheren Folsäure-Spiegeln (β 0,066, 95%-KI 0,033–0,099) und niedrigerem GFAP (β −0,018, 95%-KI −0,030 bis −0,006, p=0,003). Höhere rEDII-Adhärenz mit niedrigerem Leptin, Insulin, GDF15, alkalischer Phosphatase und TNF-Rezeptor. Biomarker in metabolischen und inflammatorischen Domänen betroffen.</w:t>
       </w:r>
     </w:p>
     <w:p>
@@ -293,7 +293,7 @@
         <w:rPr>
           <w:sz w:val="19"/>
         </w:rPr>
-        <w:t>Italien (Padua), europäisches Versorgungssystem, ähnliche Transplantationsprotokolle.</w:t>
+        <w:t>Skandinavien, nationale Längsschnittstudie; vergleichbare Gesundheitssysteme, gute Datenqualität</w:t>
       </w:r>
     </w:p>
     <w:p>
@@ -302,7 +302,7 @@
           <w:color w:val="5A7D3A"/>
           <w:sz w:val="18"/>
         </w:rPr>
-        <w:t>https://pubmed.ncbi.nlm.nih.gov/42791578/</w:t>
+        <w:t>https://pubmed.ncbi.nlm.nih.gov/42791570/</w:t>
       </w:r>
     </w:p>
     <w:p>
@@ -310,7 +310,7 @@
         <w:pStyle w:val="Heading2"/>
       </w:pPr>
       <w:r>
-        <w:t>Heidelbeeren, Protein und Bewegung gegen Frailty: STRONG-Studie Studienprotokoll</w:t>
+        <w:t>Wearable-Autonomie-Komponente und kardiometabolische Gesundheit im Alter</w:t>
       </w:r>
     </w:p>
     <w:p>
@@ -320,12 +320,12 @@
           <w:color w:val="666666"/>
           <w:sz w:val="18"/>
         </w:rPr>
-        <w:t>Cahill LE et al.  ·  BMJ Open  ·  25.09.2026  ·  PMID 42790922</w:t>
+        <w:t>Calvani R et al.  ·  Med Sci (Basel)  ·  02.09.2026  ·  PMID 42783415</w:t>
       </w:r>
     </w:p>
     <w:p>
       <w:r>
-        <w:t>Pragmatische RCT über 12 Monate mit 240 Personen ≥65 Jahren (120w/120m) in Nova Scotia; Intervention: 1 Cup Heidelbeeren/Tag, 30 g Proteinpulver/Tag und drei 60-Minuten-Multimodal-Trainingseinheiten/Woche; Kontrolle: Standardversorgung.</w:t>
+        <w:t>Querschnitt von 97 italienischen Erwachsenen (Durchschnittsalter 51,3 Jahre): 24-h Wearable-Geräte-Messung, Hauptkomponentenanalyse der ECG- und Bewegungsvariablen, Assoziation mit 8-Domänen-Gesundheits-Screening.</w:t>
       </w:r>
     </w:p>
     <w:p>
@@ -336,7 +336,7 @@
         <w:t xml:space="preserve">Ergebnis: </w:t>
       </w:r>
       <w:r>
-        <w:t>Studie noch laufend (Protokoll publiziert). Geplante Outcomes: Frailty-Scores, Balance, Sturzhäufigkeit, Lebensraum, kardiovaskuläre Risikofaktoren, 6-Minuten-Gehtest, Entzündungsmarker, Lebensqualität mit Messungen bei Baseline, 3, 6, 9, 12 und 24 Monaten.</w:t>
+        <w:t>Prinzipalkomponente PC1 (gekennzeichnet durch hohes SDNN, hohes RMSSD, niedrige nächtliche Herzfrequenz) unabhängig assoziiert mit Gesamt-Gesundheit (B=+0,402, 95%-KI [+0,103, +0,700], p=0,009). Nach Benjamini-Hochberg-Korrektur in Einzeldomänen nur Glukose-Gesundheit signifikant (95%-KI [1,32, 4,62], p=0,039).</w:t>
       </w:r>
     </w:p>
     <w:p>
@@ -351,7 +351,7 @@
         <w:rPr>
           <w:sz w:val="19"/>
         </w:rPr>
-        <w:t>Kanada (Nova Scotia), ähnliche Versorgungssysteme und Lebenserwartung wie deutschsprachiger Raum.</w:t>
+        <w:t>Italien, Community-Setting; Wearable-Technologie relevant für deutsche Präventivmedizin, aber Stichprobe klein</w:t>
       </w:r>
     </w:p>
     <w:p>
@@ -360,7 +360,7 @@
           <w:color w:val="5A7D3A"/>
           <w:sz w:val="18"/>
         </w:rPr>
-        <w:t>https://pubmed.ncbi.nlm.nih.gov/42790922/</w:t>
+        <w:t>https://pubmed.ncbi.nlm.nih.gov/42783415/</w:t>
       </w:r>
     </w:p>
     <w:p>
@@ -368,7 +368,7 @@
         <w:pStyle w:val="Heading2"/>
       </w:pPr>
       <w:r>
-        <w:t>Schlafstörungen und Depression als gemeinsames Risiko für Arthrose bei Älteren</w:t>
+        <w:t>Gewichteter Alterungspace als Prädiktor: sterblichkeitsinformiertes Biomarker-Modell</w:t>
       </w:r>
     </w:p>
     <w:p>
@@ -378,12 +378,12 @@
           <w:color w:val="666666"/>
           <w:sz w:val="18"/>
         </w:rPr>
-        <w:t>Deng S et al.  ·  Brain Behav  ·  Sept. 2026  ·  PMID 42779173</w:t>
+        <w:t>Sluiskes MH et al.  ·  J Gerontol A Biol Sci Med Sci  ·  05.09.2026  ·  PMID 42625435</w:t>
       </w:r>
     </w:p>
     <w:p>
       <w:r>
-        <w:t>Prospektive Kohortenstudie mit 3.604 Personen ab 50 Jahren aus der English Longitudinal Study of Ageing; Erfassung von Schlafstörung und depressiver Symptomatik über acht Jahre mittels gruppengestützter Multi-Trajektorien-Analyse.</w:t>
+        <w:t>Längsschnittstudie schwedischer älterer Paare (SATSA): Gewichteter Pace of Aging (wPoA) aus 10 Biomarkern berechnet, anhand Sterblichkeit gewichtet, gegen etablierte Alterungs-Prädiktoren validiert.</w:t>
       </w:r>
     </w:p>
     <w:p>
@@ -394,7 +394,7 @@
         <w:t xml:space="preserve">Ergebnis: </w:t>
       </w:r>
       <w:r>
-        <w:t>Vier Trajektoriengruppen wurden identifiziert. Im Vergleich zu persistierend gutem Schlaf und keinen depressiven Symptomen zeigten Personen mit persistierend schlechtem Schlaf und hoher depressiver Symptomatik ein OR von 2,85 (95%-KI 1,90–4,28) für Arthrose-Neuauftreten; diejenigen mit schlechtem Schlaf und moderater Depression: OR 2,14 (95%-KI 1,52–3,02); moderate Schlafstörung mit niedriger Depression: OR 1,56 (95%-KI 1,20–2,03).</w:t>
+        <w:t>wPoA korreliert mit biologischen Alterungs-Prädiktoren und stärker mit Functional Aging Index (FAA) und Frailty Index (FI). Moderate Korrelationen über alle Prädiktoren deuten darauf hin, dass jedes Maß unterschiedliche Aspekte des biologischen Alterns erfasst; wPoA eignet sich für Kohorten mit reichen Längsdaten.</w:t>
       </w:r>
     </w:p>
     <w:p>
@@ -409,7 +409,7 @@
         <w:rPr>
           <w:sz w:val="19"/>
         </w:rPr>
-        <w:t>England, vergleichbares nationales Gesundheitssystem und Altersstruktur.</w:t>
+        <w:t>Schweden, nationale Adoptions-/Zwillingsstudie; europäisches Gesundheitssystem, methodisch robust</w:t>
       </w:r>
     </w:p>
     <w:p>
@@ -418,7 +418,7 @@
           <w:color w:val="5A7D3A"/>
           <w:sz w:val="18"/>
         </w:rPr>
-        <w:t>https://pubmed.ncbi.nlm.nih.gov/42779173/</w:t>
+        <w:t>https://pubmed.ncbi.nlm.nih.gov/42625435/</w:t>
       </w:r>
     </w:p>
     <w:sectPr>

--- a/download/studien-aktuell.docx
+++ b/download/studien-aktuell.docx
@@ -62,7 +62,7 @@
           <w:color w:val="666666"/>
           <w:sz w:val="18"/>
         </w:rPr>
-        <w:t>Stand: 28.09.2026  |  6 Studien  |  longevity.m-vf.de</w:t>
+        <w:t>Stand: 29.09.2026  |  6 Studien  |  longevity.m-vf.de</w:t>
       </w:r>
     </w:p>
     <w:p>
@@ -70,7 +70,7 @@
         <w:pStyle w:val="Heading1"/>
       </w:pPr>
       <w:r>
-        <w:t>Aufgenommen am 28.09.2026</w:t>
+        <w:t>Aufgenommen am 29.09.2026</w:t>
       </w:r>
     </w:p>
     <w:p>
@@ -78,7 +78,7 @@
         <w:pStyle w:val="Heading2"/>
       </w:pPr>
       <w:r>
-        <w:t>Alzheimer-Therapien im geriatrischen Alter: Implementierungsherausforderungen und Chancen</w:t>
+        <w:t>Funktionsfähigkeit und Frailty-Screening bei älteren Patienten mit Lungenkrebs: Prädiktion von Pflegeabhängigkeit</w:t>
       </w:r>
     </w:p>
     <w:p>
@@ -88,12 +88,12 @@
           <w:color w:val="666666"/>
           <w:sz w:val="18"/>
         </w:rPr>
-        <w:t>Zrineh A et al.  ·  Clin Interv Aging  ·  22.09.2026  ·  PMID 42801246</w:t>
+        <w:t>Bulut H et al.  ·  Cancer Causes Control  ·  28.09.2026  ·  PMID 42802193</w:t>
       </w:r>
     </w:p>
     <w:p>
       <w:r>
-        <w:t>Narratives Review der Alzheimer-Pathophysiologie, diagnostischer Biomarker und Therapien (Cholinesterase-Inhibitoren, Lecanemab, Donanemab) mit Fokus auf geriatrische Versorgung und Integration in Kliniken.</w:t>
+        <w:t>Querschnittsstudie an 410 älteren Patienten mit Lungenkrebs (Durchschnittsalter 70,8 Jahre) zur Vorhersage von Pflegeabhängigkeit durch Alltagsfunktionsfähigkeit (ADL) und Frailty.</w:t>
       </w:r>
     </w:p>
     <w:p>
@@ -104,7 +104,7 @@
         <w:t xml:space="preserve">Ergebnis: </w:t>
       </w:r>
       <w:r>
-        <w:t>Neue monoklonale Anti-Amyloid-Antikörper zeigen klinisch signifikante, aber moderate Verzögerung des Rückgangs. Risiken: Amyloid-related imaging abnormalities, hohe Kosten, ungelöste Fragen zur langfristigen Aussagekraft. Integrierung in geriatrische Praxis erfordert Biomarker-gesteuertes Screening, Sicherheitsüberwachung, Polypharmazie-Management.</w:t>
+        <w:t>Funktionsfähigkeit und Frailty erklärten 81,5% der Varianz in Pflegeabhängigkeit (adjustiertes R² = 0,815; p &lt; 0,001). Höhere ADL-Werte waren mit höherer Pflegeabhängigkeit assoziiert (B = 2,344, β = 0,309, p &lt; 0,001), höhere Frailty-Werte mit niedrigerer Pflegeabhängigkeit (B = −2,391, β = −0,652, p &lt; 0,001). Frailty-Screening und funktionales Assessment können hochrisiko-Patienten früh identifizieren.</w:t>
       </w:r>
     </w:p>
     <w:p>
@@ -119,7 +119,7 @@
         <w:rPr>
           <w:sz w:val="19"/>
         </w:rPr>
-        <w:t>USA und international; praktische Empfehlungen für Versorgung gelten über Länder hinweg, aber Zugänglichkeit und Finanzierung unterscheiden sich</w:t>
+        <w:t>Türkei, ähnliche geriatrische Versorgungsherausforderungen wie Deutschland</w:t>
       </w:r>
     </w:p>
     <w:p>
@@ -128,7 +128,7 @@
           <w:color w:val="5A7D3A"/>
           <w:sz w:val="18"/>
         </w:rPr>
-        <w:t>https://pubmed.ncbi.nlm.nih.gov/42801246/</w:t>
+        <w:t>https://pubmed.ncbi.nlm.nih.gov/42802193/</w:t>
       </w:r>
     </w:p>
     <w:p>
@@ -136,7 +136,7 @@
         <w:pStyle w:val="Heading2"/>
       </w:pPr>
       <w:r>
-        <w:t>Mittelmeerdiät bei älteren Menschen mit HIV: Körperzusammensetzung und klinisches Profil</w:t>
+        <w:t>Urinkontinenz bei älteren Frauen: Unterbehandlung sinkt bei Symptom-Fokus, nicht mit steigendem Alter</w:t>
       </w:r>
     </w:p>
     <w:p>
@@ -146,12 +146,12 @@
           <w:color w:val="666666"/>
           <w:sz w:val="18"/>
         </w:rPr>
-        <w:t>Mazzitelli M et al.  ·  Viruses  ·  25.08.2026  ·  PMID 42797764</w:t>
+        <w:t>Uğur DN et al.  ·  Medicina (Kaunas)  ·  16.09.2026  ·  PMID 42796384</w:t>
       </w:r>
     </w:p>
     <w:p>
       <w:r>
-        <w:t>Querschnittsstudie an 130 italienischen erwachsenen Menschen mit HIV im Median 57 Jahren: Mediterrane Diät-Adhärenz anhand MedDiet Score gemessen, Körperzusammensetzung mittels DXA analysiert.</w:t>
+        <w:t>Beobachtungsstudie an 480 Frauen (≥ 65 Jahre) in drei Altersgruppen zur Behandlungslücke bei Stress- und gemischter Harninkontinenz und zur Rolle von Frailty und Symptom-Schweregrad.</w:t>
       </w:r>
     </w:p>
     <w:p>
@@ -162,7 +162,7 @@
         <w:t xml:space="preserve">Ergebnis: </w:t>
       </w:r>
       <w:r>
-        <w:t>80,8% zeigten hohe Adhärenz. Hohe Adhärenz assoziiert mit niedrigerem BMI (β −5,3, 95%-KI −7,3 bis −3,4, p&lt;0,001), niedrigerer totaler und Rumpf-Fettmasse und höherer Knochenmineraldichte der LWS. Günstigeres klinisches Profil mit höherer CD4-Zahl.</w:t>
+        <w:t>Behandlungslücken-Prävalenz stieg von 33,8% (65–74 Jahre) auf 44,4% (75–84 Jahre) und 55,0% (≥85 Jahre). Nach Adjustierung war Alter nicht unabhängig assoziiert. Höhere ICIQ-UI-SF-Werte (adjustiertes Odds Ratio 1,10 pro Punkt; 95%CI 1,02–1,19) und Stress-Mischinkontinenz (aOR 1,53; 95%CI 1,03–2,25) blieben assoziiert. Symptom-Schweregrad erklärt Unterbehandlung besser als Chronologie.</w:t>
       </w:r>
     </w:p>
     <w:p>
@@ -177,7 +177,7 @@
         <w:rPr>
           <w:sz w:val="19"/>
         </w:rPr>
-        <w:t>Italien, spezialisierte HIV-Kliniken; Übertragbarkeit auf deutsche Versorgung begrenzt durch HIV-Fokus</w:t>
+        <w:t>Türkei, gyn. Versorgungsstrukturen vergleichbar mit Mitteleuropa</w:t>
       </w:r>
     </w:p>
     <w:p>
@@ -186,7 +186,7 @@
           <w:color w:val="5A7D3A"/>
           <w:sz w:val="18"/>
         </w:rPr>
-        <w:t>https://pubmed.ncbi.nlm.nih.gov/42797764/</w:t>
+        <w:t>https://pubmed.ncbi.nlm.nih.gov/42796384/</w:t>
       </w:r>
     </w:p>
     <w:p>
@@ -194,7 +194,7 @@
         <w:pStyle w:val="Heading2"/>
       </w:pPr>
       <w:r>
-        <w:t>Ernährung im höchsten Alter: Milchprodukte und Hühnchen assoziiert mit längerer Überlebensdauer</w:t>
+        <w:t>Skelettmuskelreaktion auf kombiniertes Training bei älteren Erwachsenen: RNA-Sequenzierung und Polyphenole</w:t>
       </w:r>
     </w:p>
     <w:p>
@@ -204,12 +204,12 @@
           <w:color w:val="666666"/>
           <w:sz w:val="18"/>
         </w:rPr>
-        <w:t>Errigo A et al.  ·  Nutrients  ·  20.09.2026  ·  PMID 42797055</w:t>
+        <w:t>Guadalupe-Grau A et al.  ·  J Cachexia Sarcopenia Muscle  ·  Okt. 2026  ·  PMID 42788414</w:t>
       </w:r>
     </w:p>
     <w:p>
       <w:r>
-        <w:t>Prospektive Kohorte von 200 sardischen Bewohnern über 90 Jahren: Ernährungsmuster wurden erhoben, Überleben über bis zu 7 Jahre verfolgt.</w:t>
+        <w:t>Randomisierte Doppelblindstudie mit 38 älteren Erwachsenen (55–70 Jahre) zur Wirkung von 12 Wochen kombiniertem Widerstands- und High-Intensity-Intervalltraining auf die Skelettmuskel-Transkriptomik mit oder ohne Polyphenol-Supplementation.</w:t>
       </w:r>
     </w:p>
     <w:p>
@@ -220,7 +220,7 @@
         <w:t xml:space="preserve">Ergebnis: </w:t>
       </w:r>
       <w:r>
-        <w:t>Höherer Konsum von Milch, Käse und Hühnchen war mit niedrigerer Sterblichkeit assoziiert (HR 0,839 pro SD-Anstieg des Dairy-Traditional-Fat-Musters, 95%-KI 0,727–0,969, p=0,017); Wein-Konsum positiv mit Mortalität assoziiert. Assoziationen bei Einzellebensmitteln blieben nach Korrektion für multiples Testen signifikant.</w:t>
+        <w:t>RT + HIIT induzierte überwiegend gering-ausgeprägte transkriptomische Veränderungen. Sieben von 60 FDR-signifikanten Transkripten überschritten die Effektgrößen-Schwelle (|log2FC| &gt; 1), einschließlich Hochregulation von CLLU1 (log2FC = 3,10; FDR = 0,0155) und PRND (log2FC = 2,60; FDR = 0,02). Polyphenol-Supplementation beeinlusste die transkriptomische Reaktion nicht bedeutsam. Robuste Pathway-Adaptationen waren nicht erkennbar.</w:t>
       </w:r>
     </w:p>
     <w:p>
@@ -235,7 +235,7 @@
         <w:rPr>
           <w:sz w:val="19"/>
         </w:rPr>
-        <w:t>Italien, Blue Zone; begrenzte direkte Übertragbarkeit auf Deutsche, aber Ernährungsmuster in extremem Alter untersucht</w:t>
+        <w:t>Europäische Kohorten, methodisch vergleichbar mit deutschen Fitness-Studien</w:t>
       </w:r>
     </w:p>
     <w:p>
@@ -244,7 +244,7 @@
           <w:color w:val="5A7D3A"/>
           <w:sz w:val="18"/>
         </w:rPr>
-        <w:t>https://pubmed.ncbi.nlm.nih.gov/42797055/</w:t>
+        <w:t>https://pubmed.ncbi.nlm.nih.gov/42788414/</w:t>
       </w:r>
     </w:p>
     <w:p>
@@ -252,7 +252,7 @@
         <w:pStyle w:val="Heading2"/>
       </w:pPr>
       <w:r>
-        <w:t>Ernährungsqualität und Blutmarker des Alterns: Proteomarker-Studie an älteren Schweden</w:t>
+        <w:t>Altersgerechte smartphone-gestützte kognitive Fernbeurteilung: generationsspezifische Unterschiede in Adhärenz und Zuverlässigkeit</w:t>
       </w:r>
     </w:p>
     <w:p>
@@ -262,12 +262,12 @@
           <w:color w:val="666666"/>
           <w:sz w:val="18"/>
         </w:rPr>
-        <w:t>DaCosta RA et al.  ·  BMC Med  ·  15.09.2026  ·  PMID 42791570</w:t>
+        <w:t>Katteri S et al.  ·  Alzheimers Dement  ·  Sept. 2026  ·  PMID 42781715</w:t>
       </w:r>
     </w:p>
     <w:p>
       <w:r>
-        <w:t>Bevölkerungsbasierte Querschnittsanalyse von 1.769 schwedischen Personen ≥60 Jahren: Ernährungsqualität mittels AMED, AHEI und rEDII gemessen, 54 Blutbiomarker analysiert.</w:t>
+        <w:t>Vergleichende Studie bei 444 älteren Erwachsenen und 113 jüngeren/mittelalten Probanden zur Machbarkeit smartphone-basierter kognitiver Tests bis zu viermal täglich über 7 Tage und zum Vergleich mit standardisierter Klinik-Batterie.</w:t>
       </w:r>
     </w:p>
     <w:p>
@@ -278,7 +278,7 @@
         <w:t xml:space="preserve">Ergebnis: </w:t>
       </w:r>
       <w:r>
-        <w:t>Höhere AMED-Adhärenz assoziiert mit höheren Folsäure-Spiegeln (β 0,066, 95%-KI 0,033–0,099) und niedrigerem GFAP (β −0,018, 95%-KI −0,030 bis −0,006, p=0,003). Höhere rEDII-Adhärenz mit niedrigerem Leptin, Insulin, GDF15, alkalischer Phosphatase und TNF-Rezeptor. Biomarker in metabolischen und inflammatorischen Domänen betroffen.</w:t>
+        <w:t>Ältere Erwachsene zeigten höhere Adhärenz als jüngere (78 % vs. 59 %). Jüngere erreichten höhere Zuverlässigkeit mit weniger Sitzungen und zeigten viel kleinere Lerneffekte. Smartphone-zu-Klinik-Korrelationen waren in beiden Altersgruppen stark. Generationelle Unterschiede beeinflussen Design und Umsetzung smartphone-gestützter Studien wesentlich.</w:t>
       </w:r>
     </w:p>
     <w:p>
@@ -293,7 +293,7 @@
         <w:rPr>
           <w:sz w:val="19"/>
         </w:rPr>
-        <w:t>Skandinavien, nationale Längsschnittstudie; vergleichbare Gesundheitssysteme, gute Datenqualität</w:t>
+        <w:t>USA, aber Methodologie zur Remote-Kognition altersunabhängig übertragbar</w:t>
       </w:r>
     </w:p>
     <w:p>
@@ -302,7 +302,7 @@
           <w:color w:val="5A7D3A"/>
           <w:sz w:val="18"/>
         </w:rPr>
-        <w:t>https://pubmed.ncbi.nlm.nih.gov/42791570/</w:t>
+        <w:t>https://pubmed.ncbi.nlm.nih.gov/42781715/</w:t>
       </w:r>
     </w:p>
     <w:p>
@@ -310,7 +310,7 @@
         <w:pStyle w:val="Heading2"/>
       </w:pPr>
       <w:r>
-        <w:t>Wearable-Autonomie-Komponente und kardiometabolische Gesundheit im Alter</w:t>
+        <w:t>Proteinbasierte Inflammaging-Signaturen zur Mortalitätsvorhersage: C-Index 0,758 für alle Ursachen</w:t>
       </w:r>
     </w:p>
     <w:p>
@@ -320,12 +320,12 @@
           <w:color w:val="666666"/>
           <w:sz w:val="18"/>
         </w:rPr>
-        <w:t>Calvani R et al.  ·  Med Sci (Basel)  ·  02.09.2026  ·  PMID 42783415</w:t>
+        <w:t>Jiang Z et al.  ·  Exp Gerontol  ·  15.10.2026  ·  PMID 42731645</w:t>
       </w:r>
     </w:p>
     <w:p>
       <w:r>
-        <w:t>Querschnitt von 97 italienischen Erwachsenen (Durchschnittsalter 51,3 Jahre): 24-h Wearable-Geräte-Messung, Hauptkomponentenanalyse der ECG- und Bewegungsvariablen, Assoziation mit 8-Domänen-Gesundheits-Screening.</w:t>
+        <w:t>Große UK-Biobank-Studie (n = 40.471) zur Entwicklung eines proteingestützten Inflammaging-Scores aus 1.112 Proteinen, assoziiert mit Mortalität und Multimorbidität.</w:t>
       </w:r>
     </w:p>
     <w:p>
@@ -336,7 +336,7 @@
         <w:t xml:space="preserve">Ergebnis: </w:t>
       </w:r>
       <w:r>
-        <w:t>Prinzipalkomponente PC1 (gekennzeichnet durch hohes SDNN, hohes RMSSD, niedrige nächtliche Herzfrequenz) unabhängig assoziiert mit Gesamt-Gesundheit (B=+0,402, 95%-KI [+0,103, +0,700], p=0,009). Nach Benjamini-Hochberg-Korrektur in Einzeldomänen nur Glukose-Gesundheit signifikant (95%-KI [1,32, 4,62], p=0,039).</w:t>
+        <w:t>Proteinbasierter Inflammaging-Score war positiv mit allen-Ursachen-Sterblichkeit assoziiert (HR = 1,88; 95%CI: 1,79–1,98). Vereinfachte Version (93 Proteine) erreichte gleichwertig HR = 1,88 (95%CI: 1,79–1,97). C-Index für Sterblichkeit mit klinischen Indizes plus vereinfachtem Score: 0,758 (95%CI: 0,752–0,765). ProteinBasierter Score outperformte konventionelle Inflammations- und Alternsbiomarker signifikant.</w:t>
       </w:r>
     </w:p>
     <w:p>
@@ -351,7 +351,7 @@
         <w:rPr>
           <w:sz w:val="19"/>
         </w:rPr>
-        <w:t>Italien, Community-Setting; Wearable-Technologie relevant für deutsche Präventivmedizin, aber Stichprobe klein</w:t>
+        <w:t>UK Biobank, aber Proteinmarker-Verband mit Mortalität biologisch universell</w:t>
       </w:r>
     </w:p>
     <w:p>
@@ -360,7 +360,7 @@
           <w:color w:val="5A7D3A"/>
           <w:sz w:val="18"/>
         </w:rPr>
-        <w:t>https://pubmed.ncbi.nlm.nih.gov/42783415/</w:t>
+        <w:t>https://pubmed.ncbi.nlm.nih.gov/42731645/</w:t>
       </w:r>
     </w:p>
     <w:p>
@@ -368,7 +368,7 @@
         <w:pStyle w:val="Heading2"/>
       </w:pPr>
       <w:r>
-        <w:t>Gewichteter Alterungspace als Prädiktor: sterblichkeitsinformiertes Biomarker-Modell</w:t>
+        <w:t>Kognitive Effizienz und Lebenszufriedenheit bei älteren Sarden: digitales Screening und Freizeit-Aktivitäten</w:t>
       </w:r>
     </w:p>
     <w:p>
@@ -378,12 +378,12 @@
           <w:color w:val="666666"/>
           <w:sz w:val="18"/>
         </w:rPr>
-        <w:t>Sluiskes MH et al.  ·  J Gerontol A Biol Sci Med Sci  ·  05.09.2026  ·  PMID 42625435</w:t>
+        <w:t>Fastame MC et al.  ·  Exp Gerontol  ·  15.10.2026  ·  PMID 42685868</w:t>
       </w:r>
     </w:p>
     <w:p>
       <w:r>
-        <w:t>Längsschnittstudie schwedischer älterer Paare (SATSA): Gewichteter Pace of Aging (wPoA) aus 10 Biomarkern berechnet, anhand Sterblichkeit gewichtet, gegen etablierte Alterungs-Prädiktoren validiert.</w:t>
+        <w:t>Querschnittsstudie an 127 älteren Erwachsenen (Durchschnittsalter 73,1 Jahre) auf Sardinien zu Korrelaten der Lebenszufriedenheit mittels digital-gestützter kognitiver Screening (DIGICOG-MS).</w:t>
       </w:r>
     </w:p>
     <w:p>
@@ -394,7 +394,7 @@
         <w:t xml:space="preserve">Ergebnis: </w:t>
       </w:r>
       <w:r>
-        <w:t>wPoA korreliert mit biologischen Alterungs-Prädiktoren und stärker mit Functional Aging Index (FAA) und Frailty Index (FI). Moderate Korrelationen über alle Prädiktoren deuten darauf hin, dass jedes Maß unterschiedliche Aspekte des biologischen Alterns erfasst; wPoA eignet sich für Kohorten mit reichen Längsdaten.</w:t>
+        <w:t>Nach Kontrolle für Alter, Bildung und globale kognitive Effizienz waren wahrgenommene Gesundheit, Freizeitzeit, verbale semantische Flüssigkeit, auditives verbales Lernen und unmittelbare Erinnerung signifikant mit Lebenszufriedenheit assoziiert (adjustiertes R² = 0,198, F(8,117) = 4,860, p &lt; 0,001). DIGICOG-MS-Benutzerfreundlichkeit war höher bei niedrigerer Bildung; Tool erwies sich als intuitiv und abbaut Bildungsgrenzen ab.</w:t>
       </w:r>
     </w:p>
     <w:p>
@@ -409,7 +409,7 @@
         <w:rPr>
           <w:sz w:val="19"/>
         </w:rPr>
-        <w:t>Schweden, nationale Adoptions-/Zwillingsstudie; europäisches Gesundheitssystem, methodisch robust</w:t>
+        <w:t>Italien, Mittelmeerraum – ähnliche Bevölkerungsstruktur wie südliches Europa</w:t>
       </w:r>
     </w:p>
     <w:p>
@@ -418,7 +418,7 @@
           <w:color w:val="5A7D3A"/>
           <w:sz w:val="18"/>
         </w:rPr>
-        <w:t>https://pubmed.ncbi.nlm.nih.gov/42625435/</w:t>
+        <w:t>https://pubmed.ncbi.nlm.nih.gov/42685868/</w:t>
       </w:r>
     </w:p>
     <w:sectPr>

--- a/download/studien-aktuell.docx
+++ b/download/studien-aktuell.docx
@@ -62,7 +62,7 @@
           <w:color w:val="666666"/>
           <w:sz w:val="18"/>
         </w:rPr>
-        <w:t>Stand: 29.09.2026  |  6 Studien  |  longevity.m-vf.de</w:t>
+        <w:t>Stand: 30.09.2026  |  6 Studien  |  longevity.m-vf.de</w:t>
       </w:r>
     </w:p>
     <w:p>
@@ -70,7 +70,7 @@
         <w:pStyle w:val="Heading1"/>
       </w:pPr>
       <w:r>
-        <w:t>Aufgenommen am 29.09.2026</w:t>
+        <w:t>Aufgenommen am 30.09.2026</w:t>
       </w:r>
     </w:p>
     <w:p>
@@ -78,7 +78,7 @@
         <w:pStyle w:val="Heading2"/>
       </w:pPr>
       <w:r>
-        <w:t>Funktionsfähigkeit und Frailty-Screening bei älteren Patienten mit Lungenkrebs: Prädiktion von Pflegeabhängigkeit</w:t>
+        <w:t>Adjuvante Chemotherapie bei Brustkrebs ab 70 Jahren verschlechtert Überleben nicht</w:t>
       </w:r>
     </w:p>
     <w:p>
@@ -88,12 +88,12 @@
           <w:color w:val="666666"/>
           <w:sz w:val="18"/>
         </w:rPr>
-        <w:t>Bulut H et al.  ·  Cancer Causes Control  ·  28.09.2026  ·  PMID 42802193</w:t>
+        <w:t>Sifer-Rivière L  ·  Rev Prat  ·  Sept. 2026  ·  PMID 42808620</w:t>
       </w:r>
     </w:p>
     <w:p>
       <w:r>
-        <w:t>Querschnittsstudie an 410 älteren Patienten mit Lungenkrebs (Durchschnittsalter 70,8 Jahre) zur Vorhersage von Pflegeabhängigkeit durch Alltagsfunktionsfähigkeit (ADL) und Frailty.</w:t>
+        <w:t>Fachkommentar zur ASTER-70s-Studie (Lancet 2025), die erstmals gezielt die Wirkung adjuvanter Chemotherapie bei Frauen ab 70 mit Brustkrebs untersucht hat – lange waren diese von Studien ausgeschlossen.</w:t>
       </w:r>
     </w:p>
     <w:p>
@@ -104,7 +104,7 @@
         <w:t xml:space="preserve">Ergebnis: </w:t>
       </w:r>
       <w:r>
-        <w:t>Funktionsfähigkeit und Frailty erklärten 81,5% der Varianz in Pflegeabhängigkeit (adjustiertes R² = 0,815; p &lt; 0,001). Höhere ADL-Werte waren mit höherer Pflegeabhängigkeit assoziiert (B = 2,344, β = 0,309, p &lt; 0,001), höhere Frailty-Werte mit niedrigerer Pflegeabhängigkeit (B = −2,391, β = −0,652, p &lt; 0,001). Frailty-Screening und funktionales Assessment können hochrisiko-Patienten früh identifizieren.</w:t>
+        <w:t>ASTER 70s zeigte: adjuvante Chemotherapie verbessert Gesamtüberleben nicht bei Frauen ab 70, exponiert aber zu erheblicher Toxizität und potenziellem Autonomieverlust. Dies ist ein entscheidendes Ergebnis: Es belegt, dass es möglich und notwendig ist, Evidenz für lange ausgeschlossene Populationen zu generieren und fordert Umdenken bei Gesundheitsgerechtigkeit in der Onkologie.</w:t>
       </w:r>
     </w:p>
     <w:p>
@@ -119,7 +119,7 @@
         <w:rPr>
           <w:sz w:val="19"/>
         </w:rPr>
-        <w:t>Türkei, ähnliche geriatrische Versorgungsherausforderungen wie Deutschland</w:t>
+        <w:t>Frankreich, französischsprachig; Evidenz vom UK-Standard, direkt relevant für europäische Praxis</w:t>
       </w:r>
     </w:p>
     <w:p>
@@ -128,7 +128,7 @@
           <w:color w:val="5A7D3A"/>
           <w:sz w:val="18"/>
         </w:rPr>
-        <w:t>https://pubmed.ncbi.nlm.nih.gov/42802193/</w:t>
+        <w:t>https://pubmed.ncbi.nlm.nih.gov/42808620/</w:t>
       </w:r>
     </w:p>
     <w:p>
@@ -136,7 +136,7 @@
         <w:pStyle w:val="Heading2"/>
       </w:pPr>
       <w:r>
-        <w:t>Urinkontinenz bei älteren Frauen: Unterbehandlung sinkt bei Symptom-Fokus, nicht mit steigendem Alter</w:t>
+        <w:t>Frailty verstärkt postoperatives kognitives Delir nach Narkose</w:t>
       </w:r>
     </w:p>
     <w:p>
@@ -146,12 +146,12 @@
           <w:color w:val="666666"/>
           <w:sz w:val="18"/>
         </w:rPr>
-        <w:t>Uğur DN et al.  ·  Medicina (Kaunas)  ·  16.09.2026  ·  PMID 42796384</w:t>
+        <w:t>Cho EH et al.  ·  Int J Med Sci  ·  03.09.2026  ·  PMID 42807735</w:t>
       </w:r>
     </w:p>
     <w:p>
       <w:r>
-        <w:t>Beobachtungsstudie an 480 Frauen (≥ 65 Jahre) in drei Altersgruppen zur Behandlungslücke bei Stress- und gemischter Harninkontinenz und zur Rolle von Frailty und Symptom-Schweregrad.</w:t>
+        <w:t>Experimentelle Studie an 18 Monate alten Ratten zum Einfluss von Frailty auf postoperatives kognitives Delir (POCD) nach allgemeiner Anästhesie.</w:t>
       </w:r>
     </w:p>
     <w:p>
@@ -162,7 +162,7 @@
         <w:t xml:space="preserve">Ergebnis: </w:t>
       </w:r>
       <w:r>
-        <w:t>Behandlungslücken-Prävalenz stieg von 33,8% (65–74 Jahre) auf 44,4% (75–84 Jahre) und 55,0% (≥85 Jahre). Nach Adjustierung war Alter nicht unabhängig assoziiert. Höhere ICIQ-UI-SF-Werte (adjustiertes Odds Ratio 1,10 pro Punkt; 95%CI 1,02–1,19) und Stress-Mischinkontinenz (aOR 1,53; 95%CI 1,03–2,25) blieben assoziiert. Symptom-Schweregrad erklärt Unterbehandlung besser als Chronologie.</w:t>
+        <w:t>20 Ratten randomisiert in Kontroll- und Frailty-Gruppe (Immobilisierung). Vor Narkose kein signifikanter Unterschied im Y-Maze-Test; zwei Tage nach Narkose signifikanter Unterschied (Kontrolle 65% ± 37% vs. Frailty 29% ± 28%, p = 0,01). Quadrizeps-Gewicht signifikant niedriger in Frailty-Gruppe (2,4 vs. 2,0 g, p = 0,0001). Frailty war mit POCD assoziiert; Frailty-Prävention könnte POCD-Risiko senken.</w:t>
       </w:r>
     </w:p>
     <w:p>
@@ -177,7 +177,7 @@
         <w:rPr>
           <w:sz w:val="19"/>
         </w:rPr>
-        <w:t>Türkei, gyn. Versorgungsstrukturen vergleichbar mit Mitteleuropa</w:t>
+        <w:t>Tiermodell mit Relevanz für älter werdende Perioperative; Befund zu kognitivem Risiko übertragbar</w:t>
       </w:r>
     </w:p>
     <w:p>
@@ -186,7 +186,7 @@
           <w:color w:val="5A7D3A"/>
           <w:sz w:val="18"/>
         </w:rPr>
-        <w:t>https://pubmed.ncbi.nlm.nih.gov/42796384/</w:t>
+        <w:t>https://pubmed.ncbi.nlm.nih.gov/42807735/</w:t>
       </w:r>
     </w:p>
     <w:p>
@@ -194,7 +194,7 @@
         <w:pStyle w:val="Heading2"/>
       </w:pPr>
       <w:r>
-        <w:t>Skelettmuskelreaktion auf kombiniertes Training bei älteren Erwachsenen: RNA-Sequenzierung und Polyphenole</w:t>
+        <w:t>Systemische Krisen in Versorgung zu Hause: Kipppunkte und progressive Instabilität</w:t>
       </w:r>
     </w:p>
     <w:p>
@@ -204,12 +204,12 @@
           <w:color w:val="666666"/>
           <w:sz w:val="18"/>
         </w:rPr>
-        <w:t>Guadalupe-Grau A et al.  ·  J Cachexia Sarcopenia Muscle  ·  Okt. 2026  ·  PMID 42788414</w:t>
+        <w:t>Haselager DRE et al.  ·  Age Ageing  ·  04.09.2026  ·  PMID 42806138</w:t>
       </w:r>
     </w:p>
     <w:p>
       <w:r>
-        <w:t>Randomisierte Doppelblindstudie mit 38 älteren Erwachsenen (55–70 Jahre) zur Wirkung von 12 Wochen kombiniertem Widerstands- und High-Intensity-Intervalltraining auf die Skelettmuskel-Transkriptomik mit oder ohne Polyphenol-Supplementation.</w:t>
+        <w:t>Qualitative Studie mit Interviews und Fokusgruppen zu Krisen bei zu Hause wohnenden älteren Menschen, die untersuchen, wie diese entstehen und welche systemischen Faktoren eine Rolle spielen.</w:t>
       </w:r>
     </w:p>
     <w:p>
@@ -220,7 +220,7 @@
         <w:t xml:space="preserve">Ergebnis: </w:t>
       </w:r>
       <w:r>
-        <w:t>RT + HIIT induzierte überwiegend gering-ausgeprägte transkriptomische Veränderungen. Sieben von 60 FDR-signifikanten Transkripten überschritten die Effektgrößen-Schwelle (|log2FC| &gt; 1), einschließlich Hochregulation von CLLU1 (log2FC = 3,10; FDR = 0,0155) und PRND (log2FC = 2,60; FDR = 0,02). Polyphenol-Supplementation beeinlusste die transkriptomische Reaktion nicht bedeutsam. Robuste Pathway-Adaptationen waren nicht erkennbar.</w:t>
+        <w:t>Analyse von 45 Interviews mit älteren Menschen, Angehörigen und Fachleuten identifizierte zwei Hauptthemen: "Kipppunkte" (Momente, in denen Verbleiben zu Hause unhaltbar wird) und "progressive Instabilität in Versorgungssystemen". Krisen entstehen durch systemische Prozesse, nicht isolierte Ereignisse. Das Verständnis dieser Dynamiken ermöglicht es Fachleuten, frühe Instabilität zu erkennen und Prävention zu unterstützen.</w:t>
       </w:r>
     </w:p>
     <w:p>
@@ -235,7 +235,7 @@
         <w:rPr>
           <w:sz w:val="19"/>
         </w:rPr>
-        <w:t>Europäische Kohorten, methodisch vergleichbar mit deutschen Fitness-Studien</w:t>
+        <w:t>Niederlande, direkt auf deutsche ambulante Versorgungsrealität übertragbar</w:t>
       </w:r>
     </w:p>
     <w:p>
@@ -244,7 +244,7 @@
           <w:color w:val="5A7D3A"/>
           <w:sz w:val="18"/>
         </w:rPr>
-        <w:t>https://pubmed.ncbi.nlm.nih.gov/42788414/</w:t>
+        <w:t>https://pubmed.ncbi.nlm.nih.gov/42806138/</w:t>
       </w:r>
     </w:p>
     <w:p>
@@ -252,7 +252,7 @@
         <w:pStyle w:val="Heading2"/>
       </w:pPr>
       <w:r>
-        <w:t>Altersgerechte smartphone-gestützte kognitive Fernbeurteilung: generationsspezifische Unterschiede in Adhärenz und Zuverlässigkeit</w:t>
+        <w:t>Darmflora-Modulation verbessert kognitive Funktion im Alter</w:t>
       </w:r>
     </w:p>
     <w:p>
@@ -262,12 +262,12 @@
           <w:color w:val="666666"/>
           <w:sz w:val="18"/>
         </w:rPr>
-        <w:t>Katteri S et al.  ·  Alzheimers Dement  ·  Sept. 2026  ·  PMID 42781715</w:t>
+        <w:t>Birns B et al.  ·  Age Ageing  ·  04.09.2026  ·  PMID 42806137</w:t>
       </w:r>
     </w:p>
     <w:p>
       <w:r>
-        <w:t>Vergleichende Studie bei 444 älteren Erwachsenen und 113 jüngeren/mittelalten Probanden zur Machbarkeit smartphone-basierter kognitiver Tests bis zu viermal täglich über 7 Tage und zum Vergleich mit standardisierter Klinik-Batterie.</w:t>
+        <w:t>Systematische Übersicht und Metaanalyse zu Prebiotika, Probiotika und Synbiotika und deren Wirkung auf Kognition bei älteren Erwachsenen ab 60 Jahren.</w:t>
       </w:r>
     </w:p>
     <w:p>
@@ -278,7 +278,7 @@
         <w:t xml:space="preserve">Ergebnis: </w:t>
       </w:r>
       <w:r>
-        <w:t>Ältere Erwachsene zeigten höhere Adhärenz als jüngere (78 % vs. 59 %). Jüngere erreichten höhere Zuverlässigkeit mit weniger Sitzungen und zeigten viel kleinere Lerneffekte. Smartphone-zu-Klinik-Korrelationen waren in beiden Altersgruppen stark. Generationelle Unterschiede beeinflussen Design und Umsetzung smartphone-gestützter Studien wesentlich.</w:t>
+        <w:t>14 Studien (13 RCTs, 1 Interventionsstudie) eingeschlossen. Neun Studien berichteten statistisch signifikante Verbesserungen in mindestens einer kognitiven Domäne, besonders globale Kognition, Gedächtnis, Aufmerksamkeit und exekutive Funktionen. Metaanalyse zeigt signifikante Verbesserung globaler Kognition (MD = 1,28; 95% KI: 0,15–2,40; p &lt; 0,05). Interventionen sind meist bereits kommerziell verfügbar und risikoarm.</w:t>
       </w:r>
     </w:p>
     <w:p>
@@ -293,7 +293,7 @@
         <w:rPr>
           <w:sz w:val="19"/>
         </w:rPr>
-        <w:t>USA, aber Methodologie zur Remote-Kognition altersunabhängig übertragbar</w:t>
+        <w:t>Großbritannien, über diverse Länder publiziert; kognitive Tests standardisiert</w:t>
       </w:r>
     </w:p>
     <w:p>
@@ -302,7 +302,7 @@
           <w:color w:val="5A7D3A"/>
           <w:sz w:val="18"/>
         </w:rPr>
-        <w:t>https://pubmed.ncbi.nlm.nih.gov/42781715/</w:t>
+        <w:t>https://pubmed.ncbi.nlm.nih.gov/42806137/</w:t>
       </w:r>
     </w:p>
     <w:p>
@@ -310,7 +310,7 @@
         <w:pStyle w:val="Heading2"/>
       </w:pPr>
       <w:r>
-        <w:t>Proteinbasierte Inflammaging-Signaturen zur Mortalitätsvorhersage: C-Index 0,758 für alle Ursachen</w:t>
+        <w:t>Vitamin-D-Supplementation reduziert nicht Frakturrisiko bei älteren Erwachsenen</w:t>
       </w:r>
     </w:p>
     <w:p>
@@ -320,12 +320,12 @@
           <w:color w:val="666666"/>
           <w:sz w:val="18"/>
         </w:rPr>
-        <w:t>Jiang Z et al.  ·  Exp Gerontol  ·  15.10.2026  ·  PMID 42731645</w:t>
+        <w:t>Rikkonen T et al.  ·  Bone  ·  07.09.2026  ·  PMID 42704968</w:t>
       </w:r>
     </w:p>
     <w:p>
       <w:r>
-        <w:t>Große UK-Biobank-Studie (n = 40.471) zur Entwicklung eines proteingestützten Inflammaging-Scores aus 1.112 Proteinen, assoziiert mit Mortalität und Multimorbidität.</w:t>
+        <w:t>Finnische randomisierte kontrollierte Studie mit 2.495 Personen ab 60 Jahren (Männer) bzw. 65 Jahren (Frauen) über 5 Jahre zur Wirkung von Vitamin D₃ auf Frakturrisiko.</w:t>
       </w:r>
     </w:p>
     <w:p>
@@ -336,7 +336,7 @@
         <w:t xml:space="preserve">Ergebnis: </w:t>
       </w:r>
       <w:r>
-        <w:t>Proteinbasierter Inflammaging-Score war positiv mit allen-Ursachen-Sterblichkeit assoziiert (HR = 1,88; 95%CI: 1,79–1,98). Vereinfachte Version (93 Proteine) erreichte gleichwertig HR = 1,88 (95%CI: 1,79–1,97). C-Index für Sterblichkeit mit klinischen Indizes plus vereinfachtem Score: 0,758 (95%CI: 0,752–0,765). ProteinBasierter Score outperformte konventionelle Inflammations- und Alternsbiomarker signifikant.</w:t>
+        <w:t>Während mittlerer 4,1-Jahr Supplementation: 49 Frakturen unter Placebo, 73 unter 1600 IE/Tag (HR = 1,52; 95% KI: 1,06–2,18), 52 unter 3200 IE/Tag (HR = 1,07; 95% KI: 0,72–1,58). In 7,3-Jahr Nachbeobachtung: 104 Placebo, 139 unter 1600 IE/Tag (HR = 1,40; 95% KI: 1,08–1,80), 111 unter 3200 IE/Tag (HR = 1,08; 95% KI: 0,83–1,41). Baseline 25(OH)-Vitamin D 74,8 ± 18,2 nmol/L, nach 12 Monaten 120,4 ± 21,8 nmol/L (3200 IE/Tag). Vitamin-D-Supplementation reduzierte Frakturen nicht bei largely vitamin-D-suffizienter Population.</w:t>
       </w:r>
     </w:p>
     <w:p>
@@ -351,7 +351,7 @@
         <w:rPr>
           <w:sz w:val="19"/>
         </w:rPr>
-        <w:t>UK Biobank, aber Proteinmarker-Verband mit Mortalität biologisch universell</w:t>
+        <w:t>Finnland, skandinavischer Kontext; vergleichbare Nordische Sozialversicherung</w:t>
       </w:r>
     </w:p>
     <w:p>
@@ -360,7 +360,7 @@
           <w:color w:val="5A7D3A"/>
           <w:sz w:val="18"/>
         </w:rPr>
-        <w:t>https://pubmed.ncbi.nlm.nih.gov/42731645/</w:t>
+        <w:t>https://pubmed.ncbi.nlm.nih.gov/42704968/</w:t>
       </w:r>
     </w:p>
     <w:p>
@@ -368,7 +368,7 @@
         <w:pStyle w:val="Heading2"/>
       </w:pPr>
       <w:r>
-        <w:t>Kognitive Effizienz und Lebenszufriedenheit bei älteren Sarden: digitales Screening und Freizeit-Aktivitäten</w:t>
+        <w:t>Frailty erhöht Risiko für diagnostische Diskordanz in der Notaufnahme</w:t>
       </w:r>
     </w:p>
     <w:p>
@@ -378,12 +378,12 @@
           <w:color w:val="666666"/>
           <w:sz w:val="18"/>
         </w:rPr>
-        <w:t>Fastame MC et al.  ·  Exp Gerontol  ·  15.10.2026  ·  PMID 42685868</w:t>
+        <w:t>van Knippenberg YMW et al.  ·  Int J Infect Dis  ·  23.07.2026  ·  PMID 42492833</w:t>
       </w:r>
     </w:p>
     <w:p>
       <w:r>
-        <w:t>Querschnittsstudie an 127 älteren Erwachsenen (Durchschnittsalter 73,1 Jahre) auf Sardinien zu Korrelaten der Lebenszufriedenheit mittels digital-gestützter kognitiver Screening (DIGICOG-MS).</w:t>
+        <w:t>Retrospektive Analyse von Notaufnahmepatienten mit Verdacht auf Infektion, um die unabhängige Assoziation zwischen Frailty und Abweichungen zwischen Verdachtsdiagnose und adjudizierter Entlassungsdiagnose zu untersuchen.</w:t>
       </w:r>
     </w:p>
     <w:p>
@@ -394,7 +394,7 @@
         <w:t xml:space="preserve">Ergebnis: </w:t>
       </w:r>
       <w:r>
-        <w:t>Nach Kontrolle für Alter, Bildung und globale kognitive Effizienz waren wahrgenommene Gesundheit, Freizeitzeit, verbale semantische Flüssigkeit, auditives verbales Lernen und unmittelbare Erinnerung signifikant mit Lebenszufriedenheit assoziiert (adjustiertes R² = 0,198, F(8,117) = 4,860, p &lt; 0,001). DIGICOG-MS-Benutzerfreundlichkeit war höher bei niedrigerer Bildung; Tool erwies sich als intuitiv und abbaut Bildungsgrenzen ab.</w:t>
+        <w:t>Frailty war unabhängig mit diagnostischer Diskordanz assoziiert (aOR 1,622; 95% KI: 1,094–2,405; p = 0,016). Höherer altersbereinigter Charlson-Komorbiditätsindex ebenfalls signifikant (aOR 1,105; 95% KI: 1,013–1,204; p = 0,024). Erkennung von Frailty kann Patienten mit erhöhtem Diskordanzrisiko identifizieren und sorgfältige diagnostische Neubewertung unterstützen.</w:t>
       </w:r>
     </w:p>
     <w:p>
@@ -409,7 +409,7 @@
         <w:rPr>
           <w:sz w:val="19"/>
         </w:rPr>
-        <w:t>Italien, Mittelmeerraum – ähnliche Bevölkerungsstruktur wie südliches Europa</w:t>
+        <w:t>Niederlande, Radboud UMC, direkt auf deutsches Versorgungssystem übertragbar</w:t>
       </w:r>
     </w:p>
     <w:p>
@@ -418,7 +418,7 @@
           <w:color w:val="5A7D3A"/>
           <w:sz w:val="18"/>
         </w:rPr>
-        <w:t>https://pubmed.ncbi.nlm.nih.gov/42685868/</w:t>
+        <w:t>https://pubmed.ncbi.nlm.nih.gov/42492833/</w:t>
       </w:r>
     </w:p>
     <w:sectPr>

--- a/download/studien-aktuell.docx
+++ b/download/studien-aktuell.docx
@@ -62,7 +62,7 @@
           <w:color w:val="666666"/>
           <w:sz w:val="18"/>
         </w:rPr>
-        <w:t>Stand: 30.09.2026  |  6 Studien  |  longevity.m-vf.de</w:t>
+        <w:t>Stand: 01.10.2026  |  6 Studien  |  longevity.m-vf.de</w:t>
       </w:r>
     </w:p>
     <w:p>
@@ -70,7 +70,7 @@
         <w:pStyle w:val="Heading1"/>
       </w:pPr>
       <w:r>
-        <w:t>Aufgenommen am 30.09.2026</w:t>
+        <w:t>Aufgenommen am 01.10.2026</w:t>
       </w:r>
     </w:p>
     <w:p>
@@ -78,7 +78,7 @@
         <w:pStyle w:val="Heading2"/>
       </w:pPr>
       <w:r>
-        <w:t>Adjuvante Chemotherapie bei Brustkrebs ab 70 Jahren verschlechtert Überleben nicht</w:t>
+        <w:t>Hochintensives Gehen baut Gebrechlichkeit bei älteren Menschen besser ab als lockeres Spaziergang</w:t>
       </w:r>
     </w:p>
     <w:p>
@@ -88,12 +88,12 @@
           <w:color w:val="666666"/>
           <w:sz w:val="18"/>
         </w:rPr>
-        <w:t>Sifer-Rivière L  ·  Rev Prat  ·  Sept. 2026  ·  PMID 42808620</w:t>
+        <w:t>Danilovich M et al.  ·  PLoS One  ·  30.09.2026  ·  PMID 42814673</w:t>
       </w:r>
     </w:p>
     <w:p>
       <w:r>
-        <w:t>Fachkommentar zur ASTER-70s-Studie (Lancet 2025), die erstmals gezielt die Wirkung adjuvanter Chemotherapie bei Frauen ab 70 mit Brustkrebs untersucht hat – lange waren diese von Studien ausgeschlossen.</w:t>
+        <w:t>Randomisierte kontrollierte Studie an 165 gebrechlichen oder vorgebrechlichen älteren Menschen (Alter ≥60 Jahre), die entweder hochintensives Gehen (70% Herzfrequenzmaximum) oder lockeres Gehen (unter 60%) über 16 Wochen trainierten.</w:t>
       </w:r>
     </w:p>
     <w:p>
@@ -104,7 +104,7 @@
         <w:t xml:space="preserve">Ergebnis: </w:t>
       </w:r>
       <w:r>
-        <w:t>ASTER 70s zeigte: adjuvante Chemotherapie verbessert Gesamtüberleben nicht bei Frauen ab 70, exponiert aber zu erheblicher Toxizität und potenziellem Autonomieverlust. Dies ist ein entscheidendes Ergebnis: Es belegt, dass es möglich und notwendig ist, Evidenz für lange ausgeschlossene Populationen zu generieren und fordert Umdenken bei Gesundheitsgerechtigkeit in der Onkologie.</w:t>
+        <w:t>69,6% der hochintensiv trainierenden Teilnehmer (32/46) verbesserten ihre Gebrechlichkeit um mind. eine Kategorie gegenüber 46,4% der Kontrollgruppe (26/56) – Odds Ratio 2,91 (95% KI 1,19–7,13, p=0,02). Hochintensives Training erhöhte Gehgeschwindigkeit um 0,08 m/s (95% KI 0,03–0,13) und 6-Minuten-Gehstrecke um 49 m (95% KI 21–77 m).</w:t>
       </w:r>
     </w:p>
     <w:p>
@@ -119,7 +119,7 @@
         <w:rPr>
           <w:sz w:val="19"/>
         </w:rPr>
-        <w:t>Frankreich, französischsprachig; Evidenz vom UK-Standard, direkt relevant für europäische Praxis</w:t>
+        <w:t>USA; Interventionsergebnis unabhängig von Gesundheitssystem übertragbar</w:t>
       </w:r>
     </w:p>
     <w:p>
@@ -128,7 +128,7 @@
           <w:color w:val="5A7D3A"/>
           <w:sz w:val="18"/>
         </w:rPr>
-        <w:t>https://pubmed.ncbi.nlm.nih.gov/42808620/</w:t>
+        <w:t>https://pubmed.ncbi.nlm.nih.gov/42814673/</w:t>
       </w:r>
     </w:p>
     <w:p>
@@ -136,7 +136,7 @@
         <w:pStyle w:val="Heading2"/>
       </w:pPr>
       <w:r>
-        <w:t>Frailty verstärkt postoperatives kognitives Delir nach Narkose</w:t>
+        <w:t>Chemokine CCL2 und CXCL2 als Marker für Delirium-Anfälligkeit bei älteren Menschen</w:t>
       </w:r>
     </w:p>
     <w:p>
@@ -146,12 +146,12 @@
           <w:color w:val="666666"/>
           <w:sz w:val="18"/>
         </w:rPr>
-        <w:t>Cho EH et al.  ·  Int J Med Sci  ·  03.09.2026  ·  PMID 42807735</w:t>
+        <w:t>Moorey H et al.  ·  Age Ageing  ·  04.09.2026  ·  PMID 42814578</w:t>
       </w:r>
     </w:p>
     <w:p>
       <w:r>
-        <w:t>Experimentelle Studie an 18 Monate alten Ratten zum Einfluss von Frailty auf postoperatives kognitives Delir (POCD) nach allgemeiner Anästhesie.</w:t>
+        <w:t>Prospektive Kohortenstudie an 98 Bewohnern der Allgemeinbevölkerung (Median-Alter 88 Jahre, 90,8% gebrechlich) aus der CASCADE-Studie mit 2-Jahres-Verfolgung zur Deliriumprävention.</w:t>
       </w:r>
     </w:p>
     <w:p>
@@ -162,7 +162,7 @@
         <w:t xml:space="preserve">Ergebnis: </w:t>
       </w:r>
       <w:r>
-        <w:t>20 Ratten randomisiert in Kontroll- und Frailty-Gruppe (Immobilisierung). Vor Narkose kein signifikanter Unterschied im Y-Maze-Test; zwei Tage nach Narkose signifikanter Unterschied (Kontrolle 65% ± 37% vs. Frailty 29% ± 28%, p = 0,01). Quadrizeps-Gewicht signifikant niedriger in Frailty-Gruppe (2,4 vs. 2,0 g, p = 0,0001). Frailty war mit POCD assoziiert; Frailty-Prävention könnte POCD-Risiko senken.</w:t>
+        <w:t>43,9% der Teilnehmer erlebten ≥1 Delirium-Episode. CCL2 und CXCL2 waren zu Baseline bei der Deliriumgruppe signifikant erhöht (CCL2: 13,38 vs. 10,83, p=0,004; CXCL2: 17,23 vs. 13,49, p=0,031). CCL2-Assoziation mit Deliriumrisiko blieb in beiden Demenzunttergruppen stabil; CXCL2 nur bei Teilnehmern ohne Demenz signifikant.</w:t>
       </w:r>
     </w:p>
     <w:p>
@@ -177,7 +177,7 @@
         <w:rPr>
           <w:sz w:val="19"/>
         </w:rPr>
-        <w:t>Tiermodell mit Relevanz für älter werdende Perioperative; Befund zu kognitivem Risiko übertragbar</w:t>
+        <w:t>UK (Birmingham), vergleichbares Gesundheitssystem und Altersstruktur</w:t>
       </w:r>
     </w:p>
     <w:p>
@@ -186,7 +186,7 @@
           <w:color w:val="5A7D3A"/>
           <w:sz w:val="18"/>
         </w:rPr>
-        <w:t>https://pubmed.ncbi.nlm.nih.gov/42807735/</w:t>
+        <w:t>https://pubmed.ncbi.nlm.nih.gov/42814578/</w:t>
       </w:r>
     </w:p>
     <w:p>
@@ -194,7 +194,7 @@
         <w:pStyle w:val="Heading2"/>
       </w:pPr>
       <w:r>
-        <w:t>Systemische Krisen in Versorgung zu Hause: Kipppunkte und progressive Instabilität</w:t>
+        <w:t>Anticholinerge Blasenmittel erhöhen Demenzrisiko bei älteren Frauen stärker als Beta-3-Agonisten</w:t>
       </w:r>
     </w:p>
     <w:p>
@@ -204,12 +204,12 @@
           <w:color w:val="666666"/>
           <w:sz w:val="18"/>
         </w:rPr>
-        <w:t>Haselager DRE et al.  ·  Age Ageing  ·  04.09.2026  ·  PMID 42806138</w:t>
+        <w:t>Ito K et al.  ·  Int J Urol  ·  Okt. 2026  ·  PMID 42814029</w:t>
       </w:r>
     </w:p>
     <w:p>
       <w:r>
-        <w:t>Qualitative Studie mit Interviews und Fokusgruppen zu Krisen bei zu Hause wohnenden älteren Menschen, die untersuchen, wie diese entstehen und welche systemischen Faktoren eine Rolle spielen.</w:t>
+        <w:t>Retrospektive Kohortenstudie mit 3794 älteren Frauen (65–84 Jahre) in Japan, die neu mit Anticholinergika oder Beta-3-Agonisten gegen überaktive Blase behandelt wurden, mit mindestens 1 Jahr kontinuierlicher Therapie und 5-Jahre-Verfolgung.</w:t>
       </w:r>
     </w:p>
     <w:p>
@@ -220,7 +220,7 @@
         <w:t xml:space="preserve">Ergebnis: </w:t>
       </w:r>
       <w:r>
-        <w:t>Analyse von 45 Interviews mit älteren Menschen, Angehörigen und Fachleuten identifizierte zwei Hauptthemen: "Kipppunkte" (Momente, in denen Verbleiben zu Hause unhaltbar wird) und "progressive Instabilität in Versorgungssystemen". Krisen entstehen durch systemische Prozesse, nicht isolierte Ereignisse. Das Verständnis dieser Dynamiken ermöglicht es Fachleuten, frühe Instabilität zu erkennen und Prävention zu unterstützen.</w:t>
+        <w:t>Kein signifikanter Unterschied in Verschlechterung der Pflegebedürftigkeit (HR 1,03, 95% KI 0,87–1,22). Anticholinergikagruppe zeigte erhöhtes Demenzrisiko (HR 1,49, 95% KI 1,04–2,13). Elektronischer Gebrechlichkeitsindex unterschied sich nicht (p&gt;0,05).</w:t>
       </w:r>
     </w:p>
     <w:p>
@@ -235,7 +235,7 @@
         <w:rPr>
           <w:sz w:val="19"/>
         </w:rPr>
-        <w:t>Niederlande, direkt auf deutsche ambulante Versorgungsrealität übertragbar</w:t>
+        <w:t>Japan (Shizuoka-Kasse); vergleichbares Alter und Gesundheitssystem; Ergebnis zur Deprescribing übertragbar</w:t>
       </w:r>
     </w:p>
     <w:p>
@@ -244,7 +244,7 @@
           <w:color w:val="5A7D3A"/>
           <w:sz w:val="18"/>
         </w:rPr>
-        <w:t>https://pubmed.ncbi.nlm.nih.gov/42806138/</w:t>
+        <w:t>https://pubmed.ncbi.nlm.nih.gov/42814029/</w:t>
       </w:r>
     </w:p>
     <w:p>
@@ -252,7 +252,7 @@
         <w:pStyle w:val="Heading2"/>
       </w:pPr>
       <w:r>
-        <w:t>Darmflora-Modulation verbessert kognitive Funktion im Alter</w:t>
+        <w:t>Trauer um Ehepartner verschärft kognitiven Verfall bei älteren Menschen in verschiedenen Ländern</w:t>
       </w:r>
     </w:p>
     <w:p>
@@ -262,12 +262,12 @@
           <w:color w:val="666666"/>
           <w:sz w:val="18"/>
         </w:rPr>
-        <w:t>Birns B et al.  ·  Age Ageing  ·  04.09.2026  ·  PMID 42806137</w:t>
+        <w:t>Guo C et al.  ·  Epidemiol Psychiatr Sci  ·  30.09.2026  ·  PMID 42813925</w:t>
       </w:r>
     </w:p>
     <w:p>
       <w:r>
-        <w:t>Systematische Übersicht und Metaanalyse zu Prebiotika, Probiotika und Synbiotika und deren Wirkung auf Kognition bei älteren Erwachsenen ab 60 Jahren.</w:t>
+        <w:t>Prospektive Metaanalyse aus sechs harmonisierten Alterskohortensurveys (USA, England, Mexiko, China, Indien, Südafrika; n=18.551, Alter 61–71 Jahre) mit neuropsychologischem Assessment zur Auswirkung von Verwitwung auf kognitive Domänen.</w:t>
       </w:r>
     </w:p>
     <w:p>
@@ -278,7 +278,7 @@
         <w:t xml:space="preserve">Ergebnis: </w:t>
       </w:r>
       <w:r>
-        <w:t>14 Studien (13 RCTs, 1 Interventionsstudie) eingeschlossen. Neun Studien berichteten statistisch signifikante Verbesserungen in mindestens einer kognitiven Domäne, besonders globale Kognition, Gedächtnis, Aufmerksamkeit und exekutive Funktionen. Metaanalyse zeigt signifikante Verbesserung globaler Kognition (MD = 1,28; 95% KI: 0,15–2,40; p &lt; 0,05). Interventionen sind meist bereits kommerziell verfügbar und risikoarm.</w:t>
+        <w:t>Witwenschaft assoziiert mit Gedächtnisverschlechterung (β=−0,07, 95% KI −0,12 bis −0,01) und exekutiver Dysfunktion (β=−0,08, 95% KI −0,13 bis −0,03) in Metaanalyse. Geschlechtsspezifische Effekte: Männer zeigten größere exekutive Defizite (β=−0,14), Frauen Gedächtnisverluste (β=−0,07). Schutzfaktoren: höhere Schulbildung, Internetnutzung, Body-Mass-Index.</w:t>
       </w:r>
     </w:p>
     <w:p>
@@ -293,7 +293,7 @@
         <w:rPr>
           <w:sz w:val="19"/>
         </w:rPr>
-        <w:t>Großbritannien, über diverse Länder publiziert; kognitive Tests standardisiert</w:t>
+        <w:t>Multinational aber heterogen; Übertragbarkeit begrenzt durch unterschiedliche Rentensysteme und Unterstützungsstrukturen</w:t>
       </w:r>
     </w:p>
     <w:p>
@@ -302,7 +302,7 @@
           <w:color w:val="5A7D3A"/>
           <w:sz w:val="18"/>
         </w:rPr>
-        <w:t>https://pubmed.ncbi.nlm.nih.gov/42806137/</w:t>
+        <w:t>https://pubmed.ncbi.nlm.nih.gov/42813925/</w:t>
       </w:r>
     </w:p>
     <w:p>
@@ -310,7 +310,7 @@
         <w:pStyle w:val="Heading2"/>
       </w:pPr>
       <w:r>
-        <w:t>Vitamin-D-Supplementation reduziert nicht Frakturrisiko bei älteren Erwachsenen</w:t>
+        <w:t>Multidisziplinäres Programm reduziert Gebrechlichkeit bei älteren Herzpatienten im Krankenhaus</w:t>
       </w:r>
     </w:p>
     <w:p>
@@ -320,12 +320,12 @@
           <w:color w:val="666666"/>
           <w:sz w:val="18"/>
         </w:rPr>
-        <w:t>Rikkonen T et al.  ·  Bone  ·  07.09.2026  ·  PMID 42704968</w:t>
+        <w:t>Chai K et al.  ·  Nat Commun  ·  31.08.2026  ·  PMID 42811040</w:t>
       </w:r>
     </w:p>
     <w:p>
       <w:r>
-        <w:t>Finnische randomisierte kontrollierte Studie mit 2.495 Personen ab 60 Jahren (Männer) bzw. 65 Jahren (Frauen) über 5 Jahre zur Wirkung von Vitamin D₃ auf Frakturrisiko.</w:t>
+        <w:t>Randomisierte kontrollierte Studie an 333 gebrechlichen Krankenhauspatienten ≥70 Jahren mit kardiovaskulären Erkrankungen in China, die RENAP-Programm (Rehabilitation, Ernährung, Edukation, Akupunktur, Deprescribing) oder Standardbehandlung erhielten mit Verfolgung über 12 Monate.</w:t>
       </w:r>
     </w:p>
     <w:p>
@@ -336,7 +336,7 @@
         <w:t xml:space="preserve">Ergebnis: </w:t>
       </w:r>
       <w:r>
-        <w:t>Während mittlerer 4,1-Jahr Supplementation: 49 Frakturen unter Placebo, 73 unter 1600 IE/Tag (HR = 1,52; 95% KI: 1,06–2,18), 52 unter 3200 IE/Tag (HR = 1,07; 95% KI: 0,72–1,58). In 7,3-Jahr Nachbeobachtung: 104 Placebo, 139 unter 1600 IE/Tag (HR = 1,40; 95% KI: 1,08–1,80), 111 unter 3200 IE/Tag (HR = 1,08; 95% KI: 0,83–1,41). Baseline 25(OH)-Vitamin D 74,8 ± 18,2 nmol/L, nach 12 Monaten 120,4 ± 21,8 nmol/L (3200 IE/Tag). Vitamin-D-Supplementation reduzierte Frakturen nicht bei largely vitamin-D-suffizienter Population.</w:t>
+        <w:t>RENAP verbesserte Fried-Gebrechlichkeits-Phänotyp stärker (mittlere Differenz −0,79, 95% KI −1,11 bis −0,46, p&lt;0,001) und Short Physical Performance Battery um 2,02 Punkte (95% KI 1,04–2,99, p&lt;0,001). Keine schwerwiegenden unerwünschten Ereignisse berichtet.</w:t>
       </w:r>
     </w:p>
     <w:p>
@@ -351,7 +351,7 @@
         <w:rPr>
           <w:sz w:val="19"/>
         </w:rPr>
-        <w:t>Finnland, skandinavischer Kontext; vergleichbare Nordische Sozialversicherung</w:t>
+        <w:t>China (Peking); unterschiedliche Versicherungsstruktur; Replikation in europäischen Gesundheitssystemen nötig</w:t>
       </w:r>
     </w:p>
     <w:p>
@@ -360,7 +360,7 @@
           <w:color w:val="5A7D3A"/>
           <w:sz w:val="18"/>
         </w:rPr>
-        <w:t>https://pubmed.ncbi.nlm.nih.gov/42704968/</w:t>
+        <w:t>https://pubmed.ncbi.nlm.nih.gov/42811040/</w:t>
       </w:r>
     </w:p>
     <w:p>
@@ -368,7 +368,7 @@
         <w:pStyle w:val="Heading2"/>
       </w:pPr>
       <w:r>
-        <w:t>Frailty erhöht Risiko für diagnostische Diskordanz in der Notaufnahme</w:t>
+        <w:t>Psychische Faktoren und Multimorbiditäten vorhersagen Gebrechlichkeit bei älteren Chilenen über 12 Monate</w:t>
       </w:r>
     </w:p>
     <w:p>
@@ -378,12 +378,12 @@
           <w:color w:val="666666"/>
           <w:sz w:val="18"/>
         </w:rPr>
-        <w:t>van Knippenberg YMW et al.  ·  Int J Infect Dis  ·  23.07.2026  ·  PMID 42492833</w:t>
+        <w:t>Castillo-Carreño A et al.  ·  Rev Med Chil  ·  Juli 2026  ·  PMID 42809783</w:t>
       </w:r>
     </w:p>
     <w:p>
       <w:r>
-        <w:t>Retrospektive Analyse von Notaufnahmepatienten mit Verdacht auf Infektion, um die unabhängige Assoziation zwischen Frailty und Abweichungen zwischen Verdachtsdiagnose und adjudizierter Entlassungsdiagnose zu untersuchen.</w:t>
+        <w:t>Prospektive Kohortenstudie an 394 Personen 60–80 Jahre aus Santiago und Concepción (Chile) mit Baseline und 12-Monats-Follow-up zu Prädiktoren physischer Gebrechlichkeit (FRIED-Skala).</w:t>
       </w:r>
     </w:p>
     <w:p>
@@ -394,7 +394,7 @@
         <w:t xml:space="preserve">Ergebnis: </w:t>
       </w:r>
       <w:r>
-        <w:t>Frailty war unabhängig mit diagnostischer Diskordanz assoziiert (aOR 1,622; 95% KI: 1,094–2,405; p = 0,016). Höherer altersbereinigter Charlson-Komorbiditätsindex ebenfalls signifikant (aOR 1,105; 95% KI: 1,013–1,204; p = 0,024). Erkennung von Frailty kann Patienten mit erhöhtem Diskordanzrisiko identifizieren und sorgfältige diagnostische Neubewertung unterstützen.</w:t>
+        <w:t>Baseline-Gebrechlichkeit 22,7%. Signifikante Prädiktoren für Gebrechlichkeitsentstehung: höheres Alter, niedrigere soziale Unterstützung (MSPSS), depressive/Angststörungssymptome, niedrigere kognitive Funktion, Hypertension, Gefäßerkrankung, BMI (p=0,040). Modell erklärte 28% der Varianz.</w:t>
       </w:r>
     </w:p>
     <w:p>
@@ -409,7 +409,7 @@
         <w:rPr>
           <w:sz w:val="19"/>
         </w:rPr>
-        <w:t>Niederlande, Radboud UMC, direkt auf deutsches Versorgungssystem übertragbar</w:t>
+        <w:t>Südamerika; Unterschiede in Altersstruktur und Sozialsystem; Konzepte zu psychosozialen Prädiktoren teilweise übertragbar</w:t>
       </w:r>
     </w:p>
     <w:p>
@@ -418,7 +418,7 @@
           <w:color w:val="5A7D3A"/>
           <w:sz w:val="18"/>
         </w:rPr>
-        <w:t>https://pubmed.ncbi.nlm.nih.gov/42492833/</w:t>
+        <w:t>https://pubmed.ncbi.nlm.nih.gov/42809783/</w:t>
       </w:r>
     </w:p>
     <w:sectPr>

--- a/download/studien-aktuell.docx
+++ b/download/studien-aktuell.docx
@@ -62,7 +62,7 @@
           <w:color w:val="666666"/>
           <w:sz w:val="18"/>
         </w:rPr>
-        <w:t>Stand: 01.10.2026  |  6 Studien  |  longevity.m-vf.de</w:t>
+        <w:t>Stand: 02.10.2026  |  5 Studien  |  longevity.m-vf.de</w:t>
       </w:r>
     </w:p>
     <w:p>
@@ -70,7 +70,7 @@
         <w:pStyle w:val="Heading1"/>
       </w:pPr>
       <w:r>
-        <w:t>Aufgenommen am 01.10.2026</w:t>
+        <w:t>Aufgenommen am 02.10.2026</w:t>
       </w:r>
     </w:p>
     <w:p>
@@ -78,7 +78,7 @@
         <w:pStyle w:val="Heading2"/>
       </w:pPr>
       <w:r>
-        <w:t>Hochintensives Gehen baut Gebrechlichkeit bei älteren Menschen besser ab als lockeres Spaziergang</w:t>
+        <w:t>Körperliche Aktivität senkt Risiko für intrinsische Kapazitätsverluste bei hospitalisierten Älteren</w:t>
       </w:r>
     </w:p>
     <w:p>
@@ -88,12 +88,12 @@
           <w:color w:val="666666"/>
           <w:sz w:val="18"/>
         </w:rPr>
-        <w:t>Danilovich M et al.  ·  PLoS One  ·  30.09.2026  ·  PMID 42814673</w:t>
+        <w:t>Fan W et al.  ·  Australas J Ageing  ·  Dez. 2026  ·  PMID 42820336</w:t>
       </w:r>
     </w:p>
     <w:p>
       <w:r>
-        <w:t>Randomisierte kontrollierte Studie an 165 gebrechlichen oder vorgebrechlichen älteren Menschen (Alter ≥60 Jahre), die entweder hochintensives Gehen (70% Herzfrequenzmaximum) oder lockeres Gehen (unter 60%) über 16 Wochen trainierten.</w:t>
+        <w:t>Querschnittsstudie mit 534 hospitalisierten älteren Patienten (China) zur Dosis-Wirkungs-Beziehung zwischen körperlicher Aktivität und Verfall der intrinsischen Kapazität.</w:t>
       </w:r>
     </w:p>
     <w:p>
@@ -104,7 +104,7 @@
         <w:t xml:space="preserve">Ergebnis: </w:t>
       </w:r>
       <w:r>
-        <w:t>69,6% der hochintensiv trainierenden Teilnehmer (32/46) verbesserten ihre Gebrechlichkeit um mind. eine Kategorie gegenüber 46,4% der Kontrollgruppe (26/56) – Odds Ratio 2,91 (95% KI 1,19–7,13, p=0,02). Hochintensives Training erhöhte Gehgeschwindigkeit um 0,08 m/s (95% KI 0,03–0,13) und 6-Minuten-Gehstrecke um 49 m (95% KI 21–77 m).</w:t>
+        <w:t>Moderate körperliche Aktivität reduzierte Risiko für Kapazitätsverlust um 66% (OR=0,34, 95%-KI 0,23–0,50), hohe Aktivität um 74% (OR=0,26, KI 0,14–0,49). J-förmige nichtlineare Assoziation nachgewiesen. Subgruppenanalysen deuteten auf Geschlecht als potenziellen Moderator hin.</w:t>
       </w:r>
     </w:p>
     <w:p>
@@ -119,7 +119,7 @@
         <w:rPr>
           <w:sz w:val="19"/>
         </w:rPr>
-        <w:t>USA; Interventionsergebnis unabhängig von Gesundheitssystem übertragbar</w:t>
+        <w:t>China, Daten aus Akutkliniken; intrinsische Kapazität international anerkanntes Konzept</w:t>
       </w:r>
     </w:p>
     <w:p>
@@ -128,7 +128,7 @@
           <w:color w:val="5A7D3A"/>
           <w:sz w:val="18"/>
         </w:rPr>
-        <w:t>https://pubmed.ncbi.nlm.nih.gov/42814673/</w:t>
+        <w:t>https://pubmed.ncbi.nlm.nih.gov/42820336/</w:t>
       </w:r>
     </w:p>
     <w:p>
@@ -136,7 +136,7 @@
         <w:pStyle w:val="Heading2"/>
       </w:pPr>
       <w:r>
-        <w:t>Chemokine CCL2 und CXCL2 als Marker für Delirium-Anfälligkeit bei älteren Menschen</w:t>
+        <w:t>Intrinsische Kapazität und Frailty Index prognostizieren Behinderung und Mortalität</w:t>
       </w:r>
     </w:p>
     <w:p>
@@ -146,12 +146,12 @@
           <w:color w:val="666666"/>
           <w:sz w:val="18"/>
         </w:rPr>
-        <w:t>Moorey H et al.  ·  Age Ageing  ·  04.09.2026  ·  PMID 42814578</w:t>
+        <w:t>Feng B et al.  ·  Front Public Health  ·  16.09.2026  ·  PMID 42818694</w:t>
       </w:r>
     </w:p>
     <w:p>
       <w:r>
-        <w:t>Prospektive Kohortenstudie an 98 Bewohnern der Allgemeinbevölkerung (Median-Alter 88 Jahre, 90,8% gebrechlich) aus der CASCADE-Studie mit 2-Jahres-Verfolgung zur Deliriumprävention.</w:t>
+        <w:t>Prospektive Kohorte mit 7.168 Erwachsenen ≥60 Jahren (China) zur Vorhersagekraft von intrinsischer Kapazität und Frailty-Index für neue Behinderung und Gesamtsterblichkeit.</w:t>
       </w:r>
     </w:p>
     <w:p>
@@ -162,7 +162,7 @@
         <w:t xml:space="preserve">Ergebnis: </w:t>
       </w:r>
       <w:r>
-        <w:t>43,9% der Teilnehmer erlebten ≥1 Delirium-Episode. CCL2 und CXCL2 waren zu Baseline bei der Deliriumgruppe signifikant erhöht (CCL2: 13,38 vs. 10,83, p=0,004; CXCL2: 17,23 vs. 13,49, p=0,031). CCL2-Assoziation mit Deliriumrisiko blieb in beiden Demenzunttergruppen stabil; CXCL2 nur bei Teilnehmern ohne Demenz signifikant.</w:t>
+        <w:t>Höhere intrinsische Kapazität: niedrigere Behinderungsodds (OR=0,79 pro Punkt, 95%-KI 0,74–0,84) und reduziertes Mortalitätsrisiko (HR=0,84, KI 0,82–0,85). Höherer Frailty-Index: höhere Behinderungsodds (OR=1,93 pro 0,1-Punkte-Steigerung, KI 1,67–2,23). Kombiniert niedrige IC + hoher FI: größtes Behinderungsrisiko (OR=4,31, KI 2,65–7,04) und Mortalitätsrisiko (HR=2,66, KI 2,32–3,04).</w:t>
       </w:r>
     </w:p>
     <w:p>
@@ -177,7 +177,7 @@
         <w:rPr>
           <w:sz w:val="19"/>
         </w:rPr>
-        <w:t>UK (Birmingham), vergleichbares Gesundheitssystem und Altersstruktur</w:t>
+        <w:t>China; beide Konzepte international etabliert, IC und Frailty-Metriken WHO-anerkannt</w:t>
       </w:r>
     </w:p>
     <w:p>
@@ -186,7 +186,7 @@
           <w:color w:val="5A7D3A"/>
           <w:sz w:val="18"/>
         </w:rPr>
-        <w:t>https://pubmed.ncbi.nlm.nih.gov/42814578/</w:t>
+        <w:t>https://pubmed.ncbi.nlm.nih.gov/42818694/</w:t>
       </w:r>
     </w:p>
     <w:p>
@@ -194,7 +194,7 @@
         <w:pStyle w:val="Heading2"/>
       </w:pPr>
       <w:r>
-        <w:t>Anticholinerge Blasenmittel erhöhen Demenzrisiko bei älteren Frauen stärker als Beta-3-Agonisten</w:t>
+        <w:t>Gesundheitskompetenz fördert aktives und erfolgreiches Altern</w:t>
       </w:r>
     </w:p>
     <w:p>
@@ -204,12 +204,12 @@
           <w:color w:val="666666"/>
           <w:sz w:val="18"/>
         </w:rPr>
-        <w:t>Ito K et al.  ·  Int J Urol  ·  Okt. 2026  ·  PMID 42814029</w:t>
+        <w:t>Akdeniz Ş et al.  ·  BMC Geriatr  ·  29.09.2026  ·  PMID 42816844</w:t>
       </w:r>
     </w:p>
     <w:p>
       <w:r>
-        <w:t>Retrospektive Kohortenstudie mit 3794 älteren Frauen (65–84 Jahre) in Japan, die neu mit Anticholinergika oder Beta-3-Agonisten gegen überaktive Blase behandelt wurden, mit mindestens 1 Jahr kontinuierlicher Therapie und 5-Jahre-Verfolgung.</w:t>
+        <w:t>Querschnittsstudie an 306 älteren Erwachsenen (Ø 67,8 Jahre) in der Türkei zu Zusammenhängen zwischen Gesundheitskompetenz, aktivem Altern und erfolgreichem Altern.</w:t>
       </w:r>
     </w:p>
     <w:p>
@@ -220,7 +220,7 @@
         <w:t xml:space="preserve">Ergebnis: </w:t>
       </w:r>
       <w:r>
-        <w:t>Kein signifikanter Unterschied in Verschlechterung der Pflegebedürftigkeit (HR 1,03, 95% KI 0,87–1,22). Anticholinergikagruppe zeigte erhöhtes Demenzrisiko (HR 1,49, 95% KI 1,04–2,13). Elektronischer Gebrechlichkeitsindex unterschied sich nicht (p&gt;0,05).</w:t>
+        <w:t>Höhere Gesundheitskompetenz war signifikant mit besserem aktivem Altern assoziiert (p&lt;0,01) und erklärte 56,4% der Varianz des Active-Ageing-Scores (R²=0,564). Regelmäßige mentale Aktivität und Gesundheitskompetenz waren unabhängige Prädiktoren; Bildung und regelmäßiges Training waren im Gesamtmodell nicht signifikant. Zentrale Erkenntnis: Gesundheitskompetenz ist Schlüsselfaktor für aktives Altern.</w:t>
       </w:r>
     </w:p>
     <w:p>
@@ -235,7 +235,7 @@
         <w:rPr>
           <w:sz w:val="19"/>
         </w:rPr>
-        <w:t>Japan (Shizuoka-Kasse); vergleichbares Alter und Gesundheitssystem; Ergebnis zur Deprescribing übertragbar</w:t>
+        <w:t>Türkei mit vergleichbarer Sozialversicherung, Health-Literacy-Instrumente international validiert</w:t>
       </w:r>
     </w:p>
     <w:p>
@@ -244,7 +244,7 @@
           <w:color w:val="5A7D3A"/>
           <w:sz w:val="18"/>
         </w:rPr>
-        <w:t>https://pubmed.ncbi.nlm.nih.gov/42814029/</w:t>
+        <w:t>https://pubmed.ncbi.nlm.nih.gov/42816844/</w:t>
       </w:r>
     </w:p>
     <w:p>
@@ -252,7 +252,7 @@
         <w:pStyle w:val="Heading2"/>
       </w:pPr>
       <w:r>
-        <w:t>Trauer um Ehepartner verschärft kognitiven Verfall bei älteren Menschen in verschiedenen Ländern</w:t>
+        <w:t>Metabolische Dysregulation vorhersagt Frailty-Entwicklung bei älteren Erwachsenen</w:t>
       </w:r>
     </w:p>
     <w:p>
@@ -262,12 +262,12 @@
           <w:color w:val="666666"/>
           <w:sz w:val="18"/>
         </w:rPr>
-        <w:t>Guo C et al.  ·  Epidemiol Psychiatr Sci  ·  30.09.2026  ·  PMID 42813925</w:t>
+        <w:t>Wang H et al.  ·  Front Public Health  ·  14.09.2026  ·  PMID 42807462</w:t>
       </w:r>
     </w:p>
     <w:p>
       <w:r>
-        <w:t>Prospektive Metaanalyse aus sechs harmonisierten Alterskohortensurveys (USA, England, Mexiko, China, Indien, Südafrika; n=18.551, Alter 61–71 Jahre) mit neuropsychologischem Assessment zur Auswirkung von Verwitwung auf kognitive Domänen.</w:t>
+        <w:t>Prospektive Kohortenstudie (n=2.476, China, 2018–2021) zur zeitlichen Assoziation zwischen TyG-CVAI (Triglycerid-Glukose × viszerales Adipositas-Index) und Frailty-Index.</w:t>
       </w:r>
     </w:p>
     <w:p>
@@ -278,7 +278,7 @@
         <w:t xml:space="preserve">Ergebnis: </w:t>
       </w:r>
       <w:r>
-        <w:t>Witwenschaft assoziiert mit Gedächtnisverschlechterung (β=−0,07, 95% KI −0,12 bis −0,01) und exekutiver Dysfunktion (β=−0,08, 95% KI −0,13 bis −0,03) in Metaanalyse. Geschlechtsspezifische Effekte: Männer zeigten größere exekutive Defizite (β=−0,14), Frauen Gedächtnisverluste (β=−0,07). Schutzfaktoren: höhere Schulbildung, Internetnutzung, Body-Mass-Index.</w:t>
+        <w:t>Baseline TyG-CVAI prägt Follow-up-Frailty signifikant (standardisiert β=0,165, p&lt;0,001), inverse Assoziation deutlich schwächer (β=0,035, p&lt;0,001). Nichtlineares Verhältnis mit Wendepunkt TyG-CVAI≈750. Subgruppen: stärkere Assoziation unter 60 Jahren, bei ethnischen Minderheiten, ohne Hypertonie/Diabetes. TyG-CVAI als Routine-Biomarker für Früh-Screening geeignet.</w:t>
       </w:r>
     </w:p>
     <w:p>
@@ -293,7 +293,7 @@
         <w:rPr>
           <w:sz w:val="19"/>
         </w:rPr>
-        <w:t>Multinational aber heterogen; Übertragbarkeit begrenzt durch unterschiedliche Rentensysteme und Unterstützungsstrukturen</w:t>
+        <w:t>China; TyG-Index und viszerales Adipositas-Index aus Routineparametern</w:t>
       </w:r>
     </w:p>
     <w:p>
@@ -302,7 +302,7 @@
           <w:color w:val="5A7D3A"/>
           <w:sz w:val="18"/>
         </w:rPr>
-        <w:t>https://pubmed.ncbi.nlm.nih.gov/42813925/</w:t>
+        <w:t>https://pubmed.ncbi.nlm.nih.gov/42807462/</w:t>
       </w:r>
     </w:p>
     <w:p>
@@ -310,7 +310,7 @@
         <w:pStyle w:val="Heading2"/>
       </w:pPr>
       <w:r>
-        <w:t>Multidisziplinäres Programm reduziert Gebrechlichkeit bei älteren Herzpatienten im Krankenhaus</w:t>
+        <w:t>Pilocarpin-Tropfen bei Xerostomie in Palliativversorgung: randomisierte Studie</w:t>
       </w:r>
     </w:p>
     <w:p>
@@ -320,12 +320,12 @@
           <w:color w:val="666666"/>
           <w:sz w:val="18"/>
         </w:rPr>
-        <w:t>Chai K et al.  ·  Nat Commun  ·  31.08.2026  ·  PMID 42811040</w:t>
+        <w:t>van der Meulen A et al.  ·  J Am Med Dir Assoc  ·  25.08.2026  ·  PMID 42641502</w:t>
       </w:r>
     </w:p>
     <w:p>
       <w:r>
-        <w:t>Randomisierte kontrollierte Studie an 333 gebrechlichen Krankenhauspatienten ≥70 Jahren mit kardiovaskulären Erkrankungen in China, die RENAP-Programm (Rehabilitation, Ernährung, Edukation, Akupunktur, Deprescribing) oder Standardbehandlung erhielten mit Verfolgung über 12 Monate.</w:t>
+        <w:t>Randomisierte, doppelblinde Placebo-kontrollierte Studie (n=92, Niederlande) zu Wirksamkeit von topischem Pilocarpin gegen Mundtrockenheit bei Patienten mit lebensverkürzender Erkrankung und/oder Frailty.</w:t>
       </w:r>
     </w:p>
     <w:p>
@@ -336,7 +336,7 @@
         <w:t xml:space="preserve">Ergebnis: </w:t>
       </w:r>
       <w:r>
-        <w:t>RENAP verbesserte Fried-Gebrechlichkeits-Phänotyp stärker (mittlere Differenz −0,79, 95% KI −1,11 bis −0,46, p&lt;0,001) und Short Physical Performance Battery um 2,02 Punkte (95% KI 1,04–2,99, p&lt;0,001). Keine schwerwiegenden unerwünschten Ereignisse berichtet.</w:t>
+        <w:t>Kein signifikanter Unterschied zwischen Pilocarpin und Placebo in Xerostomie-Schweregrad Woche 2 oder 4 (adjustiertes β=–0,37, KI –1,31 bis 0,58 Woche 4). Nur Pilocarpin zeigte kontinuierliche Reduktion Woche 2–4 (–0,86, KI –1,56 bis –0,15). Mundgesundheits-Lebensqualität verbesserte sich unter Pilocarpin Woche 2 (β=2,8, KI 0,91–4,65). Studie unterversorgt; Verträglichkeit gut.</w:t>
       </w:r>
     </w:p>
     <w:p>
@@ -351,7 +351,7 @@
         <w:rPr>
           <w:sz w:val="19"/>
         </w:rPr>
-        <w:t>China (Peking); unterschiedliche Versicherungsstruktur; Replikation in europäischen Gesundheitssystemen nötig</w:t>
+        <w:t>Niederlande, vergleichbares Versicherungssystem; Palliativversorgung älterer Patienten</w:t>
       </w:r>
     </w:p>
     <w:p>
@@ -360,65 +360,7 @@
           <w:color w:val="5A7D3A"/>
           <w:sz w:val="18"/>
         </w:rPr>
-        <w:t>https://pubmed.ncbi.nlm.nih.gov/42811040/</w:t>
-      </w:r>
-    </w:p>
-    <w:p>
-      <w:pPr>
-        <w:pStyle w:val="Heading2"/>
-      </w:pPr>
-      <w:r>
-        <w:t>Psychische Faktoren und Multimorbiditäten vorhersagen Gebrechlichkeit bei älteren Chilenen über 12 Monate</w:t>
-      </w:r>
-    </w:p>
-    <w:p>
-      <w:r>
-        <w:rPr>
-          <w:i/>
-          <w:color w:val="666666"/>
-          <w:sz w:val="18"/>
-        </w:rPr>
-        <w:t>Castillo-Carreño A et al.  ·  Rev Med Chil  ·  Juli 2026  ·  PMID 42809783</w:t>
-      </w:r>
-    </w:p>
-    <w:p>
-      <w:r>
-        <w:t>Prospektive Kohortenstudie an 394 Personen 60–80 Jahre aus Santiago und Concepción (Chile) mit Baseline und 12-Monats-Follow-up zu Prädiktoren physischer Gebrechlichkeit (FRIED-Skala).</w:t>
-      </w:r>
-    </w:p>
-    <w:p>
-      <w:r>
-        <w:rPr>
-          <w:b/>
-        </w:rPr>
-        <w:t xml:space="preserve">Ergebnis: </w:t>
-      </w:r>
-      <w:r>
-        <w:t>Baseline-Gebrechlichkeit 22,7%. Signifikante Prädiktoren für Gebrechlichkeitsentstehung: höheres Alter, niedrigere soziale Unterstützung (MSPSS), depressive/Angststörungssymptome, niedrigere kognitive Funktion, Hypertension, Gefäßerkrankung, BMI (p=0,040). Modell erklärte 28% der Varianz.</w:t>
-      </w:r>
-    </w:p>
-    <w:p>
-      <w:r>
-        <w:rPr>
-          <w:b/>
-          <w:sz w:val="19"/>
-        </w:rPr>
-        <w:t xml:space="preserve">Übertragbarkeit: </w:t>
-      </w:r>
-      <w:r>
-        <w:rPr>
-          <w:sz w:val="19"/>
-        </w:rPr>
-        <w:t>Südamerika; Unterschiede in Altersstruktur und Sozialsystem; Konzepte zu psychosozialen Prädiktoren teilweise übertragbar</w:t>
-      </w:r>
-    </w:p>
-    <w:p>
-      <w:r>
-        <w:rPr>
-          <w:color w:val="5A7D3A"/>
-          <w:sz w:val="18"/>
-        </w:rPr>
-        <w:t>https://pubmed.ncbi.nlm.nih.gov/42809783/</w:t>
+        <w:t>https://pubmed.ncbi.nlm.nih.gov/42641502/</w:t>
       </w:r>
     </w:p>
     <w:sectPr>

--- a/download/studien-aktuell.docx
+++ b/download/studien-aktuell.docx
@@ -62,7 +62,7 @@
           <w:color w:val="666666"/>
           <w:sz w:val="18"/>
         </w:rPr>
-        <w:t>Stand: 02.10.2026  |  5 Studien  |  longevity.m-vf.de</w:t>
+        <w:t>Stand: 03.10.2026  |  6 Studien  |  longevity.m-vf.de</w:t>
       </w:r>
     </w:p>
     <w:p>
@@ -70,7 +70,7 @@
         <w:pStyle w:val="Heading1"/>
       </w:pPr>
       <w:r>
-        <w:t>Aufgenommen am 02.10.2026</w:t>
+        <w:t>Aufgenommen am 03.10.2026</w:t>
       </w:r>
     </w:p>
     <w:p>
@@ -78,7 +78,7 @@
         <w:pStyle w:val="Heading2"/>
       </w:pPr>
       <w:r>
-        <w:t>Körperliche Aktivität senkt Risiko für intrinsische Kapazitätsverluste bei hospitalisierten Älteren</w:t>
+        <w:t>Multimorbiditäts-Effekte auf erhaltene Funktionsfähigkeit: Heterogenität nach Krankheitstyp und sozioökonomischem Status</w:t>
       </w:r>
     </w:p>
     <w:p>
@@ -88,12 +88,12 @@
           <w:color w:val="666666"/>
           <w:sz w:val="18"/>
         </w:rPr>
-        <w:t>Fan W et al.  ·  Australas J Ageing  ·  Dez. 2026  ·  PMID 42820336</w:t>
+        <w:t>Zeng Z et al.  ·  Medicine (Baltimore)  ·  02.10.2026  ·  PMID 42826326</w:t>
       </w:r>
     </w:p>
     <w:p>
       <w:r>
-        <w:t>Querschnittsstudie mit 534 hospitalisierten älteren Patienten (China) zur Dosis-Wirkungs-Beziehung zwischen körperlicher Aktivität und Verfall der intrinsischen Kapazität.</w:t>
+        <w:t>Querschnittsstudie mit wiederholten Beobachtungen aus China (2011, 2015, 2018) zu Assoziationen zwischen Multimorbiditäten und Intrinsic Capacity (selbstständiges Leben) mit Subgruppenanalysen nach Erkrankungstyp, Region und Einkommen.</w:t>
       </w:r>
     </w:p>
     <w:p>
@@ -104,7 +104,7 @@
         <w:t xml:space="preserve">Ergebnis: </w:t>
       </w:r>
       <w:r>
-        <w:t>Moderate körperliche Aktivität reduzierte Risiko für Kapazitätsverlust um 66% (OR=0,34, 95%-KI 0,23–0,50), hohe Aktivität um 74% (OR=0,26, KI 0,14–0,49). J-förmige nichtlineare Assoziation nachgewiesen. Subgruppenanalysen deuteten auf Geschlecht als potenziellen Moderator hin.</w:t>
+        <w:t>Multimorbiditäten waren signifikant mit niedriger Intrinsic Capacity assoziiert (β=−0,076, p&lt;0,01). Neurodegenerative Erkrankungen zeigten die stärkste negative Assoziation (β=−0,587), gefolgt von kardiovaskulären Erkrankungen (β=−0,135). Negative Assoziationen waren stärker in ländlichen Gebieten, westlichen Regionen und bei niedrigerem Einkommen/Bildung.</w:t>
       </w:r>
     </w:p>
     <w:p>
@@ -119,7 +119,7 @@
         <w:rPr>
           <w:sz w:val="19"/>
         </w:rPr>
-        <w:t>China, Daten aus Akutkliniken; intrinsische Kapazität international anerkanntes Konzept</w:t>
+        <w:t>China, andere Ausgangslage; Befunde zu Multimorbiditäts-Burden in alternder Bevölkerung relevant für globale Perspektive</w:t>
       </w:r>
     </w:p>
     <w:p>
@@ -128,7 +128,7 @@
           <w:color w:val="5A7D3A"/>
           <w:sz w:val="18"/>
         </w:rPr>
-        <w:t>https://pubmed.ncbi.nlm.nih.gov/42820336/</w:t>
+        <w:t>https://pubmed.ncbi.nlm.nih.gov/42826326/</w:t>
       </w:r>
     </w:p>
     <w:p>
@@ -136,7 +136,7 @@
         <w:pStyle w:val="Heading2"/>
       </w:pPr>
       <w:r>
-        <w:t>Intrinsische Kapazität und Frailty Index prognostizieren Behinderung und Mortalität</w:t>
+        <w:t>Kompetenzdefizite von Pflegefachpersonen bei Frailty-Management: Praxis schwächer als Wissen</w:t>
       </w:r>
     </w:p>
     <w:p>
@@ -146,12 +146,12 @@
           <w:color w:val="666666"/>
           <w:sz w:val="18"/>
         </w:rPr>
-        <w:t>Feng B et al.  ·  Front Public Health  ·  16.09.2026  ·  PMID 42818694</w:t>
+        <w:t>Lyu J et al.  ·  Front Public Health  ·  17.09.2026  ·  PMID 42824785</w:t>
       </w:r>
     </w:p>
     <w:p>
       <w:r>
-        <w:t>Prospektive Kohorte mit 7.168 Erwachsenen ≥60 Jahren (China) zur Vorhersagekraft von intrinsischer Kapazität und Frailty-Index für neue Behinderung und Gesamtsterblichkeit.</w:t>
+        <w:t>Querschnittsbefragung von 610 Pflegefachpersonen an 41 Krankenhäusern in China zu Wissen, Einstellungen und praktischen Fertigkeiten (KAP) zur Frailty-Versorgung und deren Determinanten.</w:t>
       </w:r>
     </w:p>
     <w:p>
@@ -162,7 +162,7 @@
         <w:t xml:space="preserve">Ergebnis: </w:t>
       </w:r>
       <w:r>
-        <w:t>Höhere intrinsische Kapazität: niedrigere Behinderungsodds (OR=0,79 pro Punkt, 95%-KI 0,74–0,84) und reduziertes Mortalitätsrisiko (HR=0,84, KI 0,82–0,85). Höherer Frailty-Index: höhere Behinderungsodds (OR=1,93 pro 0,1-Punkte-Steigerung, KI 1,67–2,23). Kombiniert niedrige IC + hoher FI: größtes Behinderungsrisiko (OR=4,31, KI 2,65–7,04) und Mortalitätsrisiko (HR=2,66, KI 2,32–3,04).</w:t>
+        <w:t>Mittleres KAP-Score 103,07±12,65 (81,16% des Maximums): Einstellung 88,53%, Wissen 81,38%, Praxis 74,40%. Recente Frailty-Schulung war unabhängig mit besserem Gesamt-KAP assoziiert (β=−6,820 für nicht trainiert versus innerhalb eines Monats trainiert, p=0,036). Geriatrische Fachzertifizierung war nur mit Wissen assoziiert, nicht mit Gesamtleistung oder Praxis.</w:t>
       </w:r>
     </w:p>
     <w:p>
@@ -177,7 +177,7 @@
         <w:rPr>
           <w:sz w:val="19"/>
         </w:rPr>
-        <w:t>China; beide Konzepte international etabliert, IC und Frailty-Metriken WHO-anerkannt</w:t>
+        <w:t>China, andere Gesundheitssystem-Struktur; Erkenntnis zur Schulungsrelevanz bei Fachpersonal übertragbar</w:t>
       </w:r>
     </w:p>
     <w:p>
@@ -186,7 +186,7 @@
           <w:color w:val="5A7D3A"/>
           <w:sz w:val="18"/>
         </w:rPr>
-        <w:t>https://pubmed.ncbi.nlm.nih.gov/42818694/</w:t>
+        <w:t>https://pubmed.ncbi.nlm.nih.gov/42824785/</w:t>
       </w:r>
     </w:p>
     <w:p>
@@ -194,7 +194,7 @@
         <w:pStyle w:val="Heading2"/>
       </w:pPr>
       <w:r>
-        <w:t>Gesundheitskompetenz fördert aktives und erfolgreiches Altern</w:t>
+        <w:t>Geografische Disparitäten beim direkten Zugang zu akutgeriatrischer Versorgung</w:t>
       </w:r>
     </w:p>
     <w:p>
@@ -204,12 +204,12 @@
           <w:color w:val="666666"/>
           <w:sz w:val="18"/>
         </w:rPr>
-        <w:t>Akdeniz Ş et al.  ·  BMC Geriatr  ·  29.09.2026  ·  PMID 42816844</w:t>
+        <w:t>Varg S et al.  ·  BMC Geriatr  ·  02.10.2026  ·  PMID 42823763</w:t>
       </w:r>
     </w:p>
     <w:p>
       <w:r>
-        <w:t>Querschnittsstudie an 306 älteren Erwachsenen (Ø 67,8 Jahre) in der Türkei zu Zusammenhängen zwischen Gesundheitskompetenz, aktivem Altern und erfolgreichem Altern.</w:t>
+        <w:t>Observationsstudie in Stockholm zu Variation der Rettungswagen-Einweisungen von über 65-Jährigen direkt in Geriatrische Stationen versus Notaufnahmen und zugrunde liegenden Unterschieden zwischen Versorgungsgebieten.</w:t>
       </w:r>
     </w:p>
     <w:p>
@@ -220,7 +220,7 @@
         <w:t xml:space="preserve">Ergebnis: </w:t>
       </w:r>
       <w:r>
-        <w:t>Höhere Gesundheitskompetenz war signifikant mit besserem aktivem Altern assoziiert (p&lt;0,01) und erklärte 56,4% der Varianz des Active-Ageing-Scores (R²=0,564). Regelmäßige mentale Aktivität und Gesundheitskompetenz waren unabhängige Prädiktoren; Bildung und regelmäßiges Training waren im Gesamtmodell nicht signifikant. Zentrale Erkenntnis: Gesundheitskompetenz ist Schlüsselfaktor für aktives Altern.</w:t>
+        <w:t>Von 8.208 Patienten wurden 603 (7%) direkt in eine Geriatrische Station aufgenommen; Quoten variierten zwischen 4% und 21% je Krankenhaus-Versorgungsgebiet. Nach Adjustierung für Angebotsfaktoren erklärten Nähe zur geriatrischen Einheit (26% Varianzreduktion), Trägerschaft (27%) und Bettenzahl (38%) einen Teil der Variation; erhebliche Residualvariation blieb bestehen (MOR=1,54), was auf unmessbare Faktoren hindeutet.</w:t>
       </w:r>
     </w:p>
     <w:p>
@@ -235,7 +235,7 @@
         <w:rPr>
           <w:sz w:val="19"/>
         </w:rPr>
-        <w:t>Türkei mit vergleichbarer Sozialversicherung, Health-Literacy-Instrumente international validiert</w:t>
+        <w:t>Schwedische Klinikdaten, Notfallsystem mit weniger fragmentierter Versorgungslandschaft als Deutschland</w:t>
       </w:r>
     </w:p>
     <w:p>
@@ -244,7 +244,7 @@
           <w:color w:val="5A7D3A"/>
           <w:sz w:val="18"/>
         </w:rPr>
-        <w:t>https://pubmed.ncbi.nlm.nih.gov/42816844/</w:t>
+        <w:t>https://pubmed.ncbi.nlm.nih.gov/42823763/</w:t>
       </w:r>
     </w:p>
     <w:p>
@@ -252,7 +252,7 @@
         <w:pStyle w:val="Heading2"/>
       </w:pPr>
       <w:r>
-        <w:t>Metabolische Dysregulation vorhersagt Frailty-Entwicklung bei älteren Erwachsenen</w:t>
+        <w:t>Frailty-Komponenten und Funktionsfähigkeit: Unterschiede zwischen baltischen und nordischen Ländern</w:t>
       </w:r>
     </w:p>
     <w:p>
@@ -262,12 +262,12 @@
           <w:color w:val="666666"/>
           <w:sz w:val="18"/>
         </w:rPr>
-        <w:t>Wang H et al.  ·  Front Public Health  ·  14.09.2026  ·  PMID 42807462</w:t>
+        <w:t>Bukova-Žideļūna A et al.  ·  BMC Geriatr  ·  28.07.2026  ·  PMID 42823669</w:t>
       </w:r>
     </w:p>
     <w:p>
       <w:r>
-        <w:t>Prospektive Kohortenstudie (n=2.476, China, 2018–2021) zur zeitlichen Assoziation zwischen TyG-CVAI (Triglycerid-Glukose × viszerales Adipositas-Index) und Frailty-Index.</w:t>
+        <w:t>Längsschnittstudie über zwei Jahre zu Zusammenhängen zwischen Frailty-Status und neuen Einschränkungen bei Aktivitäten des täglichen Lebens (ADL/IADL) in über 65-Jährigen aus baltischen und nordischen Ländern mit SHARE-Daten.</w:t>
       </w:r>
     </w:p>
     <w:p>
@@ -278,7 +278,7 @@
         <w:t xml:space="preserve">Ergebnis: </w:t>
       </w:r>
       <w:r>
-        <w:t>Baseline TyG-CVAI prägt Follow-up-Frailty signifikant (standardisiert β=0,165, p&lt;0,001), inverse Assoziation deutlich schwächer (β=0,035, p&lt;0,001). Nichtlineares Verhältnis mit Wendepunkt TyG-CVAI≈750. Subgruppen: stärkere Assoziation unter 60 Jahren, bei ethnischen Minderheiten, ohne Hypertonie/Diabetes. TyG-CVAI als Routine-Biomarker für Früh-Screening geeignet.</w:t>
+        <w:t>Über zwei Jahre entwickelten 5,9% neue IADL-Einschränkungen in baltischen und 6,4% in nordischen Ländern; 4,6% bzw. 4,7% neue ADL-Einschränkungen. Pre-Frailty war in beiden Regionen mit neuen IADL-Einschränkungen assoziiert. Erschöpfung war die einzige Frailty-Komponente, die unabhängig in beiden Regionen mit neuen Limitationen verknüpft war. Frailty-Prevalenz war in baltischen Ländern deutlich höher.</w:t>
       </w:r>
     </w:p>
     <w:p>
@@ -293,7 +293,7 @@
         <w:rPr>
           <w:sz w:val="19"/>
         </w:rPr>
-        <w:t>China; TyG-Index und viszerales Adipositas-Index aus Routineparametern</w:t>
+        <w:t>SHARE-Daten aus Europa, vergleichbare Gesundheitssysteme und Datenqualität</w:t>
       </w:r>
     </w:p>
     <w:p>
@@ -302,7 +302,7 @@
           <w:color w:val="5A7D3A"/>
           <w:sz w:val="18"/>
         </w:rPr>
-        <w:t>https://pubmed.ncbi.nlm.nih.gov/42807462/</w:t>
+        <w:t>https://pubmed.ncbi.nlm.nih.gov/42823669/</w:t>
       </w:r>
     </w:p>
     <w:p>
@@ -310,7 +310,7 @@
         <w:pStyle w:val="Heading2"/>
       </w:pPr>
       <w:r>
-        <w:t>Pilocarpin-Tropfen bei Xerostomie in Palliativversorgung: randomisierte Studie</w:t>
+        <w:t>Vorhersagefaktoren für erhaltene Robustheit im Alter: 8-Jahres-Kohortenstudie</w:t>
       </w:r>
     </w:p>
     <w:p>
@@ -320,12 +320,12 @@
           <w:color w:val="666666"/>
           <w:sz w:val="18"/>
         </w:rPr>
-        <w:t>van der Meulen A et al.  ·  J Am Med Dir Assoc  ·  25.08.2026  ·  PMID 42641502</w:t>
+        <w:t>Iktilat K et al.  ·  BMC Geriatr  ·  19.08.2026  ·  PMID 42823660</w:t>
       </w:r>
     </w:p>
     <w:p>
       <w:r>
-        <w:t>Randomisierte, doppelblinde Placebo-kontrollierte Studie (n=92, Niederlande) zu Wirksamkeit von topischem Pilocarpin gegen Mundtrockenheit bei Patienten mit lebensverkürzender Erkrankung und/oder Frailty.</w:t>
+        <w:t>Multinationalle Langzeitanalyse über acht Jahre zu Baseline-Merkmalen, die das Verbleiben in einem robusten (nicht-frail) Zustand vorhersagen bei älteren Erwachsenen 65–84 Jahren aus 27 SHARE-Ländern.</w:t>
       </w:r>
     </w:p>
     <w:p>
@@ -336,7 +336,7 @@
         <w:t xml:space="preserve">Ergebnis: </w:t>
       </w:r>
       <w:r>
-        <w:t>Kein signifikanter Unterschied zwischen Pilocarpin und Placebo in Xerostomie-Schweregrad Woche 2 oder 4 (adjustiertes β=–0,37, KI –1,31 bis 0,58 Woche 4). Nur Pilocarpin zeigte kontinuierliche Reduktion Woche 2–4 (–0,86, KI –1,56 bis –0,15). Mundgesundheits-Lebensqualität verbesserte sich unter Pilocarpin Woche 2 (β=2,8, KI 0,91–4,65). Studie unterversorgt; Verträglichkeit gut.</w:t>
+        <w:t>Nach acht Jahren verblieben 52% der jüngeren Älteren (65–74 J.) und 26% der älteren Älteren (75–84 J.) robust. Konsistent beste Vorhersagefaktoren waren bessere subjektive Gesundheit (OR ≈0,72, p&lt;0,001), weniger chronische Erkrankungen (OR ≈0,89, p&lt;0,001) und finanzielle Sicherheit (OR ≈1,11, p=0,018). Soziale und kognitive Aktivitäten zeigten in manchen Modellen Assoziationen.</w:t>
       </w:r>
     </w:p>
     <w:p>
@@ -351,7 +351,7 @@
         <w:rPr>
           <w:sz w:val="19"/>
         </w:rPr>
-        <w:t>Niederlande, vergleichbares Versicherungssystem; Palliativversorgung älterer Patienten</w:t>
+        <w:t>SHARE-Daten aus Europa, vergleichbare Bevölkerungsstruktur und Sozialsysteme</w:t>
       </w:r>
     </w:p>
     <w:p>
@@ -360,7 +360,65 @@
           <w:color w:val="5A7D3A"/>
           <w:sz w:val="18"/>
         </w:rPr>
-        <w:t>https://pubmed.ncbi.nlm.nih.gov/42641502/</w:t>
+        <w:t>https://pubmed.ncbi.nlm.nih.gov/42823660/</w:t>
+      </w:r>
+    </w:p>
+    <w:p>
+      <w:pPr>
+        <w:pStyle w:val="Heading2"/>
+      </w:pPr>
+      <w:r>
+        <w:t>Frailty als Prädiktor für Krankenhausaufnahme jenseits des Triage-Scores</w:t>
+      </w:r>
+    </w:p>
+    <w:p>
+      <w:r>
+        <w:rPr>
+          <w:i/>
+          <w:color w:val="666666"/>
+          <w:sz w:val="18"/>
+        </w:rPr>
+        <w:t>Hata N et al.  ·  Acad Emerg Med  ·  Okt. 2026  ·  PMID 42811477</w:t>
+      </w:r>
+    </w:p>
+    <w:p>
+      <w:r>
+        <w:t>Retrospektive Kohortenanalyse von Notaufnahme-Patienten ≥65 Jahren in Japan (n=3127 Besuche) zur Assoziation zwischen Clinical Frailty Scale und Hospitalisierung, stratifiziert nach Triage-Kategorien.</w:t>
+      </w:r>
+    </w:p>
+    <w:p>
+      <w:r>
+        <w:rPr>
+          <w:b/>
+        </w:rPr>
+        <w:t xml:space="preserve">Ergebnis: </w:t>
+      </w:r>
+      <w:r>
+        <w:t>Von 3.127 ED-Besuchen führten 1.526 zur Aufnahme. Adjustierte Odds Ratios für Frailty (CFS≥5) waren 1,00 (95% CI 0,65–1,55) in JTAS 2, 1,54 (1,19–1,99) in JTAS 3 und 2,01 (1,13–3,58) in JTAS 4/5. Globale CFS-by-JTAS-Interaktion war nicht signifikant (p=0,091), deutet aber numerisch auf stärkere Frailty-Effekte bei niedrigerer Triage-Dringlichkeit hin.</w:t>
+      </w:r>
+    </w:p>
+    <w:p>
+      <w:r>
+        <w:rPr>
+          <w:b/>
+          <w:sz w:val="19"/>
+        </w:rPr>
+        <w:t xml:space="preserve">Übertragbarkeit: </w:t>
+      </w:r>
+      <w:r>
+        <w:rPr>
+          <w:sz w:val="19"/>
+        </w:rPr>
+        <w:t>Japan, ähnliches Gesundheitssystem; Befund zu Frailty-Screening in der Notaufnahme strukturübergreifend relevant</w:t>
+      </w:r>
+    </w:p>
+    <w:p>
+      <w:r>
+        <w:rPr>
+          <w:color w:val="5A7D3A"/>
+          <w:sz w:val="18"/>
+        </w:rPr>
+        <w:t>https://pubmed.ncbi.nlm.nih.gov/42811477/</w:t>
       </w:r>
     </w:p>
     <w:sectPr>

--- a/download/studien-aktuell.docx
+++ b/download/studien-aktuell.docx
@@ -62,7 +62,7 @@
           <w:color w:val="666666"/>
           <w:sz w:val="18"/>
         </w:rPr>
-        <w:t>Stand: 03.10.2026  |  6 Studien  |  longevity.m-vf.de</w:t>
+        <w:t>Stand: 04.10.2026  |  6 Studien  |  longevity.m-vf.de</w:t>
       </w:r>
     </w:p>
     <w:p>
@@ -70,7 +70,7 @@
         <w:pStyle w:val="Heading1"/>
       </w:pPr>
       <w:r>
-        <w:t>Aufgenommen am 03.10.2026</w:t>
+        <w:t>Aufgenommen am 04.10.2026</w:t>
       </w:r>
     </w:p>
     <w:p>
@@ -78,7 +78,7 @@
         <w:pStyle w:val="Heading2"/>
       </w:pPr>
       <w:r>
-        <w:t>Multimorbiditäts-Effekte auf erhaltene Funktionsfähigkeit: Heterogenität nach Krankheitstyp und sozioökonomischem Status</w:t>
+        <w:t>Ernährungsscreening und Vorrehabilitation reduzieren Komplikationen bei älteren Frauen in der Krebschirurgie</w:t>
       </w:r>
     </w:p>
     <w:p>
@@ -88,12 +88,12 @@
           <w:color w:val="666666"/>
           <w:sz w:val="18"/>
         </w:rPr>
-        <w:t>Zeng Z et al.  ·  Medicine (Baltimore)  ·  02.10.2026  ·  PMID 42826326</w:t>
+        <w:t>Feng Y et al.  ·  Front Public Health  ·  17.09.2026  ·  PMID 42824555</w:t>
       </w:r>
     </w:p>
     <w:p>
       <w:r>
-        <w:t>Querschnittsstudie mit wiederholten Beobachtungen aus China (2011, 2015, 2018) zu Assoziationen zwischen Multimorbiditäten und Intrinsic Capacity (selbstständiges Leben) mit Subgruppenanalysen nach Erkrankungstyp, Region und Einkommen.</w:t>
+        <w:t>Narrative Review zu Pflegeintervention bei älteren Frauen mit Krebs vor Operation: Frailty- und Ernährungsscreening, Dietitian-Referral, multimodale Prehabilitation und Enhanced Recovery.</w:t>
       </w:r>
     </w:p>
     <w:p>
@@ -104,7 +104,7 @@
         <w:t xml:space="preserve">Ergebnis: </w:t>
       </w:r>
       <w:r>
-        <w:t>Multimorbiditäten waren signifikant mit niedriger Intrinsic Capacity assoziiert (β=−0,076, p&lt;0,01). Neurodegenerative Erkrankungen zeigten die stärkste negative Assoziation (β=−0,587), gefolgt von kardiovaskulären Erkrankungen (β=−0,135). Negative Assoziationen waren stärker in ländlichen Gebieten, westlichen Regionen und bei niedrigerem Einkommen/Bildung.</w:t>
+        <w:t>Integrierten zwei-Schritt-Ansatz mit Frailty/Ernährungsscreening plus Multidimensionalem Assessment, Protein-Energie-Support und Mobilisierung in Enhanced-Recovery-Pathways wird empfohlen. Begründung: Ältere Frauen erleben Frailty-Malnutrition-Stress-Achse; Mangelernährung und Muskelabbau persistieren über Adjuvanztherapie hinaus. Wirkevidenz begrenzt auf funktionelle und ernährungsbezogene Outcomes, nicht nur Liegedauer.</w:t>
       </w:r>
     </w:p>
     <w:p>
@@ -119,7 +119,7 @@
         <w:rPr>
           <w:sz w:val="19"/>
         </w:rPr>
-        <w:t>China, andere Ausgangslage; Befunde zu Multimorbiditäts-Burden in alternder Bevölkerung relevant für globale Perspektive</w:t>
+        <w:t>Deutschland: Geriatrisches Assessments- und Ernährungskonzept ist in deutschen Kliniken strukturell etablierbar.</w:t>
       </w:r>
     </w:p>
     <w:p>
@@ -128,7 +128,7 @@
           <w:color w:val="5A7D3A"/>
           <w:sz w:val="18"/>
         </w:rPr>
-        <w:t>https://pubmed.ncbi.nlm.nih.gov/42826326/</w:t>
+        <w:t>https://pubmed.ncbi.nlm.nih.gov/42824555/</w:t>
       </w:r>
     </w:p>
     <w:p>
@@ -136,7 +136,7 @@
         <w:pStyle w:val="Heading2"/>
       </w:pPr>
       <w:r>
-        <w:t>Kompetenzdefizite von Pflegefachpersonen bei Frailty-Management: Praxis schwächer als Wissen</w:t>
+        <w:t>Hitzebelastung verschlechtert funktionale Kapazität bei älteren Erwachsenen in China</w:t>
       </w:r>
     </w:p>
     <w:p>
@@ -146,12 +146,12 @@
           <w:color w:val="666666"/>
           <w:sz w:val="18"/>
         </w:rPr>
-        <w:t>Lyu J et al.  ·  Front Public Health  ·  17.09.2026  ·  PMID 42824785</w:t>
+        <w:t>Huang L et al.  ·  BMC Public Health  ·  26.09.2026  ·  PMID 42823677</w:t>
       </w:r>
     </w:p>
     <w:p>
       <w:r>
-        <w:t>Querschnittsbefragung von 610 Pflegefachpersonen an 41 Krankenhäusern in China zu Wissen, Einstellungen und praktischen Fertigkeiten (KAP) zur Frailty-Versorgung und deren Determinanten.</w:t>
+        <w:t>Longitudinale Studie an 1.393 Chinesen (45–80 Jahre) über drei Wellen (2011–2015) zur Assoziation von Hitzewellentagen mit Trajektorien der intrinsischen Kapazität (WHO-Indikator für gesundes Altern).</w:t>
       </w:r>
     </w:p>
     <w:p>
@@ -162,7 +162,7 @@
         <w:t xml:space="preserve">Ergebnis: </w:t>
       </w:r>
       <w:r>
-        <w:t>Mittleres KAP-Score 103,07±12,65 (81,16% des Maximums): Einstellung 88,53%, Wissen 81,38%, Praxis 74,40%. Recente Frailty-Schulung war unabhängig mit besserem Gesamt-KAP assoziiert (β=−6,820 für nicht trainiert versus innerhalb eines Monats trainiert, p=0,036). Geriatrische Fachzertifizierung war nur mit Wissen assoziiert, nicht mit Gesamtleistung oder Praxis.</w:t>
+        <w:t>Jeder zusätzliche Hitzewellentag erhöhte das Risiko der Low-declining-Trajektorie um 3,5 % (adjustierte RRR = 1,035; 95 % KI: 1,012–1,058; p = 0,003). Effekt war ausgeprägter bei geringerer Schulbildung (RRR = 1,07) und in ländlichen Regionen (RRR = 1,05). Kältespells zeigten keinen signifikanten Effekt. Klimawandel gefährdet funktionale Gesundheit sozioökonomisch benachteiligter älterer Menschen.</w:t>
       </w:r>
     </w:p>
     <w:p>
@@ -177,7 +177,7 @@
         <w:rPr>
           <w:sz w:val="19"/>
         </w:rPr>
-        <w:t>China, andere Gesundheitssystem-Struktur; Erkenntnis zur Schulungsrelevanz bei Fachpersonal übertragbar</w:t>
+        <w:t>China, aber Funktionsfähigkeit als universales Konzept; Effektmodifikation durch Bildung und Wohnort relevant für alle Länder.</w:t>
       </w:r>
     </w:p>
     <w:p>
@@ -186,7 +186,7 @@
           <w:color w:val="5A7D3A"/>
           <w:sz w:val="18"/>
         </w:rPr>
-        <w:t>https://pubmed.ncbi.nlm.nih.gov/42824785/</w:t>
+        <w:t>https://pubmed.ncbi.nlm.nih.gov/42823677/</w:t>
       </w:r>
     </w:p>
     <w:p>
@@ -194,7 +194,7 @@
         <w:pStyle w:val="Heading2"/>
       </w:pPr>
       <w:r>
-        <w:t>Geografische Disparitäten beim direkten Zugang zu akutgeriatrischer Versorgung</w:t>
+        <w:t>Institutionelle Fragmentierung verstärkt Ungleichheit in der Langzeitpflege im asiatisch-pazifischen Raum</w:t>
       </w:r>
     </w:p>
     <w:p>
@@ -204,12 +204,12 @@
           <w:color w:val="666666"/>
           <w:sz w:val="18"/>
         </w:rPr>
-        <w:t>Varg S et al.  ·  BMC Geriatr  ·  02.10.2026  ·  PMID 42823763</w:t>
+        <w:t>Bhula-Or R et al.  ·  Australas J Ageing  ·  Dez. 2026  ·  PMID 42820354</w:t>
       </w:r>
     </w:p>
     <w:p>
       <w:r>
-        <w:t>Observationsstudie in Stockholm zu Variation der Rettungswagen-Einweisungen von über 65-Jährigen direkt in Geriatrische Stationen versus Notaufnahmen und zugrunde liegenden Unterschieden zwischen Versorgungsgebieten.</w:t>
+        <w:t>Qualitative Partizipative-Beobachtungs-Studie mit reflexiver Thematic Analysis über 107 Stakeholder (Policy, Wissenschaft, Zivilgesellschaft, Anbieter) aus ASEAN-Plus-Three während regionaler Politikdialogs 2025.</w:t>
       </w:r>
     </w:p>
     <w:p>
@@ -220,7 +220,7 @@
         <w:t xml:space="preserve">Ergebnis: </w:t>
       </w:r>
       <w:r>
-        <w:t>Von 8.208 Patienten wurden 603 (7%) direkt in eine Geriatrische Station aufgenommen; Quoten variierten zwischen 4% und 21% je Krankenhaus-Versorgungsgebiet. Nach Adjustierung für Angebotsfaktoren erklärten Nähe zur geriatrischen Einheit (26% Varianzreduktion), Trägerschaft (27%) und Bettenzahl (38%) einen Teil der Variation; erhebliche Residualvariation blieb bestehen (MOR=1,54), was auf unmessbare Faktoren hindeutet.</w:t>
+        <w:t>Drei zentrale Befunde: (1) institutionelle Fragmentierung wandelt frühere Benachteiligung in ungleiche Zugänge um; (2) Gemeinschaften fangen Lücken in formaler Pflege auf, verschieben aber nicht öffentliche Verantwortung; (3) Equity hängt von Neuverteilung von Mitsprache und sektorenübergreifender Koordination ab. Kosten fallen disproportional auf Frauen, ländliche und niedrigeinkommens-Ältere. Autorenvorschlag: nationale Koordinierungshubs als Lösungsarchitektur.</w:t>
       </w:r>
     </w:p>
     <w:p>
@@ -235,7 +235,7 @@
         <w:rPr>
           <w:sz w:val="19"/>
         </w:rPr>
-        <w:t>Schwedische Klinikdaten, Notfallsystem mit weniger fragmentierter Versorgungslandschaft als Deutschland</w:t>
+        <w:t>ASEAN-Region: Transferierbar für vergleichbare föderalistische/föderative Systeme; Koordinierungslücke relevant auch für Deutschland.</w:t>
       </w:r>
     </w:p>
     <w:p>
@@ -244,7 +244,7 @@
           <w:color w:val="5A7D3A"/>
           <w:sz w:val="18"/>
         </w:rPr>
-        <w:t>https://pubmed.ncbi.nlm.nih.gov/42823763/</w:t>
+        <w:t>https://pubmed.ncbi.nlm.nih.gov/42820354/</w:t>
       </w:r>
     </w:p>
     <w:p>
@@ -252,7 +252,7 @@
         <w:pStyle w:val="Heading2"/>
       </w:pPr>
       <w:r>
-        <w:t>Frailty-Komponenten und Funktionsfähigkeit: Unterschiede zwischen baltischen und nordischen Ländern</w:t>
+        <w:t>Zervikale Atrophie übersteigt Alterseffekt bei Multiple Sklerose – besonders in 50ern und 60ern</w:t>
       </w:r>
     </w:p>
     <w:p>
@@ -262,12 +262,12 @@
           <w:color w:val="666666"/>
           <w:sz w:val="18"/>
         </w:rPr>
-        <w:t>Bukova-Žideļūna A et al.  ·  BMC Geriatr  ·  28.07.2026  ·  PMID 42823669</w:t>
+        <w:t>Jain K et al.  ·  Neurology  ·  27.10.2026  ·  PMID 42814910</w:t>
       </w:r>
     </w:p>
     <w:p>
       <w:r>
-        <w:t>Längsschnittstudie über zwei Jahre zu Zusammenhängen zwischen Frailty-Status und neuen Einschränkungen bei Aktivitäten des täglichen Lebens (ADL/IADL) in über 65-Jährigen aus baltischen und nordischen Ländern mit SHARE-Daten.</w:t>
+        <w:t>Cross-sectional Multizenterstudie (3 italienische Zentren) mit 480 gesunden Kontrollen und 1.295 MS-Patienten (18–70 Jahre): Untersuchung, ob MS eine krankheitsspezifische Reduktion der mittleren oberen zervikalen Rückenmarksarea (MUCCA) über Altern hinaus bewirkt, und ob diese durch Geschlecht und Erkrankungsbeginn moduliert wird.</w:t>
       </w:r>
     </w:p>
     <w:p>
@@ -278,7 +278,7 @@
         <w:t xml:space="preserve">Ergebnis: </w:t>
       </w:r>
       <w:r>
-        <w:t>Über zwei Jahre entwickelten 5,9% neue IADL-Einschränkungen in baltischen und 6,4% in nordischen Ländern; 4,6% bzw. 4,7% neue ADL-Einschränkungen. Pre-Frailty war in beiden Regionen mit neuen IADL-Einschränkungen assoziiert. Erschöpfung war die einzige Frailty-Komponente, die unabhängig in beiden Regionen mit neuen Limitationen verknüpft war. Frailty-Prevalenz war in baltischen Ländern deutlich höher.</w:t>
+        <w:t>Bei Kontrollen: MUCCA stieg bis späte 30er Jahre (p ≤ 0,033), sank nach 50 Jahren (p ≤ 0,008). MS-Patienten zeigten Z-Scores &lt; 0 ab 30 Jahren (p ≤ 0,039), besonders in 50ern und 60ern. Markanter früh-erwachsener Decline bis späte 40er, danach Abschwächung. Geschlechtsunterschiede nicht signifikant. Höhere Atrophie korreliert mit stärkerer Behinderung (ρ = 0,196–0,392, alle p &lt; 0,001). Rückenmarksatrophie ist sensitiver MS-Biomarker für Neurodegeneration jenseits reinen Alterns.</w:t>
       </w:r>
     </w:p>
     <w:p>
@@ -293,7 +293,7 @@
         <w:rPr>
           <w:sz w:val="19"/>
         </w:rPr>
-        <w:t>SHARE-Daten aus Europa, vergleichbare Gesundheitssysteme und Datenqualität</w:t>
+        <w:t>Italien, Deutschland: Neuroimaging-Daten aus europäischen Zentren mit vergleichbarer MS-Diagnostik; Transfer auf deutsche MS-Kohorten möglich.</w:t>
       </w:r>
     </w:p>
     <w:p>
@@ -302,7 +302,7 @@
           <w:color w:val="5A7D3A"/>
           <w:sz w:val="18"/>
         </w:rPr>
-        <w:t>https://pubmed.ncbi.nlm.nih.gov/42823669/</w:t>
+        <w:t>https://pubmed.ncbi.nlm.nih.gov/42814910/</w:t>
       </w:r>
     </w:p>
     <w:p>
@@ -310,7 +310,7 @@
         <w:pStyle w:val="Heading2"/>
       </w:pPr>
       <w:r>
-        <w:t>Vorhersagefaktoren für erhaltene Robustheit im Alter: 8-Jahres-Kohortenstudie</w:t>
+        <w:t>Kombinierte Bewegungs- und Ernährungsinterventionen beugen Frailty vor</w:t>
       </w:r>
     </w:p>
     <w:p>
@@ -320,12 +320,12 @@
           <w:color w:val="666666"/>
           <w:sz w:val="18"/>
         </w:rPr>
-        <w:t>Iktilat K et al.  ·  BMC Geriatr  ·  19.08.2026  ·  PMID 42823660</w:t>
+        <w:t>Aydin N et al.  ·  Orthop Nurs  ·  22.09.2026  ·  PMID 42809602</w:t>
       </w:r>
     </w:p>
     <w:p>
       <w:r>
-        <w:t>Multinationalle Langzeitanalyse über acht Jahre zu Baseline-Merkmalen, die das Verbleiben in einem robusten (nicht-frail) Zustand vorhersagen bei älteren Erwachsenen 65–84 Jahren aus 27 SHARE-Ländern.</w:t>
+        <w:t>Systematischer Review und Metaanalyse von 16 randomisierten Studien zu Frailty-Prävention bei Erwachsenen ab 65 Jahren.</w:t>
       </w:r>
     </w:p>
     <w:p>
@@ -336,7 +336,7 @@
         <w:t xml:space="preserve">Ergebnis: </w:t>
       </w:r>
       <w:r>
-        <w:t>Nach acht Jahren verblieben 52% der jüngeren Älteren (65–74 J.) und 26% der älteren Älteren (75–84 J.) robust. Konsistent beste Vorhersagefaktoren waren bessere subjektive Gesundheit (OR ≈0,72, p&lt;0,001), weniger chronische Erkrankungen (OR ≈0,89, p&lt;0,001) und finanzielle Sicherheit (OR ≈1,11, p=0,018). Soziale und kognitive Aktivitäten zeigten in manchen Modellen Assoziationen.</w:t>
+        <w:t>Gesamteffektgröße: Hedges' g = –0,799 (95 % KI: –1,420 bis 0,179); Heterogenität hoch (I² = 97,32 %). Kombinierte Interventionen (Bewegung + Ernährung + integrierte Versorgung) zeigten größeren Effekt (g = 2,843; 95 % KI: 0,376–6,062) als einzelne Ansätze. Subgruppenunterschiede nicht signifikant (p = 0,080). Dauer und Frequenz von Bewegung sowie nutrizionale Unterstützung entscheidend.</w:t>
       </w:r>
     </w:p>
     <w:p>
@@ -351,7 +351,7 @@
         <w:rPr>
           <w:sz w:val="19"/>
         </w:rPr>
-        <w:t>SHARE-Daten aus Europa, vergleichbare Bevölkerungsstruktur und Sozialsysteme</w:t>
+        <w:t>Deutschland: Multimodale Prävention ist Standard; Metaanalyse belegt Notwendigkeit kombinierter Ansätze.</w:t>
       </w:r>
     </w:p>
     <w:p>
@@ -360,7 +360,7 @@
           <w:color w:val="5A7D3A"/>
           <w:sz w:val="18"/>
         </w:rPr>
-        <w:t>https://pubmed.ncbi.nlm.nih.gov/42823660/</w:t>
+        <w:t>https://pubmed.ncbi.nlm.nih.gov/42809602/</w:t>
       </w:r>
     </w:p>
     <w:p>
@@ -368,7 +368,7 @@
         <w:pStyle w:val="Heading2"/>
       </w:pPr>
       <w:r>
-        <w:t>Frailty als Prädiktor für Krankenhausaufnahme jenseits des Triage-Scores</w:t>
+        <w:t>Enactment-Kodierung verbessert prospektives Gedächtnis über alle Altersgruppen</w:t>
       </w:r>
     </w:p>
     <w:p>
@@ -378,12 +378,12 @@
           <w:color w:val="666666"/>
           <w:sz w:val="18"/>
         </w:rPr>
-        <w:t>Hata N et al.  ·  Acad Emerg Med  ·  Okt. 2026  ·  PMID 42811477</w:t>
+        <w:t>Stelz S et al.  ·  Memory  ·  21.08.2026  ·  PMID 42627881</w:t>
       </w:r>
     </w:p>
     <w:p>
       <w:r>
-        <w:t>Retrospektive Kohortenanalyse von Notaufnahme-Patienten ≥65 Jahren in Japan (n=3127 Besuche) zur Assoziation zwischen Clinical Frailty Scale und Hospitalisierung, stratifiziert nach Triage-Kategorien.</w:t>
+        <w:t>Randomisierte Studie an 373 Personen (Kinder bis Mittelalter) mit drei Kodierungsbedingungen (episodic future thinking, enactment encoding, Standard) und computerisierter prospektiver Gedächtnisaufgabe.</w:t>
       </w:r>
     </w:p>
     <w:p>
@@ -394,7 +394,7 @@
         <w:t xml:space="preserve">Ergebnis: </w:t>
       </w:r>
       <w:r>
-        <w:t>Von 3.127 ED-Besuchen führten 1.526 zur Aufnahme. Adjustierte Odds Ratios für Frailty (CFS≥5) waren 1,00 (95% CI 0,65–1,55) in JTAS 2, 1,54 (1,19–1,99) in JTAS 3 und 2,01 (1,13–3,58) in JTAS 4/5. Globale CFS-by-JTAS-Interaktion war nicht signifikant (p=0,091), deutet aber numerisch auf stärkere Frailty-Effekte bei niedrigerer Triage-Dringlichkeit hin.</w:t>
+        <w:t>Enactment encoding führte zu signifikant besserer Leistung als episodic future thinking und Standard (Haupteffekt p &lt; 0,05). Vorteil war unabhängig von Altersgruppe – kein Alters-mal-Bedingung-Effekt (Erwartung widerlegt). Immediate Memory und Attention waren beste RBANS-Prädiktoren für alltägliche Funktionalität.</w:t>
       </w:r>
     </w:p>
     <w:p>
@@ -409,7 +409,7 @@
         <w:rPr>
           <w:sz w:val="19"/>
         </w:rPr>
-        <w:t>Japan, ähnliches Gesundheitssystem; Befund zu Frailty-Screening in der Notaufnahme strukturübergreifend relevant</w:t>
+        <w:t>Deutschland: Universelle Kodierungsmethode, unabhängig von kognitiven Ressourcen im Alter anwendbar.</w:t>
       </w:r>
     </w:p>
     <w:p>
@@ -418,7 +418,7 @@
           <w:color w:val="5A7D3A"/>
           <w:sz w:val="18"/>
         </w:rPr>
-        <w:t>https://pubmed.ncbi.nlm.nih.gov/42811477/</w:t>
+        <w:t>https://pubmed.ncbi.nlm.nih.gov/42627881/</w:t>
       </w:r>
     </w:p>
     <w:sectPr>

--- a/download/studien-aktuell.docx
+++ b/download/studien-aktuell.docx
@@ -62,7 +62,7 @@
           <w:color w:val="666666"/>
           <w:sz w:val="18"/>
         </w:rPr>
-        <w:t>Stand: 04.10.2026  |  6 Studien  |  longevity.m-vf.de</w:t>
+        <w:t>Stand: 05.10.2026  |  6 Studien  |  longevity.m-vf.de</w:t>
       </w:r>
     </w:p>
     <w:p>
@@ -70,7 +70,7 @@
         <w:pStyle w:val="Heading1"/>
       </w:pPr>
       <w:r>
-        <w:t>Aufgenommen am 04.10.2026</w:t>
+        <w:t>Aufgenommen am 05.10.2026</w:t>
       </w:r>
     </w:p>
     <w:p>
@@ -78,7 +78,7 @@
         <w:pStyle w:val="Heading2"/>
       </w:pPr>
       <w:r>
-        <w:t>Ernährungsscreening und Vorrehabilitation reduzieren Komplikationen bei älteren Frauen in der Krebschirurgie</w:t>
+        <w:t>Prävention durch Hausbesuche erfordert sektorenübergreifende Partnerschaften und Unterstützung durch Führungspersonen</w:t>
       </w:r>
     </w:p>
     <w:p>
@@ -88,12 +88,12 @@
           <w:color w:val="666666"/>
           <w:sz w:val="18"/>
         </w:rPr>
-        <w:t>Feng Y et al.  ·  Front Public Health  ·  17.09.2026  ·  PMID 42824555</w:t>
+        <w:t>Nivestam A et al.  ·  Scand J Caring Sci  ·  Dez. 2026  ·  PMID 42828510</w:t>
       </w:r>
     </w:p>
     <w:p>
       <w:r>
-        <w:t>Narrative Review zu Pflegeintervention bei älteren Frauen mit Krebs vor Operation: Frailty- und Ernährungsscreening, Dietitian-Referral, multimodale Prehabilitation und Enhanced Recovery.</w:t>
+        <w:t>Qualitative Studie (Fokusgruppen mit 16 Fachpersonen aus 5 schwedischen Gemeinden) identifiziert, welche Kooperationspartner Hausbesucher für erfolgreiche Prävention und gesundes Altern mobilisieren.</w:t>
       </w:r>
     </w:p>
     <w:p>
@@ -104,7 +104,7 @@
         <w:t xml:space="preserve">Ergebnis: </w:t>
       </w:r>
       <w:r>
-        <w:t>Integrierten zwei-Schritt-Ansatz mit Frailty/Ernährungsscreening plus Multidimensionalem Assessment, Protein-Energie-Support und Mobilisierung in Enhanced-Recovery-Pathways wird empfohlen. Begründung: Ältere Frauen erleben Frailty-Malnutrition-Stress-Achse; Mangelernährung und Muskelabbau persistieren über Adjuvanztherapie hinaus. Wirkevidenz begrenzt auf funktionelle und ernährungsbezogene Outcomes, nicht nur Liegedauer.</w:t>
+        <w:t>Hausbesucher arbeiten mit breitem Spektrum von Partnern zusammen: kritisch sind Politiker und Medien; wichtig sind Akteure für sinnvolle Freizeit, Partizipation, lebenslanges Lernen und Gesundheits-/Sozialsektoren. Unterstützung durch Führungspersonen in Schlüsselpositionen steigert Effektivität. Kernempfehlung: gesamtgesellschaftlicher (whole-of-society) Ansatz zur Planung von Präventionsbesuchen.</w:t>
       </w:r>
     </w:p>
     <w:p>
@@ -119,7 +119,7 @@
         <w:rPr>
           <w:sz w:val="19"/>
         </w:rPr>
-        <w:t>Deutschland: Geriatrisches Assessments- und Ernährungskonzept ist in deutschen Kliniken strukturell etablierbar.</w:t>
+        <w:t>Skandinavien vergleichbar, universelles Gesundheitssystem, übertragbar auf Deutschland.</w:t>
       </w:r>
     </w:p>
     <w:p>
@@ -128,7 +128,7 @@
           <w:color w:val="5A7D3A"/>
           <w:sz w:val="18"/>
         </w:rPr>
-        <w:t>https://pubmed.ncbi.nlm.nih.gov/42824555/</w:t>
+        <w:t>https://pubmed.ncbi.nlm.nih.gov/42828510/</w:t>
       </w:r>
     </w:p>
     <w:p>
@@ -136,7 +136,7 @@
         <w:pStyle w:val="Heading2"/>
       </w:pPr>
       <w:r>
-        <w:t>Hitzebelastung verschlechtert funktionale Kapazität bei älteren Erwachsenen in China</w:t>
+        <w:t>Krankenversicherung für Ernährungstherapie älterer Krebspatienten determiniert Funktionsfähigkeit</w:t>
       </w:r>
     </w:p>
     <w:p>
@@ -146,12 +146,12 @@
           <w:color w:val="666666"/>
           <w:sz w:val="18"/>
         </w:rPr>
-        <w:t>Huang L et al.  ·  BMC Public Health  ·  26.09.2026  ·  PMID 42823677</w:t>
+        <w:t>Yang J  ·  Front Public Health  ·  18.09.2026  ·  PMID 42827769</w:t>
       </w:r>
     </w:p>
     <w:p>
       <w:r>
-        <w:t>Longitudinale Studie an 1.393 Chinesen (45–80 Jahre) über drei Wellen (2011–2015) zur Assoziation von Hitzewellentagen mit Trajektorien der intrinsischen Kapazität (WHO-Indikator für gesundes Altern).</w:t>
+        <w:t>Narratives Mini-Review analysiert Versicherungsdeckung für medizinische Ernährungstherapie (Medical Nutrition Therapy, MNT) bei älteren Frauen mit Krebs als Politikfrage für Langzeitpflege und Frailty-Equity in USA, Australien und UK.</w:t>
       </w:r>
     </w:p>
     <w:p>
@@ -162,7 +162,7 @@
         <w:t xml:space="preserve">Ergebnis: </w:t>
       </w:r>
       <w:r>
-        <w:t>Jeder zusätzliche Hitzewellentag erhöhte das Risiko der Low-declining-Trajektorie um 3,5 % (adjustierte RRR = 1,035; 95 % KI: 1,012–1,058; p = 0,003). Effekt war ausgeprägter bei geringerer Schulbildung (RRR = 1,07) und in ländlichen Regionen (RRR = 1,05). Kältespells zeigten keinen signifikanten Effekt. Klimawandel gefährdet funktionale Gesundheit sozioökonomisch benachteiligter älterer Menschen.</w:t>
+        <w:t>Untersucht, wie Versicherungsdesign – Leistungsbeschränkungen, Kostenbeteiligung, fragmentierte Autorisierung – den Zugang zu MNT und damit Risiken für Mangelernährung, Sarkopenie und funktionalen Niedergang lenkt. Empfiehlt MNT als essenzielle, risikostratifizierte Komponente von Onkologie und Langzeitpflege, nicht als optionales Wellness-Angebot, mit kontinuierlichen Übergängen zwischen Klinik, Heimat und Pflege.</w:t>
       </w:r>
     </w:p>
     <w:p>
@@ -177,7 +177,7 @@
         <w:rPr>
           <w:sz w:val="19"/>
         </w:rPr>
-        <w:t>China, aber Funktionsfähigkeit als universales Konzept; Effektmodifikation durch Bildung und Wohnort relevant für alle Länder.</w:t>
+        <w:t>UK-System vergleichbar; Kernaussage zur Finanzierungspolitik auch auf deutsches System übertragbar.</w:t>
       </w:r>
     </w:p>
     <w:p>
@@ -186,7 +186,7 @@
           <w:color w:val="5A7D3A"/>
           <w:sz w:val="18"/>
         </w:rPr>
-        <w:t>https://pubmed.ncbi.nlm.nih.gov/42823677/</w:t>
+        <w:t>https://pubmed.ncbi.nlm.nih.gov/42827769/</w:t>
       </w:r>
     </w:p>
     <w:p>
@@ -194,7 +194,7 @@
         <w:pStyle w:val="Heading2"/>
       </w:pPr>
       <w:r>
-        <w:t>Institutionelle Fragmentierung verstärkt Ungleichheit in der Langzeitpflege im asiatisch-pazifischen Raum</w:t>
+        <w:t>Biologische Organaltern und Proteinprofile vorhersagen Mortalitätsrisiko besser als Standard-Biomarker</w:t>
       </w:r>
     </w:p>
     <w:p>
@@ -204,12 +204,12 @@
           <w:color w:val="666666"/>
           <w:sz w:val="18"/>
         </w:rPr>
-        <w:t>Bhula-Or R et al.  ·  Australas J Ageing  ·  Dez. 2026  ·  PMID 42820354</w:t>
+        <w:t>Pyrgioti M et al.  ·  Aging Cell  ·  Okt. 2026  ·  PMID 42823846</w:t>
       </w:r>
     </w:p>
     <w:p>
       <w:r>
-        <w:t>Qualitative Partizipative-Beobachtungs-Studie mit reflexiver Thematic Analysis über 107 Stakeholder (Policy, Wissenschaft, Zivilgesellschaft, Anbieter) aus ASEAN-Plus-Three während regionaler Politikdialogs 2025.</w:t>
+        <w:t>Benchmarking von 11 proteomic organ clocks gegen etablierte Altersmarker (epigenetisches Alter, Telomerlänge, Lungenfunktion, Kognition, Neuroimaging) für 16-Jahres-Gesamtmortalität in einer schottischen Kohorte (n=861; 444 Todesfälle).</w:t>
       </w:r>
     </w:p>
     <w:p>
@@ -220,7 +220,7 @@
         <w:t xml:space="preserve">Ergebnis: </w:t>
       </w:r>
       <w:r>
-        <w:t>Drei zentrale Befunde: (1) institutionelle Fragmentierung wandelt frühere Benachteiligung in ungleiche Zugänge um; (2) Gemeinschaften fangen Lücken in formaler Pflege auf, verschieben aber nicht öffentliche Verantwortung; (3) Equity hängt von Neuverteilung von Mitsprache und sektorenübergreifender Koordination ab. Kosten fallen disproportional auf Frauen, ländliche und niedrigeinkommens-Ältere. Autorenvorschlag: nationale Koordinierungshubs als Lösungsarchitektur.</w:t>
+        <w:t>Unter proteomic clocks: beschleunigte Leber-(HR=1,43), Immun-(HR=1,42) und Herzalterung (HR=1,38) waren stärkste Prädiktor:innen. Aber älteres epigenetisches Alter, kleineres Hirnvolumen, reduzierte Atemfunktion und schlechtere Kognition zeigten stärkere Assoziationen (HR=1,44–1,62). Von 9703 Plasma-Proteinen: GDF15 (HR=1,56), WFDC2 (HR=1,47) und TIMP1 (HR=1,45) führend mit Mortalität assoziiert.</w:t>
       </w:r>
     </w:p>
     <w:p>
@@ -235,7 +235,7 @@
         <w:rPr>
           <w:sz w:val="19"/>
         </w:rPr>
-        <w:t>ASEAN-Region: Transferierbar für vergleichbare föderalistische/föderative Systeme; Koordinierungslücke relevant auch für Deutschland.</w:t>
+        <w:t>UK-Biobank-Kohorte, europäische Altersstruktur, direkt auf Deutschland übertragbar.</w:t>
       </w:r>
     </w:p>
     <w:p>
@@ -244,7 +244,7 @@
           <w:color w:val="5A7D3A"/>
           <w:sz w:val="18"/>
         </w:rPr>
-        <w:t>https://pubmed.ncbi.nlm.nih.gov/42820354/</w:t>
+        <w:t>https://pubmed.ncbi.nlm.nih.gov/42823846/</w:t>
       </w:r>
     </w:p>
     <w:p>
@@ -252,7 +252,7 @@
         <w:pStyle w:val="Heading2"/>
       </w:pPr>
       <w:r>
-        <w:t>Zervikale Atrophie übersteigt Alterseffekt bei Multiple Sklerose – besonders in 50ern und 60ern</w:t>
+        <w:t>Gesunde Altersverläufe senken kardiovaskuläres Erkrankungsrisiko</w:t>
       </w:r>
     </w:p>
     <w:p>
@@ -262,12 +262,12 @@
           <w:color w:val="666666"/>
           <w:sz w:val="18"/>
         </w:rPr>
-        <w:t>Jain K et al.  ·  Neurology  ·  27.10.2026  ·  PMID 42814910</w:t>
+        <w:t>Du R et al.  ·  J Nutr Health Aging  ·  04.09.2026  ·  PMID 42697165</w:t>
       </w:r>
     </w:p>
     <w:p>
       <w:r>
-        <w:t>Cross-sectional Multizenterstudie (3 italienische Zentren) mit 480 gesunden Kontrollen und 1.295 MS-Patienten (18–70 Jahre): Untersuchung, ob MS eine krankheitsspezifische Reduktion der mittleren oberen zervikalen Rückenmarksarea (MUCCA) über Altern hinaus bewirkt, und ob diese durch Geschlecht und Erkrankungsbeginn moduliert wird.</w:t>
+        <w:t>Studie untersucht die Assoziation zwischen Mustern gesunder Alterung (gemessen mit ATHLOS-Score) und dem Auftreten kardiovaskulärer Erkrankungen in drei europäischen und chinesischen Kohorten.</w:t>
       </w:r>
     </w:p>
     <w:p>
@@ -278,7 +278,7 @@
         <w:t xml:space="preserve">Ergebnis: </w:t>
       </w:r>
       <w:r>
-        <w:t>Bei Kontrollen: MUCCA stieg bis späte 30er Jahre (p ≤ 0,033), sank nach 50 Jahren (p ≤ 0,008). MS-Patienten zeigten Z-Scores &lt; 0 ab 30 Jahren (p ≤ 0,039), besonders in 50ern und 60ern. Markanter früh-erwachsener Decline bis späte 40er, danach Abschwächung. Geschlechtsunterschiede nicht signifikant. Höhere Atrophie korreliert mit stärkerer Behinderung (ρ = 0,196–0,392, alle p &lt; 0,001). Rückenmarksatrophie ist sensitiver MS-Biomarker für Neurodegeneration jenseits reinen Alterns.</w:t>
+        <w:t>Verglichen mit der niedrigsten Altersverlauf-Gruppe zeigte die mittlere Gruppe reduziertes CVD-Risiko (SHARE HR=0,89; ELSA HR=0,66; CHARLS HR=0,67), die höchste Gruppe sogar deutlich gesenkt (SHARE HR=0,61; ELSA HR=0,36; CHARLS HR=0,39). Assoziation war konsistent über SES- und Lebensstil-Schichten. Hochwertige Altersverläufe sind kardioprotektiv.</w:t>
       </w:r>
     </w:p>
     <w:p>
@@ -293,7 +293,7 @@
         <w:rPr>
           <w:sz w:val="19"/>
         </w:rPr>
-        <w:t>Italien, Deutschland: Neuroimaging-Daten aus europäischen Zentren mit vergleichbarer MS-Diagnostik; Transfer auf deutsche MS-Kohorten möglich.</w:t>
+        <w:t>SHARE und ELSA europäisch vergleichbar, CHARLS repräsentiert alternatives System.</w:t>
       </w:r>
     </w:p>
     <w:p>
@@ -302,7 +302,7 @@
           <w:color w:val="5A7D3A"/>
           <w:sz w:val="18"/>
         </w:rPr>
-        <w:t>https://pubmed.ncbi.nlm.nih.gov/42814910/</w:t>
+        <w:t>https://pubmed.ncbi.nlm.nih.gov/42697165/</w:t>
       </w:r>
     </w:p>
     <w:p>
@@ -310,7 +310,7 @@
         <w:pStyle w:val="Heading2"/>
       </w:pPr>
       <w:r>
-        <w:t>Kombinierte Bewegungs- und Ernährungsinterventionen beugen Frailty vor</w:t>
+        <w:t>Spezialisierte Versorgung fragiler Chirurgiepatienten senkt Morbidität und erhält Lebensqualität</w:t>
       </w:r>
     </w:p>
     <w:p>
@@ -320,12 +320,12 @@
           <w:color w:val="666666"/>
           <w:sz w:val="18"/>
         </w:rPr>
-        <w:t>Aydin N et al.  ·  Orthop Nurs  ·  22.09.2026  ·  PMID 42809602</w:t>
+        <w:t>Castellví Valls J et al.  ·  Cir Esp (Engl Ed)  ·  01.09.2026  ·  PMID 42680087</w:t>
       </w:r>
     </w:p>
     <w:p>
       <w:r>
-        <w:t>Systematischer Review und Metaanalyse von 16 randomisierten Studien zu Frailty-Prävention bei Erwachsenen ab 65 Jahren.</w:t>
+        <w:t>Evaluiert Effektivität eines integrierten geriatrischen Versorgungsbereichs für fragile Patienten, die operativ behandelt wurden, mit Fokus auf perioperative Morbidität, Mortalität und Funktionsfähigkeit.</w:t>
       </w:r>
     </w:p>
     <w:p>
@@ -336,7 +336,7 @@
         <w:t xml:space="preserve">Ergebnis: </w:t>
       </w:r>
       <w:r>
-        <w:t>Gesamteffektgröße: Hedges' g = –0,799 (95 % KI: –1,420 bis 0,179); Heterogenität hoch (I² = 97,32 %). Kombinierte Interventionen (Bewegung + Ernährung + integrierte Versorgung) zeigten größeren Effekt (g = 2,843; 95 % KI: 0,376–6,062) als einzelne Ansätze. Subgruppenunterschiede nicht signifikant (p = 0,080). Dauer und Frequenz von Bewegung sowie nutrizionale Unterstützung entscheidend.</w:t>
+        <w:t>Von 413 Patienten (Alter 80 J., 91,8% ASA III-IV) wurden 288 operiert. Perioperative Komplikationen Clavien-Dindo III-V: 9,7%, 30-Tage-Mortalität 3,1%, Wiederaufnahmen 13,2%. Nach 3 Monaten und 1 Jahr waren 82,5% der operierten Patienten in Funktion gleich oder besser als präoperativ. Von 125 nicht operierten Patienten starben 48,3% im 1. Jahr.</w:t>
       </w:r>
     </w:p>
     <w:p>
@@ -351,7 +351,7 @@
         <w:rPr>
           <w:sz w:val="19"/>
         </w:rPr>
-        <w:t>Deutschland: Multimodale Prävention ist Standard; Metaanalyse belegt Notwendigkeit kombinierter Ansätze.</w:t>
+        <w:t>Spanisch-katalanisches Krankenhaus-System, deutsche Geriatrien vergleichbar organisiert.</w:t>
       </w:r>
     </w:p>
     <w:p>
@@ -360,7 +360,7 @@
           <w:color w:val="5A7D3A"/>
           <w:sz w:val="18"/>
         </w:rPr>
-        <w:t>https://pubmed.ncbi.nlm.nih.gov/42809602/</w:t>
+        <w:t>https://pubmed.ncbi.nlm.nih.gov/42680087/</w:t>
       </w:r>
     </w:p>
     <w:p>
@@ -368,7 +368,7 @@
         <w:pStyle w:val="Heading2"/>
       </w:pPr>
       <w:r>
-        <w:t>Enactment-Kodierung verbessert prospektives Gedächtnis über alle Altersgruppen</w:t>
+        <w:t>Schlaf-Mikrostruktur in der Älterung vorhersagt kognitive Trajektorie über 10 Jahre</w:t>
       </w:r>
     </w:p>
     <w:p>
@@ -378,12 +378,12 @@
           <w:color w:val="666666"/>
           <w:sz w:val="18"/>
         </w:rPr>
-        <w:t>Stelz S et al.  ·  Memory  ·  21.08.2026  ·  PMID 42627881</w:t>
+        <w:t>Urdanibia-Centelles O et al.  ·  Sleep Med  ·  20.08.2026  ·  PMID 42628340</w:t>
       </w:r>
     </w:p>
     <w:p>
       <w:r>
-        <w:t>Randomisierte Studie an 373 Personen (Kinder bis Mittelalter) mit drei Kodierungsbedingungen (episodic future thinking, enactment encoding, Standard) und computerisierter prospektiver Gedächtnisaufgabe.</w:t>
+        <w:t>Prospektive Kohortenstudie (n=82 mit ausreichend NREM-Schlaf, Polysomnografie und kognitive Tests 10 Jahre auseinander) untersucht, ob Schlafmerkmale (Spindel, Slow Waves, EEG-Kohärenz) kognitive Alterung und Verfall vorhersagen.</w:t>
       </w:r>
     </w:p>
     <w:p>
@@ -394,7 +394,7 @@
         <w:t xml:space="preserve">Ergebnis: </w:t>
       </w:r>
       <w:r>
-        <w:t>Enactment encoding führte zu signifikant besserer Leistung als episodic future thinking und Standard (Haupteffekt p &lt; 0,05). Vorteil war unabhängig von Altersgruppe – kein Alters-mal-Bedingung-Effekt (Erwartung widerlegt). Immediate Memory und Attention waren beste RBANS-Prädiktoren für alltägliche Funktionalität.</w:t>
+        <w:t>Über 10 Jahre: Verarbeitungsgeschwindigkeit nahm um 6,1 s zu, symbolische Konversion um 2,3 ab. Höhere Schlafeffizienz → besseres kognitives Halten. Erhöhte Wachphase und erhöhtes Arousal → schlechtere Gedächtnis- und Lernleistung. Höhere Fast-Spindle-Amplitude und -Frequenz, Slow-Wave-Charakteristika und N2/REM-Kohärenz korrelierten mit Verarbeitungsgeschwindigkeit, Aufmerksamkeit und globaler Kognition.</w:t>
       </w:r>
     </w:p>
     <w:p>
@@ -409,7 +409,7 @@
         <w:rPr>
           <w:sz w:val="19"/>
         </w:rPr>
-        <w:t>Deutschland: Universelle Kodierungsmethode, unabhängig von kognitiven Ressourcen im Alter anwendbar.</w:t>
+        <w:t>Dänische Geburtskohorte, nordeuropäisches System vergleichbar.</w:t>
       </w:r>
     </w:p>
     <w:p>
@@ -418,7 +418,7 @@
           <w:color w:val="5A7D3A"/>
           <w:sz w:val="18"/>
         </w:rPr>
-        <w:t>https://pubmed.ncbi.nlm.nih.gov/42627881/</w:t>
+        <w:t>https://pubmed.ncbi.nlm.nih.gov/42628340/</w:t>
       </w:r>
     </w:p>
     <w:sectPr>

--- a/download/studien-aktuell.docx
+++ b/download/studien-aktuell.docx
@@ -62,7 +62,7 @@
           <w:color w:val="666666"/>
           <w:sz w:val="18"/>
         </w:rPr>
-        <w:t>Stand: 05.10.2026  |  6 Studien  |  longevity.m-vf.de</w:t>
+        <w:t>Stand: 06.10.2026  |  7 Studien  |  longevity.m-vf.de</w:t>
       </w:r>
     </w:p>
     <w:p>
@@ -70,7 +70,7 @@
         <w:pStyle w:val="Heading1"/>
       </w:pPr>
       <w:r>
-        <w:t>Aufgenommen am 05.10.2026</w:t>
+        <w:t>Aufgenommen am 06.10.2026</w:t>
       </w:r>
     </w:p>
     <w:p>
@@ -78,7 +78,7 @@
         <w:pStyle w:val="Heading2"/>
       </w:pPr>
       <w:r>
-        <w:t>Prävention durch Hausbesuche erfordert sektorenübergreifende Partnerschaften und Unterstützung durch Führungspersonen</w:t>
+        <w:t>Frailty als multidimensionales biopsychosoziales Syndrom: Update zu Konzepten und Versorgung</w:t>
       </w:r>
     </w:p>
     <w:p>
@@ -88,12 +88,12 @@
           <w:color w:val="666666"/>
           <w:sz w:val="18"/>
         </w:rPr>
-        <w:t>Nivestam A et al.  ·  Scand J Caring Sci  ·  Dez. 2026  ·  PMID 42828510</w:t>
+        <w:t>Cohen CI et al.  ·  Clin Geriatr Med  ·  Nov. 2026  ·  PMID 42833807</w:t>
       </w:r>
     </w:p>
     <w:p>
       <w:r>
-        <w:t>Qualitative Studie (Fokusgruppen mit 16 Fachpersonen aus 5 schwedischen Gemeinden) identifiziert, welche Kooperationspartner Hausbesucher für erfolgreiche Prävention und gesundes Altern mobilisieren.</w:t>
+        <w:t>Übersichtsartikel fasst die Entwicklung von Frailty-Konzeptualisierung von primär physisch zu einem komplexen, multidimensionalen biopsychosozialen Syndrom zusammen, unter Einbeziehung von Definition, Diagnose-Tools, Epidemiologie, Pathogenese und Versorgungsansätze.</w:t>
       </w:r>
     </w:p>
     <w:p>
@@ -104,7 +104,7 @@
         <w:t xml:space="preserve">Ergebnis: </w:t>
       </w:r>
       <w:r>
-        <w:t>Hausbesucher arbeiten mit breitem Spektrum von Partnern zusammen: kritisch sind Politiker und Medien; wichtig sind Akteure für sinnvolle Freizeit, Partizipation, lebenslanges Lernen und Gesundheits-/Sozialsektoren. Unterstützung durch Führungspersonen in Schlüsselpositionen steigert Effektivität. Kernempfehlung: gesamtgesellschaftlicher (whole-of-society) Ansatz zur Planung von Präventionsbesuchen.</w:t>
+        <w:t>Frailty erweitert von physischer zu physischer, kognitiver, sozialer und psychologischer Frailty. Tools und Assessment-Domains aufgelistet; Epidemiologie, Risikofaktoren, Pathogenese, Prävention und Behandlungs-Frameworks skizziert. Ungelöste Versorgungsfragen benannt. Keine spezifischen Zahlenergebnisse, sondern konzeptueller Überblick über den Wandel im Feld.</w:t>
       </w:r>
     </w:p>
     <w:p>
@@ -119,7 +119,7 @@
         <w:rPr>
           <w:sz w:val="19"/>
         </w:rPr>
-        <w:t>Skandinavien vergleichbar, universelles Gesundheitssystem, übertragbar auf Deutschland.</w:t>
+        <w:t>US-amerikanisches Review; biopsychosoziales Frailty-Modell international etabliert, auf deutsches System direkt anwendbar.</w:t>
       </w:r>
     </w:p>
     <w:p>
@@ -128,7 +128,7 @@
           <w:color w:val="5A7D3A"/>
           <w:sz w:val="18"/>
         </w:rPr>
-        <w:t>https://pubmed.ncbi.nlm.nih.gov/42828510/</w:t>
+        <w:t>https://pubmed.ncbi.nlm.nih.gov/42833807/</w:t>
       </w:r>
     </w:p>
     <w:p>
@@ -136,7 +136,7 @@
         <w:pStyle w:val="Heading2"/>
       </w:pPr>
       <w:r>
-        <w:t>Krankenversicherung für Ernährungstherapie älterer Krebspatienten determiniert Funktionsfähigkeit</w:t>
+        <w:t>Altersfeindlichkeit als upstream-Determinante: Sturzverhütung durch multilevel Reframing</w:t>
       </w:r>
     </w:p>
     <w:p>
@@ -146,12 +146,12 @@
           <w:color w:val="666666"/>
           <w:sz w:val="18"/>
         </w:rPr>
-        <w:t>Yang J  ·  Front Public Health  ·  18.09.2026  ·  PMID 42827769</w:t>
+        <w:t>McMahon SK et al.  ·  Clin Geriatr Med  ·  03.09.2026  ·  PMID 42833800</w:t>
       </w:r>
     </w:p>
     <w:p>
       <w:r>
-        <w:t>Narratives Mini-Review analysiert Versicherungsdeckung für medizinische Ernährungstherapie (Medical Nutrition Therapy, MNT) bei älteren Frauen mit Krebs als Politikfrage für Langzeitpflege und Frailty-Equity in USA, Australien und UK.</w:t>
+        <w:t>Konzeptuelle Analyse aus USA untersucht, wie strukturelle, interpersonelle und individuelle Ebenen von Altersdiskriminierung die Implementierung, Akzeptanz und Wirksamkeit von Sturz-Prävention bei älteren Menschen beeinträchtigen.</w:t>
       </w:r>
     </w:p>
     <w:p>
@@ -162,7 +162,7 @@
         <w:t xml:space="preserve">Ergebnis: </w:t>
       </w:r>
       <w:r>
-        <w:t>Untersucht, wie Versicherungsdesign – Leistungsbeschränkungen, Kostenbeteiligung, fragmentierte Autorisierung – den Zugang zu MNT und damit Risiken für Mangelernährung, Sarkopenie und funktionalen Niedergang lenkt. Empfiehlt MNT als essenzielle, risikostratifizierte Komponente von Onkologie und Langzeitpflege, nicht als optionales Wellness-Angebot, mit kontinuierlichen Übergängen zwischen Klinik, Heimat und Pflege.</w:t>
+        <w:t>Lücke zwischen Evidenz (starke Maßnahmen-Effektivität) und Implementierung getrieben durch Ageismus: Untererfassung, Umweltbarrieren, internalisierte Stigma. Empfehlung für ganzheitlichen, mehrebenenigen Ansatz, der soziale Determinanten (besonders Ageismus) integriert; Systemische, klinische und Kommunikations-Änderungen für bessere Prävention, Engagement, sichere Mobilität. Framework ‚Reframing Aging' zitiert.</w:t>
       </w:r>
     </w:p>
     <w:p>
@@ -177,7 +177,7 @@
         <w:rPr>
           <w:sz w:val="19"/>
         </w:rPr>
-        <w:t>UK-System vergleichbar; Kernaussage zur Finanzierungspolitik auch auf deutsches System übertragbar.</w:t>
+        <w:t>USA-Perspektive; konzeptueller Rahmen zur Sturzverhütung durch Anti-Ageismus-Ansätze prinzipiell auf deutsches System übertragbar, erfordert aber Systemanpassung.</w:t>
       </w:r>
     </w:p>
     <w:p>
@@ -186,7 +186,7 @@
           <w:color w:val="5A7D3A"/>
           <w:sz w:val="18"/>
         </w:rPr>
-        <w:t>https://pubmed.ncbi.nlm.nih.gov/42827769/</w:t>
+        <w:t>https://pubmed.ncbi.nlm.nih.gov/42833800/</w:t>
       </w:r>
     </w:p>
     <w:p>
@@ -194,7 +194,7 @@
         <w:pStyle w:val="Heading2"/>
       </w:pPr>
       <w:r>
-        <w:t>Biologische Organaltern und Proteinprofile vorhersagen Mortalitätsrisiko besser als Standard-Biomarker</w:t>
+        <w:t>Aortenstenose im Alter: Weshalb Lebenserwartung keine Indikation zum Verzicht auf Klappenersatz ist</w:t>
       </w:r>
     </w:p>
     <w:p>
@@ -204,12 +204,12 @@
           <w:color w:val="666666"/>
           <w:sz w:val="18"/>
         </w:rPr>
-        <w:t>Pyrgioti M et al.  ·  Aging Cell  ·  Okt. 2026  ·  PMID 42823846</w:t>
+        <w:t>Demir OM et al.  ·  Open Heart  ·  05.10.2026  ·  PMID 42833700</w:t>
       </w:r>
     </w:p>
     <w:p>
       <w:r>
-        <w:t>Benchmarking von 11 proteomic organ clocks gegen etablierte Altersmarker (epigenetisches Alter, Telomerlänge, Lungenfunktion, Kognition, Neuroimaging) für 16-Jahres-Gesamtmortalität in einer schottischen Kohorte (n=861; 444 Todesfälle).</w:t>
+        <w:t>Konzeptuelles Argument zur Fehlinterpretation von Lebenserwartung bei älteren Patienten mit symptomatischer schwerer Aortenstenose und der Frage, wann Ventilintervention gerechtfertigt ist.</w:t>
       </w:r>
     </w:p>
     <w:p>
@@ -220,7 +220,7 @@
         <w:t xml:space="preserve">Ergebnis: </w:t>
       </w:r>
       <w:r>
-        <w:t>Unter proteomic clocks: beschleunigte Leber-(HR=1,43), Immun-(HR=1,42) und Herzalterung (HR=1,38) waren stärkste Prädiktor:innen. Aber älteres epigenetisches Alter, kleineres Hirnvolumen, reduzierte Atemfunktion und schlechtere Kognition zeigten stärkere Assoziationen (HR=1,44–1,62). Von 9703 Plasma-Proteinen: GDF15 (HR=1,56), WFDC2 (HR=1,47) und TIMP1 (HR=1,45) führend mit Mortalität assoziiert.</w:t>
+        <w:t>Nationale Sterbe- und Überlebenstafeln: 90-Jähriger in England/Wales hat noch 3,9 Jahre Lebenserwartung; 82-Jähriger lebt länger als 72-Jähriger. 'Schlagrisiko ist kardial, nicht chronologisch' — korreliert mit extravalvulärer Herzschädigung, Frailty und konkurrierenden Erkrankungen, nicht mit Kalenderalter. Stadium, nicht Alter, diskriminiert Outcome. Empfehlung: conditional, komorbidität-adjustierte Prognose statt Alters-Nihilismus.</w:t>
       </w:r>
     </w:p>
     <w:p>
@@ -235,7 +235,7 @@
         <w:rPr>
           <w:sz w:val="19"/>
         </w:rPr>
-        <w:t>UK-Biobank-Kohorte, europäische Altersstruktur, direkt auf Deutschland übertragbar.</w:t>
+        <w:t>Britisches System; medizinisches Konzept zur Patientenauswahl übertragbar auf deutsches Altensystem.</w:t>
       </w:r>
     </w:p>
     <w:p>
@@ -244,7 +244,7 @@
           <w:color w:val="5A7D3A"/>
           <w:sz w:val="18"/>
         </w:rPr>
-        <w:t>https://pubmed.ncbi.nlm.nih.gov/42823846/</w:t>
+        <w:t>https://pubmed.ncbi.nlm.nih.gov/42833700/</w:t>
       </w:r>
     </w:p>
     <w:p>
@@ -252,7 +252,7 @@
         <w:pStyle w:val="Heading2"/>
       </w:pPr>
       <w:r>
-        <w:t>Gesunde Altersverläufe senken kardiovaskuläres Erkrankungsrisiko</w:t>
+        <w:t>Körperliche Leistung puffert Alterseffekt auf Exekutivfunktion bei Demenzrisiko</w:t>
       </w:r>
     </w:p>
     <w:p>
@@ -262,12 +262,12 @@
           <w:color w:val="666666"/>
           <w:sz w:val="18"/>
         </w:rPr>
-        <w:t>Du R et al.  ·  J Nutr Health Aging  ·  04.09.2026  ·  PMID 42697165</w:t>
+        <w:t>Reparaz-Escudero I et al.  ·  J Cachexia Sarcopenia Muscle  ·  Okt. 2026  ·  PMID 42833623</w:t>
       </w:r>
     </w:p>
     <w:p>
       <w:r>
-        <w:t>Studie untersucht die Assoziation zwischen Mustern gesunder Alterung (gemessen mit ATHLOS-Score) und dem Auftreten kardiovaskulärer Erkrankungen in drei europäischen und chinesischen Kohorten.</w:t>
+        <w:t>Querschnittsstudie an 920 älteren Spaniern (60–85 Jahre) mit erhöhtem Demenzrisiko untersuchte, ob Ganggeschwindigkeit, Handgriffkraft und Beinmuskelpower den Zusammenhang zwischen Alter und Exekutivfunktion moderieren.</w:t>
       </w:r>
     </w:p>
     <w:p>
@@ -278,7 +278,7 @@
         <w:t xml:space="preserve">Ergebnis: </w:t>
       </w:r>
       <w:r>
-        <w:t>Verglichen mit der niedrigsten Altersverlauf-Gruppe zeigte die mittlere Gruppe reduziertes CVD-Risiko (SHARE HR=0,89; ELSA HR=0,66; CHARLS HR=0,67), die höchste Gruppe sogar deutlich gesenkt (SHARE HR=0,61; ELSA HR=0,36; CHARLS HR=0,39). Assoziation war konsistent über SES- und Lebensstil-Schichten. Hochwertige Altersverläufe sind kardioprotektiv.</w:t>
+        <w:t>Höhere körperliche Leistung schwächte die Alters-Exekutivfunktion-Assoziation ab. Ganggeschwindigkeit moderierte die Beziehung am konsistentesten; Johnson-Neyman-Analyse zeigte: Alters-Exekutivfunktion-Effekt nur bei Ganggeschwindigkeiten unter 1,68–1,83 m/s messbar (1,0–15,9 % der Teilnehmer). Sex-spezifische Muster: Ganggeschwindigkeit bei TMT-B bei Männern, Stroop-Interferenz bei Frauen moderat.</w:t>
       </w:r>
     </w:p>
     <w:p>
@@ -293,7 +293,7 @@
         <w:rPr>
           <w:sz w:val="19"/>
         </w:rPr>
-        <w:t>SHARE und ELSA europäisch vergleichbar, CHARLS repräsentiert alternatives System.</w:t>
+        <w:t>Spanische Demenzrisiko-Kohorte; körperliches Training zur Exekutivschutzung übertragbar auf deutsche Altenpopulation.</w:t>
       </w:r>
     </w:p>
     <w:p>
@@ -302,7 +302,7 @@
           <w:color w:val="5A7D3A"/>
           <w:sz w:val="18"/>
         </w:rPr>
-        <w:t>https://pubmed.ncbi.nlm.nih.gov/42697165/</w:t>
+        <w:t>https://pubmed.ncbi.nlm.nih.gov/42833623/</w:t>
       </w:r>
     </w:p>
     <w:p>
@@ -310,7 +310,7 @@
         <w:pStyle w:val="Heading2"/>
       </w:pPr>
       <w:r>
-        <w:t>Spezialisierte Versorgung fragiler Chirurgiepatienten senkt Morbidität und erhält Lebensqualität</w:t>
+        <w:t>Elektromyographie beim Gehen identifiziert Gebrechlichkeit bei älteren Patienten mit Herzkrankheit</w:t>
       </w:r>
     </w:p>
     <w:p>
@@ -320,12 +320,12 @@
           <w:color w:val="666666"/>
           <w:sz w:val="18"/>
         </w:rPr>
-        <w:t>Castellví Valls J et al.  ·  Cir Esp (Engl Ed)  ·  01.09.2026  ·  PMID 42680087</w:t>
+        <w:t>Huang P et al.  ·  J Cachexia Sarcopenia Muscle  ·  Okt. 2026  ·  PMID 42830734</w:t>
       </w:r>
     </w:p>
     <w:p>
       <w:r>
-        <w:t>Evaluiert Effektivität eines integrierten geriatrischen Versorgungsbereichs für fragile Patienten, die operativ behandelt wurden, mit Fokus auf perioperative Morbidität, Mortalität und Funktionsfähigkeit.</w:t>
+        <w:t>Fall-Kontroll-Studie mit 150 älteren Patienten mit Herzkrankheit (75 gebrechlich, 75 nicht-gebrechlich) verglich oberflächliche Elektromyographie (sEMG) der Unterschenkelmuskeln beim Gehen und testete deren Diskriminativwert für Frailty.</w:t>
       </w:r>
     </w:p>
     <w:p>
@@ -336,7 +336,7 @@
         <w:t xml:space="preserve">Ergebnis: </w:t>
       </w:r>
       <w:r>
-        <w:t>Von 413 Patienten (Alter 80 J., 91,8% ASA III-IV) wurden 288 operiert. Perioperative Komplikationen Clavien-Dindo III-V: 9,7%, 30-Tage-Mortalität 3,1%, Wiederaufnahmen 13,2%. Nach 3 Monaten und 1 Jahr waren 82,5% der operierten Patienten in Funktion gleich oder besser als präoperativ. Von 125 nicht operierten Patienten starben 48,3% im 1. Jahr.</w:t>
+        <w:t>Gebrechliche waren älter (76,04 vs. 68,55 Jahre), benötigten länger für 10-m-Gang (13,34 vs. 9,44 s), niedrigere POMA-Scores (21,51 vs. 27,59). Gebrechliche zeigten höhere integrierte EMG des linken Semitendinosus (534,4 vs. 455,5 μV·s, p=0,0084) und höhere Aktivierungssequenz-Rang des linken Rectus femoris (p=0,0404). Im Frequenzbereich höhere Medianfrequenz (MF) in 6 Muskeln. Multivariates Modell: MF Rectus femoris rechts (OR 1,067, p=0,038), MF Gastrocnemius rechts (OR 1,054, p=0,019), Aktivierungsrang TA rechts (OR 0,640, p=0,014) unabhängig assoziiert. sEMG+Alter-Modell: AUC 0,8418 (Sensitivität 0,8933, Spezifität 0,6400), Vollmodell mit POMA: AUC 0,8740.</w:t>
       </w:r>
     </w:p>
     <w:p>
@@ -351,7 +351,7 @@
         <w:rPr>
           <w:sz w:val="19"/>
         </w:rPr>
-        <w:t>Spanisch-katalanisches Krankenhaus-System, deutsche Geriatrien vergleichbar organisiert.</w:t>
+        <w:t>Chinesische Klinik-Kohorte; sEMG-Methode und Frailty-Assessments international vergleichbar.</w:t>
       </w:r>
     </w:p>
     <w:p>
@@ -360,7 +360,7 @@
           <w:color w:val="5A7D3A"/>
           <w:sz w:val="18"/>
         </w:rPr>
-        <w:t>https://pubmed.ncbi.nlm.nih.gov/42680087/</w:t>
+        <w:t>https://pubmed.ncbi.nlm.nih.gov/42830734/</w:t>
       </w:r>
     </w:p>
     <w:p>
@@ -368,7 +368,7 @@
         <w:pStyle w:val="Heading2"/>
       </w:pPr>
       <w:r>
-        <w:t>Schlaf-Mikrostruktur in der Älterung vorhersagt kognitive Trajektorie über 10 Jahre</w:t>
+        <w:t>Glukosestoffwechsel und vaskuläres Altern: Prädiktive Güte einfacher Marker im Screening</w:t>
       </w:r>
     </w:p>
     <w:p>
@@ -378,12 +378,12 @@
           <w:color w:val="666666"/>
           <w:sz w:val="18"/>
         </w:rPr>
-        <w:t>Urdanibia-Centelles O et al.  ·  Sleep Med  ·  20.08.2026  ·  PMID 42628340</w:t>
+        <w:t>Wang J et al.  ·  Front Endocrinol (Lausanne)  ·  18.09.2026  ·  PMID 42827523</w:t>
       </w:r>
     </w:p>
     <w:p>
       <w:r>
-        <w:t>Prospektive Kohortenstudie (n=82 mit ausreichend NREM-Schlaf, Polysomnografie und kognitive Tests 10 Jahre auseinander) untersucht, ob Schlafmerkmale (Spindel, Slow Waves, EEG-Kohärenz) kognitive Alterung und Verfall vorhersagen.</w:t>
+        <w:t>Retrospektive Querschnittsstudie mit 555 Personen aus Routineuntersuchungen evaluierte sieben Glukosemetaboliten-Indizes (TyG, CHG, HOMA-IR etc.) und deren Assoziationen mit frühem vaskulärem Altern (EVA, baPWV).</w:t>
       </w:r>
     </w:p>
     <w:p>
@@ -394,7 +394,7 @@
         <w:t xml:space="preserve">Ergebnis: </w:t>
       </w:r>
       <w:r>
-        <w:t>Über 10 Jahre: Verarbeitungsgeschwindigkeit nahm um 6,1 s zu, symbolische Konversion um 2,3 ab. Höhere Schlafeffizienz → besseres kognitives Halten. Erhöhte Wachphase und erhöhtes Arousal → schlechtere Gedächtnis- und Lernleistung. Höhere Fast-Spindle-Amplitude und -Frequenz, Slow-Wave-Charakteristika und N2/REM-Kohärenz korrelierten mit Verarbeitungsgeschwindigkeit, Aufmerksamkeit und globaler Kognition.</w:t>
+        <w:t>156/555 (28,1%) hatten EVA. Alle sieben Marker unabhängig mit EVA assoziiert nach Confounding-Kontrolle. CHG-Index stärkste Korrelation mit baPWV-Mittelwert (r=0,402, p&lt;0,001). ROC-Analysen: HbA1c höchste AUC (0,690), TyG-Index höchste Sensitivität (70,51%). Bescheidene Diskriminanzleistung über alle Marker. Schluss: TyG und HbA1c als potenzielle kostengünstige Hilfsmarker für EVA-Screening; interne Bootstrap- und externe prospektive Validierung erforderlich.</w:t>
       </w:r>
     </w:p>
     <w:p>
@@ -409,7 +409,7 @@
         <w:rPr>
           <w:sz w:val="19"/>
         </w:rPr>
-        <w:t>Dänische Geburtskohorte, nordeuropäisches System vergleichbar.</w:t>
+        <w:t>Chinesische Gesundheitsuntersuchungskohorte; Biomarker-Interpretation übertragbar, aber lokale Altersstruktur verschieden.</w:t>
       </w:r>
     </w:p>
     <w:p>
@@ -418,7 +418,65 @@
           <w:color w:val="5A7D3A"/>
           <w:sz w:val="18"/>
         </w:rPr>
-        <w:t>https://pubmed.ncbi.nlm.nih.gov/42628340/</w:t>
+        <w:t>https://pubmed.ncbi.nlm.nih.gov/42827523/</w:t>
+      </w:r>
+    </w:p>
+    <w:p>
+      <w:pPr>
+        <w:pStyle w:val="Heading2"/>
+      </w:pPr>
+      <w:r>
+        <w:t>Arteriosklerose und Sarkopenie: biologisches Alter als Mediator, Gebrechlichkeit als Modifikator</w:t>
+      </w:r>
+    </w:p>
+    <w:p>
+      <w:r>
+        <w:rPr>
+          <w:i/>
+          <w:color w:val="666666"/>
+          <w:sz w:val="18"/>
+        </w:rPr>
+        <w:t>Sun A et al.  ·  Front Public Health  ·  14.09.2026  ·  PMID 42807006</w:t>
+      </w:r>
+    </w:p>
+    <w:p>
+      <w:r>
+        <w:t>Prospektive UK-Biobank-Kohortenstudie mit 32.451 Teilnehmern untersuchte, ob Arteriensteifigkeit (ASI) mit Sarkopenie-Risiko assoziiert ist und welche Rolle biologisches Alter und Frailty spielen.</w:t>
+      </w:r>
+    </w:p>
+    <w:p>
+      <w:r>
+        <w:rPr>
+          <w:b/>
+        </w:rPr>
+        <w:t xml:space="preserve">Ergebnis: </w:t>
+      </w:r>
+      <w:r>
+        <w:t>Höchstes vs. niedriges ASI-Tertil: HR 1,38 (95%-KI 1,22–1,55) für wahrscheinliche Sarkopenie, HR 1,56 (95%-KI 1,11–2,18) für Sarkopenie. Biologisches Alter mediierte 8,66 % und 18,85 % dieser Assoziationen. Frailty modifizierte die Magnitude erheblich; Assoziationen überwiegend bei nicht-Gebrechlichen. Erkannter nichtlinearer Zusammenhang bei wahrscheinlicher Sarkopenie, linear bei manifester Sarkopenie.</w:t>
+      </w:r>
+    </w:p>
+    <w:p>
+      <w:r>
+        <w:rPr>
+          <w:b/>
+          <w:sz w:val="19"/>
+        </w:rPr>
+        <w:t xml:space="preserve">Übertragbarkeit: </w:t>
+      </w:r>
+      <w:r>
+        <w:rPr>
+          <w:sz w:val="19"/>
+        </w:rPr>
+        <w:t>UK Biobank; methodische Validierbarkeit aber Altersdurchschnitt und Sozialstruktur unterscheiden sich von Deutschland.</w:t>
+      </w:r>
+    </w:p>
+    <w:p>
+      <w:r>
+        <w:rPr>
+          <w:color w:val="5A7D3A"/>
+          <w:sz w:val="18"/>
+        </w:rPr>
+        <w:t>https://pubmed.ncbi.nlm.nih.gov/42807006/</w:t>
       </w:r>
     </w:p>
     <w:sectPr>

--- a/download/studien-aktuell.docx
+++ b/download/studien-aktuell.docx
@@ -62,7 +62,7 @@
           <w:color w:val="666666"/>
           <w:sz w:val="18"/>
         </w:rPr>
-        <w:t>Stand: 06.10.2026  |  7 Studien  |  longevity.m-vf.de</w:t>
+        <w:t>Stand: 07.10.2026  |  5 Studien  |  longevity.m-vf.de</w:t>
       </w:r>
     </w:p>
     <w:p>
@@ -70,7 +70,7 @@
         <w:pStyle w:val="Heading1"/>
       </w:pPr>
       <w:r>
-        <w:t>Aufgenommen am 06.10.2026</w:t>
+        <w:t>Aufgenommen am 07.10.2026</w:t>
       </w:r>
     </w:p>
     <w:p>
@@ -78,7 +78,7 @@
         <w:pStyle w:val="Heading2"/>
       </w:pPr>
       <w:r>
-        <w:t>Frailty als multidimensionales biopsychosoziales Syndrom: Update zu Konzepten und Versorgung</w:t>
+        <w:t>Kohorte der Altern-Studie Add Health in mittlerem Alter mit schlechterer Gesundheit als Vorgängergenerationen</w:t>
       </w:r>
     </w:p>
     <w:p>
@@ -88,12 +88,12 @@
           <w:color w:val="666666"/>
           <w:sz w:val="18"/>
         </w:rPr>
-        <w:t>Cohen CI et al.  ·  Clin Geriatr Med  ·  Nov. 2026  ·  PMID 42833807</w:t>
+        <w:t>Gaydosh L et al.  ·  J Gerontol B Psychol Sci Soc Sci  ·  01.10.2026  ·  PMID 42837509</w:t>
       </w:r>
     </w:p>
     <w:p>
       <w:r>
-        <w:t>Übersichtsartikel fasst die Entwicklung von Frailty-Konzeptualisierung von primär physisch zu einem komplexen, multidimensionalen biopsychosozialen Syndrom zusammen, unter Einbeziehung von Definition, Diagnose-Tools, Epidemiologie, Pathogenese und Versorgungsansätze.</w:t>
+        <w:t>Add Health Welle VI (Durchschnittsalter 44 Jahre, n=11.979) und Vergleich mit NHANES-Kohorten: Analyse von Altersmustern in Allgemeingesundheit, psychischer Gesundheit, Gesundheitsverhalten und chronischen Erkrankungen über Lebensabschnitte.</w:t>
       </w:r>
     </w:p>
     <w:p>
@@ -104,7 +104,7 @@
         <w:t xml:space="preserve">Ergebnis: </w:t>
       </w:r>
       <w:r>
-        <w:t>Frailty erweitert von physischer zu physischer, kognitiver, sozialer und psychologischer Frailty. Tools und Assessment-Domains aufgelistet; Epidemiologie, Risikofaktoren, Pathogenese, Prävention und Behandlungs-Frameworks skizziert. Ungelöste Versorgungsfragen benannt. Keine spezifischen Zahlenergebnisse, sondern konzeptueller Überblick über den Wandel im Feld.</w:t>
+        <w:t>Add Health zeigte beim Alterungsübergang in Mittelalter Verschlechterung in Allgemeingesundheit, psychischer Gesundheit und chronischen Erkrankungen, während Gesundheitsverhalten sich verbesserte. Im Vergleich zu NHANES-Kohorten: Add Health-Kohorte hat schlechtere Gesundheit als ältere Kohorten und teilweise schlechter als eigene Geburtskohorte zu früheren Zeitpunkten. Bildungsgradienten sind relativ stabil, mit einigen Anzeichen von Zunahme über Zeit.</w:t>
       </w:r>
     </w:p>
     <w:p>
@@ -119,7 +119,7 @@
         <w:rPr>
           <w:sz w:val="19"/>
         </w:rPr>
-        <w:t>US-amerikanisches Review; biopsychosoziales Frailty-Modell international etabliert, auf deutsches System direkt anwendbar.</w:t>
+        <w:t>USA, begrenzt auf US-Versorgungskontext; Trends sozioökonomischer Disparitäten aber universal relevant</w:t>
       </w:r>
     </w:p>
     <w:p>
@@ -128,7 +128,7 @@
           <w:color w:val="5A7D3A"/>
           <w:sz w:val="18"/>
         </w:rPr>
-        <w:t>https://pubmed.ncbi.nlm.nih.gov/42833807/</w:t>
+        <w:t>https://pubmed.ncbi.nlm.nih.gov/42837509/</w:t>
       </w:r>
     </w:p>
     <w:p>
@@ -136,7 +136,7 @@
         <w:pStyle w:val="Heading2"/>
       </w:pPr>
       <w:r>
-        <w:t>Altersfeindlichkeit als upstream-Determinante: Sturzverhütung durch multilevel Reframing</w:t>
+        <w:t>Soziale Isolation und Einsamkeit vorhersagend für kognitive Verschlechterung von Jugend bis Alter</w:t>
       </w:r>
     </w:p>
     <w:p>
@@ -146,12 +146,12 @@
           <w:color w:val="666666"/>
           <w:sz w:val="18"/>
         </w:rPr>
-        <w:t>McMahon SK et al.  ·  Clin Geriatr Med  ·  03.09.2026  ·  PMID 42833800</w:t>
+        <w:t>Yang YC et al.  ·  J Gerontol B Psychol Sci Soc Sci  ·  01.10.2026  ·  PMID 42837505</w:t>
       </w:r>
     </w:p>
     <w:p>
       <w:r>
-        <w:t>Konzeptuelle Analyse aus USA untersucht, wie strukturelle, interpersonelle und individuelle Ebenen von Altersdiskriminierung die Implementierung, Akzeptanz und Wirksamkeit von Sturz-Prävention bei älteren Menschen beeinträchtigen.</w:t>
+        <w:t>Koordinierte Längsschnittanalyse von drei großen US-Kohorten (Add Health, MIDUS, HRS; n=18.553, Alter 11+), um Zusammenhang zwischen Isolations-/Einsamkeitsmuster und Gedächtnisschwund über Lebensverlauf zu prüfen.</w:t>
       </w:r>
     </w:p>
     <w:p>
@@ -162,7 +162,7 @@
         <w:t xml:space="preserve">Ergebnis: </w:t>
       </w:r>
       <w:r>
-        <w:t>Lücke zwischen Evidenz (starke Maßnahmen-Effektivität) und Implementierung getrieben durch Ageismus: Untererfassung, Umweltbarrieren, internalisierte Stigma. Empfehlung für ganzheitlichen, mehrebenenigen Ansatz, der soziale Determinanten (besonders Ageismus) integriert; Systemische, klinische und Kommunikations-Änderungen für bessere Prävention, Engagement, sichere Mobilität. Framework ‚Reframing Aging' zitiert.</w:t>
+        <w:t>Starke negative Effekte sozialer Isolation in jungem und älterem Erwachsenenalter, Einsamkeit besonders im Alter auf Gedächtnisfunktion. Persistente (nicht nur transiente) Isolation und Einsamkeit waren mit schlechteren Merkfähigkeitswerten verbunden (p&lt;0,05 nach Adjustierung). Effekte blieben signifikant auch nach Anpassung für soziodemografische und Verhaltensfaktoren, zeigten sich aber weniger konsistent als Niveau-Effekte.</w:t>
       </w:r>
     </w:p>
     <w:p>
@@ -177,7 +177,7 @@
         <w:rPr>
           <w:sz w:val="19"/>
         </w:rPr>
-        <w:t>USA-Perspektive; konzeptueller Rahmen zur Sturzverhütung durch Anti-Ageismus-Ansätze prinzipiell auf deutsches System übertragbar, erfordert aber Systemanpassung.</w:t>
+        <w:t>USA-Kohorten, Mechanismen wahrscheinlich übertragbar; Ausmaß hängt von Sozialstruktur ab</w:t>
       </w:r>
     </w:p>
     <w:p>
@@ -186,7 +186,7 @@
           <w:color w:val="5A7D3A"/>
           <w:sz w:val="18"/>
         </w:rPr>
-        <w:t>https://pubmed.ncbi.nlm.nih.gov/42833800/</w:t>
+        <w:t>https://pubmed.ncbi.nlm.nih.gov/42837505/</w:t>
       </w:r>
     </w:p>
     <w:p>
@@ -194,7 +194,7 @@
         <w:pStyle w:val="Heading2"/>
       </w:pPr>
       <w:r>
-        <w:t>Aortenstenose im Alter: Weshalb Lebenserwartung keine Indikation zum Verzicht auf Klappenersatz ist</w:t>
+        <w:t>Soziale Teilhabe vor Schlaganfall assoziiert mit physischer Resilienz nach Schlaganfall</w:t>
       </w:r>
     </w:p>
     <w:p>
@@ -204,12 +204,12 @@
           <w:color w:val="666666"/>
           <w:sz w:val="18"/>
         </w:rPr>
-        <w:t>Demir OM et al.  ·  Open Heart  ·  05.10.2026  ·  PMID 42833700</w:t>
+        <w:t>Zhang Y et al.  ·  PLoS One  ·  06.10.2026  ·  PMID 42837339</w:t>
       </w:r>
     </w:p>
     <w:p>
       <w:r>
-        <w:t>Konzeptuelles Argument zur Fehlinterpretation von Lebenserwartung bei älteren Patienten mit symptomatischer schwerer Aortenstenose und der Frage, wann Ventilintervention gerechtfertigt ist.</w:t>
+        <w:t>Querschnittsstudie an 314 Schlaganfallpatienten (≥45 Jahre) in China, die retrospektive soziale Partizipation vor dem Ereignis mit aktueller physischer Resilienz verknüpfte.</w:t>
       </w:r>
     </w:p>
     <w:p>
@@ -220,7 +220,7 @@
         <w:t xml:space="preserve">Ergebnis: </w:t>
       </w:r>
       <w:r>
-        <w:t>Nationale Sterbe- und Überlebenstafeln: 90-Jähriger in England/Wales hat noch 3,9 Jahre Lebenserwartung; 82-Jähriger lebt länger als 72-Jähriger. 'Schlagrisiko ist kardial, nicht chronologisch' — korreliert mit extravalvulärer Herzschädigung, Frailty und konkurrierenden Erkrankungen, nicht mit Kalenderalter. Stadium, nicht Alter, diskriminiert Outcome. Empfehlung: conditional, komorbidität-adjustierte Prognose statt Alters-Nihilismus.</w:t>
+        <w:t>Schwache positive Korrelation zwischen sozialer Teilhabe und physischer Resilienz (r=0,295, p&lt;0,001). Pro Punkt höherer sozialer Partizipationsscore war physische Resilienz um 0,725 Punkte höher (95%-KI 0,405–1,044, p&lt;0,001), Effekt über alle Frailty-Level konsistent. Belastende retrospektive Erhebung schließt aber kausale Aussagen aus.</w:t>
       </w:r>
     </w:p>
     <w:p>
@@ -235,7 +235,7 @@
         <w:rPr>
           <w:sz w:val="19"/>
         </w:rPr>
-        <w:t>Britisches System; medizinisches Konzept zur Patientenauswahl übertragbar auf deutsches Altensystem.</w:t>
+        <w:t>China, begrenzt übertragbar; Mechanismus unterscheidet sich von Deutschland</w:t>
       </w:r>
     </w:p>
     <w:p>
@@ -244,7 +244,7 @@
           <w:color w:val="5A7D3A"/>
           <w:sz w:val="18"/>
         </w:rPr>
-        <w:t>https://pubmed.ncbi.nlm.nih.gov/42833700/</w:t>
+        <w:t>https://pubmed.ncbi.nlm.nih.gov/42837339/</w:t>
       </w:r>
     </w:p>
     <w:p>
@@ -252,7 +252,7 @@
         <w:pStyle w:val="Heading2"/>
       </w:pPr>
       <w:r>
-        <w:t>Körperliche Leistung puffert Alterseffekt auf Exekutivfunktion bei Demenzrisiko</w:t>
+        <w:t>Gemeinschaftsgaststätten für Senioren fördern Nutzung durch Awareness-Partizipation-Kaufverhalten-Weitersagen-Sequenz</w:t>
       </w:r>
     </w:p>
     <w:p>
@@ -262,12 +262,12 @@
           <w:color w:val="666666"/>
           <w:sz w:val="18"/>
         </w:rPr>
-        <w:t>Reparaz-Escudero I et al.  ·  J Cachexia Sarcopenia Muscle  ·  Okt. 2026  ·  PMID 42833623</w:t>
+        <w:t>Wang S et al.  ·  Front Public Health  ·  21.09.2026  ·  PMID 42836140</w:t>
       </w:r>
     </w:p>
     <w:p>
       <w:r>
-        <w:t>Querschnittsstudie an 920 älteren Spaniern (60–85 Jahre) mit erhöhtem Demenzrisiko untersuchte, ob Ganggeschwindigkeit, Handgriffkraft und Beinmuskelpower den Zusammenhang zwischen Alter und Exekutivfunktion moderieren.</w:t>
+        <w:t>Querschnittsstudie in Nanjing (China) mit 1.568 älteren Erwachsenen (≥60 Jahre) zur Nutzung von Seniorengaststätten, strukturelle Gleichungsmodellierung zur Assoziation von Bewusstsein, Interaktion, Kauf und Weitergabe.</w:t>
       </w:r>
     </w:p>
     <w:p>
@@ -278,7 +278,7 @@
         <w:t xml:space="preserve">Ergebnis: </w:t>
       </w:r>
       <w:r>
-        <w:t>Höhere körperliche Leistung schwächte die Alters-Exekutivfunktion-Assoziation ab. Ganggeschwindigkeit moderierte die Beziehung am konsistentesten; Johnson-Neyman-Analyse zeigte: Alters-Exekutivfunktion-Effekt nur bei Ganggeschwindigkeiten unter 1,68–1,83 m/s messbar (1,0–15,9 % der Teilnehmer). Sex-spezifische Muster: Ganggeschwindigkeit bei TMT-B bei Männern, Stroop-Interferenz bei Frauen moderat.</w:t>
+        <w:t>Strukturmodell zeigte signifikante sequenziell positive Assoziationen: Awareness→Interaction (p&lt;0,001), Interaction→Purchase (p&lt;0,001), Purchase→Sharing (p&lt;0,001). Alle Pfade statistisch signifikant, gutes Modellfit. Querschnittdesign erlaubt aber keine Kausalaussagen – hilfreich aber für Serviceoptimierung.</w:t>
       </w:r>
     </w:p>
     <w:p>
@@ -293,7 +293,7 @@
         <w:rPr>
           <w:sz w:val="19"/>
         </w:rPr>
-        <w:t>Spanische Demenzrisiko-Kohorte; körperliches Training zur Exekutivschutzung übertragbar auf deutsche Altenpopulation.</w:t>
+        <w:t>China, teilweise übertragbar; Versorgungskontext unterscheidet sich von Deutschland</w:t>
       </w:r>
     </w:p>
     <w:p>
@@ -302,7 +302,7 @@
           <w:color w:val="5A7D3A"/>
           <w:sz w:val="18"/>
         </w:rPr>
-        <w:t>https://pubmed.ncbi.nlm.nih.gov/42833623/</w:t>
+        <w:t>https://pubmed.ncbi.nlm.nih.gov/42836140/</w:t>
       </w:r>
     </w:p>
     <w:p>
@@ -310,7 +310,7 @@
         <w:pStyle w:val="Heading2"/>
       </w:pPr>
       <w:r>
-        <w:t>Elektromyographie beim Gehen identifiziert Gebrechlichkeit bei älteren Patienten mit Herzkrankheit</w:t>
+        <w:t>Nierentransplantation verbessert Gebrechlichkeit und kognitive Funktion über zwei Jahre</w:t>
       </w:r>
     </w:p>
     <w:p>
@@ -320,12 +320,12 @@
           <w:color w:val="666666"/>
           <w:sz w:val="18"/>
         </w:rPr>
-        <w:t>Huang P et al.  ·  J Cachexia Sarcopenia Muscle  ·  Okt. 2026  ·  PMID 42830734</w:t>
+        <w:t>Beerli N et al.  ·  Transpl Int  ·  21.09.2026  ·  PMID 42835482</w:t>
       </w:r>
     </w:p>
     <w:p>
       <w:r>
-        <w:t>Fall-Kontroll-Studie mit 150 älteren Patienten mit Herzkrankheit (75 gebrechlich, 75 nicht-gebrechlich) verglich oberflächliche Elektromyographie (sEMG) der Unterschenkelmuskeln beim Gehen und testete deren Diskriminativwert für Frailty.</w:t>
+        <w:t>Prospektive multizentrische Schweizer Kohortenstudie mit 230 Nierentransplantatierten, die Frailty und milde kognitive Beeinträchtigung (MCI) vor und nach Transplantation über bis zu zwei Jahre verfolgten.</w:t>
       </w:r>
     </w:p>
     <w:p>
@@ -336,7 +336,7 @@
         <w:t xml:space="preserve">Ergebnis: </w:t>
       </w:r>
       <w:r>
-        <w:t>Gebrechliche waren älter (76,04 vs. 68,55 Jahre), benötigten länger für 10-m-Gang (13,34 vs. 9,44 s), niedrigere POMA-Scores (21,51 vs. 27,59). Gebrechliche zeigten höhere integrierte EMG des linken Semitendinosus (534,4 vs. 455,5 μV·s, p=0,0084) und höhere Aktivierungssequenz-Rang des linken Rectus femoris (p=0,0404). Im Frequenzbereich höhere Medianfrequenz (MF) in 6 Muskeln. Multivariates Modell: MF Rectus femoris rechts (OR 1,067, p=0,038), MF Gastrocnemius rechts (OR 1,054, p=0,019), Aktivierungsrang TA rechts (OR 0,640, p=0,014) unabhängig assoziiert. sEMG+Alter-Modell: AUC 0,8418 (Sensitivität 0,8933, Spezifität 0,6400), Vollmodell mit POMA: AUC 0,8740.</w:t>
+        <w:t>Frailty sank von 8,3% vor Transplantation auf unter 2% im Follow-up, Präfrailty von 54,3% auf 27,6% nach zwei Jahren; MCI-Prävalenz fiel von 42,6% auf 31,3%. Bessere kognitive Funktion vorhersagte niedrigere nachfolgende Frailty, aber nicht umgekehrt. Das Ergebnis zeigt, dass Nierenverpflanzung funktionelle Gebrechlichkeit deutlich reduziert.</w:t>
       </w:r>
     </w:p>
     <w:p>
@@ -351,7 +351,7 @@
         <w:rPr>
           <w:sz w:val="19"/>
         </w:rPr>
-        <w:t>Chinesische Klinik-Kohorte; sEMG-Methode und Frailty-Assessments international vergleichbar.</w:t>
+        <w:t>Schweizer Universitätskliniken, vergleichbares deutschsprachiges Versorgungssystem</w:t>
       </w:r>
     </w:p>
     <w:p>
@@ -360,123 +360,7 @@
           <w:color w:val="5A7D3A"/>
           <w:sz w:val="18"/>
         </w:rPr>
-        <w:t>https://pubmed.ncbi.nlm.nih.gov/42830734/</w:t>
-      </w:r>
-    </w:p>
-    <w:p>
-      <w:pPr>
-        <w:pStyle w:val="Heading2"/>
-      </w:pPr>
-      <w:r>
-        <w:t>Glukosestoffwechsel und vaskuläres Altern: Prädiktive Güte einfacher Marker im Screening</w:t>
-      </w:r>
-    </w:p>
-    <w:p>
-      <w:r>
-        <w:rPr>
-          <w:i/>
-          <w:color w:val="666666"/>
-          <w:sz w:val="18"/>
-        </w:rPr>
-        <w:t>Wang J et al.  ·  Front Endocrinol (Lausanne)  ·  18.09.2026  ·  PMID 42827523</w:t>
-      </w:r>
-    </w:p>
-    <w:p>
-      <w:r>
-        <w:t>Retrospektive Querschnittsstudie mit 555 Personen aus Routineuntersuchungen evaluierte sieben Glukosemetaboliten-Indizes (TyG, CHG, HOMA-IR etc.) und deren Assoziationen mit frühem vaskulärem Altern (EVA, baPWV).</w:t>
-      </w:r>
-    </w:p>
-    <w:p>
-      <w:r>
-        <w:rPr>
-          <w:b/>
-        </w:rPr>
-        <w:t xml:space="preserve">Ergebnis: </w:t>
-      </w:r>
-      <w:r>
-        <w:t>156/555 (28,1%) hatten EVA. Alle sieben Marker unabhängig mit EVA assoziiert nach Confounding-Kontrolle. CHG-Index stärkste Korrelation mit baPWV-Mittelwert (r=0,402, p&lt;0,001). ROC-Analysen: HbA1c höchste AUC (0,690), TyG-Index höchste Sensitivität (70,51%). Bescheidene Diskriminanzleistung über alle Marker. Schluss: TyG und HbA1c als potenzielle kostengünstige Hilfsmarker für EVA-Screening; interne Bootstrap- und externe prospektive Validierung erforderlich.</w:t>
-      </w:r>
-    </w:p>
-    <w:p>
-      <w:r>
-        <w:rPr>
-          <w:b/>
-          <w:sz w:val="19"/>
-        </w:rPr>
-        <w:t xml:space="preserve">Übertragbarkeit: </w:t>
-      </w:r>
-      <w:r>
-        <w:rPr>
-          <w:sz w:val="19"/>
-        </w:rPr>
-        <w:t>Chinesische Gesundheitsuntersuchungskohorte; Biomarker-Interpretation übertragbar, aber lokale Altersstruktur verschieden.</w:t>
-      </w:r>
-    </w:p>
-    <w:p>
-      <w:r>
-        <w:rPr>
-          <w:color w:val="5A7D3A"/>
-          <w:sz w:val="18"/>
-        </w:rPr>
-        <w:t>https://pubmed.ncbi.nlm.nih.gov/42827523/</w:t>
-      </w:r>
-    </w:p>
-    <w:p>
-      <w:pPr>
-        <w:pStyle w:val="Heading2"/>
-      </w:pPr>
-      <w:r>
-        <w:t>Arteriosklerose und Sarkopenie: biologisches Alter als Mediator, Gebrechlichkeit als Modifikator</w:t>
-      </w:r>
-    </w:p>
-    <w:p>
-      <w:r>
-        <w:rPr>
-          <w:i/>
-          <w:color w:val="666666"/>
-          <w:sz w:val="18"/>
-        </w:rPr>
-        <w:t>Sun A et al.  ·  Front Public Health  ·  14.09.2026  ·  PMID 42807006</w:t>
-      </w:r>
-    </w:p>
-    <w:p>
-      <w:r>
-        <w:t>Prospektive UK-Biobank-Kohortenstudie mit 32.451 Teilnehmern untersuchte, ob Arteriensteifigkeit (ASI) mit Sarkopenie-Risiko assoziiert ist und welche Rolle biologisches Alter und Frailty spielen.</w:t>
-      </w:r>
-    </w:p>
-    <w:p>
-      <w:r>
-        <w:rPr>
-          <w:b/>
-        </w:rPr>
-        <w:t xml:space="preserve">Ergebnis: </w:t>
-      </w:r>
-      <w:r>
-        <w:t>Höchstes vs. niedriges ASI-Tertil: HR 1,38 (95%-KI 1,22–1,55) für wahrscheinliche Sarkopenie, HR 1,56 (95%-KI 1,11–2,18) für Sarkopenie. Biologisches Alter mediierte 8,66 % und 18,85 % dieser Assoziationen. Frailty modifizierte die Magnitude erheblich; Assoziationen überwiegend bei nicht-Gebrechlichen. Erkannter nichtlinearer Zusammenhang bei wahrscheinlicher Sarkopenie, linear bei manifester Sarkopenie.</w:t>
-      </w:r>
-    </w:p>
-    <w:p>
-      <w:r>
-        <w:rPr>
-          <w:b/>
-          <w:sz w:val="19"/>
-        </w:rPr>
-        <w:t xml:space="preserve">Übertragbarkeit: </w:t>
-      </w:r>
-      <w:r>
-        <w:rPr>
-          <w:sz w:val="19"/>
-        </w:rPr>
-        <w:t>UK Biobank; methodische Validierbarkeit aber Altersdurchschnitt und Sozialstruktur unterscheiden sich von Deutschland.</w:t>
-      </w:r>
-    </w:p>
-    <w:p>
-      <w:r>
-        <w:rPr>
-          <w:color w:val="5A7D3A"/>
-          <w:sz w:val="18"/>
-        </w:rPr>
-        <w:t>https://pubmed.ncbi.nlm.nih.gov/42807006/</w:t>
+        <w:t>https://pubmed.ncbi.nlm.nih.gov/42835482/</w:t>
       </w:r>
     </w:p>
     <w:sectPr>

--- a/download/studien-aktuell.docx
+++ b/download/studien-aktuell.docx
@@ -62,7 +62,7 @@
           <w:color w:val="666666"/>
           <w:sz w:val="18"/>
         </w:rPr>
-        <w:t>Stand: 07.10.2026  |  5 Studien  |  longevity.m-vf.de</w:t>
+        <w:t>Stand: 08.10.2026  |  7 Studien  |  longevity.m-vf.de</w:t>
       </w:r>
     </w:p>
     <w:p>
@@ -70,7 +70,7 @@
         <w:pStyle w:val="Heading1"/>
       </w:pPr>
       <w:r>
-        <w:t>Aufgenommen am 07.10.2026</w:t>
+        <w:t>Aufgenommen am 08.10.2026</w:t>
       </w:r>
     </w:p>
     <w:p>
@@ -78,7 +78,7 @@
         <w:pStyle w:val="Heading2"/>
       </w:pPr>
       <w:r>
-        <w:t>Kohorte der Altern-Studie Add Health in mittlerem Alter mit schlechterer Gesundheit als Vorgängergenerationen</w:t>
+        <w:t>Hitzewellen gefährden geriatrische Versorgungspfade – Stresstest zeigt Systemfragmentierung</w:t>
       </w:r>
     </w:p>
     <w:p>
@@ -88,12 +88,12 @@
           <w:color w:val="666666"/>
           <w:sz w:val="18"/>
         </w:rPr>
-        <w:t>Gaydosh L et al.  ·  J Gerontol B Psychol Sci Soc Sci  ·  01.10.2026  ·  PMID 42837509</w:t>
+        <w:t>Annweiler C et al.  ·  Geriatr Psychol Neuropsychiatr Vieil  ·  01.09.2026  ·  PMID 42842818</w:t>
       </w:r>
     </w:p>
     <w:p>
       <w:r>
-        <w:t>Add Health Welle VI (Durchschnittsalter 44 Jahre, n=11.979) und Vergleich mit NHANES-Kohorten: Analyse von Altersmustern in Allgemeingesundheit, psychischer Gesundheit, Gesundheitsverhalten und chronischen Erkrankungen über Lebensabschnitte.</w:t>
+        <w:t>Beobachtungsstudie zu Auswirkungen der Hitzewelle Juni/Juli 2026 auf akute geriatrische Stationen und Rehabilitationseinheiten in Frankreich mit Erfassung von Raumtemperaturen, Kapazitätsbelastung und organisatorischen Anpassungen.</w:t>
       </w:r>
     </w:p>
     <w:p>
@@ -104,7 +104,7 @@
         <w:t xml:space="preserve">Ergebnis: </w:t>
       </w:r>
       <w:r>
-        <w:t>Add Health zeigte beim Alterungsübergang in Mittelalter Verschlechterung in Allgemeingesundheit, psychischer Gesundheit und chronischen Erkrankungen, während Gesundheitsverhalten sich verbesserte. Im Vergleich zu NHANES-Kohorten: Add Health-Kohorte hat schlechtere Gesundheit als ältere Kohorten und teilweise schlechter als eigene Geburtskohorte zu früheren Zeitpunkten. Bildungsgradienten sind relativ stabil, mit einigen Anzeichen von Zunahme über Zeit.</w:t>
+        <w:t>45,5 % der Stationen meldeten zunächst unerträgliche Patientenzimmertemperaturen, 88,4 % Personalermüdung. Eine Woche später besserten sich die Akutsymptome (tolerable Temperaturen 53,6 % → 100 %, p&lt;0,001; Notaufnahmebelastung 91,1 % → 63,3 %, p&lt;0,001), doch die Downstream-Kapazität blieb kritisch: 87,5 % der Stationen meldeten unzureichende Rehabilitationskapazität, die sich nicht verbesserte (86,7 %, p=0,903). Gekürzte Räume und Geräte reduzierten Hitzekomplikationen. Das Hitzeereignis offenbarte ein bereits fragiles System mit persistenter Versorgungsfragmentierung.</w:t>
       </w:r>
     </w:p>
     <w:p>
@@ -119,7 +119,7 @@
         <w:rPr>
           <w:sz w:val="19"/>
         </w:rPr>
-        <w:t>USA, begrenzt auf US-Versorgungskontext; Trends sozioökonomischer Disparitäten aber universal relevant</w:t>
+        <w:t>Frankreich, deutsche Versorgung vergleichbar gefährdet; Klimaresilenz Gesundheitswesen zentrale Strategie</w:t>
       </w:r>
     </w:p>
     <w:p>
@@ -128,7 +128,7 @@
           <w:color w:val="5A7D3A"/>
           <w:sz w:val="18"/>
         </w:rPr>
-        <w:t>https://pubmed.ncbi.nlm.nih.gov/42837509/</w:t>
+        <w:t>https://pubmed.ncbi.nlm.nih.gov/42842818/</w:t>
       </w:r>
     </w:p>
     <w:p>
@@ -136,7 +136,7 @@
         <w:pStyle w:val="Heading2"/>
       </w:pPr>
       <w:r>
-        <w:t>Soziale Isolation und Einsamkeit vorhersagend für kognitive Verschlechterung von Jugend bis Alter</w:t>
+        <w:t>Kohlenhydrat-Fett-Verhältnis positiv mit Gebrechlichkeit assoziiert – Ernährungsempfehlung für Ältere</w:t>
       </w:r>
     </w:p>
     <w:p>
@@ -146,12 +146,12 @@
           <w:color w:val="666666"/>
           <w:sz w:val="18"/>
         </w:rPr>
-        <w:t>Yang YC et al.  ·  J Gerontol B Psychol Sci Soc Sci  ·  01.10.2026  ·  PMID 42837505</w:t>
+        <w:t>Nanri H et al.  ·  Eur J Nutr  ·  07.10.2026  ·  PMID 42841976</w:t>
       </w:r>
     </w:p>
     <w:p>
       <w:r>
-        <w:t>Koordinierte Längsschnittanalyse von drei großen US-Kohorten (Add Health, MIDUS, HRS; n=18.553, Alter 11+), um Zusammenhang zwischen Isolations-/Einsamkeitsmuster und Gedächtnisschwund über Lebensverlauf zu prüfen.</w:t>
+        <w:t>Querschnittstudie an 5.679 älteren Japanern (≥65 Jahre) zur Assoziation des Kohlenhydrat-zu-Fett-Energieverh ältnisses (CFr) mit umfassender Gebrechlichkeit (Kihon-Checklist-Score ≥7) über multivariable logistische Regression mit Stratifizierung nach Proteinzufuhr.</w:t>
       </w:r>
     </w:p>
     <w:p>
@@ -162,7 +162,7 @@
         <w:t xml:space="preserve">Ergebnis: </w:t>
       </w:r>
       <w:r>
-        <w:t>Starke negative Effekte sozialer Isolation in jungem und älterem Erwachsenenalter, Einsamkeit besonders im Alter auf Gedächtnisfunktion. Persistente (nicht nur transiente) Isolation und Einsamkeit waren mit schlechteren Merkfähigkeitswerten verbunden (p&lt;0,05 nach Adjustierung). Effekte blieben signifikant auch nach Anpassung für soziodemografische und Verhaltensfaktoren, zeigten sich aber weniger konsistent als Niveau-Effekte.</w:t>
+        <w:t>30,0 % (1.705/5.679) zeigten umfassende Gebrechlichkeit. Adjustierte Odds-Ratios für höchstes CFr-Quartil vs. niedrigstes: 1,92 (95%-KI 1,55–2,38, p&lt;0,001). Dose-Wirkung-Beziehung linear über alle Geschlechter und Proteinzufuhr-Tertile, ohne Effektmodifikation. Höhere Kohlenhydrate bei moderater Fettreduktion assoziiert mit erhöhter Gebrechlichkeitsprä valenz, unabhängig von Proteinmenge.</w:t>
       </w:r>
     </w:p>
     <w:p>
@@ -177,7 +177,7 @@
         <w:rPr>
           <w:sz w:val="19"/>
         </w:rPr>
-        <w:t>USA-Kohorten, Mechanismen wahrscheinlich übertragbar; Ausmaß hängt von Sozialstruktur ab</w:t>
+        <w:t>Japan, Ernährungsepidemiologie; Qualität beschränkt auf Querschnitt ohne Kausalität</w:t>
       </w:r>
     </w:p>
     <w:p>
@@ -186,7 +186,7 @@
           <w:color w:val="5A7D3A"/>
           <w:sz w:val="18"/>
         </w:rPr>
-        <w:t>https://pubmed.ncbi.nlm.nih.gov/42837505/</w:t>
+        <w:t>https://pubmed.ncbi.nlm.nih.gov/42841976/</w:t>
       </w:r>
     </w:p>
     <w:p>
@@ -194,7 +194,7 @@
         <w:pStyle w:val="Heading2"/>
       </w:pPr>
       <w:r>
-        <w:t>Soziale Teilhabe vor Schlaganfall assoziiert mit physischer Resilienz nach Schlaganfall</w:t>
+        <w:t>Gebrechlichkeit vorhersagt prolongierte Hospitalisierung und schlechtere Outcomes nach Quadrizeps-Sehnenriss</w:t>
       </w:r>
     </w:p>
     <w:p>
@@ -204,12 +204,12 @@
           <w:color w:val="666666"/>
           <w:sz w:val="18"/>
         </w:rPr>
-        <w:t>Zhang Y et al.  ·  PLoS One  ·  06.10.2026  ·  PMID 42837339</w:t>
+        <w:t>Ozdemir E et al.  ·  Ulus Travma Acil Cerrahi Derg  ·  Okt. 2026  ·  PMID 42841891</w:t>
       </w:r>
     </w:p>
     <w:p>
       <w:r>
-        <w:t>Querschnittsstudie an 314 Schlaganfallpatienten (≥45 Jahre) in China, die retrospektive soziale Partizipation vor dem Ereignis mit aktueller physischer Resilienz verknüpfte.</w:t>
+        <w:t>Retrospektive multizentrische Kohortenstudie an 67 älteren Patienten (Mittelwert 57,5 Jahre) mit akutem Quadrizeps-Sehnenriss, bewertet mit modifiziertem Frailty Index (mFI-5) und Clinical Frailty Scale (CFS) zur Vorhersage von Aufenthaltsdauer und funktionaler Erholung (Lysholm-Score ≥12 Monate).</w:t>
       </w:r>
     </w:p>
     <w:p>
@@ -220,7 +220,7 @@
         <w:t xml:space="preserve">Ergebnis: </w:t>
       </w:r>
       <w:r>
-        <w:t>Schwache positive Korrelation zwischen sozialer Teilhabe und physischer Resilienz (r=0,295, p&lt;0,001). Pro Punkt höherer sozialer Partizipationsscore war physische Resilienz um 0,725 Punkte höher (95%-KI 0,405–1,044, p&lt;0,001), Effekt über alle Frailty-Level konsistent. Belastende retrospektive Erhebung schließt aber kausale Aussagen aus.</w:t>
+        <w:t>Höhere mFI-5-Scores waren mit prolongierter Hospitalisierungsdauer assoziiert (r=0,404, p&lt;0,001); jeder 1-Punkt-Anstieg sagte 1,26 Tage längeren Aufenthalt voraus (95%-KI 0,61–1,90; R²=0,337). CFS war unabhängig mit schlechterer Erholung verbunden: jeder 1-Punkt-Anstieg entsprach 4,32-Punkt-Reduktion im Lysholm-Score (95%-KI –6,98 bis –1,67; R²=0,163). Höchstes Risiko-Quartil zeigte 16,7× erhöhtes Mortalitätsrisiko.</w:t>
       </w:r>
     </w:p>
     <w:p>
@@ -235,7 +235,7 @@
         <w:rPr>
           <w:sz w:val="19"/>
         </w:rPr>
-        <w:t>China, begrenzt übertragbar; Mechanismus unterscheidet sich von Deutschland</w:t>
+        <w:t>Türkei, Orthopädie-Versorgung vergleichbar; geriatrisches Assessment umsetzbar</w:t>
       </w:r>
     </w:p>
     <w:p>
@@ -244,7 +244,7 @@
           <w:color w:val="5A7D3A"/>
           <w:sz w:val="18"/>
         </w:rPr>
-        <w:t>https://pubmed.ncbi.nlm.nih.gov/42837339/</w:t>
+        <w:t>https://pubmed.ncbi.nlm.nih.gov/42841891/</w:t>
       </w:r>
     </w:p>
     <w:p>
@@ -252,7 +252,7 @@
         <w:pStyle w:val="Heading2"/>
       </w:pPr>
       <w:r>
-        <w:t>Gemeinschaftsgaststätten für Senioren fördern Nutzung durch Awareness-Partizipation-Kaufverhalten-Weitersagen-Sequenz</w:t>
+        <w:t>Biofeedback reduziert Schwindel-Beeinträchtigung im Alltag älterer Menschen</w:t>
       </w:r>
     </w:p>
     <w:p>
@@ -262,12 +262,12 @@
           <w:color w:val="666666"/>
           <w:sz w:val="18"/>
         </w:rPr>
-        <w:t>Wang S et al.  ·  Front Public Health  ·  21.09.2026  ·  PMID 42836140</w:t>
+        <w:t>Chiara B et al.  ·  Curr Aging Sci  ·  2026  ·  PMID 42841459</w:t>
       </w:r>
     </w:p>
     <w:p>
       <w:r>
-        <w:t>Querschnittsstudie in Nanjing (China) mit 1.568 älteren Erwachsenen (≥60 Jahre) zur Nutzung von Seniorengaststätten, strukturelle Gleichungsmodellierung zur Assoziation von Bewusstsein, Interaktion, Kauf und Weitergabe.</w:t>
+        <w:t>Randomisierte kontrollierte Studie zur Wirksamkeit von Biofeedback-Training (Procomp Infinity) bei 190 älteren Ambulanzpatienten (&gt;65 Jahre) mit Schwindel über 3 Monate ohne Auffrischungssitzungen.</w:t>
       </w:r>
     </w:p>
     <w:p>
@@ -278,7 +278,7 @@
         <w:t xml:space="preserve">Ergebnis: </w:t>
       </w:r>
       <w:r>
-        <w:t>Strukturmodell zeigte signifikante sequenziell positive Assoziationen: Awareness→Interaction (p&lt;0,001), Interaction→Purchase (p&lt;0,001), Purchase→Sharing (p&lt;0,001). Alle Pfade statistisch signifikant, gutes Modellfit. Querschnittdesign erlaubt aber keine Kausalaussagen – hilfreich aber für Serviceoptimierung.</w:t>
+        <w:t>Repeated-ANOVA zeigte signifikante Reduktion der Dizziness-Handicap-Inventory(DHI)-Scores nach 3 Monaten in der Biofeedback-Gruppe; Patienten lernten durch Muskelentspannung und Atemkontrolle, die Symptome zu bewältigen und erlangten Selbstwirksamkeit. Die Intervention reduzierte die funktionalen Auswirkungen von Schwindel und Instabilität im alltäglichen Leben substanziell.</w:t>
       </w:r>
     </w:p>
     <w:p>
@@ -293,7 +293,7 @@
         <w:rPr>
           <w:sz w:val="19"/>
         </w:rPr>
-        <w:t>China, teilweise übertragbar; Versorgungskontext unterscheidet sich von Deutschland</w:t>
+        <w:t>Italien, Methode kulturübergreifend übertragbar; Effektgröße in Abstract nicht quantifiziert</w:t>
       </w:r>
     </w:p>
     <w:p>
@@ -302,7 +302,7 @@
           <w:color w:val="5A7D3A"/>
           <w:sz w:val="18"/>
         </w:rPr>
-        <w:t>https://pubmed.ncbi.nlm.nih.gov/42836140/</w:t>
+        <w:t>https://pubmed.ncbi.nlm.nih.gov/42841459/</w:t>
       </w:r>
     </w:p>
     <w:p>
@@ -310,7 +310,7 @@
         <w:pStyle w:val="Heading2"/>
       </w:pPr>
       <w:r>
-        <w:t>Nierentransplantation verbessert Gebrechlichkeit und kognitive Funktion über zwei Jahre</w:t>
+        <w:t>Beschleunigtes Hirnaltern bei psychiatrischen und neurodegenerativen Störungen quantifiziert</w:t>
       </w:r>
     </w:p>
     <w:p>
@@ -320,12 +320,12 @@
           <w:color w:val="666666"/>
           <w:sz w:val="18"/>
         </w:rPr>
-        <w:t>Beerli N et al.  ·  Transpl Int  ·  21.09.2026  ·  PMID 42835482</w:t>
+        <w:t>Gupta Y et al.  ·  Psychol Med  ·  07.10.2026  ·  PMID 42839301</w:t>
       </w:r>
     </w:p>
     <w:p>
       <w:r>
-        <w:t>Prospektive multizentrische Schweizer Kohortenstudie mit 230 Nierentransplantatierten, die Frailty und milde kognitive Beeinträchtigung (MCI) vor und nach Transplantation über bis zu zwei Jahre verfolgten.</w:t>
+        <w:t>Lifespan-MRT-Studie an 25.425 Gesunden (Alter 2–95 Jahre) und 3.530 Patienten mit Schizophrenie, Depression, bipolarer Störung, ADHS, Substanzabhängigkeit, Alzheimer und FTD zur Bestimmung eines Brain-Predicted-Age-Difference (brain-PAD).</w:t>
       </w:r>
     </w:p>
     <w:p>
@@ -336,7 +336,7 @@
         <w:t xml:space="preserve">Ergebnis: </w:t>
       </w:r>
       <w:r>
-        <w:t>Frailty sank von 8,3% vor Transplantation auf unter 2% im Follow-up, Präfrailty von 54,3% auf 27,6% nach zwei Jahren; MCI-Prävalenz fiel von 42,6% auf 31,3%. Bessere kognitive Funktion vorhersagte niedrigere nachfolgende Frailty, aber nicht umgekehrt. Das Ergebnis zeigt, dass Nierenverpflanzung funktionelle Gebrechlichkeit deutlich reduziert.</w:t>
+        <w:t>Modell erreichte mittleren absoluten Fehler von 5–7 Jahren. Signifikante Erhöhung von Δbrain-PAD bei Schizophrenie (+7,64 Jahre), FTD (+7,61), Alzheimer (+3,24), bipolarer Störung (+2,08), Depression (+2,76) und CSUD (+2,91 Jahre), nicht bei ADHS. Regionale Analysen zeigten gemeinsame und störungsspezifische morphometrische Alterationen. Effekt: Quantitativer Rahmen für Hirnaltern über Störungen hinweg, aber mechanistischer Versorgungsbezug fehlt.</w:t>
       </w:r>
     </w:p>
     <w:p>
@@ -351,7 +351,7 @@
         <w:rPr>
           <w:sz w:val="19"/>
         </w:rPr>
-        <w:t>Schweizer Universitätskliniken, vergleichbares deutschsprachiges Versorgungssystem</w:t>
+        <w:t>Deutschland, Forschung; Mechanismus-Biomarker ohne Behandlungsendpunkt – begrenzte geriatrische Relevanz</w:t>
       </w:r>
     </w:p>
     <w:p>
@@ -360,7 +360,123 @@
           <w:color w:val="5A7D3A"/>
           <w:sz w:val="18"/>
         </w:rPr>
-        <w:t>https://pubmed.ncbi.nlm.nih.gov/42835482/</w:t>
+        <w:t>https://pubmed.ncbi.nlm.nih.gov/42839301/</w:t>
+      </w:r>
+    </w:p>
+    <w:p>
+      <w:pPr>
+        <w:pStyle w:val="Heading2"/>
+      </w:pPr>
+      <w:r>
+        <w:t>Dehnen verbessert Gelenkbeweglichkeit älterer Menschen, aber nicht isoliert funktionale Leistung</w:t>
+      </w:r>
+    </w:p>
+    <w:p>
+      <w:r>
+        <w:rPr>
+          <w:i/>
+          <w:color w:val="666666"/>
+          <w:sz w:val="18"/>
+        </w:rPr>
+        <w:t>Tenace D et al.  ·  Recenti Prog Med  ·  Okt. 2026  ·  PMID 42831708</w:t>
+      </w:r>
+    </w:p>
+    <w:p>
+      <w:r>
+        <w:t>Narrative Literaturübersicht (PubMed, Scopus, Cochrane) zu Effektivität statischen, dynamischen Dehnens und propriozeptiver neuromuskulärer Fazilitation auf Beweglichkeit, Steifheit, Schmerz und funktionale Autonomie bei älteren Menschen.</w:t>
+      </w:r>
+    </w:p>
+    <w:p>
+      <w:r>
+        <w:rPr>
+          <w:b/>
+        </w:rPr>
+        <w:t xml:space="preserve">Ergebnis: </w:t>
+      </w:r>
+      <w:r>
+        <w:t>Evidenz für Dehnen zeigt konsistente Gewinne bei Gelenkbeweglichkeit und Flexibilität; einige Studien berichten günstige Effekte auf wahrgenommene Steifheit und muskuloskelettale Schmerzen. Verbesserungen der Gesamtfunktion, Balance und Sturzprävention sind jedoch weniger konsistent. Fazit: Dehnen ist kein Monotherapie-Ansatz, sondern komplementäre Komponente in Multikomponenten-Programmen, am wirksamsten für Mobilitätsgewinne bei Menschen mit Ausgangsfunktionsverlust.</w:t>
+      </w:r>
+    </w:p>
+    <w:p>
+      <w:r>
+        <w:rPr>
+          <w:b/>
+          <w:sz w:val="19"/>
+        </w:rPr>
+        <w:t xml:space="preserve">Übertragbarkeit: </w:t>
+      </w:r>
+      <w:r>
+        <w:rPr>
+          <w:sz w:val="19"/>
+        </w:rPr>
+        <w:t>Italien, Evidenzlage europäisch dominiert, methodisch konsistent</w:t>
+      </w:r>
+    </w:p>
+    <w:p>
+      <w:r>
+        <w:rPr>
+          <w:color w:val="5A7D3A"/>
+          <w:sz w:val="18"/>
+        </w:rPr>
+        <w:t>https://pubmed.ncbi.nlm.nih.gov/42831708/</w:t>
+      </w:r>
+    </w:p>
+    <w:p>
+      <w:pPr>
+        <w:pStyle w:val="Heading2"/>
+      </w:pPr>
+      <w:r>
+        <w:t>Resilienz ist häufige, aber nicht universelle Reaktion auf funktionalen Gesundheitsverlust im Alter</w:t>
+      </w:r>
+    </w:p>
+    <w:p>
+      <w:r>
+        <w:rPr>
+          <w:i/>
+          <w:color w:val="666666"/>
+          <w:sz w:val="18"/>
+        </w:rPr>
+        <w:t>Köhler T et al.  ·  Soc Sci Med  ·  29.08.2026  ·  PMID 42700481</w:t>
+      </w:r>
+    </w:p>
+    <w:p>
+      <w:r>
+        <w:t>Growth-Mixture-Modelling-Analyse von SHARE-Daten zu Anpassungstrajektorien der Lebensqualität nach Beginn von Aktivitätseinschränkungen bei älteren Menschen (Match-Kontroll-Design für Kausalitätsattribution).</w:t>
+      </w:r>
+    </w:p>
+    <w:p>
+      <w:r>
+        <w:rPr>
+          <w:b/>
+        </w:rPr>
+        <w:t xml:space="preserve">Ergebnis: </w:t>
+      </w:r>
+      <w:r>
+        <w:t>Bei Lebenszufriedenheit und Lebensqualität entstanden 3 Trajektorien mit Resilienz als Modalantwort (86,5 % bzw. 78,7 %); bei depressiven Symptomen 4 Trajektorien mit gleichen Anteilen resilient und chronisch (je 43,4 %). Stärkere Behinderung sagte Erholungstrajektorie voraus, vorbestehende Limitations und sozioökonomische Benachteiligung waren mit chronischen Pfaden assoziiert. Befund: Resilienz ist verbreitet, aber nicht uniform; multidimensionale Outcomes essentiell.</w:t>
+      </w:r>
+    </w:p>
+    <w:p>
+      <w:r>
+        <w:rPr>
+          <w:b/>
+          <w:sz w:val="19"/>
+        </w:rPr>
+        <w:t xml:space="preserve">Übertragbarkeit: </w:t>
+      </w:r>
+      <w:r>
+        <w:rPr>
+          <w:sz w:val="19"/>
+        </w:rPr>
+        <w:t>Europa (SHARE), deutsches Sozialversicherungssystem direkt übertragbar</w:t>
+      </w:r>
+    </w:p>
+    <w:p>
+      <w:r>
+        <w:rPr>
+          <w:color w:val="5A7D3A"/>
+          <w:sz w:val="18"/>
+        </w:rPr>
+        <w:t>https://pubmed.ncbi.nlm.nih.gov/42700481/</w:t>
       </w:r>
     </w:p>
     <w:sectPr>

--- a/download/studien-aktuell.docx
+++ b/download/studien-aktuell.docx
@@ -62,7 +62,7 @@
           <w:color w:val="666666"/>
           <w:sz w:val="18"/>
         </w:rPr>
-        <w:t>Stand: 08.10.2026  |  7 Studien  |  longevity.m-vf.de</w:t>
+        <w:t>Stand: 09.10.2026  |  7 Studien  |  longevity.m-vf.de</w:t>
       </w:r>
     </w:p>
     <w:p>
@@ -70,7 +70,7 @@
         <w:pStyle w:val="Heading1"/>
       </w:pPr>
       <w:r>
-        <w:t>Aufgenommen am 08.10.2026</w:t>
+        <w:t>Aufgenommen am 09.10.2026</w:t>
       </w:r>
     </w:p>
     <w:p>
@@ -78,7 +78,7 @@
         <w:pStyle w:val="Heading2"/>
       </w:pPr>
       <w:r>
-        <w:t>Hitzewellen gefährden geriatrische Versorgungspfade – Stresstest zeigt Systemfragmentierung</w:t>
+        <w:t>Pflege-gestützte Intervention für aktives Altern bei migrierten älteren Menschen: Cluster-RCT-Protokoll</w:t>
       </w:r>
     </w:p>
     <w:p>
@@ -88,12 +88,12 @@
           <w:color w:val="666666"/>
           <w:sz w:val="18"/>
         </w:rPr>
-        <w:t>Annweiler C et al.  ·  Geriatr Psychol Neuropsychiatr Vieil  ·  01.09.2026  ·  PMID 42842818</w:t>
+        <w:t>Chen Z et al.  ·  J Eval Clin Pract  ·  Okt. 2026  ·  PMID 42848871</w:t>
       </w:r>
     </w:p>
     <w:p>
       <w:r>
-        <w:t>Beobachtungsstudie zu Auswirkungen der Hitzewelle Juni/Juli 2026 auf akute geriatrische Stationen und Rehabilitationseinheiten in Frankreich mit Erfassung von Raumtemperaturen, Kapazitätsbelastung und organisatorischen Anpassungen.</w:t>
+        <w:t>Cluster-randomisierte Kontrollierte Studie plant Evaluation einer 22-Tage-Pflegeleiter-Intervention (TSAAIP-MOA) bei älteren Migranten mit Kindern in China zur Förderung aktiven Alterns.</w:t>
       </w:r>
     </w:p>
     <w:p>
@@ -104,7 +104,7 @@
         <w:t xml:space="preserve">Ergebnis: </w:t>
       </w:r>
       <w:r>
-        <w:t>45,5 % der Stationen meldeten zunächst unerträgliche Patientenzimmertemperaturen, 88,4 % Personalermüdung. Eine Woche später besserten sich die Akutsymptome (tolerable Temperaturen 53,6 % → 100 %, p&lt;0,001; Notaufnahmebelastung 91,1 % → 63,3 %, p&lt;0,001), doch die Downstream-Kapazität blieb kritisch: 87,5 % der Stationen meldeten unzureichende Rehabilitationskapazität, die sich nicht verbesserte (86,7 %, p=0,903). Gekürzte Räume und Geräte reduzierten Hitzekomplikationen. Das Hitzeereignis offenbarte ein bereits fragiles System mit persistenter Versorgungsfragmentierung.</w:t>
+        <w:t>Studienprotokoll: Primäroutcome ist Level aktiven Alterns; Sekundäroutcomes sind Änderungen in intrinsischer Kapazität, Gesundheitskompetenz und sozialer Teilhabe. Datensammlung an T0 (Baseline), T1 (Post-Intervention) und T2 (1 Monat nach Beginn); wiederholte ANOVA geplant. Programm kombiniert Familien- und Gemeinde-Unterstützung mit klinischer Betreuung.</w:t>
       </w:r>
     </w:p>
     <w:p>
@@ -119,7 +119,7 @@
         <w:rPr>
           <w:sz w:val="19"/>
         </w:rPr>
-        <w:t>Frankreich, deutsche Versorgung vergleichbar gefährdet; Klimaresilenz Gesundheitswesen zentrale Strategie</w:t>
+        <w:t>China-Studie, Protokoll noch nicht abgeschlossen; Konzept sozialer Integration und intrinsischer Kapazität in Versorgung relevant.</w:t>
       </w:r>
     </w:p>
     <w:p>
@@ -128,7 +128,7 @@
           <w:color w:val="5A7D3A"/>
           <w:sz w:val="18"/>
         </w:rPr>
-        <w:t>https://pubmed.ncbi.nlm.nih.gov/42842818/</w:t>
+        <w:t>https://pubmed.ncbi.nlm.nih.gov/42848871/</w:t>
       </w:r>
     </w:p>
     <w:p>
@@ -136,7 +136,7 @@
         <w:pStyle w:val="Heading2"/>
       </w:pPr>
       <w:r>
-        <w:t>Kohlenhydrat-Fett-Verhältnis positiv mit Gebrechlichkeit assoziiert – Ernährungsempfehlung für Ältere</w:t>
+        <w:t>Hypertonie-Verlaufsmuster und Gebrechlichkeit: Progressive Hypertonie verstärkt Frailty</w:t>
       </w:r>
     </w:p>
     <w:p>
@@ -146,12 +146,12 @@
           <w:color w:val="666666"/>
           <w:sz w:val="18"/>
         </w:rPr>
-        <w:t>Nanri H et al.  ·  Eur J Nutr  ·  07.10.2026  ·  PMID 42841976</w:t>
+        <w:t>Pi Y et al.  ·  Geriatr Gerontol Int  ·  Okt. 2026  ·  PMID 42844672</w:t>
       </w:r>
     </w:p>
     <w:p>
       <w:r>
-        <w:t>Querschnittstudie an 5.679 älteren Japanern (≥65 Jahre) zur Assoziation des Kohlenhydrat-zu-Fett-Energieverh ältnisses (CFr) mit umfassender Gebrechlichkeit (Kihon-Checklist-Score ≥7) über multivariable logistische Regression mit Stratifizierung nach Proteinzufuhr.</w:t>
+        <w:t>Longitudinale Kohortenstudie an 6.770 Älteren (CHARLS) untersuchte, ob unterschiedliche Hypertonie-Entwicklungsmuster mit späterer Gebrechlichkeit assoziiert sind.</w:t>
       </w:r>
     </w:p>
     <w:p>
@@ -162,7 +162,7 @@
         <w:t xml:space="preserve">Ergebnis: </w:t>
       </w:r>
       <w:r>
-        <w:t>30,0 % (1.705/5.679) zeigten umfassende Gebrechlichkeit. Adjustierte Odds-Ratios für höchstes CFr-Quartil vs. niedrigstes: 1,92 (95%-KI 1,55–2,38, p&lt;0,001). Dose-Wirkung-Beziehung linear über alle Geschlechter und Proteinzufuhr-Tertile, ohne Effektmodifikation. Höhere Kohlenhydrate bei moderater Fettreduktion assoziiert mit erhöhter Gebrechlichkeitsprä valenz, unabhängig von Proteinmenge.</w:t>
+        <w:t>Gegenüber anhaltend normaler Blutdruck zeigten progressive Hypertonie (β = 0,013; 95 %-KI: 0,006–0,020), remittierende/fluktuierende Hypertonie (β = 0,009; 95 %-KI: 0,003–0,015) und anhaltende Hypertonie (β = 0,008; 95 %-KI: 0,002–0,014) höhere Frailty-Indizes. Systolischer Druck zeigte nichtlineare Assoziation. Cystatin C und CRP vermittelten teilweise den Effekt persistenter Hypertonie auf Gebrechlichkeit.</w:t>
       </w:r>
     </w:p>
     <w:p>
@@ -177,7 +177,7 @@
         <w:rPr>
           <w:sz w:val="19"/>
         </w:rPr>
-        <w:t>Japan, Ernährungsepidemiologie; Qualität beschränkt auf Querschnitt ohne Kausalität</w:t>
+        <w:t>Chinesische Kohortenstudie, aber Hypertonie-Gebrechlichkeit-Assoziation mechanistisch universell.</w:t>
       </w:r>
     </w:p>
     <w:p>
@@ -186,7 +186,7 @@
           <w:color w:val="5A7D3A"/>
           <w:sz w:val="18"/>
         </w:rPr>
-        <w:t>https://pubmed.ncbi.nlm.nih.gov/42841976/</w:t>
+        <w:t>https://pubmed.ncbi.nlm.nih.gov/42844672/</w:t>
       </w:r>
     </w:p>
     <w:p>
@@ -194,7 +194,7 @@
         <w:pStyle w:val="Heading2"/>
       </w:pPr>
       <w:r>
-        <w:t>Gebrechlichkeit vorhersagt prolongierte Hospitalisierung und schlechtere Outcomes nach Quadrizeps-Sehnenriss</w:t>
+        <w:t>Mikrobiota-Zusammensetzung vorhersagt Entzündung besser als chronologisches Alter</w:t>
       </w:r>
     </w:p>
     <w:p>
@@ -204,12 +204,12 @@
           <w:color w:val="666666"/>
           <w:sz w:val="18"/>
         </w:rPr>
-        <w:t>Ozdemir E et al.  ·  Ulus Travma Acil Cerrahi Derg  ·  Okt. 2026  ·  PMID 42841891</w:t>
+        <w:t>Eriksen C et al.  ·  Nat Commun  ·  08.09.2026  ·  PMID 42844264</w:t>
       </w:r>
     </w:p>
     <w:p>
       <w:r>
-        <w:t>Retrospektive multizentrische Kohortenstudie an 67 älteren Patienten (Mittelwert 57,5 Jahre) mit akutem Quadrizeps-Sehnenriss, bewertet mit modifiziertem Frailty Index (mFI-5) und Clinical Frailty Scale (CFS) zur Vorhersage von Aufenthaltsdauer und funktionaler Erholung (Lysholm-Score ≥12 Monate).</w:t>
+        <w:t>Analyse von 1.199 Erwachsenen (20–72 Jahre) zeigte, dass Darmmikrobiota-Zusammensetzung mehr Varianz in systemischen Entzündungsmarkern erklärt als Alter und mit Erkrankungsrisiko assoziiert ist.</w:t>
       </w:r>
     </w:p>
     <w:p>
@@ -220,7 +220,7 @@
         <w:t xml:space="preserve">Ergebnis: </w:t>
       </w:r>
       <w:r>
-        <w:t>Höhere mFI-5-Scores waren mit prolongierter Hospitalisierungsdauer assoziiert (r=0,404, p&lt;0,001); jeder 1-Punkt-Anstieg sagte 1,26 Tage längeren Aufenthalt voraus (95%-KI 0,61–1,90; R²=0,337). CFS war unabhängig mit schlechterer Erholung verbunden: jeder 1-Punkt-Anstieg entsprach 4,32-Punkt-Reduktion im Lysholm-Score (95%-KI –6,98 bis –1,67; R²=0,163). Höchstes Risiko-Quartil zeigte 16,7× erhöhtes Mortalitätsrisiko.</w:t>
+        <w:t>Mikrobiota erklärte mehr Varianz als Alter für 97 % der Zytokine und 84 % der physiologischen Variablen. Bacteroides-2-Enterotyp zeigte inflammaging-ähnliches Phänotyp bereits in frühem Erwachsenenalter (bis zu 37 Jahre früher) mit erhöhtem Erkrankungsrisiko (Hazard Ratio 1,21; 95 %-KI: 1,18–1,25). High-Diversity-Enterotyp war mit niedriger Entzündung und reduziertem Risiko assoziiert. Mikrobiota ist ein stärkerer Entzündungskorrelat als chronologisches Alter.</w:t>
       </w:r>
     </w:p>
     <w:p>
@@ -235,7 +235,7 @@
         <w:rPr>
           <w:sz w:val="19"/>
         </w:rPr>
-        <w:t>Türkei, Orthopädie-Versorgung vergleichbar; geriatrisches Assessment umsetzbar</w:t>
+        <w:t>Dänische Bevölkerungsstudie, Mechanismus altersunabhängig, auf Deutschland übertragbar.</w:t>
       </w:r>
     </w:p>
     <w:p>
@@ -244,7 +244,7 @@
           <w:color w:val="5A7D3A"/>
           <w:sz w:val="18"/>
         </w:rPr>
-        <w:t>https://pubmed.ncbi.nlm.nih.gov/42841891/</w:t>
+        <w:t>https://pubmed.ncbi.nlm.nih.gov/42844264/</w:t>
       </w:r>
     </w:p>
     <w:p>
@@ -252,7 +252,7 @@
         <w:pStyle w:val="Heading2"/>
       </w:pPr>
       <w:r>
-        <w:t>Biofeedback reduziert Schwindel-Beeinträchtigung im Alltag älterer Menschen</w:t>
+        <w:t>Gebrechlichkeit bei älteren COPD-Patienten vorhersagt Exazerbationen und Klinikaufenthalte</w:t>
       </w:r>
     </w:p>
     <w:p>
@@ -262,12 +262,12 @@
           <w:color w:val="666666"/>
           <w:sz w:val="18"/>
         </w:rPr>
-        <w:t>Chiara B et al.  ·  Curr Aging Sci  ·  2026  ·  PMID 42841459</w:t>
+        <w:t>Bardakci MI et al.  ·  Colomb Med (Cali)  ·  30.03.2026  ·  PMID 42840874</w:t>
       </w:r>
     </w:p>
     <w:p>
       <w:r>
-        <w:t>Randomisierte kontrollierte Studie zur Wirksamkeit von Biofeedback-Training (Procomp Infinity) bei 190 älteren Ambulanzpatienten (&gt;65 Jahre) mit Schwindel über 3 Monate ohne Auffrischungssitzungen.</w:t>
+        <w:t>Querschnittstudie an 112 älteren COPD-Patienten (≥65 Jahre) prüfte, ob Gebrechlichkeit mit Krankheitsschwere, Exazerbationen und Hospitalisierungen korreliert.</w:t>
       </w:r>
     </w:p>
     <w:p>
@@ -278,7 +278,7 @@
         <w:t xml:space="preserve">Ergebnis: </w:t>
       </w:r>
       <w:r>
-        <w:t>Repeated-ANOVA zeigte signifikante Reduktion der Dizziness-Handicap-Inventory(DHI)-Scores nach 3 Monaten in der Biofeedback-Gruppe; Patienten lernten durch Muskelentspannung und Atemkontrolle, die Symptome zu bewältigen und erlangten Selbstwirksamkeit. Die Intervention reduzierte die funktionalen Auswirkungen von Schwindel und Instabilität im alltäglichen Leben substanziell.</w:t>
+        <w:t>Gebrechlichkeit-Prävalenz 49,1 % (55/112). Signifikante negative Korrelation zwischen FRAIL-Score und FEV1 % (rs −0,695; 95 %-KI: −0,782 bis −0,581; p &lt; 0,001). Positive Korrelationen mit CAT (rs 0,840; p &lt; 0,001) und mMRC (rs 0,733; p &lt; 0,001). Patienten mit höheren FRAIL-Scores hatten signifikant mehr Exazerbationen und Klinikaufenthalte (p &lt; 0,001).</w:t>
       </w:r>
     </w:p>
     <w:p>
@@ -293,7 +293,7 @@
         <w:rPr>
           <w:sz w:val="19"/>
         </w:rPr>
-        <w:t>Italien, Methode kulturübergreifend übertragbar; Effektgröße in Abstract nicht quantifiziert</w:t>
+        <w:t>Türkische Studie, aber FRAIL-Score und COPD-Ergebnis international etabliert.</w:t>
       </w:r>
     </w:p>
     <w:p>
@@ -302,7 +302,7 @@
           <w:color w:val="5A7D3A"/>
           <w:sz w:val="18"/>
         </w:rPr>
-        <w:t>https://pubmed.ncbi.nlm.nih.gov/42841459/</w:t>
+        <w:t>https://pubmed.ncbi.nlm.nih.gov/42840874/</w:t>
       </w:r>
     </w:p>
     <w:p>
@@ -310,7 +310,7 @@
         <w:pStyle w:val="Heading2"/>
       </w:pPr>
       <w:r>
-        <w:t>Beschleunigtes Hirnaltern bei psychiatrischen und neurodegenerativen Störungen quantifiziert</w:t>
+        <w:t>CKM-spezifischer Aging-Index vorhersagt Mortalität besser als universelle biologische Alter</w:t>
       </w:r>
     </w:p>
     <w:p>
@@ -320,12 +320,12 @@
           <w:color w:val="666666"/>
           <w:sz w:val="18"/>
         </w:rPr>
-        <w:t>Gupta Y et al.  ·  Psychol Med  ·  07.10.2026  ·  PMID 42839301</w:t>
+        <w:t>Zhu Z et al.  ·  PLoS Med  ·  06.10.2026  ·  PMID 42837317</w:t>
       </w:r>
     </w:p>
     <w:p>
       <w:r>
-        <w:t>Lifespan-MRT-Studie an 25.425 Gesunden (Alter 2–95 Jahre) und 3.530 Patienten mit Schizophrenie, Depression, bipolarer Störung, ADHS, Substanzabhängigkeit, Alzheimer und FTD zur Bestimmung eines Brain-Predicted-Age-Difference (brain-PAD).</w:t>
+        <w:t>Maschinelles Lernen an 6.896 NHANES-Teilnehmern entwickelte einen Cardiovascular-Kidney-Metabolic-spezifischen Aging-Index (CKMAI) zur Risikostratifizierung und Mortalitätsprognose.</w:t>
       </w:r>
     </w:p>
     <w:p>
@@ -336,7 +336,7 @@
         <w:t xml:space="preserve">Ergebnis: </w:t>
       </w:r>
       <w:r>
-        <w:t>Modell erreichte mittleren absoluten Fehler von 5–7 Jahren. Signifikante Erhöhung von Δbrain-PAD bei Schizophrenie (+7,64 Jahre), FTD (+7,61), Alzheimer (+3,24), bipolarer Störung (+2,08), Depression (+2,76) und CSUD (+2,91 Jahre), nicht bei ADHS. Regionale Analysen zeigten gemeinsame und störungsspezifische morphometrische Alterationen. Effekt: Quantitativer Rahmen für Hirnaltern über Störungen hinweg, aber mechanistischer Versorgungsbezug fehlt.</w:t>
+        <w:t>CKMAI übertraf PhenoAge, KDM und CMI in allen Outcomes. Zeit-abhängige AUC für Gesamtmortalität: 0,893 (95 %-KI: 0,851–0,925) nach 3 Jahren, 0,907 (95 %-KI: 0,884–0,927) nach 5 Jahren, 0,890 (95 %-KI: 0,868–0,910) nach 10 Jahren. Schwellwertanalyse identifizierte Inflexionspunkte mit steileren Risikoerhöhungen darunter. Sechs Phänotypen-Cluster; Frailty-Cluster zeigte höchstes Mortalitätsrisiko (HR 11,74; 95 %-KI: 7,85–17,57).</w:t>
       </w:r>
     </w:p>
     <w:p>
@@ -351,7 +351,7 @@
         <w:rPr>
           <w:sz w:val="19"/>
         </w:rPr>
-        <w:t>Deutschland, Forschung; Mechanismus-Biomarker ohne Behandlungsendpunkt – begrenzte geriatrische Relevanz</w:t>
+        <w:t>USA-Daten (NHANES), aber metabolische Pathophysiologie universell, externe Validierung in China.</w:t>
       </w:r>
     </w:p>
     <w:p>
@@ -360,7 +360,7 @@
           <w:color w:val="5A7D3A"/>
           <w:sz w:val="18"/>
         </w:rPr>
-        <w:t>https://pubmed.ncbi.nlm.nih.gov/42839301/</w:t>
+        <w:t>https://pubmed.ncbi.nlm.nih.gov/42837317/</w:t>
       </w:r>
     </w:p>
     <w:p>
@@ -368,7 +368,7 @@
         <w:pStyle w:val="Heading2"/>
       </w:pPr>
       <w:r>
-        <w:t>Dehnen verbessert Gelenkbeweglichkeit älterer Menschen, aber nicht isoliert funktionale Leistung</w:t>
+        <w:t>Chronische Krisen und biologisches Altern: Stress beschleunigt Frailty und funktionalen Verfall</w:t>
       </w:r>
     </w:p>
     <w:p>
@@ -378,12 +378,12 @@
           <w:color w:val="666666"/>
           <w:sz w:val="18"/>
         </w:rPr>
-        <w:t>Tenace D et al.  ·  Recenti Prog Med  ·  Okt. 2026  ·  PMID 42831708</w:t>
+        <w:t>Lushchak O et al.  ·  Biogerontology  ·  03.09.2026  ·  PMID 42690451</w:t>
       </w:r>
     </w:p>
     <w:p>
       <w:r>
-        <w:t>Narrative Literaturübersicht (PubMed, Scopus, Cochrane) zu Effektivität statischen, dynamischen Dehnens und propriozeptiver neuromuskulärer Fazilitation auf Beweglichkeit, Steifheit, Schmerz und funktionale Autonomie bei älteren Menschen.</w:t>
+        <w:t>Perspektivarbeit argumentiert, dass prolongierte Krisen (beispielsweise Krieg) chronische biologische Alterungsprozesse durch Stressachsen-Überaktivierung, Schlafstörung, Entzündung und Sarkopenie beschleunigen.</w:t>
       </w:r>
     </w:p>
     <w:p>
@@ -394,7 +394,7 @@
         <w:t xml:space="preserve">Ergebnis: </w:t>
       </w:r>
       <w:r>
-        <w:t>Evidenz für Dehnen zeigt konsistente Gewinne bei Gelenkbeweglichkeit und Flexibilität; einige Studien berichten günstige Effekte auf wahrgenommene Steifheit und muskuloskelettale Schmerzen. Verbesserungen der Gesamtfunktion, Balance und Sturzprävention sind jedoch weniger konsistent. Fazit: Dehnen ist kein Monotherapie-Ansatz, sondern komplementäre Komponente in Multikomponenten-Programmen, am wirksamsten für Mobilitätsgewinne bei Menschen mit Ausgangsfunktionsverlust.</w:t>
+        <w:t>Konzeptrahmen verbindet HPA-Achsen-Aktivierung, Glukokortikoid-Dysregulation, ROS-Produktion, zelluläre Seneszenz und Mitochondrien-Dysfunktion mit abdominalem Übergewicht, sarkopener Adipositas, Frailty und funktionalem Verfall unter Krisenbedingungen. Psychisches Wohlbefinden, metabolisches Screening, Muskelrehabilitation sollten integriert bewertet werden statt isoliert; funktionale Fähigkeit ist Leitindikator.</w:t>
       </w:r>
     </w:p>
     <w:p>
@@ -409,7 +409,7 @@
         <w:rPr>
           <w:sz w:val="19"/>
         </w:rPr>
-        <w:t>Italien, Evidenzlage europäisch dominiert, methodisch konsistent</w:t>
+        <w:t>Ukraine-Fallbeispiel; biologische Mechanismen krisen- und kontextabhängig, aber Prinzipien für Vulnerabilität älterer Menschen universal.</w:t>
       </w:r>
     </w:p>
     <w:p>
@@ -418,7 +418,7 @@
           <w:color w:val="5A7D3A"/>
           <w:sz w:val="18"/>
         </w:rPr>
-        <w:t>https://pubmed.ncbi.nlm.nih.gov/42831708/</w:t>
+        <w:t>https://pubmed.ncbi.nlm.nih.gov/42690451/</w:t>
       </w:r>
     </w:p>
     <w:p>
@@ -426,7 +426,7 @@
         <w:pStyle w:val="Heading2"/>
       </w:pPr>
       <w:r>
-        <w:t>Resilienz ist häufige, aber nicht universelle Reaktion auf funktionalen Gesundheitsverlust im Alter</w:t>
+        <w:t>Kognitive Reserve und psychisches Wohlbefinden: Leibesaktivitäten schützen vor Stress im Alter</w:t>
       </w:r>
     </w:p>
     <w:p>
@@ -436,12 +436,12 @@
           <w:color w:val="666666"/>
           <w:sz w:val="18"/>
         </w:rPr>
-        <w:t>Köhler T et al.  ·  Soc Sci Med  ·  29.08.2026  ·  PMID 42700481</w:t>
+        <w:t>Ordin M et al.  ·  Brain Behav  ·  Sept. 2026  ·  PMID 42687444</w:t>
       </w:r>
     </w:p>
     <w:p>
       <w:r>
-        <w:t>Growth-Mixture-Modelling-Analyse von SHARE-Daten zu Anpassungstrajektorien der Lebensqualität nach Beginn von Aktivitätseinschränkungen bei älteren Menschen (Match-Kontroll-Design für Kausalitätsattribution).</w:t>
+        <w:t>Querschnittsstudie an 80 Senioren (65–101 Jahre) in Spanien untersuchte Assoziationen zwischen kognitiver Reserve (Freizeit), psychischem Wohlbefinden und kognitiver Leistung.</w:t>
       </w:r>
     </w:p>
     <w:p>
@@ -452,7 +452,7 @@
         <w:t xml:space="preserve">Ergebnis: </w:t>
       </w:r>
       <w:r>
-        <w:t>Bei Lebenszufriedenheit und Lebensqualität entstanden 3 Trajektorien mit Resilienz als Modalantwort (86,5 % bzw. 78,7 %); bei depressiven Symptomen 4 Trajektorien mit gleichen Anteilen resilient und chronisch (je 43,4 %). Stärkere Behinderung sagte Erholungstrajektorie voraus, vorbestehende Limitations und sozioökonomische Benachteiligung waren mit chronischen Pfaden assoziiert. Befund: Resilienz ist verbreitet, aber nicht uniform; multidimensionale Outcomes essentiell.</w:t>
+        <w:t>Bei Männern: höhere CRS-Scores (kognitive Reserve) assoziiert mit niedrigerem wahrgenommenem Stress und größerer Einsamkeit. CRS-Scores korreliert mit ausgewählten Aufmerksamkeitsmaßen. Keine signifikante Assoziation zwischen CRS und Gedächtnisspanne. Geschlechtsspezifische Befunde unterschiedlich; Frauen zeigten vergleichbare Muster nicht.</w:t>
       </w:r>
     </w:p>
     <w:p>
@@ -467,7 +467,7 @@
         <w:rPr>
           <w:sz w:val="19"/>
         </w:rPr>
-        <w:t>Europa (SHARE), deutsches Sozialversicherungssystem direkt übertragbar</w:t>
+        <w:t>Spanische Gemeindestudie; kognitive Reserve und psychisches Wohlbefinden altersunabhängig relevant.</w:t>
       </w:r>
     </w:p>
     <w:p>
@@ -476,7 +476,7 @@
           <w:color w:val="5A7D3A"/>
           <w:sz w:val="18"/>
         </w:rPr>
-        <w:t>https://pubmed.ncbi.nlm.nih.gov/42700481/</w:t>
+        <w:t>https://pubmed.ncbi.nlm.nih.gov/42687444/</w:t>
       </w:r>
     </w:p>
     <w:sectPr>

--- a/download/studien-aktuell.docx
+++ b/download/studien-aktuell.docx
@@ -62,7 +62,7 @@
           <w:color w:val="666666"/>
           <w:sz w:val="18"/>
         </w:rPr>
-        <w:t>Stand: 09.10.2026  |  7 Studien  |  longevity.m-vf.de</w:t>
+        <w:t>Stand: 10.10.2026  |  6 Studien  |  longevity.m-vf.de</w:t>
       </w:r>
     </w:p>
     <w:p>
@@ -70,7 +70,7 @@
         <w:pStyle w:val="Heading1"/>
       </w:pPr>
       <w:r>
-        <w:t>Aufgenommen am 09.10.2026</w:t>
+        <w:t>Aufgenommen am 10.10.2026</w:t>
       </w:r>
     </w:p>
     <w:p>
@@ -78,7 +78,7 @@
         <w:pStyle w:val="Heading2"/>
       </w:pPr>
       <w:r>
-        <w:t>Pflege-gestützte Intervention für aktives Altern bei migrierten älteren Menschen: Cluster-RCT-Protokoll</w:t>
+        <w:t>Aufwärts-Mobilität verzögert funktionalen Decline im Alter</w:t>
       </w:r>
     </w:p>
     <w:p>
@@ -88,12 +88,12 @@
           <w:color w:val="666666"/>
           <w:sz w:val="18"/>
         </w:rPr>
-        <w:t>Chen Z et al.  ·  J Eval Clin Pract  ·  Okt. 2026  ·  PMID 42848871</w:t>
+        <w:t>Guo L et al.  ·  J Glob Health  ·  09.10.2026  ·  PMID 42852608</w:t>
       </w:r>
     </w:p>
     <w:p>
       <w:r>
-        <w:t>Cluster-randomisierte Kontrollierte Studie plant Evaluation einer 22-Tage-Pflegeleiter-Intervention (TSAAIP-MOA) bei älteren Migranten mit Kindern in China zur Förderung aktiven Alterns.</w:t>
+        <w:t>Harmonisierte Analyse von 100.362 Personen über 50 Jahren aus fünf Ländern (China, USA, Europa, Südkorea, Mexiko) zur Assoziation zwischen intergenerationaler Bildungsmobilität und intrinsischer Kapazität (kognitiv, Motorik, Vitalität, Sinne, psychisch).</w:t>
       </w:r>
     </w:p>
     <w:p>
@@ -104,7 +104,7 @@
         <w:t xml:space="preserve">Ergebnis: </w:t>
       </w:r>
       <w:r>
-        <w:t>Studienprotokoll: Primäroutcome ist Level aktiven Alterns; Sekundäroutcomes sind Änderungen in intrinsischer Kapazität, Gesundheitskompetenz und sozialer Teilhabe. Datensammlung an T0 (Baseline), T1 (Post-Intervention) und T2 (1 Monat nach Beginn); wiederholte ANOVA geplant. Programm kombiniert Familien- und Gemeinde-Unterstützung mit klinischer Betreuung.</w:t>
+        <w:t>Aufwärts-Mobilität korreliert mit höherer intrinsischer Kapazität (gepooltes β = 0,25; 95%-KI 0,24–0,26; p &lt; 0,001) und verzögert den altersbedingten Funktionsverlust in China, Europa, Südkorea und Mexiko signifikant. USA zeigt Ausnahme: Mobilität erhöht Baseline-Kapazität, aber nicht die Verlaufsrate. Befund unterstreicht Kontext-Abhängigkeit sozialer Determinanten.</w:t>
       </w:r>
     </w:p>
     <w:p>
@@ -119,7 +119,7 @@
         <w:rPr>
           <w:sz w:val="19"/>
         </w:rPr>
-        <w:t>China-Studie, Protokoll noch nicht abgeschlossen; Konzept sozialer Integration und intrinsischer Kapazität in Versorgung relevant.</w:t>
+        <w:t>Europäische Länder inkludiert, aber Transferbarkeit auf Deutschland durch unterschiedliche Bildungs- und Sozialsysteme begrenzt.</w:t>
       </w:r>
     </w:p>
     <w:p>
@@ -128,7 +128,7 @@
           <w:color w:val="5A7D3A"/>
           <w:sz w:val="18"/>
         </w:rPr>
-        <w:t>https://pubmed.ncbi.nlm.nih.gov/42848871/</w:t>
+        <w:t>https://pubmed.ncbi.nlm.nih.gov/42852608/</w:t>
       </w:r>
     </w:p>
     <w:p>
@@ -136,7 +136,7 @@
         <w:pStyle w:val="Heading2"/>
       </w:pPr>
       <w:r>
-        <w:t>Hypertonie-Verlaufsmuster und Gebrechlichkeit: Progressive Hypertonie verstärkt Frailty</w:t>
+        <w:t>Zahnpflege-Inanspruchnahme und kognitiver Decline im Alter: 14-Jahr-Längsschnitt</w:t>
       </w:r>
     </w:p>
     <w:p>
@@ -146,12 +146,12 @@
           <w:color w:val="666666"/>
           <w:sz w:val="18"/>
         </w:rPr>
-        <w:t>Pi Y et al.  ·  Geriatr Gerontol Int  ·  Okt. 2026  ·  PMID 42844672</w:t>
+        <w:t>Jung YS et al.  ·  Front Public Health  ·  24.09.2026  ·  PMID 42851369</w:t>
       </w:r>
     </w:p>
     <w:p>
       <w:r>
-        <w:t>Longitudinale Kohortenstudie an 6.770 Älteren (CHARLS) untersuchte, ob unterschiedliche Hypertonie-Entwicklungsmuster mit späterer Gebrechlichkeit assoziiert sind.</w:t>
+        <w:t>Trajektorien-Analyse zahnärztlicher Inanspruchnahme über 14 Jahre (Health and Retirement Study, n = 14.599, ≥ 50 Jahre) und Assoziation mit kognitiver Leistung (27-Punkte-Score), mit Mediation durch Selbst-Gesundheit und ADL-Einschränkungen.</w:t>
       </w:r>
     </w:p>
     <w:p>
@@ -162,7 +162,7 @@
         <w:t xml:space="preserve">Ergebnis: </w:t>
       </w:r>
       <w:r>
-        <w:t>Gegenüber anhaltend normaler Blutdruck zeigten progressive Hypertonie (β = 0,013; 95 %-KI: 0,006–0,020), remittierende/fluktuierende Hypertonie (β = 0,009; 95 %-KI: 0,003–0,015) und anhaltende Hypertonie (β = 0,008; 95 %-KI: 0,002–0,014) höhere Frailty-Indizes. Systolischer Druck zeigte nichtlineare Assoziation. Cystatin C und CRP vermittelten teilweise den Effekt persistenter Hypertonie auf Gebrechlichkeit.</w:t>
+        <w:t>Drei Trajektorien identifiziert: Persistently High (53,3%), Decreasing (14,5%), Persistent Low (32,2%). Vs. Persistent High zeigte Persistent Low schnelleren kognitiven Decline (β = -0,107 pro 2-Jahr-Welle, 95%-KI -0,133 bis -0,081; p &lt; 0,0001), entsprechend 0,75 zusätzlichen Punkten über 14 Jahre. ADL-Verschlechterung mediiert 9,3–11,6% der Assoziation. Kausale Inferenz nicht möglich.</w:t>
       </w:r>
     </w:p>
     <w:p>
@@ -177,7 +177,7 @@
         <w:rPr>
           <w:sz w:val="19"/>
         </w:rPr>
-        <w:t>Chinesische Kohortenstudie, aber Hypertonie-Gebrechlichkeit-Assoziation mechanistisch universell.</w:t>
+        <w:t>US-Kohorte (Health and Retirement Study), Funktionsverschlechterung als Endpunkt systemunabhängig relevant; deutsche Übertragung mit Vorbehalten zur Gesundheitssystem-spezifität.</w:t>
       </w:r>
     </w:p>
     <w:p>
@@ -186,7 +186,7 @@
           <w:color w:val="5A7D3A"/>
           <w:sz w:val="18"/>
         </w:rPr>
-        <w:t>https://pubmed.ncbi.nlm.nih.gov/42844672/</w:t>
+        <w:t>https://pubmed.ncbi.nlm.nih.gov/42851369/</w:t>
       </w:r>
     </w:p>
     <w:p>
@@ -194,7 +194,7 @@
         <w:pStyle w:val="Heading2"/>
       </w:pPr>
       <w:r>
-        <w:t>Mikrobiota-Zusammensetzung vorhersagt Entzündung besser als chronologisches Alter</w:t>
+        <w:t>Fettmasse-zu-Magermasse-Verhältnis im Alter: Perzentil-Kurven aus kanadischer Längsschnittstudie</w:t>
       </w:r>
     </w:p>
     <w:p>
@@ -204,12 +204,12 @@
           <w:color w:val="666666"/>
           <w:sz w:val="18"/>
         </w:rPr>
-        <w:t>Eriksen C et al.  ·  Nat Commun  ·  08.09.2026  ·  PMID 42844264</w:t>
+        <w:t>Kim C et al.  ·  J Cachexia Sarcopenia Muscle  ·  Okt. 2026  ·  PMID 42850807</w:t>
       </w:r>
     </w:p>
     <w:p>
       <w:r>
-        <w:t>Analyse von 1.199 Erwachsenen (20–72 Jahre) zeigte, dass Darmmikrobiota-Zusammensetzung mehr Varianz in systemischen Entzündungsmarkern erklärt als Alter und mit Erkrankungsrisiko assoziiert ist.</w:t>
+        <w:t>Entwicklung alters- und geschlechtsspezifischer FM/FFM-Perzentil-Kurven (1. bis 99. Perzentil) aus 28.791 Personen der Canadian Longitudinal Study on Aging (DXA-Messungen), um sarkopene Adipositas zu identifizieren.</w:t>
       </w:r>
     </w:p>
     <w:p>
@@ -220,7 +220,7 @@
         <w:t xml:space="preserve">Ergebnis: </w:t>
       </w:r>
       <w:r>
-        <w:t>Mikrobiota erklärte mehr Varianz als Alter für 97 % der Zytokine und 84 % der physiologischen Variablen. Bacteroides-2-Enterotyp zeigte inflammaging-ähnliches Phänotyp bereits in frühem Erwachsenenalter (bis zu 37 Jahre früher) mit erhöhtem Erkrankungsrisiko (Hazard Ratio 1,21; 95 %-KI: 1,18–1,25). High-Diversity-Enterotyp war mit niedriger Entzündung und reduziertem Risiko assoziiert. Mikrobiota ist ein stärkerer Entzündungskorrelat als chronologisches Alter.</w:t>
+        <w:t>Bei Männern steigen FM/FFM-Perzentile langsam mit Alter bis 70 Jahre, dann Stabilisierung; bei Frauen höhere Ausgangswerte, schnellerer Anstieg bis 68 Jahre (50. Perzentil: 0,71), dann Rückgang. Männer zeigen 50. Perzentil von 0,42 im Alter 86 Jahren. Kurven zeigen relevante alters- und geschlechtsspezifische Unterschiede für Risikoidentifikation.</w:t>
       </w:r>
     </w:p>
     <w:p>
@@ -235,7 +235,7 @@
         <w:rPr>
           <w:sz w:val="19"/>
         </w:rPr>
-        <w:t>Dänische Bevölkerungsstudie, Mechanismus altersunabhängig, auf Deutschland übertragbar.</w:t>
+        <w:t>Kanadische Kohorte, ähnliches Gesundheitssystem; Daten direkt auf Deutschland übertragbar.</w:t>
       </w:r>
     </w:p>
     <w:p>
@@ -244,7 +244,7 @@
           <w:color w:val="5A7D3A"/>
           <w:sz w:val="18"/>
         </w:rPr>
-        <w:t>https://pubmed.ncbi.nlm.nih.gov/42844264/</w:t>
+        <w:t>https://pubmed.ncbi.nlm.nih.gov/42850807/</w:t>
       </w:r>
     </w:p>
     <w:p>
@@ -252,7 +252,7 @@
         <w:pStyle w:val="Heading2"/>
       </w:pPr>
       <w:r>
-        <w:t>Gebrechlichkeit bei älteren COPD-Patienten vorhersagt Exazerbationen und Klinikaufenthalte</w:t>
+        <w:t>Vitamin-D-Mangel und Sterblichkeit im Alter: Kohorten-Follow-up und Supplementierungseffekt</w:t>
       </w:r>
     </w:p>
     <w:p>
@@ -262,12 +262,12 @@
           <w:color w:val="666666"/>
           <w:sz w:val="18"/>
         </w:rPr>
-        <w:t>Bardakci MI et al.  ·  Colomb Med (Cali)  ·  30.03.2026  ·  PMID 42840874</w:t>
+        <w:t>Israel A et al.  ·  Aging Cell  ·  Okt. 2026  ·  PMID 42850752</w:t>
       </w:r>
     </w:p>
     <w:p>
       <w:r>
-        <w:t>Querschnittstudie an 112 älteren COPD-Patienten (≥65 Jahre) prüfte, ob Gebrechlichkeit mit Krankheitsschwere, Exazerbationen und Hospitalisierungen korreliert.</w:t>
+        <w:t>Longitudinale Analyse von über 468.500 Personen (israelisches und US-amerikanisches Kohorte) zur Assoziation zwischen Vitamin-D-Status und Alterungs-bezogenen Outcomes über bis zu 10 Jahren, mit Modellierung der Supplementierungs-Modifizierbarkeit.</w:t>
       </w:r>
     </w:p>
     <w:p>
@@ -278,7 +278,7 @@
         <w:t xml:space="preserve">Ergebnis: </w:t>
       </w:r>
       <w:r>
-        <w:t>Gebrechlichkeit-Prävalenz 49,1 % (55/112). Signifikante negative Korrelation zwischen FRAIL-Score und FEV1 % (rs −0,695; 95 %-KI: −0,782 bis −0,581; p &lt; 0,001). Positive Korrelationen mit CAT (rs 0,840; p &lt; 0,001) und mMRC (rs 0,733; p &lt; 0,001). Patienten mit höheren FRAIL-Scores hatten signifikant mehr Exazerbationen und Klinikaufenthalte (p &lt; 0,001).</w:t>
+        <w:t>Schwerer Vitamin-D-Mangel (&lt; 10 ng/mL vs. &gt; 30 ng/mL) assoziiert mit erhöhter Gesamtsterblichkeit (Israel: HR 2,57, 95%-KI 2,38–2,79; USA: HR 1,59, 95%-KI 1,55–1,63) und Multimorbidität. Supplementierung &gt; 10 ng/mL-Äquivalent reduziert Mortalität dose-abhängig (HR 0,72, 95%-KI 0,68–0,76). Befund unterstützt Vitamin D als modifizierbare Determinante der Alterungsvulnerabilität.</w:t>
       </w:r>
     </w:p>
     <w:p>
@@ -293,7 +293,7 @@
         <w:rPr>
           <w:sz w:val="19"/>
         </w:rPr>
-        <w:t>Türkische Studie, aber FRAIL-Score und COPD-Ergebnis international etabliert.</w:t>
+        <w:t>Israelische Daten vergleichbar mit Deutschland (Gesundheitssystem); US-Ergebnisse mit Vorbehalten; klinische Modifizierbarkeit ist systemunabhängig.</w:t>
       </w:r>
     </w:p>
     <w:p>
@@ -302,7 +302,7 @@
           <w:color w:val="5A7D3A"/>
           <w:sz w:val="18"/>
         </w:rPr>
-        <w:t>https://pubmed.ncbi.nlm.nih.gov/42840874/</w:t>
+        <w:t>https://pubmed.ncbi.nlm.nih.gov/42850752/</w:t>
       </w:r>
     </w:p>
     <w:p>
@@ -310,7 +310,7 @@
         <w:pStyle w:val="Heading2"/>
       </w:pPr>
       <w:r>
-        <w:t>CKM-spezifischer Aging-Index vorhersagt Mortalität besser als universelle biologische Alter</w:t>
+        <w:t>Ernährungsdiversität und Depression bei älteren Landbewohnern in China: dynamische Assoziationen</w:t>
       </w:r>
     </w:p>
     <w:p>
@@ -320,12 +320,12 @@
           <w:color w:val="666666"/>
           <w:sz w:val="18"/>
         </w:rPr>
-        <w:t>Zhu Z et al.  ·  PLoS Med  ·  06.10.2026  ·  PMID 42837317</w:t>
+        <w:t>Luohong et al.  ·  BMC Public Health  ·  24.07.2026  ·  PMID 42850599</w:t>
       </w:r>
     </w:p>
     <w:p>
       <w:r>
-        <w:t>Maschinelles Lernen an 6.896 NHANES-Teilnehmern entwickelte einen Cardiovascular-Kidney-Metabolic-spezifischen Aging-Index (CKMAI) zur Risikostratifizierung und Mortalitätsprognose.</w:t>
+        <w:t>Latent Class Growth Analysis mit Netzwerk-Analyse (n = 899 ländliche Personen ≥ 60 Jahre, China, 2011–2018) zur Assoziation zwischen Ernährungsdiversitäts-Trajektorien und depressiven Symptomen (CESD-10).</w:t>
       </w:r>
     </w:p>
     <w:p>
@@ -336,7 +336,7 @@
         <w:t xml:space="preserve">Ergebnis: </w:t>
       </w:r>
       <w:r>
-        <w:t>CKMAI übertraf PhenoAge, KDM und CMI in allen Outcomes. Zeit-abhängige AUC für Gesamtmortalität: 0,893 (95 %-KI: 0,851–0,925) nach 3 Jahren, 0,907 (95 %-KI: 0,884–0,927) nach 5 Jahren, 0,890 (95 %-KI: 0,868–0,910) nach 10 Jahren. Schwellwertanalyse identifizierte Inflexionspunkte mit steileren Risikoerhöhungen darunter. Sechs Phänotypen-Cluster; Frailty-Cluster zeigte höchstes Mortalitätsrisiko (HR 11,74; 95 %-KI: 7,85–17,57).</w:t>
+        <w:t>Zwei Trajektorien: hoch und graduell steigend vs. persistently low. Persistently low-Gruppe zeigte höheres Depressionsrisiko (OR = 0,54, 95%-KI 0,396–0,736), d.h. 46% niedrigeres Risiko bei hoher Diversität. Netzwerk-Intensität unterschied sich signifikant (S = 0,98, p = 0,002). Kernale Symptome variierten zwischen Gruppen. Intervention auf Kernale Symptome empfohlen.</w:t>
       </w:r>
     </w:p>
     <w:p>
@@ -351,7 +351,7 @@
         <w:rPr>
           <w:sz w:val="19"/>
         </w:rPr>
-        <w:t>USA-Daten (NHANES), aber metabolische Pathophysiologie universell, externe Validierung in China.</w:t>
+        <w:t>China; Mechanism (Ernährung–Psyche) ist aber kulturunabhängig; moderate Übertragbarkeit auf Deutschland wegen anderer Ernährungskulturen und Lebensmittel-Verfügbarkeit.</w:t>
       </w:r>
     </w:p>
     <w:p>
@@ -360,7 +360,7 @@
           <w:color w:val="5A7D3A"/>
           <w:sz w:val="18"/>
         </w:rPr>
-        <w:t>https://pubmed.ncbi.nlm.nih.gov/42837317/</w:t>
+        <w:t>https://pubmed.ncbi.nlm.nih.gov/42850599/</w:t>
       </w:r>
     </w:p>
     <w:p>
@@ -368,7 +368,7 @@
         <w:pStyle w:val="Heading2"/>
       </w:pPr>
       <w:r>
-        <w:t>Chronische Krisen und biologisches Altern: Stress beschleunigt Frailty und funktionalen Verfall</w:t>
+        <w:t>Neurologische Krankheitslast in Italien: Trends 1990–2023</w:t>
       </w:r>
     </w:p>
     <w:p>
@@ -378,12 +378,12 @@
           <w:color w:val="666666"/>
           <w:sz w:val="18"/>
         </w:rPr>
-        <w:t>Lushchak O et al.  ·  Biogerontology  ·  03.09.2026  ·  PMID 42690451</w:t>
+        <w:t>Brigo F et al.  ·  Neurol Sci  ·  09.10.2026  ·  PMID 42850460</w:t>
       </w:r>
     </w:p>
     <w:p>
       <w:r>
-        <w:t>Perspektivarbeit argumentiert, dass prolongierte Krisen (beispielsweise Krieg) chronische biologische Alterungsprozesse durch Stressachsen-Überaktivierung, Schlafstörung, Entzündung und Sarkopenie beschleunigen.</w:t>
+        <w:t>Analyse der Krankheitslast ausgewählter neurologischer Erkrankungen in Italien über 33 Jahre mittels Global Burden of Disease 2023-Daten (DALY, YLL, YLD).</w:t>
       </w:r>
     </w:p>
     <w:p>
@@ -394,7 +394,7 @@
         <w:t xml:space="preserve">Ergebnis: </w:t>
       </w:r>
       <w:r>
-        <w:t>Konzeptrahmen verbindet HPA-Achsen-Aktivierung, Glukokortikoid-Dysregulation, ROS-Produktion, zelluläre Seneszenz und Mitochondrien-Dysfunktion mit abdominalem Übergewicht, sarkopener Adipositas, Frailty und funktionalem Verfall unter Krisenbedingungen. Psychisches Wohlbefinden, metabolisches Screening, Muskelrehabilitation sollten integriert bewertet werden statt isoliert; funktionale Fähigkeit ist Leitindikator.</w:t>
+        <w:t>Gesamte altersstandardisierte DALY-Raten sanken (EAPC -1,01%, 95%-KI -1,13 bis -0,89). Zerebrovaskuläre und ZNS-Infektionen zeigten größte Reduktionen; Multiple Sklerose, Parkinson, Epilepsie und Motoneuronerkrankung nahmen zu. Geschlechtsspezifische Unterschiede: Migräne, MS, Demenz stärker bei Frauen; Schlaganfall, Parkinson, Hirntumoren bei Männern.</w:t>
       </w:r>
     </w:p>
     <w:p>
@@ -409,7 +409,7 @@
         <w:rPr>
           <w:sz w:val="19"/>
         </w:rPr>
-        <w:t>Ukraine-Fallbeispiel; biologische Mechanismen krisen- und kontextabhängig, aber Prinzipien für Vulnerabilität älterer Menschen universal.</w:t>
+        <w:t>Italien, europäisches Gesundheitssystem mit vergleichbarer Datenerfassung; Ergebnisse auf Deutschland gut übertragbar.</w:t>
       </w:r>
     </w:p>
     <w:p>
@@ -418,65 +418,7 @@
           <w:color w:val="5A7D3A"/>
           <w:sz w:val="18"/>
         </w:rPr>
-        <w:t>https://pubmed.ncbi.nlm.nih.gov/42690451/</w:t>
-      </w:r>
-    </w:p>
-    <w:p>
-      <w:pPr>
-        <w:pStyle w:val="Heading2"/>
-      </w:pPr>
-      <w:r>
-        <w:t>Kognitive Reserve und psychisches Wohlbefinden: Leibesaktivitäten schützen vor Stress im Alter</w:t>
-      </w:r>
-    </w:p>
-    <w:p>
-      <w:r>
-        <w:rPr>
-          <w:i/>
-          <w:color w:val="666666"/>
-          <w:sz w:val="18"/>
-        </w:rPr>
-        <w:t>Ordin M et al.  ·  Brain Behav  ·  Sept. 2026  ·  PMID 42687444</w:t>
-      </w:r>
-    </w:p>
-    <w:p>
-      <w:r>
-        <w:t>Querschnittsstudie an 80 Senioren (65–101 Jahre) in Spanien untersuchte Assoziationen zwischen kognitiver Reserve (Freizeit), psychischem Wohlbefinden und kognitiver Leistung.</w:t>
-      </w:r>
-    </w:p>
-    <w:p>
-      <w:r>
-        <w:rPr>
-          <w:b/>
-        </w:rPr>
-        <w:t xml:space="preserve">Ergebnis: </w:t>
-      </w:r>
-      <w:r>
-        <w:t>Bei Männern: höhere CRS-Scores (kognitive Reserve) assoziiert mit niedrigerem wahrgenommenem Stress und größerer Einsamkeit. CRS-Scores korreliert mit ausgewählten Aufmerksamkeitsmaßen. Keine signifikante Assoziation zwischen CRS und Gedächtnisspanne. Geschlechtsspezifische Befunde unterschiedlich; Frauen zeigten vergleichbare Muster nicht.</w:t>
-      </w:r>
-    </w:p>
-    <w:p>
-      <w:r>
-        <w:rPr>
-          <w:b/>
-          <w:sz w:val="19"/>
-        </w:rPr>
-        <w:t xml:space="preserve">Übertragbarkeit: </w:t>
-      </w:r>
-      <w:r>
-        <w:rPr>
-          <w:sz w:val="19"/>
-        </w:rPr>
-        <w:t>Spanische Gemeindestudie; kognitive Reserve und psychisches Wohlbefinden altersunabhängig relevant.</w:t>
-      </w:r>
-    </w:p>
-    <w:p>
-      <w:r>
-        <w:rPr>
-          <w:color w:val="5A7D3A"/>
-          <w:sz w:val="18"/>
-        </w:rPr>
-        <w:t>https://pubmed.ncbi.nlm.nih.gov/42687444/</w:t>
+        <w:t>https://pubmed.ncbi.nlm.nih.gov/42850460/</w:t>
       </w:r>
     </w:p>
     <w:sectPr>

--- a/download/studien-aktuell.docx
+++ b/download/studien-aktuell.docx
@@ -62,7 +62,7 @@
           <w:color w:val="666666"/>
           <w:sz w:val="18"/>
         </w:rPr>
-        <w:t>Stand: 10.10.2026  |  6 Studien  |  longevity.m-vf.de</w:t>
+        <w:t>Stand: 11.10.2026  |  6 Studien  |  longevity.m-vf.de</w:t>
       </w:r>
     </w:p>
     <w:p>
@@ -70,7 +70,7 @@
         <w:pStyle w:val="Heading1"/>
       </w:pPr>
       <w:r>
-        <w:t>Aufgenommen am 10.10.2026</w:t>
+        <w:t>Aufgenommen am 11.10.2026</w:t>
       </w:r>
     </w:p>
     <w:p>
@@ -78,7 +78,7 @@
         <w:pStyle w:val="Heading2"/>
       </w:pPr>
       <w:r>
-        <w:t>Aufwärts-Mobilität verzögert funktionalen Decline im Alter</w:t>
+        <w:t>Frailty-Assessment verbessert Risikostratifizierung bei rekonstruktiver Kopf-Hals-Chirurgie</w:t>
       </w:r>
     </w:p>
     <w:p>
@@ -88,12 +88,12 @@
           <w:color w:val="666666"/>
           <w:sz w:val="18"/>
         </w:rPr>
-        <w:t>Guo L et al.  ·  J Glob Health  ·  09.10.2026  ·  PMID 42852608</w:t>
+        <w:t>Tee JW et al.  ·  Microsurgery  ·  Okt. 2026  ·  PMID 42855949</w:t>
       </w:r>
     </w:p>
     <w:p>
       <w:r>
-        <w:t>Harmonisierte Analyse von 100.362 Personen über 50 Jahren aus fünf Ländern (China, USA, Europa, Südkorea, Mexiko) zur Assoziation zwischen intergenerationaler Bildungsmobilität und intrinsischer Kapazität (kognitiv, Motorik, Vitalität, Sinne, psychisch).</w:t>
+        <w:t>Retrospektive Kohortenstudie mit 406 Patienten, die sich einer Fibula-Free-Flap-Rekonstruktion unterzogen, untersuchte den Wert des modifizierten Frailty-Index (mFI-5) zur Vorhersage perioperativer Komplikationen.</w:t>
       </w:r>
     </w:p>
     <w:p>
@@ -104,7 +104,7 @@
         <w:t xml:space="preserve">Ergebnis: </w:t>
       </w:r>
       <w:r>
-        <w:t>Aufwärts-Mobilität korreliert mit höherer intrinsischer Kapazität (gepooltes β = 0,25; 95%-KI 0,24–0,26; p &lt; 0,001) und verzögert den altersbedingten Funktionsverlust in China, Europa, Südkorea und Mexiko signifikant. USA zeigt Ausnahme: Mobilität erhöht Baseline-Kapazität, aber nicht die Verlaufsrate. Befund unterstreicht Kontext-Abhängigkeit sozialer Determinanten.</w:t>
+        <w:t>Der mFI-5 war ein stärkerer Prädiktor für Morbidität als das chronologische Alter. Patienten mit mFI-5=1 (adjustierte Odds Ratio 1,84; 95%-KI 1,01–3,47) und mFI-5=2 (aOR 3,45; 95%-KI 1,38–8,57) zeigten signifikant erhöhtes Risiko für medizinische Komplikationen. Ein mFI-5=2 war auch unabhängiger Prädiktor für chirurgische Komplikationen (aOR 2,27; 95%-KI 1,00–5,43).</w:t>
       </w:r>
     </w:p>
     <w:p>
@@ -119,7 +119,7 @@
         <w:rPr>
           <w:sz w:val="19"/>
         </w:rPr>
-        <w:t>Europäische Länder inkludiert, aber Transferbarkeit auf Deutschland durch unterschiedliche Bildungs- und Sozialsysteme begrenzt.</w:t>
+        <w:t>Deutschland – Klinikdaten (ACS-NSQIP), Frailty-Assessment etabliert im deutschsprachigen Raum.</w:t>
       </w:r>
     </w:p>
     <w:p>
@@ -128,7 +128,7 @@
           <w:color w:val="5A7D3A"/>
           <w:sz w:val="18"/>
         </w:rPr>
-        <w:t>https://pubmed.ncbi.nlm.nih.gov/42852608/</w:t>
+        <w:t>https://pubmed.ncbi.nlm.nih.gov/42855949/</w:t>
       </w:r>
     </w:p>
     <w:p>
@@ -136,7 +136,7 @@
         <w:pStyle w:val="Heading2"/>
       </w:pPr>
       <w:r>
-        <w:t>Zahnpflege-Inanspruchnahme und kognitiver Decline im Alter: 14-Jahr-Längsschnitt</w:t>
+        <w:t>Gesundheitskompetenz fördert erfolgreiches Altern bei älteren Ägyptern</w:t>
       </w:r>
     </w:p>
     <w:p>
@@ -146,12 +146,12 @@
           <w:color w:val="666666"/>
           <w:sz w:val="18"/>
         </w:rPr>
-        <w:t>Jung YS et al.  ·  Front Public Health  ·  24.09.2026  ·  PMID 42851369</w:t>
+        <w:t>Ibrahim HS et al.  ·  BMC Public Health  ·  09.10.2026  ·  PMID 42855688</w:t>
       </w:r>
     </w:p>
     <w:p>
       <w:r>
-        <w:t>Trajektorien-Analyse zahnärztlicher Inanspruchnahme über 14 Jahre (Health and Retirement Study, n = 14.599, ≥ 50 Jahre) und Assoziation mit kognitiver Leistung (27-Punkte-Score), mit Mediation durch Selbst-Gesundheit und ADL-Einschränkungen.</w:t>
+        <w:t>Querschnittvergleichsstudie mit 246 Teilnehmern (123 mit chronischen Erkrankungen, 123 gesund), alle ≥65 Jahre, untersuchte den Zusammenhang zwischen Gesundheitskompetenz (Health Literacy) und erfolgreichem Altern (Successful Aging).</w:t>
       </w:r>
     </w:p>
     <w:p>
@@ -162,7 +162,7 @@
         <w:t xml:space="preserve">Ergebnis: </w:t>
       </w:r>
       <w:r>
-        <w:t>Drei Trajektorien identifiziert: Persistently High (53,3%), Decreasing (14,5%), Persistent Low (32,2%). Vs. Persistent High zeigte Persistent Low schnelleren kognitiven Decline (β = -0,107 pro 2-Jahr-Welle, 95%-KI -0,133 bis -0,081; p &lt; 0,0001), entsprechend 0,75 zusätzlichen Punkten über 14 Jahre. ADL-Verschlechterung mediiert 9,3–11,6% der Assoziation. Kausale Inferenz nicht möglich.</w:t>
+        <w:t>Patienten zeigten signifikant niedrigere Gesundheitskompetenz- und Erfolgreiches-Altern-Scores als Kontrollen (p&lt;0,001). Gesundheitskompetenz war positiv mit erfolgreichem Altern korreliert (r=0,612, p&lt;0,001) und blieb der stärkste unabhängige Prädiktor in der Regressionsanalyse. Höhere Bildung und Einkommen verbesserten erfolgreiches Altern; Alter, ländliche Wohnorte und Rauchen beeinträchtigten es.</w:t>
       </w:r>
     </w:p>
     <w:p>
@@ -177,7 +177,7 @@
         <w:rPr>
           <w:sz w:val="19"/>
         </w:rPr>
-        <w:t>US-Kohorte (Health and Retirement Study), Funktionsverschlechterung als Endpunkt systemunabhängig relevant; deutsche Übertragung mit Vorbehalten zur Gesundheitssystem-spezifität.</w:t>
+        <w:t>Ägypten – Übertragbarkeit begrenzt durch unterschiedliche Gesundheitssysteme und Sozialversicherung.</w:t>
       </w:r>
     </w:p>
     <w:p>
@@ -186,7 +186,7 @@
           <w:color w:val="5A7D3A"/>
           <w:sz w:val="18"/>
         </w:rPr>
-        <w:t>https://pubmed.ncbi.nlm.nih.gov/42851369/</w:t>
+        <w:t>https://pubmed.ncbi.nlm.nih.gov/42855688/</w:t>
       </w:r>
     </w:p>
     <w:p>
@@ -194,7 +194,7 @@
         <w:pStyle w:val="Heading2"/>
       </w:pPr>
       <w:r>
-        <w:t>Fettmasse-zu-Magermasse-Verhältnis im Alter: Perzentil-Kurven aus kanadischer Längsschnittstudie</w:t>
+        <w:t>Altersgerechte Versorgung und Wellness in Zhejiang: räumlich-zeitliche Entwicklung</w:t>
       </w:r>
     </w:p>
     <w:p>
@@ -204,12 +204,12 @@
           <w:color w:val="666666"/>
           <w:sz w:val="18"/>
         </w:rPr>
-        <w:t>Kim C et al.  ·  J Cachexia Sarcopenia Muscle  ·  Okt. 2026  ·  PMID 42850807</w:t>
+        <w:t>Qin S et al.  ·  Inquiry  ·  09.10.2026  ·  PMID 42853239</w:t>
       </w:r>
     </w:p>
     <w:p>
       <w:r>
-        <w:t>Entwicklung alters- und geschlechtsspezifischer FM/FFM-Perzentil-Kurven (1. bis 99. Perzentil) aus 28.791 Personen der Canadian Longitudinal Study on Aging (DXA-Messungen), um sarkopene Adipositas zu identifizieren.</w:t>
+        <w:t>Bewertungsstudie mit Entropie-Gewichtungsmethode analysierte räumlich-zeitliche Muster der Eignung älterenbezogener Versorgung und Wellness (SECW) in 11 Präfekturen Zhejangs 2014–2023 anhand von natürlichen Ressourcen, sozialen Ressourcen und sozialem Unterstützungsindex.</w:t>
       </w:r>
     </w:p>
     <w:p>
@@ -220,7 +220,7 @@
         <w:t xml:space="preserve">Ergebnis: </w:t>
       </w:r>
       <w:r>
-        <w:t>Bei Männern steigen FM/FFM-Perzentile langsam mit Alter bis 70 Jahre, dann Stabilisierung; bei Frauen höhere Ausgangswerte, schnellerer Anstieg bis 68 Jahre (50. Perzentil: 0,71), dann Rückgang. Männer zeigen 50. Perzentil von 0,42 im Alter 86 Jahren. Kurven zeigen relevante alters- und geschlechtsspezifische Unterschiede für Risikoidentifikation.</w:t>
+        <w:t>Gesamttrend der SECW in Zhejiang war aufsteigend, regionale Disparitäten bestanden fort. Ein Drei-Ebenen-Muster entstand: Hangzhou und Ningbo als Hochwertzentren; Küsten- und Zentralstädte als dynamische mittlere Ebene; Südwestregionen als relativ rückständige dritte Ebene. Moran's I-Analysen offenbarten negative räumliche Autokorrelation, dominiert von "High-Low"- und "Low-High"-Mustern; keine signifikanten Hochwertagglomerationen.</w:t>
       </w:r>
     </w:p>
     <w:p>
@@ -235,7 +235,7 @@
         <w:rPr>
           <w:sz w:val="19"/>
         </w:rPr>
-        <w:t>Kanadische Kohorte, ähnliches Gesundheitssystem; Daten direkt auf Deutschland übertragbar.</w:t>
+        <w:t>China – Gesundheitssystem und Regionalstruktur unterscheiden sich von Deutschland; Konzept der Versorgungsgerechtigkeit aber relevant.</w:t>
       </w:r>
     </w:p>
     <w:p>
@@ -244,7 +244,7 @@
           <w:color w:val="5A7D3A"/>
           <w:sz w:val="18"/>
         </w:rPr>
-        <w:t>https://pubmed.ncbi.nlm.nih.gov/42850807/</w:t>
+        <w:t>https://pubmed.ncbi.nlm.nih.gov/42853239/</w:t>
       </w:r>
     </w:p>
     <w:p>
@@ -252,7 +252,7 @@
         <w:pStyle w:val="Heading2"/>
       </w:pPr>
       <w:r>
-        <w:t>Vitamin-D-Mangel und Sterblichkeit im Alter: Kohorten-Follow-up und Supplementierungseffekt</w:t>
+        <w:t>Grünflächen schützen vor beschleunigter biologischer Alterung trotz Luftverschmutzung</w:t>
       </w:r>
     </w:p>
     <w:p>
@@ -262,12 +262,12 @@
           <w:color w:val="666666"/>
           <w:sz w:val="18"/>
         </w:rPr>
-        <w:t>Israel A et al.  ·  Aging Cell  ·  Okt. 2026  ·  PMID 42850752</w:t>
+        <w:t>Ma G et al.  ·  Environ Health Perspect  ·  06.10.2026  ·  PMID 42852352</w:t>
       </w:r>
     </w:p>
     <w:p>
       <w:r>
-        <w:t>Longitudinale Analyse von über 468.500 Personen (israelisches und US-amerikanisches Kohorte) zur Assoziation zwischen Vitamin-D-Status und Alterungs-bezogenen Outcomes über bis zu 10 Jahren, mit Modellierung der Supplementierungs-Modifizierbarkeit.</w:t>
+        <w:t>Längsschnittstudie mit 11.760 Erwachsenen (20–65 Jahre) in chinesischer Hochverschmutzungsstadt untersuchte die Auswirkungen von Grünflächen und Luftschadstoffmischung auf biologische Alterungsmuster mittels Klemera-Doubal-Methode.</w:t>
       </w:r>
     </w:p>
     <w:p>
@@ -278,7 +278,7 @@
         <w:t xml:space="preserve">Ergebnis: </w:t>
       </w:r>
       <w:r>
-        <w:t>Schwerer Vitamin-D-Mangel (&lt; 10 ng/mL vs. &gt; 30 ng/mL) assoziiert mit erhöhter Gesamtsterblichkeit (Israel: HR 2,57, 95%-KI 2,38–2,79; USA: HR 1,59, 95%-KI 1,55–1,63) und Multimorbidität. Supplementierung &gt; 10 ng/mL-Äquivalent reduziert Mortalität dose-abhängig (HR 0,72, 95%-KI 0,68–0,76). Befund unterstützt Vitamin D als modifizierbare Determinante der Alterungsvulnerabilität.</w:t>
+        <w:t>Höhere Grünflächenexposition (NDVI 500 m) war mit niedrigeren Chancen für Zugehörigkeit zur beschleunigten Alterungstrajektorie verbunden (OR 0,84; 95%-KI 0,75–0,95). Höhere PM₂,₅-, PM₁₀-, SO₂- und O₃-Expositionen waren mit höheren Chancen für beschleunigte Alterung assoziiert. Die Schadstoffmischung zeigte konsistente positive Assoziation (OR 1,16; 95%-KI 1,08–1,24), dominiert durch O₃ und PM₁₀. Grünflächen-Schutzeffekt wurde zu 25% durch reduzierte Schadstoffexposition vermittelt.</w:t>
       </w:r>
     </w:p>
     <w:p>
@@ -293,7 +293,7 @@
         <w:rPr>
           <w:sz w:val="19"/>
         </w:rPr>
-        <w:t>Israelische Daten vergleichbar mit Deutschland (Gesundheitssystem); US-Ergebnisse mit Vorbehalten; klinische Modifizierbarkeit ist systemunabhängig.</w:t>
+        <w:t>China – Luftqualität und Grünflächenverfügbarkeit unterscheiden sich von Deutschland; Konzept aber auf deutsche Städte übertragbar.</w:t>
       </w:r>
     </w:p>
     <w:p>
@@ -302,7 +302,7 @@
           <w:color w:val="5A7D3A"/>
           <w:sz w:val="18"/>
         </w:rPr>
-        <w:t>https://pubmed.ncbi.nlm.nih.gov/42850752/</w:t>
+        <w:t>https://pubmed.ncbi.nlm.nih.gov/42852352/</w:t>
       </w:r>
     </w:p>
     <w:p>
@@ -310,7 +310,7 @@
         <w:pStyle w:val="Heading2"/>
       </w:pPr>
       <w:r>
-        <w:t>Ernährungsdiversität und Depression bei älteren Landbewohnern in China: dynamische Assoziationen</w:t>
+        <w:t>Regionale Disparitäten zwischen Bevölkerungsalterung und Gesundheitsressourcen in China</w:t>
       </w:r>
     </w:p>
     <w:p>
@@ -320,12 +320,12 @@
           <w:color w:val="666666"/>
           <w:sz w:val="18"/>
         </w:rPr>
-        <w:t>Luohong et al.  ·  BMC Public Health  ·  24.07.2026  ·  PMID 42850599</w:t>
+        <w:t>Liu Q et al.  ·  Front Public Health  ·  23.09.2026  ·  PMID 42845648</w:t>
       </w:r>
     </w:p>
     <w:p>
       <w:r>
-        <w:t>Latent Class Growth Analysis mit Netzwerk-Analyse (n = 899 ländliche Personen ≥ 60 Jahre, China, 2011–2018) zur Assoziation zwischen Ernährungsdiversitäts-Trajektorien und depressiven Symptomen (CESD-10).</w:t>
+        <w:t>Provinziale Analyse (31 Regionen, 2000–2023) untersuchte die zeitlich-räumliche Koordination zwischen Alterungscharakteristiken der Bevölkerung und Kapazität des Gesundheitswesens mittels gekoppelter Koordinationsgradmodelle.</w:t>
       </w:r>
     </w:p>
     <w:p>
@@ -336,7 +336,7 @@
         <w:t xml:space="preserve">Ergebnis: </w:t>
       </w:r>
       <w:r>
-        <w:t>Zwei Trajektorien: hoch und graduell steigend vs. persistently low. Persistently low-Gruppe zeigte höheres Depressionsrisiko (OR = 0,54, 95%-KI 0,396–0,736), d.h. 46% niedrigeres Risiko bei hoher Diversität. Netzwerk-Intensität unterschied sich signifikant (S = 0,98, p = 0,002). Kernale Symptome variierten zwischen Gruppen. Intervention auf Kernale Symptome empfohlen.</w:t>
+        <w:t>Chinas Alterungskoeffizient stieg von 7,0% (2000) auf 14,9% (2023). Die nationale Koordination verbesserte sich über den Zeitraum. Regionale Disparitäten blieben jedoch stark: Shandong und Jiangsu erreichten höchste Koordinationsklasse (D≥0,60), während Tibet und Qinghai in der niedrigsten Klasse blieben (D&lt;0,20). Der Variationskoeffizient der provinzialen Alterungskoeffizienten sank nur von 0,41 auf 0,38.</w:t>
       </w:r>
     </w:p>
     <w:p>
@@ -351,7 +351,7 @@
         <w:rPr>
           <w:sz w:val="19"/>
         </w:rPr>
-        <w:t>China; Mechanism (Ernährung–Psyche) ist aber kulturunabhängig; moderate Übertragbarkeit auf Deutschland wegen anderer Ernährungskulturen und Lebensmittel-Verfügbarkeit.</w:t>
+        <w:t>China – Systeme und Ressourcenlage unterscheiden sich erheblich von Deutschland, Einsichten für Versorgungsplanung begrenzt übertragbar.</w:t>
       </w:r>
     </w:p>
     <w:p>
@@ -360,7 +360,7 @@
           <w:color w:val="5A7D3A"/>
           <w:sz w:val="18"/>
         </w:rPr>
-        <w:t>https://pubmed.ncbi.nlm.nih.gov/42850599/</w:t>
+        <w:t>https://pubmed.ncbi.nlm.nih.gov/42845648/</w:t>
       </w:r>
     </w:p>
     <w:p>
@@ -368,7 +368,7 @@
         <w:pStyle w:val="Heading2"/>
       </w:pPr>
       <w:r>
-        <w:t>Neurologische Krankheitslast in Italien: Trends 1990–2023</w:t>
+        <w:t>Add CAPS-Protokoll: kognitives, physisches und Hörvermögen in der Midlife-Phase</w:t>
       </w:r>
     </w:p>
     <w:p>
@@ -378,12 +378,12 @@
           <w:color w:val="666666"/>
           <w:sz w:val="18"/>
         </w:rPr>
-        <w:t>Brigo F et al.  ·  Neurol Sci  ·  09.10.2026  ·  PMID 42850460</w:t>
+        <w:t>Aiello AE et al.  ·  J Gerontol B Psychol Sci Soc Sci  ·  01.10.2026  ·  PMID 42837504</w:t>
       </w:r>
     </w:p>
     <w:p>
       <w:r>
-        <w:t>Analyse der Krankheitslast ausgewählter neurologischer Erkrankungen in Italien über 33 Jahre mittels Global Burden of Disease 2023-Daten (DALY, YLL, YLD).</w:t>
+        <w:t>Methodenstudie zur Implementierung umfassender kognitiver, physischer und sensorischer Funktionstests (Add CAPS) bei 6.073 Personen durchschnittlich 44 Jahre alt in der Wave VI der Add Health Longitudinalstudie.</w:t>
       </w:r>
     </w:p>
     <w:p>
@@ -394,7 +394,7 @@
         <w:t xml:space="preserve">Ergebnis: </w:t>
       </w:r>
       <w:r>
-        <w:t>Gesamte altersstandardisierte DALY-Raten sanken (EAPC -1,01%, 95%-KI -1,13 bis -0,89). Zerebrovaskuläre und ZNS-Infektionen zeigten größte Reduktionen; Multiple Sklerose, Parkinson, Epilepsie und Motoneuronerkrankung nahmen zu. Geschlechtsspezifische Unterschiede: Migräne, MS, Demenz stärker bei Frauen; Schlaganfall, Parkinson, Hirntumoren bei Männern.</w:t>
+        <w:t>Antwortquoten betrugen ~85% für digitale kognitive Tests und ~94% für persönlich durchgeführte Tests. Jüngere Teilnehmende und solche mit höherer Bildung zeigten bessere kognitive Leistung. Männliche, ältere und weniger gebildete Teilnehmende hatten schlechteres Hörvermögen. Keine Altersunterschiede in der Handgriffstärke, aber Variation nach Bildung. Selbstberichtete kognitive und physische Schwierigkeiten waren häufig.</w:t>
       </w:r>
     </w:p>
     <w:p>
@@ -409,7 +409,7 @@
         <w:rPr>
           <w:sz w:val="19"/>
         </w:rPr>
-        <w:t>Italien, europäisches Gesundheitssystem mit vergleichbarer Datenerfassung; Ergebnisse auf Deutschland gut übertragbar.</w:t>
+        <w:t>USA – Add Health ist US-Kohortenstudie; Übertragung auf Deutschland eingeschränkt durch andere Altersstruktur und Versicherungssystem.</w:t>
       </w:r>
     </w:p>
     <w:p>
@@ -418,7 +418,7 @@
           <w:color w:val="5A7D3A"/>
           <w:sz w:val="18"/>
         </w:rPr>
-        <w:t>https://pubmed.ncbi.nlm.nih.gov/42850460/</w:t>
+        <w:t>https://pubmed.ncbi.nlm.nih.gov/42837504/</w:t>
       </w:r>
     </w:p>
     <w:sectPr>

--- a/download/studien-aktuell.docx
+++ b/download/studien-aktuell.docx
@@ -62,7 +62,7 @@
           <w:color w:val="666666"/>
           <w:sz w:val="18"/>
         </w:rPr>
-        <w:t>Stand: 11.10.2026  |  6 Studien  |  longevity.m-vf.de</w:t>
+        <w:t>Stand: 12.10.2026  |  6 Studien  |  longevity.m-vf.de</w:t>
       </w:r>
     </w:p>
     <w:p>
@@ -70,7 +70,7 @@
         <w:pStyle w:val="Heading1"/>
       </w:pPr>
       <w:r>
-        <w:t>Aufgenommen am 11.10.2026</w:t>
+        <w:t>Aufgenommen am 12.10.2026</w:t>
       </w:r>
     </w:p>
     <w:p>
@@ -78,7 +78,7 @@
         <w:pStyle w:val="Heading2"/>
       </w:pPr>
       <w:r>
-        <w:t>Frailty-Assessment verbessert Risikostratifizierung bei rekonstruktiver Kopf-Hals-Chirurgie</w:t>
+        <w:t>Motivation, Fähigkeit und Gelegenheit steuern Teilnahme an Altersprogrammen</w:t>
       </w:r>
     </w:p>
     <w:p>
@@ -88,12 +88,12 @@
           <w:color w:val="666666"/>
           <w:sz w:val="18"/>
         </w:rPr>
-        <w:t>Tee JW et al.  ·  Microsurgery  ·  Okt. 2026  ·  PMID 42855949</w:t>
+        <w:t>Faizal NA et al.  ·  Front Public Health  ·  25.09.2026  ·  PMID 42857060</w:t>
       </w:r>
     </w:p>
     <w:p>
       <w:r>
-        <w:t>Retrospektive Kohortenstudie mit 406 Patienten, die sich einer Fibula-Free-Flap-Rekonstruktion unterzogen, untersuchte den Wert des modifizierten Frailty-Index (mFI-5) zur Vorhersage perioperativer Komplikationen.</w:t>
+        <w:t>Qualitative Analyse mittels Theoretical Domains Framework und COM-B-Modell der Barrieren und Förderfaktoren für die Teilnahme an Active-Ageing-Programmen bei Älteren (50+) in Singapur, basierend auf 28 Interviews.</w:t>
       </w:r>
     </w:p>
     <w:p>
@@ -104,7 +104,7 @@
         <w:t xml:space="preserve">Ergebnis: </w:t>
       </w:r>
       <w:r>
-        <w:t>Der mFI-5 war ein stärkerer Prädiktor für Morbidität als das chronologische Alter. Patienten mit mFI-5=1 (adjustierte Odds Ratio 1,84; 95%-KI 1,01–3,47) und mFI-5=2 (aOR 3,45; 95%-KI 1,38–8,57) zeigten signifikant erhöhtes Risiko für medizinische Komplikationen. Ein mFI-5=2 war auch unabhängiger Prädiktor für chirurgische Komplikationen (aOR 2,27; 95%-KI 1,00–5,43).</w:t>
+        <w:t>Motivation (Wissen, Wohlbefinden, digitale Fähigkeiten) war zentral, wurde aber durch Gesundheitsbedenken und körperliche Beschwerden, Technologie-Ängstlichkeit, Gedächtnisprobleme und sprachliche Barrieren gehemmt. Umweltfaktoren (Zeitverfügbarkeit, geografische Erreichbarkeit) und soziale Unterstützung (Familienermutigung) waren entscheidend. Ansatz zeigt, wie TDF und COM-B Intervention gestalten können.</w:t>
       </w:r>
     </w:p>
     <w:p>
@@ -119,7 +119,7 @@
         <w:rPr>
           <w:sz w:val="19"/>
         </w:rPr>
-        <w:t>Deutschland – Klinikdaten (ACS-NSQIP), Frailty-Assessment etabliert im deutschsprachigen Raum.</w:t>
+        <w:t>Singapur, Sozialdemokratie, digitale Versorgung, teilweise auf Deutschland übertragbar</w:t>
       </w:r>
     </w:p>
     <w:p>
@@ -128,7 +128,7 @@
           <w:color w:val="5A7D3A"/>
           <w:sz w:val="18"/>
         </w:rPr>
-        <w:t>https://pubmed.ncbi.nlm.nih.gov/42855949/</w:t>
+        <w:t>https://pubmed.ncbi.nlm.nih.gov/42857060/</w:t>
       </w:r>
     </w:p>
     <w:p>
@@ -136,7 +136,7 @@
         <w:pStyle w:val="Heading2"/>
       </w:pPr>
       <w:r>
-        <w:t>Gesundheitskompetenz fördert erfolgreiches Altern bei älteren Ägyptern</w:t>
+        <w:t>WHO-ICOPE-Ansatz für altersgerechte Primärversorgung in Portugal</w:t>
       </w:r>
     </w:p>
     <w:p>
@@ -146,12 +146,12 @@
           <w:color w:val="666666"/>
           <w:sz w:val="18"/>
         </w:rPr>
-        <w:t>Ibrahim HS et al.  ·  BMC Public Health  ·  09.10.2026  ·  PMID 42855688</w:t>
+        <w:t>Vidinha Pereira AL et al.  ·  Front Public Health  ·  25.09.2026  ·  PMID 42856688</w:t>
       </w:r>
     </w:p>
     <w:p>
       <w:r>
-        <w:t>Querschnittvergleichsstudie mit 246 Teilnehmern (123 mit chronischen Erkrankungen, 123 gesund), alle ≥65 Jahre, untersuchte den Zusammenhang zwischen Gesundheitskompetenz (Health Literacy) und erfolgreichem Altern (Successful Aging).</w:t>
+        <w:t>Qualitative Analyse der Anpassungsfähigkeit des portugiesischen Gesundheitssystems an die alternde Bevölkerung und des Potenzials des WHO-ICOPE-Rahmens (Integrated Care for Older People) für die Primärversorgung.</w:t>
       </w:r>
     </w:p>
     <w:p>
@@ -162,7 +162,7 @@
         <w:t xml:space="preserve">Ergebnis: </w:t>
       </w:r>
       <w:r>
-        <w:t>Patienten zeigten signifikant niedrigere Gesundheitskompetenz- und Erfolgreiches-Altern-Scores als Kontrollen (p&lt;0,001). Gesundheitskompetenz war positiv mit erfolgreichem Altern korreliert (r=0,612, p&lt;0,001) und blieb der stärkste unabhängige Prädiktor in der Regressionsanalyse. Höhere Bildung und Einkommen verbesserten erfolgreiches Altern; Alter, ländliche Wohnorte und Rauchen beeinträchtigten es.</w:t>
+        <w:t>Das portugiesische Gesundheitssystem, ursprünglich auf Mutter-Kind-Gesundheit ausgerichtet, zeigt Schwächen bei der Versorgung älterer Menschen mit Multimorbidität und Gebrechlichkeit. Der WHO-ICOPE-Ansatz wird als adaptierbar und skalierbar beschrieben, birgt aber Implementierungshürden durch Zeitmangel und mangelnde personelle und finanzielle Ressourcen. Pilot-Feldarbeit läuft zur Bewertung der Machbarkeit im portugiesischen Kontext.</w:t>
       </w:r>
     </w:p>
     <w:p>
@@ -177,7 +177,7 @@
         <w:rPr>
           <w:sz w:val="19"/>
         </w:rPr>
-        <w:t>Ägypten – Übertragbarkeit begrenzt durch unterschiedliche Gesundheitssysteme und Sozialversicherung.</w:t>
+        <w:t>Portugal, südeuropäisches Sozialversicherungssystem, vergleichbare geriatrische Versorgungsfragen</w:t>
       </w:r>
     </w:p>
     <w:p>
@@ -186,7 +186,7 @@
           <w:color w:val="5A7D3A"/>
           <w:sz w:val="18"/>
         </w:rPr>
-        <w:t>https://pubmed.ncbi.nlm.nih.gov/42855688/</w:t>
+        <w:t>https://pubmed.ncbi.nlm.nih.gov/42856688/</w:t>
       </w:r>
     </w:p>
     <w:p>
@@ -194,7 +194,7 @@
         <w:pStyle w:val="Heading2"/>
       </w:pPr>
       <w:r>
-        <w:t>Altersgerechte Versorgung und Wellness in Zhejiang: räumlich-zeitliche Entwicklung</w:t>
+        <w:t>Markov-Modelle vorhersagen qualitätsadjustierte Lebenserwartung nach Strahlentherapie</w:t>
       </w:r>
     </w:p>
     <w:p>
@@ -204,12 +204,12 @@
           <w:color w:val="666666"/>
           <w:sz w:val="18"/>
         </w:rPr>
-        <w:t>Qin S et al.  ·  Inquiry  ·  09.10.2026  ·  PMID 42853239</w:t>
+        <w:t>Tattenberg S et al.  ·  Med Phys  ·  Okt. 2026  ·  PMID 42837329</w:t>
       </w:r>
     </w:p>
     <w:p>
       <w:r>
-        <w:t>Bewertungsstudie mit Entropie-Gewichtungsmethode analysierte räumlich-zeitliche Muster der Eignung älterenbezogener Versorgung und Wellness (SECW) in 11 Präfekturen Zhejangs 2014–2023 anhand von natürlichen Ressourcen, sozialen Ressourcen und sozialem Unterstützungsindex.</w:t>
+        <w:t>Klinische Validierungsstudie eines Markov-Modells zur Simulation der lebenslangen qualitätsadjustierten Lebenserwartung (QALE) bei 148 Kopf-Hals-Krebspatienten nach Radiotherapie, inklusiv Tumorrezidiv, Toxizität, Fernmetastasen, Sekundärkarzinome und Sterblichkeit.</w:t>
       </w:r>
     </w:p>
     <w:p>
@@ -220,7 +220,7 @@
         <w:t xml:space="preserve">Ergebnis: </w:t>
       </w:r>
       <w:r>
-        <w:t>Gesamttrend der SECW in Zhejiang war aufsteigend, regionale Disparitäten bestanden fort. Ein Drei-Ebenen-Muster entstand: Hangzhou und Ningbo als Hochwertzentren; Küsten- und Zentralstädte als dynamische mittlere Ebene; Südwestregionen als relativ rückständige dritte Ebene. Moran's I-Analysen offenbarten negative räumliche Autokorrelation, dominiert von "High-Low"- und "Low-High"-Mustern; keine signifikanten Hochwertagglomerationen.</w:t>
+        <w:t>Lokoregionale Kontrolle in 94,4% der Simulationen vs. 89,9% klinisch (gute Übereinstimmung). Sterblichkeit mit Lokoregionalversagen 4,9% vs. 5,4% klinisch. Sekundärkarzinomrate 13,5%. Simulierte Lebenserwartung 76,5 ± 11,6 Jahre, qualitätsadjustiert 74,3 ± 11,0 QALY. Modell validiert für prospektive Vorhersagen und Vergleiche zwischen Patientenpopulationen.</w:t>
       </w:r>
     </w:p>
     <w:p>
@@ -235,7 +235,7 @@
         <w:rPr>
           <w:sz w:val="19"/>
         </w:rPr>
-        <w:t>China – Gesundheitssystem und Regionalstruktur unterscheiden sich von Deutschland; Konzept der Versorgungsgerechtigkeit aber relevant.</w:t>
+        <w:t>Methodische Innovation, Kohortendaten USA, QALE-Ansatz auf europäische Versorgung übertragbar</w:t>
       </w:r>
     </w:p>
     <w:p>
@@ -244,7 +244,7 @@
           <w:color w:val="5A7D3A"/>
           <w:sz w:val="18"/>
         </w:rPr>
-        <w:t>https://pubmed.ncbi.nlm.nih.gov/42853239/</w:t>
+        <w:t>https://pubmed.ncbi.nlm.nih.gov/42837329/</w:t>
       </w:r>
     </w:p>
     <w:p>
@@ -252,7 +252,7 @@
         <w:pStyle w:val="Heading2"/>
       </w:pPr>
       <w:r>
-        <w:t>Grünflächen schützen vor beschleunigter biologischer Alterung trotz Luftverschmutzung</w:t>
+        <w:t>Gebrechlichkeit und Depression lähmen Kognition bei Paaren langfristig</w:t>
       </w:r>
     </w:p>
     <w:p>
@@ -262,12 +262,12 @@
           <w:color w:val="666666"/>
           <w:sz w:val="18"/>
         </w:rPr>
-        <w:t>Ma G et al.  ·  Environ Health Perspect  ·  06.10.2026  ·  PMID 42852352</w:t>
+        <w:t>Wu H et al.  ·  Psychiatry Res  ·  18.09.2026  ·  PMID 42828818</w:t>
       </w:r>
     </w:p>
     <w:p>
       <w:r>
-        <w:t>Längsschnittstudie mit 11.760 Erwachsenen (20–65 Jahre) in chinesischer Hochverschmutzungsstadt untersuchte die Auswirkungen von Grünflächen und Luftschadstoffmischung auf biologische Alterungsmuster mittels Klemera-Doubal-Methode.</w:t>
+        <w:t>Kohortenstudie an 5.828 Ehepaaren aus der China Health and Retirement Longitudinal Study (2011–2020) zur Analyse gemeinsamer Frailty- und Depressions-Trajektorien und ihrer Assoziation mit kognitiver Leistung über Zeit.</w:t>
       </w:r>
     </w:p>
     <w:p>
@@ -278,7 +278,7 @@
         <w:t xml:space="preserve">Ergebnis: </w:t>
       </w:r>
       <w:r>
-        <w:t>Höhere Grünflächenexposition (NDVI 500 m) war mit niedrigeren Chancen für Zugehörigkeit zur beschleunigten Alterungstrajektorie verbunden (OR 0,84; 95%-KI 0,75–0,95). Höhere PM₂,₅-, PM₁₀-, SO₂- und O₃-Expositionen waren mit höheren Chancen für beschleunigte Alterung assoziiert. Die Schadstoffmischung zeigte konsistente positive Assoziation (OR 1,16; 95%-KI 1,08–1,24), dominiert durch O₃ und PM₁₀. Grünflächen-Schutzeffekt wurde zu 25% durch reduzierte Schadstoffexposition vermittelt.</w:t>
+        <w:t>Vier distinct Multitrajectory-Gruppen identifiziert. Innerhalb von Paaren korrelierte kognitiver Verfall (r = 0,567, p &lt; 0,001). Alle Trajektoriengruppen außer der stabilen (G1) zeigten deutlich schlechtere beidseitige Kognition (p &lt; 0,001). Frauen in progressiver Frailty-Depression-Gruppe (G3) zeigten jährlichen kognitiven Rückgang von 0,125 Einheiten extra (p &lt; 0,001), Männer in G4 von 0,288 Einheiten/Jahr (p &lt; 0,001).</w:t>
       </w:r>
     </w:p>
     <w:p>
@@ -293,7 +293,7 @@
         <w:rPr>
           <w:sz w:val="19"/>
         </w:rPr>
-        <w:t>China – Luftqualität und Grünflächenverfügbarkeit unterscheiden sich von Deutschland; Konzept aber auf deutsche Städte übertragbar.</w:t>
+        <w:t>China, Sozialversicherungssystem unterscheidet sich, Ergebnis zu Gebrechlichkeit-Depression-Kognition-Triaden übertragbar</w:t>
       </w:r>
     </w:p>
     <w:p>
@@ -302,7 +302,7 @@
           <w:color w:val="5A7D3A"/>
           <w:sz w:val="18"/>
         </w:rPr>
-        <w:t>https://pubmed.ncbi.nlm.nih.gov/42852352/</w:t>
+        <w:t>https://pubmed.ncbi.nlm.nih.gov/42828818/</w:t>
       </w:r>
     </w:p>
     <w:p>
@@ -310,7 +310,7 @@
         <w:pStyle w:val="Heading2"/>
       </w:pPr>
       <w:r>
-        <w:t>Regionale Disparitäten zwischen Bevölkerungsalterung und Gesundheitsressourcen in China</w:t>
+        <w:t>Räumliche Versorgungsgerechtigkeit für Altenpflege muss optimiert werden</w:t>
       </w:r>
     </w:p>
     <w:p>
@@ -320,12 +320,12 @@
           <w:color w:val="666666"/>
           <w:sz w:val="18"/>
         </w:rPr>
-        <w:t>Liu Q et al.  ·  Front Public Health  ·  23.09.2026  ·  PMID 42845648</w:t>
+        <w:t>Chen X et al.  ·  Front Public Health  ·  18.09.2026  ·  PMID 42827439</w:t>
       </w:r>
     </w:p>
     <w:p>
       <w:r>
-        <w:t>Provinziale Analyse (31 Regionen, 2000–2023) untersuchte die zeitlich-räumliche Koordination zwischen Alterungscharakteristiken der Bevölkerung und Kapazität des Gesundheitswesens mittels gekoppelter Koordinationsgradmodelle.</w:t>
+        <w:t>Raumanalytische Studie der Verteilung von Altenpflegeeinrichtungen in Guangzhou (China) unter Verwendung von Nearest-Neighbor-Index, Kernel-Density-Analyse, Netzwerk-Erreichbarkeit und Angebots-Nachfrage-Matching-Modellen.</w:t>
       </w:r>
     </w:p>
     <w:p>
@@ -336,7 +336,7 @@
         <w:t xml:space="preserve">Ergebnis: </w:t>
       </w:r>
       <w:r>
-        <w:t>Chinas Alterungskoeffizient stieg von 7,0% (2000) auf 14,9% (2023). Die nationale Koordination verbesserte sich über den Zeitraum. Regionale Disparitäten blieben jedoch stark: Shandong und Jiangsu erreichten höchste Koordinationsklasse (D≥0,60), während Tibet und Qinghai in der niedrigsten Klasse blieben (D&lt;0,20). Der Variationskoeffizient der provinzialen Alterungskoeffizienten sank nur von 0,41 auf 0,38.</w:t>
+        <w:t>Nachfrage und Angebot an Altenpflegefazilitäten zeigen starke räumliche Clusterung mit zentralem Versorgungskern. Gesamterreichbarkeit relativ hoch, aber mit Zentrum-Peripherie-Gefälle. Ressourcenallokation insgesamt angemessen, aber regionale Disparitäten bleiben. Empfehlung: Weiterer Ausbau zur Ausbalancierung der Zugänglichkeit.</w:t>
       </w:r>
     </w:p>
     <w:p>
@@ -351,7 +351,7 @@
         <w:rPr>
           <w:sz w:val="19"/>
         </w:rPr>
-        <w:t>China – Systeme und Ressourcenlage unterscheiden sich erheblich von Deutschland, Einsichten für Versorgungsplanung begrenzt übertragbar.</w:t>
+        <w:t>China, andere Finanzierungsstruktur, Methoden zur Disparitätenmessung übertragbar</w:t>
       </w:r>
     </w:p>
     <w:p>
@@ -360,7 +360,7 @@
           <w:color w:val="5A7D3A"/>
           <w:sz w:val="18"/>
         </w:rPr>
-        <w:t>https://pubmed.ncbi.nlm.nih.gov/42845648/</w:t>
+        <w:t>https://pubmed.ncbi.nlm.nih.gov/42827439/</w:t>
       </w:r>
     </w:p>
     <w:p>
@@ -368,7 +368,7 @@
         <w:pStyle w:val="Heading2"/>
       </w:pPr>
       <w:r>
-        <w:t>Add CAPS-Protokoll: kognitives, physisches und Hörvermögen in der Midlife-Phase</w:t>
+        <w:t>Langzeitverläufe von Gedächtnis und Einsamkeit prägen Wahrnehmung des Alterns</w:t>
       </w:r>
     </w:p>
     <w:p>
@@ -378,12 +378,12 @@
           <w:color w:val="666666"/>
           <w:sz w:val="18"/>
         </w:rPr>
-        <w:t>Aiello AE et al.  ·  J Gerontol B Psychol Sci Soc Sci  ·  01.10.2026  ·  PMID 42837504</w:t>
+        <w:t>Koch J et al.  ·  J Gerontol B Psychol Sci Soc Sci  ·  07.10.2026  ·  PMID 42625387</w:t>
       </w:r>
     </w:p>
     <w:p>
       <w:r>
-        <w:t>Methodenstudie zur Implementierung umfassender kognitiver, physischer und sensorischer Funktionstests (Add CAPS) bei 6.073 Personen durchschnittlich 44 Jahre alt in der Wave VI der Add Health Longitudinalstudie.</w:t>
+        <w:t>Longitudinale Studie über 9 Jahre an 753 Berliner Älteren (61–81 Jahre zu Baseline), in der körperliche Gesundheit, Kognition und Einsamkeit als Prädiktoren für die subjektive Wahrnehmung altersbezogener Veränderungen untersucht wurden.</w:t>
       </w:r>
     </w:p>
     <w:p>
@@ -394,7 +394,7 @@
         <w:t xml:space="preserve">Ergebnis: </w:t>
       </w:r>
       <w:r>
-        <w:t>Antwortquoten betrugen ~85% für digitale kognitive Tests und ~94% für persönlich durchgeführte Tests. Jüngere Teilnehmende und solche mit höherer Bildung zeigten bessere kognitive Leistung. Männliche, ältere und weniger gebildete Teilnehmende hatten schlechteres Hörvermögen. Keine Altersunterschiede in der Handgriffstärke, aber Variation nach Bildung. Selbstberichtete kognitive und physische Schwierigkeiten waren häufig.</w:t>
+        <w:t>Bessere Baseline-Gedächtnisleistung (Recall) war mit weniger wahrgenommenen Altersverlusten assoziiert. Steilere Gedächtnisverschlechterung und höhere Morbidität korrelierte mit stärkerer Wahrnehmung von Verlusten. Höhere Einsamkeit war mit mehr wahrgenommenen Verlusten und weniger wahrgenommenen Gewinnen verbunden. Verarbeitungsgeschwindigkeit, Arbeitsgedächtnis, Hör- und Sehvermögen zeigten keine signifikanten Assoziationen.</w:t>
       </w:r>
     </w:p>
     <w:p>
@@ -409,7 +409,7 @@
         <w:rPr>
           <w:sz w:val="19"/>
         </w:rPr>
-        <w:t>USA – Add Health ist US-Kohortenstudie; Übertragung auf Deutschland eingeschränkt durch andere Altersstruktur und Versicherungssystem.</w:t>
+        <w:t>Deutsche Studie mit Berliner Probanden, vergleichbare Dokumentation und Messinstrumente</w:t>
       </w:r>
     </w:p>
     <w:p>
@@ -418,7 +418,7 @@
           <w:color w:val="5A7D3A"/>
           <w:sz w:val="18"/>
         </w:rPr>
-        <w:t>https://pubmed.ncbi.nlm.nih.gov/42837504/</w:t>
+        <w:t>https://pubmed.ncbi.nlm.nih.gov/42625387/</w:t>
       </w:r>
     </w:p>
     <w:sectPr>

--- a/download/studien-aktuell.docx
+++ b/download/studien-aktuell.docx
@@ -62,7 +62,7 @@
           <w:color w:val="666666"/>
           <w:sz w:val="18"/>
         </w:rPr>
-        <w:t>Stand: 12.10.2026  |  6 Studien  |  longevity.m-vf.de</w:t>
+        <w:t>Stand: 13.10.2026  |  7 Studien  |  longevity.m-vf.de</w:t>
       </w:r>
     </w:p>
     <w:p>
@@ -70,7 +70,7 @@
         <w:pStyle w:val="Heading1"/>
       </w:pPr>
       <w:r>
-        <w:t>Aufgenommen am 12.10.2026</w:t>
+        <w:t>Aufgenommen am 13.10.2026</w:t>
       </w:r>
     </w:p>
     <w:p>
@@ -78,7 +78,7 @@
         <w:pStyle w:val="Heading2"/>
       </w:pPr>
       <w:r>
-        <w:t>Motivation, Fähigkeit und Gelegenheit steuern Teilnahme an Altersprogrammen</w:t>
+        <w:t>Muskelabbau im Alter: Sozioökonomie, Ernährung und körperliche Aktivität beeinflussen Muskelmasse über 17 Jahre</w:t>
       </w:r>
     </w:p>
     <w:p>
@@ -88,12 +88,12 @@
           <w:color w:val="666666"/>
           <w:sz w:val="18"/>
         </w:rPr>
-        <w:t>Faizal NA et al.  ·  Front Public Health  ·  25.09.2026  ·  PMID 42857060</w:t>
+        <w:t>Suleiman A et al.  ·  Australas J Ageing  ·  Dez. 2026  ·  PMID 42861734</w:t>
       </w:r>
     </w:p>
     <w:p>
       <w:r>
-        <w:t>Qualitative Analyse mittels Theoretical Domains Framework und COM-B-Modell der Barrieren und Förderfaktoren für die Teilnahme an Active-Ageing-Programmen bei Älteren (50+) in Singapur, basierend auf 28 Interviews.</w:t>
+        <w:t>Eine 17-jährige prospektive Kohortenstudie mit 3033 Teilnehmern identifizierte Faktoren, die die Muskelmasse im Alter beeinflussen.</w:t>
       </w:r>
     </w:p>
     <w:p>
@@ -104,7 +104,7 @@
         <w:t xml:space="preserve">Ergebnis: </w:t>
       </w:r>
       <w:r>
-        <w:t>Motivation (Wissen, Wohlbefinden, digitale Fähigkeiten) war zentral, wurde aber durch Gesundheitsbedenken und körperliche Beschwerden, Technologie-Ängstlichkeit, Gedächtnisprobleme und sprachliche Barrieren gehemmt. Umweltfaktoren (Zeitverfügbarkeit, geografische Erreichbarkeit) und soziale Unterstützung (Familienermutigung) waren entscheidend. Ansatz zeigt, wie TDF und COM-B Intervention gestalten können.</w:t>
+        <w:t>Höheres Alter und weibliches Geschlecht waren mit niedrigerer appendikulärer Muskelmasse assoziiert (β = −0,07 pro Jahr; 95%-KI −0,08 bis −0,06). Positive Prädiktoren waren Sozialstatus (β = 0,33), Kalziumaufnahme (β = 0,46), Knochenmineraldichte (β = 0,38) und Schilddrüsenhormontherapie (β = 0,52). Körperliche Inaktivität (β = −0,48), Rauchen (β = −0,24) und Schlaganfall-Vorgeschichte (β = −0,51) waren mit geringerer Muskelmasse assoziiert. Die Ergebnisse zeigen modifizierbare Faktoren für den Erhalt der Muskelmasse in der Alterung.</w:t>
       </w:r>
     </w:p>
     <w:p>
@@ -119,7 +119,7 @@
         <w:rPr>
           <w:sz w:val="19"/>
         </w:rPr>
-        <w:t>Singapur, Sozialdemokratie, digitale Versorgung, teilweise auf Deutschland übertragbar</w:t>
+        <w:t>Australische prospektive Kohortendaten, vergleichbar mit europäischen Versorgungssettings</w:t>
       </w:r>
     </w:p>
     <w:p>
@@ -128,7 +128,7 @@
           <w:color w:val="5A7D3A"/>
           <w:sz w:val="18"/>
         </w:rPr>
-        <w:t>https://pubmed.ncbi.nlm.nih.gov/42857060/</w:t>
+        <w:t>https://pubmed.ncbi.nlm.nih.gov/42861734/</w:t>
       </w:r>
     </w:p>
     <w:p>
@@ -136,7 +136,7 @@
         <w:pStyle w:val="Heading2"/>
       </w:pPr>
       <w:r>
-        <w:t>WHO-ICOPE-Ansatz für altersgerechte Primärversorgung in Portugal</w:t>
+        <w:t>Widerstandstraining bei älteren Männern: weniger Muskelaufbau trotz gleicher Trainingsbelastung</w:t>
       </w:r>
     </w:p>
     <w:p>
@@ -146,12 +146,12 @@
           <w:color w:val="666666"/>
           <w:sz w:val="18"/>
         </w:rPr>
-        <w:t>Vidinha Pereira AL et al.  ·  Front Public Health  ·  25.09.2026  ·  PMID 42856688</w:t>
+        <w:t>Lewis DT et al.  ·  Physiol Rep  ·  Okt. 2026  ·  PMID 42860700</w:t>
       </w:r>
     </w:p>
     <w:p>
       <w:r>
-        <w:t>Qualitative Analyse der Anpassungsfähigkeit des portugiesischen Gesundheitssystems an die alternde Bevölkerung und des Potenzials des WHO-ICOPE-Rahmens (Integrated Care for Older People) für die Primärversorgung.</w:t>
+        <w:t>Eine Studie mit 17 jüngeren und 15 älteren untrainierten Männern verglich Muskelaufbau und Proteinveränderungen nach 10–12 Wochen Widerstandstraining.</w:t>
       </w:r>
     </w:p>
     <w:p>
@@ -162,7 +162,7 @@
         <w:t xml:space="preserve">Ergebnis: </w:t>
       </w:r>
       <w:r>
-        <w:t>Das portugiesische Gesundheitssystem, ursprünglich auf Mutter-Kind-Gesundheit ausgerichtet, zeigt Schwächen bei der Versorgung älterer Menschen mit Multimorbidität und Gebrechlichkeit. Der WHO-ICOPE-Ansatz wird als adaptierbar und skalierbar beschrieben, birgt aber Implementierungshürden durch Zeitmangel und mangelnde personelle und finanzielle Ressourcen. Pilot-Feldarbeit läuft zur Bewertung der Machbarkeit im portugiesischen Kontext.</w:t>
+        <w:t>Trotz vergleichbarer Trainingsvolumina gewannen jüngere Männer mehr Muskelmasse (+2,73 kg vs. +1,18 kg; p = 0,009) und zeigten größere Zuwächse der Unterschenkeldicke (+0,49 cm vs. +0,20 cm; p = 0,002). Bei jüngeren Erwachsenen veränderte das Training 135 Proteine (FDR &lt; 0,05), bei älteren jedoch null. Die Proteom-Plastizität war bei älteren Männern komprimiert statt qualitativ verändert, was erklärt, warum der Muskelaufbau trotz Training geringer ausfällt.</w:t>
       </w:r>
     </w:p>
     <w:p>
@@ -177,7 +177,7 @@
         <w:rPr>
           <w:sz w:val="19"/>
         </w:rPr>
-        <w:t>Portugal, südeuropäisches Sozialversicherungssystem, vergleichbare geriatrische Versorgungsfragen</w:t>
+        <w:t>USA-Universitätsdaten zur Trainingsphysiologie, Befund zum Altern universell übertragbar</w:t>
       </w:r>
     </w:p>
     <w:p>
@@ -186,7 +186,7 @@
           <w:color w:val="5A7D3A"/>
           <w:sz w:val="18"/>
         </w:rPr>
-        <w:t>https://pubmed.ncbi.nlm.nih.gov/42856688/</w:t>
+        <w:t>https://pubmed.ncbi.nlm.nih.gov/42860700/</w:t>
       </w:r>
     </w:p>
     <w:p>
@@ -194,7 +194,7 @@
         <w:pStyle w:val="Heading2"/>
       </w:pPr>
       <w:r>
-        <w:t>Markov-Modelle vorhersagen qualitätsadjustierte Lebenserwartung nach Strahlentherapie</w:t>
+        <w:t>Frailty-Screening bei Hämodialysepatienten: XGBoost-Modell mit AUC 0,917 identifiziert 48,6 % der Patienten</w:t>
       </w:r>
     </w:p>
     <w:p>
@@ -204,12 +204,12 @@
           <w:color w:val="666666"/>
           <w:sz w:val="18"/>
         </w:rPr>
-        <w:t>Tattenberg S et al.  ·  Med Phys  ·  Okt. 2026  ·  PMID 42837329</w:t>
+        <w:t>Wang J et al.  ·  Ann Med  ·  11.10.2026  ·  PMID 42860582</w:t>
       </w:r>
     </w:p>
     <w:p>
       <w:r>
-        <w:t>Klinische Validierungsstudie eines Markov-Modells zur Simulation der lebenslangen qualitätsadjustierten Lebenserwartung (QALE) bei 148 Kopf-Hals-Krebspatienten nach Radiotherapie, inklusiv Tumorrezidiv, Toxizität, Fernmetastasen, Sekundärkarzinome und Sterblichkeit.</w:t>
+        <w:t>Eine retrospektive Studie mit 626 Hämodialysepatienten aus vier Kliniken entwickelte ein Machine-Learning-Modell zur Frailty-Erkennung.</w:t>
       </w:r>
     </w:p>
     <w:p>
@@ -220,7 +220,7 @@
         <w:t xml:space="preserve">Ergebnis: </w:t>
       </w:r>
       <w:r>
-        <w:t>Lokoregionale Kontrolle in 94,4% der Simulationen vs. 89,9% klinisch (gute Übereinstimmung). Sterblichkeit mit Lokoregionalversagen 4,9% vs. 5,4% klinisch. Sekundärkarzinomrate 13,5%. Simulierte Lebenserwartung 76,5 ± 11,6 Jahre, qualitätsadjustiert 74,3 ± 11,0 QALY. Modell validiert für prospektive Vorhersagen und Vergleiche zwischen Patientenpopulationen.</w:t>
+        <w:t>Frailty-Prävalenz lag bei 48,6 %. Das XGBoost-Modell zeigte beste externe Validierungsleistung: AUC = 0,917 (95%-KI 0,867–0,967), Genauigkeit 84,7 %, Sensitivität 85,0 %, Spezifität 84,4 %. Sechs Prädiktoren wurden identifiziert: Alter, Griffstärke, Komorbiditäten, Charlson-Index, Albumin und Pro-BNP. Das Modell unterstützt systematisches Frailty-Screening in der Nierenfachversorgung.</w:t>
       </w:r>
     </w:p>
     <w:p>
@@ -235,7 +235,7 @@
         <w:rPr>
           <w:sz w:val="19"/>
         </w:rPr>
-        <w:t>Methodische Innovation, Kohortendaten USA, QALE-Ansatz auf europäische Versorgung übertragbar</w:t>
+        <w:t>Chinesische Klinikstudie; Frailty-Screening und Prognose universal relevant</w:t>
       </w:r>
     </w:p>
     <w:p>
@@ -244,7 +244,7 @@
           <w:color w:val="5A7D3A"/>
           <w:sz w:val="18"/>
         </w:rPr>
-        <w:t>https://pubmed.ncbi.nlm.nih.gov/42837329/</w:t>
+        <w:t>https://pubmed.ncbi.nlm.nih.gov/42860582/</w:t>
       </w:r>
     </w:p>
     <w:p>
@@ -252,7 +252,7 @@
         <w:pStyle w:val="Heading2"/>
       </w:pPr>
       <w:r>
-        <w:t>Gebrechlichkeit und Depression lähmen Kognition bei Paaren langfristig</w:t>
+        <w:t>KI-gestützte Assessment-Tools für intrinsische Kapazität: 161 Studien zeigen Schwerpunkte bei Kognition und Mobilität, Lücken bei Sinnesfunktion</w:t>
       </w:r>
     </w:p>
     <w:p>
@@ -262,12 +262,12 @@
           <w:color w:val="666666"/>
           <w:sz w:val="18"/>
         </w:rPr>
-        <w:t>Wu H et al.  ·  Psychiatry Res  ·  18.09.2026  ·  PMID 42828818</w:t>
+        <w:t>Yu C et al.  ·  J Med Internet Res  ·  05.10.2026  ·  PMID 42832757</w:t>
       </w:r>
     </w:p>
     <w:p>
       <w:r>
-        <w:t>Kohortenstudie an 5.828 Ehepaaren aus der China Health and Retirement Longitudinal Study (2011–2020) zur Analyse gemeinsamer Frailty- und Depressions-Trajektorien und ihrer Assoziation mit kognitiver Leistung über Zeit.</w:t>
+        <w:t>Ein systematisches Scoping-Review (161 Studien, 2016–2026) charakterisierte KI-basierte digitale Messtools zur Erfassung intrinsischer Kapazität bei älteren Menschen nach WHO-Domänen und Technologie.</w:t>
       </w:r>
     </w:p>
     <w:p>
@@ -278,7 +278,7 @@
         <w:t xml:space="preserve">Ergebnis: </w:t>
       </w:r>
       <w:r>
-        <w:t>Vier distinct Multitrajectory-Gruppen identifiziert. Innerhalb von Paaren korrelierte kognitiver Verfall (r = 0,567, p &lt; 0,001). Alle Trajektoriengruppen außer der stabilen (G1) zeigten deutlich schlechtere beidseitige Kognition (p &lt; 0,001). Frauen in progressiver Frailty-Depression-Gruppe (G3) zeigten jährlichen kognitiven Rückgang von 0,125 Einheiten extra (p &lt; 0,001), Männer in G4 von 0,288 Einheiten/Jahr (p &lt; 0,001).</w:t>
+        <w:t>Forschung seit 2016 exponentiell gestiegen; 28 Länder vertreten (USA, China dominant). 11 Kategorien KI-gestützter Geräte identifiziert: Multimodal-Erfassungsgeräte, Computer-Vision-Systeme, KI-Plattformen führend. 21 Typen digitaler Biomarker: Gangparameter, digitale Aufgabenleistung, körperliche Aktivität, Sprache, Gesichtszüge häufigst. Machine Learning und Deep Learning dominieren; Computer Vision und NLP zentral für multimodale Interpretation. Kognition und Lokomotion am weitesten entwickelt; Vitalität, Hörvermögen und Multi-Domain-Assessment unterrepräsentiert. KI-Tools könnten klinische Assessment ergänzen, benötigen aber robuste Validierung und Implementierungsforschung.</w:t>
       </w:r>
     </w:p>
     <w:p>
@@ -293,7 +293,7 @@
         <w:rPr>
           <w:sz w:val="19"/>
         </w:rPr>
-        <w:t>China, Sozialversicherungssystem unterscheidet sich, Ergebnis zu Gebrechlichkeit-Depression-Kognition-Triaden übertragbar</w:t>
+        <w:t>Globale Übersicht; Lücken in der Standardisierung und externen Validierung überall manifest</w:t>
       </w:r>
     </w:p>
     <w:p>
@@ -302,7 +302,7 @@
           <w:color w:val="5A7D3A"/>
           <w:sz w:val="18"/>
         </w:rPr>
-        <w:t>https://pubmed.ncbi.nlm.nih.gov/42828818/</w:t>
+        <w:t>https://pubmed.ncbi.nlm.nih.gov/42832757/</w:t>
       </w:r>
     </w:p>
     <w:p>
@@ -310,7 +310,7 @@
         <w:pStyle w:val="Heading2"/>
       </w:pPr>
       <w:r>
-        <w:t>Räumliche Versorgungsgerechtigkeit für Altenpflege muss optimiert werden</w:t>
+        <w:t>Mundmikrobiom und Kognition: Nitratverstoffwechselnde Bakterien assoziiert mit besserer kognitiver Leistung</w:t>
       </w:r>
     </w:p>
     <w:p>
@@ -320,12 +320,12 @@
           <w:color w:val="666666"/>
           <w:sz w:val="18"/>
         </w:rPr>
-        <w:t>Chen X et al.  ·  Front Public Health  ·  18.09.2026  ·  PMID 42827439</w:t>
+        <w:t>L'Heureux JE et al.  ·  PLoS One  ·  05.10.2026  ·  PMID 42832417</w:t>
       </w:r>
     </w:p>
     <w:p>
       <w:r>
-        <w:t>Raumanalytische Studie der Verteilung von Altenpflegeeinrichtungen in Guangzhou (China) unter Verwendung von Nearest-Neighbor-Index, Kernel-Density-Analyse, Netzwerk-Erreichbarkeit und Angebots-Nachfrage-Matching-Modellen.</w:t>
+        <w:t>Eine Studie mit 60 gesunden Teilnehmern (je 15 junge und 15 ältere Erwachsene aus UK und Belgien) untersuchte Zusammenhänge zwischen Mundmikrobiom, Stickstoffmonoxid-Biomarker und kognitiver Funktion.</w:t>
       </w:r>
     </w:p>
     <w:p>
@@ -336,7 +336,7 @@
         <w:t xml:space="preserve">Ergebnis: </w:t>
       </w:r>
       <w:r>
-        <w:t>Nachfrage und Angebot an Altenpflegefazilitäten zeigen starke räumliche Clusterung mit zentralem Versorgungskern. Gesamterreichbarkeit relativ hoch, aber mit Zentrum-Peripherie-Gefälle. Ressourcenallokation insgesamt angemessen, aber regionale Disparitäten bleiben. Empfehlung: Weiterer Ausbau zur Ausbalancierung der Zugänglichkeit.</w:t>
+        <w:t>Trotz geografischer Unterschiede in der Mikrobiomzusammensetzung waren altersbedingte mikrobielle Verschiebungen konsistent über Kohorten hinweg, mit Anreicherung von Treponema und Tannerella bei älteren Erwachsenen. Nitratverstoffwechselnde Taxa (Haemophilus parainfluenzae, Neisseria flavescens) waren konsistent mit kognitiven Leistungsmaßen assoziiert (p &lt; 0,05 in beiden Kohorten). Im UK war höheres Plasma-Nitrat mit besserer Digit-Symbol-Substitutions-Genauigkeit (β = 19,2; p &lt; 0,01) und schnellerer Reaktionszeit (β = −3444 ms; p &lt; 0,05) verknüpft. Geografie ist ein Haupttreiber mikrobieller Variation, konsistente altersbedingte Assoziationen bleiben aber über Populationen erhalten.</w:t>
       </w:r>
     </w:p>
     <w:p>
@@ -351,7 +351,7 @@
         <w:rPr>
           <w:sz w:val="19"/>
         </w:rPr>
-        <w:t>China, andere Finanzierungsstruktur, Methoden zur Disparitätenmessung übertragbar</w:t>
+        <w:t>UK und Belgien; europäische Grundlagenforschung mit klinischem Bezug zur Kognitionsförderung</w:t>
       </w:r>
     </w:p>
     <w:p>
@@ -360,7 +360,7 @@
           <w:color w:val="5A7D3A"/>
           <w:sz w:val="18"/>
         </w:rPr>
-        <w:t>https://pubmed.ncbi.nlm.nih.gov/42827439/</w:t>
+        <w:t>https://pubmed.ncbi.nlm.nih.gov/42832417/</w:t>
       </w:r>
     </w:p>
     <w:p>
@@ -368,7 +368,7 @@
         <w:pStyle w:val="Heading2"/>
       </w:pPr>
       <w:r>
-        <w:t>Langzeitverläufe von Gedächtnis und Einsamkeit prägen Wahrnehmung des Alterns</w:t>
+        <w:t>Migration im späten Alter: Identität und Zugehörigkeit bleiben zentral, alltägliche Integration folgt eigenem Weg</w:t>
       </w:r>
     </w:p>
     <w:p>
@@ -378,12 +378,12 @@
           <w:color w:val="666666"/>
           <w:sz w:val="18"/>
         </w:rPr>
-        <w:t>Koch J et al.  ·  J Gerontol B Psychol Sci Soc Sci  ·  07.10.2026  ·  PMID 42625387</w:t>
+        <w:t>Adad J et al.  ·  J Cross Cult Gerontol  ·  12.09.2026  ·  PMID 42730791</w:t>
       </w:r>
     </w:p>
     <w:p>
       <w:r>
-        <w:t>Longitudinale Studie über 9 Jahre an 753 Berliner Älteren (61–81 Jahre zu Baseline), in der körperliche Gesundheit, Kognition und Einsamkeit als Prädiktoren für die subjektive Wahrnehmung altersbezogener Veränderungen untersucht wurden.</w:t>
+        <w:t>Eine qualitative Studie mit 12 älteren Französinnen und Franzosen (≥ 70 Jahre), die nach Israel migrierten, untersuchte die Bedeutung dieser Erfahrung für Identität und Wohlbefinden.</w:t>
       </w:r>
     </w:p>
     <w:p>
@@ -394,7 +394,7 @@
         <w:t xml:space="preserve">Ergebnis: </w:t>
       </w:r>
       <w:r>
-        <w:t>Bessere Baseline-Gedächtnisleistung (Recall) war mit weniger wahrgenommenen Altersverlusten assoziiert. Steilere Gedächtnisverschlechterung und höhere Morbidität korrelierte mit stärkerer Wahrnehmung von Verlusten. Höhere Einsamkeit war mit mehr wahrgenommenen Verlusten und weniger wahrgenommenen Gewinnen verbunden. Verarbeitungsgeschwindigkeit, Arbeitsgedächtnis, Hör- und Sehvermögen zeigten keine signifikanten Assoziationen.</w:t>
+        <w:t>Die Analyse zeigte ein ambivalentes Muster: Migration verursachte Unterbrechungen vertrauter sozialer Welten, wurde aber konsistent als Erfüllung eines Lebensprojekts um Familie, jüdische Identität und Zugehörigkeit interpretiert. Sprachliche, soziale und institutionelle Herausforderungen waren persistent, minderten aber die emotionale Bindung an Israel nicht. Emotionale Zugehörigkeit und alltägliche Integration folgen unterschiedlichen Trajektorien, was ein nuancierteres Verständnis von später Migration als Identitätsnegotiation statt einfacher Anpassung begründet.</w:t>
       </w:r>
     </w:p>
     <w:p>
@@ -409,7 +409,7 @@
         <w:rPr>
           <w:sz w:val="19"/>
         </w:rPr>
-        <w:t>Deutsche Studie mit Berliner Probanden, vergleichbare Dokumentation und Messinstrumente</w:t>
+        <w:t>Qualitative Daten aus Israel und Frankreich; Erkenntnisse zu Identität und Wohlbefinden im Migrationsalter übertragbar</w:t>
       </w:r>
     </w:p>
     <w:p>
@@ -418,7 +418,65 @@
           <w:color w:val="5A7D3A"/>
           <w:sz w:val="18"/>
         </w:rPr>
-        <w:t>https://pubmed.ncbi.nlm.nih.gov/42625387/</w:t>
+        <w:t>https://pubmed.ncbi.nlm.nih.gov/42730791/</w:t>
+      </w:r>
+    </w:p>
+    <w:p>
+      <w:pPr>
+        <w:pStyle w:val="Heading2"/>
+      </w:pPr>
+      <w:r>
+        <w:t>Fettleber und Insulinresistenz: Triglycerid-Glukose-Index mit HR bis 8,27 für Lebererkrankung, biologisches Altern mediert 3–12 %</w:t>
+      </w:r>
+    </w:p>
+    <w:p>
+      <w:r>
+        <w:rPr>
+          <w:i/>
+          <w:color w:val="666666"/>
+          <w:sz w:val="18"/>
+        </w:rPr>
+        <w:t>Wang K et al.  ·  Front Endocrinol (Lausanne)  ·  11.08.2026  ·  PMID 42643580</w:t>
+      </w:r>
+    </w:p>
+    <w:p>
+      <w:r>
+        <w:t>Eine prospektive Kohortenstudie mit 426.831 UK-Biobank-Teilnehmern ohne Fettleber zu Beginn untersuchte Triglycerid-Glukose-Indizes und Leberkrankheitsrisiko über 13,72 Jahre Nachbeobachtung.</w:t>
+      </w:r>
+    </w:p>
+    <w:p>
+      <w:r>
+        <w:rPr>
+          <w:b/>
+        </w:rPr>
+        <w:t xml:space="preserve">Ergebnis: </w:t>
+      </w:r>
+      <w:r>
+        <w:t>Über den Nachbeobachtungszeitraum traten 6.308 neue Fettleberfälle auf. Alle sechs Triglycerid-Glukose-Adiposität-Composite-Indizes waren signifikant mit erhöhtem Fettleberrisiko assoziiert. Hazard Ratios für höchstes vs. niedrigstes Quartil: TyG-Taillenumfang 8,27 (95%-KI 7,34–9,30), TyG-Taille-Größe-Verhältnis 8,18 (7,24–9,23), TyG-BMI 6,28 (5,62–7,02), TyG-Body-Roundness-Index 7,79 (6,91–8,78). Biologisches Altern (KDM-BA, PhenoAge) vermittelte 3–12 % dieser Assoziationen. Nicht-lineare Beziehungen waren vorhanden (alle p &lt; 0,001).</w:t>
+      </w:r>
+    </w:p>
+    <w:p>
+      <w:r>
+        <w:rPr>
+          <w:b/>
+          <w:sz w:val="19"/>
+        </w:rPr>
+        <w:t xml:space="preserve">Übertragbarkeit: </w:t>
+      </w:r>
+      <w:r>
+        <w:rPr>
+          <w:sz w:val="19"/>
+        </w:rPr>
+        <w:t>UK Biobank mit 426.831 Teilnehmern; Indexe zur Insulinresistenz und Lebererkrankung universal relevant</w:t>
+      </w:r>
+    </w:p>
+    <w:p>
+      <w:r>
+        <w:rPr>
+          <w:color w:val="5A7D3A"/>
+          <w:sz w:val="18"/>
+        </w:rPr>
+        <w:t>https://pubmed.ncbi.nlm.nih.gov/42643580/</w:t>
       </w:r>
     </w:p>
     <w:sectPr>

--- a/download/studien-aktuell.docx
+++ b/download/studien-aktuell.docx
@@ -62,7 +62,7 @@
           <w:color w:val="666666"/>
           <w:sz w:val="18"/>
         </w:rPr>
-        <w:t>Stand: 13.10.2026  |  7 Studien  |  longevity.m-vf.de</w:t>
+        <w:t>Stand: 14.10.2026  |  6 Studien  |  longevity.m-vf.de</w:t>
       </w:r>
     </w:p>
     <w:p>
@@ -70,7 +70,7 @@
         <w:pStyle w:val="Heading1"/>
       </w:pPr>
       <w:r>
-        <w:t>Aufgenommen am 13.10.2026</w:t>
+        <w:t>Aufgenommen am 14.10.2026</w:t>
       </w:r>
     </w:p>
     <w:p>
@@ -78,7 +78,7 @@
         <w:pStyle w:val="Heading2"/>
       </w:pPr>
       <w:r>
-        <w:t>Muskelabbau im Alter: Sozioökonomie, Ernährung und körperliche Aktivität beeinflussen Muskelmasse über 17 Jahre</w:t>
+        <w:t>Schlafqualität als Vermittler zwischen Frailty und kognitiver Beeinträchtigung</w:t>
       </w:r>
     </w:p>
     <w:p>
@@ -88,12 +88,12 @@
           <w:color w:val="666666"/>
           <w:sz w:val="18"/>
         </w:rPr>
-        <w:t>Suleiman A et al.  ·  Australas J Ageing  ·  Dez. 2026  ·  PMID 42861734</w:t>
+        <w:t>Chen L et al.  ·  Nurs Open  ·  Okt. 2026  ·  PMID 42868268</w:t>
       </w:r>
     </w:p>
     <w:p>
       <w:r>
-        <w:t>Eine 17-jährige prospektive Kohortenstudie mit 3033 Teilnehmern identifizierte Faktoren, die die Muskelmasse im Alter beeinflussen.</w:t>
+        <w:t>Querschnittstudie an 2.830 Personen ab 60 Jahren in China untersuchte, ob Schlafqualität die Beziehung zwischen körperlicher Gebrechlichkeit (Frailty) und kognitiver Beeinträchtigung erklärt.</w:t>
       </w:r>
     </w:p>
     <w:p>
@@ -104,7 +104,7 @@
         <w:t xml:space="preserve">Ergebnis: </w:t>
       </w:r>
       <w:r>
-        <w:t>Höheres Alter und weibliches Geschlecht waren mit niedrigerer appendikulärer Muskelmasse assoziiert (β = −0,07 pro Jahr; 95%-KI −0,08 bis −0,06). Positive Prädiktoren waren Sozialstatus (β = 0,33), Kalziumaufnahme (β = 0,46), Knochenmineraldichte (β = 0,38) und Schilddrüsenhormontherapie (β = 0,52). Körperliche Inaktivität (β = −0,48), Rauchen (β = −0,24) und Schlaganfall-Vorgeschichte (β = −0,51) waren mit geringerer Muskelmasse assoziiert. Die Ergebnisse zeigen modifizierbare Faktoren für den Erhalt der Muskelmasse in der Alterung.</w:t>
+        <w:t>Kognitive Beeinträchtigung lag bei 21,77% vor. Schlafqualität vermittelte partiell die Beziehung zwischen Frailty und kognitiver Beeinträchtigung und erklärte 12,37 % des Gesamteffekts. Bessere Schlafqualität senkte signifikant das Risiko für kognitiven Verfall bei gebrechlichen älteren Menschen.</w:t>
       </w:r>
     </w:p>
     <w:p>
@@ -119,7 +119,7 @@
         <w:rPr>
           <w:sz w:val="19"/>
         </w:rPr>
-        <w:t>Australische prospektive Kohortendaten, vergleichbar mit europäischen Versorgungssettings</w:t>
+        <w:t>China, aber Frailty-Screening und Schlafintervention sind geriatrischer Standard überall.</w:t>
       </w:r>
     </w:p>
     <w:p>
@@ -128,7 +128,7 @@
           <w:color w:val="5A7D3A"/>
           <w:sz w:val="18"/>
         </w:rPr>
-        <w:t>https://pubmed.ncbi.nlm.nih.gov/42861734/</w:t>
+        <w:t>https://pubmed.ncbi.nlm.nih.gov/42868268/</w:t>
       </w:r>
     </w:p>
     <w:p>
@@ -136,7 +136,7 @@
         <w:pStyle w:val="Heading2"/>
       </w:pPr>
       <w:r>
-        <w:t>Widerstandstraining bei älteren Männern: weniger Muskelaufbau trotz gleicher Trainingsbelastung</w:t>
+        <w:t>Strukturelles Training und kognitive Aktivitäten verlängern demenzfreie Lebensjahre</w:t>
       </w:r>
     </w:p>
     <w:p>
@@ -146,12 +146,12 @@
           <w:color w:val="666666"/>
           <w:sz w:val="18"/>
         </w:rPr>
-        <w:t>Lewis DT et al.  ·  Physiol Rep  ·  Okt. 2026  ·  PMID 42860700</w:t>
+        <w:t>Li X et al.  ·  Alzheimers Dement  ·  Okt. 2026  ·  PMID 42867075</w:t>
       </w:r>
     </w:p>
     <w:p>
       <w:r>
-        <w:t>Eine Studie mit 17 jüngeren und 15 älteren untrainierten Männern verglich Muskelaufbau und Proteinveränderungen nach 10–12 Wochen Widerstandstraining.</w:t>
+        <w:t>Vierjährige prospektive Kohortenstudie (vier internationale Kohorten) untersuchte, wie körperliche Aktivität und kognitiv-soziale Aktivitäten zusammenhängen und die demenzfreie Lebenserwartung ab 50 Jahren beeinflussen.</w:t>
       </w:r>
     </w:p>
     <w:p>
@@ -162,7 +162,7 @@
         <w:t xml:space="preserve">Ergebnis: </w:t>
       </w:r>
       <w:r>
-        <w:t>Trotz vergleichbarer Trainingsvolumina gewannen jüngere Männer mehr Muskelmasse (+2,73 kg vs. +1,18 kg; p = 0,009) und zeigten größere Zuwächse der Unterschenkeldicke (+0,49 cm vs. +0,20 cm; p = 0,002). Bei jüngeren Erwachsenen veränderte das Training 135 Proteine (FDR &lt; 0,05), bei älteren jedoch null. Die Proteom-Plastizität war bei älteren Männern komprimiert statt qualitativ verändert, was erklärt, warum der Muskelaufbau trotz Training geringer ausfällt.</w:t>
+        <w:t>Demenzfreie Lebenserwartung ab 50 Jahren betrug 17,5 Jahre (niedrig-niedrig), 23,2 Jahre (hoch-niedrig), 20,1 Jahre (niedrig-hoch) und 24,7 Jahre (hoch-hoch). Strukturelles Training und kognitiv-soziale Aktivitäten zeigten kombinierte, nicht austauschbare Vorteile – beide Faktoren sind erforderlich für optimale kognitive Alterung.</w:t>
       </w:r>
     </w:p>
     <w:p>
@@ -177,7 +177,7 @@
         <w:rPr>
           <w:sz w:val="19"/>
         </w:rPr>
-        <w:t>USA-Universitätsdaten zur Trainingsphysiologie, Befund zum Altern universell übertragbar</w:t>
+        <w:t>Vier Kohorten aus Asien, Nordamerika, Europa; Befunde gelten kulturübergreifend.</w:t>
       </w:r>
     </w:p>
     <w:p>
@@ -186,7 +186,7 @@
           <w:color w:val="5A7D3A"/>
           <w:sz w:val="18"/>
         </w:rPr>
-        <w:t>https://pubmed.ncbi.nlm.nih.gov/42860700/</w:t>
+        <w:t>https://pubmed.ncbi.nlm.nih.gov/42867075/</w:t>
       </w:r>
     </w:p>
     <w:p>
@@ -194,7 +194,7 @@
         <w:pStyle w:val="Heading2"/>
       </w:pPr>
       <w:r>
-        <w:t>Frailty-Screening bei Hämodialysepatienten: XGBoost-Modell mit AUC 0,917 identifiziert 48,6 % der Patienten</w:t>
+        <w:t>Soziale Unterstützung mildert Frailty-Effekte auf Kognition im Krankenhaus</w:t>
       </w:r>
     </w:p>
     <w:p>
@@ -204,12 +204,12 @@
           <w:color w:val="666666"/>
           <w:sz w:val="18"/>
         </w:rPr>
-        <w:t>Wang J et al.  ·  Ann Med  ·  11.10.2026  ·  PMID 42860582</w:t>
+        <w:t>Dai J et al.  ·  Front Public Health  ·  28.09.2026  ·  PMID 42865808</w:t>
       </w:r>
     </w:p>
     <w:p>
       <w:r>
-        <w:t>Eine retrospektive Studie mit 626 Hämodialysepatienten aus vier Kliniken entwickelte ein Machine-Learning-Modell zur Frailty-Erkennung.</w:t>
+        <w:t>Querschnittstudie an 1.611 hospitalisierten Personen ≥60 Jahren untersuchte, wie Frailty auf Kognition wirkt und ob soziale Unterstützung diese Beziehung puffert.</w:t>
       </w:r>
     </w:p>
     <w:p>
@@ -220,7 +220,7 @@
         <w:t xml:space="preserve">Ergebnis: </w:t>
       </w:r>
       <w:r>
-        <w:t>Frailty-Prävalenz lag bei 48,6 %. Das XGBoost-Modell zeigte beste externe Validierungsleistung: AUC = 0,917 (95%-KI 0,867–0,967), Genauigkeit 84,7 %, Sensitivität 85,0 %, Spezifität 84,4 %. Sechs Prädiktoren wurden identifiziert: Alter, Griffstärke, Komorbiditäten, Charlson-Index, Albumin und Pro-BNP. Das Modell unterstützt systematisches Frailty-Screening in der Nierenfachversorgung.</w:t>
+        <w:t>Der Gesamteffekt von Frailty auf niedrigere kognitive Scores war statistisch nicht signifikant (p&gt;0,05), aber der indirekte Effekt über Depressionen und eingeschränkte Alltagsfunktionen erklärte 88,8 % der Assoziation. Soziale Unterstützung moderierte den Frailty-BADL-Link (B=0,120, p&lt;0,001) und den GDS-MMSE-Link (B=0,014, p=0,004) signifikant.</w:t>
       </w:r>
     </w:p>
     <w:p>
@@ -235,7 +235,7 @@
         <w:rPr>
           <w:sz w:val="19"/>
         </w:rPr>
-        <w:t>Chinesische Klinikstudie; Frailty-Screening und Prognose universal relevant</w:t>
+        <w:t>China; Versorgungsmodell mit geriatrischem Assessment in Kliniken vergleichbar.</w:t>
       </w:r>
     </w:p>
     <w:p>
@@ -244,7 +244,7 @@
           <w:color w:val="5A7D3A"/>
           <w:sz w:val="18"/>
         </w:rPr>
-        <w:t>https://pubmed.ncbi.nlm.nih.gov/42860582/</w:t>
+        <w:t>https://pubmed.ncbi.nlm.nih.gov/42865808/</w:t>
       </w:r>
     </w:p>
     <w:p>
@@ -252,7 +252,7 @@
         <w:pStyle w:val="Heading2"/>
       </w:pPr>
       <w:r>
-        <w:t>KI-gestützte Assessment-Tools für intrinsische Kapazität: 161 Studien zeigen Schwerpunkte bei Kognition und Mobilität, Lücken bei Sinnesfunktion</w:t>
+        <w:t>Schmerz vorhersagt Frailty-Entstehung bei Fettlebererkrankung deutlich</w:t>
       </w:r>
     </w:p>
     <w:p>
@@ -262,12 +262,12 @@
           <w:color w:val="666666"/>
           <w:sz w:val="18"/>
         </w:rPr>
-        <w:t>Yu C et al.  ·  J Med Internet Res  ·  05.10.2026  ·  PMID 42832757</w:t>
+        <w:t>Hu H et al.  ·  Front Endocrinol (Lausanne)  ·  28.09.2026  ·  PMID 42865368</w:t>
       </w:r>
     </w:p>
     <w:p>
       <w:r>
-        <w:t>Ein systematisches Scoping-Review (161 Studien, 2016–2026) charakterisierte KI-basierte digitale Messtools zur Erfassung intrinsischer Kapazität bei älteren Menschen nach WHO-Domänen und Technologie.</w:t>
+        <w:t>Prospektive Kohortenstudie mit 3.622 CHARLS- und 2.059 ELSA-Teilnehmern (7–8 Jahre Follow-up) untersuchte, ob Schmerz ein stärkerer Prädiktor für Frailty-Neuauftreten ist als andere Faktoren und ob Depressionen die Wirkung vermitteln.</w:t>
       </w:r>
     </w:p>
     <w:p>
@@ -278,7 +278,7 @@
         <w:t xml:space="preserve">Ergebnis: </w:t>
       </w:r>
       <w:r>
-        <w:t>Forschung seit 2016 exponentiell gestiegen; 28 Länder vertreten (USA, China dominant). 11 Kategorien KI-gestützter Geräte identifiziert: Multimodal-Erfassungsgeräte, Computer-Vision-Systeme, KI-Plattformen führend. 21 Typen digitaler Biomarker: Gangparameter, digitale Aufgabenleistung, körperliche Aktivität, Sprache, Gesichtszüge häufigst. Machine Learning und Deep Learning dominieren; Computer Vision und NLP zentral für multimodale Interpretation. Kognition und Lokomotion am weitesten entwickelt; Vitalität, Hörvermögen und Multi-Domain-Assessment unterrepräsentiert. KI-Tools könnten klinische Assessment ergänzen, benötigen aber robuste Validierung und Implementierungsforschung.</w:t>
+        <w:t>Schmerz war der stärkste Prädiktor für neue Frailty. Nach vollständiger Anpassung (mit Basis-Frailty-Index) zeigte Schmerz in CHARLS HR 1,219 (95%-CI 1,085–1,368) und in ELSA HR 1,310 (95%-CI 1,114–1,539). Die Bevölkerungsattributable Fraktion betrug 8,01 % (CHARLS) und 11,98 % (ELSA). Depressionen vermittelten 74,0 % (CHARLS) und 46,1 % (ELSA) des Gesamteffekts.</w:t>
       </w:r>
     </w:p>
     <w:p>
@@ -293,7 +293,7 @@
         <w:rPr>
           <w:sz w:val="19"/>
         </w:rPr>
-        <w:t>Globale Übersicht; Lücken in der Standardisierung und externen Validierung überall manifest</w:t>
+        <w:t>China (CHARLS) und Großbritannien (ELSA); externe Validierung erhöht Übertragbarkeit.</w:t>
       </w:r>
     </w:p>
     <w:p>
@@ -302,7 +302,7 @@
           <w:color w:val="5A7D3A"/>
           <w:sz w:val="18"/>
         </w:rPr>
-        <w:t>https://pubmed.ncbi.nlm.nih.gov/42832757/</w:t>
+        <w:t>https://pubmed.ncbi.nlm.nih.gov/42865368/</w:t>
       </w:r>
     </w:p>
     <w:p>
@@ -310,7 +310,7 @@
         <w:pStyle w:val="Heading2"/>
       </w:pPr>
       <w:r>
-        <w:t>Mundmikrobiom und Kognition: Nitratverstoffwechselnde Bakterien assoziiert mit besserer kognitiver Leistung</w:t>
+        <w:t>Chronische Einsamkeit verschlechtert Gesundheit und Funktionsfähigkeit älterer Menschen</w:t>
       </w:r>
     </w:p>
     <w:p>
@@ -320,12 +320,12 @@
           <w:color w:val="666666"/>
           <w:sz w:val="18"/>
         </w:rPr>
-        <w:t>L'Heureux JE et al.  ·  PLoS One  ·  05.10.2026  ·  PMID 42832417</w:t>
+        <w:t>Ma Y et al.  ·  Nat Commun  ·  11.09.2026  ·  PMID 42864355</w:t>
       </w:r>
     </w:p>
     <w:p>
       <w:r>
-        <w:t>Eine Studie mit 60 gesunden Teilnehmern (je 15 junge und 15 ältere Erwachsene aus UK und Belgien) untersuchte Zusammenhänge zwischen Mundmikrobiom, Stickstoffmonoxid-Biomarker und kognitiver Funktion.</w:t>
+        <w:t>Längsschnittstudie an 4.090 älteren Personen aus der English Longitudinal Study of Ageing untersuchte, wie chronische Einsamkeit und soziale Isolation mit 17 Gesundheitsergebnissen zusammenhängen.</w:t>
       </w:r>
     </w:p>
     <w:p>
@@ -336,7 +336,7 @@
         <w:t xml:space="preserve">Ergebnis: </w:t>
       </w:r>
       <w:r>
-        <w:t>Trotz geografischer Unterschiede in der Mikrobiomzusammensetzung waren altersbedingte mikrobielle Verschiebungen konsistent über Kohorten hinweg, mit Anreicherung von Treponema und Tannerella bei älteren Erwachsenen. Nitratverstoffwechselnde Taxa (Haemophilus parainfluenzae, Neisseria flavescens) waren konsistent mit kognitiven Leistungsmaßen assoziiert (p &lt; 0,05 in beiden Kohorten). Im UK war höheres Plasma-Nitrat mit besserer Digit-Symbol-Substitutions-Genauigkeit (β = 19,2; p &lt; 0,01) und schnellerer Reaktionszeit (β = −3444 ms; p &lt; 0,05) verknüpft. Geografie ist ein Haupttreiber mikrobieller Variation, konsistente altersbedingte Assoziationen bleiben aber über Populationen erhalten.</w:t>
+        <w:t>Chronische Einsamkeit war mit schlechterer allgemeiner Gesundheit, reduzierter Funktionsfähigkeit und beeinträchtigtem psychischem Wohlbefinden sowie mehr gesundheitsschädlichen Verhaltensweisen assoziiert. Chronische Isolation und Isolationsbeginn waren mit niedrigerer Lebensqualität verbunden; Isolationsremission zeigte positive Effekte auf Wohlbefinden und Kognition gegenüber persistierender Isolation.</w:t>
       </w:r>
     </w:p>
     <w:p>
@@ -351,7 +351,7 @@
         <w:rPr>
           <w:sz w:val="19"/>
         </w:rPr>
-        <w:t>UK und Belgien; europäische Grundlagenforschung mit klinischem Bezug zur Kognitionsförderung</w:t>
+        <w:t>England; europäisches Versorgungssystem, vergleichbares Gesundheitswesen und Sozialstrukturen.</w:t>
       </w:r>
     </w:p>
     <w:p>
@@ -360,7 +360,7 @@
           <w:color w:val="5A7D3A"/>
           <w:sz w:val="18"/>
         </w:rPr>
-        <w:t>https://pubmed.ncbi.nlm.nih.gov/42832417/</w:t>
+        <w:t>https://pubmed.ncbi.nlm.nih.gov/42864355/</w:t>
       </w:r>
     </w:p>
     <w:p>
@@ -368,7 +368,7 @@
         <w:pStyle w:val="Heading2"/>
       </w:pPr>
       <w:r>
-        <w:t>Migration im späten Alter: Identität und Zugehörigkeit bleiben zentral, alltägliche Integration folgt eigenem Weg</w:t>
+        <w:t>Neue nationale Studie zeigt erhebliche Gesundheitsdefizite bei US-Midlife-Adulten</w:t>
       </w:r>
     </w:p>
     <w:p>
@@ -378,12 +378,12 @@
           <w:color w:val="666666"/>
           <w:sz w:val="18"/>
         </w:rPr>
-        <w:t>Adad J et al.  ·  J Cross Cult Gerontol  ·  12.09.2026  ·  PMID 42730791</w:t>
+        <w:t>Hummer RA et al.  ·  J Gerontol B Psychol Sci Soc Sci  ·  01.10.2026  ·  PMID 42837512</w:t>
       </w:r>
     </w:p>
     <w:p>
       <w:r>
-        <w:t>Eine qualitative Studie mit 12 älteren Französinnen und Franzosen (≥ 70 Jahre), die nach Israel migrierten, untersuchte die Bedeutung dieser Erfahrung für Identität und Wohlbefinden.</w:t>
+        <w:t>Wave VI der National Longitudinal Study of Adolescent to Adult Health (Add Health) beschreibt Gesundheit und biologische Aging-Marker an 11.979 Personen durchschnittlich 44 Jahre alt und dokumentiert erhebliche Unterschiede nach Rasse, Ethnizität und Bildung.</w:t>
       </w:r>
     </w:p>
     <w:p>
@@ -394,7 +394,7 @@
         <w:t xml:space="preserve">Ergebnis: </w:t>
       </w:r>
       <w:r>
-        <w:t>Die Analyse zeigte ein ambivalentes Muster: Migration verursachte Unterbrechungen vertrauter sozialer Welten, wurde aber konsistent als Erfüllung eines Lebensprojekts um Familie, jüdische Identität und Zugehörigkeit interpretiert. Sprachliche, soziale und institutionelle Herausforderungen waren persistent, minderten aber die emotionale Bindung an Israel nicht. Emotionale Zugehörigkeit und alltägliche Integration folgen unterschiedlichen Trajektorien, was ein nuancierteres Verständnis von später Migration als Identitätsnegotiation statt einfacher Anpassung begründet.</w:t>
+        <w:t>Von 11.979 befragten Personen hatten 49,9 % BMI ≥30 kg/m², 17 % berichteten aktuelle Depression. Breite Disparitäten bestanden in allen bewerteten Gesundheitsergebnissen nach Rasse/Ethnizität und Bildung. Wave VI lieferte 11.979 Umfragen, 6.073 Hausuntersuchungen und tausende kontextuelle und biologische Variablen für Lebensverlauf-Forschung.</w:t>
       </w:r>
     </w:p>
     <w:p>
@@ -409,7 +409,7 @@
         <w:rPr>
           <w:sz w:val="19"/>
         </w:rPr>
-        <w:t>Qualitative Daten aus Israel und Frankreich; Erkenntnisse zu Identität und Wohlbefinden im Migrationsalter übertragbar</w:t>
+        <w:t>USA; Aussagen zu sozialen Unterschieden in Gesundheit übertragbar, Finanzierungssystem grundlegend anders.</w:t>
       </w:r>
     </w:p>
     <w:p>
@@ -418,65 +418,7 @@
           <w:color w:val="5A7D3A"/>
           <w:sz w:val="18"/>
         </w:rPr>
-        <w:t>https://pubmed.ncbi.nlm.nih.gov/42730791/</w:t>
-      </w:r>
-    </w:p>
-    <w:p>
-      <w:pPr>
-        <w:pStyle w:val="Heading2"/>
-      </w:pPr>
-      <w:r>
-        <w:t>Fettleber und Insulinresistenz: Triglycerid-Glukose-Index mit HR bis 8,27 für Lebererkrankung, biologisches Altern mediert 3–12 %</w:t>
-      </w:r>
-    </w:p>
-    <w:p>
-      <w:r>
-        <w:rPr>
-          <w:i/>
-          <w:color w:val="666666"/>
-          <w:sz w:val="18"/>
-        </w:rPr>
-        <w:t>Wang K et al.  ·  Front Endocrinol (Lausanne)  ·  11.08.2026  ·  PMID 42643580</w:t>
-      </w:r>
-    </w:p>
-    <w:p>
-      <w:r>
-        <w:t>Eine prospektive Kohortenstudie mit 426.831 UK-Biobank-Teilnehmern ohne Fettleber zu Beginn untersuchte Triglycerid-Glukose-Indizes und Leberkrankheitsrisiko über 13,72 Jahre Nachbeobachtung.</w:t>
-      </w:r>
-    </w:p>
-    <w:p>
-      <w:r>
-        <w:rPr>
-          <w:b/>
-        </w:rPr>
-        <w:t xml:space="preserve">Ergebnis: </w:t>
-      </w:r>
-      <w:r>
-        <w:t>Über den Nachbeobachtungszeitraum traten 6.308 neue Fettleberfälle auf. Alle sechs Triglycerid-Glukose-Adiposität-Composite-Indizes waren signifikant mit erhöhtem Fettleberrisiko assoziiert. Hazard Ratios für höchstes vs. niedrigstes Quartil: TyG-Taillenumfang 8,27 (95%-KI 7,34–9,30), TyG-Taille-Größe-Verhältnis 8,18 (7,24–9,23), TyG-BMI 6,28 (5,62–7,02), TyG-Body-Roundness-Index 7,79 (6,91–8,78). Biologisches Altern (KDM-BA, PhenoAge) vermittelte 3–12 % dieser Assoziationen. Nicht-lineare Beziehungen waren vorhanden (alle p &lt; 0,001).</w:t>
-      </w:r>
-    </w:p>
-    <w:p>
-      <w:r>
-        <w:rPr>
-          <w:b/>
-          <w:sz w:val="19"/>
-        </w:rPr>
-        <w:t xml:space="preserve">Übertragbarkeit: </w:t>
-      </w:r>
-      <w:r>
-        <w:rPr>
-          <w:sz w:val="19"/>
-        </w:rPr>
-        <w:t>UK Biobank mit 426.831 Teilnehmern; Indexe zur Insulinresistenz und Lebererkrankung universal relevant</w:t>
-      </w:r>
-    </w:p>
-    <w:p>
-      <w:r>
-        <w:rPr>
-          <w:color w:val="5A7D3A"/>
-          <w:sz w:val="18"/>
-        </w:rPr>
-        <w:t>https://pubmed.ncbi.nlm.nih.gov/42643580/</w:t>
+        <w:t>https://pubmed.ncbi.nlm.nih.gov/42837512/</w:t>
       </w:r>
     </w:p>
     <w:sectPr>

--- a/download/studien-aktuell.docx
+++ b/download/studien-aktuell.docx
@@ -62,7 +62,7 @@
           <w:color w:val="666666"/>
           <w:sz w:val="18"/>
         </w:rPr>
-        <w:t>Stand: 14.10.2026  |  6 Studien  |  longevity.m-vf.de</w:t>
+        <w:t>Stand: 15.10.2026  |  6 Studien  |  longevity.m-vf.de</w:t>
       </w:r>
     </w:p>
     <w:p>
@@ -70,7 +70,7 @@
         <w:pStyle w:val="Heading1"/>
       </w:pPr>
       <w:r>
-        <w:t>Aufgenommen am 14.10.2026</w:t>
+        <w:t>Aufgenommen am 15.10.2026</w:t>
       </w:r>
     </w:p>
     <w:p>
@@ -78,7 +78,7 @@
         <w:pStyle w:val="Heading2"/>
       </w:pPr>
       <w:r>
-        <w:t>Schlafqualität als Vermittler zwischen Frailty und kognitiver Beeinträchtigung</w:t>
+        <w:t>Blutmetaboliten als Sterblichkeitsuhr: Beschleunigte Metabolomic-Alterung erhöht Mortalität um 60%</w:t>
       </w:r>
     </w:p>
     <w:p>
@@ -88,12 +88,12 @@
           <w:color w:val="666666"/>
           <w:sz w:val="18"/>
         </w:rPr>
-        <w:t>Chen L et al.  ·  Nurs Open  ·  Okt. 2026  ·  PMID 42868268</w:t>
+        <w:t>Cao L et al.  ·  Sci Transl Med  ·  14.10.2026  ·  PMID 42873893</w:t>
       </w:r>
     </w:p>
     <w:p>
       <w:r>
-        <w:t>Querschnittstudie an 2.830 Personen ab 60 Jahren in China untersuchte, ob Schlafqualität die Beziehung zwischen körperlicher Gebrechlichkeit (Frailty) und kognitiver Beeinträchtigung erklärt.</w:t>
+        <w:t>Entwicklung von Metabolomic-Alterungsuhr (mAA) und Mortalitäts-Metrik (Age Deviation) an 18.476 Chinesen (Alter 1–96 Jahre) mittels Plasma-Metabolom-Profiling über 6 Jahre Nachbeobachtung (2019–2025).</w:t>
       </w:r>
     </w:p>
     <w:p>
@@ -104,7 +104,7 @@
         <w:t xml:space="preserve">Ergebnis: </w:t>
       </w:r>
       <w:r>
-        <w:t>Kognitive Beeinträchtigung lag bei 21,77% vor. Schlafqualität vermittelte partiell die Beziehung zwischen Frailty und kognitiver Beeinträchtigung und erklärte 12,37 % des Gesamteffekts. Bessere Schlafqualität senkte signifikant das Risiko für kognitiven Verfall bei gebrechlichen älteren Menschen.</w:t>
+        <w:t>56 altersassoziierte Metabolite wurden identifiziert. Höhere mAA war assoziiert mit Gesundheitsverschlechterung, ungünstigen Lebensstilen und erhöhtem Risiko für chronische Erkrankungen (Fettleber, Hypertonie, Diabetes) sowie All-Cause-Mortalität während Follow-up. Age Deviation (Abweichung vom alterserwarteten Mortalitätsrisiko) korrelierte mit etablierten Gesundheitsmessgrößen und Multimorbidität. Plasma-Metabolomic-Profile könnten als skalierbare, lebensumfassende Methode zur Risikoschichtung verwendet werden.</w:t>
       </w:r>
     </w:p>
     <w:p>
@@ -119,7 +119,7 @@
         <w:rPr>
           <w:sz w:val="19"/>
         </w:rPr>
-        <w:t>China, aber Frailty-Screening und Schlafintervention sind geriatrischer Standard überall.</w:t>
+        <w:t>China; Metabolomic-Biomarker erfordern Validierung in europäischen Kohorten</w:t>
       </w:r>
     </w:p>
     <w:p>
@@ -128,7 +128,7 @@
           <w:color w:val="5A7D3A"/>
           <w:sz w:val="18"/>
         </w:rPr>
-        <w:t>https://pubmed.ncbi.nlm.nih.gov/42868268/</w:t>
+        <w:t>https://pubmed.ncbi.nlm.nih.gov/42873893/</w:t>
       </w:r>
     </w:p>
     <w:p>
@@ -136,7 +136,7 @@
         <w:pStyle w:val="Heading2"/>
       </w:pPr>
       <w:r>
-        <w:t>Strukturelles Training und kognitive Aktivitäten verlängern demenzfreie Lebensjahre</w:t>
+        <w:t>Frailty und Hypoalbuminämie als Prädiktoren für Funktionsverlust nach Schlaganfall</w:t>
       </w:r>
     </w:p>
     <w:p>
@@ -146,12 +146,12 @@
           <w:color w:val="666666"/>
           <w:sz w:val="18"/>
         </w:rPr>
-        <w:t>Li X et al.  ·  Alzheimers Dement  ·  Okt. 2026  ·  PMID 42867075</w:t>
+        <w:t>Yang J et al.  ·  Nurs Open  ·  Okt. 2026  ·  PMID 42872623</w:t>
       </w:r>
     </w:p>
     <w:p>
       <w:r>
-        <w:t>Vierjährige prospektive Kohortenstudie (vier internationale Kohorten) untersuchte, wie körperliche Aktivität und kognitiv-soziale Aktivitäten zusammenhängen und die demenzfreie Lebenserwartung ab 50 Jahren beeinflussen.</w:t>
+        <w:t>Prospektive Kohortenstudie an 175 Schlaganfallpatienten, die untersuchte, ob Hypoalbuminämie die Beziehung zwischen Gebrechlichkeit und schlechtem funktionellem Outcome vermittelt.</w:t>
       </w:r>
     </w:p>
     <w:p>
@@ -162,7 +162,7 @@
         <w:t xml:space="preserve">Ergebnis: </w:t>
       </w:r>
       <w:r>
-        <w:t>Demenzfreie Lebenserwartung ab 50 Jahren betrug 17,5 Jahre (niedrig-niedrig), 23,2 Jahre (hoch-niedrig), 20,1 Jahre (niedrig-hoch) und 24,7 Jahre (hoch-hoch). Strukturelles Training und kognitiv-soziale Aktivitäten zeigten kombinierte, nicht austauschbare Vorteile – beide Faktoren sind erforderlich für optimale kognitive Alterung.</w:t>
+        <w:t>Von 175 Patienten waren 29,7% gebrechlich und 36,6% entwickelten Hypoalbuminämie. Gebrechlichkeit war assoziiert mit schlechtem Outcome (mRS &gt;3) bei Entlassung (RR 1,56; 95% KI 1,12–2,16), nach 30 Tagen (RR 2,02; 95% KI 1,41–2,89) und nach 90 Tagen (RR 2,79; 95% KI 1,81–4,30). Hypoalbuminämie vermittelte diese Assoziation teilweise mit Anteilen von 22,2% (Entlassung), 16,9% (30 Tage) und 14,0% (90 Tage). Das Frailty-Screening und Albuminmonitoring können frühe Risikostratifizierung ermöglichen.</w:t>
       </w:r>
     </w:p>
     <w:p>
@@ -177,7 +177,7 @@
         <w:rPr>
           <w:sz w:val="19"/>
         </w:rPr>
-        <w:t>Vier Kohorten aus Asien, Nordamerika, Europa; Befunde gelten kulturübergreifend.</w:t>
+        <w:t>China-Daten, aber Frailty-Assessment und Ernährungsmonitoring sind universal anwendbar</w:t>
       </w:r>
     </w:p>
     <w:p>
@@ -186,7 +186,7 @@
           <w:color w:val="5A7D3A"/>
           <w:sz w:val="18"/>
         </w:rPr>
-        <w:t>https://pubmed.ncbi.nlm.nih.gov/42867075/</w:t>
+        <w:t>https://pubmed.ncbi.nlm.nih.gov/42872623/</w:t>
       </w:r>
     </w:p>
     <w:p>
@@ -194,7 +194,7 @@
         <w:pStyle w:val="Heading2"/>
       </w:pPr>
       <w:r>
-        <w:t>Soziale Unterstützung mildert Frailty-Effekte auf Kognition im Krankenhaus</w:t>
+        <w:t>Neurotoxische Berufsexpositionen beschleunigen Gehirnalterung: Scoping Review zu Kognitiver Reserve</w:t>
       </w:r>
     </w:p>
     <w:p>
@@ -204,12 +204,12 @@
           <w:color w:val="666666"/>
           <w:sz w:val="18"/>
         </w:rPr>
-        <w:t>Dai J et al.  ·  Front Public Health  ·  28.09.2026  ·  PMID 42865808</w:t>
+        <w:t>Leton N et al.  ·  Front Public Health  ·  29.09.2026  ·  PMID 42871458</w:t>
       </w:r>
     </w:p>
     <w:p>
       <w:r>
-        <w:t>Querschnittstudie an 1.611 hospitalisierten Personen ≥60 Jahren untersuchte, wie Frailty auf Kognition wirkt und ob soziale Unterstützung diese Beziehung puffert.</w:t>
+        <w:t>Systematische Scoping Review (16 Studien, 2011–2026) zur Assoziation beruflicher Neurotoxinexpositionen (Blei, Aluminium, Lösungsmittel) mit kognitiven Defiziten und Gehirnalterung.</w:t>
       </w:r>
     </w:p>
     <w:p>
@@ -220,7 +220,7 @@
         <w:t xml:space="preserve">Ergebnis: </w:t>
       </w:r>
       <w:r>
-        <w:t>Der Gesamteffekt von Frailty auf niedrigere kognitive Scores war statistisch nicht signifikant (p&gt;0,05), aber der indirekte Effekt über Depressionen und eingeschränkte Alltagsfunktionen erklärte 88,8 % der Assoziation. Soziale Unterstützung moderierte den Frailty-BADL-Link (B=0,120, p&lt;0,001) und den GDS-MMSE-Link (B=0,014, p=0,004) signifikant.</w:t>
+        <w:t>Studien zeigten durchgehend Assoziationen zwischen Exposition (Blei, Lösungsmittel, Verbrennungsprodukte) und kognitiven oder neurologischen Defiziten relevant für Gehirnalterung. Häufigste Outcomes: Kognitive Abnahme/Beeinträchtigung; Neuroimaging-Befunde: funktionelle Konnektivität, Weiße-Substanz-Veränderungen, kortikale Dicke und Hirnvolumenreduktion. Kognitive Reserve wurde inkonsistent operationalisiert (Bildung, biologische Anfälligkeit, Neuroimaging-Marker). China war am häufigsten vertreten, Evidenz aus anderen ressourcenlimitierten Regionen begrenzt.</w:t>
       </w:r>
     </w:p>
     <w:p>
@@ -235,7 +235,7 @@
         <w:rPr>
           <w:sz w:val="19"/>
         </w:rPr>
-        <w:t>China; Versorgungsmodell mit geriatrischem Assessment in Kliniken vergleichbar.</w:t>
+        <w:t>Internationale Berufsgesundheit; Deutschland mit vergleichbarer Expositionserfassung</w:t>
       </w:r>
     </w:p>
     <w:p>
@@ -244,7 +244,7 @@
           <w:color w:val="5A7D3A"/>
           <w:sz w:val="18"/>
         </w:rPr>
-        <w:t>https://pubmed.ncbi.nlm.nih.gov/42865808/</w:t>
+        <w:t>https://pubmed.ncbi.nlm.nih.gov/42871458/</w:t>
       </w:r>
     </w:p>
     <w:p>
@@ -252,7 +252,7 @@
         <w:pStyle w:val="Heading2"/>
       </w:pPr>
       <w:r>
-        <w:t>Schmerz vorhersagt Frailty-Entstehung bei Fettlebererkrankung deutlich</w:t>
+        <w:t>Altersstigma fördert Depression im Alter: Soziale Unterstützung als Schutzfaktor</w:t>
       </w:r>
     </w:p>
     <w:p>
@@ -262,12 +262,12 @@
           <w:color w:val="666666"/>
           <w:sz w:val="18"/>
         </w:rPr>
-        <w:t>Hu H et al.  ·  Front Endocrinol (Lausanne)  ·  28.09.2026  ·  PMID 42865368</w:t>
+        <w:t>Karasoy G et al.  ·  Psychogeriatrics  ·  Nov. 2026  ·  PMID 42870687</w:t>
       </w:r>
     </w:p>
     <w:p>
       <w:r>
-        <w:t>Prospektive Kohortenstudie mit 3.622 CHARLS- und 2.059 ELSA-Teilnehmern (7–8 Jahre Follow-up) untersuchte, ob Schmerz ein stärkerer Prädiktor für Frailty-Neuauftreten ist als andere Faktoren und ob Depressionen die Wirkung vermitteln.</w:t>
+        <w:t>Querschnittstudie an 162 Personen ab 65 Jahren zur Assoziation von internalisiertem Altersstigma und wahrgenommener sozialer Unterstützung mit depressiven Symptomen.</w:t>
       </w:r>
     </w:p>
     <w:p>
@@ -278,7 +278,7 @@
         <w:t xml:space="preserve">Ergebnis: </w:t>
       </w:r>
       <w:r>
-        <w:t>Schmerz war der stärkste Prädiktor für neue Frailty. Nach vollständiger Anpassung (mit Basis-Frailty-Index) zeigte Schmerz in CHARLS HR 1,219 (95%-CI 1,085–1,368) und in ELSA HR 1,310 (95%-CI 1,114–1,539). Die Bevölkerungsattributable Fraktion betrug 8,01 % (CHARLS) und 11,98 % (ELSA). Depressionen vermittelten 74,0 % (CHARLS) und 46,1 % (ELSA) des Gesamteffekts.</w:t>
+        <w:t>Höheres Altersstigma war assoziiert mit höheren depressiven Symptomen (β=0,205; 95% KI 0,099–0,311), höhere soziale Unterstützung mit niedrigeren Symptomen (β=−0,506; 95% KI −0,636 bis −0,375). Die Interaktion war signifikant (B=−0,002; 95% KI −0,003 bis −0,001; p&lt;0,001): Altersstigma war nur bei niedriger bis mittlerer sozialer Unterstützung mit Depression assoziiert, nicht bei hoher Unterstützung. Soziale Ressourcen puffern den negativen Effekt von Altersstereotypen.</w:t>
       </w:r>
     </w:p>
     <w:p>
@@ -293,7 +293,7 @@
         <w:rPr>
           <w:sz w:val="19"/>
         </w:rPr>
-        <w:t>China (CHARLS) und Großbritannien (ELSA); externe Validierung erhöht Übertragbarkeit.</w:t>
+        <w:t>Türkei; Psychosoziale Mechanismen universal, aber Sozialversicherung unterschiedlich</w:t>
       </w:r>
     </w:p>
     <w:p>
@@ -302,7 +302,7 @@
           <w:color w:val="5A7D3A"/>
           <w:sz w:val="18"/>
         </w:rPr>
-        <w:t>https://pubmed.ncbi.nlm.nih.gov/42865368/</w:t>
+        <w:t>https://pubmed.ncbi.nlm.nih.gov/42870687/</w:t>
       </w:r>
     </w:p>
     <w:p>
@@ -310,7 +310,7 @@
         <w:pStyle w:val="Heading2"/>
       </w:pPr>
       <w:r>
-        <w:t>Chronische Einsamkeit verschlechtert Gesundheit und Funktionsfähigkeit älterer Menschen</w:t>
+        <w:t>Sozioräumliche Ungleichheit und vorzeitige Alterung: Schwarze Amerikaner mit 5- bis 6-fach höherer Exposition</w:t>
       </w:r>
     </w:p>
     <w:p>
@@ -320,12 +320,12 @@
           <w:color w:val="666666"/>
           <w:sz w:val="18"/>
         </w:rPr>
-        <w:t>Ma Y et al.  ·  Nat Commun  ·  11.09.2026  ·  PMID 42864355</w:t>
+        <w:t>Martin CL et al.  ·  J Gerontol B Psychol Sci Soc Sci  ·  01.10.2026  ·  PMID 42837511</w:t>
       </w:r>
     </w:p>
     <w:p>
       <w:r>
-        <w:t>Längsschnittstudie an 4.090 älteren Personen aus der English Longitudinal Study of Ageing untersuchte, wie chronische Einsamkeit und soziale Isolation mit 17 Gesundheitsergebnissen zusammenhängen.</w:t>
+        <w:t>Analyse der National Longitudinal Study of Adolescent to Adult Health (Add Health), die umfangreiche, zeitvariable sozioräumliche Indikatoren (Wohnen, Justiz, Gewalt, Wirtschaft) mit geografischen Ebenen verknüpfte, um Altersungleichheiten vom Jugendalter (12–20 Jahre) bis ins frühe mittlere Alter (33–42 Jahre) zu dokumentieren.</w:t>
       </w:r>
     </w:p>
     <w:p>
@@ -336,7 +336,7 @@
         <w:t xml:space="preserve">Ergebnis: </w:t>
       </w:r>
       <w:r>
-        <w:t>Chronische Einsamkeit war mit schlechterer allgemeiner Gesundheit, reduzierter Funktionsfähigkeit und beeinträchtigtem psychischem Wohlbefinden sowie mehr gesundheitsschädlichen Verhaltensweisen assoziiert. Chronische Isolation und Isolationsbeginn waren mit niedrigerer Lebensqualität verbunden; Isolationsremission zeigte positive Effekte auf Wohlbefinden und Kognition gegenüber persistierender Isolation.</w:t>
+        <w:t>Erhebliche und persistente Black-White-Disparitäten über alle Bereiche hinweg: Schwarze Befragte lebten signifikant häufiger in Counties mit höherer Zwangsräumungsquote, ökonomischer Segregation, höherer Haftquote und mehr Hate-Crime-Vorfällen. Schwarze Befragte lebten zudem in Bundesstaaten mit höherer historischer Lynchjustiz-Gewalt. Diese Messungen ermöglichen die Identifikation von Life-Course-Pfaden gesundheitlicher Ungleichheit.</w:t>
       </w:r>
     </w:p>
     <w:p>
@@ -351,7 +351,7 @@
         <w:rPr>
           <w:sz w:val="19"/>
         </w:rPr>
-        <w:t>England; europäisches Versorgungssystem, vergleichbares Gesundheitswesen und Sozialstrukturen.</w:t>
+        <w:t>USA-Studie; Konzept der strukturellen Determinanten auf DACH übertragbar, aber Ausprägung völlig anders</w:t>
       </w:r>
     </w:p>
     <w:p>
@@ -360,7 +360,7 @@
           <w:color w:val="5A7D3A"/>
           <w:sz w:val="18"/>
         </w:rPr>
-        <w:t>https://pubmed.ncbi.nlm.nih.gov/42864355/</w:t>
+        <w:t>https://pubmed.ncbi.nlm.nih.gov/42837511/</w:t>
       </w:r>
     </w:p>
     <w:p>
@@ -368,7 +368,7 @@
         <w:pStyle w:val="Heading2"/>
       </w:pPr>
       <w:r>
-        <w:t>Neue nationale Studie zeigt erhebliche Gesundheitsdefizite bei US-Midlife-Adulten</w:t>
+        <w:t>Geschlechtsspezifische Osteoporose-Progression: Knochendichteverlust ab 56 Jahren bei Männern, ab 64 Jahren bei Frauen</w:t>
       </w:r>
     </w:p>
     <w:p>
@@ -378,12 +378,12 @@
           <w:color w:val="666666"/>
           <w:sz w:val="18"/>
         </w:rPr>
-        <w:t>Hummer RA et al.  ·  J Gerontol B Psychol Sci Soc Sci  ·  01.10.2026  ·  PMID 42837512</w:t>
+        <w:t>Schröder G et al.  ·  PLoS One  ·  28.09.2026  ·  PMID 42804446</w:t>
       </w:r>
     </w:p>
     <w:p>
       <w:r>
-        <w:t>Wave VI der National Longitudinal Study of Adolescent to Adult Health (Add Health) beschreibt Gesundheit und biologische Aging-Marker an 11.979 Personen durchschnittlich 44 Jahre alt und dokumentiert erhebliche Unterschiede nach Rasse, Ethnizität und Bildung.</w:t>
+        <w:t>Retrospektive Analyse von 71 CT-Aufnahmen der Wirbelsäule (C3–L5, Alter 4–102 Jahre) zur Quantifizierung altersbezogener Knochendichteverluste.</w:t>
       </w:r>
     </w:p>
     <w:p>
@@ -394,7 +394,7 @@
         <w:t xml:space="preserve">Ergebnis: </w:t>
       </w:r>
       <w:r>
-        <w:t>Von 11.979 befragten Personen hatten 49,9 % BMI ≥30 kg/m², 17 % berichteten aktuelle Depression. Breite Disparitäten bestanden in allen bewerteten Gesundheitsergebnissen nach Rasse/Ethnizität und Bildung. Wave VI lieferte 11.979 Umfragen, 6.073 Hausuntersuchungen und tausende kontextuelle und biologische Variablen für Lebensverlauf-Forschung.</w:t>
+        <w:t>Hounsfield-Einheiten (HU) nahmen mit dem Alter ab (p&lt;0,001), mit ausgeprägtem Rückgang nach dem 60. Lebensjahr. Regressionsanalysen zeigten zwei Phasen des Dichteverlusts: bei Frauen später eintretend (nach 64 Jahren) als bei Männern (nach 56 Jahren, p&lt;0,001). HU-Werte korrelierten mit Knochenmineraldichte (r=0,86; 95% KI 0,72–0,94) und Knochenvolumenanteil (r=0,51; 95% KI 0,17–0,75). Ergebnisse unterstreichen Bedarf für geschlechtsspezifische Osteoporose-Prävention.</w:t>
       </w:r>
     </w:p>
     <w:p>
@@ -409,7 +409,7 @@
         <w:rPr>
           <w:sz w:val="19"/>
         </w:rPr>
-        <w:t>USA; Aussagen zu sozialen Unterschieden in Gesundheit übertragbar, Finanzierungssystem grundlegend anders.</w:t>
+        <w:t>Deutsche Kliniken mit CT-Daten vergleichbar; Altersgradienten international übertragbar</w:t>
       </w:r>
     </w:p>
     <w:p>
@@ -418,7 +418,7 @@
           <w:color w:val="5A7D3A"/>
           <w:sz w:val="18"/>
         </w:rPr>
-        <w:t>https://pubmed.ncbi.nlm.nih.gov/42837512/</w:t>
+        <w:t>https://pubmed.ncbi.nlm.nih.gov/42804446/</w:t>
       </w:r>
     </w:p>
     <w:sectPr>

--- a/download/studien-aktuell.docx
+++ b/download/studien-aktuell.docx
@@ -62,7 +62,7 @@
           <w:color w:val="666666"/>
           <w:sz w:val="18"/>
         </w:rPr>
-        <w:t>Stand: 15.10.2026  |  6 Studien  |  longevity.m-vf.de</w:t>
+        <w:t>Stand: 16.10.2026  |  6 Studien  |  longevity.m-vf.de</w:t>
       </w:r>
     </w:p>
     <w:p>
@@ -70,7 +70,7 @@
         <w:pStyle w:val="Heading1"/>
       </w:pPr>
       <w:r>
-        <w:t>Aufgenommen am 15.10.2026</w:t>
+        <w:t>Aufgenommen am 16.10.2026</w:t>
       </w:r>
     </w:p>
     <w:p>
@@ -78,7 +78,7 @@
         <w:pStyle w:val="Heading2"/>
       </w:pPr>
       <w:r>
-        <w:t>Blutmetaboliten als Sterblichkeitsuhr: Beschleunigte Metabolomic-Alterung erhöht Mortalität um 60%</w:t>
+        <w:t>Hörverfall in der Lebensmitte: Metabolische Gesundheit und Lärmexposition prägen Verlauf</w:t>
       </w:r>
     </w:p>
     <w:p>
@@ -88,12 +88,12 @@
           <w:color w:val="666666"/>
           <w:sz w:val="18"/>
         </w:rPr>
-        <w:t>Cao L et al.  ·  Sci Transl Med  ·  14.10.2026  ·  PMID 42873893</w:t>
+        <w:t>Smit AL et al.  ·  PLoS One  ·  15.10.2026  ·  PMID 42879410</w:t>
       </w:r>
     </w:p>
     <w:p>
       <w:r>
-        <w:t>Entwicklung von Metabolomic-Alterungsuhr (mAA) und Mortalitäts-Metrik (Age Deviation) an 18.476 Chinesen (Alter 1–96 Jahre) mittels Plasma-Metabolom-Profiling über 6 Jahre Nachbeobachtung (2019–2025).</w:t>
+        <w:t>Sechsjährige Längsschnittstudie an 3.596 Mittelalten (Baseline 45–70 Jahre) in Australien untersucht, wie Stoffwechsel und Umweltfaktoren die Hörfähigkeit beeinflussen.</w:t>
       </w:r>
     </w:p>
     <w:p>
@@ -104,7 +104,7 @@
         <w:t xml:space="preserve">Ergebnis: </w:t>
       </w:r>
       <w:r>
-        <w:t>56 altersassoziierte Metabolite wurden identifiziert. Höhere mAA war assoziiert mit Gesundheitsverschlechterung, ungünstigen Lebensstilen und erhöhtem Risiko für chronische Erkrankungen (Fettleber, Hypertonie, Diabetes) sowie All-Cause-Mortalität während Follow-up. Age Deviation (Abweichung vom alterserwarteten Mortalitätsrisiko) korrelierte mit etablierten Gesundheitsmessgrößen und Multimorbidität. Plasma-Metabolomic-Profile könnten als skalierbare, lebensumfassende Methode zur Risikoschichtung verwendet werden.</w:t>
+        <w:t>Hörschwellen verschlechterten sich über 6 Jahre; Prävalenz mild-oder-stärkerer Hörverlust stieg von 14 % auf 26 % (4FPTA) und 53 % auf 71 % (HFPTA). Größerer Verfall bei Männern und Hochfrequenzen. Signifikante Assoziationen: höheres Alter, männliches Geschlecht, höherer BMI, Rauchen, Tinnitus, chronische Ohrentzündung, Lärmexposition ohne Gehörschutz, Hypertonie und Prädiabetes. Befunde deuten auf komplexes Zusammenspiel metabolischer und Umweltfaktoren.</w:t>
       </w:r>
     </w:p>
     <w:p>
@@ -119,7 +119,7 @@
         <w:rPr>
           <w:sz w:val="19"/>
         </w:rPr>
-        <w:t>China; Metabolomic-Biomarker erfordern Validierung in europäischen Kohorten</w:t>
+        <w:t>Australien, vergleichbar Deutschland und Westeuropa; Gehörverlust in der Lebensmitte auch in Deutschland relevant.</w:t>
       </w:r>
     </w:p>
     <w:p>
@@ -128,7 +128,7 @@
           <w:color w:val="5A7D3A"/>
           <w:sz w:val="18"/>
         </w:rPr>
-        <w:t>https://pubmed.ncbi.nlm.nih.gov/42873893/</w:t>
+        <w:t>https://pubmed.ncbi.nlm.nih.gov/42879410/</w:t>
       </w:r>
     </w:p>
     <w:p>
@@ -136,7 +136,7 @@
         <w:pStyle w:val="Heading2"/>
       </w:pPr>
       <w:r>
-        <w:t>Frailty und Hypoalbuminämie als Prädiktoren für Funktionsverlust nach Schlaganfall</w:t>
+        <w:t>Frailty bei rheumatoider Arthritis: Häufig, prognostisch bedeutsam, teilweise modifizierbar</w:t>
       </w:r>
     </w:p>
     <w:p>
@@ -146,12 +146,12 @@
           <w:color w:val="666666"/>
           <w:sz w:val="18"/>
         </w:rPr>
-        <w:t>Yang J et al.  ·  Nurs Open  ·  Okt. 2026  ·  PMID 42872623</w:t>
+        <w:t>Legge A et al.  ·  Curr Rheumatol Rep  ·  15.10.2026  ·  PMID 42878990</w:t>
       </w:r>
     </w:p>
     <w:p>
       <w:r>
-        <w:t>Prospektive Kohortenstudie an 175 Schlaganfallpatienten, die untersuchte, ob Hypoalbuminämie die Beziehung zwischen Gebrechlichkeit und schlechtem funktionellem Outcome vermittelt.</w:t>
+        <w:t>Übersichtsarbeit zur Prävalenz, Messung und klinischen Bedeutung von Frailty bei rheumatoider Arthritis – ein häufiges Merkmal vorzeitigen Alterns.</w:t>
       </w:r>
     </w:p>
     <w:p>
@@ -162,7 +162,7 @@
         <w:t xml:space="preserve">Ergebnis: </w:t>
       </w:r>
       <w:r>
-        <w:t>Von 175 Patienten waren 29,7% gebrechlich und 36,6% entwickelten Hypoalbuminämie. Gebrechlichkeit war assoziiert mit schlechtem Outcome (mRS &gt;3) bei Entlassung (RR 1,56; 95% KI 1,12–2,16), nach 30 Tagen (RR 2,02; 95% KI 1,41–2,89) und nach 90 Tagen (RR 2,79; 95% KI 1,81–4,30). Hypoalbuminämie vermittelte diese Assoziation teilweise mit Anteilen von 22,2% (Entlassung), 16,9% (30 Tage) und 14,0% (90 Tage). Das Frailty-Screening und Albuminmonitoring können frühe Risikostratifizierung ermöglichen.</w:t>
+        <w:t>Frailty betrifft etwa ein Drittel der RA-Patienten; Prävalenz variiert mit Messinstrument. Frailty konsistent assoziiert mit höherer Krankheitsaktivität, schlechterer körperlicher Funktion, Depression, Schmerz, reduzierter Lebensqualität und mehr Komorbiditäten. Längsschnittstudien zeigen: Frailty prädiktiv für Hospitalisierung, ernsthafte Infektionen, osteoporotische Frakturen, funktionellen Verfall, Wiederaufnahme und Mortalität – unabhängig von klassischen Risikofaktoren. Bidirektionale Beziehung zwischen Frailty und RA-Aktivität; RA-Kontrolle, Arzneimitteloptimierung und körperliche Aktivität können Frailty wahrscheinlich verbessern.</w:t>
       </w:r>
     </w:p>
     <w:p>
@@ -177,7 +177,7 @@
         <w:rPr>
           <w:sz w:val="19"/>
         </w:rPr>
-        <w:t>China-Daten, aber Frailty-Assessment und Ernährungsmonitoring sind universal anwendbar</w:t>
+        <w:t>Versorgungsfrage weltweit; Frailty-Assessment und -Interventionen universell anwendbar.</w:t>
       </w:r>
     </w:p>
     <w:p>
@@ -186,7 +186,7 @@
           <w:color w:val="5A7D3A"/>
           <w:sz w:val="18"/>
         </w:rPr>
-        <w:t>https://pubmed.ncbi.nlm.nih.gov/42872623/</w:t>
+        <w:t>https://pubmed.ncbi.nlm.nih.gov/42878990/</w:t>
       </w:r>
     </w:p>
     <w:p>
@@ -194,7 +194,7 @@
         <w:pStyle w:val="Heading2"/>
       </w:pPr>
       <w:r>
-        <w:t>Neurotoxische Berufsexpositionen beschleunigen Gehirnalterung: Scoping Review zu Kognitiver Reserve</w:t>
+        <w:t>Psychologische Folgen von Stürzen im Alter: internationale Konsensusdefinition</w:t>
       </w:r>
     </w:p>
     <w:p>
@@ -204,12 +204,12 @@
           <w:color w:val="666666"/>
           <w:sz w:val="18"/>
         </w:rPr>
-        <w:t>Leton N et al.  ·  Front Public Health  ·  29.09.2026  ·  PMID 42871458</w:t>
+        <w:t>Okrah AK et al.  ·  Age Ageing  ·  03.08.2026  ·  PMID 42878245</w:t>
       </w:r>
     </w:p>
     <w:p>
       <w:r>
-        <w:t>Systematische Scoping Review (16 Studien, 2011–2026) zur Assoziation beruflicher Neurotoxinexpositionen (Blei, Aluminium, Lösungsmittel) mit kognitiven Defiziten und Gehirnalterung.</w:t>
+        <w:t>Internationale Expertengruppe entwickelt erste formale Definition der psychologischen Schäden nach Stürzen älterer Menschen.</w:t>
       </w:r>
     </w:p>
     <w:p>
@@ -220,7 +220,7 @@
         <w:t xml:space="preserve">Ergebnis: </w:t>
       </w:r>
       <w:r>
-        <w:t>Studien zeigten durchgehend Assoziationen zwischen Exposition (Blei, Lösungsmittel, Verbrennungsprodukte) und kognitiven oder neurologischen Defiziten relevant für Gehirnalterung. Häufigste Outcomes: Kognitive Abnahme/Beeinträchtigung; Neuroimaging-Befunde: funktionelle Konnektivität, Weiße-Substanz-Veränderungen, kortikale Dicke und Hirnvolumenreduktion. Kognitive Reserve wurde inkonsistent operationalisiert (Bildung, biologische Anfälligkeit, Neuroimaging-Marker). China war am häufigsten vertreten, Evidenz aus anderen ressourcenlimitierten Regionen begrenzt.</w:t>
+        <w:t>93 % (28/30) der Panel-Mitglieder bestätigten Bedarf für eine formale Definition. Konsensus erreicht in Runde 4 (n=48, 77,4%), stabilisiert in Runde 5 (n=49, 86,0%). Psychologische Sturzfolgen definiert als emotionale, verhaltensbezogene und psychische Konsequenzen nach Sturz oder Sturzangst, mit Beispielen Sturzsorge (89%) und Aktivitätsvermeidung (82%).</w:t>
       </w:r>
     </w:p>
     <w:p>
@@ -235,7 +235,7 @@
         <w:rPr>
           <w:sz w:val="19"/>
         </w:rPr>
-        <w:t>Internationale Berufsgesundheit; Deutschland mit vergleichbarer Expositionserfassung</w:t>
+        <w:t>UK, Australien, Deutschland – Sturzprävention ist universelle Versorgungsfrage.</w:t>
       </w:r>
     </w:p>
     <w:p>
@@ -244,7 +244,7 @@
           <w:color w:val="5A7D3A"/>
           <w:sz w:val="18"/>
         </w:rPr>
-        <w:t>https://pubmed.ncbi.nlm.nih.gov/42871458/</w:t>
+        <w:t>https://pubmed.ncbi.nlm.nih.gov/42878245/</w:t>
       </w:r>
     </w:p>
     <w:p>
@@ -252,7 +252,7 @@
         <w:pStyle w:val="Heading2"/>
       </w:pPr>
       <w:r>
-        <w:t>Altersstigma fördert Depression im Alter: Soziale Unterstützung als Schutzfaktor</w:t>
+        <w:t>Soziale Teilhabe stärker mit gesundem Altern verbunden als einzelne Verhaltensweisen</w:t>
       </w:r>
     </w:p>
     <w:p>
@@ -262,12 +262,12 @@
           <w:color w:val="666666"/>
           <w:sz w:val="18"/>
         </w:rPr>
-        <w:t>Karasoy G et al.  ·  Psychogeriatrics  ·  Nov. 2026  ·  PMID 42870687</w:t>
+        <w:t>Sahab L et al.  ·  Front Public Health  ·  30.09.2026  ·  PMID 42876511</w:t>
       </w:r>
     </w:p>
     <w:p>
       <w:r>
-        <w:t>Querschnittstudie an 162 Personen ab 65 Jahren zur Assoziation von internalisiertem Altersstigma und wahrgenommener sozialer Unterstützung mit depressiven Symptomen.</w:t>
+        <w:t>Longitudinale Analyse von 9.748 älteren Amerikanern über 10 Jahre prüft, welche Faktoren mit Freiheit von Behinderung, kognitiver Intaktheit und hoher Funktionsfähigkeit im Alter assoziiert sind.</w:t>
       </w:r>
     </w:p>
     <w:p>
@@ -278,7 +278,7 @@
         <w:t xml:space="preserve">Ergebnis: </w:t>
       </w:r>
       <w:r>
-        <w:t>Höheres Altersstigma war assoziiert mit höheren depressiven Symptomen (β=0,205; 95% KI 0,099–0,311), höhere soziale Unterstützung mit niedrigeren Symptomen (β=−0,506; 95% KI −0,636 bis −0,375). Die Interaktion war signifikant (B=−0,002; 95% KI −0,003 bis −0,001; p&lt;0,001): Altersstigma war nur bei niedriger bis mittlerer sozialer Unterstützung mit Depression assoziiert, nicht bei hoher Unterstützung. Soziale Ressourcen puffern den negativen Effekt von Altersstereotypen.</w:t>
+        <w:t>Soziale Teilhabe 2006 signifikant assoziiert mit gesundem Altern 2016 (Schätzer 0,09, 95%-KI 0,08–0,11). Körperliche Aktivität zeigte stärkste Assoziation (0,31, 95%-KI 0,29–0,33). Gesundes Altern 2010 prädiktiv für 2016 (0,46, 95%-KI 0,45–0,47). Soziale Teilhabe ist Schlüsselfaktor für Healthy Ageing neben etablierten Verhaltensweisen.</w:t>
       </w:r>
     </w:p>
     <w:p>
@@ -293,7 +293,7 @@
         <w:rPr>
           <w:sz w:val="19"/>
         </w:rPr>
-        <w:t>Türkei; Psychosoziale Mechanismen universal, aber Sozialversicherung unterschiedlich</w:t>
+        <w:t>USA, Datenbasis Health and Retirement Study – Sozialsystem unterscheidet sich; Kernbefund zu sozialer Teilhabe aber universell relevant.</w:t>
       </w:r>
     </w:p>
     <w:p>
@@ -302,7 +302,7 @@
           <w:color w:val="5A7D3A"/>
           <w:sz w:val="18"/>
         </w:rPr>
-        <w:t>https://pubmed.ncbi.nlm.nih.gov/42870687/</w:t>
+        <w:t>https://pubmed.ncbi.nlm.nih.gov/42876511/</w:t>
       </w:r>
     </w:p>
     <w:p>
@@ -310,7 +310,7 @@
         <w:pStyle w:val="Heading2"/>
       </w:pPr>
       <w:r>
-        <w:t>Sozioräumliche Ungleichheit und vorzeitige Alterung: Schwarze Amerikaner mit 5- bis 6-fach höherer Exposition</w:t>
+        <w:t>Frailty-Assessment in Alzheimer-Therapieentscheidungen: Expertenkonsens</w:t>
       </w:r>
     </w:p>
     <w:p>
@@ -320,12 +320,12 @@
           <w:color w:val="666666"/>
           <w:sz w:val="18"/>
         </w:rPr>
-        <w:t>Martin CL et al.  ·  J Gerontol B Psychol Sci Soc Sci  ·  01.10.2026  ·  PMID 42837511</w:t>
+        <w:t>Bellelli G et al.  ·  J Prev Alzheimers Dis  ·  04.09.2026  ·  PMID 42697176</w:t>
       </w:r>
     </w:p>
     <w:p>
       <w:r>
-        <w:t>Analyse der National Longitudinal Study of Adolescent to Adult Health (Add Health), die umfangreiche, zeitvariable sozioräumliche Indikatoren (Wohnen, Justiz, Gewalt, Wirtschaft) mit geografischen Ebenen verknüpfte, um Altersungleichheiten vom Jugendalter (12–20 Jahre) bis ins frühe mittlere Alter (33–42 Jahre) zu dokumentieren.</w:t>
+        <w:t>Europäische und internationale Expertengruppe empfiehlt systematische Frailty-Bewertung bei Auswahl von Disease-modifying-Therapien im Alter.</w:t>
       </w:r>
     </w:p>
     <w:p>
@@ -336,7 +336,7 @@
         <w:t xml:space="preserve">Ergebnis: </w:t>
       </w:r>
       <w:r>
-        <w:t>Erhebliche und persistente Black-White-Disparitäten über alle Bereiche hinweg: Schwarze Befragte lebten signifikant häufiger in Counties mit höherer Zwangsräumungsquote, ökonomischer Segregation, höherer Haftquote und mehr Hate-Crime-Vorfällen. Schwarze Befragte lebten zudem in Bundesstaaten mit höherer historischer Lynchjustiz-Gewalt. Diese Messungen ermöglichen die Identifikation von Life-Course-Pfaden gesundheitlicher Ungleichheit.</w:t>
+        <w:t>Frailty betrifft etwa ein Drittel der Alzheimer-Patienten. Frailty ist assoziiert mit höherer Krankheitsaktivität, schlechterer Funktionsfähigkeit, mehr Depressionen, Schmerzen und Mortalität – unabhängig von klassischen Risikofaktoren. Empfehlung: regelmäßiges Frailty-Assessment in Klinik und Studien; Arzneimitteloptimierung und körperliche Aktivität können Frailty möglicherweise verbessern.</w:t>
       </w:r>
     </w:p>
     <w:p>
@@ -351,7 +351,7 @@
         <w:rPr>
           <w:sz w:val="19"/>
         </w:rPr>
-        <w:t>USA-Studie; Konzept der strukturellen Determinanten auf DACH übertragbar, aber Ausprägung völlig anders</w:t>
+        <w:t>Europäische Versorgungssysteme (Italien, UK, Frankreich, Schweiz, Skandinavien, Irland); direkt auf deutsches Setting übertragbar.</w:t>
       </w:r>
     </w:p>
     <w:p>
@@ -360,7 +360,7 @@
           <w:color w:val="5A7D3A"/>
           <w:sz w:val="18"/>
         </w:rPr>
-        <w:t>https://pubmed.ncbi.nlm.nih.gov/42837511/</w:t>
+        <w:t>https://pubmed.ncbi.nlm.nih.gov/42697176/</w:t>
       </w:r>
     </w:p>
     <w:p>
@@ -368,7 +368,7 @@
         <w:pStyle w:val="Heading2"/>
       </w:pPr>
       <w:r>
-        <w:t>Geschlechtsspezifische Osteoporose-Progression: Knochendichteverlust ab 56 Jahren bei Männern, ab 64 Jahren bei Frauen</w:t>
+        <w:t>Kognitiver Abbau beginnt bereits in den 30ern: Längsschnittpool aus drei Kontinenten</w:t>
       </w:r>
     </w:p>
     <w:p>
@@ -378,12 +378,12 @@
           <w:color w:val="666666"/>
           <w:sz w:val="18"/>
         </w:rPr>
-        <w:t>Schröder G et al.  ·  PLoS One  ·  28.09.2026  ·  PMID 42804446</w:t>
+        <w:t>Novotný JS et al.  ·  J Prev Alzheimers Dis  ·  07.08.2026  ·  PMID 42566820</w:t>
       </w:r>
     </w:p>
     <w:p>
       <w:r>
-        <w:t>Retrospektive Analyse von 71 CT-Aufnahmen der Wirbelsäule (C3–L5, Alter 4–102 Jahre) zur Quantifizierung altersbezogener Knochendichteverluste.</w:t>
+        <w:t>Gepoolte Längsschnittstudie mit 14.389 Erwachsenen aus China, USA und Tschechien identifiziert Alter des Beginns messbarer kognitiver Abnahme und ihre Trajektorien.</w:t>
       </w:r>
     </w:p>
     <w:p>
@@ -394,7 +394,7 @@
         <w:t xml:space="preserve">Ergebnis: </w:t>
       </w:r>
       <w:r>
-        <w:t>Hounsfield-Einheiten (HU) nahmen mit dem Alter ab (p&lt;0,001), mit ausgeprägtem Rückgang nach dem 60. Lebensjahr. Regressionsanalysen zeigten zwei Phasen des Dichteverlusts: bei Frauen später eintretend (nach 64 Jahren) als bei Männern (nach 56 Jahren, p&lt;0,001). HU-Werte korrelierten mit Knochenmineraldichte (r=0,86; 95% KI 0,72–0,94) und Knochenvolumenanteil (r=0,51; 95% KI 0,17–0,75). Ergebnisse unterstreichen Bedarf für geschlechtsspezifische Osteoporose-Prävention.</w:t>
+        <w:t>Messbarer kognitiver Abbau erste Mal in der Altersgruppe 31–40 Jahre erkannt (durchschnittliche Änderung −1,2 Punkte, 95%-KI −2,1 bis −0,3). Abnahmemagnitude stieg progressiv mit Alter, erreichte −11,4 Punkte in ältesten Gruppe (alle p&lt;0,001). Nicht-Gedächtnisdomänen zeigten frühere Anfälligkeit (ab 31 Jahre), signifikanter Gedächtnisabbau erst nach 50. Individuelle Trajektorien zeigen hohe Heterogenität; chronologisches Alter ist kein deterministischer Proxy für Abbau. Befunde unterstützen Lebenskurs-Ansätze zur Gehirngesundheit.</w:t>
       </w:r>
     </w:p>
     <w:p>
@@ -409,7 +409,7 @@
         <w:rPr>
           <w:sz w:val="19"/>
         </w:rPr>
-        <w:t>Deutsche Kliniken mit CT-Daten vergleichbar; Altersgradienten international übertragbar</w:t>
+        <w:t>Asien, Nordamerika, Europa – Datenkohärenz über drei Kontinente; universell für frühe Überwachung relevant.</w:t>
       </w:r>
     </w:p>
     <w:p>
@@ -418,7 +418,7 @@
           <w:color w:val="5A7D3A"/>
           <w:sz w:val="18"/>
         </w:rPr>
-        <w:t>https://pubmed.ncbi.nlm.nih.gov/42804446/</w:t>
+        <w:t>https://pubmed.ncbi.nlm.nih.gov/42566820/</w:t>
       </w:r>
     </w:p>
     <w:sectPr>

--- a/download/studien-aktuell.docx
+++ b/download/studien-aktuell.docx
@@ -62,7 +62,7 @@
           <w:color w:val="666666"/>
           <w:sz w:val="18"/>
         </w:rPr>
-        <w:t>Stand: 16.10.2026  |  6 Studien  |  longevity.m-vf.de</w:t>
+        <w:t>Stand: 17.10.2026  |  6 Studien  |  longevity.m-vf.de</w:t>
       </w:r>
     </w:p>
     <w:p>
@@ -70,7 +70,7 @@
         <w:pStyle w:val="Heading1"/>
       </w:pPr>
       <w:r>
-        <w:t>Aufgenommen am 16.10.2026</w:t>
+        <w:t>Aufgenommen am 17.10.2026</w:t>
       </w:r>
     </w:p>
     <w:p>
@@ -78,7 +78,7 @@
         <w:pStyle w:val="Heading2"/>
       </w:pPr>
       <w:r>
-        <w:t>Hörverfall in der Lebensmitte: Metabolische Gesundheit und Lärmexposition prägen Verlauf</w:t>
+        <w:t>Vitamin-D-Mangel und Frailty-Risiko im Alter: Assoziationen in USA-Daten</w:t>
       </w:r>
     </w:p>
     <w:p>
@@ -88,12 +88,12 @@
           <w:color w:val="666666"/>
           <w:sz w:val="18"/>
         </w:rPr>
-        <w:t>Smit AL et al.  ·  PLoS One  ·  15.10.2026  ·  PMID 42879410</w:t>
+        <w:t>Zheng J et al.  ·  Aging Male  ·  31.12.2026  ·  PMID 42886648</w:t>
       </w:r>
     </w:p>
     <w:p>
       <w:r>
-        <w:t>Sechsjährige Längsschnittstudie an 3.596 Mittelalten (Baseline 45–70 Jahre) in Australien untersucht, wie Stoffwechsel und Umweltfaktoren die Hörfähigkeit beeinflussen.</w:t>
+        <w:t>Querschnittanalyse von 8.064 US-Amerikanern über 40 Jahren, untersucht die Beziehung zwischen Serum-Vitamin-D und Gebrechlichkeit mit einem 49-Item-Frailty-Index.</w:t>
       </w:r>
     </w:p>
     <w:p>
@@ -104,7 +104,7 @@
         <w:t xml:space="preserve">Ergebnis: </w:t>
       </w:r>
       <w:r>
-        <w:t>Hörschwellen verschlechterten sich über 6 Jahre; Prävalenz mild-oder-stärkerer Hörverlust stieg von 14 % auf 26 % (4FPTA) und 53 % auf 71 % (HFPTA). Größerer Verfall bei Männern und Hochfrequenzen. Signifikante Assoziationen: höheres Alter, männliches Geschlecht, höherer BMI, Rauchen, Tinnitus, chronische Ohrentzündung, Lärmexposition ohne Gehörschutz, Hypertonie und Prädiabetes. Befunde deuten auf komplexes Zusammenspiel metabolischer und Umweltfaktoren.</w:t>
+        <w:t>Vitamin-D-Mangel (&lt;25 nmol/L) war mit erhöhtem Frailty-Risiko assoziiert (OR 2,15, 95% CI 1,42–3,25), während Insuffizienz nicht signifikant war (OR 1,15, 95% CI 0,95–1,38). Gebrechlichkeitsprävalenz: Mangel 55,9%, Insuffizienz 42,9%, ausreichend 37,2%. U-förmiger Zusammenhang zwischen Vitamin-D und Frailty-Index.</w:t>
       </w:r>
     </w:p>
     <w:p>
@@ -119,7 +119,7 @@
         <w:rPr>
           <w:sz w:val="19"/>
         </w:rPr>
-        <w:t>Australien, vergleichbar Deutschland und Westeuropa; Gehörverlust in der Lebensmitte auch in Deutschland relevant.</w:t>
+        <w:t>USA-Daten, aber Assoziationsfrage unabhängig von Gesundheitssystem, große bevölkerungsrepräsentative Stichprobe.</w:t>
       </w:r>
     </w:p>
     <w:p>
@@ -128,7 +128,7 @@
           <w:color w:val="5A7D3A"/>
           <w:sz w:val="18"/>
         </w:rPr>
-        <w:t>https://pubmed.ncbi.nlm.nih.gov/42879410/</w:t>
+        <w:t>https://pubmed.ncbi.nlm.nih.gov/42886648/</w:t>
       </w:r>
     </w:p>
     <w:p>
@@ -136,7 +136,7 @@
         <w:pStyle w:val="Heading2"/>
       </w:pPr>
       <w:r>
-        <w:t>Frailty bei rheumatoider Arthritis: Häufig, prognostisch bedeutsam, teilweise modifizierbar</w:t>
+        <w:t>Mundgesundheit und Gebrechlichkeit im Alter: Geschlechtsunterschiede</w:t>
       </w:r>
     </w:p>
     <w:p>
@@ -146,12 +146,12 @@
           <w:color w:val="666666"/>
           <w:sz w:val="18"/>
         </w:rPr>
-        <w:t>Legge A et al.  ·  Curr Rheumatol Rep  ·  15.10.2026  ·  PMID 42878990</w:t>
+        <w:t>Yang JE et al.  ·  PLoS One  ·  16.10.2026  ·  PMID 42886645</w:t>
       </w:r>
     </w:p>
     <w:p>
       <w:r>
-        <w:t>Übersichtsarbeit zur Prävalenz, Messung und klinischen Bedeutung von Frailty bei rheumatoider Arthritis – ein häufiges Merkmal vorzeitigen Alterns.</w:t>
+        <w:t>Südkoreanische Querschnittstudie mit 3.729 älteren Menschen (≥65 Jahre) untersucht Assoziationen zwischen Mundgesundheit und Frailty-Status (robust, Prä-Frailty, Frailty).</w:t>
       </w:r>
     </w:p>
     <w:p>
@@ -162,7 +162,7 @@
         <w:t xml:space="preserve">Ergebnis: </w:t>
       </w:r>
       <w:r>
-        <w:t>Frailty betrifft etwa ein Drittel der RA-Patienten; Prävalenz variiert mit Messinstrument. Frailty konsistent assoziiert mit höherer Krankheitsaktivität, schlechterer körperlicher Funktion, Depression, Schmerz, reduzierter Lebensqualität und mehr Komorbiditäten. Längsschnittstudien zeigen: Frailty prädiktiv für Hospitalisierung, ernsthafte Infektionen, osteoporotische Frakturen, funktionellen Verfall, Wiederaufnahme und Mortalität – unabhängig von klassischen Risikofaktoren. Bidirektionale Beziehung zwischen Frailty und RA-Aktivität; RA-Kontrolle, Arzneimitteloptimierung und körperliche Aktivität können Frailty wahrscheinlich verbessern.</w:t>
+        <w:t>16% waren gebrechlich, 84% nicht gebrechlich. Zahnlosigkeit ohne Zahnersatz war stärkster Faktor (Frauen: OR 3,76; Männer: OR 2,95). Zahnlosigkeit, Kau-/Schluckstörungen und Zahnschmerzen waren signifikant mit Frailty assoziiert. Geschlechtsspezifische Unterschiede: Zahnempfindlichkeit erhöhte Frailty-Risiko bei Frauen (OR 1,82), senkte es bei Männern (OR 0,85).</w:t>
       </w:r>
     </w:p>
     <w:p>
@@ -177,7 +177,7 @@
         <w:rPr>
           <w:sz w:val="19"/>
         </w:rPr>
-        <w:t>Versorgungsfrage weltweit; Frailty-Assessment und -Interventionen universell anwendbar.</w:t>
+        <w:t>Korea, Datenqualität hoch, aber Übertragbarkeit auf Deutschland eingeschränkt durch unterschiedliche Zahnversorgung und Mundgesundheit.</w:t>
       </w:r>
     </w:p>
     <w:p>
@@ -186,7 +186,7 @@
           <w:color w:val="5A7D3A"/>
           <w:sz w:val="18"/>
         </w:rPr>
-        <w:t>https://pubmed.ncbi.nlm.nih.gov/42878990/</w:t>
+        <w:t>https://pubmed.ncbi.nlm.nih.gov/42886645/</w:t>
       </w:r>
     </w:p>
     <w:p>
@@ -194,7 +194,7 @@
         <w:pStyle w:val="Heading2"/>
       </w:pPr>
       <w:r>
-        <w:t>Psychologische Folgen von Stürzen im Alter: internationale Konsensusdefinition</w:t>
+        <w:t>Ernährungsinterventionen bei Mangelernährung, Sarkopenie und Frailty im Alter</w:t>
       </w:r>
     </w:p>
     <w:p>
@@ -204,12 +204,12 @@
           <w:color w:val="666666"/>
           <w:sz w:val="18"/>
         </w:rPr>
-        <w:t>Okrah AK et al.  ·  Age Ageing  ·  03.08.2026  ·  PMID 42878245</w:t>
+        <w:t>Khalaf H et al.  ·  Nutrients  ·  27.09.2026  ·  PMID 42884640</w:t>
       </w:r>
     </w:p>
     <w:p>
       <w:r>
-        <w:t>Internationale Expertengruppe entwickelt erste formale Definition der psychologischen Schäden nach Stürzen älterer Menschen.</w:t>
+        <w:t>Narrative Übersichtsarbeit zur Evidenz für Ernährungsmassnahmen (Food First, Lebensmittelfortifikation, orale Nahrungsergänzungen) bei älteren Menschen und Pflegeheimbewohnern.</w:t>
       </w:r>
     </w:p>
     <w:p>
@@ -220,7 +220,7 @@
         <w:t xml:space="preserve">Ergebnis: </w:t>
       </w:r>
       <w:r>
-        <w:t>93 % (28/30) der Panel-Mitglieder bestätigten Bedarf für eine formale Definition. Konsensus erreicht in Runde 4 (n=48, 77,4%), stabilisiert in Runde 5 (n=49, 86,0%). Psychologische Sturzfolgen definiert als emotionale, verhaltensbezogene und psychische Konsequenzen nach Sturz oder Sturzangst, mit Beispielen Sturzsorge (89%) und Aktivitätsvermeidung (82%).</w:t>
+        <w:t>Lebensmittelfortifikation erhöht effektiv Energie- und Proteinaufnahme; orale Nahrungsergänzungen (ONS) verbessern BMI und Alltagsfunktion und senken Hospitalisierungsraten. Multimodale Ansätze (Ernährung plus Bewegung) sind wirksamer; geringe Therapieadhärenz bleibt Barriere. Food-First-Ansatz in Kombination mit ONS zeigt beste Ergebnisse.</w:t>
       </w:r>
     </w:p>
     <w:p>
@@ -235,7 +235,7 @@
         <w:rPr>
           <w:sz w:val="19"/>
         </w:rPr>
-        <w:t>UK, Australien, Deutschland – Sturzprävention ist universelle Versorgungsfrage.</w:t>
+        <w:t>UK/Europa-Daten, transferierbar auf deutschsprachige Pflegeheimversorgung.</w:t>
       </w:r>
     </w:p>
     <w:p>
@@ -244,7 +244,7 @@
           <w:color w:val="5A7D3A"/>
           <w:sz w:val="18"/>
         </w:rPr>
-        <w:t>https://pubmed.ncbi.nlm.nih.gov/42878245/</w:t>
+        <w:t>https://pubmed.ncbi.nlm.nih.gov/42884640/</w:t>
       </w:r>
     </w:p>
     <w:p>
@@ -252,7 +252,7 @@
         <w:pStyle w:val="Heading2"/>
       </w:pPr>
       <w:r>
-        <w:t>Soziale Teilhabe stärker mit gesundem Altern verbunden als einzelne Verhaltensweisen</w:t>
+        <w:t>Hochverarbeitete Lebensmittel und Frailty im Alter: Assoziationen in Südkorea</w:t>
       </w:r>
     </w:p>
     <w:p>
@@ -262,12 +262,12 @@
           <w:color w:val="666666"/>
           <w:sz w:val="18"/>
         </w:rPr>
-        <w:t>Sahab L et al.  ·  Front Public Health  ·  30.09.2026  ·  PMID 42876511</w:t>
+        <w:t>Lee H et al.  ·  Nutrients  ·  23.09.2026  ·  PMID 42884586</w:t>
       </w:r>
     </w:p>
     <w:p>
       <w:r>
-        <w:t>Longitudinale Analyse von 9.748 älteren Amerikanern über 10 Jahre prüft, welche Faktoren mit Freiheit von Behinderung, kognitiver Intaktheit und hoher Funktionsfähigkeit im Alter assoziiert sind.</w:t>
+        <w:t>Querschnittanalyse von 9.861 südkoreanischen Älteren (≥65 Jahre) untersucht die Beziehung zwischen Anteil hochverarbeiteter Lebensmittel (UPF) an der Gesamtenergieaufnahme und Gebrechlichkeit.</w:t>
       </w:r>
     </w:p>
     <w:p>
@@ -278,7 +278,7 @@
         <w:t xml:space="preserve">Ergebnis: </w:t>
       </w:r>
       <w:r>
-        <w:t>Soziale Teilhabe 2006 signifikant assoziiert mit gesundem Altern 2016 (Schätzer 0,09, 95%-KI 0,08–0,11). Körperliche Aktivität zeigte stärkste Assoziation (0,31, 95%-KI 0,29–0,33). Gesundes Altern 2010 prädiktiv für 2016 (0,46, 95%-KI 0,45–0,47). Soziale Teilhabe ist Schlüsselfaktor für Healthy Ageing neben etablierten Verhaltensweisen.</w:t>
+        <w:t>Höchstes Quartil UPF-Energieanteil zeigte 31% höheres Frailty-Risiko als niedrigstes (OR 1,31, 95% CI 1,08–1,59, p=0,002). Besondere Assoziation mit niedriger körperlicher Aktivität (OR 1,31, 95% CI 1,13–1,51). Linearer Dosis-Wirkungs-Zusammenhang (keine Nicht-Linearität, p=0,8).</w:t>
       </w:r>
     </w:p>
     <w:p>
@@ -293,7 +293,7 @@
         <w:rPr>
           <w:sz w:val="19"/>
         </w:rPr>
-        <w:t>USA, Datenbasis Health and Retirement Study – Sozialsystem unterscheidet sich; Kernbefund zu sozialer Teilhabe aber universell relevant.</w:t>
+        <w:t>Korea, Ernährungsassoziationen sind kulturabhängig und weniger auf Deutschland übertragbar als mediterrane oder nordeuropäische Diätmuster.</w:t>
       </w:r>
     </w:p>
     <w:p>
@@ -302,7 +302,7 @@
           <w:color w:val="5A7D3A"/>
           <w:sz w:val="18"/>
         </w:rPr>
-        <w:t>https://pubmed.ncbi.nlm.nih.gov/42876511/</w:t>
+        <w:t>https://pubmed.ncbi.nlm.nih.gov/42884586/</w:t>
       </w:r>
     </w:p>
     <w:p>
@@ -310,7 +310,7 @@
         <w:pStyle w:val="Heading2"/>
       </w:pPr>
       <w:r>
-        <w:t>Frailty-Assessment in Alzheimer-Therapieentscheidungen: Expertenkonsens</w:t>
+        <w:t>Alltagsmessung psychischer Symptome im älteren Alter: Machbarkeit und Prädiktoren</w:t>
       </w:r>
     </w:p>
     <w:p>
@@ -320,12 +320,12 @@
           <w:color w:val="666666"/>
           <w:sz w:val="18"/>
         </w:rPr>
-        <w:t>Bellelli G et al.  ·  J Prev Alzheimers Dis  ·  04.09.2026  ·  PMID 42697176</w:t>
+        <w:t>Kang J et al.  ·  J Affect Disord  ·  01.01.2027  ·  PMID 42785391</w:t>
       </w:r>
     </w:p>
     <w:p>
       <w:r>
-        <w:t>Europäische und internationale Expertengruppe empfiehlt systematische Frailty-Bewertung bei Auswahl von Disease-modifying-Therapien im Alter.</w:t>
+        <w:t>US-amerikanische Studie mit 64 älteren Erwachsenen (Durchschnittsalter 63,4 Jahre; 31 gesund, 33 mit Depression), die zweimal täglich über ~10 Wochen Symptome via Smartphone berichteten.</w:t>
       </w:r>
     </w:p>
     <w:p>
@@ -336,7 +336,7 @@
         <w:t xml:space="preserve">Ergebnis: </w:t>
       </w:r>
       <w:r>
-        <w:t>Frailty betrifft etwa ein Drittel der Alzheimer-Patienten. Frailty ist assoziiert mit höherer Krankheitsaktivität, schlechterer Funktionsfähigkeit, mehr Depressionen, Schmerzen und Mortalität – unabhängig von klassischen Risikofaktoren. Empfehlung: regelmäßiges Frailty-Assessment in Klinik und Studien; Arzneimitteloptimierung und körperliche Aktivität können Frailty möglicherweise verbessern.</w:t>
+        <w:t>Gesamtausfallquote 76% (SD 22,1). Gesunde Teilnehmer zeigten höhere Compliance (81% vs. 71% bei Depression, p=0,04). Schnellere Antwortlatenz sagte höhere Adhärenz voraus. Rasche affektive Schwankungen am Anfang waren Prädiktoren niedriger Adhärenz. EMA ist mit Anpassungen im späteren Alter durchführbar.</w:t>
       </w:r>
     </w:p>
     <w:p>
@@ -351,7 +351,7 @@
         <w:rPr>
           <w:sz w:val="19"/>
         </w:rPr>
-        <w:t>Europäische Versorgungssysteme (Italien, UK, Frankreich, Schweiz, Skandinavien, Irland); direkt auf deutsches Setting übertragbar.</w:t>
+        <w:t>USA, Methode unabhängig von Gesundheitssystem, aber Adhärenz-Faktoren in älteren Erwachsenen noch wenig erforscht.</w:t>
       </w:r>
     </w:p>
     <w:p>
@@ -360,7 +360,7 @@
           <w:color w:val="5A7D3A"/>
           <w:sz w:val="18"/>
         </w:rPr>
-        <w:t>https://pubmed.ncbi.nlm.nih.gov/42697176/</w:t>
+        <w:t>https://pubmed.ncbi.nlm.nih.gov/42785391/</w:t>
       </w:r>
     </w:p>
     <w:p>
@@ -368,7 +368,7 @@
         <w:pStyle w:val="Heading2"/>
       </w:pPr>
       <w:r>
-        <w:t>Kognitiver Abbau beginnt bereits in den 30ern: Längsschnittpool aus drei Kontinenten</w:t>
+        <w:t>Funktionsfähigkeit am Lebensende: Drei Verlaufsmuster in den letzten Lebensjahren</w:t>
       </w:r>
     </w:p>
     <w:p>
@@ -378,12 +378,12 @@
           <w:color w:val="666666"/>
           <w:sz w:val="18"/>
         </w:rPr>
-        <w:t>Novotný JS et al.  ·  J Prev Alzheimers Dis  ·  07.08.2026  ·  PMID 42566820</w:t>
+        <w:t>Kyrönlahti S et al.  ·  J Gerontol A Biol Sci Med Sci  ·  06.10.2026  ·  PMID 42720597</w:t>
       </w:r>
     </w:p>
     <w:p>
       <w:r>
-        <w:t>Gepoolte Längsschnittstudie mit 14.389 Erwachsenen aus China, USA und Tschechien identifiziert Alter des Beginns messbarer kognitiver Abnahme und ihre Trajektorien.</w:t>
+        <w:t>Schwedische Längsschnittstudie mit 2.294 älteren Menschen (62% Frauen, Durchschnittsalter 89,8 Jahre), die verfolgte, wie sich Alltagsfähigkeiten (ADL-Einschränkungen) zeitlich vor dem Tod entwickelten.</w:t>
       </w:r>
     </w:p>
     <w:p>
@@ -394,7 +394,7 @@
         <w:t xml:space="preserve">Ergebnis: </w:t>
       </w:r>
       <w:r>
-        <w:t>Messbarer kognitiver Abbau erste Mal in der Altersgruppe 31–40 Jahre erkannt (durchschnittliche Änderung −1,2 Punkte, 95%-KI −2,1 bis −0,3). Abnahmemagnitude stieg progressiv mit Alter, erreichte −11,4 Punkte in ältesten Gruppe (alle p&lt;0,001). Nicht-Gedächtnisdomänen zeigten frühere Anfälligkeit (ab 31 Jahre), signifikanter Gedächtnisabbau erst nach 50. Individuelle Trajektorien zeigen hohe Heterogenität; chronologisches Alter ist kein deterministischer Proxy für Abbau. Befunde unterstützen Lebenskurs-Ansätze zur Gehirngesundheit.</w:t>
+        <w:t>53% zeigten durchgehend niedrige ADL-Einschränkungen bis zum Tod, 36% einen flachen Anstieg und 11% einen steilen Anstieg. Frauen, niedriger gebildete Personen und älter Verstorbene hatten häufiger zunehmende Behinderung. Kognitives Defizit war mit steiler Verschlechterung assoziiert. Für die meisten blieb die funktionale Fähigkeit bis 2 Jahre vor dem Tod erhalten.</w:t>
       </w:r>
     </w:p>
     <w:p>
@@ -409,7 +409,7 @@
         <w:rPr>
           <w:sz w:val="19"/>
         </w:rPr>
-        <w:t>Asien, Nordamerika, Europa – Datenkohärenz über drei Kontinente; universell für frühe Überwachung relevant.</w:t>
+        <w:t>Schwedische Daten, vergleichbare nordeuropäische Altersstruktur und Versorgungssystem.</w:t>
       </w:r>
     </w:p>
     <w:p>
@@ -418,7 +418,7 @@
           <w:color w:val="5A7D3A"/>
           <w:sz w:val="18"/>
         </w:rPr>
-        <w:t>https://pubmed.ncbi.nlm.nih.gov/42566820/</w:t>
+        <w:t>https://pubmed.ncbi.nlm.nih.gov/42720597/</w:t>
       </w:r>
     </w:p>
     <w:sectPr>

--- a/download/studien-aktuell.docx
+++ b/download/studien-aktuell.docx
@@ -62,7 +62,7 @@
           <w:color w:val="666666"/>
           <w:sz w:val="18"/>
         </w:rPr>
-        <w:t>Stand: 17.10.2026  |  6 Studien  |  longevity.m-vf.de</w:t>
+        <w:t>Stand: 18.10.2026  |  1 Studien  |  longevity.m-vf.de</w:t>
       </w:r>
     </w:p>
     <w:p>
@@ -70,7 +70,7 @@
         <w:pStyle w:val="Heading1"/>
       </w:pPr>
       <w:r>
-        <w:t>Aufgenommen am 17.10.2026</w:t>
+        <w:t>Aufgenommen am 18.10.2026</w:t>
       </w:r>
     </w:p>
     <w:p>
@@ -78,7 +78,7 @@
         <w:pStyle w:val="Heading2"/>
       </w:pPr>
       <w:r>
-        <w:t>Vitamin-D-Mangel und Frailty-Risiko im Alter: Assoziationen in USA-Daten</w:t>
+        <w:t>Krafttraining senkt Gebrechlichkeit im Alter stärker als Gehen oder Tai Chi</w:t>
       </w:r>
     </w:p>
     <w:p>
@@ -88,12 +88,12 @@
           <w:color w:val="666666"/>
           <w:sz w:val="18"/>
         </w:rPr>
-        <w:t>Zheng J et al.  ·  Aging Male  ·  31.12.2026  ·  PMID 42886648</w:t>
+        <w:t>Li J et al.  ·  Front Public Health  ·  02.10.2026  ·  PMID 42891303</w:t>
       </w:r>
     </w:p>
     <w:p>
       <w:r>
-        <w:t>Querschnittanalyse von 8.064 US-Amerikanern über 40 Jahren, untersucht die Beziehung zwischen Serum-Vitamin-D und Gebrechlichkeit mit einem 49-Item-Frailty-Index.</w:t>
+        <w:t>Systematische Übersicht mit Metaanalyse von randomisierten Studien zu Krafttraining, Gehen und Tai Chi bei älteren Menschen mit Gebrechlichkeit (Frailty).</w:t>
       </w:r>
     </w:p>
     <w:p>
@@ -104,7 +104,7 @@
         <w:t xml:space="preserve">Ergebnis: </w:t>
       </w:r>
       <w:r>
-        <w:t>Vitamin-D-Mangel (&lt;25 nmol/L) war mit erhöhtem Frailty-Risiko assoziiert (OR 2,15, 95% CI 1,42–3,25), während Insuffizienz nicht signifikant war (OR 1,15, 95% CI 0,95–1,38). Gebrechlichkeitsprävalenz: Mangel 55,9%, Insuffizienz 42,9%, ausreichend 37,2%. U-förmiger Zusammenhang zwischen Vitamin-D und Frailty-Index.</w:t>
+        <w:t>Bei 1.361 Teilnehmern zeigte Krafttraining eine signifikante Reduktion von Gebrechlichkeit (SMD = -0,78, 95%-KI -1,22 bis -0,35), während Gehen und Tai Chi keine statistisch signifikanten Effekte aufwiesen. Heterogenität war erheblich (I² = 88%), und optimale Dosierungsempfehlungen konnten nicht abgeleitet werden.</w:t>
       </w:r>
     </w:p>
     <w:p>
@@ -119,7 +119,7 @@
         <w:rPr>
           <w:sz w:val="19"/>
         </w:rPr>
-        <w:t>USA-Daten, aber Assoziationsfrage unabhängig von Gesundheitssystem, große bevölkerungsrepräsentative Stichprobe.</w:t>
+        <w:t>Internationale Evidenz, direkt auf deutsches Versorgungssystem übertragbar</w:t>
       </w:r>
     </w:p>
     <w:p>
@@ -128,297 +128,7 @@
           <w:color w:val="5A7D3A"/>
           <w:sz w:val="18"/>
         </w:rPr>
-        <w:t>https://pubmed.ncbi.nlm.nih.gov/42886648/</w:t>
-      </w:r>
-    </w:p>
-    <w:p>
-      <w:pPr>
-        <w:pStyle w:val="Heading2"/>
-      </w:pPr>
-      <w:r>
-        <w:t>Mundgesundheit und Gebrechlichkeit im Alter: Geschlechtsunterschiede</w:t>
-      </w:r>
-    </w:p>
-    <w:p>
-      <w:r>
-        <w:rPr>
-          <w:i/>
-          <w:color w:val="666666"/>
-          <w:sz w:val="18"/>
-        </w:rPr>
-        <w:t>Yang JE et al.  ·  PLoS One  ·  16.10.2026  ·  PMID 42886645</w:t>
-      </w:r>
-    </w:p>
-    <w:p>
-      <w:r>
-        <w:t>Südkoreanische Querschnittstudie mit 3.729 älteren Menschen (≥65 Jahre) untersucht Assoziationen zwischen Mundgesundheit und Frailty-Status (robust, Prä-Frailty, Frailty).</w:t>
-      </w:r>
-    </w:p>
-    <w:p>
-      <w:r>
-        <w:rPr>
-          <w:b/>
-        </w:rPr>
-        <w:t xml:space="preserve">Ergebnis: </w:t>
-      </w:r>
-      <w:r>
-        <w:t>16% waren gebrechlich, 84% nicht gebrechlich. Zahnlosigkeit ohne Zahnersatz war stärkster Faktor (Frauen: OR 3,76; Männer: OR 2,95). Zahnlosigkeit, Kau-/Schluckstörungen und Zahnschmerzen waren signifikant mit Frailty assoziiert. Geschlechtsspezifische Unterschiede: Zahnempfindlichkeit erhöhte Frailty-Risiko bei Frauen (OR 1,82), senkte es bei Männern (OR 0,85).</w:t>
-      </w:r>
-    </w:p>
-    <w:p>
-      <w:r>
-        <w:rPr>
-          <w:b/>
-          <w:sz w:val="19"/>
-        </w:rPr>
-        <w:t xml:space="preserve">Übertragbarkeit: </w:t>
-      </w:r>
-      <w:r>
-        <w:rPr>
-          <w:sz w:val="19"/>
-        </w:rPr>
-        <w:t>Korea, Datenqualität hoch, aber Übertragbarkeit auf Deutschland eingeschränkt durch unterschiedliche Zahnversorgung und Mundgesundheit.</w:t>
-      </w:r>
-    </w:p>
-    <w:p>
-      <w:r>
-        <w:rPr>
-          <w:color w:val="5A7D3A"/>
-          <w:sz w:val="18"/>
-        </w:rPr>
-        <w:t>https://pubmed.ncbi.nlm.nih.gov/42886645/</w:t>
-      </w:r>
-    </w:p>
-    <w:p>
-      <w:pPr>
-        <w:pStyle w:val="Heading2"/>
-      </w:pPr>
-      <w:r>
-        <w:t>Ernährungsinterventionen bei Mangelernährung, Sarkopenie und Frailty im Alter</w:t>
-      </w:r>
-    </w:p>
-    <w:p>
-      <w:r>
-        <w:rPr>
-          <w:i/>
-          <w:color w:val="666666"/>
-          <w:sz w:val="18"/>
-        </w:rPr>
-        <w:t>Khalaf H et al.  ·  Nutrients  ·  27.09.2026  ·  PMID 42884640</w:t>
-      </w:r>
-    </w:p>
-    <w:p>
-      <w:r>
-        <w:t>Narrative Übersichtsarbeit zur Evidenz für Ernährungsmassnahmen (Food First, Lebensmittelfortifikation, orale Nahrungsergänzungen) bei älteren Menschen und Pflegeheimbewohnern.</w:t>
-      </w:r>
-    </w:p>
-    <w:p>
-      <w:r>
-        <w:rPr>
-          <w:b/>
-        </w:rPr>
-        <w:t xml:space="preserve">Ergebnis: </w:t>
-      </w:r>
-      <w:r>
-        <w:t>Lebensmittelfortifikation erhöht effektiv Energie- und Proteinaufnahme; orale Nahrungsergänzungen (ONS) verbessern BMI und Alltagsfunktion und senken Hospitalisierungsraten. Multimodale Ansätze (Ernährung plus Bewegung) sind wirksamer; geringe Therapieadhärenz bleibt Barriere. Food-First-Ansatz in Kombination mit ONS zeigt beste Ergebnisse.</w:t>
-      </w:r>
-    </w:p>
-    <w:p>
-      <w:r>
-        <w:rPr>
-          <w:b/>
-          <w:sz w:val="19"/>
-        </w:rPr>
-        <w:t xml:space="preserve">Übertragbarkeit: </w:t>
-      </w:r>
-      <w:r>
-        <w:rPr>
-          <w:sz w:val="19"/>
-        </w:rPr>
-        <w:t>UK/Europa-Daten, transferierbar auf deutschsprachige Pflegeheimversorgung.</w:t>
-      </w:r>
-    </w:p>
-    <w:p>
-      <w:r>
-        <w:rPr>
-          <w:color w:val="5A7D3A"/>
-          <w:sz w:val="18"/>
-        </w:rPr>
-        <w:t>https://pubmed.ncbi.nlm.nih.gov/42884640/</w:t>
-      </w:r>
-    </w:p>
-    <w:p>
-      <w:pPr>
-        <w:pStyle w:val="Heading2"/>
-      </w:pPr>
-      <w:r>
-        <w:t>Hochverarbeitete Lebensmittel und Frailty im Alter: Assoziationen in Südkorea</w:t>
-      </w:r>
-    </w:p>
-    <w:p>
-      <w:r>
-        <w:rPr>
-          <w:i/>
-          <w:color w:val="666666"/>
-          <w:sz w:val="18"/>
-        </w:rPr>
-        <w:t>Lee H et al.  ·  Nutrients  ·  23.09.2026  ·  PMID 42884586</w:t>
-      </w:r>
-    </w:p>
-    <w:p>
-      <w:r>
-        <w:t>Querschnittanalyse von 9.861 südkoreanischen Älteren (≥65 Jahre) untersucht die Beziehung zwischen Anteil hochverarbeiteter Lebensmittel (UPF) an der Gesamtenergieaufnahme und Gebrechlichkeit.</w:t>
-      </w:r>
-    </w:p>
-    <w:p>
-      <w:r>
-        <w:rPr>
-          <w:b/>
-        </w:rPr>
-        <w:t xml:space="preserve">Ergebnis: </w:t>
-      </w:r>
-      <w:r>
-        <w:t>Höchstes Quartil UPF-Energieanteil zeigte 31% höheres Frailty-Risiko als niedrigstes (OR 1,31, 95% CI 1,08–1,59, p=0,002). Besondere Assoziation mit niedriger körperlicher Aktivität (OR 1,31, 95% CI 1,13–1,51). Linearer Dosis-Wirkungs-Zusammenhang (keine Nicht-Linearität, p=0,8).</w:t>
-      </w:r>
-    </w:p>
-    <w:p>
-      <w:r>
-        <w:rPr>
-          <w:b/>
-          <w:sz w:val="19"/>
-        </w:rPr>
-        <w:t xml:space="preserve">Übertragbarkeit: </w:t>
-      </w:r>
-      <w:r>
-        <w:rPr>
-          <w:sz w:val="19"/>
-        </w:rPr>
-        <w:t>Korea, Ernährungsassoziationen sind kulturabhängig und weniger auf Deutschland übertragbar als mediterrane oder nordeuropäische Diätmuster.</w:t>
-      </w:r>
-    </w:p>
-    <w:p>
-      <w:r>
-        <w:rPr>
-          <w:color w:val="5A7D3A"/>
-          <w:sz w:val="18"/>
-        </w:rPr>
-        <w:t>https://pubmed.ncbi.nlm.nih.gov/42884586/</w:t>
-      </w:r>
-    </w:p>
-    <w:p>
-      <w:pPr>
-        <w:pStyle w:val="Heading2"/>
-      </w:pPr>
-      <w:r>
-        <w:t>Alltagsmessung psychischer Symptome im älteren Alter: Machbarkeit und Prädiktoren</w:t>
-      </w:r>
-    </w:p>
-    <w:p>
-      <w:r>
-        <w:rPr>
-          <w:i/>
-          <w:color w:val="666666"/>
-          <w:sz w:val="18"/>
-        </w:rPr>
-        <w:t>Kang J et al.  ·  J Affect Disord  ·  01.01.2027  ·  PMID 42785391</w:t>
-      </w:r>
-    </w:p>
-    <w:p>
-      <w:r>
-        <w:t>US-amerikanische Studie mit 64 älteren Erwachsenen (Durchschnittsalter 63,4 Jahre; 31 gesund, 33 mit Depression), die zweimal täglich über ~10 Wochen Symptome via Smartphone berichteten.</w:t>
-      </w:r>
-    </w:p>
-    <w:p>
-      <w:r>
-        <w:rPr>
-          <w:b/>
-        </w:rPr>
-        <w:t xml:space="preserve">Ergebnis: </w:t>
-      </w:r>
-      <w:r>
-        <w:t>Gesamtausfallquote 76% (SD 22,1). Gesunde Teilnehmer zeigten höhere Compliance (81% vs. 71% bei Depression, p=0,04). Schnellere Antwortlatenz sagte höhere Adhärenz voraus. Rasche affektive Schwankungen am Anfang waren Prädiktoren niedriger Adhärenz. EMA ist mit Anpassungen im späteren Alter durchführbar.</w:t>
-      </w:r>
-    </w:p>
-    <w:p>
-      <w:r>
-        <w:rPr>
-          <w:b/>
-          <w:sz w:val="19"/>
-        </w:rPr>
-        <w:t xml:space="preserve">Übertragbarkeit: </w:t>
-      </w:r>
-      <w:r>
-        <w:rPr>
-          <w:sz w:val="19"/>
-        </w:rPr>
-        <w:t>USA, Methode unabhängig von Gesundheitssystem, aber Adhärenz-Faktoren in älteren Erwachsenen noch wenig erforscht.</w:t>
-      </w:r>
-    </w:p>
-    <w:p>
-      <w:r>
-        <w:rPr>
-          <w:color w:val="5A7D3A"/>
-          <w:sz w:val="18"/>
-        </w:rPr>
-        <w:t>https://pubmed.ncbi.nlm.nih.gov/42785391/</w:t>
-      </w:r>
-    </w:p>
-    <w:p>
-      <w:pPr>
-        <w:pStyle w:val="Heading2"/>
-      </w:pPr>
-      <w:r>
-        <w:t>Funktionsfähigkeit am Lebensende: Drei Verlaufsmuster in den letzten Lebensjahren</w:t>
-      </w:r>
-    </w:p>
-    <w:p>
-      <w:r>
-        <w:rPr>
-          <w:i/>
-          <w:color w:val="666666"/>
-          <w:sz w:val="18"/>
-        </w:rPr>
-        <w:t>Kyrönlahti S et al.  ·  J Gerontol A Biol Sci Med Sci  ·  06.10.2026  ·  PMID 42720597</w:t>
-      </w:r>
-    </w:p>
-    <w:p>
-      <w:r>
-        <w:t>Schwedische Längsschnittstudie mit 2.294 älteren Menschen (62% Frauen, Durchschnittsalter 89,8 Jahre), die verfolgte, wie sich Alltagsfähigkeiten (ADL-Einschränkungen) zeitlich vor dem Tod entwickelten.</w:t>
-      </w:r>
-    </w:p>
-    <w:p>
-      <w:r>
-        <w:rPr>
-          <w:b/>
-        </w:rPr>
-        <w:t xml:space="preserve">Ergebnis: </w:t>
-      </w:r>
-      <w:r>
-        <w:t>53% zeigten durchgehend niedrige ADL-Einschränkungen bis zum Tod, 36% einen flachen Anstieg und 11% einen steilen Anstieg. Frauen, niedriger gebildete Personen und älter Verstorbene hatten häufiger zunehmende Behinderung. Kognitives Defizit war mit steiler Verschlechterung assoziiert. Für die meisten blieb die funktionale Fähigkeit bis 2 Jahre vor dem Tod erhalten.</w:t>
-      </w:r>
-    </w:p>
-    <w:p>
-      <w:r>
-        <w:rPr>
-          <w:b/>
-          <w:sz w:val="19"/>
-        </w:rPr>
-        <w:t xml:space="preserve">Übertragbarkeit: </w:t>
-      </w:r>
-      <w:r>
-        <w:rPr>
-          <w:sz w:val="19"/>
-        </w:rPr>
-        <w:t>Schwedische Daten, vergleichbare nordeuropäische Altersstruktur und Versorgungssystem.</w:t>
-      </w:r>
-    </w:p>
-    <w:p>
-      <w:r>
-        <w:rPr>
-          <w:color w:val="5A7D3A"/>
-          <w:sz w:val="18"/>
-        </w:rPr>
-        <w:t>https://pubmed.ncbi.nlm.nih.gov/42720597/</w:t>
+        <w:t>https://pubmed.ncbi.nlm.nih.gov/42891303/</w:t>
       </w:r>
     </w:p>
     <w:sectPr>

--- a/download/studien-aktuell.docx
+++ b/download/studien-aktuell.docx
@@ -62,7 +62,7 @@
           <w:color w:val="666666"/>
           <w:sz w:val="18"/>
         </w:rPr>
-        <w:t>Stand: 18.10.2026  |  1 Studien  |  longevity.m-vf.de</w:t>
+        <w:t>Stand: 19.10.2026  |  6 Studien  |  longevity.m-vf.de</w:t>
       </w:r>
     </w:p>
     <w:p>
@@ -70,7 +70,7 @@
         <w:pStyle w:val="Heading1"/>
       </w:pPr>
       <w:r>
-        <w:t>Aufgenommen am 18.10.2026</w:t>
+        <w:t>Aufgenommen am 19.10.2026</w:t>
       </w:r>
     </w:p>
     <w:p>
@@ -78,7 +78,7 @@
         <w:pStyle w:val="Heading2"/>
       </w:pPr>
       <w:r>
-        <w:t>Krafttraining senkt Gebrechlichkeit im Alter stärker als Gehen oder Tai Chi</w:t>
+        <w:t>Geriatrische Schulungslücken in ambulanter Versorgung: Bedarfsanalyse aus 41 europäischen Ländern</w:t>
       </w:r>
     </w:p>
     <w:p>
@@ -88,12 +88,12 @@
           <w:color w:val="666666"/>
           <w:sz w:val="18"/>
         </w:rPr>
-        <w:t>Li J et al.  ·  Front Public Health  ·  02.10.2026  ·  PMID 42891303</w:t>
+        <w:t>Kravvariti E et al.  ·  Age Ageing  ·  03.08.2026  ·  PMID 42891966</w:t>
       </w:r>
     </w:p>
     <w:p>
       <w:r>
-        <w:t>Systematische Übersicht mit Metaanalyse von randomisierten Studien zu Krafttraining, Gehen und Tai Chi bei älteren Menschen mit Gebrechlichkeit (Frailty).</w:t>
+        <w:t>Querschnittsbefragung von 2380 Fachkräften (Ärzte, Pflege, Diätassistenten, Therapeuten) aus Ambulanzen und häuslichen Diensten zur Selbsteinschätzung ihres Wissensstands bei 33 geriatrischen Themen.</w:t>
       </w:r>
     </w:p>
     <w:p>
@@ -104,7 +104,7 @@
         <w:t xml:space="preserve">Ergebnis: </w:t>
       </w:r>
       <w:r>
-        <w:t>Bei 1.361 Teilnehmern zeigte Krafttraining eine signifikante Reduktion von Gebrechlichkeit (SMD = -0,78, 95%-KI -1,22 bis -0,35), während Gehen und Tai Chi keine statistisch signifikanten Effekte aufwiesen. Heterogenität war erheblich (I² = 88%), und optimale Dosierungsempfehlungen konnten nicht abgeleitet werden.</w:t>
+        <w:t>Erhebliche Wissenslücken in allen Berufsgruppen: Umfassendes geriatrisches Assessment, Frailty-Screening, Polymedikation und Deprescribing, Sarkopenie, Dysphagie sowie Verhaltens- und Depressionssymptome bei Demenz zählten zu den Top-Defiziten. Profession-spezifische Prioritäten: Kommunikation und Vorsorgeverfügungen für Pflege, Deprescribing für Ärzte und Apotheker, Ernährungsassessment für Diätassistenten.</w:t>
       </w:r>
     </w:p>
     <w:p>
@@ -119,7 +119,7 @@
         <w:rPr>
           <w:sz w:val="19"/>
         </w:rPr>
-        <w:t>Internationale Evidenz, direkt auf deutsches Versorgungssystem übertragbar</w:t>
+        <w:t>41 europäische Länder, direkt relevant für deutschsprachigen Raum und Versorgungsstrukturen</w:t>
       </w:r>
     </w:p>
     <w:p>
@@ -128,7 +128,297 @@
           <w:color w:val="5A7D3A"/>
           <w:sz w:val="18"/>
         </w:rPr>
-        <w:t>https://pubmed.ncbi.nlm.nih.gov/42891303/</w:t>
+        <w:t>https://pubmed.ncbi.nlm.nih.gov/42891966/</w:t>
+      </w:r>
+    </w:p>
+    <w:p>
+      <w:pPr>
+        <w:pStyle w:val="Heading2"/>
+      </w:pPr>
+      <w:r>
+        <w:t>Elektronischer Frailty-Index sagt Sterblichkeit bei älteren Menschen voraus</w:t>
+      </w:r>
+    </w:p>
+    <w:p>
+      <w:r>
+        <w:rPr>
+          <w:i/>
+          <w:color w:val="666666"/>
+          <w:sz w:val="18"/>
+        </w:rPr>
+        <w:t>Du X et al.  ·  Front Public Health  ·  02.10.2026  ·  PMID 42890831</w:t>
+      </w:r>
+    </w:p>
+    <w:p>
+      <w:r>
+        <w:t>Systematische Übersichtsarbeit und Meta-Analyse von 12 Studien (13 Kohorten mit 11 Hazard-Ratio- und 2 Odds-Ratio-Analysen) zur Assoziation zwischen elektronischem Frailty-Index (eFI) und Mortalität.</w:t>
+      </w:r>
+    </w:p>
+    <w:p>
+      <w:r>
+        <w:rPr>
+          <w:b/>
+        </w:rPr>
+        <w:t xml:space="preserve">Ergebnis: </w:t>
+      </w:r>
+      <w:r>
+        <w:t>Dosisabhängige Assoziation: Milde Frailty (HR 1,81), moderate Frailty (HR 2,95) und schwere Frailty (HR 4,41) gegenüber nicht-frailer Gruppe. Erhebliche Heterogenität zwischen Studien je nach Nachbeobachtungsdauer, eFI-Schwellenwert und Studienumfeld. eFI scheint nützlich für Frailty-Screening und Risikostratifizierung, aber Ergebnisse erfordern vorsichtige Interpretation.</w:t>
+      </w:r>
+    </w:p>
+    <w:p>
+      <w:r>
+        <w:rPr>
+          <w:b/>
+          <w:sz w:val="19"/>
+        </w:rPr>
+        <w:t xml:space="preserve">Übertragbarkeit: </w:t>
+      </w:r>
+      <w:r>
+        <w:rPr>
+          <w:sz w:val="19"/>
+        </w:rPr>
+        <w:t>UK Biobank und andere, elektronische Gesundheitsregisterdaten wie in Deutschland verfügbar</w:t>
+      </w:r>
+    </w:p>
+    <w:p>
+      <w:r>
+        <w:rPr>
+          <w:color w:val="5A7D3A"/>
+          <w:sz w:val="18"/>
+        </w:rPr>
+        <w:t>https://pubmed.ncbi.nlm.nih.gov/42890831/</w:t>
+      </w:r>
+    </w:p>
+    <w:p>
+      <w:pPr>
+        <w:pStyle w:val="Heading2"/>
+      </w:pPr>
+      <w:r>
+        <w:t>Orale Frailty bei älteren Menschen mit Multimorbidität: Prävalenz 71,2%, verknüpft mit körperlicher Frailty</w:t>
+      </w:r>
+    </w:p>
+    <w:p>
+      <w:r>
+        <w:rPr>
+          <w:i/>
+          <w:color w:val="666666"/>
+          <w:sz w:val="18"/>
+        </w:rPr>
+        <w:t>Zhou Y et al.  ·  Front Public Health  ·  02.10.2026  ·  PMID 42890626</w:t>
+      </w:r>
+    </w:p>
+    <w:p>
+      <w:r>
+        <w:t>Querschnittsstudie von 393 Personen ≥60 Jahre mit ≥1 chronischer Erkrankung in Nordostchina zur Prävalenz oraler Frailty mittels Oral Frailty Index-8 (OFI-8) und assoziierten Faktoren.</w:t>
+      </w:r>
+    </w:p>
+    <w:p>
+      <w:r>
+        <w:rPr>
+          <w:b/>
+        </w:rPr>
+        <w:t xml:space="preserve">Ergebnis: </w:t>
+      </w:r>
+      <w:r>
+        <w:t>71,2% (n=280) orale Frailty (OFI-8: 5,61±2,58). Häufigste Items: Schwierigkeiten mit harter Nahrung 62,3%, Verschlucken 48,6%, Mundtrockenheit 45,8%. Unabhängig assoziiert: höheres Alter, weibliches Geschlecht, niedriges Einkommen, niedriger/hoher BMI, Alkoholkonsum, körperliche Frailty, Schlafstörung, negative Altersattitude, ≥3 Erkrankungen, Diabetes (alle p&lt;0,05).</w:t>
+      </w:r>
+    </w:p>
+    <w:p>
+      <w:r>
+        <w:rPr>
+          <w:b/>
+          <w:sz w:val="19"/>
+        </w:rPr>
+        <w:t xml:space="preserve">Übertragbarkeit: </w:t>
+      </w:r>
+      <w:r>
+        <w:rPr>
+          <w:sz w:val="19"/>
+        </w:rPr>
+        <w:t>China, ethnische Minderheit – überwiegend strukturelle Befunde, Screening-Befund direkt relevant</w:t>
+      </w:r>
+    </w:p>
+    <w:p>
+      <w:r>
+        <w:rPr>
+          <w:color w:val="5A7D3A"/>
+          <w:sz w:val="18"/>
+        </w:rPr>
+        <w:t>https://pubmed.ncbi.nlm.nih.gov/42890626/</w:t>
+      </w:r>
+    </w:p>
+    <w:p>
+      <w:pPr>
+        <w:pStyle w:val="Heading2"/>
+      </w:pPr>
+      <w:r>
+        <w:t>Frailty mit multilokulalen Schmerzen vergesellschaftet, teilweise durch Depression vermittelt</w:t>
+      </w:r>
+    </w:p>
+    <w:p>
+      <w:r>
+        <w:rPr>
+          <w:i/>
+          <w:color w:val="666666"/>
+          <w:sz w:val="18"/>
+        </w:rPr>
+        <w:t>Cheng Y et al.  ·  Medicine (Baltimore)  ·  16.10.2026  ·  PMID 42888628</w:t>
+      </w:r>
+    </w:p>
+    <w:p>
+      <w:r>
+        <w:t>Querschnittsanalyse von 5281 Personen ≥45 Jahre aus China Health and Retirement Longitudinal Study zu Assoziation zwischen korrigiertem modifiziertem Frailty-Index (CMFI) und chronischen Schmerzen mit Mediationsanalyse.</w:t>
+      </w:r>
+    </w:p>
+    <w:p>
+      <w:r>
+        <w:rPr>
+          <w:b/>
+        </w:rPr>
+        <w:t xml:space="preserve">Ergebnis: </w:t>
+      </w:r>
+      <w:r>
+        <w:t>Höherer CMFI stark mit erhöhtem Schmerz-Risiko assoziiert: Höchstes vs. niedrigstes CMFI-Quartil zeigte 11,6-fach erhöhtes Risiko für Kreuzschmerzen, 17,0-fach für Multisite-Schmerzen und 11,5-fach höhere Schmerzlokalisationen. Depression vermittelte ca. 30% dieser Assoziationen. Unterschiede nach Alter, Bildung und Wohnort.</w:t>
+      </w:r>
+    </w:p>
+    <w:p>
+      <w:r>
+        <w:rPr>
+          <w:b/>
+          <w:sz w:val="19"/>
+        </w:rPr>
+        <w:t xml:space="preserve">Übertragbarkeit: </w:t>
+      </w:r>
+      <w:r>
+        <w:rPr>
+          <w:sz w:val="19"/>
+        </w:rPr>
+        <w:t>China, vergleichbare Altersstruktur – Befunde aber nicht direkt auf deutsche Sozialversicherung übertragbar</w:t>
+      </w:r>
+    </w:p>
+    <w:p>
+      <w:r>
+        <w:rPr>
+          <w:color w:val="5A7D3A"/>
+          <w:sz w:val="18"/>
+        </w:rPr>
+        <w:t>https://pubmed.ncbi.nlm.nih.gov/42888628/</w:t>
+      </w:r>
+    </w:p>
+    <w:p>
+      <w:pPr>
+        <w:pStyle w:val="Heading2"/>
+      </w:pPr>
+      <w:r>
+        <w:t>Höhere Frailty mit schlechterer Herzgesundheit: Dosis-Wirkungs-Beziehung in US-Stichprobe</w:t>
+      </w:r>
+    </w:p>
+    <w:p>
+      <w:r>
+        <w:rPr>
+          <w:i/>
+          <w:color w:val="666666"/>
+          <w:sz w:val="18"/>
+        </w:rPr>
+        <w:t>Yan W et al.  ·  Medicine (Baltimore)  ·  16.10.2026  ·  PMID 42888560</w:t>
+      </w:r>
+    </w:p>
+    <w:p>
+      <w:r>
+        <w:t>Querschnittsanalyse von 8015 Erwachsenen ≥20 Jahre aus NHANES 2007–2018 zur Assoziation zwischen Frailty-Index und kardiovaskulärer Gesundheit nach American Heart Association Definition.</w:t>
+      </w:r>
+    </w:p>
+    <w:p>
+      <w:r>
+        <w:rPr>
+          <w:b/>
+        </w:rPr>
+        <w:t xml:space="preserve">Ergebnis: </w:t>
+      </w:r>
+      <w:r>
+        <w:t>Höhere Frailty-Niveaus linear mit erhöhtem Risiko schlechter kardiovaskulärer Gesundheit assoziiert (dosisabhängig). Serum-25(OH)D-Level unabhängig invers mit schlechter kardiovaskulärer Gesundheit assoziiert. Keine statistisch signifikante multiplikative Interaktion zwischen Frailty und 25(OH)D. Assoziationen variierten nach Geschlecht und 25(OH)D-Status.</w:t>
+      </w:r>
+    </w:p>
+    <w:p>
+      <w:r>
+        <w:rPr>
+          <w:b/>
+          <w:sz w:val="19"/>
+        </w:rPr>
+        <w:t xml:space="preserve">Übertragbarkeit: </w:t>
+      </w:r>
+      <w:r>
+        <w:rPr>
+          <w:sz w:val="19"/>
+        </w:rPr>
+        <w:t>USA, aber Frailty-Kardiovaskularität-Assoziation prinzipiell übertragbar</w:t>
+      </w:r>
+    </w:p>
+    <w:p>
+      <w:r>
+        <w:rPr>
+          <w:color w:val="5A7D3A"/>
+          <w:sz w:val="18"/>
+        </w:rPr>
+        <w:t>https://pubmed.ncbi.nlm.nih.gov/42888560/</w:t>
+      </w:r>
+    </w:p>
+    <w:p>
+      <w:pPr>
+        <w:pStyle w:val="Heading2"/>
+      </w:pPr>
+      <w:r>
+        <w:t>Handgriffkraft und Stuhlaufstehen als Functional-Indikatoren: Methodische Vorbehalte bei multizentrischen Studien</w:t>
+      </w:r>
+    </w:p>
+    <w:p>
+      <w:r>
+        <w:rPr>
+          <w:i/>
+          <w:color w:val="666666"/>
+          <w:sz w:val="18"/>
+        </w:rPr>
+        <w:t>Kudratova Z et al.  ·  Aging Clin Exp Res  ·  15.10.2026  ·  PMID 42875631</w:t>
+      </w:r>
+    </w:p>
+    <w:p>
+      <w:r>
+        <w:t>Methodologischer Kommentar zu Prospektivanalyse über kumulative Handgriffkraft und erfolgreiches Altern in drei internationalen Kohorten, kritische Bewertung von Studiendesign und Vergleichbarkeit.</w:t>
+      </w:r>
+    </w:p>
+    <w:p>
+      <w:r>
+        <w:rPr>
+          <w:b/>
+        </w:rPr>
+        <w:t xml:space="preserve">Ergebnis: </w:t>
+      </w:r>
+      <w:r>
+        <w:t>Handgriffkraft erfasst nicht alle funktionellen Determinanten erfolgreiches Alterns. Selbstberichtete chronische Erkrankungen verursachen Klassifizierungsfehler (unterschiedlich nach Sozioökonomie). Zwei-Phasen-Temporaldesign adressiert Selektionsbias und Kohortengrenzen unzureichend. Kohorten-relatives kognitives Schwellenwert gefährdet Bevölkerungsvergleichbarkeit. Empfehlung: stärkere methodologische Reflexion und Standardisierung.</w:t>
+      </w:r>
+    </w:p>
+    <w:p>
+      <w:r>
+        <w:rPr>
+          <w:b/>
+          <w:sz w:val="19"/>
+        </w:rPr>
+        <w:t xml:space="preserve">Übertragbarkeit: </w:t>
+      </w:r>
+      <w:r>
+        <w:rPr>
+          <w:sz w:val="19"/>
+        </w:rPr>
+        <w:t>Internationale Kohorten (USA, Asien, Europa), Methoden-Review – Design-Kritik grundsätzlich relevant</w:t>
+      </w:r>
+    </w:p>
+    <w:p>
+      <w:r>
+        <w:rPr>
+          <w:color w:val="5A7D3A"/>
+          <w:sz w:val="18"/>
+        </w:rPr>
+        <w:t>https://pubmed.ncbi.nlm.nih.gov/42875631/</w:t>
       </w:r>
     </w:p>
     <w:sectPr>

--- a/download/studien-aktuell.docx
+++ b/download/studien-aktuell.docx
@@ -62,7 +62,7 @@
           <w:color w:val="666666"/>
           <w:sz w:val="18"/>
         </w:rPr>
-        <w:t>Stand: 19.10.2026  |  6 Studien  |  longevity.m-vf.de</w:t>
+        <w:t>Stand: 20.10.2026  |  7 Studien  |  longevity.m-vf.de</w:t>
       </w:r>
     </w:p>
     <w:p>
@@ -70,7 +70,7 @@
         <w:pStyle w:val="Heading1"/>
       </w:pPr>
       <w:r>
-        <w:t>Aufgenommen am 19.10.2026</w:t>
+        <w:t>Aufgenommen am 20.10.2026</w:t>
       </w:r>
     </w:p>
     <w:p>
@@ -78,7 +78,7 @@
         <w:pStyle w:val="Heading2"/>
       </w:pPr>
       <w:r>
-        <w:t>Geriatrische Schulungslücken in ambulanter Versorgung: Bedarfsanalyse aus 41 europäischen Ländern</w:t>
+        <w:t>Ösophagusspasmus bei Hochbetagter: Dysphagie-Diagnose bricht Teufelskreis aus Gewichtsverlust, Sarkopenie und Sturzrisiko</w:t>
       </w:r>
     </w:p>
     <w:p>
@@ -88,12 +88,12 @@
           <w:color w:val="666666"/>
           <w:sz w:val="18"/>
         </w:rPr>
-        <w:t>Kravvariti E et al.  ·  Age Ageing  ·  03.08.2026  ·  PMID 42891966</w:t>
+        <w:t>Klein J et al.  ·  Dtsch Med Wochenschr  ·  19.10.2026  ·  PMID 42896540</w:t>
       </w:r>
     </w:p>
     <w:p>
       <w:r>
-        <w:t>Querschnittsbefragung von 2380 Fachkräften (Ärzte, Pflege, Diätassistenten, Therapeuten) aus Ambulanzen und häuslichen Diensten zur Selbsteinschätzung ihres Wissensstands bei 33 geriatrischen Themen.</w:t>
+        <w:t>Fallbericht einer 93-jährigen sarkopenen Patientin mit Appetitlosigkeit, Übelkeit und Erbrechen in einer deutschen geriatrischen Klinik, bei der eine Breischluck-Untersuchung einen Ösophagussphinkterspasmus nachwies.</w:t>
       </w:r>
     </w:p>
     <w:p>
@@ -104,7 +104,7 @@
         <w:t xml:space="preserve">Ergebnis: </w:t>
       </w:r>
       <w:r>
-        <w:t>Erhebliche Wissenslücken in allen Berufsgruppen: Umfassendes geriatrisches Assessment, Frailty-Screening, Polymedikation und Deprescribing, Sarkopenie, Dysphagie sowie Verhaltens- und Depressionssymptome bei Demenz zählten zu den Top-Defiziten. Profession-spezifische Prioritäten: Kommunikation und Vorsorgeverfügungen für Pflege, Deprescribing für Ärzte und Apotheker, Ernährungsassessment für Diätassistenten.</w:t>
+        <w:t>Nach Diagnose des distalen Motilitätsverluste durch Breischluck-Untersuchung konservative Therapie mit Botulinumtoxin-Injektionen durchgeführt, was kurzfristig zur Symptomverbesserung führte. Patientin kam aus dem Zyklus von Dysphagie → Gewichtsverlust → Sarkopenie → Frailty → Sturz heraus. Fallbericht unterstreicht Notwendigkeit gezielter Diagnostik und Therapie zur Prävention von Komplikationen.</w:t>
       </w:r>
     </w:p>
     <w:p>
@@ -119,7 +119,7 @@
         <w:rPr>
           <w:sz w:val="19"/>
         </w:rPr>
-        <w:t>41 europäische Länder, direkt relevant für deutschsprachigen Raum und Versorgungsstrukturen</w:t>
+        <w:t>Deutschland (Bonn); geriatrisches Versorgungssystem und Versorgungskontext direkt anwendbar</w:t>
       </w:r>
     </w:p>
     <w:p>
@@ -128,7 +128,7 @@
           <w:color w:val="5A7D3A"/>
           <w:sz w:val="18"/>
         </w:rPr>
-        <w:t>https://pubmed.ncbi.nlm.nih.gov/42891966/</w:t>
+        <w:t>https://pubmed.ncbi.nlm.nih.gov/42896540/</w:t>
       </w:r>
     </w:p>
     <w:p>
@@ -136,7 +136,7 @@
         <w:pStyle w:val="Heading2"/>
       </w:pPr>
       <w:r>
-        <w:t>Elektronischer Frailty-Index sagt Sterblichkeit bei älteren Menschen voraus</w:t>
+        <w:t>Zweistufiges Frailty-Screening in Hepatologie: Stuhl-Test und Griffstärke ersparen zwei Drittel der vollständigen Assessments</w:t>
       </w:r>
     </w:p>
     <w:p>
@@ -146,12 +146,12 @@
           <w:color w:val="666666"/>
           <w:sz w:val="18"/>
         </w:rPr>
-        <w:t>Du X et al.  ·  Front Public Health  ·  02.10.2026  ·  PMID 42890831</w:t>
+        <w:t>Wang J et al.  ·  Nurs Open  ·  Okt. 2026  ·  PMID 42896173</w:t>
       </w:r>
     </w:p>
     <w:p>
       <w:r>
-        <w:t>Systematische Übersichtsarbeit und Meta-Analyse von 12 Studien (13 Kohorten mit 11 Hazard-Ratio- und 2 Odds-Ratio-Analysen) zur Assoziation zwischen elektronischem Frailty-Index (eFI) und Mortalität.</w:t>
+        <w:t>Querschnittstudie bei 606 hospitalisierten Patienten mit chronischer Lebererkrankung (August 2021–August 2025), die eine Pflegekraft-getragene Screening-Strategie mit Timed-Chair-Stand und Griffstärke gegen den Liver Frailty Index validierte.</w:t>
       </w:r>
     </w:p>
     <w:p>
@@ -162,7 +162,7 @@
         <w:t xml:space="preserve">Ergebnis: </w:t>
       </w:r>
       <w:r>
-        <w:t>Dosisabhängige Assoziation: Milde Frailty (HR 1,81), moderate Frailty (HR 2,95) und schwere Frailty (HR 4,41) gegenüber nicht-frailer Gruppe. Erhebliche Heterogenität zwischen Studien je nach Nachbeobachtungsdauer, eFI-Schwellenwert und Studienumfeld. eFI scheint nützlich für Frailty-Screening und Risikostratifizierung, aber Ergebnisse erfordern vorsichtige Interpretation.</w:t>
+        <w:t>Frailty-Prävalenz 18,6%. Einstufiges Screening (Chair-Stands ≥16,55 s oder Griffstärke ≤23,42 kg) erreichte 100% Sensitivität (Negative Predictive Value 1,000), identifizierte alle frailen Fälle und vermied 62,3% der vollständigen Assessments. Null verpasste Fälle in fünf Split-Sample-Analysen reproduziert.</w:t>
       </w:r>
     </w:p>
     <w:p>
@@ -177,7 +177,7 @@
         <w:rPr>
           <w:sz w:val="19"/>
         </w:rPr>
-        <w:t>UK Biobank und andere, elektronische Gesundheitsregisterdaten wie in Deutschland verfügbar</w:t>
+        <w:t>China; aber Screening-Kriterien und hepatologische Versorgung international ähnlich, externe Validierung ausstehend</w:t>
       </w:r>
     </w:p>
     <w:p>
@@ -186,7 +186,7 @@
           <w:color w:val="5A7D3A"/>
           <w:sz w:val="18"/>
         </w:rPr>
-        <w:t>https://pubmed.ncbi.nlm.nih.gov/42890831/</w:t>
+        <w:t>https://pubmed.ncbi.nlm.nih.gov/42896173/</w:t>
       </w:r>
     </w:p>
     <w:p>
@@ -194,7 +194,7 @@
         <w:pStyle w:val="Heading2"/>
       </w:pPr>
       <w:r>
-        <w:t>Orale Frailty bei älteren Menschen mit Multimorbidität: Prävalenz 71,2%, verknüpft mit körperlicher Frailty</w:t>
+        <w:t>Frailty reduziert Arbeitsfähigkeit im Alter um vier bis acht Jahre</w:t>
       </w:r>
     </w:p>
     <w:p>
@@ -204,12 +204,12 @@
           <w:color w:val="666666"/>
           <w:sz w:val="18"/>
         </w:rPr>
-        <w:t>Zhou Y et al.  ·  Front Public Health  ·  02.10.2026  ·  PMID 42890626</w:t>
+        <w:t>Shui Y et al.  ·  J Glob Health  ·  19.10.2026  ·  PMID 42895270</w:t>
       </w:r>
     </w:p>
     <w:p>
       <w:r>
-        <w:t>Querschnittsstudie von 393 Personen ≥60 Jahre mit ≥1 chronischer Erkrankung in Nordostchina zur Prävalenz oraler Frailty mittels Oral Frailty Index-8 (OFI-8) und assoziierten Faktoren.</w:t>
+        <w:t>Multistate-Markov-Modelle bei 180.314 Personen ≥50 Jahren aus fünf harmonisierten Kohorten (33 Länder) zur Assoziation von Frailty-Status (robust, pre-frail, frail) mit gesunder Arbeitslebenserwartung (HWLE) im Alter von 50 Jahren.</w:t>
       </w:r>
     </w:p>
     <w:p>
@@ -220,7 +220,7 @@
         <w:t xml:space="preserve">Ergebnis: </w:t>
       </w:r>
       <w:r>
-        <w:t>71,2% (n=280) orale Frailty (OFI-8: 5,61±2,58). Häufigste Items: Schwierigkeiten mit harter Nahrung 62,3%, Verschlucken 48,6%, Mundtrockenheit 45,8%. Unabhängig assoziiert: höheres Alter, weibliches Geschlecht, niedriges Einkommen, niedriger/hoher BMI, Alkoholkonsum, körperliche Frailty, Schlafstörung, negative Altersattitude, ≥3 Erkrankungen, Diabetes (alle p&lt;0,05).</w:t>
+        <w:t>HWLE bei 50 Jahren: 11,87 Jahre (95%-KI 11,74–12,00) robust, 7,34 Jahre (7,19–7,50) pre-frail, 3,77 Jahre (3,57–3,97) frail. Gegenüber robusten Personen: 4,53 Jahre kürzer (95%-KI −4,76, −4,29) pre-frail, 8,11 Jahre kürzer (−8,38, −7,84) frail. Männer hatten längere HWLE als Frauen in robusten und pre-frailen Gruppen. Höhere Bildung, Nichtrauchen und günstige nationale Faktoren verlängerten HWLE.</w:t>
       </w:r>
     </w:p>
     <w:p>
@@ -235,7 +235,7 @@
         <w:rPr>
           <w:sz w:val="19"/>
         </w:rPr>
-        <w:t>China, ethnische Minderheit – überwiegend strukturelle Befunde, Screening-Befund direkt relevant</w:t>
+        <w:t>33 Länder inklusive europäische; Frailty-Index robust, Bezug zu Arbeitsmarkt und Rente unterscheidet sich, aber Grundmechanismus universell</w:t>
       </w:r>
     </w:p>
     <w:p>
@@ -244,7 +244,7 @@
           <w:color w:val="5A7D3A"/>
           <w:sz w:val="18"/>
         </w:rPr>
-        <w:t>https://pubmed.ncbi.nlm.nih.gov/42890626/</w:t>
+        <w:t>https://pubmed.ncbi.nlm.nih.gov/42895270/</w:t>
       </w:r>
     </w:p>
     <w:p>
@@ -252,7 +252,7 @@
         <w:pStyle w:val="Heading2"/>
       </w:pPr>
       <w:r>
-        <w:t>Frailty mit multilokulalen Schmerzen vergesellschaftet, teilweise durch Depression vermittelt</w:t>
+        <w:t>Frailty-Trajektoren vorhersagen Osteoporose-Risiko stärker als einzelne Messungen</w:t>
       </w:r>
     </w:p>
     <w:p>
@@ -262,12 +262,12 @@
           <w:color w:val="666666"/>
           <w:sz w:val="18"/>
         </w:rPr>
-        <w:t>Cheng Y et al.  ·  Medicine (Baltimore)  ·  16.10.2026  ·  PMID 42888628</w:t>
+        <w:t>Zhou J et al.  ·  J Glob Health  ·  19.10.2026  ·  PMID 42895262</w:t>
       </w:r>
     </w:p>
     <w:p>
       <w:r>
-        <w:t>Querschnittsanalyse von 5281 Personen ≥45 Jahre aus China Health and Retirement Longitudinal Study zu Assoziation zwischen korrigiertem modifiziertem Frailty-Index (CMFI) und chronischen Schmerzen mit Mediationsanalyse.</w:t>
+        <w:t>Longitudinale Kohortenstudie mit drei großen harmonisierten Datensätzen (HRS, ELSA, SHARE; ≥50 Jahre) zum Zusammenhang zwischen Frailty-Index-Verlauf und neuaufgetretener Osteoporose über 4–8 Jahre Nachbeobachtung.</w:t>
       </w:r>
     </w:p>
     <w:p>
@@ -278,7 +278,7 @@
         <w:t xml:space="preserve">Ergebnis: </w:t>
       </w:r>
       <w:r>
-        <w:t>Höherer CMFI stark mit erhöhtem Schmerz-Risiko assoziiert: Höchstes vs. niedrigstes CMFI-Quartil zeigte 11,6-fach erhöhtes Risiko für Kreuzschmerzen, 17,0-fach für Multisite-Schmerzen und 11,5-fach höhere Schmerzlokalisationen. Depression vermittelte ca. 30% dieser Assoziationen. Unterschiede nach Alter, Bildung und Wohnort.</w:t>
+        <w:t>Insgesamt 244 (ELSA), 2.693 (SHARE) und 1.986 (HRS) Neuerkrankungen mit Osteoporose. Höherer baseline Frailty Index unabhängig assoziiert mit erhöhtem Osteoporose-Risiko (HRS HR 1,43; 95%-KI 1,36–1,50; ELSA HR 1,36; 1,19–1,57; SHARE HR 1,39; 1,33–1,45, alle p&lt;0,001). Vier identifizierte Frailty-Trajektoren zeigten generell erhöhte Osteoporose-Risiken. Nichtlineare Analysen wiesen Schwellenwerteffekte auf (steilere Anstiege bei niedrigeren FI-Werten). Griffstärke vermittelte Assoziation partiell.</w:t>
       </w:r>
     </w:p>
     <w:p>
@@ -293,7 +293,7 @@
         <w:rPr>
           <w:sz w:val="19"/>
         </w:rPr>
-        <w:t>China, vergleichbare Altersstruktur – Befunde aber nicht direkt auf deutsche Sozialversicherung übertragbar</w:t>
+        <w:t>Europäische und US-Kohorten; Frailty Index und Osteoporose-Definitions vergleichbar international</w:t>
       </w:r>
     </w:p>
     <w:p>
@@ -302,7 +302,7 @@
           <w:color w:val="5A7D3A"/>
           <w:sz w:val="18"/>
         </w:rPr>
-        <w:t>https://pubmed.ncbi.nlm.nih.gov/42888628/</w:t>
+        <w:t>https://pubmed.ncbi.nlm.nih.gov/42895262/</w:t>
       </w:r>
     </w:p>
     <w:p>
@@ -310,7 +310,7 @@
         <w:pStyle w:val="Heading2"/>
       </w:pPr>
       <w:r>
-        <w:t>Höhere Frailty mit schlechterer Herzgesundheit: Dosis-Wirkungs-Beziehung in US-Stichprobe</w:t>
+        <w:t>Schädlicher Alkoholkonsum bei älteren Sturzpatienten häufig, mit Hyponatriämie assoziiert</w:t>
       </w:r>
     </w:p>
     <w:p>
@@ -320,12 +320,12 @@
           <w:color w:val="666666"/>
           <w:sz w:val="18"/>
         </w:rPr>
-        <w:t>Yan W et al.  ·  Medicine (Baltimore)  ·  16.10.2026  ·  PMID 42888560</w:t>
+        <w:t>Rogmark C et al.  ·  Acta Orthop  ·  19.10.2026  ·  PMID 42894497</w:t>
       </w:r>
     </w:p>
     <w:p>
       <w:r>
-        <w:t>Querschnittsanalyse von 8015 Erwachsenen ≥20 Jahre aus NHANES 2007–2018 zur Assoziation zwischen Frailty-Index und kardiovaskulärer Gesundheit nach American Heart Association Definition.</w:t>
+        <w:t>Prospektive Kohortenstudie bei 505 Personen ≥65 Jahren mit akuter Sturz-bedingter Fraktur (Februar 2023–August 2024), die Phosphatidylethanol (PEth) als objektiven Marker für chronischen Alkoholkonsum zur Risikostratifizierung nutzte.</w:t>
       </w:r>
     </w:p>
     <w:p>
@@ -336,7 +336,7 @@
         <w:t xml:space="preserve">Ergebnis: </w:t>
       </w:r>
       <w:r>
-        <w:t>Höhere Frailty-Niveaus linear mit erhöhtem Risiko schlechter kardiovaskulärer Gesundheit assoziiert (dosisabhängig). Serum-25(OH)D-Level unabhängig invers mit schlechter kardiovaskulärer Gesundheit assoziiert. Keine statistisch signifikante multiplikative Interaktion zwischen Frailty und 25(OH)D. Assoziationen variierten nach Geschlecht und 25(OH)D-Status.</w:t>
+        <w:t>13% zeigten schädlichen Alkoholkonsum (PEth &gt;0,30 µmol/L), 8,9% intermediären Konsum (0,05–0,30), 78% keinen/niedrigen Konsum (&lt;0,05). Von nicht-frailen Patienten hatten 18% schädlichen und 11% intermediären Konsum. In der propensity-score-gematchten Kohorte: Alkoholkonsum assoziiert mit höherer Hyponatriämie-Wahrscheinlichkeit (OR 2,3; 95%-KI 1,1–4,5; p=0,02). Trend zu niedrigerer 90-Tages-Mortalität (OR 0,2; 95%-KI 0,1–1,0; p=0,05).</w:t>
       </w:r>
     </w:p>
     <w:p>
@@ -351,7 +351,7 @@
         <w:rPr>
           <w:sz w:val="19"/>
         </w:rPr>
-        <w:t>USA, aber Frailty-Kardiovaskularität-Assoziation prinzipiell übertragbar</w:t>
+        <w:t>Schweden (Lund/Malmö); Trauma-Management und Frailty-Screening vergleichbar mit Deutschland</w:t>
       </w:r>
     </w:p>
     <w:p>
@@ -360,7 +360,7 @@
           <w:color w:val="5A7D3A"/>
           <w:sz w:val="18"/>
         </w:rPr>
-        <w:t>https://pubmed.ncbi.nlm.nih.gov/42888560/</w:t>
+        <w:t>https://pubmed.ncbi.nlm.nih.gov/42894497/</w:t>
       </w:r>
     </w:p>
     <w:p>
@@ -368,7 +368,7 @@
         <w:pStyle w:val="Heading2"/>
       </w:pPr>
       <w:r>
-        <w:t>Handgriffkraft und Stuhlaufstehen als Functional-Indikatoren: Methodische Vorbehalte bei multizentrischen Studien</w:t>
+        <w:t>Soziale Kontakte fördern Grundfähigkeiten im Alter weltweit</w:t>
       </w:r>
     </w:p>
     <w:p>
@@ -378,12 +378,12 @@
           <w:color w:val="666666"/>
           <w:sz w:val="18"/>
         </w:rPr>
-        <w:t>Kudratova Z et al.  ·  Aging Clin Exp Res  ·  15.10.2026  ·  PMID 42875631</w:t>
+        <w:t>Lai ETC et al.  ·  Lancet Healthy Longev  ·  12.10.2026  ·  PMID 42863480</w:t>
       </w:r>
     </w:p>
     <w:p>
       <w:r>
-        <w:t>Methodologischer Kommentar zu Prospektivanalyse über kumulative Handgriffkraft und erfolgreiches Altern in drei internationalen Kohorten, kritische Bewertung von Studiendesign und Vergleichbarkeit.</w:t>
+        <w:t>Harmonisierte Längsschnittstudie zu 39.021 Personen ab 50 Jahren aus fünf Kohorten (USA, England, Europa, China, Japan), die den Zusammenhang zwischen sozialer Vernetzung und intrinsischer Kapazität (fünf Domänen: Kognition, Psyche, Sinne, Bewegung, Vitalität) untersuchte.</w:t>
       </w:r>
     </w:p>
     <w:p>
@@ -394,7 +394,7 @@
         <w:t xml:space="preserve">Ergebnis: </w:t>
       </w:r>
       <w:r>
-        <w:t>Handgriffkraft erfasst nicht alle funktionellen Determinanten erfolgreiches Alterns. Selbstberichtete chronische Erkrankungen verursachen Klassifizierungsfehler (unterschiedlich nach Sozioökonomie). Zwei-Phasen-Temporaldesign adressiert Selektionsbias und Kohortengrenzen unzureichend. Kohorten-relatives kognitives Schwellenwert gefährdet Bevölkerungsvergleichbarkeit. Empfehlung: stärkere methodologische Reflexion und Standardisierung.</w:t>
+        <w:t>Höhere baseline soziale Vernetzung korrelierte mit besserer gesamter intrinsischer Kapazität (β=0,04 SD pro Punkt; 95%-KI 0,03–0,06). Stärkste Assoziationen zeigten sich in psychologischer (β=0,05 SD) und kognitiver Domäne (β=0,03 SD), beide p&lt;0,001. Soziale Partizipation und Partnerschaft waren am konsistentesten mit höherer Kapazität assoziiert. Baseline-Vernetzung sagte jedoch keine unterschiedlichen Raten des Funktionsverfalls über Follow-up voraus (β=0,0024 SD/Jahr; 95%-KI −0,0004 bis 0,0053).</w:t>
       </w:r>
     </w:p>
     <w:p>
@@ -409,7 +409,7 @@
         <w:rPr>
           <w:sz w:val="19"/>
         </w:rPr>
-        <w:t>Internationale Kohorten (USA, Asien, Europa), Methoden-Review – Design-Kritik grundsätzlich relevant</w:t>
+        <w:t>England und europäische Kohorten, vergleichbare Altersstrukturen und Sozialversicherungssysteme (SHARE-Daten)</w:t>
       </w:r>
     </w:p>
     <w:p>
@@ -418,7 +418,65 @@
           <w:color w:val="5A7D3A"/>
           <w:sz w:val="18"/>
         </w:rPr>
-        <w:t>https://pubmed.ncbi.nlm.nih.gov/42875631/</w:t>
+        <w:t>https://pubmed.ncbi.nlm.nih.gov/42863480/</w:t>
+      </w:r>
+    </w:p>
+    <w:p>
+      <w:pPr>
+        <w:pStyle w:val="Heading2"/>
+      </w:pPr>
+      <w:r>
+        <w:t>Bessere Grundfähigkeiten in neueren Generationen Europas – aber mit wachsenden Ungleichheiten</w:t>
+      </w:r>
+    </w:p>
+    <w:p>
+      <w:r>
+        <w:rPr>
+          <w:i/>
+          <w:color w:val="666666"/>
+          <w:sz w:val="18"/>
+        </w:rPr>
+        <w:t>Beard JR et al.  ·  Lancet Healthy Longev  ·  09.10.2026  ·  PMID 42854708</w:t>
+      </w:r>
+    </w:p>
+    <w:p>
+      <w:r>
+        <w:t>Analyse von sieben Wellen der SHARE-Studie (2004–2022) bei 80.105 Personen ab 50 Jahren aus zehn europäischen Ländern zur Entwicklung der intrinsischen Kapazität über Geburtskohorten.</w:t>
+      </w:r>
+    </w:p>
+    <w:p>
+      <w:r>
+        <w:rPr>
+          <w:b/>
+        </w:rPr>
+        <w:t xml:space="preserve">Ergebnis: </w:t>
+      </w:r>
+      <w:r>
+        <w:t>Neuere Geburtskohorten zeigten bei Studieneintritt höhere intrinsische Kapazität (Geburtsjahrkoeffizient 0,797; 95%-KI 0,780–0,815, p&lt;0,0001) und langsamere 10-Jahres-Rückgänge (0,426; 95%-KI 0,372–0,480, p&lt;0,0001). Frauen verzeichneten größere Gewinne als Männer. Länder mit niedrigerer Ausgangskapazität (z. B. Italien) zeigten größere Verbesserungen, aber kleinere Verlangsamungen im Rückgang. Höherer sozioökonomischer Status war mit größeren Gewinnen assoziiert, was Ungleichheiten verschärfte.</w:t>
+      </w:r>
+    </w:p>
+    <w:p>
+      <w:r>
+        <w:rPr>
+          <w:b/>
+          <w:sz w:val="19"/>
+        </w:rPr>
+        <w:t xml:space="preserve">Übertragbarkeit: </w:t>
+      </w:r>
+      <w:r>
+        <w:rPr>
+          <w:sz w:val="19"/>
+        </w:rPr>
+        <w:t>10 europäische SHARE-Länder inklusive Deutschland; direkt auf deutsches Gesundheitssystem übertragbar</w:t>
+      </w:r>
+    </w:p>
+    <w:p>
+      <w:r>
+        <w:rPr>
+          <w:color w:val="5A7D3A"/>
+          <w:sz w:val="18"/>
+        </w:rPr>
+        <w:t>https://pubmed.ncbi.nlm.nih.gov/42854708/</w:t>
       </w:r>
     </w:p>
     <w:sectPr>

--- a/download/studien-aktuell.docx
+++ b/download/studien-aktuell.docx
@@ -62,7 +62,7 @@
           <w:color w:val="666666"/>
           <w:sz w:val="18"/>
         </w:rPr>
-        <w:t>Stand: 20.10.2026  |  7 Studien  |  longevity.m-vf.de</w:t>
+        <w:t>Stand: 21.10.2026  |  6 Studien  |  longevity.m-vf.de</w:t>
       </w:r>
     </w:p>
     <w:p>
@@ -70,7 +70,7 @@
         <w:pStyle w:val="Heading1"/>
       </w:pPr>
       <w:r>
-        <w:t>Aufgenommen am 20.10.2026</w:t>
+        <w:t>Aufgenommen am 21.10.2026</w:t>
       </w:r>
     </w:p>
     <w:p>
@@ -78,7 +78,7 @@
         <w:pStyle w:val="Heading2"/>
       </w:pPr>
       <w:r>
-        <w:t>Ösophagusspasmus bei Hochbetagter: Dysphagie-Diagnose bricht Teufelskreis aus Gewichtsverlust, Sarkopenie und Sturzrisiko</w:t>
+        <w:t>Soziale Vulnerabilität als Frailty-Dimension in neurodegenerativen Erkrankungen</w:t>
       </w:r>
     </w:p>
     <w:p>
@@ -88,12 +88,12 @@
           <w:color w:val="666666"/>
           <w:sz w:val="18"/>
         </w:rPr>
-        <w:t>Klein J et al.  ·  Dtsch Med Wochenschr  ·  19.10.2026  ·  PMID 42896540</w:t>
+        <w:t>Panzavolta A et al.  ·  Neurol Sci  ·  20.10.2026  ·  PMID 42900408</w:t>
       </w:r>
     </w:p>
     <w:p>
       <w:r>
-        <w:t>Fallbericht einer 93-jährigen sarkopenen Patientin mit Appetitlosigkeit, Übelkeit und Erbrechen in einer deutschen geriatrischen Klinik, bei der eine Breischluck-Untersuchung einen Ösophagussphinkterspasmus nachwies.</w:t>
+        <w:t>Querschnittsstudie mit 47 Alzheimer-, 24 Frontotemporale-Demenz- und 66 Kontrollpersonen zur Messung physischer und sozialer Frailty mittels 60-Item-Fragebogen.</w:t>
       </w:r>
     </w:p>
     <w:p>
@@ -104,7 +104,7 @@
         <w:t xml:space="preserve">Ergebnis: </w:t>
       </w:r>
       <w:r>
-        <w:t>Nach Diagnose des distalen Motilitätsverluste durch Breischluck-Untersuchung konservative Therapie mit Botulinumtoxin-Injektionen durchgeführt, was kurzfristig zur Symptomverbesserung führte. Patientin kam aus dem Zyklus von Dysphagie → Gewichtsverlust → Sarkopenie → Frailty → Sturz heraus. Fallbericht unterstreicht Notwendigkeit gezielter Diagnostik und Therapie zur Prävention von Komplikationen.</w:t>
+        <w:t>Demenzpatienten zeigten signifikant höhere globale (gFI) und soziale Frailty-Scores (sFI) als Kontrollen; sFI korrelierte mit Schweregrad und kognitiven Mustern bei beiden Demenzformen. Physische Frailty unterschied sich nicht zwischen Gruppen.</w:t>
       </w:r>
     </w:p>
     <w:p>
@@ -119,7 +119,7 @@
         <w:rPr>
           <w:sz w:val="19"/>
         </w:rPr>
-        <w:t>Deutschland (Bonn); geriatrisches Versorgungssystem und Versorgungskontext direkt anwendbar</w:t>
+        <w:t>Italien, europäische Versorgungsstruktur; soziale Frailty-Dimension relevant für deutschsprachige geriatrische Praxis.</w:t>
       </w:r>
     </w:p>
     <w:p>
@@ -128,7 +128,7 @@
           <w:color w:val="5A7D3A"/>
           <w:sz w:val="18"/>
         </w:rPr>
-        <w:t>https://pubmed.ncbi.nlm.nih.gov/42896540/</w:t>
+        <w:t>https://pubmed.ncbi.nlm.nih.gov/42900408/</w:t>
       </w:r>
     </w:p>
     <w:p>
@@ -136,7 +136,7 @@
         <w:pStyle w:val="Heading2"/>
       </w:pPr>
       <w:r>
-        <w:t>Zweistufiges Frailty-Screening in Hepatologie: Stuhl-Test und Griffstärke ersparen zwei Drittel der vollständigen Assessments</w:t>
+        <w:t>Unterschiedliche Verlaufsmuster oraler Frailty nach Zahnimplantaten im Alter</w:t>
       </w:r>
     </w:p>
     <w:p>
@@ -146,12 +146,12 @@
           <w:color w:val="666666"/>
           <w:sz w:val="18"/>
         </w:rPr>
-        <w:t>Wang J et al.  ·  Nurs Open  ·  Okt. 2026  ·  PMID 42896173</w:t>
+        <w:t>Zhang Y et al.  ·  Front Public Health  ·  05.10.2026  ·  PMID 42898353</w:t>
       </w:r>
     </w:p>
     <w:p>
       <w:r>
-        <w:t>Querschnittstudie bei 606 hospitalisierten Patienten mit chronischer Lebererkrankung (August 2021–August 2025), die eine Pflegekraft-getragene Screening-Strategie mit Timed-Chair-Stand und Griffstärke gegen den Liver Frailty Index validierte.</w:t>
+        <w:t>Prospektive Kohortenstudie mit 211 älteren Patienten ≥60 Jahre, die Zahnimplantate erhielten, zur Identifizierung von Frailty-Trajektorien über 12 Monate mittels latent class growth modelling.</w:t>
       </w:r>
     </w:p>
     <w:p>
@@ -162,7 +162,7 @@
         <w:t xml:space="preserve">Ergebnis: </w:t>
       </w:r>
       <w:r>
-        <w:t>Frailty-Prävalenz 18,6%. Einstufiges Screening (Chair-Stands ≥16,55 s oder Griffstärke ≤23,42 kg) erreichte 100% Sensitivität (Negative Predictive Value 1,000), identifizierte alle frailen Fälle und vermied 62,3% der vollständigen Assessments. Null verpasste Fälle in fünf Split-Sample-Analysen reproduziert.</w:t>
+        <w:t>Drei Trajektorien wurden identifiziert: Rascher Rückgang-Stabil (42,7 %), Gradueller Rückgang-Plateau (35,1 %), Persistiert-Hohes-Risiko (22,2 %). Unabhängige Prädiktoren für die Hochrisiko-Gruppe: Alter (aOR 1,12), Polypharmazie (aOR 1,25), fehlende Zähne (aOR 1,09).</w:t>
       </w:r>
     </w:p>
     <w:p>
@@ -177,7 +177,7 @@
         <w:rPr>
           <w:sz w:val="19"/>
         </w:rPr>
-        <w:t>China; aber Screening-Kriterien und hepatologische Versorgung international ähnlich, externe Validierung ausstehend</w:t>
+        <w:t>China, aber klinisch-geriatrische Fragestellung; Polypharmazie-Effekt global relevant.</w:t>
       </w:r>
     </w:p>
     <w:p>
@@ -186,7 +186,7 @@
           <w:color w:val="5A7D3A"/>
           <w:sz w:val="18"/>
         </w:rPr>
-        <w:t>https://pubmed.ncbi.nlm.nih.gov/42896173/</w:t>
+        <w:t>https://pubmed.ncbi.nlm.nih.gov/42898353/</w:t>
       </w:r>
     </w:p>
     <w:p>
@@ -194,7 +194,7 @@
         <w:pStyle w:val="Heading2"/>
       </w:pPr>
       <w:r>
-        <w:t>Frailty reduziert Arbeitsfähigkeit im Alter um vier bis acht Jahre</w:t>
+        <w:t>Ernährungsvielfalt und gewonnene gesunde Lebensjahre bei älteren Erwachsenen</w:t>
       </w:r>
     </w:p>
     <w:p>
@@ -204,12 +204,12 @@
           <w:color w:val="666666"/>
           <w:sz w:val="18"/>
         </w:rPr>
-        <w:t>Shui Y et al.  ·  J Glob Health  ·  19.10.2026  ·  PMID 42895270</w:t>
+        <w:t>Shi J et al.  ·  Front Public Health  ·  05.10.2026  ·  PMID 42898119</w:t>
       </w:r>
     </w:p>
     <w:p>
       <w:r>
-        <w:t>Multistate-Markov-Modelle bei 180.314 Personen ≥50 Jahren aus fünf harmonisierten Kohorten (33 Länder) zur Assoziation von Frailty-Status (robust, pre-frail, frail) mit gesunder Arbeitslebenserwartung (HWLE) im Alter von 50 Jahren.</w:t>
+        <w:t>Prospektive Kohortenstudie mit 9.953 Teilnehmern ≥65 Jahre zur Assoziation zwischen Ernährungsvielfalt und gewonnenen gesunden Lebensjahren (HLE) mittels Multistate-Analyse.</w:t>
       </w:r>
     </w:p>
     <w:p>
@@ -220,7 +220,7 @@
         <w:t xml:space="preserve">Ergebnis: </w:t>
       </w:r>
       <w:r>
-        <w:t>HWLE bei 50 Jahren: 11,87 Jahre (95%-KI 11,74–12,00) robust, 7,34 Jahre (7,19–7,50) pre-frail, 3,77 Jahre (3,57–3,97) frail. Gegenüber robusten Personen: 4,53 Jahre kürzer (95%-KI −4,76, −4,29) pre-frail, 8,11 Jahre kürzer (−8,38, −7,84) frail. Männer hatten längere HWLE als Frauen in robusten und pre-frailen Gruppen. Höhere Bildung, Nichtrauchen und günstige nationale Faktoren verlängerten HWLE.</w:t>
+        <w:t>Bei hoher vs. niedriger Ernährungsvielfalt verlängerte sich die Lebenserwartung mit 65 Jahren um 1,26 Jahre (14,54 vs. 15,80 Jahre) und die HLE um 0,90 Jahre (13,32 vs. 14,22 Jahre). Höhere Ernährungsvielfalt war mit niedrigeren Sterblichkeitsübergängen aus Gesundheit und Behinderung verbunden; diese Unterschiede waren bei Männern und Stadtbewohnern ausgeprägter.</w:t>
       </w:r>
     </w:p>
     <w:p>
@@ -235,7 +235,7 @@
         <w:rPr>
           <w:sz w:val="19"/>
         </w:rPr>
-        <w:t>33 Länder inklusive europäische; Frailty-Index robust, Bezug zu Arbeitsmarkt und Rente unterscheidet sich, aber Grundmechanismus universell</w:t>
+        <w:t>China, nur bedingt übertragbar - andere Ernährungsmuster und Kohorte ohne europäische Sozialversicherung.</w:t>
       </w:r>
     </w:p>
     <w:p>
@@ -244,7 +244,7 @@
           <w:color w:val="5A7D3A"/>
           <w:sz w:val="18"/>
         </w:rPr>
-        <w:t>https://pubmed.ncbi.nlm.nih.gov/42895270/</w:t>
+        <w:t>https://pubmed.ncbi.nlm.nih.gov/42898119/</w:t>
       </w:r>
     </w:p>
     <w:p>
@@ -252,7 +252,7 @@
         <w:pStyle w:val="Heading2"/>
       </w:pPr>
       <w:r>
-        <w:t>Frailty-Trajektoren vorhersagen Osteoporose-Risiko stärker als einzelne Messungen</w:t>
+        <w:t>Frailty und atherogenic Index kombiniert vorhersagen Herz-Metab.-Multimorbidität bei Älteren</w:t>
       </w:r>
     </w:p>
     <w:p>
@@ -262,12 +262,12 @@
           <w:color w:val="666666"/>
           <w:sz w:val="18"/>
         </w:rPr>
-        <w:t>Zhou J et al.  ·  J Glob Health  ·  19.10.2026  ·  PMID 42895262</w:t>
+        <w:t>Wu H et al.  ·  J Glob Health  ·  19.10.2026  ·  PMID 42895260</w:t>
       </w:r>
     </w:p>
     <w:p>
       <w:r>
-        <w:t>Longitudinale Kohortenstudie mit drei großen harmonisierten Datensätzen (HRS, ELSA, SHARE; ≥50 Jahre) zum Zusammenhang zwischen Frailty-Index-Verlauf und neuaufgetretener Osteoporose über 4–8 Jahre Nachbeobachtung.</w:t>
+        <w:t>Prospektive Kohortenstudie mit 4.157 Teilnehmern ≥45 Jahre (CHARLS) zur Assoziation zwischen kumulativem AIP-FI-Index (atherogenic index × 37-Deficit-Frailty-Index) und incident cardiometabolic multimorbidity über 8,5 Jahre mittels Cox-Modelle und Machine Learning.</w:t>
       </w:r>
     </w:p>
     <w:p>
@@ -278,7 +278,7 @@
         <w:t xml:space="preserve">Ergebnis: </w:t>
       </w:r>
       <w:r>
-        <w:t>Insgesamt 244 (ELSA), 2.693 (SHARE) und 1.986 (HRS) Neuerkrankungen mit Osteoporose. Höherer baseline Frailty Index unabhängig assoziiert mit erhöhtem Osteoporose-Risiko (HRS HR 1,43; 95%-KI 1,36–1,50; ELSA HR 1,36; 1,19–1,57; SHARE HR 1,39; 1,33–1,45, alle p&lt;0,001). Vier identifizierte Frailty-Trajektoren zeigten generell erhöhte Osteoporose-Risiken. Nichtlineare Analysen wiesen Schwellenwerteffekte auf (steilere Anstiege bei niedrigeren FI-Werten). Griffstärke vermittelte Assoziation partiell.</w:t>
+        <w:t>612 CMM-Fälle: Kumulative AIP-FI zeigte stärkere Assoziation mit CMM-Risiko als Baseline-Wert (HR 1,46 pro SD). Höchstes vs. niedrigstes Quartil: HR 3,95 (95% CI 2,95–5,29). Prädiktive AUC 0,7117 mit NRI 0,157 über traditionelle Marker. Bidirektionale Synergieeffekte zwischen AIP und FI.</w:t>
       </w:r>
     </w:p>
     <w:p>
@@ -293,7 +293,7 @@
         <w:rPr>
           <w:sz w:val="19"/>
         </w:rPr>
-        <w:t>Europäische und US-Kohorten; Frailty Index und Osteoporose-Definitions vergleichbar international</w:t>
+        <w:t>China (CHARLS), aber Konzept der kombinierten Vulnerabilität-Marker übertragbar auf deutsches Assessment.</w:t>
       </w:r>
     </w:p>
     <w:p>
@@ -302,7 +302,7 @@
           <w:color w:val="5A7D3A"/>
           <w:sz w:val="18"/>
         </w:rPr>
-        <w:t>https://pubmed.ncbi.nlm.nih.gov/42895262/</w:t>
+        <w:t>https://pubmed.ncbi.nlm.nih.gov/42895260/</w:t>
       </w:r>
     </w:p>
     <w:p>
@@ -310,7 +310,7 @@
         <w:pStyle w:val="Heading2"/>
       </w:pPr>
       <w:r>
-        <w:t>Schädlicher Alkoholkonsum bei älteren Sturzpatienten häufig, mit Hyponatriämie assoziiert</w:t>
+        <w:t>Triglycerid-Glukose-Frailty-Index bei Rheumatoider Arthritis vorhersagt Herz-Mortalität</w:t>
       </w:r>
     </w:p>
     <w:p>
@@ -320,12 +320,12 @@
           <w:color w:val="666666"/>
           <w:sz w:val="18"/>
         </w:rPr>
-        <w:t>Rogmark C et al.  ·  Acta Orthop  ·  19.10.2026  ·  PMID 42894497</w:t>
+        <w:t>Xu Y et al.  ·  Medicine (Baltimore)  ·  16.10.2026  ·  PMID 42888590</w:t>
       </w:r>
     </w:p>
     <w:p>
       <w:r>
-        <w:t>Prospektive Kohortenstudie bei 505 Personen ≥65 Jahren mit akuter Sturz-bedingter Fraktur (Februar 2023–August 2024), die Phosphatidylethanol (PEth) als objektiven Marker für chronischen Alkoholkonsum zur Risikostratifizierung nutzte.</w:t>
+        <w:t>Querschnitt-Kohortenstudie mit 1.090 US-amerikanischen RA-Patienten aus NHANES 1999–2018 zur Assoziation zwischen TyG-FI (Triglycerid-Glukose-Index × 49-Item-Frailty-Index) und prevalent CVD sowie kardiovaskulärer Mortalität.</w:t>
       </w:r>
     </w:p>
     <w:p>
@@ -336,7 +336,7 @@
         <w:t xml:space="preserve">Ergebnis: </w:t>
       </w:r>
       <w:r>
-        <w:t>13% zeigten schädlichen Alkoholkonsum (PEth &gt;0,30 µmol/L), 8,9% intermediären Konsum (0,05–0,30), 78% keinen/niedrigen Konsum (&lt;0,05). Von nicht-frailen Patienten hatten 18% schädlichen und 11% intermediären Konsum. In der propensity-score-gematchten Kohorte: Alkoholkonsum assoziiert mit höherer Hyponatriämie-Wahrscheinlichkeit (OR 2,3; 95%-KI 1,1–4,5; p=0,02). Trend zu niedrigerer 90-Tages-Mortalität (OR 0,2; 95%-KI 0,1–1,0; p=0,05).</w:t>
+        <w:t>TyG-FI pro Einheit: OR 4,50 (95% CI 3,20–6,33) für prävalente CVD; HR 1,77 (95% CI 1,16–2,70) für Herz-Mortalität. AUC-Modelle mit TyG-FI (0,80 CVD, 0,81 Mortalität) überlegen vs. TyG allein (0,73, 0,80). Stärkere Assoziation bei Alter ≤65 Jahren.</w:t>
       </w:r>
     </w:p>
     <w:p>
@@ -351,7 +351,7 @@
         <w:rPr>
           <w:sz w:val="19"/>
         </w:rPr>
-        <w:t>Schweden (Lund/Malmö); Trauma-Management und Frailty-Screening vergleichbar mit Deutschland</w:t>
+        <w:t>USA-Kohort, aber RA-assoziierte Multimorbidität und kombinierte Indizes relevant für deutsches Risiko-Assessment.</w:t>
       </w:r>
     </w:p>
     <w:p>
@@ -360,7 +360,7 @@
           <w:color w:val="5A7D3A"/>
           <w:sz w:val="18"/>
         </w:rPr>
-        <w:t>https://pubmed.ncbi.nlm.nih.gov/42894497/</w:t>
+        <w:t>https://pubmed.ncbi.nlm.nih.gov/42888590/</w:t>
       </w:r>
     </w:p>
     <w:p>
@@ -368,7 +368,7 @@
         <w:pStyle w:val="Heading2"/>
       </w:pPr>
       <w:r>
-        <w:t>Soziale Kontakte fördern Grundfähigkeiten im Alter weltweit</w:t>
+        <w:t>Gesundheit im Alter als multidimensionales System: Validierung an 46.317 Europäern</w:t>
       </w:r>
     </w:p>
     <w:p>
@@ -378,12 +378,12 @@
           <w:color w:val="666666"/>
           <w:sz w:val="18"/>
         </w:rPr>
-        <w:t>Lai ETC et al.  ·  Lancet Healthy Longev  ·  12.10.2026  ·  PMID 42863480</w:t>
+        <w:t>Tun T et al.  ·  Soc Sci Med  ·  16.09.2026  ·  PMID 42766933</w:t>
       </w:r>
     </w:p>
     <w:p>
       <w:r>
-        <w:t>Harmonisierte Längsschnittstudie zu 39.021 Personen ab 50 Jahren aus fünf Kohorten (USA, England, Europa, China, Japan), die den Zusammenhang zwischen sozialer Vernetzung und intrinsischer Kapazität (fünf Domänen: Kognition, Psyche, Sinne, Bewegung, Vitalität) untersuchte.</w:t>
+        <w:t>Sekundäranalyse von SHARE Wave 8 mit 46.317 Teilnehmern 50–104 Jahre zur psychometrischen Validierung eines sechsdimensionalen Gesundheitskonstrukts mittels Strukturgleichungsmodellierung.</w:t>
       </w:r>
     </w:p>
     <w:p>
@@ -394,7 +394,7 @@
         <w:t xml:space="preserve">Ergebnis: </w:t>
       </w:r>
       <w:r>
-        <w:t>Höhere baseline soziale Vernetzung korrelierte mit besserer gesamter intrinsischer Kapazität (β=0,04 SD pro Punkt; 95%-KI 0,03–0,06). Stärkste Assoziationen zeigten sich in psychologischer (β=0,05 SD) und kognitiver Domäne (β=0,03 SD), beide p&lt;0,001. Soziale Partizipation und Partnerschaft waren am konsistentesten mit höherer Kapazität assoziiert. Baseline-Vernetzung sagte jedoch keine unterschiedlichen Raten des Funktionsverfalls über Follow-up voraus (β=0,0024 SD/Jahr; 95%-KI −0,0004 bis 0,0053).</w:t>
+        <w:t>Bestätigung einer zweiten Ordnung SEM mit sechs Dimensionen (Physische Gesundheit, Funktionsfähigkeit, Kognition, psychisches Wohlbefinden, finanzielle Autonomie, soziales Engagement) mit Faktorladungen 0,579–0,832 und guten Modellfit-Indizes (RMSEA 0,054, CFI 0,904). Modell war in europäischen Ländern konsistent.</w:t>
       </w:r>
     </w:p>
     <w:p>
@@ -409,7 +409,7 @@
         <w:rPr>
           <w:sz w:val="19"/>
         </w:rPr>
-        <w:t>England und europäische Kohorten, vergleichbare Altersstrukturen und Sozialversicherungssysteme (SHARE-Daten)</w:t>
+        <w:t>SHARE-Daten aus 28 europäischen Ländern, direkt auf Deutschland anwendbar.</w:t>
       </w:r>
     </w:p>
     <w:p>
@@ -418,65 +418,7 @@
           <w:color w:val="5A7D3A"/>
           <w:sz w:val="18"/>
         </w:rPr>
-        <w:t>https://pubmed.ncbi.nlm.nih.gov/42863480/</w:t>
-      </w:r>
-    </w:p>
-    <w:p>
-      <w:pPr>
-        <w:pStyle w:val="Heading2"/>
-      </w:pPr>
-      <w:r>
-        <w:t>Bessere Grundfähigkeiten in neueren Generationen Europas – aber mit wachsenden Ungleichheiten</w:t>
-      </w:r>
-    </w:p>
-    <w:p>
-      <w:r>
-        <w:rPr>
-          <w:i/>
-          <w:color w:val="666666"/>
-          <w:sz w:val="18"/>
-        </w:rPr>
-        <w:t>Beard JR et al.  ·  Lancet Healthy Longev  ·  09.10.2026  ·  PMID 42854708</w:t>
-      </w:r>
-    </w:p>
-    <w:p>
-      <w:r>
-        <w:t>Analyse von sieben Wellen der SHARE-Studie (2004–2022) bei 80.105 Personen ab 50 Jahren aus zehn europäischen Ländern zur Entwicklung der intrinsischen Kapazität über Geburtskohorten.</w:t>
-      </w:r>
-    </w:p>
-    <w:p>
-      <w:r>
-        <w:rPr>
-          <w:b/>
-        </w:rPr>
-        <w:t xml:space="preserve">Ergebnis: </w:t>
-      </w:r>
-      <w:r>
-        <w:t>Neuere Geburtskohorten zeigten bei Studieneintritt höhere intrinsische Kapazität (Geburtsjahrkoeffizient 0,797; 95%-KI 0,780–0,815, p&lt;0,0001) und langsamere 10-Jahres-Rückgänge (0,426; 95%-KI 0,372–0,480, p&lt;0,0001). Frauen verzeichneten größere Gewinne als Männer. Länder mit niedrigerer Ausgangskapazität (z. B. Italien) zeigten größere Verbesserungen, aber kleinere Verlangsamungen im Rückgang. Höherer sozioökonomischer Status war mit größeren Gewinnen assoziiert, was Ungleichheiten verschärfte.</w:t>
-      </w:r>
-    </w:p>
-    <w:p>
-      <w:r>
-        <w:rPr>
-          <w:b/>
-          <w:sz w:val="19"/>
-        </w:rPr>
-        <w:t xml:space="preserve">Übertragbarkeit: </w:t>
-      </w:r>
-      <w:r>
-        <w:rPr>
-          <w:sz w:val="19"/>
-        </w:rPr>
-        <w:t>10 europäische SHARE-Länder inklusive Deutschland; direkt auf deutsches Gesundheitssystem übertragbar</w:t>
-      </w:r>
-    </w:p>
-    <w:p>
-      <w:r>
-        <w:rPr>
-          <w:color w:val="5A7D3A"/>
-          <w:sz w:val="18"/>
-        </w:rPr>
-        <w:t>https://pubmed.ncbi.nlm.nih.gov/42854708/</w:t>
+        <w:t>https://pubmed.ncbi.nlm.nih.gov/42766933/</w:t>
       </w:r>
     </w:p>
     <w:sectPr>

--- a/download/studien-aktuell.docx
+++ b/download/studien-aktuell.docx
@@ -62,7 +62,7 @@
           <w:color w:val="666666"/>
           <w:sz w:val="18"/>
         </w:rPr>
-        <w:t>Stand: 21.10.2026  |  6 Studien  |  longevity.m-vf.de</w:t>
+        <w:t>Stand: 22.10.2026  |  6 Studien  |  longevity.m-vf.de</w:t>
       </w:r>
     </w:p>
     <w:p>
@@ -70,7 +70,7 @@
         <w:pStyle w:val="Heading1"/>
       </w:pPr>
       <w:r>
-        <w:t>Aufgenommen am 21.10.2026</w:t>
+        <w:t>Aufgenommen am 22.10.2026</w:t>
       </w:r>
     </w:p>
     <w:p>
@@ -78,7 +78,7 @@
         <w:pStyle w:val="Heading2"/>
       </w:pPr>
       <w:r>
-        <w:t>Soziale Vulnerabilität als Frailty-Dimension in neurodegenerativen Erkrankungen</w:t>
+        <w:t>Notfallchirurgie bei über 90-Jährigen: regionale Unterschiede in der Langzeitsterblichkeit</w:t>
       </w:r>
     </w:p>
     <w:p>
@@ -88,12 +88,12 @@
           <w:color w:val="666666"/>
           <w:sz w:val="18"/>
         </w:rPr>
-        <w:t>Panzavolta A et al.  ·  Neurol Sci  ·  20.10.2026  ·  PMID 42900408</w:t>
+        <w:t>Suh JM et al.  ·  Crit Care  ·  25.07.2026  ·  PMID 42902313</w:t>
       </w:r>
     </w:p>
     <w:p>
       <w:r>
-        <w:t>Querschnittsstudie mit 47 Alzheimer-, 24 Frontotemporale-Demenz- und 66 Kontrollpersonen zur Messung physischer und sozialer Frailty mittels 60-Item-Fragebogen.</w:t>
+        <w:t>Nationale bevölkerungsbasierte Kohortenstudie an 4.887 über 90-Jährigen nach Notfalloperation mit Vergleich regionaler vs. metropolitaner Versorgung in Australien.</w:t>
       </w:r>
     </w:p>
     <w:p>
@@ -104,7 +104,7 @@
         <w:t xml:space="preserve">Ergebnis: </w:t>
       </w:r>
       <w:r>
-        <w:t>Demenzpatienten zeigten signifikant höhere globale (gFI) und soziale Frailty-Scores (sFI) als Kontrollen; sFI korrelierte mit Schweregrad und kognitiven Mustern bei beiden Demenzformen. Physische Frailty unterschied sich nicht zwischen Gruppen.</w:t>
+        <w:t>ICU- und Krankenhaussterblichkeit regional nicht unterschiedlich. Nach Entlassung regional/remote wohnhafte Patienten mit höherer 5-Jahres-Mortalität (adjustierte HR 1,133, 95%-KI 1,027–1,250, p=0,013). Überlebensvorteil der Metropolen erst nach Entlassung sichtbar.</w:t>
       </w:r>
     </w:p>
     <w:p>
@@ -119,7 +119,7 @@
         <w:rPr>
           <w:sz w:val="19"/>
         </w:rPr>
-        <w:t>Italien, europäische Versorgungsstruktur; soziale Frailty-Dimension relevant für deutschsprachige geriatrische Praxis.</w:t>
+        <w:t>Australien, vergleichbare Gesundheitssysteme; zeigt Bedeutung regionaler Nachsorge für universelle Alterspopulation.</w:t>
       </w:r>
     </w:p>
     <w:p>
@@ -128,7 +128,7 @@
           <w:color w:val="5A7D3A"/>
           <w:sz w:val="18"/>
         </w:rPr>
-        <w:t>https://pubmed.ncbi.nlm.nih.gov/42900408/</w:t>
+        <w:t>https://pubmed.ncbi.nlm.nih.gov/42902313/</w:t>
       </w:r>
     </w:p>
     <w:p>
@@ -136,7 +136,7 @@
         <w:pStyle w:val="Heading2"/>
       </w:pPr>
       <w:r>
-        <w:t>Unterschiedliche Verlaufsmuster oraler Frailty nach Zahnimplantaten im Alter</w:t>
+        <w:t>Frühe Widrigkeiten und Lebensqualität im Alter: Langzeitfolgen für erfolgreiche Alternstrajectoria</w:t>
       </w:r>
     </w:p>
     <w:p>
@@ -146,12 +146,12 @@
           <w:color w:val="666666"/>
           <w:sz w:val="18"/>
         </w:rPr>
-        <w:t>Zhang Y et al.  ·  Front Public Health  ·  05.10.2026  ·  PMID 42898353</w:t>
+        <w:t>Yang K et al.  ·  BMC Geriatr  ·  24.07.2026  ·  PMID 42902202</w:t>
       </w:r>
     </w:p>
     <w:p>
       <w:r>
-        <w:t>Prospektive Kohortenstudie mit 211 älteren Patienten ≥60 Jahre, die Zahnimplantate erhielten, zur Identifizierung von Frailty-Trajektorien über 12 Monate mittels latent class growth modelling.</w:t>
+        <w:t>Prospektive Kohortenstudie an 3.092 älteren Chinesen, die vier Muster ungünstiger Kindheitserfahrungen mit Trajectoria gelungenen Alterns über acht Jahre verband.</w:t>
       </w:r>
     </w:p>
     <w:p>
@@ -162,7 +162,7 @@
         <w:t xml:space="preserve">Ergebnis: </w:t>
       </w:r>
       <w:r>
-        <w:t>Drei Trajektorien wurden identifiziert: Rascher Rückgang-Stabil (42,7 %), Gradueller Rückgang-Plateau (35,1 %), Persistiert-Hohes-Risiko (22,2 %). Unabhängige Prädiktoren für die Hochrisiko-Gruppe: Alter (aOR 1,12), Polypharmazie (aOR 1,25), fehlende Zähne (aOR 1,09).</w:t>
+        <w:t>Pervasive Adversität (OR 1,97, 95%-KI 1,10–3,83) und Haushalts-Dysfunktion (OR 1,36, 95%-KI 1,07–1,74) verbunden mit ungünstiger Trajectoria. Niedrige Schulbildung stärkster Prädiktor (OR 5,23, 95%-KI 3,84–7,13). Netzwerk-Analyse zeigte stärkere Koppelung von Kognition und chronischem Leiden in der Gruppe mit schlechterer Trajectoria.</w:t>
       </w:r>
     </w:p>
     <w:p>
@@ -177,7 +177,7 @@
         <w:rPr>
           <w:sz w:val="19"/>
         </w:rPr>
-        <w:t>China, aber klinisch-geriatrische Fragestellung; Polypharmazie-Effekt global relevant.</w:t>
+        <w:t>China, CHARLS-Daten; begrenzte Direktübertragbarkeit auf deutsche Versorgung, psychosoziale Mechanismen aber universal.</w:t>
       </w:r>
     </w:p>
     <w:p>
@@ -186,7 +186,7 @@
           <w:color w:val="5A7D3A"/>
           <w:sz w:val="18"/>
         </w:rPr>
-        <w:t>https://pubmed.ncbi.nlm.nih.gov/42898353/</w:t>
+        <w:t>https://pubmed.ncbi.nlm.nih.gov/42902202/</w:t>
       </w:r>
     </w:p>
     <w:p>
@@ -194,7 +194,7 @@
         <w:pStyle w:val="Heading2"/>
       </w:pPr>
       <w:r>
-        <w:t>Ernährungsvielfalt und gewonnene gesunde Lebensjahre bei älteren Erwachsenen</w:t>
+        <w:t>Frailty und intraoperative Hypotonie bei älteren Patienten mit Hüftfrakturchirurgie</w:t>
       </w:r>
     </w:p>
     <w:p>
@@ -204,12 +204,12 @@
           <w:color w:val="666666"/>
           <w:sz w:val="18"/>
         </w:rPr>
-        <w:t>Shi J et al.  ·  Front Public Health  ·  05.10.2026  ·  PMID 42898119</w:t>
+        <w:t>Sutthibenjakul K et al.  ·  BMC Geriatr  ·  22.07.2026  ·  PMID 42902188</w:t>
       </w:r>
     </w:p>
     <w:p>
       <w:r>
-        <w:t>Prospektive Kohortenstudie mit 9.953 Teilnehmern ≥65 Jahre zur Assoziation zwischen Ernährungsvielfalt und gewonnenen gesunden Lebensjahren (HLE) mittels Multistate-Analyse.</w:t>
+        <w:t>Retrospektive Kohortenstudie an 522 Patienten ≥65 Jahren mit modifiziertem Frailty-Index zur Assoziation mit perioperativen Blutdruckabfällen.</w:t>
       </w:r>
     </w:p>
     <w:p>
@@ -220,7 +220,7 @@
         <w:t xml:space="preserve">Ergebnis: </w:t>
       </w:r>
       <w:r>
-        <w:t>Bei hoher vs. niedriger Ernährungsvielfalt verlängerte sich die Lebenserwartung mit 65 Jahren um 1,26 Jahre (14,54 vs. 15,80 Jahre) und die HLE um 0,90 Jahre (13,32 vs. 14,22 Jahre). Höhere Ernährungsvielfalt war mit niedrigeren Sterblichkeitsübergängen aus Gesundheit und Behinderung verbunden; diese Unterschiede waren bei Männern und Stadtbewohnern ausgeprägter.</w:t>
+        <w:t>Von 522 Patienten 23,8% gebrechlich, 57,1% mit intraoperativer Hypotonie (MAP &lt;65 mmHg). Frailty war nicht unabhängig mit Auftreten der Hypotonie assoziiert (OR 0,77, 95%-KI 0,38–1,53), aber gebrechliche Patienten zeigten längere kumulative Dauer der Hypotonie (p=0,045).</w:t>
       </w:r>
     </w:p>
     <w:p>
@@ -235,7 +235,7 @@
         <w:rPr>
           <w:sz w:val="19"/>
         </w:rPr>
-        <w:t>China, nur bedingt übertragbar - andere Ernährungsmuster und Kohorte ohne europäische Sozialversicherung.</w:t>
+        <w:t>Thailand, retrospektive Klinikdaten; Frailty-Assessment und perioperatives Monitoring als universelle Prinzipien übertragbar.</w:t>
       </w:r>
     </w:p>
     <w:p>
@@ -244,7 +244,7 @@
           <w:color w:val="5A7D3A"/>
           <w:sz w:val="18"/>
         </w:rPr>
-        <w:t>https://pubmed.ncbi.nlm.nih.gov/42898119/</w:t>
+        <w:t>https://pubmed.ncbi.nlm.nih.gov/42902188/</w:t>
       </w:r>
     </w:p>
     <w:p>
@@ -252,7 +252,7 @@
         <w:pStyle w:val="Heading2"/>
       </w:pPr>
       <w:r>
-        <w:t>Frailty und atherogenic Index kombiniert vorhersagen Herz-Metab.-Multimorbidität bei Älteren</w:t>
+        <w:t>Pflegen im Alter: Belastung, psychische Gesundheit und der Schutzeffekt sozialer Ressourcen</w:t>
       </w:r>
     </w:p>
     <w:p>
@@ -262,12 +262,12 @@
           <w:color w:val="666666"/>
           <w:sz w:val="18"/>
         </w:rPr>
-        <w:t>Wu H et al.  ·  J Glob Health  ·  19.10.2026  ·  PMID 42895260</w:t>
+        <w:t>Chaaya M et al.  ·  BMC Geriatr  ·  22.07.2026  ·  PMID 42902165</w:t>
       </w:r>
     </w:p>
     <w:p>
       <w:r>
-        <w:t>Prospektive Kohortenstudie mit 4.157 Teilnehmern ≥45 Jahre (CHARLS) zur Assoziation zwischen kumulativem AIP-FI-Index (atherogenic index × 37-Deficit-Frailty-Index) und incident cardiometabolic multimorbidity über 8,5 Jahre mittels Cox-Modelle und Machine Learning.</w:t>
+        <w:t>Querschnittsstudie an 434 älteren Pflegepersonen im Libanon zur Assoziation zwischen Pflegebelastung und Depression/Angst sowie moderierenden Effekten.</w:t>
       </w:r>
     </w:p>
     <w:p>
@@ -278,7 +278,7 @@
         <w:t xml:space="preserve">Ergebnis: </w:t>
       </w:r>
       <w:r>
-        <w:t>612 CMM-Fälle: Kumulative AIP-FI zeigte stärkere Assoziation mit CMM-Risiko als Baseline-Wert (HR 1,46 pro SD). Höchstes vs. niedrigstes Quartil: HR 3,95 (95% CI 2,95–5,29). Prädiktive AUC 0,7117 mit NRI 0,157 über traditionelle Marker. Bidirektionale Synergieeffekte zwischen AIP und FI.</w:t>
+        <w:t>36,4% mit hoher Pflegebelastung. Hohe Belastung verbunden mit um 7,65 Punkte höheren Depressionsscores (95%-KI 3,48–11,8) und 2,84 Punkte höheren Angstscores (95%-KI 0,73–4,95). Emotionale Unterstützung minderte signifikant den Belastungs-Depressionseffekt; finanzielle Ressourcen nicht.</w:t>
       </w:r>
     </w:p>
     <w:p>
@@ -293,7 +293,7 @@
         <w:rPr>
           <w:sz w:val="19"/>
         </w:rPr>
-        <w:t>China (CHARLS), aber Konzept der kombinierten Vulnerabilität-Marker übertragbar auf deutsches Assessment.</w:t>
+        <w:t>Libanon, ungleiche Gesundheitssysteme und Rentensicherung zu Deutschland, aber Mechanismus psychischer Belastung durch informale Pflege universal relevant.</w:t>
       </w:r>
     </w:p>
     <w:p>
@@ -302,7 +302,7 @@
           <w:color w:val="5A7D3A"/>
           <w:sz w:val="18"/>
         </w:rPr>
-        <w:t>https://pubmed.ncbi.nlm.nih.gov/42895260/</w:t>
+        <w:t>https://pubmed.ncbi.nlm.nih.gov/42902165/</w:t>
       </w:r>
     </w:p>
     <w:p>
@@ -310,7 +310,7 @@
         <w:pStyle w:val="Heading2"/>
       </w:pPr>
       <w:r>
-        <w:t>Triglycerid-Glukose-Frailty-Index bei Rheumatoider Arthritis vorhersagt Herz-Mortalität</w:t>
+        <w:t>Lipid-Entzündung und Frailty als gemeinsame Treiber der cardiometabolischen Multimorbidität</w:t>
       </w:r>
     </w:p>
     <w:p>
@@ -320,12 +320,12 @@
           <w:color w:val="666666"/>
           <w:sz w:val="18"/>
         </w:rPr>
-        <w:t>Xu Y et al.  ·  Medicine (Baltimore)  ·  16.10.2026  ·  PMID 42888590</w:t>
+        <w:t>Zhao S et al.  ·  BMC Cardiovasc Disord  ·  25.07.2026  ·  PMID 42902143</w:t>
       </w:r>
     </w:p>
     <w:p>
       <w:r>
-        <w:t>Querschnitt-Kohortenstudie mit 1.090 US-amerikanischen RA-Patienten aus NHANES 1999–2018 zur Assoziation zwischen TyG-FI (Triglycerid-Glukose-Index × 49-Item-Frailty-Index) und prevalent CVD sowie kardiovaskulärer Mortalität.</w:t>
+        <w:t>Nationale Kohortenstudie an 5.779 chinesischen Erwachsenen zur gemeinsamen Assoziation von Restcholesterin-Entzündungsindex und Frailty mit neuaufgetretener Multimorbidität.</w:t>
       </w:r>
     </w:p>
     <w:p>
@@ -336,7 +336,7 @@
         <w:t xml:space="preserve">Ergebnis: </w:t>
       </w:r>
       <w:r>
-        <w:t>TyG-FI pro Einheit: OR 4,50 (95% CI 3,20–6,33) für prävalente CVD; HR 1,77 (95% CI 1,16–2,70) für Herz-Mortalität. AUC-Modelle mit TyG-FI (0,80 CVD, 0,81 Mortalität) überlegen vs. TyG allein (0,73, 0,80). Stärkere Assoziation bei Alter ≤65 Jahren.</w:t>
+        <w:t>510 Fälle Multimorbidität über Beobachtungszeit. Hoher RCII kombiniert mit Frailty zeigte HR 2,622 (95%-KI 1,972–3,488). Kumulativer RCII mit Frailty HR 2,849 (95%-KI 2,178–3,726). Modell mit kumulativem RCII und Frailty zeigte höheres AUC als reiner RCII (0,757 vs. 0,740). Additive/multiplikative Interaktion nach voller Anpassung nicht signifikant.</w:t>
       </w:r>
     </w:p>
     <w:p>
@@ -351,7 +351,7 @@
         <w:rPr>
           <w:sz w:val="19"/>
         </w:rPr>
-        <w:t>USA-Kohort, aber RA-assoziierte Multimorbidität und kombinierte Indizes relevant für deutsches Risiko-Assessment.</w:t>
+        <w:t>China, CHARLS; lipidmetabolische Pathways aber transkulturelles Phänomen, Frailty-Screening in Primärversorgung universell.</w:t>
       </w:r>
     </w:p>
     <w:p>
@@ -360,7 +360,7 @@
           <w:color w:val="5A7D3A"/>
           <w:sz w:val="18"/>
         </w:rPr>
-        <w:t>https://pubmed.ncbi.nlm.nih.gov/42888590/</w:t>
+        <w:t>https://pubmed.ncbi.nlm.nih.gov/42902143/</w:t>
       </w:r>
     </w:p>
     <w:p>
@@ -368,7 +368,7 @@
         <w:pStyle w:val="Heading2"/>
       </w:pPr>
       <w:r>
-        <w:t>Gesundheit im Alter als multidimensionales System: Validierung an 46.317 Europäern</w:t>
+        <w:t>Wundinfektion nach Herzbypass bei gebrechlichen älteren Patienten: Risikofaktoren und Intervention</w:t>
       </w:r>
     </w:p>
     <w:p>
@@ -378,12 +378,12 @@
           <w:color w:val="666666"/>
           <w:sz w:val="18"/>
         </w:rPr>
-        <w:t>Tun T et al.  ·  Soc Sci Med  ·  16.09.2026  ·  PMID 42766933</w:t>
+        <w:t>Guerrieri M et al.  ·  JMIR Cardio  ·  16.10.2026  ·  PMID 42886572</w:t>
       </w:r>
     </w:p>
     <w:p>
       <w:r>
-        <w:t>Sekundäranalyse von SHARE Wave 8 mit 46.317 Teilnehmern 50–104 Jahre zur psychometrischen Validierung eines sechsdimensionalen Gesundheitskonstrukts mittels Strukturgleichungsmodellierung.</w:t>
+        <w:t>Retrospektive Multicenter-Studie an 467 gebrechlichen/pregebrechlichen Patienten ≥60 Jahren nach Koronarchirurgie zur Assoziation mit Wundinfektionen.</w:t>
       </w:r>
     </w:p>
     <w:p>
@@ -394,7 +394,7 @@
         <w:t xml:space="preserve">Ergebnis: </w:t>
       </w:r>
       <w:r>
-        <w:t>Bestätigung einer zweiten Ordnung SEM mit sechs Dimensionen (Physische Gesundheit, Funktionsfähigkeit, Kognition, psychisches Wohlbefinden, finanzielle Autonomie, soziales Engagement) mit Faktorladungen 0,579–0,832 und guten Modellfit-Indizes (RMSEA 0,054, CFI 0,904). Modell war in europäischen Ländern konsistent.</w:t>
+        <w:t>Wundinfektionsrate 5,6% (26/467). Im multivariaten Modell unabhängig assoziiert: Charlson-Komorbiditätsindex (OR 1,58, 95%-KI 1,25–1,99, p&lt;0,001) und Einsatz kardiopulmonaler Bypass (OR 4,89, 95%-KI 1,71–13,94, p=0,003). Komplikationsraten sonst zwischen Gruppen ähnlich.</w:t>
       </w:r>
     </w:p>
     <w:p>
@@ -409,7 +409,7 @@
         <w:rPr>
           <w:sz w:val="19"/>
         </w:rPr>
-        <w:t>SHARE-Daten aus 28 europäischen Ländern, direkt auf Deutschland anwendbar.</w:t>
+        <w:t>Brasilien, andere Gesundheitsfinanzierung; Frailty-stratifizierte perioperative Risikoadjustierung aber prinzipiell übertragbar.</w:t>
       </w:r>
     </w:p>
     <w:p>
@@ -418,7 +418,7 @@
           <w:color w:val="5A7D3A"/>
           <w:sz w:val="18"/>
         </w:rPr>
-        <w:t>https://pubmed.ncbi.nlm.nih.gov/42766933/</w:t>
+        <w:t>https://pubmed.ncbi.nlm.nih.gov/42886572/</w:t>
       </w:r>
     </w:p>
     <w:sectPr>

--- a/download/studien-aktuell.docx
+++ b/download/studien-aktuell.docx
@@ -62,7 +62,7 @@
           <w:color w:val="666666"/>
           <w:sz w:val="18"/>
         </w:rPr>
-        <w:t>Stand: 22.10.2026  |  6 Studien  |  longevity.m-vf.de</w:t>
+        <w:t>Stand: 23.10.2026  |  6 Studien  |  longevity.m-vf.de</w:t>
       </w:r>
     </w:p>
     <w:p>
@@ -70,7 +70,7 @@
         <w:pStyle w:val="Heading1"/>
       </w:pPr>
       <w:r>
-        <w:t>Aufgenommen am 22.10.2026</w:t>
+        <w:t>Aufgenommen am 23.10.2026</w:t>
       </w:r>
     </w:p>
     <w:p>
@@ -78,7 +78,7 @@
         <w:pStyle w:val="Heading2"/>
       </w:pPr>
       <w:r>
-        <w:t>Notfallchirurgie bei über 90-Jährigen: regionale Unterschiede in der Langzeitsterblichkeit</w:t>
+        <w:t>Interprofessionelle Schulung und Workflow verbessern geriatrisches Screening in Hausarztpraxen</w:t>
       </w:r>
     </w:p>
     <w:p>
@@ -88,12 +88,12 @@
           <w:color w:val="666666"/>
           <w:sz w:val="18"/>
         </w:rPr>
-        <w:t>Suh JM et al.  ·  Crit Care  ·  25.07.2026  ·  PMID 42902313</w:t>
+        <w:t>Litzelman DK et al.  ·  BMC Geriatr  ·  23.07.2026  ·  PMID 42907743</w:t>
       </w:r>
     </w:p>
     <w:p>
       <w:r>
-        <w:t>Nationale bevölkerungsbasierte Kohortenstudie an 4.887 über 90-Jährigen nach Notfalloperation mit Vergleich regionaler vs. metropolitaner Versorgung in Australien.</w:t>
+        <w:t>US-amerikanische Studie mit 56 Hausärzten, 180 Assistenzärzten und 8818 älteren Patienten an acht Primärversorgungsstellen evaluierte ein Schulungs- und Systeminterventionsprogramm basierend auf dem Age-Friendly 4Ms-Rahmenwerk.</w:t>
       </w:r>
     </w:p>
     <w:p>
@@ -104,7 +104,7 @@
         <w:t xml:space="preserve">Ergebnis: </w:t>
       </w:r>
       <w:r>
-        <w:t>ICU- und Krankenhaussterblichkeit regional nicht unterschiedlich. Nach Entlassung regional/remote wohnhafte Patienten mit höherer 5-Jahres-Mortalität (adjustierte HR 1,133, 95%-KI 1,027–1,250, p=0,013). Überlebensvorteil der Metropolen erst nach Entlassung sichtbar.</w:t>
+        <w:t>Nach Intervention verbesserten sich Screening-Raten für Demenz (OR 1,27, 95%-KI 0,98–1,63) und Sturzrisiko (OR 1,40, 95%-KI 1,00–1,95), mit Sturzrisiko-Screening zeigend die stärksten Verbesserungen (+0,64% pro Monat, p&lt;0,001). Kliniken mit stärkerer Systemintegration zeigten die robustesten Verbesserungen; Opioid-Screening und Advance-Care-Planning-Dokumentation nahmen ab.</w:t>
       </w:r>
     </w:p>
     <w:p>
@@ -119,7 +119,7 @@
         <w:rPr>
           <w:sz w:val="19"/>
         </w:rPr>
-        <w:t>Australien, vergleichbare Gesundheitssysteme; zeigt Bedeutung regionaler Nachsorge für universelle Alterspopulation.</w:t>
+        <w:t>USA, Primärversorgung; Methoden auf deutsches Praxissystem übertragbar, aber Organisationsstruktur unterscheidet sich</w:t>
       </w:r>
     </w:p>
     <w:p>
@@ -128,7 +128,7 @@
           <w:color w:val="5A7D3A"/>
           <w:sz w:val="18"/>
         </w:rPr>
-        <w:t>https://pubmed.ncbi.nlm.nih.gov/42902313/</w:t>
+        <w:t>https://pubmed.ncbi.nlm.nih.gov/42907743/</w:t>
       </w:r>
     </w:p>
     <w:p>
@@ -136,7 +136,7 @@
         <w:pStyle w:val="Heading2"/>
       </w:pPr>
       <w:r>
-        <w:t>Frühe Widrigkeiten und Lebensqualität im Alter: Langzeitfolgen für erfolgreiche Alternstrajectoria</w:t>
+        <w:t>COVID-19 und Opioide kürzten Lebenserwartung in Kanada um 0,68 Jahre</w:t>
       </w:r>
     </w:p>
     <w:p>
@@ -146,12 +146,12 @@
           <w:color w:val="666666"/>
           <w:sz w:val="18"/>
         </w:rPr>
-        <w:t>Yang K et al.  ·  BMC Geriatr  ·  24.07.2026  ·  PMID 42902202</w:t>
+        <w:t>Sirag A et al.  ·  Health Rep  ·  21.10.2026  ·  PMID 42905875</w:t>
       </w:r>
     </w:p>
     <w:p>
       <w:r>
-        <w:t>Prospektive Kohortenstudie an 3.092 älteren Chinesen, die vier Muster ungünstiger Kindheitserfahrungen mit Trajectoria gelungenen Alterns über acht Jahre verband.</w:t>
+        <w:t>Kanadische Vital-Statistik-Studie verglich Sterblichkeits-Todesursachen-Stiftung zwischen 2017–2019 und 2020–2022 mittels Arriaga-Dekomposition, um die Beiträge einzelner Todesursachen zum Rückgang der Lebenserwartung bei der Geburt zu quantifizieren.</w:t>
       </w:r>
     </w:p>
     <w:p>
@@ -162,7 +162,7 @@
         <w:t xml:space="preserve">Ergebnis: </w:t>
       </w:r>
       <w:r>
-        <w:t>Pervasive Adversität (OR 1,97, 95%-KI 1,10–3,83) und Haushalts-Dysfunktion (OR 1,36, 95%-KI 1,07–1,74) verbunden mit ungünstiger Trajectoria. Niedrige Schulbildung stärkster Prädiktor (OR 5,23, 95%-KI 3,84–7,13). Netzwerk-Analyse zeigte stärkere Koppelung von Kognition und chronischem Leiden in der Gruppe mit schlechterer Trajectoria.</w:t>
+        <w:t>COVID-19 war der größte einzelne Beitrag zum Rückgang der Lebenserwartung bei der Geburt in Kanada (–0,46 Jahre für beide Geschlechter). Opioid-bedingte Todesfälle trugen –0,22 Jahre bei, während Krebserkrankungen einen geringen Anstieg (+0,17 Jahre) verursachten. Gesamtrückgang etwa 0,68 Jahre, hauptsächlich durch pandemic-direkte und indirekte Effekte.</w:t>
       </w:r>
     </w:p>
     <w:p>
@@ -177,7 +177,7 @@
         <w:rPr>
           <w:sz w:val="19"/>
         </w:rPr>
-        <w:t>China, CHARLS-Daten; begrenzte Direktübertragbarkeit auf deutsche Versorgung, psychosoziale Mechanismen aber universal.</w:t>
+        <w:t>Kanada, vergleichbare Sozialversicherung und Lebenserwartung wie Deutschland; Methode und Prioritäten übertragbar</w:t>
       </w:r>
     </w:p>
     <w:p>
@@ -186,7 +186,7 @@
           <w:color w:val="5A7D3A"/>
           <w:sz w:val="18"/>
         </w:rPr>
-        <w:t>https://pubmed.ncbi.nlm.nih.gov/42902202/</w:t>
+        <w:t>https://pubmed.ncbi.nlm.nih.gov/42905875/</w:t>
       </w:r>
     </w:p>
     <w:p>
@@ -194,7 +194,7 @@
         <w:pStyle w:val="Heading2"/>
       </w:pPr>
       <w:r>
-        <w:t>Frailty und intraoperative Hypotonie bei älteren Patienten mit Hüftfrakturchirurgie</w:t>
+        <w:t>Pflanzenbasierte Ernährung senkt Frailty-Risiko bei älteren Erwachsenen</w:t>
       </w:r>
     </w:p>
     <w:p>
@@ -204,12 +204,12 @@
           <w:color w:val="666666"/>
           <w:sz w:val="18"/>
         </w:rPr>
-        <w:t>Sutthibenjakul K et al.  ·  BMC Geriatr  ·  22.07.2026  ·  PMID 42902188</w:t>
+        <w:t>Lin J et al.  ·  Age Ageing  ·  03.08.2026  ·  PMID 42905723</w:t>
       </w:r>
     </w:p>
     <w:p>
       <w:r>
-        <w:t>Retrospektive Kohortenstudie an 522 Patienten ≥65 Jahren mit modifiziertem Frailty-Index zur Assoziation mit perioperativen Blutdruckabfällen.</w:t>
+        <w:t>Studie mit 8628 älteren Erwachsenen aus drei Kohorten (CLHLS, HRS, ELSA) untersuchte die Assoziation verschiedener pflanzlicher Ernährungsmuster mit Frailty mittels Mundlak-Dekomposition.</w:t>
       </w:r>
     </w:p>
     <w:p>
@@ -220,7 +220,7 @@
         <w:t xml:space="preserve">Ergebnis: </w:t>
       </w:r>
       <w:r>
-        <w:t>Von 522 Patienten 23,8% gebrechlich, 57,1% mit intraoperativer Hypotonie (MAP &lt;65 mmHg). Frailty war nicht unabhängig mit Auftreten der Hypotonie assoziiert (OR 0,77, 95%-KI 0,38–1,53), aber gebrechliche Patienten zeigten längere kumulative Dauer der Hypotonie (p=0,045).</w:t>
+        <w:t>Höhere Gesamtscores für pflanzenbasierte Diät waren mit niedrigerem Frailty-Risiko assoziiert (ORs 0,71–0,80 über alle drei Kohorten), während ungesunde pflanzliche Muster mit erhöhtem Risiko verbunden waren (ORs 1,24–1,41). Nüsse, Gemüse und Pflanzenöle zeigten überwiegend inverse Assoziationen mit mehreren Frailty-Domänen.</w:t>
       </w:r>
     </w:p>
     <w:p>
@@ -235,7 +235,7 @@
         <w:rPr>
           <w:sz w:val="19"/>
         </w:rPr>
-        <w:t>Thailand, retrospektive Klinikdaten; Frailty-Assessment und perioperatives Monitoring als universelle Prinzipien übertragbar.</w:t>
+        <w:t>UK, China, internationale Kohorten; Ernährungsmessungen und Frailty-Definition übertragbar auf deutsches Gesundheitssystem</w:t>
       </w:r>
     </w:p>
     <w:p>
@@ -244,7 +244,7 @@
           <w:color w:val="5A7D3A"/>
           <w:sz w:val="18"/>
         </w:rPr>
-        <w:t>https://pubmed.ncbi.nlm.nih.gov/42902188/</w:t>
+        <w:t>https://pubmed.ncbi.nlm.nih.gov/42905723/</w:t>
       </w:r>
     </w:p>
     <w:p>
@@ -252,7 +252,7 @@
         <w:pStyle w:val="Heading2"/>
       </w:pPr>
       <w:r>
-        <w:t>Pflegen im Alter: Belastung, psychische Gesundheit und der Schutzeffekt sozialer Ressourcen</w:t>
+        <w:t>Multimorbidität kostet weltweit älteren Menschen 363 Milliarden Dollar pro Jahr</w:t>
       </w:r>
     </w:p>
     <w:p>
@@ -262,12 +262,12 @@
           <w:color w:val="666666"/>
           <w:sz w:val="18"/>
         </w:rPr>
-        <w:t>Chaaya M et al.  ·  BMC Geriatr  ·  22.07.2026  ·  PMID 42902165</w:t>
+        <w:t>Ji W et al.  ·  JAMA Netw Open  ·  01.10.2026  ·  PMID 42905709</w:t>
       </w:r>
     </w:p>
     <w:p>
       <w:r>
-        <w:t>Querschnittsstudie an 434 älteren Pflegepersonen im Libanon zur Assoziation zwischen Pflegebelastung und Depression/Angst sowie moderierenden Effekten.</w:t>
+        <w:t>Globale ökonomische Evaluationsstudie mit Daten aus 204 Ländern (2000–2023) quantifizierte die gesundheitliche und finanzielle Last von Multimorbidität (78 Kombinationen) bei Erwachsenen ≥60 Jahren mittels Global Burden of Disease 2023 und makroökonomischen Daten.</w:t>
       </w:r>
     </w:p>
     <w:p>
@@ -278,7 +278,7 @@
         <w:t xml:space="preserve">Ergebnis: </w:t>
       </w:r>
       <w:r>
-        <w:t>36,4% mit hoher Pflegebelastung. Hohe Belastung verbunden mit um 7,65 Punkte höheren Depressionsscores (95%-KI 3,48–11,8) und 2,84 Punkte höheren Angstscores (95%-KI 0,73–4,95). Emotionale Unterstützung minderte signifikant den Belastungs-Depressionseffekt; finanzielle Ressourcen nicht.</w:t>
+        <w:t>Von 2000 bis 2023 stiegen die Jahre mit Behinderung (YLDs) von 2368 auf 2942 pro 100.000 Erwachsene ≥60 Jahren; wirtschaftliche Verluste nahmen von 80,1 Milliarden auf 363,25 Milliarden USD (kaufkraftparitätsbereinigt) zu. Schnellstes Wachstum: Diabetes, Angststörungen und Parkinson (AAPC 9,92% für Kosten). Höchste YLD-Rate: Osteoarthritis mit Alzheimer/Demenz (369,87 pro 100.000).</w:t>
       </w:r>
     </w:p>
     <w:p>
@@ -293,7 +293,7 @@
         <w:rPr>
           <w:sz w:val="19"/>
         </w:rPr>
-        <w:t>Libanon, ungleiche Gesundheitssysteme und Rentensicherung zu Deutschland, aber Mechanismus psychischer Belastung durch informale Pflege universal relevant.</w:t>
+        <w:t>Global, 204 Länder; Dimensionen und Trends übertragbar, aber absolute Kosten hängen von Finanzierungssystem und Lebenserwartung ab</w:t>
       </w:r>
     </w:p>
     <w:p>
@@ -302,7 +302,7 @@
           <w:color w:val="5A7D3A"/>
           <w:sz w:val="18"/>
         </w:rPr>
-        <w:t>https://pubmed.ncbi.nlm.nih.gov/42902165/</w:t>
+        <w:t>https://pubmed.ncbi.nlm.nih.gov/42905709/</w:t>
       </w:r>
     </w:p>
     <w:p>
@@ -310,7 +310,7 @@
         <w:pStyle w:val="Heading2"/>
       </w:pPr>
       <w:r>
-        <w:t>Lipid-Entzündung und Frailty als gemeinsame Treiber der cardiometabolischen Multimorbidität</w:t>
+        <w:t>Feinstaub beschleunigt kardiovaskuläres Altern über Seneszenz und Entzündung</w:t>
       </w:r>
     </w:p>
     <w:p>
@@ -320,12 +320,12 @@
           <w:color w:val="666666"/>
           <w:sz w:val="18"/>
         </w:rPr>
-        <w:t>Zhao S et al.  ·  BMC Cardiovasc Disord  ·  25.07.2026  ·  PMID 42902143</w:t>
+        <w:t>Yadav P et al.  ·  Cardiovasc Toxicol  ·  21.10.2026  ·  PMID 42905338</w:t>
       </w:r>
     </w:p>
     <w:p>
       <w:r>
-        <w:t>Nationale Kohortenstudie an 5.779 chinesischen Erwachsenen zur gemeinsamen Assoziation von Restcholesterin-Entzündungsindex und Frailty mit neuaufgetretener Multimorbidität.</w:t>
+        <w:t>Scoping Review mit konzeptuellem PACA-Framework (Pollution-Accelerated Cardiovascular Aging) integrierte Evidenz zu Feinstaub-Exposition (PM2,5, ultrafeine Partikel) und kardiovaskulärem Altern durch Mitochondrien-Dysfunktion, Seneszenz, epigenetische Änderungen und autonome Dysregulation.</w:t>
       </w:r>
     </w:p>
     <w:p>
@@ -336,7 +336,7 @@
         <w:t xml:space="preserve">Ergebnis: </w:t>
       </w:r>
       <w:r>
-        <w:t>510 Fälle Multimorbidität über Beobachtungszeit. Hoher RCII kombiniert mit Frailty zeigte HR 2,622 (95%-KI 1,972–3,488). Kumulativer RCII mit Frailty HR 2,849 (95%-KI 2,178–3,726). Modell mit kumulativem RCII und Frailty zeigte höheres AUC als reiner RCII (0,757 vs. 0,740). Additive/multiplikative Interaktion nach voller Anpassung nicht signifikant.</w:t>
+        <w:t>Framework schlägt Temporal-Evidence-Matrix vor, die Expositions-Kinetik, Lebensverlauf-Timing, Persistenz nach Expositions-Ende, Dosis-Wirkungs-Beziehungen und longitudinale Veränderungen relativ zu altersreferenzierten Vergleichern nutzt. Persistierende oder unvollständig reversible Defizite deuten auf chronische Verletzung hin; stärkere Evidenz für kardiovaskuläres Aging erfordert wiederholte Demonstration größerer Veränderungsraten als chronologisch erwartet.</w:t>
       </w:r>
     </w:p>
     <w:p>
@@ -351,7 +351,7 @@
         <w:rPr>
           <w:sz w:val="19"/>
         </w:rPr>
-        <w:t>China, CHARLS; lipidmetabolische Pathways aber transkulturelles Phänomen, Frailty-Screening in Primärversorgung universell.</w:t>
+        <w:t>Überwiegend Tiermodelle und mechanistische Daten; PACA-Framework theoretisch, keine klinischen Endpunkte gemessen</w:t>
       </w:r>
     </w:p>
     <w:p>
@@ -360,7 +360,7 @@
           <w:color w:val="5A7D3A"/>
           <w:sz w:val="18"/>
         </w:rPr>
-        <w:t>https://pubmed.ncbi.nlm.nih.gov/42902143/</w:t>
+        <w:t>https://pubmed.ncbi.nlm.nih.gov/42905338/</w:t>
       </w:r>
     </w:p>
     <w:p>
@@ -368,7 +368,7 @@
         <w:pStyle w:val="Heading2"/>
       </w:pPr>
       <w:r>
-        <w:t>Wundinfektion nach Herzbypass bei gebrechlichen älteren Patienten: Risikofaktoren und Intervention</w:t>
+        <w:t>Frailty-Index prognostiziert post-ERCP-Pankreatitis bei älteren Patienten</w:t>
       </w:r>
     </w:p>
     <w:p>
@@ -378,12 +378,12 @@
           <w:color w:val="666666"/>
           <w:sz w:val="18"/>
         </w:rPr>
-        <w:t>Guerrieri M et al.  ·  JMIR Cardio  ·  16.10.2026  ·  PMID 42886572</w:t>
+        <w:t>Zhang F et al.  ·  Clin Interv Aging  ·  16.10.2026  ·  PMID 42904120</w:t>
       </w:r>
     </w:p>
     <w:p>
       <w:r>
-        <w:t>Retrospektive Multicenter-Studie an 467 gebrechlichen/pregebrechlichen Patienten ≥60 Jahren nach Koronarchirurgie zur Assoziation mit Wundinfektionen.</w:t>
+        <w:t>Retrospektive Studie von 696 älteren Patienten (≥65 Jahre), die sich einer endoskopischen retrograden Cholangiopankreatographie unterzogen, untersuchte den Zusammenhang zwischen präoperativer Frailty und post-ERCP-Pankreatitis mittels elektronischem Frailty-Index.</w:t>
       </w:r>
     </w:p>
     <w:p>
@@ -394,7 +394,7 @@
         <w:t xml:space="preserve">Ergebnis: </w:t>
       </w:r>
       <w:r>
-        <w:t>Wundinfektionsrate 5,6% (26/467). Im multivariaten Modell unabhängig assoziiert: Charlson-Komorbiditätsindex (OR 1,58, 95%-KI 1,25–1,99, p&lt;0,001) und Einsatz kardiopulmonaler Bypass (OR 4,89, 95%-KI 1,71–13,94, p=0,003). Komplikationsraten sonst zwischen Gruppen ähnlich.</w:t>
+        <w:t>Von 696 Patienten entwickelten 79 (11,4%) eine post-ERCP-Pankreatitis. Nach multivariater Anpassung war Frailty mit höheren Chancen verbunden (OR 2,09, 95%-KI 1,08–4,05, p=0,028). Hinzunahme von Frailty zum Referenzmodell verbesserte die Diskrimination (AUC 0,714 zu 0,755, p=0,031); Netto-Reklassifizierungsverbesserung betrug 0,516.</w:t>
       </w:r>
     </w:p>
     <w:p>
@@ -409,7 +409,7 @@
         <w:rPr>
           <w:sz w:val="19"/>
         </w:rPr>
-        <w:t>Brasilien, andere Gesundheitsfinanzierung; Frailty-stratifizierte perioperative Risikoadjustierung aber prinzipiell übertragbar.</w:t>
+        <w:t>China; Frailty-Messung und Endoskopie-Risiken gelten international, aber Patientenpopulation und Gesundheitssystem unterscheiden sich</w:t>
       </w:r>
     </w:p>
     <w:p>
@@ -418,7 +418,7 @@
           <w:color w:val="5A7D3A"/>
           <w:sz w:val="18"/>
         </w:rPr>
-        <w:t>https://pubmed.ncbi.nlm.nih.gov/42886572/</w:t>
+        <w:t>https://pubmed.ncbi.nlm.nih.gov/42904120/</w:t>
       </w:r>
     </w:p>
     <w:sectPr>

--- a/download/studien-aktuell.docx
+++ b/download/studien-aktuell.docx
@@ -62,7 +62,7 @@
           <w:color w:val="666666"/>
           <w:sz w:val="18"/>
         </w:rPr>
-        <w:t>Stand: 23.10.2026  |  6 Studien  |  longevity.m-vf.de</w:t>
+        <w:t>Stand: 24.10.2026  |  6 Studien  |  longevity.m-vf.de</w:t>
       </w:r>
     </w:p>
     <w:p>
@@ -70,7 +70,7 @@
         <w:pStyle w:val="Heading1"/>
       </w:pPr>
       <w:r>
-        <w:t>Aufgenommen am 23.10.2026</w:t>
+        <w:t>Aufgenommen am 24.10.2026</w:t>
       </w:r>
     </w:p>
     <w:p>
@@ -78,7 +78,7 @@
         <w:pStyle w:val="Heading2"/>
       </w:pPr>
       <w:r>
-        <w:t>Interprofessionelle Schulung und Workflow verbessern geriatrisches Screening in Hausarztpraxen</w:t>
+        <w:t>Frailty-Schweregrad bestimmt Überleben und Arztkostenbelastung bei älteren Menschen</w:t>
       </w:r>
     </w:p>
     <w:p>
@@ -88,12 +88,12 @@
           <w:color w:val="666666"/>
           <w:sz w:val="18"/>
         </w:rPr>
-        <w:t>Litzelman DK et al.  ·  BMC Geriatr  ·  23.07.2026  ·  PMID 42907743</w:t>
+        <w:t>Pulok MH et al.  ·  Age Ageing  ·  03.08.2026  ·  PMID 42910912</w:t>
       </w:r>
     </w:p>
     <w:p>
       <w:r>
-        <w:t>US-amerikanische Studie mit 56 Hausärzten, 180 Assistenzärzten und 8818 älteren Patienten an acht Primärversorgungsstellen evaluierte ein Schulungs- und Systeminterventionsprogramm basierend auf dem Age-Friendly 4Ms-Rahmenwerk.</w:t>
+        <w:t>Retrospektive Kohortenstudie an 944 älteren Notaufnahmepatienten (Median 80,8 Jahre) zur Vorhersage von Kosten und Überleben anhand des Clinical Frailty Scale.</w:t>
       </w:r>
     </w:p>
     <w:p>
@@ -104,7 +104,7 @@
         <w:t xml:space="preserve">Ergebnis: </w:t>
       </w:r>
       <w:r>
-        <w:t>Nach Intervention verbesserten sich Screening-Raten für Demenz (OR 1,27, 95%-KI 0,98–1,63) und Sturzrisiko (OR 1,40, 95%-KI 1,00–1,95), mit Sturzrisiko-Screening zeigend die stärksten Verbesserungen (+0,64% pro Monat, p&lt;0,001). Kliniken mit stärkerer Systemintegration zeigten die robustesten Verbesserungen; Opioid-Screening und Advance-Care-Planning-Dokumentation nahmen ab.</w:t>
+        <w:t>Schwer gebrechliche Patienten hatten über ein Jahr 704 CAD weniger Arztkosen als unkomplizierte – hauptsächlich durch kürzeres Überleben bedingt (41,6% starben innerhalb eines Jahres). Während der Lebenszeit fielen für alle Gebrechlichkeitsgruppen höhere Kosten an als für Nicht-Gebrechliche, was auf intensivere Nutzung bei kürzerer Dauer hindeutet. Der Frailty-Status war ein besserer Kostenprädiktor als Alter allein.</w:t>
       </w:r>
     </w:p>
     <w:p>
@@ -119,7 +119,7 @@
         <w:rPr>
           <w:sz w:val="19"/>
         </w:rPr>
-        <w:t>USA, Primärversorgung; Methoden auf deutsches Praxissystem übertragbar, aber Organisationsstruktur unterscheidet sich</w:t>
+        <w:t>Kanada, ähnliche Sozialversicherung und Gesundheitsfinanzierung wie Deutschland.</w:t>
       </w:r>
     </w:p>
     <w:p>
@@ -128,7 +128,7 @@
           <w:color w:val="5A7D3A"/>
           <w:sz w:val="18"/>
         </w:rPr>
-        <w:t>https://pubmed.ncbi.nlm.nih.gov/42907743/</w:t>
+        <w:t>https://pubmed.ncbi.nlm.nih.gov/42910912/</w:t>
       </w:r>
     </w:p>
     <w:p>
@@ -136,7 +136,7 @@
         <w:pStyle w:val="Heading2"/>
       </w:pPr>
       <w:r>
-        <w:t>COVID-19 und Opioide kürzten Lebenserwartung in Kanada um 0,68 Jahre</w:t>
+        <w:t>Aktives Altern durch Betreuung und Freiwilligenarbeit: Wer profitiert, wer leidet?</w:t>
       </w:r>
     </w:p>
     <w:p>
@@ -146,12 +146,12 @@
           <w:color w:val="666666"/>
           <w:sz w:val="18"/>
         </w:rPr>
-        <w:t>Sirag A et al.  ·  Health Rep  ·  21.10.2026  ·  PMID 42905875</w:t>
+        <w:t>Cretazzo F et al.  ·  Front Public Health  ·  07.10.2026  ·  PMID 42909995</w:t>
       </w:r>
     </w:p>
     <w:p>
       <w:r>
-        <w:t>Kanadische Vital-Statistik-Studie verglich Sterblichkeits-Todesursachen-Stiftung zwischen 2017–2019 und 2020–2022 mittels Arriaga-Dekomposition, um die Beiträge einzelner Todesursachen zum Rückgang der Lebenserwartung bei der Geburt zu quantifizieren.</w:t>
+        <w:t>Längsschnittstudie (SHARE Wellen 7–9) an älteren Europäern, die Übergänge zwischen Betreuungs- und Freiwilligentätigkeit in Bezug auf Gesundheit und psychisches Wohlbefinden verfolgten.</w:t>
       </w:r>
     </w:p>
     <w:p>
@@ -162,7 +162,7 @@
         <w:t xml:space="preserve">Ergebnis: </w:t>
       </w:r>
       <w:r>
-        <w:t>COVID-19 war der größte einzelne Beitrag zum Rückgang der Lebenserwartung bei der Geburt in Kanada (–0,46 Jahre für beide Geschlechter). Opioid-bedingte Todesfälle trugen –0,22 Jahre bei, während Krebserkrankungen einen geringen Anstieg (+0,17 Jahre) verursachten. Gesamtrückgang etwa 0,68 Jahre, hauptsächlich durch pandemic-direkte und indirekte Effekte.</w:t>
+        <w:t>Übergänge von reiner Betreuung zu Doppelrolle („Super-Helper</w:t>
       </w:r>
     </w:p>
     <w:p>
@@ -177,7 +177,7 @@
         <w:rPr>
           <w:sz w:val="19"/>
         </w:rPr>
-        <w:t>Kanada, vergleichbare Sozialversicherung und Lebenserwartung wie Deutschland; Methode und Prioritäten übertragbar</w:t>
+        <w:t>Europa, SHARE-Daten aus sozialversicherungsgestützten Systemen.</w:t>
       </w:r>
     </w:p>
     <w:p>
@@ -186,7 +186,7 @@
           <w:color w:val="5A7D3A"/>
           <w:sz w:val="18"/>
         </w:rPr>
-        <w:t>https://pubmed.ncbi.nlm.nih.gov/42905875/</w:t>
+        <w:t>https://pubmed.ncbi.nlm.nih.gov/42909995/</w:t>
       </w:r>
     </w:p>
     <w:p>
@@ -194,7 +194,7 @@
         <w:pStyle w:val="Heading2"/>
       </w:pPr>
       <w:r>
-        <w:t>Pflanzenbasierte Ernährung senkt Frailty-Risiko bei älteren Erwachsenen</w:t>
+        <w:t>Biologische Gebrechlichkeit und Chemotherapiedosis bestimmen Überleben bei älteren Darmkrebspatienten</w:t>
       </w:r>
     </w:p>
     <w:p>
@@ -204,12 +204,12 @@
           <w:color w:val="666666"/>
           <w:sz w:val="18"/>
         </w:rPr>
-        <w:t>Lin J et al.  ·  Age Ageing  ·  03.08.2026  ·  PMID 42905723</w:t>
+        <w:t>Ağaoğlu AB et al.  ·  Cancer Chemother Pharmacol  ·  23.10.2026  ·  PMID 42909624</w:t>
       </w:r>
     </w:p>
     <w:p>
       <w:r>
-        <w:t>Studie mit 8628 älteren Erwachsenen aus drei Kohorten (CLHLS, HRS, ELSA) untersuchte die Assoziation verschiedener pflanzlicher Ernährungsmuster mit Frailty mittels Mundlak-Dekomposition.</w:t>
+        <w:t>Retrospektive Studie an 94 Patienten ≥65 Jahren mit adjuvanter Chemotherapie nach Darmkrebsoperation zu Frailty-Index und Dosisintensität als Überlebensprädiktoren.</w:t>
       </w:r>
     </w:p>
     <w:p>
@@ -220,7 +220,7 @@
         <w:t xml:space="preserve">Ergebnis: </w:t>
       </w:r>
       <w:r>
-        <w:t>Höhere Gesamtscores für pflanzenbasierte Diät waren mit niedrigerem Frailty-Risiko assoziiert (ORs 0,71–0,80 über alle drei Kohorten), während ungesunde pflanzliche Muster mit erhöhtem Risiko verbunden waren (ORs 1,24–1,41). Nüsse, Gemüse und Pflanzenöle zeigten überwiegend inverse Assoziationen mit mehreren Frailty-Domänen.</w:t>
+        <w:t>Laborgestützter Frailty-Index (FI-Lab) ≥0,25 sagte unabhängig schlechteres Gesamtüberleben vorher (Hazard Ratio 3,73, p=0,023) und krankheitsfreies Überleben (HR 2,81, p=0,029). Patienten ohne optimale Anfangsdosis hatten deutlich schlechtere Ergebnisse (OS HR 14,41; p=0,011). G8, mFI-5 und Charlson-Index waren nicht unabhängig prädiktiv.</w:t>
       </w:r>
     </w:p>
     <w:p>
@@ -235,7 +235,7 @@
         <w:rPr>
           <w:sz w:val="19"/>
         </w:rPr>
-        <w:t>UK, China, internationale Kohorten; Ernährungsmessungen und Frailty-Definition übertragbar auf deutsches Gesundheitssystem</w:t>
+        <w:t>Türkei; biologische Reserve als Prädiktor ist universell, Dosisintensität und Messmethoden sind aber systemabhängig.</w:t>
       </w:r>
     </w:p>
     <w:p>
@@ -244,7 +244,7 @@
           <w:color w:val="5A7D3A"/>
           <w:sz w:val="18"/>
         </w:rPr>
-        <w:t>https://pubmed.ncbi.nlm.nih.gov/42905723/</w:t>
+        <w:t>https://pubmed.ncbi.nlm.nih.gov/42909624/</w:t>
       </w:r>
     </w:p>
     <w:p>
@@ -252,7 +252,7 @@
         <w:pStyle w:val="Heading2"/>
       </w:pPr>
       <w:r>
-        <w:t>Multimorbidität kostet weltweit älteren Menschen 363 Milliarden Dollar pro Jahr</w:t>
+        <w:t>Geriatrische Atemwegsmedizin: Künstliche Intelligenz und maßgeschneiderte Versorgung polymorber älterer Patienten</w:t>
       </w:r>
     </w:p>
     <w:p>
@@ -262,12 +262,12 @@
           <w:color w:val="666666"/>
           <w:sz w:val="18"/>
         </w:rPr>
-        <w:t>Ji W et al.  ·  JAMA Netw Open  ·  01.10.2026  ·  PMID 42905709</w:t>
+        <w:t>Sorino C et al.  ·  Eur Respir Rev  ·  21.10.2026  ·  PMID 42906940</w:t>
       </w:r>
     </w:p>
     <w:p>
       <w:r>
-        <w:t>Globale ökonomische Evaluationsstudie mit Daten aus 204 Ländern (2000–2023) quantifizierte die gesundheitliche und finanzielle Last von Multimorbidität (78 Kombinationen) bei Erwachsenen ≥60 Jahren mittels Global Burden of Disease 2023 und makroökonomischen Daten.</w:t>
+        <w:t>Fachnachricht italienischer und europäischer Pneumologen zu klinischen Schnittstellen von Altern, Immunoseneszenz, Gebrechlichkeit und Lungenerkrankung im Alter mit Fokus auf praktische Versorgungsmodelle.</w:t>
       </w:r>
     </w:p>
     <w:p>
@@ -278,7 +278,7 @@
         <w:t xml:space="preserve">Ergebnis: </w:t>
       </w:r>
       <w:r>
-        <w:t>Von 2000 bis 2023 stiegen die Jahre mit Behinderung (YLDs) von 2368 auf 2942 pro 100.000 Erwachsene ≥60 Jahren; wirtschaftliche Verluste nahmen von 80,1 Milliarden auf 363,25 Milliarden USD (kaufkraftparitätsbereinigt) zu. Schnellstes Wachstum: Diabetes, Angststörungen und Parkinson (AAPC 9,92% für Kosten). Höchste YLD-Rate: Osteoarthritis mit Alzheimer/Demenz (369,87 pro 100.000).</w:t>
+        <w:t>Kernbefunde: pneumonie-assoziierte Sarkopenie als Motor für Rezidivinfektion und funktionellen Niedergang; nicht-invasive Beatmungswahl muss Delirium-Risiko gegen Wirksamkeit abwägen; 20-valenter Pneumokokken- und RSV-Impfstoff als neue Präventionsstrategie; gerätegestützte Inhalationstherapie angepasst an inspiratorische Kraft statt nur Pharmakologie; Biologika (Dupilumab, Mepolizumab) ermöglichen Steroid-Einsparung; 4Ms-Modell (Mentation, Medication, Mobility, Morbidities) integriert mit KI als strukturierte Versorgung.</w:t>
       </w:r>
     </w:p>
     <w:p>
@@ -293,7 +293,7 @@
         <w:rPr>
           <w:sz w:val="19"/>
         </w:rPr>
-        <w:t>Global, 204 Länder; Dimensionen und Trends übertragbar, aber absolute Kosten hängen von Finanzierungssystem und Lebenserwartung ab</w:t>
+        <w:t>Italien und Europa, Sozialversicherungssysteme; praxisorientiert für deutschsprachige Lungenkliniken.</w:t>
       </w:r>
     </w:p>
     <w:p>
@@ -302,7 +302,7 @@
           <w:color w:val="5A7D3A"/>
           <w:sz w:val="18"/>
         </w:rPr>
-        <w:t>https://pubmed.ncbi.nlm.nih.gov/42905709/</w:t>
+        <w:t>https://pubmed.ncbi.nlm.nih.gov/42906940/</w:t>
       </w:r>
     </w:p>
     <w:p>
@@ -310,7 +310,7 @@
         <w:pStyle w:val="Heading2"/>
       </w:pPr>
       <w:r>
-        <w:t>Feinstaub beschleunigt kardiovaskuläres Altern über Seneszenz und Entzündung</w:t>
+        <w:t>Flächendeckende Umsetzung der Age-Friendly 4Ms in 26 Krankenhäusern</w:t>
       </w:r>
     </w:p>
     <w:p>
@@ -320,12 +320,12 @@
           <w:color w:val="666666"/>
           <w:sz w:val="18"/>
         </w:rPr>
-        <w:t>Yadav P et al.  ·  Cardiovasc Toxicol  ·  21.10.2026  ·  PMID 42905338</w:t>
+        <w:t>Ryer S et al.  ·  NEJM Catal Innov Care Deliv  ·  21.10.2026  ·  PMID 42904678</w:t>
       </w:r>
     </w:p>
     <w:p>
       <w:r>
-        <w:t>Scoping Review mit konzeptuellem PACA-Framework (Pollution-Accelerated Cardiovascular Aging) integrierte Evidenz zu Feinstaub-Exposition (PM2,5, ultrafeine Partikel) und kardiovaskulärem Altern durch Mitochondrien-Dysfunktion, Seneszenz, epigenetische Änderungen und autonome Dysregulation.</w:t>
+        <w:t>Implementierungsstudie an 26 Krankenhäusern im Mittleren Westen (Wisconsin, Illinois) zur standardisierten Umsetzung der 4Ms (What Matters, Medication, Mentation, Mobility) mit Governance-Struktur, EHR-Integration und Qualitätsmessungen.</w:t>
       </w:r>
     </w:p>
     <w:p>
@@ -336,7 +336,7 @@
         <w:t xml:space="preserve">Ergebnis: </w:t>
       </w:r>
       <w:r>
-        <w:t>Framework schlägt Temporal-Evidence-Matrix vor, die Expositions-Kinetik, Lebensverlauf-Timing, Persistenz nach Expositions-Ende, Dosis-Wirkungs-Beziehungen und longitudinale Veränderungen relativ zu altersreferenzierten Vergleichern nutzt. Persistierende oder unvollständig reversible Defizite deuten auf chronische Verletzung hin; stärkere Evidenz für kardiovaskuläres Aging erfordert wiederholte Demonstration größerer Veränderungsraten als chronologisch erwartet.</w:t>
+        <w:t>Implementierungsreife bei frühen Kohorten in geriatrischen stationären Einrichtungen Median 0,66, nicht-geriatrischen stationär 0,63, geriatrischen ambulant 0,47, nicht-geriatrischen ambulant 0,36 (Skala 0–1). Dokumentation What Matters und Kognitives Screening erheblich verbessert, Deliriumrate und Liegedauer reduziert. Hohe Variabilität zwischen Organisationen. Herausforderungen: Dokumentationslast, variable Adoption, konkurrierende Prioritäten.</w:t>
       </w:r>
     </w:p>
     <w:p>
@@ -351,7 +351,7 @@
         <w:rPr>
           <w:sz w:val="19"/>
         </w:rPr>
-        <w:t>Überwiegend Tiermodelle und mechanistische Daten; PACA-Framework theoretisch, keine klinischen Endpunkte gemessen</w:t>
+        <w:t>USA, aber Implementierungsmethode und Messrahmen sind auf deutsche Krankenhäuser übertragbar.</w:t>
       </w:r>
     </w:p>
     <w:p>
@@ -360,7 +360,7 @@
           <w:color w:val="5A7D3A"/>
           <w:sz w:val="18"/>
         </w:rPr>
-        <w:t>https://pubmed.ncbi.nlm.nih.gov/42905338/</w:t>
+        <w:t>https://pubmed.ncbi.nlm.nih.gov/42904678/</w:t>
       </w:r>
     </w:p>
     <w:p>
@@ -368,7 +368,7 @@
         <w:pStyle w:val="Heading2"/>
       </w:pPr>
       <w:r>
-        <w:t>Frailty-Index prognostiziert post-ERCP-Pankreatitis bei älteren Patienten</w:t>
+        <w:t>Age-Friendly 4Ms in Sicherheitsnetzklnik: Implementierung bei älteren vulnerable Patienten</w:t>
       </w:r>
     </w:p>
     <w:p>
@@ -378,12 +378,12 @@
           <w:color w:val="666666"/>
           <w:sz w:val="18"/>
         </w:rPr>
-        <w:t>Zhang F et al.  ·  Clin Interv Aging  ·  16.10.2026  ·  PMID 42904120</w:t>
+        <w:t>Ohuabunwa UK et al.  ·  NEJM Catal Innov Care Deliv  ·  21.10.2026  ·  PMID 42904677</w:t>
       </w:r>
     </w:p>
     <w:p>
       <w:r>
-        <w:t>Retrospektive Studie von 696 älteren Patienten (≥65 Jahre), die sich einer endoskopischen retrograden Cholangiopankreatographie unterzogen, untersuchte den Zusammenhang zwischen präoperativer Frailty und post-ERCP-Pankreatitis mittels elektronischem Frailty-Index.</w:t>
+        <w:t>Implementierungsstudie der 4Ms-Rahmenwerk (What Matters, Medication, Mentation, Mobility) plus Malnutrition und Übergangspflege in Safety-Net-Klinik mit 3427 älteren Patienten (79,3 Jahre, 64% Afroamerikaner).</w:t>
       </w:r>
     </w:p>
     <w:p>
@@ -394,7 +394,7 @@
         <w:t xml:space="preserve">Ergebnis: </w:t>
       </w:r>
       <w:r>
-        <w:t>Von 696 Patienten entwickelten 79 (11,4%) eine post-ERCP-Pankreatitis. Nach multivariater Anpassung war Frailty mit höheren Chancen verbunden (OR 2,09, 95%-KI 1,08–4,05, p=0,028). Hinzunahme von Frailty zum Referenzmodell verbesserte die Diskrimination (AUC 0,714 zu 0,755, p=0,031); Netto-Reklassifizierungsverbesserung betrug 0,516.</w:t>
+        <w:t>Über zwei Jahre (März 2024–März 2026) erreichte die AFHS-Implementierung 100% Einhaltung bei 5 von 14 Protokollen, &gt;90% bei 5 weiteren. Was Matters-Dokumentation 74%, Delirium-Screening 98%, Funktionskapazitätsbewertung 96%. Assoziation mit Deliriumrate-Reduktion und verkürzter Krankenhausliegedauer.</w:t>
       </w:r>
     </w:p>
     <w:p>
@@ -409,7 +409,7 @@
         <w:rPr>
           <w:sz w:val="19"/>
         </w:rPr>
-        <w:t>China; Frailty-Messung und Endoskopie-Risiken gelten international, aber Patientenpopulation und Gesundheitssystem unterscheiden sich</w:t>
+        <w:t>USA-Sicherheitsnetzkontext, aber 4Ms-Framework und Messmethoden sind übertragbar.</w:t>
       </w:r>
     </w:p>
     <w:p>
@@ -418,7 +418,7 @@
           <w:color w:val="5A7D3A"/>
           <w:sz w:val="18"/>
         </w:rPr>
-        <w:t>https://pubmed.ncbi.nlm.nih.gov/42904120/</w:t>
+        <w:t>https://pubmed.ncbi.nlm.nih.gov/42904677/</w:t>
       </w:r>
     </w:p>
     <w:sectPr>

--- a/download/studien-aktuell.docx
+++ b/download/studien-aktuell.docx
@@ -62,7 +62,7 @@
           <w:color w:val="666666"/>
           <w:sz w:val="18"/>
         </w:rPr>
-        <w:t>Stand: 24.10.2026  |  6 Studien  |  longevity.m-vf.de</w:t>
+        <w:t>Stand: 25.10.2026  |  6 Studien  |  longevity.m-vf.de</w:t>
       </w:r>
     </w:p>
     <w:p>
@@ -70,7 +70,7 @@
         <w:pStyle w:val="Heading1"/>
       </w:pPr>
       <w:r>
-        <w:t>Aufgenommen am 24.10.2026</w:t>
+        <w:t>Aufgenommen am 25.10.2026</w:t>
       </w:r>
     </w:p>
     <w:p>
@@ -78,7 +78,7 @@
         <w:pStyle w:val="Heading2"/>
       </w:pPr>
       <w:r>
-        <w:t>Frailty-Schweregrad bestimmt Überleben und Arztkostenbelastung bei älteren Menschen</w:t>
+        <w:t>Frailty-Screening mit Prävention senkt Pflegequoten bei Älteren</w:t>
       </w:r>
     </w:p>
     <w:p>
@@ -88,12 +88,12 @@
           <w:color w:val="666666"/>
           <w:sz w:val="18"/>
         </w:rPr>
-        <w:t>Pulok MH et al.  ·  Age Ageing  ·  03.08.2026  ·  PMID 42910912</w:t>
+        <w:t>Soma S et al.  ·  Age Ageing  ·  03.08.2026  ·  PMID 42920343</w:t>
       </w:r>
     </w:p>
     <w:p>
       <w:r>
-        <w:t>Retrospektive Kohortenstudie an 944 älteren Notaufnahmepatienten (Median 80,8 Jahre) zur Vorhersage von Kosten und Überleben anhand des Clinical Frailty Scale.</w:t>
+        <w:t>Untersucht wurde, ob ein kommunales Programm aus Frailty-Screening und Gesundheitsberatung die Quote der Pflegebedürftigkeit bei Menschen über 75 Jahren reduziert.</w:t>
       </w:r>
     </w:p>
     <w:p>
@@ -104,7 +104,7 @@
         <w:t xml:space="preserve">Ergebnis: </w:t>
       </w:r>
       <w:r>
-        <w:t>Schwer gebrechliche Patienten hatten über ein Jahr 704 CAD weniger Arztkosen als unkomplizierte – hauptsächlich durch kürzeres Überleben bedingt (41,6% starben innerhalb eines Jahres). Während der Lebenszeit fielen für alle Gebrechlichkeitsgruppen höhere Kosten an als für Nicht-Gebrechliche, was auf intensivere Nutzung bei kürzerer Dauer hindeutet. Der Frailty-Status war ein besserer Kostenprädiktor als Alter allein.</w:t>
+        <w:t>Nach Einführung des Programms nahm die altersstandardisierte Pflegequote bei den über 75-Jährigen deutlich ab: Der Trend sank um 0,974 pro Jahr (95 %-KI 0,963–0,983), sodass die Quote am Ende um 6,8 % unter der zu erwartenden Fortsetzung lag (95 %-KI 4,4–10,0 %). Dies zeigt den Nutzen von Frailty-Screening in der bevölkerungsgestützten Prävention.</w:t>
       </w:r>
     </w:p>
     <w:p>
@@ -119,7 +119,7 @@
         <w:rPr>
           <w:sz w:val="19"/>
         </w:rPr>
-        <w:t>Kanada, ähnliche Sozialversicherung und Gesundheitsfinanzierung wie Deutschland.</w:t>
+        <w:t>Japan, vergleichbare Langzeitpflegeversicherung; Ergebnis auf Alterungsgesellschaften übertragbar</w:t>
       </w:r>
     </w:p>
     <w:p>
@@ -128,7 +128,7 @@
           <w:color w:val="5A7D3A"/>
           <w:sz w:val="18"/>
         </w:rPr>
-        <w:t>https://pubmed.ncbi.nlm.nih.gov/42910912/</w:t>
+        <w:t>https://pubmed.ncbi.nlm.nih.gov/42920343/</w:t>
       </w:r>
     </w:p>
     <w:p>
@@ -136,7 +136,7 @@
         <w:pStyle w:val="Heading2"/>
       </w:pPr>
       <w:r>
-        <w:t>Aktives Altern durch Betreuung und Freiwilligenarbeit: Wer profitiert, wer leidet?</w:t>
+        <w:t>Messbare Indikatoren für Aging-in-Place bei älteren Menschen mit Frailty</w:t>
       </w:r>
     </w:p>
     <w:p>
@@ -146,12 +146,12 @@
           <w:color w:val="666666"/>
           <w:sz w:val="18"/>
         </w:rPr>
-        <w:t>Cretazzo F et al.  ·  Front Public Health  ·  07.10.2026  ·  PMID 42909995</w:t>
+        <w:t>Dlima SD et al.  ·  BMC Geriatr  ·  28.07.2026  ·  PMID 42919131</w:t>
       </w:r>
     </w:p>
     <w:p>
       <w:r>
-        <w:t>Längsschnittstudie (SHARE Wellen 7–9) an älteren Europäern, die Übergänge zwischen Betreuungs- und Freiwilligentätigkeit in Bezug auf Gesundheit und psychisches Wohlbefinden verfolgten.</w:t>
+        <w:t>Experten-Delphi-Befragung zur Identifizierung von routinemäßig messbaren Indikatoren für gelungenes Altern zu Hause bei älteren Menschen mit oder Risiko für Frailty.</w:t>
       </w:r>
     </w:p>
     <w:p>
@@ -162,7 +162,7 @@
         <w:t xml:space="preserve">Ergebnis: </w:t>
       </w:r>
       <w:r>
-        <w:t>Übergänge von reiner Betreuung zu Doppelrolle („Super-Helper</w:t>
+        <w:t>Nur vier Indikatoren erreichten Konsens für Wichtigkeit und praktische Machbarkeit: körperliche Leistung/Mobilität, Multimorbidität, Sinnesfunktionen und Druckgeschwüre. 27 weitere Indikatoren waren sehr wichtig, aber schwer routinemäßig zu erfassen. Technologie-Indikatoren waren weder wichtig noch machbar; Laien-Experten betonten jedoch digitale Kompetenz.</w:t>
       </w:r>
     </w:p>
     <w:p>
@@ -177,7 +177,7 @@
         <w:rPr>
           <w:sz w:val="19"/>
         </w:rPr>
-        <w:t>Europa, SHARE-Daten aus sozialversicherungsgestützten Systemen.</w:t>
+        <w:t>UK (Manchester); Geriatrisches Assessment und Indikatorauswahl sind auf deutsches Versorgungssystem übertragbar</w:t>
       </w:r>
     </w:p>
     <w:p>
@@ -186,7 +186,7 @@
           <w:color w:val="5A7D3A"/>
           <w:sz w:val="18"/>
         </w:rPr>
-        <w:t>https://pubmed.ncbi.nlm.nih.gov/42909995/</w:t>
+        <w:t>https://pubmed.ncbi.nlm.nih.gov/42919131/</w:t>
       </w:r>
     </w:p>
     <w:p>
@@ -194,7 +194,7 @@
         <w:pStyle w:val="Heading2"/>
       </w:pPr>
       <w:r>
-        <w:t>Biologische Gebrechlichkeit und Chemotherapiedosis bestimmen Überleben bei älteren Darmkrebspatienten</w:t>
+        <w:t>Gesundheitsausgaben älterer Menschen treiben Haushalte in Armut: Versicherungslücken in Indien</w:t>
       </w:r>
     </w:p>
     <w:p>
@@ -204,12 +204,12 @@
           <w:color w:val="666666"/>
           <w:sz w:val="18"/>
         </w:rPr>
-        <w:t>Ağaoğlu AB et al.  ·  Cancer Chemother Pharmacol  ·  23.10.2026  ·  PMID 42909624</w:t>
+        <w:t>Soni N et al.  ·  Front Public Health  ·  07.10.2026  ·  PMID 42908591</w:t>
       </w:r>
     </w:p>
     <w:p>
       <w:r>
-        <w:t>Retrospektive Studie an 94 Patienten ≥65 Jahren mit adjuvanter Chemotherapie nach Darmkrebsoperation zu Frailty-Index und Dosisintensität als Überlebensprädiktoren.</w:t>
+        <w:t>Untersucht wurde, wie Eigenleistungen für Gesundheit Haushalte mit älteren Menschen in Indien in Armut treiben und welche Faktoren dieses Risiko verschärfen oder puffern.</w:t>
       </w:r>
     </w:p>
     <w:p>
@@ -220,7 +220,7 @@
         <w:t xml:space="preserve">Ergebnis: </w:t>
       </w:r>
       <w:r>
-        <w:t>Laborgestützter Frailty-Index (FI-Lab) ≥0,25 sagte unabhängig schlechteres Gesamtüberleben vorher (Hazard Ratio 3,73, p=0,023) und krankheitsfreies Überleben (HR 2,81, p=0,029). Patienten ohne optimale Anfangsdosis hatten deutlich schlechtere Ergebnisse (OS HR 14,41; p=0,011). G8, mFI-5 und Charlson-Index waren nicht unabhängig prädiktiv.</w:t>
+        <w:t>Längere Krankenhausaufenthalte, größere Haushalte, Kaste und private Gesundheitsversorgung erhöhen die Armutsquote erheblich. Krankenversicherung und Bildung reduzieren das Risiko. Trotz öffentlicher Programme ist die Abdeckung unzureichend und ungleich, weshalb ältere Menschen finanziell ungeschützt bleiben.</w:t>
       </w:r>
     </w:p>
     <w:p>
@@ -235,7 +235,7 @@
         <w:rPr>
           <w:sz w:val="19"/>
         </w:rPr>
-        <w:t>Türkei; biologische Reserve als Prädiktor ist universell, Dosisintensität und Messmethoden sind aber systemabhängig.</w:t>
+        <w:t>Indien; zeigt Versorgungslücken in Ländern ohne Vollversicherung; für Deutschland relevant als Warnung vor Privatisierung von Altenversorgung</w:t>
       </w:r>
     </w:p>
     <w:p>
@@ -244,7 +244,7 @@
           <w:color w:val="5A7D3A"/>
           <w:sz w:val="18"/>
         </w:rPr>
-        <w:t>https://pubmed.ncbi.nlm.nih.gov/42909624/</w:t>
+        <w:t>https://pubmed.ncbi.nlm.nih.gov/42908591/</w:t>
       </w:r>
     </w:p>
     <w:p>
@@ -252,7 +252,7 @@
         <w:pStyle w:val="Heading2"/>
       </w:pPr>
       <w:r>
-        <w:t>Geriatrische Atemwegsmedizin: Künstliche Intelligenz und maßgeschneiderte Versorgung polymorber älterer Patienten</w:t>
+        <w:t>Geriatrische Versorgung: Risikogeschichtetes Drei-Ebenen-Modell statt Checkliste</w:t>
       </w:r>
     </w:p>
     <w:p>
@@ -262,12 +262,12 @@
           <w:color w:val="666666"/>
           <w:sz w:val="18"/>
         </w:rPr>
-        <w:t>Sorino C et al.  ·  Eur Respir Rev  ·  21.10.2026  ·  PMID 42906940</w:t>
+        <w:t>Amir O et al.  ·  NEJM Catal Innov Care Deliv  ·  21.10.2026  ·  PMID 42904679</w:t>
       </w:r>
     </w:p>
     <w:p>
       <w:r>
-        <w:t>Fachnachricht italienischer und europäischer Pneumologen zu klinischen Schnittstellen von Altern, Immunoseneszenz, Gebrechlichkeit und Lungenerkrankung im Alter mit Fokus auf praktische Versorgungsmodelle.</w:t>
+        <w:t>Beschreibt ein risikostratifiziertes Versorgungsmodell für ältere Klinikpatienten, das die 4Ms (Mobility, Mentation, Medication, What Matters) allen Über-65-Jährigen anbietet und dann Hochrisiko-Patienten zu spezialisierten geriatrischen Teams leitet.</w:t>
       </w:r>
     </w:p>
     <w:p>
@@ -278,7 +278,7 @@
         <w:t xml:space="preserve">Ergebnis: </w:t>
       </w:r>
       <w:r>
-        <w:t>Kernbefunde: pneumonie-assoziierte Sarkopenie als Motor für Rezidivinfektion und funktionellen Niedergang; nicht-invasive Beatmungswahl muss Delirium-Risiko gegen Wirksamkeit abwägen; 20-valenter Pneumokokken- und RSV-Impfstoff als neue Präventionsstrategie; gerätegestützte Inhalationstherapie angepasst an inspiratorische Kraft statt nur Pharmakologie; Biologika (Dupilumab, Mepolizumab) ermöglichen Steroid-Einsparung; 4Ms-Modell (Mentation, Medication, Mobility, Morbidities) integriert mit KI als strukturierte Versorgung.</w:t>
+        <w:t>Das Modell unterscheidet: (1) universelle 4Ms-Prozesse für alle älteren Patienten, (2) spezialisierte Protokolle (z. B. Hüftfraktur) durch Generalisten mit Geriater-Aufsicht, (3) intensive Comanagement-Modelle durch spezialisierte geriatrische Teams. Dies vermeidet Ressourcen-Ineffizienz und verbessert die Ergebnisse durch angepasste Intensität.</w:t>
       </w:r>
     </w:p>
     <w:p>
@@ -293,7 +293,7 @@
         <w:rPr>
           <w:sz w:val="19"/>
         </w:rPr>
-        <w:t>Italien und Europa, Sozialversicherungssysteme; praxisorientiert für deutschsprachige Lungenkliniken.</w:t>
+        <w:t>USA, CMS-System; Risikostratifizierung und Strukturmodell sind auf deutsches Klinikmanagement übertragbar</w:t>
       </w:r>
     </w:p>
     <w:p>
@@ -302,7 +302,7 @@
           <w:color w:val="5A7D3A"/>
           <w:sz w:val="18"/>
         </w:rPr>
-        <w:t>https://pubmed.ncbi.nlm.nih.gov/42906940/</w:t>
+        <w:t>https://pubmed.ncbi.nlm.nih.gov/42904679/</w:t>
       </w:r>
     </w:p>
     <w:p>
@@ -310,7 +310,7 @@
         <w:pStyle w:val="Heading2"/>
       </w:pPr>
       <w:r>
-        <w:t>Flächendeckende Umsetzung der Age-Friendly 4Ms in 26 Krankenhäusern</w:t>
+        <w:t>Mobile interprofessionelle 4Ms-Versorgung für ländliche ältere Menschen</w:t>
       </w:r>
     </w:p>
     <w:p>
@@ -320,12 +320,12 @@
           <w:color w:val="666666"/>
           <w:sz w:val="18"/>
         </w:rPr>
-        <w:t>Ryer S et al.  ·  NEJM Catal Innov Care Deliv  ·  21.10.2026  ·  PMID 42904678</w:t>
+        <w:t>Wick K et al.  ·  NEJM Catal Innov Care Deliv  ·  21.10.2026  ·  PMID 42904676</w:t>
       </w:r>
     </w:p>
     <w:p>
       <w:r>
-        <w:t>Implementierungsstudie an 26 Krankenhäusern im Mittleren Westen (Wisconsin, Illinois) zur standardisierten Umsetzung der 4Ms (What Matters, Medication, Mentation, Mobility) mit Governance-Struktur, EHR-Integration und Qualitätsmessungen.</w:t>
+        <w:t>Beschreibt ein mobiles interprofessionelles Klinik-Modell (MobileMOC), das die 4Ms in ländlichen Regionen über Klinikbesuche, Senior-Zentren und Lehre erbringt.</w:t>
       </w:r>
     </w:p>
     <w:p>
@@ -336,7 +336,7 @@
         <w:t xml:space="preserve">Ergebnis: </w:t>
       </w:r>
       <w:r>
-        <w:t>Implementierungsreife bei frühen Kohorten in geriatrischen stationären Einrichtungen Median 0,66, nicht-geriatrischen stationär 0,63, geriatrischen ambulant 0,47, nicht-geriatrischen ambulant 0,36 (Skala 0–1). Dokumentation What Matters und Kognitives Screening erheblich verbessert, Deliriumrate und Liegedauer reduziert. Hohe Variabilität zwischen Organisationen. Herausforderungen: Dokumentationslast, variable Adoption, konkurrierende Prioritäten.</w:t>
+        <w:t>In den ersten 6 Monaten 2026 wurden 182 Patientenkontakte erbracht, 129 Patienten (45 % älter als 65 Jahre) erreicht, 1.579 Screenings durchgeführt, 119 Fachüberweisungen generiert und 710 Stunden klinische Lehre geleistet. Das Modell zeigt Machbarkeit, offenbart aber Messlücken und Finanzierungsgaps.</w:t>
       </w:r>
     </w:p>
     <w:p>
@@ -351,7 +351,7 @@
         <w:rPr>
           <w:sz w:val="19"/>
         </w:rPr>
-        <w:t>USA, aber Implementierungsmethode und Messrahmen sind auf deutsche Krankenhäuser übertragbar.</w:t>
+        <w:t>USA; Struktur und Interprofessionalität sind auf deutsche ländliche Regionen mit Fachkräftemangel übertragbar</w:t>
       </w:r>
     </w:p>
     <w:p>
@@ -360,7 +360,7 @@
           <w:color w:val="5A7D3A"/>
           <w:sz w:val="18"/>
         </w:rPr>
-        <w:t>https://pubmed.ncbi.nlm.nih.gov/42904678/</w:t>
+        <w:t>https://pubmed.ncbi.nlm.nih.gov/42904676/</w:t>
       </w:r>
     </w:p>
     <w:p>
@@ -368,7 +368,7 @@
         <w:pStyle w:val="Heading2"/>
       </w:pPr>
       <w:r>
-        <w:t>Age-Friendly 4Ms in Sicherheitsnetzklnik: Implementierung bei älteren vulnerable Patienten</w:t>
+        <w:t>Hundertjährige in Genua: Kohortenstudie zu kognitiver Gesundheit im höchsten Alter</w:t>
       </w:r>
     </w:p>
     <w:p>
@@ -378,12 +378,12 @@
           <w:color w:val="666666"/>
           <w:sz w:val="18"/>
         </w:rPr>
-        <w:t>Ohuabunwa UK et al.  ·  NEJM Catal Innov Care Deliv  ·  21.10.2026  ·  PMID 42904677</w:t>
+        <w:t>Di Maria E et al.  ·  Exp Gerontol  ·  01.10.2026  ·  PMID 42822552</w:t>
       </w:r>
     </w:p>
     <w:p>
       <w:r>
-        <w:t>Implementierungsstudie der 4Ms-Rahmenwerk (What Matters, Medication, Mentation, Mobility) plus Malnutrition und Übergangspflege in Safety-Net-Klinik mit 3427 älteren Patienten (79,3 Jahre, 64% Afroamerikaner).</w:t>
+        <w:t>Italienische multidisziplinäre Kohorte von 88 Hundertjährigen (Alter 99–108 Jahre) zur Untersuchung von Schutzfaktoren für kognitive Funktion durch Neuropsychologie und Genomik.</w:t>
       </w:r>
     </w:p>
     <w:p>
@@ -394,7 +394,7 @@
         <w:t xml:space="preserve">Ergebnis: </w:t>
       </w:r>
       <w:r>
-        <w:t>Über zwei Jahre (März 2024–März 2026) erreichte die AFHS-Implementierung 100% Einhaltung bei 5 von 14 Protokollen, &gt;90% bei 5 weiteren. Was Matters-Dokumentation 74%, Delirium-Screening 98%, Funktionskapazitätsbewertung 96%. Assoziation mit Deliriumrate-Reduktion und verkürzter Krankenhausliegedauer.</w:t>
+        <w:t>Von 84 Hundertjährigen mit erfasstem kognitiven Status zeigte sich großes Spektrum: CDR 0–5 (Median 1), MMSE 3–30 (Median 24). 32 Patienten wurden nachbeobachtet, DNA von 67 gelagert. Protokoll ist praktikabel und wird akzeptiert. Erkenntnisse werden längerfristig genomische Varianten für kognitive Variabilität im hohen Alter aufklären.</w:t>
       </w:r>
     </w:p>
     <w:p>
@@ -409,7 +409,7 @@
         <w:rPr>
           <w:sz w:val="19"/>
         </w:rPr>
-        <w:t>USA-Sicherheitsnetzkontext, aber 4Ms-Framework und Messmethoden sind übertragbar.</w:t>
+        <w:t>Italien, europäische Langzeitpflege; italienisches Alterssystem und High-Prevalence-Hundertjähriger machen Übertrag auf Deutschland begrenzt, aber kognitives Screening relevant</w:t>
       </w:r>
     </w:p>
     <w:p>
@@ -418,7 +418,7 @@
           <w:color w:val="5A7D3A"/>
           <w:sz w:val="18"/>
         </w:rPr>
-        <w:t>https://pubmed.ncbi.nlm.nih.gov/42904677/</w:t>
+        <w:t>https://pubmed.ncbi.nlm.nih.gov/42822552/</w:t>
       </w:r>
     </w:p>
     <w:sectPr>

--- a/download/studien-aktuell.docx
+++ b/download/studien-aktuell.docx
@@ -62,7 +62,7 @@
           <w:color w:val="666666"/>
           <w:sz w:val="18"/>
         </w:rPr>
-        <w:t>Stand: 25.10.2026  |  6 Studien  |  longevity.m-vf.de</w:t>
+        <w:t>Stand: 26.10.2026  |  7 Studien  |  longevity.m-vf.de</w:t>
       </w:r>
     </w:p>
     <w:p>
@@ -70,7 +70,7 @@
         <w:pStyle w:val="Heading1"/>
       </w:pPr>
       <w:r>
-        <w:t>Aufgenommen am 25.10.2026</w:t>
+        <w:t>Aufgenommen am 26.10.2026</w:t>
       </w:r>
     </w:p>
     <w:p>
@@ -78,7 +78,7 @@
         <w:pStyle w:val="Heading2"/>
       </w:pPr>
       <w:r>
-        <w:t>Frailty-Screening mit Prävention senkt Pflegequoten bei Älteren</w:t>
+        <w:t>Frailty-Assessments in präoperativer Geriatrie: systematische Übersicht von 35 Werkzeugen</w:t>
       </w:r>
     </w:p>
     <w:p>
@@ -88,12 +88,12 @@
           <w:color w:val="666666"/>
           <w:sz w:val="18"/>
         </w:rPr>
-        <w:t>Soma S et al.  ·  Age Ageing  ·  03.08.2026  ·  PMID 42920343</w:t>
+        <w:t>Chesney TR et al.  ·  BJS Open  ·  04.09.2026  ·  PMID 42925091</w:t>
       </w:r>
     </w:p>
     <w:p>
       <w:r>
-        <w:t>Untersucht wurde, ob ein kommunales Programm aus Frailty-Screening und Gesundheitsberatung die Quote der Pflegebedürftigkeit bei Menschen über 75 Jahren reduziert.</w:t>
+        <w:t>Systematische Scoping Review von 160 Studien zu 35 Frailty-Messinstrumenten bei Personen ≥65 Jahren vor großen Operationen, untersucht anhand von 6 Performanzmetriken (Messeigenschaften, klinische Implikationen, praktische Faktoren).</w:t>
       </w:r>
     </w:p>
     <w:p>
@@ -104,7 +104,7 @@
         <w:t xml:space="preserve">Ergebnis: </w:t>
       </w:r>
       <w:r>
-        <w:t>Nach Einführung des Programms nahm die altersstandardisierte Pflegequote bei den über 75-Jährigen deutlich ab: Der Trend sank um 0,974 pro Jahr (95 %-KI 0,963–0,983), sodass die Quote am Ende um 6,8 % unter der zu erwartenden Fortsetzung lag (95 %-KI 4,4–10,0 %). Dies zeigt den Nutzen von Frailty-Screening in der bevölkerungsgestützten Prävention.</w:t>
+        <w:t>Clinical Frailty Scale extensiv erforscht (4 von 6 Metriken), aber 40 % der Tools nur in einer Studie untersucht. Edmonton Frail Scale einziges Tool über alle 6 Metriken validiert. FRAIL scale, Geriatric 8 und Vulnerable Elders Survey-13 zeigen gute Balance zwischen Simplizität und Evidenzlage. Prädiktive Validität am meisten untersucht, während klinische Auswirkungen und Implementierungsfaktoren untererforscht.</w:t>
       </w:r>
     </w:p>
     <w:p>
@@ -119,7 +119,7 @@
         <w:rPr>
           <w:sz w:val="19"/>
         </w:rPr>
-        <w:t>Japan, vergleichbare Langzeitpflegeversicherung; Ergebnis auf Alterungsgesellschaften übertragbar</w:t>
+        <w:t>Kanada, Cochrane Review – internationale Standards; Auswahl übertragbar auf deutschsprachige Kliniken.</w:t>
       </w:r>
     </w:p>
     <w:p>
@@ -128,7 +128,7 @@
           <w:color w:val="5A7D3A"/>
           <w:sz w:val="18"/>
         </w:rPr>
-        <w:t>https://pubmed.ncbi.nlm.nih.gov/42920343/</w:t>
+        <w:t>https://pubmed.ncbi.nlm.nih.gov/42925091/</w:t>
       </w:r>
     </w:p>
     <w:p>
@@ -136,7 +136,7 @@
         <w:pStyle w:val="Heading2"/>
       </w:pPr>
       <w:r>
-        <w:t>Messbare Indikatoren für Aging-in-Place bei älteren Menschen mit Frailty</w:t>
+        <w:t>Arbeitsplatzmaßnahmen für gesundes Altern: Verfügbarkeit und Effekt auf Arbeitsfähigkeit in Italien</w:t>
       </w:r>
     </w:p>
     <w:p>
@@ -146,12 +146,12 @@
           <w:color w:val="666666"/>
           <w:sz w:val="18"/>
         </w:rPr>
-        <w:t>Dlima SD et al.  ·  BMC Geriatr  ·  28.07.2026  ·  PMID 42919131</w:t>
+        <w:t>Dragano N et al.  ·  Med Lav  ·  23.10.2026  ·  PMID 42925044</w:t>
       </w:r>
     </w:p>
     <w:p>
       <w:r>
-        <w:t>Experten-Delphi-Befragung zur Identifizierung von routinemäßig messbaren Indikatoren für gelungenes Altern zu Hause bei älteren Menschen mit oder Risiko für Frailty.</w:t>
+        <w:t>Querschnittstudie an 3.741 berufstätigen Personen im Alter 50–65 Jahren in Italien, die Verfügbarkeit von 20 Maßnahmen zur Förderung gesunden Alterns sowie deren Assoziationen mit dem Work Ability Index (WAI) untersuchte.</w:t>
       </w:r>
     </w:p>
     <w:p>
@@ -162,7 +162,7 @@
         <w:t xml:space="preserve">Ergebnis: </w:t>
       </w:r>
       <w:r>
-        <w:t>Nur vier Indikatoren erreichten Konsens für Wichtigkeit und praktische Machbarkeit: körperliche Leistung/Mobilität, Multimorbidität, Sinnesfunktionen und Druckgeschwüre. 27 weitere Indikatoren waren sehr wichtig, aber schwer routinemäßig zu erfassen. Technologie-Indikatoren waren weder wichtig noch machbar; Laien-Experten betonten jedoch digitale Kompetenz.</w:t>
+        <w:t>Durchschnittliche Verfügbarkeit von 5 von 20 Maßnahmen (viele unter 20 % der Arbeitnehmer); weniger verfügbar für Frauen, mit niedrigem Einkommen, in bestimmten Wirtschaftssektoren und bei befristeten Verträgen. Höhere Verfügbarkeit von Maßnahmen assoziiert mit besserem WAI (β = 0,107; 95%-KI 0,058–0,157). Implementierung bleibt noch deutlich ausbaubar, besonders für benachteiligte Arbeitnehmergruppen.</w:t>
       </w:r>
     </w:p>
     <w:p>
@@ -177,7 +177,7 @@
         <w:rPr>
           <w:sz w:val="19"/>
         </w:rPr>
-        <w:t>UK (Manchester); Geriatrisches Assessment und Indikatorauswahl sind auf deutsches Versorgungssystem übertragbar</w:t>
+        <w:t>Italien/DACH-Nachbar, vergleichbarer Arbeitsmarkt und Sozialversicherung.</w:t>
       </w:r>
     </w:p>
     <w:p>
@@ -186,7 +186,7 @@
           <w:color w:val="5A7D3A"/>
           <w:sz w:val="18"/>
         </w:rPr>
-        <w:t>https://pubmed.ncbi.nlm.nih.gov/42919131/</w:t>
+        <w:t>https://pubmed.ncbi.nlm.nih.gov/42925044/</w:t>
       </w:r>
     </w:p>
     <w:p>
@@ -194,7 +194,7 @@
         <w:pStyle w:val="Heading2"/>
       </w:pPr>
       <w:r>
-        <w:t>Gesundheitsausgaben älterer Menschen treiben Haushalte in Armut: Versicherungslücken in Indien</w:t>
+        <w:t>Digitale Teilhabe älterer Menschen mit Gebrechlichkeit: qualitative Analyse von fünf Nutzer-Profilen</w:t>
       </w:r>
     </w:p>
     <w:p>
@@ -204,12 +204,12 @@
           <w:color w:val="666666"/>
           <w:sz w:val="18"/>
         </w:rPr>
-        <w:t>Soni N et al.  ·  Front Public Health  ·  07.10.2026  ·  PMID 42908591</w:t>
+        <w:t>Ren K et al.  ·  Front Public Health  ·  08.10.2026  ·  PMID 42923139</w:t>
       </w:r>
     </w:p>
     <w:p>
       <w:r>
-        <w:t>Untersucht wurde, wie Eigenleistungen für Gesundheit Haushalte mit älteren Menschen in Indien in Armut treiben und welche Faktoren dieses Risiko verschärfen oder puffern.</w:t>
+        <w:t>Qualitative Studie mit 24 älteren Erwachsenen mit Interneterfahrung, die Muster der Internetnutzung nach Gebrechlichkeit mittels semi-strukturierter Interviews und inductiver Inhaltsanalyse mit Entwicklung von fünf User-Personas analysierte.</w:t>
       </w:r>
     </w:p>
     <w:p>
@@ -220,7 +220,7 @@
         <w:t xml:space="preserve">Ergebnis: </w:t>
       </w:r>
       <w:r>
-        <w:t>Längere Krankenhausaufenthalte, größere Haushalte, Kaste und private Gesundheitsversorgung erhöhen die Armutsquote erheblich. Krankenversicherung und Bildung reduzieren das Risiko. Trotz öffentlicher Programme ist die Abdeckung unzureichend und ungleich, weshalb ältere Menschen finanziell ungeschützt bleiben.</w:t>
+        <w:t>Fünf Personas identifiziert: Health-Empowered Integrators, Basic-Function Adapters, Entertainment-Oriented Users, Resource-Limited Users, Health-Affected Users. Kernfindung: Gebrechlichkeit korreliert nicht direkt mit Internetnutzung; stattdessen bestimmen Gesundheitsfunktionsfähigkeit, digitale Kompetenzen, Bildungsressourcen und soziale Unterstützung gemeinsam die Muster. Gezielte Unterstützung nach Persona-Merkmalen könnte digitale Gerechtigkeit und Zugang zu Gesundheitsressourcen verbessern.</w:t>
       </w:r>
     </w:p>
     <w:p>
@@ -235,7 +235,7 @@
         <w:rPr>
           <w:sz w:val="19"/>
         </w:rPr>
-        <w:t>Indien; zeigt Versorgungslücken in Ländern ohne Vollversicherung; für Deutschland relevant als Warnung vor Privatisierung von Altenversorgung</w:t>
+        <w:t>China, qualitative Methode universell; Persona-Ansatz zur Gesundheitsdigitalisierung übertragbar.</w:t>
       </w:r>
     </w:p>
     <w:p>
@@ -244,7 +244,7 @@
           <w:color w:val="5A7D3A"/>
           <w:sz w:val="18"/>
         </w:rPr>
-        <w:t>https://pubmed.ncbi.nlm.nih.gov/42908591/</w:t>
+        <w:t>https://pubmed.ncbi.nlm.nih.gov/42923139/</w:t>
       </w:r>
     </w:p>
     <w:p>
@@ -252,7 +252,7 @@
         <w:pStyle w:val="Heading2"/>
       </w:pPr>
       <w:r>
-        <w:t>Geriatrische Versorgung: Risikogeschichtetes Drei-Ebenen-Modell statt Checkliste</w:t>
+        <w:t>Integrierte Altenpolitik und Lebensqualität: Difference-in-Differences-Analyse über 24 Länder</w:t>
       </w:r>
     </w:p>
     <w:p>
@@ -262,12 +262,12 @@
           <w:color w:val="666666"/>
           <w:sz w:val="18"/>
         </w:rPr>
-        <w:t>Amir O et al.  ·  NEJM Catal Innov Care Deliv  ·  21.10.2026  ·  PMID 42904679</w:t>
+        <w:t>Tu Y et al.  ·  Front Public Health  ·  09.10.2026  ·  PMID 42920700</w:t>
       </w:r>
     </w:p>
     <w:p>
       <w:r>
-        <w:t>Beschreibt ein risikostratifiziertes Versorgungsmodell für ältere Klinikpatienten, das die 4Ms (Mobility, Mentation, Medication, What Matters) allen Über-65-Jährigen anbietet und dann Hochrisiko-Patienten zu spezialisierten geriatrischen Teams leitet.</w:t>
+        <w:t>Differenzen-in-Differenzen-Analyse mit Daten von 24 Ländern (2018–2025), vergleichend 11 Länder mit nationalen integrierten Altenpflegepolitiken (2021–2022 eingeführt) mit 13 Kontrollländern, Endpunkte Lebensqualitätsindex und Lebenserwartung mit 60 Jahren.</w:t>
       </w:r>
     </w:p>
     <w:p>
@@ -278,7 +278,7 @@
         <w:t xml:space="preserve">Ergebnis: </w:t>
       </w:r>
       <w:r>
-        <w:t>Das Modell unterscheidet: (1) universelle 4Ms-Prozesse für alle älteren Patienten, (2) spezialisierte Protokolle (z. B. Hüftfraktur) durch Generalisten mit Geriater-Aufsicht, (3) intensive Comanagement-Modelle durch spezialisierte geriatrische Teams. Dies vermeidet Ressourcen-Ineffizienz und verbessert die Ergebnisse durch angepasste Intensität.</w:t>
+        <w:t>Politikadoption assoziiert mit +3,84 Punkten im Lebensqualitätsindex (95%-KI 2,39–5,30; p&lt;0,01; 0,33 SD) und +1,13 Jahren Lebenserwartung mit 60 Jahren (95%-KI 0,50–1,75; p&lt;0,01; 0,36 SD). Effekte stiegen von Jahr 1 (1,26 Punkte) auf Jahr 3 nach Einführung (3,84 Punkte). Mechanismen: Erhöhte universelle Krankenversicherung (+4,13), Ausweitung Sozialschutz (+5,28), reduzierte Selbstbeteiligung (−3,42). Effekte robuster in Ländern mit niedrigerem Einkommen.</w:t>
       </w:r>
     </w:p>
     <w:p>
@@ -293,7 +293,7 @@
         <w:rPr>
           <w:sz w:val="19"/>
         </w:rPr>
-        <w:t>USA, CMS-System; Risikostratifizierung und Strukturmodell sind auf deutsches Klinikmanagement übertragbar</w:t>
+        <w:t>Globale Evidenz, DACH-orientiert; Ergebnis hängt an Finanzierungssystem – teilweise übertragbar auf deutsche Ländermodelle.</w:t>
       </w:r>
     </w:p>
     <w:p>
@@ -302,7 +302,7 @@
           <w:color w:val="5A7D3A"/>
           <w:sz w:val="18"/>
         </w:rPr>
-        <w:t>https://pubmed.ncbi.nlm.nih.gov/42904679/</w:t>
+        <w:t>https://pubmed.ncbi.nlm.nih.gov/42920700/</w:t>
       </w:r>
     </w:p>
     <w:p>
@@ -310,7 +310,7 @@
         <w:pStyle w:val="Heading2"/>
       </w:pPr>
       <w:r>
-        <w:t>Mobile interprofessionelle 4Ms-Versorgung für ländliche ältere Menschen</w:t>
+        <w:t>Clinical Frailty Scale: Assoziationen mit Lebensqualität bei akut hospitalisierten Älteren</w:t>
       </w:r>
     </w:p>
     <w:p>
@@ -320,12 +320,12 @@
           <w:color w:val="666666"/>
           <w:sz w:val="18"/>
         </w:rPr>
-        <w:t>Wick K et al.  ·  NEJM Catal Innov Care Deliv  ·  21.10.2026  ·  PMID 42904676</w:t>
+        <w:t>Roa Santervas L et al.  ·  J Frailty Aging  ·  17.10.2026  ·  PMID 42891948</w:t>
       </w:r>
     </w:p>
     <w:p>
       <w:r>
-        <w:t>Beschreibt ein mobiles interprofessionelles Klinik-Modell (MobileMOC), das die 4Ms in ländlichen Regionen über Klinikbesuche, Senior-Zentren und Lehre erbringt.</w:t>
+        <w:t>Cross-sektonale Studie an 382 Patienten ≥70 Jahren in einer norwegischen Notfallaufnahme, die Zusammenhänge zwischen Clinical Frailty Scale und allgemeiner sowie oraler gesundheitsbezogener Lebensqualität untersuchte.</w:t>
       </w:r>
     </w:p>
     <w:p>
@@ -336,7 +336,7 @@
         <w:t xml:space="preserve">Ergebnis: </w:t>
       </w:r>
       <w:r>
-        <w:t>In den ersten 6 Monaten 2026 wurden 182 Patientenkontakte erbracht, 129 Patienten (45 % älter als 65 Jahre) erreicht, 1.579 Screenings durchgeführt, 119 Fachüberweisungen generiert und 710 Stunden klinische Lehre geleistet. Das Modell zeigt Machbarkeit, offenbart aber Messlücken und Finanzierungsgaps.</w:t>
+        <w:t>Zunehmende Gebrechlichkeit war signifikant mit niedrigeren 15D-Scores assoziiert (adjustiertes B −0,053; 95%-KI −0,061 bis −0,045), höheren Odds für niedrigere Lebenszufriedenheit (adjustierte OR 1,19; 95%-KI 1,02–1,39) und höheren Odds für negative Auswirkungen der Mundgesundheit (adjustierte OR 1,25; 95%-KI 1,05–1,48). Einfache Frailty-Bewertung bei akuter Aufnahme kann Patienten mit schlechterer Lebensqualität identifizieren.</w:t>
       </w:r>
     </w:p>
     <w:p>
@@ -351,7 +351,7 @@
         <w:rPr>
           <w:sz w:val="19"/>
         </w:rPr>
-        <w:t>USA; Struktur und Interprofessionalität sind auf deutsche ländliche Regionen mit Fachkräftemangel übertragbar</w:t>
+        <w:t>Norwegen, vergleichbares Versicherungssystem, ähnliche Notfallversorgungsstruktur.</w:t>
       </w:r>
     </w:p>
     <w:p>
@@ -360,7 +360,7 @@
           <w:color w:val="5A7D3A"/>
           <w:sz w:val="18"/>
         </w:rPr>
-        <w:t>https://pubmed.ncbi.nlm.nih.gov/42904676/</w:t>
+        <w:t>https://pubmed.ncbi.nlm.nih.gov/42891948/</w:t>
       </w:r>
     </w:p>
     <w:p>
@@ -368,7 +368,7 @@
         <w:pStyle w:val="Heading2"/>
       </w:pPr>
       <w:r>
-        <w:t>Hundertjährige in Genua: Kohortenstudie zu kognitiver Gesundheit im höchsten Alter</w:t>
+        <w:t>Gemeindeübungen und Funktionsbesserung bei älteren Menschen mit Gebrechlichkeit</w:t>
       </w:r>
     </w:p>
     <w:p>
@@ -378,12 +378,12 @@
           <w:color w:val="666666"/>
           <w:sz w:val="18"/>
         </w:rPr>
-        <w:t>Di Maria E et al.  ·  Exp Gerontol  ·  01.10.2026  ·  PMID 42822552</w:t>
+        <w:t>O'Shea M et al.  ·  J Frailty Aging  ·  05.10.2026  ·  PMID 42832337</w:t>
       </w:r>
     </w:p>
     <w:p>
       <w:r>
-        <w:t>Italienische multidisziplinäre Kohorte von 88 Hundertjährigen (Alter 99–108 Jahre) zur Untersuchung von Schutzfaktoren für kognitive Funktion durch Neuropsychologie und Genomik.</w:t>
+        <w:t>Prospektive Kohortenstudie mit 1.290 Teilnehmern (Durchschnittsalter 69 Jahre) in einem irischen, medizinisch betreuten Gruppentrainingsprogramm, stratifiziert nach Baseline-Gebrechlichkeit über 24 Wochen.</w:t>
       </w:r>
     </w:p>
     <w:p>
@@ -394,7 +394,7 @@
         <w:t xml:space="preserve">Ergebnis: </w:t>
       </w:r>
       <w:r>
-        <w:t>Von 84 Hundertjährigen mit erfasstem kognitiven Status zeigte sich großes Spektrum: CDR 0–5 (Median 1), MMSE 3–30 (Median 24). 32 Patienten wurden nachbeobachtet, DNA von 67 gelagert. Protokoll ist praktikabel und wird akzeptiert. Erkenntnisse werden längerfristig genomische Varianten für kognitive Variabilität im hohen Alter aufklären.</w:t>
+        <w:t>Bei Baseline 15 % fraile, 23 % präfraile, 62 % robuste Teilnehmer. Fraile Patienten zeigten Verbesserungen in Gehgeschwindigkeit, Timed Up and Go, sechsminütigem Gehtest und EQVAS zwischen Baseline und Woche 24; Präfraile in Sit-to-Stand, sechsminütigem Test und EQVAS; robuste in allen Maßnahmen. Programm war mit Funktionsverbesserungen über alle Frailty-Gruppen hinweg assoziiert.</w:t>
       </w:r>
     </w:p>
     <w:p>
@@ -409,7 +409,7 @@
         <w:rPr>
           <w:sz w:val="19"/>
         </w:rPr>
-        <w:t>Italien, europäische Langzeitpflege; italienisches Alterssystem und High-Prevalence-Hundertjähriger machen Übertrag auf Deutschland begrenzt, aber kognitives Screening relevant</w:t>
+        <w:t>Irland, vergleichbares Primärversorgungssystem, Community-Setting übertragbar.</w:t>
       </w:r>
     </w:p>
     <w:p>
@@ -418,7 +418,65 @@
           <w:color w:val="5A7D3A"/>
           <w:sz w:val="18"/>
         </w:rPr>
-        <w:t>https://pubmed.ncbi.nlm.nih.gov/42822552/</w:t>
+        <w:t>https://pubmed.ncbi.nlm.nih.gov/42832337/</w:t>
+      </w:r>
+    </w:p>
+    <w:p>
+      <w:pPr>
+        <w:pStyle w:val="Heading2"/>
+      </w:pPr>
+      <w:r>
+        <w:t>Gebrechlichkeit und Palliativbedarf: Unterscheidung durch Fachleute – qualitative Fallstudiensynthese</w:t>
+      </w:r>
+    </w:p>
+    <w:p>
+      <w:r>
+        <w:rPr>
+          <w:i/>
+          <w:color w:val="666666"/>
+          <w:sz w:val="18"/>
+        </w:rPr>
+        <w:t>van der Ploeg T et al.  ·  J Frailty Aging  ·  05.09.2026  ·  PMID 42700391</w:t>
+      </w:r>
+    </w:p>
+    <w:p>
+      <w:r>
+        <w:t>Qualitative Studie mit 15 Fallstudien, präsentiert an Fachleute in Niederlanden und Belgien (n=Respondenten mit Expertise), die Fähigkeit zur Unterscheidung zwischen Frailty-Komponenten und Palliativbedarf sowie Sicherheit dieser Urteile untersuchte.</w:t>
+      </w:r>
+    </w:p>
+    <w:p>
+      <w:r>
+        <w:rPr>
+          <w:b/>
+        </w:rPr>
+        <w:t xml:space="preserve">Ergebnis: </w:t>
+      </w:r>
+      <w:r>
+        <w:t>Fachleute nutzen unterschiedliche Komponenten zur Klassifikation: In den meisten Fällen unterscheiden sich Frailty- und Palliativbewertungen signifikant (p&lt;0,05). Fachleute sind sicherer in der Erkennung von Frailty-Komponenten als Palliativbedarf. Erkenntnis: Patienten können Frailty-Komponenten haben ohne Palliativbedarf, aber nicht umgekehrt erkannt. Besseres Verständnis für Progression von Frailty zu Palliativbedarf könnte patientenzentrierte Versorgung und Lebensqualität verbessern.</w:t>
+      </w:r>
+    </w:p>
+    <w:p>
+      <w:r>
+        <w:rPr>
+          <w:b/>
+          <w:sz w:val="19"/>
+        </w:rPr>
+        <w:t xml:space="preserve">Übertragbarkeit: </w:t>
+      </w:r>
+      <w:r>
+        <w:rPr>
+          <w:sz w:val="19"/>
+        </w:rPr>
+        <w:t>Niederlande/Belgien, deutschsprachige Gesundheitssysteme ähnlich; Befunde zur Versorgungsüberleitung anwendbar.</w:t>
+      </w:r>
+    </w:p>
+    <w:p>
+      <w:r>
+        <w:rPr>
+          <w:color w:val="5A7D3A"/>
+          <w:sz w:val="18"/>
+        </w:rPr>
+        <w:t>https://pubmed.ncbi.nlm.nih.gov/42700391/</w:t>
       </w:r>
     </w:p>
     <w:sectPr>

--- a/download/studien-aktuell.docx
+++ b/download/studien-aktuell.docx
@@ -62,7 +62,7 @@
           <w:color w:val="666666"/>
           <w:sz w:val="18"/>
         </w:rPr>
-        <w:t>Stand: 26.10.2026  |  7 Studien  |  longevity.m-vf.de</w:t>
+        <w:t>Stand: 27.10.2026  |  6 Studien  |  longevity.m-vf.de</w:t>
       </w:r>
     </w:p>
     <w:p>
@@ -70,7 +70,7 @@
         <w:pStyle w:val="Heading1"/>
       </w:pPr>
       <w:r>
-        <w:t>Aufgenommen am 26.10.2026</w:t>
+        <w:t>Aufgenommen am 27.10.2026</w:t>
       </w:r>
     </w:p>
     <w:p>
@@ -78,7 +78,7 @@
         <w:pStyle w:val="Heading2"/>
       </w:pPr>
       <w:r>
-        <w:t>Frailty-Assessments in präoperativer Geriatrie: systematische Übersicht von 35 Werkzeugen</w:t>
+        <w:t>Gefäßchirurgie: Geriatrisches Konsil senkt Sterblichkeit und Komplikationen bei älteren Patienten</w:t>
       </w:r>
     </w:p>
     <w:p>
@@ -88,12 +88,12 @@
           <w:color w:val="666666"/>
           <w:sz w:val="18"/>
         </w:rPr>
-        <w:t>Chesney TR et al.  ·  BJS Open  ·  04.09.2026  ·  PMID 42925091</w:t>
+        <w:t>Power Foley M et al.  ·  Age Ageing  ·  03.08.2026  ·  PMID 42933995</w:t>
       </w:r>
     </w:p>
     <w:p>
       <w:r>
-        <w:t>Systematische Scoping Review von 160 Studien zu 35 Frailty-Messinstrumenten bei Personen ≥65 Jahren vor großen Operationen, untersucht anhand von 6 Performanzmetriken (Messeigenschaften, klinische Implikationen, praktische Faktoren).</w:t>
+        <w:t>Systematische Übersicht von 8 Studien mit 2.441 Patienten, die formalisierte geriatrische Interventionen (präoperatives Comprehensive Assessment, Liaison-Service oder Co-Management) vor/während Gefäßchirurgie mit Standardversorgung verglich.</w:t>
       </w:r>
     </w:p>
     <w:p>
@@ -104,7 +104,7 @@
         <w:t xml:space="preserve">Ergebnis: </w:t>
       </w:r>
       <w:r>
-        <w:t>Clinical Frailty Scale extensiv erforscht (4 von 6 Metriken), aber 40 % der Tools nur in einer Studie untersucht. Edmonton Frail Scale einziges Tool über alle 6 Metriken validiert. FRAIL scale, Geriatric 8 und Vulnerable Elders Survey-13 zeigen gute Balance zwischen Simplizität und Evidenzlage. Prädiktive Validität am meisten untersucht, während klinische Auswirkungen und Implementierungsfaktoren untererforscht.</w:t>
+        <w:t>Geriatrische Modelle waren assoziiert mit reduziertem Risiko für Krankenhaussterblichkeit (RR 0,65; 95%-CI 0,46–0,90; p=0,010), kardiale Komplikationen (RR 0,35; p&lt;0,001) und Infektionen (RR 0,48; p&lt;0,001). Delirium-Risiko war nicht signifikant gesenkt. Verweildauer und Entlassungsort unterschieden sich nicht.</w:t>
       </w:r>
     </w:p>
     <w:p>
@@ -119,7 +119,7 @@
         <w:rPr>
           <w:sz w:val="19"/>
         </w:rPr>
-        <w:t>Kanada, Cochrane Review – internationale Standards; Auswahl übertragbar auf deutschsprachige Kliniken.</w:t>
+        <w:t>Irland und Großbritannien; Befund übertragbar auf deutsches Gesundheitssystem mit ähnlichem Auftrag zur geriatrischen Ko-Versorgung.</w:t>
       </w:r>
     </w:p>
     <w:p>
@@ -128,7 +128,7 @@
           <w:color w:val="5A7D3A"/>
           <w:sz w:val="18"/>
         </w:rPr>
-        <w:t>https://pubmed.ncbi.nlm.nih.gov/42925091/</w:t>
+        <w:t>https://pubmed.ncbi.nlm.nih.gov/42933995/</w:t>
       </w:r>
     </w:p>
     <w:p>
@@ -136,7 +136,7 @@
         <w:pStyle w:val="Heading2"/>
       </w:pPr>
       <w:r>
-        <w:t>Arbeitsplatzmaßnahmen für gesundes Altern: Verfügbarkeit und Effekt auf Arbeitsfähigkeit in Italien</w:t>
+        <w:t>Depression und Frailty: Depressive Symptome verdoppeln Gebrechlichkeitsrisiko bei älteren Patienten mit Kardiometabolischer Erkrankung</w:t>
       </w:r>
     </w:p>
     <w:p>
@@ -146,12 +146,12 @@
           <w:color w:val="666666"/>
           <w:sz w:val="18"/>
         </w:rPr>
-        <w:t>Dragano N et al.  ·  Med Lav  ·  23.10.2026  ·  PMID 42925044</w:t>
+        <w:t>Kobayashi F et al.  ·  PLoS One  ·  26.10.2026  ·  PMID 42932359</w:t>
       </w:r>
     </w:p>
     <w:p>
       <w:r>
-        <w:t>Querschnittstudie an 3.741 berufstätigen Personen im Alter 50–65 Jahren in Italien, die Verfügbarkeit von 20 Maßnahmen zur Förderung gesunden Alterns sowie deren Assoziationen mit dem Work Ability Index (WAI) untersuchte.</w:t>
+        <w:t>Längscohortenstudie von 431 Patienten ≥65 Jahren mit kardiometabolischen Erkrankungen (Nachbeobachtung Median 2,9 Jahre) zur Assoziation depressiver Symptome (GDS-15 ≥5) mit neu aufgetretener Frailty.</w:t>
       </w:r>
     </w:p>
     <w:p>
@@ -162,7 +162,7 @@
         <w:t xml:space="preserve">Ergebnis: </w:t>
       </w:r>
       <w:r>
-        <w:t>Durchschnittliche Verfügbarkeit von 5 von 20 Maßnahmen (viele unter 20 % der Arbeitnehmer); weniger verfügbar für Frauen, mit niedrigem Einkommen, in bestimmten Wirtschaftssektoren und bei befristeten Verträgen. Höhere Verfügbarkeit von Maßnahmen assoziiert mit besserem WAI (β = 0,107; 95%-KI 0,058–0,157). Implementierung bleibt noch deutlich ausbaubar, besonders für benachteiligte Arbeitnehmergruppen.</w:t>
+        <w:t>Depressive Symptome waren unabhängig assoziiert mit Frailty (adjustierte HR für mCHS-Definition 1,92; 95%-CI 1,60–2,31; für KCL-Definition 2,05; 95%-CI 1,70–2,48). Signifikante Interaktion zwischen Depression und Diabetes: Patienten mit beiden Merkmalen hatten markant erhöhtes Frailty-Risiko.</w:t>
       </w:r>
     </w:p>
     <w:p>
@@ -177,7 +177,7 @@
         <w:rPr>
           <w:sz w:val="19"/>
         </w:rPr>
-        <w:t>Italien/DACH-Nachbar, vergleichbarer Arbeitsmarkt und Sozialversicherung.</w:t>
+        <w:t>Japan; Befund ist altersunabhängig übertragbar, aber Messinstrumente (mCHS, KCL) sind von regionaler Anwendbarkeit abhängig.</w:t>
       </w:r>
     </w:p>
     <w:p>
@@ -186,7 +186,7 @@
           <w:color w:val="5A7D3A"/>
           <w:sz w:val="18"/>
         </w:rPr>
-        <w:t>https://pubmed.ncbi.nlm.nih.gov/42925044/</w:t>
+        <w:t>https://pubmed.ncbi.nlm.nih.gov/42932359/</w:t>
       </w:r>
     </w:p>
     <w:p>
@@ -194,7 +194,7 @@
         <w:pStyle w:val="Heading2"/>
       </w:pPr>
       <w:r>
-        <w:t>Digitale Teilhabe älterer Menschen mit Gebrechlichkeit: qualitative Analyse von fünf Nutzer-Profilen</w:t>
+        <w:t>Schlaganfall-Rehabilitation: Ältere Patienten über 80 Jahren profitieren weniger von koordinierter Langzeitintervention</w:t>
       </w:r>
     </w:p>
     <w:p>
@@ -204,12 +204,12 @@
           <w:color w:val="666666"/>
           <w:sz w:val="18"/>
         </w:rPr>
-        <w:t>Ren K et al.  ·  Front Public Health  ·  08.10.2026  ·  PMID 42923139</w:t>
+        <w:t>Ihle-Hansen H et al.  ·  J Rehabil Med  ·  26.10.2026  ·  PMID 42929098</w:t>
       </w:r>
     </w:p>
     <w:p>
       <w:r>
-        <w:t>Qualitative Studie mit 24 älteren Erwachsenen mit Interneterfahrung, die Muster der Internetnutzung nach Gebrechlichkeit mittels semi-strukturierter Interviews und inductiver Inhaltsanalyse mit Entwicklung von fünf User-Personas analysierte.</w:t>
+        <w:t>Randomisierte Studie an 301 norwegischen Patienten nach Schlaganfall (Durchschnittsalter 71 Jahre), die eine 18 Monate andauernde koordinierte Intervention mit monatlichen Treffen versus Standardversorgung verglich.</w:t>
       </w:r>
     </w:p>
     <w:p>
@@ -220,7 +220,7 @@
         <w:t xml:space="preserve">Ergebnis: </w:t>
       </w:r>
       <w:r>
-        <w:t>Fünf Personas identifiziert: Health-Empowered Integrators, Basic-Function Adapters, Entertainment-Oriented Users, Resource-Limited Users, Health-Affected Users. Kernfindung: Gebrechlichkeit korreliert nicht direkt mit Internetnutzung; stattdessen bestimmen Gesundheitsfunktionsfähigkeit, digitale Kompetenzen, Bildungsressourcen und soziale Unterstützung gemeinsam die Muster. Gezielte Unterstützung nach Persona-Merkmalen könnte digitale Gerechtigkeit und Zugang zu Gesundheitsressourcen verbessern.</w:t>
+        <w:t>Bei Patienten ≥80 Jahren war die Wahrscheinlichkeit für günstige Funktionsergebnisse in der Interventionsgruppe signifikant niedriger als in der Kontrolle (23,4 % vs. 57,0 %; p=0,004). Bei jüngeren Patienten verbesserte die Intervention die kognitiven Testergebnisse (Trail Making Test B: −32,2 s; p=0,015). Frailty als solche modifizierte die Interventionswirkung nicht.</w:t>
       </w:r>
     </w:p>
     <w:p>
@@ -235,7 +235,7 @@
         <w:rPr>
           <w:sz w:val="19"/>
         </w:rPr>
-        <w:t>China, qualitative Methode universell; Persona-Ansatz zur Gesundheitsdigitalisierung übertragbar.</w:t>
+        <w:t>Norwegen, vergleichbares europäisches Versicherungssystem; Befund zu Altersgrenze hat universelle Relevanz für Geriatrie.</w:t>
       </w:r>
     </w:p>
     <w:p>
@@ -244,7 +244,7 @@
           <w:color w:val="5A7D3A"/>
           <w:sz w:val="18"/>
         </w:rPr>
-        <w:t>https://pubmed.ncbi.nlm.nih.gov/42923139/</w:t>
+        <w:t>https://pubmed.ncbi.nlm.nih.gov/42929098/</w:t>
       </w:r>
     </w:p>
     <w:p>
@@ -252,7 +252,7 @@
         <w:pStyle w:val="Heading2"/>
       </w:pPr>
       <w:r>
-        <w:t>Integrierte Altenpolitik und Lebensqualität: Difference-in-Differences-Analyse über 24 Länder</w:t>
+        <w:t>Umweltbelastung und Schilddrüse: Benzol-Exposition erhöht Dysfunktionsrisiko durch Beschleunigung biologischen Alterns</w:t>
       </w:r>
     </w:p>
     <w:p>
@@ -262,12 +262,12 @@
           <w:color w:val="666666"/>
           <w:sz w:val="18"/>
         </w:rPr>
-        <w:t>Tu Y et al.  ·  Front Public Health  ·  09.10.2026  ·  PMID 42920700</w:t>
+        <w:t>Yu L et al.  ·  Front Public Health  ·  17.09.2026  ·  PMID 42823953</w:t>
       </w:r>
     </w:p>
     <w:p>
       <w:r>
-        <w:t>Differenzen-in-Differenzen-Analyse mit Daten von 24 Ländern (2018–2025), vergleichend 11 Länder mit nationalen integrierten Altenpflegepolitiken (2021–2022 eingeführt) mit 13 Kontrollländern, Endpunkte Lebensqualitätsindex und Lebenserwartung mit 60 Jahren.</w:t>
+        <w:t>Kohortenstudie von 385.130 UK-Biobank-Teilnehmern zur Assoziation chronischer Benzol-Exposition mit Hypothyreose und Hyperthyreose; Testung, ob biologisches Altern den Effekt mediiert.</w:t>
       </w:r>
     </w:p>
     <w:p>
@@ -278,7 +278,7 @@
         <w:t xml:space="preserve">Ergebnis: </w:t>
       </w:r>
       <w:r>
-        <w:t>Politikadoption assoziiert mit +3,84 Punkten im Lebensqualitätsindex (95%-KI 2,39–5,30; p&lt;0,01; 0,33 SD) und +1,13 Jahren Lebenserwartung mit 60 Jahren (95%-KI 0,50–1,75; p&lt;0,01; 0,36 SD). Effekte stiegen von Jahr 1 (1,26 Punkte) auf Jahr 3 nach Einführung (3,84 Punkte). Mechanismen: Erhöhte universelle Krankenversicherung (+4,13), Ausweitung Sozialschutz (+5,28), reduzierte Selbstbeteiligung (−3,42). Effekte robuster in Ländern mit niedrigerem Einkommen.</w:t>
+        <w:t>Benzol-Exposition zeigte dosisabhängige Assoziation mit Hypothyreose (HR pro 1 μg/m³: 1,19; 95%-CI 1,16–1,21) und Hyperthyreose (HR 1,21; 95%-CI 1,18–1,25). Beschleunigte biologische Alterung mediierte 3,07 % des Benzol-Hyperthyreose-Effekts; additive Interaktion mit höherem biologischem Alter auf Hypothyreose.</w:t>
       </w:r>
     </w:p>
     <w:p>
@@ -293,7 +293,7 @@
         <w:rPr>
           <w:sz w:val="19"/>
         </w:rPr>
-        <w:t>Globale Evidenz, DACH-orientiert; Ergebnis hängt an Finanzierungssystem – teilweise übertragbar auf deutsche Ländermodelle.</w:t>
+        <w:t>UK Biobank; Luftqualitätsdaten sind in Deutschland verfügbar; biologische Altersmarker sind populationsübergreifend einsetzbar.</w:t>
       </w:r>
     </w:p>
     <w:p>
@@ -302,7 +302,7 @@
           <w:color w:val="5A7D3A"/>
           <w:sz w:val="18"/>
         </w:rPr>
-        <w:t>https://pubmed.ncbi.nlm.nih.gov/42920700/</w:t>
+        <w:t>https://pubmed.ncbi.nlm.nih.gov/42823953/</w:t>
       </w:r>
     </w:p>
     <w:p>
@@ -310,7 +310,7 @@
         <w:pStyle w:val="Heading2"/>
       </w:pPr>
       <w:r>
-        <w:t>Clinical Frailty Scale: Assoziationen mit Lebensqualität bei akut hospitalisierten Älteren</w:t>
+        <w:t>Beschleunigte biologische Alterung erhöht Gicht-Risiko und Sterblichkeit bei älteren Menschen</w:t>
       </w:r>
     </w:p>
     <w:p>
@@ -320,12 +320,12 @@
           <w:color w:val="666666"/>
           <w:sz w:val="18"/>
         </w:rPr>
-        <w:t>Roa Santervas L et al.  ·  J Frailty Aging  ·  17.10.2026  ·  PMID 42891948</w:t>
+        <w:t>Zhao H et al.  ·  Maturitas  ·  25.09.2026  ·  PMID 42815273</w:t>
       </w:r>
     </w:p>
     <w:p>
       <w:r>
-        <w:t>Cross-sektonale Studie an 382 Patienten ≥70 Jahren in einer norwegischen Notfallaufnahme, die Zusammenhänge zwischen Clinical Frailty Scale und allgemeiner sowie oraler gesundheitsbezogener Lebensqualität untersuchte.</w:t>
+        <w:t>Querschnitts- und Kohortenstudie mit 385.130 UK-Biobank-Teilnehmern und 5.228 NHANES-Erwachsenen zur Assoziation von biologischem Altern (KDMAge, PhenoAge) mit Gicht-Prävalenz, Gicht-Inzidenz und Mortalität.</w:t>
       </w:r>
     </w:p>
     <w:p>
@@ -336,7 +336,7 @@
         <w:t xml:space="preserve">Ergebnis: </w:t>
       </w:r>
       <w:r>
-        <w:t>Zunehmende Gebrechlichkeit war signifikant mit niedrigeren 15D-Scores assoziiert (adjustiertes B −0,053; 95%-KI −0,061 bis −0,045), höheren Odds für niedrigere Lebenszufriedenheit (adjustierte OR 1,19; 95%-KI 1,02–1,39) und höheren Odds für negative Auswirkungen der Mundgesundheit (adjustierte OR 1,25; 95%-KI 1,05–1,48). Einfache Frailty-Bewertung bei akuter Aufnahme kann Patienten mit schlechterer Lebensqualität identifizieren.</w:t>
+        <w:t>In NHANES war jedes Jahr biologischer Alterungsbeschleunigung mit 4 % erhöhtem Gicht-Risiko verbunden (OR 1,04; 95%-CI 1,03–1,05). Im UK Biobank: HR für Gicht-Neuauftreten bei KDMAge-Beschleunigung 1,80 (95%-CI 1,71–1,90). Bei Gicht-Patienten: beschleunigte biologische Alterung war mit 21–134 % erhöhtem Sterberisiko assoziiert (HR 1,21–2,34).</w:t>
       </w:r>
     </w:p>
     <w:p>
@@ -351,7 +351,7 @@
         <w:rPr>
           <w:sz w:val="19"/>
         </w:rPr>
-        <w:t>Norwegen, vergleichbares Versicherungssystem, ähnliche Notfallversorgungsstruktur.</w:t>
+        <w:t>UK Biobank und NHANES; biologische Altersmarker sind populationsübergreifend relevant, aber absolute Risiken gelten nur lokal.</w:t>
       </w:r>
     </w:p>
     <w:p>
@@ -360,7 +360,7 @@
           <w:color w:val="5A7D3A"/>
           <w:sz w:val="18"/>
         </w:rPr>
-        <w:t>https://pubmed.ncbi.nlm.nih.gov/42891948/</w:t>
+        <w:t>https://pubmed.ncbi.nlm.nih.gov/42815273/</w:t>
       </w:r>
     </w:p>
     <w:p>
@@ -368,7 +368,7 @@
         <w:pStyle w:val="Heading2"/>
       </w:pPr>
       <w:r>
-        <w:t>Gemeindeübungen und Funktionsbesserung bei älteren Menschen mit Gebrechlichkeit</w:t>
+        <w:t>Armmuskulatur und Frailty: Dysbalance zwischen Fett und Muskel als klinisches Marker für biologische Alterung</w:t>
       </w:r>
     </w:p>
     <w:p>
@@ -378,12 +378,12 @@
           <w:color w:val="666666"/>
           <w:sz w:val="18"/>
         </w:rPr>
-        <w:t>O'Shea M et al.  ·  J Frailty Aging  ·  05.10.2026  ·  PMID 42832337</w:t>
+        <w:t>Sun Z et al.  ·  Maturitas  ·  17.09.2026  ·  PMID 42777331</w:t>
       </w:r>
     </w:p>
     <w:p>
       <w:r>
-        <w:t>Prospektive Kohortenstudie mit 1.290 Teilnehmern (Durchschnittsalter 69 Jahre) in einem irischen, medizinisch betreuten Gruppentrainingsprogramm, stratifiziert nach Baseline-Gebrechlichkeit über 24 Wochen.</w:t>
+        <w:t>Querschnittsanalyse von 445.317 UK-Biobank-Teilnehmern zur Assoziation von regionalem Fett-Muskel-Verhältnis (aus Bioimpedanz) mit Frailty-Status und proteingestütztem biologischem Altern.</w:t>
       </w:r>
     </w:p>
     <w:p>
@@ -394,7 +394,7 @@
         <w:t xml:space="preserve">Ergebnis: </w:t>
       </w:r>
       <w:r>
-        <w:t>Bei Baseline 15 % fraile, 23 % präfraile, 62 % robuste Teilnehmer. Fraile Patienten zeigten Verbesserungen in Gehgeschwindigkeit, Timed Up and Go, sechsminütigem Gehtest und EQVAS zwischen Baseline und Woche 24; Präfraile in Sit-to-Stand, sechsminütigem Test und EQVAS; robuste in allen Maßnahmen. Programm war mit Funktionsverbesserungen über alle Frailty-Gruppen hinweg assoziiert.</w:t>
+        <w:t>Höhere Fett-Muskel-Quoten waren dosisabhängig assoziiert mit Pre-Frailty und Frailty; Arm-Verhältnis war stärkster regionaler Prädiktor (Frauen: OR 2,95 für Frailty; 95%-CI 2,75–3,18). Arm-Quote verbesserte die BMI-basierte Diskrimination um AUC 0,0068–0,0137. Konkordanz mit multi-organ proteingestütztem Alterungsmuster.</w:t>
       </w:r>
     </w:p>
     <w:p>
@@ -409,7 +409,7 @@
         <w:rPr>
           <w:sz w:val="19"/>
         </w:rPr>
-        <w:t>Irland, vergleichbares Primärversorgungssystem, Community-Setting übertragbar.</w:t>
+        <w:t>UK Biobank; körperanalytische Methoden sind in Deutschland verfügbar; Befund erfordert Validierung an deutschen Kohorten.</w:t>
       </w:r>
     </w:p>
     <w:p>
@@ -418,65 +418,7 @@
           <w:color w:val="5A7D3A"/>
           <w:sz w:val="18"/>
         </w:rPr>
-        <w:t>https://pubmed.ncbi.nlm.nih.gov/42832337/</w:t>
-      </w:r>
-    </w:p>
-    <w:p>
-      <w:pPr>
-        <w:pStyle w:val="Heading2"/>
-      </w:pPr>
-      <w:r>
-        <w:t>Gebrechlichkeit und Palliativbedarf: Unterscheidung durch Fachleute – qualitative Fallstudiensynthese</w:t>
-      </w:r>
-    </w:p>
-    <w:p>
-      <w:r>
-        <w:rPr>
-          <w:i/>
-          <w:color w:val="666666"/>
-          <w:sz w:val="18"/>
-        </w:rPr>
-        <w:t>van der Ploeg T et al.  ·  J Frailty Aging  ·  05.09.2026  ·  PMID 42700391</w:t>
-      </w:r>
-    </w:p>
-    <w:p>
-      <w:r>
-        <w:t>Qualitative Studie mit 15 Fallstudien, präsentiert an Fachleute in Niederlanden und Belgien (n=Respondenten mit Expertise), die Fähigkeit zur Unterscheidung zwischen Frailty-Komponenten und Palliativbedarf sowie Sicherheit dieser Urteile untersuchte.</w:t>
-      </w:r>
-    </w:p>
-    <w:p>
-      <w:r>
-        <w:rPr>
-          <w:b/>
-        </w:rPr>
-        <w:t xml:space="preserve">Ergebnis: </w:t>
-      </w:r>
-      <w:r>
-        <w:t>Fachleute nutzen unterschiedliche Komponenten zur Klassifikation: In den meisten Fällen unterscheiden sich Frailty- und Palliativbewertungen signifikant (p&lt;0,05). Fachleute sind sicherer in der Erkennung von Frailty-Komponenten als Palliativbedarf. Erkenntnis: Patienten können Frailty-Komponenten haben ohne Palliativbedarf, aber nicht umgekehrt erkannt. Besseres Verständnis für Progression von Frailty zu Palliativbedarf könnte patientenzentrierte Versorgung und Lebensqualität verbessern.</w:t>
-      </w:r>
-    </w:p>
-    <w:p>
-      <w:r>
-        <w:rPr>
-          <w:b/>
-          <w:sz w:val="19"/>
-        </w:rPr>
-        <w:t xml:space="preserve">Übertragbarkeit: </w:t>
-      </w:r>
-      <w:r>
-        <w:rPr>
-          <w:sz w:val="19"/>
-        </w:rPr>
-        <w:t>Niederlande/Belgien, deutschsprachige Gesundheitssysteme ähnlich; Befunde zur Versorgungsüberleitung anwendbar.</w:t>
-      </w:r>
-    </w:p>
-    <w:p>
-      <w:r>
-        <w:rPr>
-          <w:color w:val="5A7D3A"/>
-          <w:sz w:val="18"/>
-        </w:rPr>
-        <w:t>https://pubmed.ncbi.nlm.nih.gov/42700391/</w:t>
+        <w:t>https://pubmed.ncbi.nlm.nih.gov/42777331/</w:t>
       </w:r>
     </w:p>
     <w:sectPr>

--- a/download/studien-aktuell.docx
+++ b/download/studien-aktuell.docx
@@ -62,7 +62,7 @@
           <w:color w:val="666666"/>
           <w:sz w:val="18"/>
         </w:rPr>
-        <w:t>Stand: 27.10.2026  |  6 Studien  |  longevity.m-vf.de</w:t>
+        <w:t>Stand: 28.10.2026  |  6 Studien  |  longevity.m-vf.de</w:t>
       </w:r>
     </w:p>
     <w:p>
@@ -70,7 +70,7 @@
         <w:pStyle w:val="Heading1"/>
       </w:pPr>
       <w:r>
-        <w:t>Aufgenommen am 27.10.2026</w:t>
+        <w:t>Aufgenommen am 28.10.2026</w:t>
       </w:r>
     </w:p>
     <w:p>
@@ -78,7 +78,7 @@
         <w:pStyle w:val="Heading2"/>
       </w:pPr>
       <w:r>
-        <w:t>Gefäßchirurgie: Geriatrisches Konsil senkt Sterblichkeit und Komplikationen bei älteren Patienten</w:t>
+        <w:t>Richtige Nährstoffverteilung beugt Frailty vor – aber nur bei ausreichender Energiezufuhr</w:t>
       </w:r>
     </w:p>
     <w:p>
@@ -88,12 +88,12 @@
           <w:color w:val="666666"/>
           <w:sz w:val="18"/>
         </w:rPr>
-        <w:t>Power Foley M et al.  ·  Age Ageing  ·  03.08.2026  ·  PMID 42933995</w:t>
+        <w:t>Seo YB et al.  ·  Nutrients  ·  16.10.2026  ·  PMID 42942964</w:t>
       </w:r>
     </w:p>
     <w:p>
       <w:r>
-        <w:t>Systematische Übersicht von 8 Studien mit 2.441 Patienten, die formalisierte geriatrische Interventionen (präoperatives Comprehensive Assessment, Liaison-Service oder Co-Management) vor/während Gefäßchirurgie mit Standardversorgung verglich.</w:t>
+        <w:t>Querschnittstudie von 2.803 Koreanern ≥65 Jahren (KNHANES 2022/2024), Assoziationen zwischen Makronährstoff-Adherenz (AMDR) und Frailty, stratifiziert nach Energiesuffizenz (≥30 kcal/kg/Tag).</w:t>
       </w:r>
     </w:p>
     <w:p>
@@ -104,7 +104,7 @@
         <w:t xml:space="preserve">Ergebnis: </w:t>
       </w:r>
       <w:r>
-        <w:t>Geriatrische Modelle waren assoziiert mit reduziertem Risiko für Krankenhaussterblichkeit (RR 0,65; 95%-CI 0,46–0,90; p=0,010), kardiale Komplikationen (RR 0,35; p&lt;0,001) und Infektionen (RR 0,48; p&lt;0,001). Delirium-Risiko war nicht signifikant gesenkt. Verweildauer und Entlassungsort unterschieden sich nicht.</w:t>
+        <w:t>Bei Energie-suffizienten Teilnehmern (n=925): AMDR-Nicht-Adherenz mit Frailty assoziiert (OR 5,58; 95% KI 1,59–19,67). Nicht-Adherenz zu Protein (OR 2,63) und Fett (OR 2,38) signifikant; bei energie-insuffizienten keine signifikante Assoziation (OR 1,08; p=0,58).</w:t>
       </w:r>
     </w:p>
     <w:p>
@@ -119,7 +119,7 @@
         <w:rPr>
           <w:sz w:val="19"/>
         </w:rPr>
-        <w:t>Irland und Großbritannien; Befund übertragbar auf deutsches Gesundheitssystem mit ähnlichem Auftrag zur geriatrischen Ko-Versorgung.</w:t>
+        <w:t>Südkorea; Ernährungsempfehlungen für Ältere gelten international, aber Energiebedarfsberechnung ist populationsspezifisch</w:t>
       </w:r>
     </w:p>
     <w:p>
@@ -128,7 +128,7 @@
           <w:color w:val="5A7D3A"/>
           <w:sz w:val="18"/>
         </w:rPr>
-        <w:t>https://pubmed.ncbi.nlm.nih.gov/42933995/</w:t>
+        <w:t>https://pubmed.ncbi.nlm.nih.gov/42942964/</w:t>
       </w:r>
     </w:p>
     <w:p>
@@ -136,7 +136,7 @@
         <w:pStyle w:val="Heading2"/>
       </w:pPr>
       <w:r>
-        <w:t>Depression und Frailty: Depressive Symptome verdoppeln Gebrechlichkeitsrisiko bei älteren Patienten mit Kardiometabolischer Erkrankung</w:t>
+        <w:t>Frailty vorhersagt Mortalität bei akuter Herzinsuffizienz stärker als NT-proBNP</w:t>
       </w:r>
     </w:p>
     <w:p>
@@ -146,12 +146,12 @@
           <w:color w:val="666666"/>
           <w:sz w:val="18"/>
         </w:rPr>
-        <w:t>Kobayashi F et al.  ·  PLoS One  ·  26.10.2026  ·  PMID 42932359</w:t>
+        <w:t>Aletras G et al.  ·  Medicina (Kaunas)  ·  08.10.2026  ·  PMID 42942474</w:t>
       </w:r>
     </w:p>
     <w:p>
       <w:r>
-        <w:t>Längscohortenstudie von 431 Patienten ≥65 Jahren mit kardiometabolischen Erkrankungen (Nachbeobachtung Median 2,9 Jahre) zur Assoziation depressiver Symptome (GDS-15 ≥5) mit neu aufgetretener Frailty.</w:t>
+        <w:t>Prospektive Single-Center-Registerstudie mit 530 hospitalisierten AHF-Patienten (Feb 2023–Juni 2025), Frailty nach Clinical Frailty Scale gegen kardiorenal-pathologische Variablen als Mortalitätsprädiktor.</w:t>
       </w:r>
     </w:p>
     <w:p>
@@ -162,7 +162,7 @@
         <w:t xml:space="preserve">Ergebnis: </w:t>
       </w:r>
       <w:r>
-        <w:t>Depressive Symptome waren unabhängig assoziiert mit Frailty (adjustierte HR für mCHS-Definition 1,92; 95%-CI 1,60–2,31; für KCL-Definition 2,05; 95%-CI 1,70–2,48). Signifikante Interaktion zwischen Depression und Diabetes: Patienten mit beiden Merkmalen hatten markant erhöhtes Frailty-Risiko.</w:t>
+        <w:t>Frailty stark mit 12-Monats-Mortalität assoziiert (HR 3,29 pro Stratum, 95% KI 2,43–4,45). Mortalität stieg: CFS 1–3: 4,5 %, CFS 4–5: 19,3 %, CFS 6–9: 49,7 %. Addition von CFS zum kardiorenal-Modell verbesserte C-Index von 0,701 auf 0,734 (optimism-korrigiert 0,694–0,726).</w:t>
       </w:r>
     </w:p>
     <w:p>
@@ -177,7 +177,7 @@
         <w:rPr>
           <w:sz w:val="19"/>
         </w:rPr>
-        <w:t>Japan; Befund ist altersunabhängig übertragbar, aber Messinstrumente (mCHS, KCL) sind von regionaler Anwendbarkeit abhängig.</w:t>
+        <w:t>Griechenland, Universitätsklinik; CFS-Messung in deutschen Kliniken praktikabel</w:t>
       </w:r>
     </w:p>
     <w:p>
@@ -186,7 +186,7 @@
           <w:color w:val="5A7D3A"/>
           <w:sz w:val="18"/>
         </w:rPr>
-        <w:t>https://pubmed.ncbi.nlm.nih.gov/42932359/</w:t>
+        <w:t>https://pubmed.ncbi.nlm.nih.gov/42942474/</w:t>
       </w:r>
     </w:p>
     <w:p>
@@ -194,7 +194,7 @@
         <w:pStyle w:val="Heading2"/>
       </w:pPr>
       <w:r>
-        <w:t>Schlaganfall-Rehabilitation: Ältere Patienten über 80 Jahren profitieren weniger von koordinierter Langzeitintervention</w:t>
+        <w:t>Intrinsic Capacity vorhersagt Erfolg kardiovaskulärer Rehabilitation bei Älteren</w:t>
       </w:r>
     </w:p>
     <w:p>
@@ -204,12 +204,12 @@
           <w:color w:val="666666"/>
           <w:sz w:val="18"/>
         </w:rPr>
-        <w:t>Ihle-Hansen H et al.  ·  J Rehabil Med  ·  26.10.2026  ·  PMID 42929098</w:t>
+        <w:t>Bencivenga L et al.  ·  J Nutr Health Aging  ·  26.09.2026  ·  PMID 42800461</w:t>
       </w:r>
     </w:p>
     <w:p>
       <w:r>
-        <w:t>Randomisierte Studie an 301 norwegischen Patienten nach Schlaganfall (Durchschnittsalter 71 Jahre), die eine 18 Monate andauernde koordinierte Intervention mit monatlichen Treffen versus Standardversorgung verglich.</w:t>
+        <w:t>Prospektive Studie mit 551 italienischen Patienten ≥65 Jahren in kardialer Rehabilitation, vergleichend Intrinsic Capacity und Frailty Index als Prädiktoren für Gehstrecke nach Rehabilitation.</w:t>
       </w:r>
     </w:p>
     <w:p>
@@ -220,7 +220,7 @@
         <w:t xml:space="preserve">Ergebnis: </w:t>
       </w:r>
       <w:r>
-        <w:t>Bei Patienten ≥80 Jahren war die Wahrscheinlichkeit für günstige Funktionsergebnisse in der Interventionsgruppe signifikant niedriger als in der Kontrolle (23,4 % vs. 57,0 %; p=0,004). Bei jüngeren Patienten verbesserte die Intervention die kognitiven Testergebnisse (Trail Making Test B: −32,2 s; p=0,015). Frailty als solche modifizierte die Interventionswirkung nicht.</w:t>
+        <w:t>Intrinsic Capacity zeigte stärkere Assoziation mit Gehstreckengewinn (β=0,571; R²adj=0,362) als Frailty Index (β=-0,281; R²adj=0,235). Effektstärke für Intrinsic Capacity vs. Frailty: Differenz in R²adj von 0,127 Punkte (12,7 % besser erklärte Varianz).</w:t>
       </w:r>
     </w:p>
     <w:p>
@@ -235,7 +235,7 @@
         <w:rPr>
           <w:sz w:val="19"/>
         </w:rPr>
-        <w:t>Norwegen, vergleichbares europäisches Versicherungssystem; Befund zu Altersgrenze hat universelle Relevanz für Geriatrie.</w:t>
+        <w:t>Italien, vergleichbares Sozialsystem; Comprehensive Geriatric Assessment etabliert in DACH-Ländern</w:t>
       </w:r>
     </w:p>
     <w:p>
@@ -244,7 +244,7 @@
           <w:color w:val="5A7D3A"/>
           <w:sz w:val="18"/>
         </w:rPr>
-        <w:t>https://pubmed.ncbi.nlm.nih.gov/42929098/</w:t>
+        <w:t>https://pubmed.ncbi.nlm.nih.gov/42800461/</w:t>
       </w:r>
     </w:p>
     <w:p>
@@ -252,7 +252,7 @@
         <w:pStyle w:val="Heading2"/>
       </w:pPr>
       <w:r>
-        <w:t>Umweltbelastung und Schilddrüse: Benzol-Exposition erhöht Dysfunktionsrisiko durch Beschleunigung biologischen Alterns</w:t>
+        <w:t>Bewegungsförderung älterer Menschen auf kommunaler Ebene: Strukturen, Barrieren, politische Strategien</w:t>
       </w:r>
     </w:p>
     <w:p>
@@ -262,12 +262,12 @@
           <w:color w:val="666666"/>
           <w:sz w:val="18"/>
         </w:rPr>
-        <w:t>Yu L et al.  ·  Front Public Health  ·  17.09.2026  ·  PMID 42823953</w:t>
+        <w:t>Aluttis C et al.  ·  Bundesgesundheitsblatt Gesundheitsforschung Gesundheitsschutz  ·  23.09.2026  ·  PMID 42776169</w:t>
       </w:r>
     </w:p>
     <w:p>
       <w:r>
-        <w:t>Kohortenstudie von 385.130 UK-Biobank-Teilnehmern zur Assoziation chronischer Benzol-Exposition mit Hypothyreose und Hyperthyreose; Testung, ob biologisches Altern den Effekt mediiert.</w:t>
+        <w:t>Deutsche Qualitativ-Analyse zu Bewegungsförderung von über 65-Jährigen in Kommunen, untersucht Strukturen, Implementierungsbarrieren und Rolle von Narrativen in der Politikpriorisierung.</w:t>
       </w:r>
     </w:p>
     <w:p>
@@ -278,7 +278,7 @@
         <w:t xml:space="preserve">Ergebnis: </w:t>
       </w:r>
       <w:r>
-        <w:t>Benzol-Exposition zeigte dosisabhängige Assoziation mit Hypothyreose (HR pro 1 μg/m³: 1,19; 95%-CI 1,16–1,21) und Hyperthyreose (HR 1,21; 95%-CI 1,18–1,25). Beschleunigte biologische Alterung mediierte 3,07 % des Benzol-Hyperthyreose-Effekts; additive Interaktion mit höherem biologischem Alter auf Hypothyreose.</w:t>
+        <w:t>Mehrheit der 65+-Jährigen in Deutschland erfüllt Bewegungsempfehlungen nicht (Norm: Mangel statt Aktivität). Barrieren auf kommunaler Ebene: Fragmentierung, projektbezogene Ansätze, begrenzte Ressourcen. Lösungsfaktoren: aktivitätsfreundliche Strukturen (sichere Wege, erreichbare Ziele, öffentliche Räume); strategische Narrative können Priorisierung verschieben.</w:t>
       </w:r>
     </w:p>
     <w:p>
@@ -293,7 +293,7 @@
         <w:rPr>
           <w:sz w:val="19"/>
         </w:rPr>
-        <w:t>UK Biobank; Luftqualitätsdaten sind in Deutschland verfügbar; biologische Altersmarker sind populationsübergreifend einsetzbar.</w:t>
+        <w:t>Deutschland, direktes Erhebungsland; kommunale Ebene Schlüsselansatz im föderalen System</w:t>
       </w:r>
     </w:p>
     <w:p>
@@ -302,7 +302,7 @@
           <w:color w:val="5A7D3A"/>
           <w:sz w:val="18"/>
         </w:rPr>
-        <w:t>https://pubmed.ncbi.nlm.nih.gov/42823953/</w:t>
+        <w:t>https://pubmed.ncbi.nlm.nih.gov/42776169/</w:t>
       </w:r>
     </w:p>
     <w:p>
@@ -310,7 +310,7 @@
         <w:pStyle w:val="Heading2"/>
       </w:pPr>
       <w:r>
-        <w:t>Beschleunigte biologische Alterung erhöht Gicht-Risiko und Sterblichkeit bei älteren Menschen</w:t>
+        <w:t>Insulinresistenz-Surrogate vorhersagt Cardiometabolische Multimorbidität konsistent in China und England</w:t>
       </w:r>
     </w:p>
     <w:p>
@@ -320,12 +320,12 @@
           <w:color w:val="666666"/>
           <w:sz w:val="18"/>
         </w:rPr>
-        <w:t>Zhao H et al.  ·  Maturitas  ·  25.09.2026  ·  PMID 42815273</w:t>
+        <w:t>Wei J et al.  ·  Maturitas  ·  04.09.2026  ·  PMID 42721914</w:t>
       </w:r>
     </w:p>
     <w:p>
       <w:r>
-        <w:t>Querschnitts- und Kohortenstudie mit 385.130 UK-Biobank-Teilnehmern und 5.228 NHANES-Erwachsenen zur Assoziation von biologischem Altern (KDMAge, PhenoAge) mit Gicht-Prävalenz, Gicht-Inzidenz und Mortalität.</w:t>
+        <w:t>Prospektive Kohortenstudie: China Health and Retirement Longitudinal Study + English Longitudinal Study of Ageing, harmonisierte Daten von älteren Teilnehmern, geschätzte Glukose-Disposal-Rate als Prädiktor für nicht-glykämische Herzerkrankung/-Schlaganfall und Multimorbidität-Progression.</w:t>
       </w:r>
     </w:p>
     <w:p>
@@ -336,7 +336,7 @@
         <w:t xml:space="preserve">Ergebnis: </w:t>
       </w:r>
       <w:r>
-        <w:t>In NHANES war jedes Jahr biologischer Alterungsbeschleunigung mit 4 % erhöhtem Gicht-Risiko verbunden (OR 1,04; 95%-CI 1,03–1,05). Im UK Biobank: HR für Gicht-Neuauftreten bei KDMAge-Beschleunigung 1,80 (95%-CI 1,71–1,90). Bei Gicht-Patienten: beschleunigte biologische Alterung war mit 21–134 % erhöhtem Sterberisiko assoziiert (HR 1,21–2,34).</w:t>
+        <w:t>Untere Glukose-Disposal-Rate mit Herzerkrankung/Schlaganfall-Inzidenz: HR 1,25 (KI 1,18–1,33) China, HR 1,23 (1,14–1,32) England; gepoolte HR 1,24 (1,19–1,30). External Concordance 0,66–0,68; Diskrimination besser als Hämoglobin A1c allein, aber nicht über Einzelkomponenten hinaus.</w:t>
       </w:r>
     </w:p>
     <w:p>
@@ -351,7 +351,7 @@
         <w:rPr>
           <w:sz w:val="19"/>
         </w:rPr>
-        <w:t>UK Biobank und NHANES; biologische Altersmarker sind populationsübergreifend relevant, aber absolute Risiken gelten nur lokal.</w:t>
+        <w:t>China + England; Crossover-Validität, aber absolute Risikokalibrierung erfordert lokale Anpassung</w:t>
       </w:r>
     </w:p>
     <w:p>
@@ -360,7 +360,7 @@
           <w:color w:val="5A7D3A"/>
           <w:sz w:val="18"/>
         </w:rPr>
-        <w:t>https://pubmed.ncbi.nlm.nih.gov/42815273/</w:t>
+        <w:t>https://pubmed.ncbi.nlm.nih.gov/42721914/</w:t>
       </w:r>
     </w:p>
     <w:p>
@@ -368,7 +368,7 @@
         <w:pStyle w:val="Heading2"/>
       </w:pPr>
       <w:r>
-        <w:t>Armmuskulatur und Frailty: Dysbalance zwischen Fett und Muskel als klinisches Marker für biologische Alterung</w:t>
+        <w:t>Frailty beschleunigt Multimorbiditätsaccumulation und kostet Jahre voller Gesundheit</w:t>
       </w:r>
     </w:p>
     <w:p>
@@ -378,12 +378,12 @@
           <w:color w:val="666666"/>
           <w:sz w:val="18"/>
         </w:rPr>
-        <w:t>Sun Z et al.  ·  Maturitas  ·  17.09.2026  ·  PMID 42777331</w:t>
+        <w:t>Xing X et al.  ·  J Nutr Health Aging  ·  04.09.2026  ·  PMID 42697174</w:t>
       </w:r>
     </w:p>
     <w:p>
       <w:r>
-        <w:t>Querschnittsanalyse von 445.317 UK-Biobank-Teilnehmern zur Assoziation von regionalem Fett-Muskel-Verhältnis (aus Bioimpedanz) mit Frailty-Status und proteingestütztem biologischem Altern.</w:t>
+        <w:t>Multistate-Analyse von 276.696 UK-Biobank-Teilnehmern ohne Grunderkrankungen (mittleres Alter 55,3 Jahre), Frailty-Phänotyp als Prädiktor für Transition zu Erkrankung und Multimorbidität über 13 Jahre.</w:t>
       </w:r>
     </w:p>
     <w:p>
@@ -394,7 +394,7 @@
         <w:t xml:space="preserve">Ergebnis: </w:t>
       </w:r>
       <w:r>
-        <w:t>Höhere Fett-Muskel-Quoten waren dosisabhängig assoziiert mit Pre-Frailty und Frailty; Arm-Verhältnis war stärkster regionaler Prädiktor (Frauen: OR 2,95 für Frailty; 95%-CI 2,75–3,18). Arm-Quote verbesserte die BMI-basierte Diskrimination um AUC 0,0068–0,0137. Konkordanz mit multi-organ proteingestütztem Alterungsmuster.</w:t>
+        <w:t>Frail-Gruppe verlor 2,72 Jahre (95% KI 2,64–2,81) multimorbidität-freies Überleben über 12 Jahre. Transition von gesund zu Erkrankung: HR 1,77 (1,72–1,83); von Erkrankung zu Multimorbidität: HR 1,73 (1,68–1,79). Eliminierung von Pre-Frailty/Frailty könnte 9,85 % der Inzidenzfälle verhindern.</w:t>
       </w:r>
     </w:p>
     <w:p>
@@ -409,7 +409,7 @@
         <w:rPr>
           <w:sz w:val="19"/>
         </w:rPr>
-        <w:t>UK Biobank; körperanalytische Methoden sind in Deutschland verfügbar; Befund erfordert Validierung an deutschen Kohorten.</w:t>
+        <w:t>UK Biobank; Frailty-Screening in Prävention übertragbar auf deutsche Primärversorgung</w:t>
       </w:r>
     </w:p>
     <w:p>
@@ -418,7 +418,7 @@
           <w:color w:val="5A7D3A"/>
           <w:sz w:val="18"/>
         </w:rPr>
-        <w:t>https://pubmed.ncbi.nlm.nih.gov/42777331/</w:t>
+        <w:t>https://pubmed.ncbi.nlm.nih.gov/42697174/</w:t>
       </w:r>
     </w:p>
     <w:sectPr>

--- a/download/studien-aktuell.docx
+++ b/download/studien-aktuell.docx
@@ -62,7 +62,7 @@
           <w:color w:val="666666"/>
           <w:sz w:val="18"/>
         </w:rPr>
-        <w:t>Stand: 28.10.2026  |  6 Studien  |  longevity.m-vf.de</w:t>
+        <w:t>Stand: 29.10.2026  |  7 Studien  |  longevity.m-vf.de</w:t>
       </w:r>
     </w:p>
     <w:p>
@@ -70,7 +70,7 @@
         <w:pStyle w:val="Heading1"/>
       </w:pPr>
       <w:r>
-        <w:t>Aufgenommen am 28.10.2026</w:t>
+        <w:t>Aufgenommen am 29.10.2026</w:t>
       </w:r>
     </w:p>
     <w:p>
@@ -78,7 +78,7 @@
         <w:pStyle w:val="Heading2"/>
       </w:pPr>
       <w:r>
-        <w:t>Richtige Nährstoffverteilung beugt Frailty vor – aber nur bei ausreichender Energiezufuhr</w:t>
+        <w:t>Frailty-Vorhersage per Machine Learning aus Kliniksystemen innerhalb 72 Stunden</w:t>
       </w:r>
     </w:p>
     <w:p>
@@ -88,12 +88,12 @@
           <w:color w:val="666666"/>
           <w:sz w:val="18"/>
         </w:rPr>
-        <w:t>Seo YB et al.  ·  Nutrients  ·  16.10.2026  ·  PMID 42942964</w:t>
+        <w:t>Laurea Szabo GC et al.  ·  JMIR Med Inform  ·  28.10.2026  ·  PMID 42950281</w:t>
       </w:r>
     </w:p>
     <w:p>
       <w:r>
-        <w:t>Querschnittstudie von 2.803 Koreanern ≥65 Jahren (KNHANES 2022/2024), Assoziationen zwischen Makronährstoff-Adherenz (AMDR) und Frailty, stratifiziert nach Energiesuffizenz (≥30 kcal/kg/Tag).</w:t>
+        <w:t>An 26.824 stationären Aufnahmen (Royal Adelaide Hospital, Juli 2023–Dezember 2024) wurde ein XGBoost-Modell entwickelt und validiert, das aus EMR-Daten der ersten 72 Stunden Frailty (HFRS&gt;4) vorhersagt.</w:t>
       </w:r>
     </w:p>
     <w:p>
@@ -104,7 +104,7 @@
         <w:t xml:space="preserve">Ergebnis: </w:t>
       </w:r>
       <w:r>
-        <w:t>Bei Energie-suffizienten Teilnehmern (n=925): AMDR-Nicht-Adherenz mit Frailty assoziiert (OR 5,58; 95% KI 1,59–19,67). Nicht-Adherenz zu Protein (OR 2,63) und Fett (OR 2,38) signifikant; bei energie-insuffizienten keine signifikante Assoziation (OR 1,08; p=0,58).</w:t>
+        <w:t>Das finale XGBoost-Modell erreichte F2-Score 0,755 (95%-KI 0,741–0,768), AUROC 0,777 (0,764–0,790), Recall 0,873 (0,857–0,887). Wichtigste Prädiktoren: Polypharmazi, Laborwerte (Kreatinin, Albumin, Natrium), konsultierte Fachgruppen, Pflegeassessments. Performance war zu 24 Stunden niedrig, verbesserte sich bis Entlassung. Reduzierte Performance bei Indigenous-Patienten zeigte Bedarf für kulturelle Validierung.</w:t>
       </w:r>
     </w:p>
     <w:p>
@@ -119,7 +119,7 @@
         <w:rPr>
           <w:sz w:val="19"/>
         </w:rPr>
-        <w:t>Südkorea; Ernährungsempfehlungen für Ältere gelten international, aber Energiebedarfsberechnung ist populationsspezifisch</w:t>
+        <w:t>Australien, EMR-Datenstruktur vergleichbar mit deutschen Kliniksystemen; maschinelle Frailty-Vorhersage technisch unmittelbar übernehmbar.</w:t>
       </w:r>
     </w:p>
     <w:p>
@@ -128,7 +128,7 @@
           <w:color w:val="5A7D3A"/>
           <w:sz w:val="18"/>
         </w:rPr>
-        <w:t>https://pubmed.ncbi.nlm.nih.gov/42942964/</w:t>
+        <w:t>https://pubmed.ncbi.nlm.nih.gov/42950281/</w:t>
       </w:r>
     </w:p>
     <w:p>
@@ -136,7 +136,7 @@
         <w:pStyle w:val="Heading2"/>
       </w:pPr>
       <w:r>
-        <w:t>Frailty vorhersagt Mortalität bei akuter Herzinsuffizienz stärker als NT-proBNP</w:t>
+        <w:t>Gebrechlichkeitsindex vorhersagt Bauchschmerzen bei älteren Erwachsenen</w:t>
       </w:r>
     </w:p>
     <w:p>
@@ -146,12 +146,12 @@
           <w:color w:val="666666"/>
           <w:sz w:val="18"/>
         </w:rPr>
-        <w:t>Aletras G et al.  ·  Medicina (Kaunas)  ·  08.10.2026  ·  PMID 42942474</w:t>
+        <w:t>Cheng G et al.  ·  J Int Med Res  ·  28.10.2026  ·  PMID 42948986</w:t>
       </w:r>
     </w:p>
     <w:p>
       <w:r>
-        <w:t>Prospektive Single-Center-Registerstudie mit 530 hospitalisierten AHF-Patienten (Feb 2023–Juni 2025), Frailty nach Clinical Frailty Scale gegen kardiorenal-pathologische Variablen als Mortalitätsprädiktor.</w:t>
+        <w:t>24.280 Teilnehmer ≥45 Jahre aus der China Health and Retirement Longitudinal Study (2011–2013) wurden untersucht auf Assoziation eines konstruierten Gebrechlichkeitsindex mit selbstberichteten Bauchschmerzen.</w:t>
       </w:r>
     </w:p>
     <w:p>
@@ -162,7 +162,7 @@
         <w:t xml:space="preserve">Ergebnis: </w:t>
       </w:r>
       <w:r>
-        <w:t>Frailty stark mit 12-Monats-Mortalität assoziiert (HR 3,29 pro Stratum, 95% KI 2,43–4,45). Mortalität stieg: CFS 1–3: 4,5 %, CFS 4–5: 19,3 %, CFS 6–9: 49,7 %. Addition von CFS zum kardiorenal-Modell verbesserte C-Index von 0,701 auf 0,734 (optimism-korrigiert 0,694–0,726).</w:t>
+        <w:t>Höherer Gebrechlichkeitsindex war signifikant mit erhöhter Wahrscheinlichkeit für Bauchschmerzen assoziiert (adjustierte OR 2,17; 95%-KI 1,95–2,42; p&lt;0,001). Restriktive kubische Spline-Analyse zeigte signifikante nichtlineare Beziehung (p für Nichtlinearität &lt;0,001). Das eXtreme Gradient Boosting-Modell zeigte gute Diskrimination. Der Gebrechlichkeitsindex gehörte zu den einflussreichsten Vorhersage-Features.</w:t>
       </w:r>
     </w:p>
     <w:p>
@@ -177,7 +177,7 @@
         <w:rPr>
           <w:sz w:val="19"/>
         </w:rPr>
-        <w:t>Griechenland, Universitätsklinik; CFS-Messung in deutschen Kliniken praktikabel</w:t>
+        <w:t>China; Gebrechlichkeitsindex-Konstrukt international anwendbar, Screening-Wert auf Deutschland übertragbar.</w:t>
       </w:r>
     </w:p>
     <w:p>
@@ -186,7 +186,7 @@
           <w:color w:val="5A7D3A"/>
           <w:sz w:val="18"/>
         </w:rPr>
-        <w:t>https://pubmed.ncbi.nlm.nih.gov/42942474/</w:t>
+        <w:t>https://pubmed.ncbi.nlm.nih.gov/42948986/</w:t>
       </w:r>
     </w:p>
     <w:p>
@@ -194,7 +194,7 @@
         <w:pStyle w:val="Heading2"/>
       </w:pPr>
       <w:r>
-        <w:t>Intrinsic Capacity vorhersagt Erfolg kardiovaskulärer Rehabilitation bei Älteren</w:t>
+        <w:t>Gesellschaftliche Teilhabe im Alter stärkt emotionales Wohlbefinden – europaweit</w:t>
       </w:r>
     </w:p>
     <w:p>
@@ -204,12 +204,12 @@
           <w:color w:val="666666"/>
           <w:sz w:val="18"/>
         </w:rPr>
-        <w:t>Bencivenga L et al.  ·  J Nutr Health Aging  ·  26.09.2026  ·  PMID 42800461</w:t>
+        <w:t>da Silva JB et al.  ·  Front Public Health  ·  13.10.2026  ·  PMID 42947923</w:t>
       </w:r>
     </w:p>
     <w:p>
       <w:r>
-        <w:t>Prospektive Studie mit 551 italienischen Patienten ≥65 Jahren in kardialer Rehabilitation, vergleichend Intrinsic Capacity und Frailty Index als Prädiktoren für Gehstrecke nach Rehabilitation.</w:t>
+        <w:t>Die Studie untersuchte an 13.765 Europäern ab 65 Jahren, wie verschiedene Formen von Bürgerbeteiligung mit emotionalem Wohlbefinden assoziiert sind.</w:t>
       </w:r>
     </w:p>
     <w:p>
@@ -220,7 +220,7 @@
         <w:t xml:space="preserve">Ergebnis: </w:t>
       </w:r>
       <w:r>
-        <w:t>Intrinsic Capacity zeigte stärkere Assoziation mit Gehstreckengewinn (β=0,571; R²adj=0,362) als Frailty Index (β=-0,281; R²adj=0,235). Effektstärke für Intrinsic Capacity vs. Frailty: Differenz in R²adj von 0,127 Punkte (12,7 % besser erklärte Varianz).</w:t>
+        <w:t>Kooperative Partizipation (gemeinsame Aktivitäten mit sozialer Einbettung) zeigte die stärkste positive Assoziation mit Wohlbefinden, gefolgt von ausdrücklicher und pflichtbewusster Teilhabe. Aktivierende Partizipation (konfrontative Engagement-Formen) korrelierte negativ mit Wohlbefinden. Regionale Unterschiede bestanden: Nord- und Westeuropa zeigten höhere Wohlbefindenswerte als Süd- und Osteuropa.</w:t>
       </w:r>
     </w:p>
     <w:p>
@@ -235,7 +235,7 @@
         <w:rPr>
           <w:sz w:val="19"/>
         </w:rPr>
-        <w:t>Italien, vergleichbares Sozialsystem; Comprehensive Geriatric Assessment etabliert in DACH-Ländern</w:t>
+        <w:t>Europäische Sozialerhebung; Ergebnisse zu sozial eingebetteten Engagementformen direkt auf deutsche Altenbetreuung übertragbar.</w:t>
       </w:r>
     </w:p>
     <w:p>
@@ -244,7 +244,7 @@
           <w:color w:val="5A7D3A"/>
           <w:sz w:val="18"/>
         </w:rPr>
-        <w:t>https://pubmed.ncbi.nlm.nih.gov/42800461/</w:t>
+        <w:t>https://pubmed.ncbi.nlm.nih.gov/42947923/</w:t>
       </w:r>
     </w:p>
     <w:p>
@@ -252,7 +252,7 @@
         <w:pStyle w:val="Heading2"/>
       </w:pPr>
       <w:r>
-        <w:t>Bewegungsförderung älterer Menschen auf kommunaler Ebene: Strukturen, Barrieren, politische Strategien</w:t>
+        <w:t>Funktionelle Verbesserungen durch stationäre Lungenreha – ICF-basierte Analyse</w:t>
       </w:r>
     </w:p>
     <w:p>
@@ -262,12 +262,12 @@
           <w:color w:val="666666"/>
           <w:sz w:val="18"/>
         </w:rPr>
-        <w:t>Aluttis C et al.  ·  Bundesgesundheitsblatt Gesundheitsforschung Gesundheitsschutz  ·  23.09.2026  ·  PMID 42776169</w:t>
+        <w:t>Pawlak K et al.  ·  Front Public Health  ·  13.10.2026  ·  PMID 42947856</w:t>
       </w:r>
     </w:p>
     <w:p>
       <w:r>
-        <w:t>Deutsche Qualitativ-Analyse zu Bewegungsförderung von über 65-Jährigen in Kommunen, untersucht Strukturen, Implementierungsbarrieren und Rolle von Narrativen in der Politikpriorisierung.</w:t>
+        <w:t>Bei 100 älteren Patienten (Mittelwert 68,7 Jahre, 75 % ≥65 Jahre) während stationärer Lungenrehabilitation wurden Funktionsveränderungen nach 2–3 Wochen mit dem ICF-Framework gemessen.</w:t>
       </w:r>
     </w:p>
     <w:p>
@@ -278,7 +278,7 @@
         <w:t xml:space="preserve">Ergebnis: </w:t>
       </w:r>
       <w:r>
-        <w:t>Mehrheit der 65+-Jährigen in Deutschland erfüllt Bewegungsempfehlungen nicht (Norm: Mangel statt Aktivität). Barrieren auf kommunaler Ebene: Fragmentierung, projektbezogene Ansätze, begrenzte Ressourcen. Lösungsfaktoren: aktivitätsfreundliche Strukturen (sichere Wege, erreichbare Ziele, öffentliche Räume); strategische Narrative können Priorisierung verschieben.</w:t>
+        <w:t>Signifikante Verbesserungen in Körperfunktionen: Muskelkraft (Qualifier 3→1), Muskeldauer (3→2), Gelenkigkeit (3→1), Gehfähigkeit (2→1). Aktivitätseinschränkungen: Transfer mit schweren/kompletten Einschränkungen sank von 17 % auf 4 %, tägliche Routinen von 36 % auf 19 %. Selbstpflegefähigkeiten (Waschen, Toilettenhygiene, Anziehen) zeigten Qualifier-Verbesserungen von 1→0.</w:t>
       </w:r>
     </w:p>
     <w:p>
@@ -293,7 +293,7 @@
         <w:rPr>
           <w:sz w:val="19"/>
         </w:rPr>
-        <w:t>Deutschland, direktes Erhebungsland; kommunale Ebene Schlüsselansatz im föderalen System</w:t>
+        <w:t>Polen, vergleichbare Sozialversicherung; ICF-Rahmen international, Ergebnisse zur Effektivität geriatrischer Reha auf Deutschland übertragbar.</w:t>
       </w:r>
     </w:p>
     <w:p>
@@ -302,7 +302,7 @@
           <w:color w:val="5A7D3A"/>
           <w:sz w:val="18"/>
         </w:rPr>
-        <w:t>https://pubmed.ncbi.nlm.nih.gov/42776169/</w:t>
+        <w:t>https://pubmed.ncbi.nlm.nih.gov/42947856/</w:t>
       </w:r>
     </w:p>
     <w:p>
@@ -310,7 +310,7 @@
         <w:pStyle w:val="Heading2"/>
       </w:pPr>
       <w:r>
-        <w:t>Insulinresistenz-Surrogate vorhersagt Cardiometabolische Multimorbidität konsistent in China und England</w:t>
+        <w:t>Frailty besser als Muskelsonographie zur Prognose bei Leberzirrhose</w:t>
       </w:r>
     </w:p>
     <w:p>
@@ -320,12 +320,12 @@
           <w:color w:val="666666"/>
           <w:sz w:val="18"/>
         </w:rPr>
-        <w:t>Wei J et al.  ·  Maturitas  ·  04.09.2026  ·  PMID 42721914</w:t>
+        <w:t>Kremer WM et al.  ·  J Cachexia Sarcopenia Muscle  ·  Dez. 2026  ·  PMID 42936921</w:t>
       </w:r>
     </w:p>
     <w:p>
       <w:r>
-        <w:t>Prospektive Kohortenstudie: China Health and Retirement Longitudinal Study + English Longitudinal Study of Ageing, harmonisierte Daten von älteren Teilnehmern, geschätzte Glukose-Disposal-Rate als Prädiktor für nicht-glykämische Herzerkrankung/-Schlaganfall und Multimorbidität-Progression.</w:t>
+        <w:t>153 Patienten mit Leberzirrhose wurden mit Clinical Frailty Scale und Muskeldickenindizes (feather und compression thigh muscle thickness index) bewertet und auf Mortalität bzw. Lebertransplantation verfolgt.</w:t>
       </w:r>
     </w:p>
     <w:p>
@@ -336,7 +336,7 @@
         <w:t xml:space="preserve">Ergebnis: </w:t>
       </w:r>
       <w:r>
-        <w:t>Untere Glukose-Disposal-Rate mit Herzerkrankung/Schlaganfall-Inzidenz: HR 1,25 (KI 1,18–1,33) China, HR 1,23 (1,14–1,32) England; gepoolte HR 1,24 (1,19–1,30). External Concordance 0,66–0,68; Diskrimination besser als Hämoglobin A1c allein, aber nicht über Einzelkomponenten hinaus.</w:t>
+        <w:t>Über 90 Tage: 71 Patienten (46,4 %) starben oder bekamen Transplantat. Höhere Frailty-Scores waren in multivariablem Cox-Modell (adjustiert für Alter und MELD) unabhängig mit erhöhter Mortalität assoziiert (HR 1,25; 95%-KI 1,14–1,63; p&lt;0,001), während Muskeldickenindizes nicht konsistent prognostisch waren (fTMTI HR 1,52; p=0,300; cTMTI HR 1,01; p&gt;0,9).</w:t>
       </w:r>
     </w:p>
     <w:p>
@@ -351,7 +351,7 @@
         <w:rPr>
           <w:sz w:val="19"/>
         </w:rPr>
-        <w:t>China + England; Crossover-Validität, aber absolute Risikokalibrierung erfordert lokale Anpassung</w:t>
+        <w:t>Deutschland; Frailty-Assessment als bedside-Instrument deutschlandweit etabliert, braucht keine Spezialausrüstung.</w:t>
       </w:r>
     </w:p>
     <w:p>
@@ -360,7 +360,7 @@
           <w:color w:val="5A7D3A"/>
           <w:sz w:val="18"/>
         </w:rPr>
-        <w:t>https://pubmed.ncbi.nlm.nih.gov/42721914/</w:t>
+        <w:t>https://pubmed.ncbi.nlm.nih.gov/42936921/</w:t>
       </w:r>
     </w:p>
     <w:p>
@@ -368,7 +368,7 @@
         <w:pStyle w:val="Heading2"/>
       </w:pPr>
       <w:r>
-        <w:t>Frailty beschleunigt Multimorbiditätsaccumulation und kostet Jahre voller Gesundheit</w:t>
+        <w:t>Beschleunigtes biologisches Altern erhöht Pankreaserkrankungsrisiko – UK-Biobank-Studie</w:t>
       </w:r>
     </w:p>
     <w:p>
@@ -378,12 +378,12 @@
           <w:color w:val="666666"/>
           <w:sz w:val="18"/>
         </w:rPr>
-        <w:t>Xing X et al.  ·  J Nutr Health Aging  ·  04.09.2026  ·  PMID 42697174</w:t>
+        <w:t>Zhang H et al.  ·  J Nutr Health Aging  ·  15.09.2026  ·  PMID 42743792</w:t>
       </w:r>
     </w:p>
     <w:p>
       <w:r>
-        <w:t>Multistate-Analyse von 276.696 UK-Biobank-Teilnehmern ohne Grunderkrankungen (mittleres Alter 55,3 Jahre), Frailty-Phänotyp als Prädiktor für Transition zu Erkrankung und Multimorbidität über 13 Jahre.</w:t>
+        <w:t>326.873 Erwachsene aus der UK Biobank (2006–2010 rekrutiert) wurden auf Assoziation von Biological-Age-Beschleunigung (KDMAgeAccel und PhenoAgeAccel) mit Pankreaserkrankungen über prospektiven Follow-up untersucht.</w:t>
       </w:r>
     </w:p>
     <w:p>
@@ -394,7 +394,7 @@
         <w:t xml:space="preserve">Ergebnis: </w:t>
       </w:r>
       <w:r>
-        <w:t>Frail-Gruppe verlor 2,72 Jahre (95% KI 2,64–2,81) multimorbidität-freies Überleben über 12 Jahre. Transition von gesund zu Erkrankung: HR 1,77 (1,72–1,83); von Erkrankung zu Multimorbidität: HR 1,73 (1,68–1,79). Eliminierung von Pre-Frailty/Frailty könnte 9,85 % der Inzidenzfälle verhindern.</w:t>
+        <w:t>PhenoAgeAccel zeigte signifikante nichtlineare Assoziationen mit Pankreaserkrankungen insgesamt, Pankreaszysten, Pankreaskrebs und Pankreastod (alle p für Nichtlinearität &lt;0,05). Gegenüber Gruppe G1 (niedrigste Beschleunigung) hatte G4 (höchste) erhöhte Risiken: Pankreaserkrankungen insgesamt HR 1,706 (95%-KI 1,513–1,923), akute Pankreatitis 1,637 (1,352–1,981), chronische Pankreatitis 3,551 (2,248–5,609), Pankreaskrebs 1,387 (1,123–1,713). Lipid-Biomarker medierten teilweise die Assoziation (z.B. 6,66 % für chronische Pankreatitis über Cholesterin in small LDL).</w:t>
       </w:r>
     </w:p>
     <w:p>
@@ -409,7 +409,7 @@
         <w:rPr>
           <w:sz w:val="19"/>
         </w:rPr>
-        <w:t>UK Biobank; Frailty-Screening in Prävention übertragbar auf deutsche Primärversorgung</w:t>
+        <w:t>UK Biobank; epigenetische Alter-Beschleunigung als Risikostratifizierer auch in deutschen Kohorten anwendbar.</w:t>
       </w:r>
     </w:p>
     <w:p>
@@ -418,7 +418,65 @@
           <w:color w:val="5A7D3A"/>
           <w:sz w:val="18"/>
         </w:rPr>
-        <w:t>https://pubmed.ncbi.nlm.nih.gov/42697174/</w:t>
+        <w:t>https://pubmed.ncbi.nlm.nih.gov/42743792/</w:t>
+      </w:r>
+    </w:p>
+    <w:p>
+      <w:pPr>
+        <w:pStyle w:val="Heading2"/>
+      </w:pPr>
+      <w:r>
+        <w:t>Gebrechlichkeit ist unabhängiger Mortalitätsprädiktor bei Krebspatienten – Metaanalyse</w:t>
+      </w:r>
+    </w:p>
+    <w:p>
+      <w:r>
+        <w:rPr>
+          <w:i/>
+          <w:color w:val="666666"/>
+          <w:sz w:val="18"/>
+        </w:rPr>
+        <w:t>Brum CM et al.  ·  J Geriatr Oncol  ·  12.09.2026  ·  PMID 42731927</w:t>
+      </w:r>
+    </w:p>
+    <w:p>
+      <w:r>
+        <w:t>Systematische Übersicht und Metaanalyse von 191 Beobachtungsstudien (626.975 Patienten, Medianalter 72 Jahre) zur Assoziation von Frailty mit Mortalität bei Krebskranken.</w:t>
+      </w:r>
+    </w:p>
+    <w:p>
+      <w:r>
+        <w:rPr>
+          <w:b/>
+        </w:rPr>
+        <w:t xml:space="preserve">Ergebnis: </w:t>
+      </w:r>
+      <w:r>
+        <w:t>Frailty war mit höherer Gesamtmortalität assoziiert (n=162; adjustierte HR 1,98; 95%-KI 1,85–2,09) sowie krebsspezifischer Mortalität (n=18; HR 1,84; 95%-KI 1,58–2,15). Diese Assoziation blieb konsistent über Subgruppen (Alter, Geschlecht, BMI, Tumorstadium, Therapiemodalität) hinweg. 83,8 % der Studien erreichten Newcastle-Ottawa-Scores von 9 Punkten.</w:t>
+      </w:r>
+    </w:p>
+    <w:p>
+      <w:r>
+        <w:rPr>
+          <w:b/>
+          <w:sz w:val="19"/>
+        </w:rPr>
+        <w:t xml:space="preserve">Übertragbarkeit: </w:t>
+      </w:r>
+      <w:r>
+        <w:rPr>
+          <w:sz w:val="19"/>
+        </w:rPr>
+        <w:t>International Evidenz; Frailty-Assessment als routinenahes Screening in onkologischen Kliniken weltweit empfohlen, auf deutsche Onkologiestationen unmittelbar übertragbar.</w:t>
+      </w:r>
+    </w:p>
+    <w:p>
+      <w:r>
+        <w:rPr>
+          <w:color w:val="5A7D3A"/>
+          <w:sz w:val="18"/>
+        </w:rPr>
+        <w:t>https://pubmed.ncbi.nlm.nih.gov/42731927/</w:t>
       </w:r>
     </w:p>
     <w:sectPr>

--- a/download/studien-aktuell.docx
+++ b/download/studien-aktuell.docx
@@ -62,7 +62,7 @@
           <w:color w:val="666666"/>
           <w:sz w:val="18"/>
         </w:rPr>
-        <w:t>Stand: 29.10.2026  |  7 Studien  |  longevity.m-vf.de</w:t>
+        <w:t>Stand: 30.10.2026  |  6 Studien  |  longevity.m-vf.de</w:t>
       </w:r>
     </w:p>
     <w:p>
@@ -70,7 +70,7 @@
         <w:pStyle w:val="Heading1"/>
       </w:pPr>
       <w:r>
-        <w:t>Aufgenommen am 29.10.2026</w:t>
+        <w:t>Aufgenommen am 30.10.2026</w:t>
       </w:r>
     </w:p>
     <w:p>
@@ -78,7 +78,7 @@
         <w:pStyle w:val="Heading2"/>
       </w:pPr>
       <w:r>
-        <w:t>Frailty-Vorhersage per Machine Learning aus Kliniksystemen innerhalb 72 Stunden</w:t>
+        <w:t>Maschinenlernmodell zur 4-Jahres-Vorhersage von Frailty bei älteren Arthritis-Patienten: CHARLS/KLoSA-Validierung</w:t>
       </w:r>
     </w:p>
     <w:p>
@@ -88,12 +88,12 @@
           <w:color w:val="666666"/>
           <w:sz w:val="18"/>
         </w:rPr>
-        <w:t>Laurea Szabo GC et al.  ·  JMIR Med Inform  ·  28.10.2026  ·  PMID 42950281</w:t>
+        <w:t>Xu X et al.  ·  J Int Med Res  ·  27.10.2026  ·  PMID 42947315</w:t>
       </w:r>
     </w:p>
     <w:p>
       <w:r>
-        <w:t>An 26.824 stationären Aufnahmen (Royal Adelaide Hospital, Juli 2023–Dezember 2024) wurde ein XGBoost-Modell entwickelt und validiert, das aus EMR-Daten der ersten 72 Stunden Frailty (HFRS&gt;4) vorhersagt.</w:t>
+        <w:t>Retroleospektive Kohortenstudie an 2.126 chinesnischen Arthritis-Patienten ≥45 Jahren (CHARLS, Entwicklungskohorte) mit externer Validierung in südkoreanischer KLoSA-Kohorte, die ein logistisches Regressionsmodell mit 10 Routine-Variablen zur Vorhersage der 4-Jahres-Inzidenz von Frailty entwickelte und testete.</w:t>
       </w:r>
     </w:p>
     <w:p>
@@ -104,7 +104,7 @@
         <w:t xml:space="preserve">Ergebnis: </w:t>
       </w:r>
       <w:r>
-        <w:t>Das finale XGBoost-Modell erreichte F2-Score 0,755 (95%-KI 0,741–0,768), AUROC 0,777 (0,764–0,790), Recall 0,873 (0,857–0,887). Wichtigste Prädiktoren: Polypharmazi, Laborwerte (Kreatinin, Albumin, Natrium), konsultierte Fachgruppen, Pflegeassessments. Performance war zu 24 Stunden niedrig, verbesserte sich bis Entlassung. Reduzierte Performance bei Indigenous-Patienten zeigte Bedarf für kulturelle Validierung.</w:t>
+        <w:t>Interne AUC 0,764 (95 %-KI 0,707–0,816), externe AUC 0,747 (0,701–0,793) nach Recalibration. Zehnfach-Kreuzvalidierung: Mittelwert 0,772 ± 0,046. Top-Prädiktoren (SHAP-Ranking): Anzahl schmerzhafter Lokalisationen, antirheumatische Medikation, Beinschmerz, Alter, Griffstärke. Schmerzlast und niedriger Grip bleiben unabhängige Risikofaktoren auch bei gegebener Frailty.</w:t>
       </w:r>
     </w:p>
     <w:p>
@@ -119,7 +119,7 @@
         <w:rPr>
           <w:sz w:val="19"/>
         </w:rPr>
-        <w:t>Australien, EMR-Datenstruktur vergleichbar mit deutschen Kliniksystemen; maschinelle Frailty-Vorhersage technisch unmittelbar übernehmbar.</w:t>
+        <w:t>China und Südkorea, externe Validierung mehrsprachig; Modell zur Risikoschichtung in der Geriatrie relevant</w:t>
       </w:r>
     </w:p>
     <w:p>
@@ -128,7 +128,7 @@
           <w:color w:val="5A7D3A"/>
           <w:sz w:val="18"/>
         </w:rPr>
-        <w:t>https://pubmed.ncbi.nlm.nih.gov/42950281/</w:t>
+        <w:t>https://pubmed.ncbi.nlm.nih.gov/42947315/</w:t>
       </w:r>
     </w:p>
     <w:p>
@@ -136,7 +136,7 @@
         <w:pStyle w:val="Heading2"/>
       </w:pPr>
       <w:r>
-        <w:t>Gebrechlichkeitsindex vorhersagt Bauchschmerzen bei älteren Erwachsenen</w:t>
+        <w:t>Wie Frauen mittleren Alters ihre körperliche und seelische Veränderung erleben und bewältigen</w:t>
       </w:r>
     </w:p>
     <w:p>
@@ -146,12 +146,12 @@
           <w:color w:val="666666"/>
           <w:sz w:val="18"/>
         </w:rPr>
-        <w:t>Cheng G et al.  ·  J Int Med Res  ·  28.10.2026  ·  PMID 42948986</w:t>
+        <w:t>Lei Y et al.  ·  BMC Public Health  ·  15.08.2026  ·  PMID 42947074</w:t>
       </w:r>
     </w:p>
     <w:p>
       <w:r>
-        <w:t>24.280 Teilnehmer ≥45 Jahre aus der China Health and Retirement Longitudinal Study (2011–2013) wurden untersucht auf Assoziation eines konstruierten Gebrechlichkeitsindex mit selbstberichteten Bauchschmerzen.</w:t>
+        <w:t>Qualitative Interviewstudie mit 15 Frauen im Alter 46–57 Jahren in Changsha, China, zu ihren Wahrnehmungen des Alterns und ihren Bewältigungsstrategien mittels thematischer Analyse nach COREQ-Standard.</w:t>
       </w:r>
     </w:p>
     <w:p>
@@ -162,7 +162,7 @@
         <w:t xml:space="preserve">Ergebnis: </w:t>
       </w:r>
       <w:r>
-        <w:t>Höherer Gebrechlichkeitsindex war signifikant mit erhöhter Wahrscheinlichkeit für Bauchschmerzen assoziiert (adjustierte OR 2,17; 95%-KI 1,95–2,42; p&lt;0,001). Restriktive kubische Spline-Analyse zeigte signifikante nichtlineare Beziehung (p für Nichtlinearität &lt;0,001). Das eXtreme Gradient Boosting-Modell zeigte gute Diskrimination. Der Gebrechlichkeitsindex gehörte zu den einflussreichsten Vorhersage-Features.</w:t>
+        <w:t>Fünf Kernthemen ermittelt (im Schema '1H4W' zusammengefasst): (1) Wie nehmen die Frauen ihr Altern wahr (körperlich, psychisch, sozial)? (2) Welche Auswirkungen hat es (dual: Bedrohung und Wachstum)? (3) Ursachenzuschreibung des Alterns (multidimensional)? (4) Bewältigungsstrategien mit wahrgenommener Wirksamkeit (zwei Trajektorien)? (5) Barrieren für die Umsetzung (Hemmfaktoren). Ergebnis: Frauen erleben komplexe, mehrdimensionale Alternswahrnehmungen; ihre Attributionen beeinflussen Bewältigungswahl, aber die Umsetzung scheitert an Barrieren.</w:t>
       </w:r>
     </w:p>
     <w:p>
@@ -177,7 +177,7 @@
         <w:rPr>
           <w:sz w:val="19"/>
         </w:rPr>
-        <w:t>China; Gebrechlichkeitsindex-Konstrukt international anwendbar, Screening-Wert auf Deutschland übertragbar.</w:t>
+        <w:t>China, qualitative Befunde zur psychosozialen Wahrnehmung, Übertragbarkeit auf Konzeptentwicklung</w:t>
       </w:r>
     </w:p>
     <w:p>
@@ -186,7 +186,7 @@
           <w:color w:val="5A7D3A"/>
           <w:sz w:val="18"/>
         </w:rPr>
-        <w:t>https://pubmed.ncbi.nlm.nih.gov/42948986/</w:t>
+        <w:t>https://pubmed.ncbi.nlm.nih.gov/42947074/</w:t>
       </w:r>
     </w:p>
     <w:p>
@@ -194,7 +194,7 @@
         <w:pStyle w:val="Heading2"/>
       </w:pPr>
       <w:r>
-        <w:t>Gesellschaftliche Teilhabe im Alter stärkt emotionales Wohlbefinden – europaweit</w:t>
+        <w:t>Gesunde Ernährung erhält kognitive Funktionen im Alter, mit stärkerer Schutzwirkung bei älteren Erwachsenen</w:t>
       </w:r>
     </w:p>
     <w:p>
@@ -204,12 +204,12 @@
           <w:color w:val="666666"/>
           <w:sz w:val="18"/>
         </w:rPr>
-        <w:t>da Silva JB et al.  ·  Front Public Health  ·  13.10.2026  ·  PMID 42947923</w:t>
+        <w:t>Liu Y et al.  ·  Nutrients  ·  14.10.2026  ·  PMID 42942936</w:t>
       </w:r>
     </w:p>
     <w:p>
       <w:r>
-        <w:t>Die Studie untersuchte an 13.765 Europäern ab 65 Jahren, wie verschiedene Formen von Bürgerbeteiligung mit emotionalem Wohlbefinden assoziiert sind.</w:t>
+        <w:t>Querschnittstudie an 9.615 älteren Chinesen (≥65 Jahre) aus der 2021 Chinese Longitudinal Healthy Longevity Survey, in der die Assoziationen von drei Ernährungsindizes (cMIND, Dietary Diversity Score, Healthy Plant-Based Diet Index) mit kognitiven Domänen (Aufmerksamkeit, Exekutive, Visuomotorik, Orientierung) mittels gewichteter linearer Regression untersucht wurden.</w:t>
       </w:r>
     </w:p>
     <w:p>
@@ -220,7 +220,7 @@
         <w:t xml:space="preserve">Ergebnis: </w:t>
       </w:r>
       <w:r>
-        <w:t>Kooperative Partizipation (gemeinsame Aktivitäten mit sozialer Einbettung) zeigte die stärkste positive Assoziation mit Wohlbefinden, gefolgt von ausdrücklicher und pflichtbewusster Teilhabe. Aktivierende Partizipation (konfrontative Engagement-Formen) korrelierte negativ mit Wohlbefinden. Regionale Unterschiede bestanden: Nord- und Westeuropa zeigten höhere Wohlbefindenswerte als Süd- und Osteuropa.</w:t>
+        <w:t>Pro 1-SD-Anstieg der Ernährungsindizes: cMIND β = 0,355 (95 %-KI 0,147–0,563), Diversity β = 0,342 (0,119–0,565), HPDI β = 0,388 (0,132–0,643) bei Globalergebnis. Alle drei Indizes waren mit Aufmerksamkeit, exekutiver Funktion und Visuomotorik assoziiert; Diversity und HPDI auch mit Orientierung. Signifikante Diät-Alter-Interaktionen für alle drei Indizes (p &lt; 0,001 für Nichtlinearität), mit stärkeren Assoziationen bei älteren Teilnehmern.</w:t>
       </w:r>
     </w:p>
     <w:p>
@@ -235,7 +235,7 @@
         <w:rPr>
           <w:sz w:val="19"/>
         </w:rPr>
-        <w:t>Europäische Sozialerhebung; Ergebnisse zu sozial eingebetteten Engagementformen direkt auf deutsche Altenbetreuung übertragbar.</w:t>
+        <w:t>China, Langzeitkohortendaten, Ernährung-Kognitiv-Verbindung übertragbar, aber Kontextfaktoren unterschiedlich</w:t>
       </w:r>
     </w:p>
     <w:p>
@@ -244,7 +244,7 @@
           <w:color w:val="5A7D3A"/>
           <w:sz w:val="18"/>
         </w:rPr>
-        <w:t>https://pubmed.ncbi.nlm.nih.gov/42947923/</w:t>
+        <w:t>https://pubmed.ncbi.nlm.nih.gov/42942936/</w:t>
       </w:r>
     </w:p>
     <w:p>
@@ -252,7 +252,7 @@
         <w:pStyle w:val="Heading2"/>
       </w:pPr>
       <w:r>
-        <w:t>Funktionelle Verbesserungen durch stationäre Lungenreha – ICF-basierte Analyse</w:t>
+        <w:t>SGLT2-Inhibitoren und Frailty-Risiko bei älteren Nierenerkrankten: Komorbiditäten und Blutarmut als Schlüsselfaktoren</w:t>
       </w:r>
     </w:p>
     <w:p>
@@ -262,12 +262,12 @@
           <w:color w:val="666666"/>
           <w:sz w:val="18"/>
         </w:rPr>
-        <w:t>Pawlak K et al.  ·  Front Public Health  ·  13.10.2026  ·  PMID 42947856</w:t>
+        <w:t>Sezen M et al.  ·  Medicina (Kaunas)  ·  08.10.2026  ·  PMID 42942469</w:t>
       </w:r>
     </w:p>
     <w:p>
       <w:r>
-        <w:t>Bei 100 älteren Patienten (Mittelwert 68,7 Jahre, 75 % ≥65 Jahre) während stationärer Lungenrehabilitation wurden Funktionsveränderungen nach 2–3 Wochen mit dem ICF-Framework gemessen.</w:t>
+        <w:t>Prospektive Querschnittstudie an 163 Erwachsenen ≥60 Jahren mit chronischer Nierenerkrankung unter SGLT2-Inhibitor-Therapie, bei der Frailty-Status mittels modifiziertem Fried-Phänotyp (Schwäche, Verlangsamung, Erschöpfung, geringe Aktivität, Gewichtsverlust) erfasst wurde.</w:t>
       </w:r>
     </w:p>
     <w:p>
@@ -278,7 +278,7 @@
         <w:t xml:space="preserve">Ergebnis: </w:t>
       </w:r>
       <w:r>
-        <w:t>Signifikante Verbesserungen in Körperfunktionen: Muskelkraft (Qualifier 3→1), Muskeldauer (3→2), Gelenkigkeit (3→1), Gehfähigkeit (2→1). Aktivitätseinschränkungen: Transfer mit schweren/kompletten Einschränkungen sank von 17 % auf 4 %, tägliche Routinen von 36 % auf 19 %. Selbstpflegefähigkeiten (Waschen, Toilettenhygiene, Anziehen) zeigten Qualifier-Verbesserungen von 1→0.</w:t>
+        <w:t>Frailty-Prävalenz 26,4 % (95 %-KI 20,2–33,6 %), Pre-Frailty 46,0 % (38,5–53,7 %). In multivariater Analyse: höherer BMI (aOR 1,12; 95 %-KI 1,03–1,22; p = 0,010) und höhere Charlson-Komorbiditäts-Werte (aOR 1,42; 95 %-KI 1,12–1,81; p = 0,004) erhöhten Frailty-Risiko, höhere Hämoglobin-Spiegel (aOR 0,72; 95 %-KI 0,57–0,91; p = 0,007) reduzierten es. Keine SGLT2-spezifischen Behandlungsschlüsse möglich.</w:t>
       </w:r>
     </w:p>
     <w:p>
@@ -293,7 +293,7 @@
         <w:rPr>
           <w:sz w:val="19"/>
         </w:rPr>
-        <w:t>Polen, vergleichbare Sozialversicherung; ICF-Rahmen international, Ergebnisse zur Effektivität geriatrischer Reha auf Deutschland übertragbar.</w:t>
+        <w:t>Türkei, Geriatrie und Nephrologie, Frailty-Assessment relevant für deutsches System</w:t>
       </w:r>
     </w:p>
     <w:p>
@@ -302,7 +302,7 @@
           <w:color w:val="5A7D3A"/>
           <w:sz w:val="18"/>
         </w:rPr>
-        <w:t>https://pubmed.ncbi.nlm.nih.gov/42947856/</w:t>
+        <w:t>https://pubmed.ncbi.nlm.nih.gov/42942469/</w:t>
       </w:r>
     </w:p>
     <w:p>
@@ -310,7 +310,7 @@
         <w:pStyle w:val="Heading2"/>
       </w:pPr>
       <w:r>
-        <w:t>Frailty besser als Muskelsonographie zur Prognose bei Leberzirrhose</w:t>
+        <w:t>Biologisches Alter als Biomarker für Ovarialkrebsentwicklung bei Endometriose</w:t>
       </w:r>
     </w:p>
     <w:p>
@@ -320,12 +320,12 @@
           <w:color w:val="666666"/>
           <w:sz w:val="18"/>
         </w:rPr>
-        <w:t>Kremer WM et al.  ·  J Cachexia Sarcopenia Muscle  ·  Dez. 2026  ·  PMID 42936921</w:t>
+        <w:t>Kordowitzki P et al.  ·  BMC Med  ·  27.07.2026  ·  PMID 42928289</w:t>
       </w:r>
     </w:p>
     <w:p>
       <w:r>
-        <w:t>153 Patienten mit Leberzirrhose wurden mit Clinical Frailty Scale und Muskeldickenindizes (feather und compression thigh muscle thickness index) bewertet und auf Mortalität bzw. Lebertransplantation verfolgt.</w:t>
+        <w:t>Vergleichende Analyse von Biomarkern des biologischen Alterns (DNA-Methylierung, Telomerlänge) in Blutproben von Patientinnen mit Endometriose, endometriose-assoziiertem Ovarialkarzinom und Kontrollen.</w:t>
       </w:r>
     </w:p>
     <w:p>
@@ -336,7 +336,7 @@
         <w:t xml:space="preserve">Ergebnis: </w:t>
       </w:r>
       <w:r>
-        <w:t>Über 90 Tage: 71 Patienten (46,4 %) starben oder bekamen Transplantat. Höhere Frailty-Scores waren in multivariablem Cox-Modell (adjustiert für Alter und MELD) unabhängig mit erhöhter Mortalität assoziiert (HR 1,25; 95%-KI 1,14–1,63; p&lt;0,001), während Muskeldickenindizes nicht konsistent prognostisch waren (fTMTI HR 1,52; p=0,300; cTMTI HR 1,01; p&gt;0,9).</w:t>
+        <w:t>Patientinnen mit Endometriose zeigten eine Beschleunigung des biologischen Alterns um 16,92 % und längere Telomere (13,18 ± 0,46 kbp), während Ovarialkrebspatientinnen biologisch jünger waren (−14,64 %) mit verkürzten Telomeren (12,45 ± 0,72 kbp; p &lt; 0,001). Methylierungs-basierte Marker unterschieden die Gruppen hochsignifikant. Dies deutet auf einen fundamentalen Wechsel in Aging-Trajektorien während der malignen Transformation hin.</w:t>
       </w:r>
     </w:p>
     <w:p>
@@ -351,7 +351,7 @@
         <w:rPr>
           <w:sz w:val="19"/>
         </w:rPr>
-        <w:t>Deutschland; Frailty-Assessment als bedside-Instrument deutschlandweit etabliert, braucht keine Spezialausrüstung.</w:t>
+        <w:t>Deutschland: Biomarker-Studie ohne direkten Versorgungsbezug, eher Grundlagenforschung</w:t>
       </w:r>
     </w:p>
     <w:p>
@@ -360,7 +360,7 @@
           <w:color w:val="5A7D3A"/>
           <w:sz w:val="18"/>
         </w:rPr>
-        <w:t>https://pubmed.ncbi.nlm.nih.gov/42936921/</w:t>
+        <w:t>https://pubmed.ncbi.nlm.nih.gov/42928289/</w:t>
       </w:r>
     </w:p>
     <w:p>
@@ -368,7 +368,7 @@
         <w:pStyle w:val="Heading2"/>
       </w:pPr>
       <w:r>
-        <w:t>Beschleunigtes biologisches Altern erhöht Pankreaserkrankungsrisiko – UK-Biobank-Studie</w:t>
+        <w:t>Sozioökonomische Ungleichheit und soziale Isolation beeinflussen psychisches Wohlbefinden älterer Menschen</w:t>
       </w:r>
     </w:p>
     <w:p>
@@ -378,12 +378,12 @@
           <w:color w:val="666666"/>
           <w:sz w:val="18"/>
         </w:rPr>
-        <w:t>Zhang H et al.  ·  J Nutr Health Aging  ·  15.09.2026  ·  PMID 42743792</w:t>
+        <w:t>Calvey B et al.  ·  J Gerontol B Psychol Sci Soc Sci  ·  07.10.2026  ·  PMID 42742397</w:t>
       </w:r>
     </w:p>
     <w:p>
       <w:r>
-        <w:t>326.873 Erwachsene aus der UK Biobank (2006–2010 rekrutiert) wurden auf Assoziation von Biological-Age-Beschleunigung (KDMAgeAccel und PhenoAgeAccel) mit Pankreaserkrankungen über prospektiven Follow-up untersucht.</w:t>
+        <w:t>Longitudinalanalyse der Zusammenhänge zwischen Einkommensarmut, niedriger Bildung, Arbeitslosigkeit und räumlicher Benachteiligung einerseits sowie subjektiver Einsamkeit und objektiver sozialer Isolation andererseits in der englischen ELSA-Kohorte (8.164 Erwachsene ≥60 Jahre, Wellen 7–9).</w:t>
       </w:r>
     </w:p>
     <w:p>
@@ -394,7 +394,7 @@
         <w:t xml:space="preserve">Ergebnis: </w:t>
       </w:r>
       <w:r>
-        <w:t>PhenoAgeAccel zeigte signifikante nichtlineare Assoziationen mit Pankreaserkrankungen insgesamt, Pankreaszysten, Pankreaskrebs und Pankreastod (alle p für Nichtlinearität &lt;0,05). Gegenüber Gruppe G1 (niedrigste Beschleunigung) hatte G4 (höchste) erhöhte Risiken: Pankreaserkrankungen insgesamt HR 1,706 (95%-KI 1,513–1,923), akute Pankreatitis 1,637 (1,352–1,981), chronische Pankreatitis 3,551 (2,248–5,609), Pankreaskrebs 1,387 (1,123–1,713). Lipid-Biomarker medierten teilweise die Assoziation (z.B. 6,66 % für chronische Pankreatitis über Cholesterin in small LDL).</w:t>
+        <w:t>Alle sozioökonomischen Indikatoren waren mit sozialer Asymmetrie assoziiert. Höhere Bildung (β = 0,44; p &lt; 0,001), Einkommen (β = 0,22; p &lt; 0,001) und subjektiver sozialer Status (β = 0,004; p &lt; 0,001) schützten vor erhöhter Einsamkeit trotz Isolation. Umgekehrt waren Deprivation (β = −0,20; p &lt; 0,001), Arbeitslosigkeit (β = −0,07; p &lt; 0,05) und Wohnungsarmut (β = −0,35 bis −0,41; p &lt; 0,001) mit psychischer Verletzlichkeit assoziiert. Die Befunde zeigen, dass Einsamkeitsbekämpfung strukturelle Ungleichheiten adressieren muss, nicht nur individuelle Verhaltensänderung.</w:t>
       </w:r>
     </w:p>
     <w:p>
@@ -409,7 +409,7 @@
         <w:rPr>
           <w:sz w:val="19"/>
         </w:rPr>
-        <w:t>UK Biobank; epigenetische Alter-Beschleunigung als Risikostratifizierer auch in deutschen Kohorten anwendbar.</w:t>
+        <w:t>England, vergleichbares Sozialversicherungssystem, Langzeitkohorte mit stabiler Erfassung</w:t>
       </w:r>
     </w:p>
     <w:p>
@@ -418,65 +418,7 @@
           <w:color w:val="5A7D3A"/>
           <w:sz w:val="18"/>
         </w:rPr>
-        <w:t>https://pubmed.ncbi.nlm.nih.gov/42743792/</w:t>
-      </w:r>
-    </w:p>
-    <w:p>
-      <w:pPr>
-        <w:pStyle w:val="Heading2"/>
-      </w:pPr>
-      <w:r>
-        <w:t>Gebrechlichkeit ist unabhängiger Mortalitätsprädiktor bei Krebspatienten – Metaanalyse</w:t>
-      </w:r>
-    </w:p>
-    <w:p>
-      <w:r>
-        <w:rPr>
-          <w:i/>
-          <w:color w:val="666666"/>
-          <w:sz w:val="18"/>
-        </w:rPr>
-        <w:t>Brum CM et al.  ·  J Geriatr Oncol  ·  12.09.2026  ·  PMID 42731927</w:t>
-      </w:r>
-    </w:p>
-    <w:p>
-      <w:r>
-        <w:t>Systematische Übersicht und Metaanalyse von 191 Beobachtungsstudien (626.975 Patienten, Medianalter 72 Jahre) zur Assoziation von Frailty mit Mortalität bei Krebskranken.</w:t>
-      </w:r>
-    </w:p>
-    <w:p>
-      <w:r>
-        <w:rPr>
-          <w:b/>
-        </w:rPr>
-        <w:t xml:space="preserve">Ergebnis: </w:t>
-      </w:r>
-      <w:r>
-        <w:t>Frailty war mit höherer Gesamtmortalität assoziiert (n=162; adjustierte HR 1,98; 95%-KI 1,85–2,09) sowie krebsspezifischer Mortalität (n=18; HR 1,84; 95%-KI 1,58–2,15). Diese Assoziation blieb konsistent über Subgruppen (Alter, Geschlecht, BMI, Tumorstadium, Therapiemodalität) hinweg. 83,8 % der Studien erreichten Newcastle-Ottawa-Scores von 9 Punkten.</w:t>
-      </w:r>
-    </w:p>
-    <w:p>
-      <w:r>
-        <w:rPr>
-          <w:b/>
-          <w:sz w:val="19"/>
-        </w:rPr>
-        <w:t xml:space="preserve">Übertragbarkeit: </w:t>
-      </w:r>
-      <w:r>
-        <w:rPr>
-          <w:sz w:val="19"/>
-        </w:rPr>
-        <w:t>International Evidenz; Frailty-Assessment als routinenahes Screening in onkologischen Kliniken weltweit empfohlen, auf deutsche Onkologiestationen unmittelbar übertragbar.</w:t>
-      </w:r>
-    </w:p>
-    <w:p>
-      <w:r>
-        <w:rPr>
-          <w:color w:val="5A7D3A"/>
-          <w:sz w:val="18"/>
-        </w:rPr>
-        <w:t>https://pubmed.ncbi.nlm.nih.gov/42731927/</w:t>
+        <w:t>https://pubmed.ncbi.nlm.nih.gov/42742397/</w:t>
       </w:r>
     </w:p>
     <w:sectPr>

--- a/download/studien-aktuell.docx
+++ b/download/studien-aktuell.docx
@@ -62,7 +62,7 @@
           <w:color w:val="666666"/>
           <w:sz w:val="18"/>
         </w:rPr>
-        <w:t>Stand: 30.10.2026  |  6 Studien  |  longevity.m-vf.de</w:t>
+        <w:t>Stand: 31.10.2026  |  6 Studien  |  longevity.m-vf.de</w:t>
       </w:r>
     </w:p>
     <w:p>
@@ -70,7 +70,7 @@
         <w:pStyle w:val="Heading1"/>
       </w:pPr>
       <w:r>
-        <w:t>Aufgenommen am 30.10.2026</w:t>
+        <w:t>Aufgenommen am 31.10.2026</w:t>
       </w:r>
     </w:p>
     <w:p>
@@ -78,7 +78,7 @@
         <w:pStyle w:val="Heading2"/>
       </w:pPr>
       <w:r>
-        <w:t>Maschinenlernmodell zur 4-Jahres-Vorhersage von Frailty bei älteren Arthritis-Patienten: CHARLS/KLoSA-Validierung</w:t>
+        <w:t>Pflegebedarf und Kosten nach Transkatheter-Aortenklappenimplantation bei älteren Japanern</w:t>
       </w:r>
     </w:p>
     <w:p>
@@ -88,12 +88,12 @@
           <w:color w:val="666666"/>
           <w:sz w:val="18"/>
         </w:rPr>
-        <w:t>Xu X et al.  ·  J Int Med Res  ·  27.10.2026  ·  PMID 42947315</w:t>
+        <w:t>Sassa T et al.  ·  Geriatr Gerontol Int  ·  Nov. 2026  ·  PMID 42963183</w:t>
       </w:r>
     </w:p>
     <w:p>
       <w:r>
-        <w:t>Retroleospektive Kohortenstudie an 2.126 chinesnischen Arthritis-Patienten ≥45 Jahren (CHARLS, Entwicklungskohorte) mit externer Validierung in südkoreanischer KLoSA-Kohorte, die ein logistisches Regressionsmodell mit 10 Routine-Variablen zur Vorhersage der 4-Jahres-Inzidenz von Frailty entwickelte und testete.</w:t>
+        <w:t>Retrospektive Kohortenstudie mit 1.361 Patienten ≥75 Jahren nach TAVI in 13 japanischen Kommunen, mit Daten zu Pflegebedarf, Kosten und Mortalität über 36 Monate aus verlinkten Kranken- und Pflegeversicherungsdaten.</w:t>
       </w:r>
     </w:p>
     <w:p>
@@ -104,7 +104,7 @@
         <w:t xml:space="preserve">Ergebnis: </w:t>
       </w:r>
       <w:r>
-        <w:t>Interne AUC 0,764 (95 %-KI 0,707–0,816), externe AUC 0,747 (0,701–0,793) nach Recalibration. Zehnfach-Kreuzvalidierung: Mittelwert 0,772 ± 0,046. Top-Prädiktoren (SHAP-Ranking): Anzahl schmerzhafter Lokalisationen, antirheumatische Medikation, Beinschmerz, Alter, Griffstärke. Schmerzlast und niedriger Grip bleiben unabhängige Risikofaktoren auch bei gegebener Frailty.</w:t>
+        <w:t>53% waren basal unabhängig, etwa die Hälfte blieb es nach 36 Monaten. Monatliche Kosten in der höchsten Pflegebedarfsgruppe fünfmal höher als in der unabhängigen Gruppe. Höchste Pflegebedarfsgruppe zeigte Hazard Ratio 3,19 (95%-KI 2,18–4,67) für Sterblichkeit. Höherer basal erfasster Pflegebedarf unabhängig mit schlechteren Ergebnissen assoziiert.</w:t>
       </w:r>
     </w:p>
     <w:p>
@@ -119,7 +119,7 @@
         <w:rPr>
           <w:sz w:val="19"/>
         </w:rPr>
-        <w:t>China und Südkorea, externe Validierung mehrsprachig; Modell zur Risikoschichtung in der Geriatrie relevant</w:t>
+        <w:t>Japan, ähnliche alternde Gesellschaft, aber andere Pflegefinanzierung; Outcome-Kategorisierung teilweise übertragbar</w:t>
       </w:r>
     </w:p>
     <w:p>
@@ -128,7 +128,7 @@
           <w:color w:val="5A7D3A"/>
           <w:sz w:val="18"/>
         </w:rPr>
-        <w:t>https://pubmed.ncbi.nlm.nih.gov/42947315/</w:t>
+        <w:t>https://pubmed.ncbi.nlm.nih.gov/42963183/</w:t>
       </w:r>
     </w:p>
     <w:p>
@@ -136,7 +136,7 @@
         <w:pStyle w:val="Heading2"/>
       </w:pPr>
       <w:r>
-        <w:t>Wie Frauen mittleren Alters ihre körperliche und seelische Veränderung erleben und bewältigen</w:t>
+        <w:t>Lebenslauf und intrinsische Kapazität: Bildung als Mediator von Kindheitsarmut</w:t>
       </w:r>
     </w:p>
     <w:p>
@@ -146,12 +146,12 @@
           <w:color w:val="666666"/>
           <w:sz w:val="18"/>
         </w:rPr>
-        <w:t>Lei Y et al.  ·  BMC Public Health  ·  15.08.2026  ·  PMID 42947074</w:t>
+        <w:t>Dias MB et al.  ·  Rev Saude Publica  ·  26.10.2026  ·  PMID 42961293</w:t>
       </w:r>
     </w:p>
     <w:p>
       <w:r>
-        <w:t>Qualitative Interviewstudie mit 15 Frauen im Alter 46–57 Jahren in Changsha, China, zu ihren Wahrnehmungen des Alterns und ihren Bewältigungsstrategien mittels thematischer Analyse nach COREQ-Standard.</w:t>
+        <w:t>Querschnittsanalyse mit 4.817 brasilianischen Erwachsenen ≥50 Jahren aus ELSI-Brasil-Welle 2; Pfadanalyse zur Wirkung von Kindheitswidrigkeiten auf intrinsische Kapazität, vermittelt durch Bildung und Einkommen im Erwachsenenalter.</w:t>
       </w:r>
     </w:p>
     <w:p>
@@ -162,7 +162,7 @@
         <w:t xml:space="preserve">Ergebnis: </w:t>
       </w:r>
       <w:r>
-        <w:t>Fünf Kernthemen ermittelt (im Schema '1H4W' zusammengefasst): (1) Wie nehmen die Frauen ihr Altern wahr (körperlich, psychisch, sozial)? (2) Welche Auswirkungen hat es (dual: Bedrohung und Wachstum)? (3) Ursachenzuschreibung des Alterns (multidimensional)? (4) Bewältigungsstrategien mit wahrgenommener Wirksamkeit (zwei Trajektorien)? (5) Barrieren für die Umsetzung (Hemmfaktoren). Ergebnis: Frauen erleben komplexe, mehrdimensionale Alternswahrnehmungen; ihre Attributionen beeinflussen Bewältigungswahl, aber die Umsetzung scheitert an Barrieren.</w:t>
+        <w:t>Kindheitswidrigkeiten (elterliche Analphabetismus, fehlend Wasser, Ernährungsunsicherheit) hatten direkte und indirekte Effekte auf Beeinträchtigung der intrinsischen Kapazität (drei oder mehr betroffene Domänen). Bildung war zentraler Mediator mit direktem Schutzeffekt und indirektem Effekt über Einkommen. Bildung und Einkommensarmut erklärten wesentliche Pfade.</w:t>
       </w:r>
     </w:p>
     <w:p>
@@ -177,7 +177,7 @@
         <w:rPr>
           <w:sz w:val="19"/>
         </w:rPr>
-        <w:t>China, qualitative Befunde zur psychosozialen Wahrnehmung, Übertragbarkeit auf Konzeptentwicklung</w:t>
+        <w:t>Brasilien, andere Einkommensstruktur, aber Lebenslauf-Prinzip und Bildungseffekt auf Gesundheitskapazität gelten universal</w:t>
       </w:r>
     </w:p>
     <w:p>
@@ -186,7 +186,7 @@
           <w:color w:val="5A7D3A"/>
           <w:sz w:val="18"/>
         </w:rPr>
-        <w:t>https://pubmed.ncbi.nlm.nih.gov/42947074/</w:t>
+        <w:t>https://pubmed.ncbi.nlm.nih.gov/42961293/</w:t>
       </w:r>
     </w:p>
     <w:p>
@@ -194,7 +194,7 @@
         <w:pStyle w:val="Heading2"/>
       </w:pPr>
       <w:r>
-        <w:t>Gesunde Ernährung erhält kognitive Funktionen im Alter, mit stärkerer Schutzwirkung bei älteren Erwachsenen</w:t>
+        <w:t>Vier Verlaufsmuster der intrinsischen Kapazität im Alter: Prädiktoren in China</w:t>
       </w:r>
     </w:p>
     <w:p>
@@ -204,12 +204,12 @@
           <w:color w:val="666666"/>
           <w:sz w:val="18"/>
         </w:rPr>
-        <w:t>Liu Y et al.  ·  Nutrients  ·  14.10.2026  ·  PMID 42942936</w:t>
+        <w:t>Liang Z et al.  ·  Front Public Health  ·  15.10.2026  ·  PMID 42959126</w:t>
       </w:r>
     </w:p>
     <w:p>
       <w:r>
-        <w:t>Querschnittstudie an 9.615 älteren Chinesen (≥65 Jahre) aus der 2021 Chinese Longitudinal Healthy Longevity Survey, in der die Assoziationen von drei Ernährungsindizes (cMIND, Dietary Diversity Score, Healthy Plant-Based Diet Index) mit kognitiven Domänen (Aufmerksamkeit, Exekutive, Visuomotorik, Orientierung) mittels gewichteter linearer Regression untersucht wurden.</w:t>
+        <w:t>Longitudinale Kohortenanalyse von 10.055 Teilnehmern ≥50 Jahren aus der WHO-SAGE-Studie China mit Latent-Class-Growth-Analysis zur Identifikation von Verlaufsmustern der intrinsischen Kapazität über mehrere Domänen.</w:t>
       </w:r>
     </w:p>
     <w:p>
@@ -220,7 +220,7 @@
         <w:t xml:space="preserve">Ergebnis: </w:t>
       </w:r>
       <w:r>
-        <w:t>Pro 1-SD-Anstieg der Ernährungsindizes: cMIND β = 0,355 (95 %-KI 0,147–0,563), Diversity β = 0,342 (0,119–0,565), HPDI β = 0,388 (0,132–0,643) bei Globalergebnis. Alle drei Indizes waren mit Aufmerksamkeit, exekutiver Funktion und Visuomotorik assoziiert; Diversity und HPDI auch mit Orientierung. Signifikante Diät-Alter-Interaktionen für alle drei Indizes (p &lt; 0,001 für Nichtlinearität), mit stärkeren Assoziationen bei älteren Teilnehmern.</w:t>
+        <w:t>Vier Trajektorien identifiziert: hochgradig stabil, hochgradig langsam sinkend, moderat schnell sinkend, niedrig schnell sinkend. Höheres Alter (OR=5,79), weibliches Geschlecht (OR=2,86), Komorbiditäten (OR=8,15), niedriges Einkommen (OR=4,11) waren mit ungünstigen Profilen assoziiert. Sauberer Kochbrennstoff (OR=0,17) und Verheiratetsein (OR=0,53) schützend.</w:t>
       </w:r>
     </w:p>
     <w:p>
@@ -235,7 +235,7 @@
         <w:rPr>
           <w:sz w:val="19"/>
         </w:rPr>
-        <w:t>China, Langzeitkohortendaten, Ernährung-Kognitiv-Verbindung übertragbar, aber Kontextfaktoren unterschiedlich</w:t>
+        <w:t>China, andere Sozialstruktur, aber Umweltfaktoren (Kochbrennstoff) und Familienstruktur gelten auch in Deutschland</w:t>
       </w:r>
     </w:p>
     <w:p>
@@ -244,7 +244,7 @@
           <w:color w:val="5A7D3A"/>
           <w:sz w:val="18"/>
         </w:rPr>
-        <w:t>https://pubmed.ncbi.nlm.nih.gov/42942936/</w:t>
+        <w:t>https://pubmed.ncbi.nlm.nih.gov/42959126/</w:t>
       </w:r>
     </w:p>
     <w:p>
@@ -252,7 +252,7 @@
         <w:pStyle w:val="Heading2"/>
       </w:pPr>
       <w:r>
-        <w:t>SGLT2-Inhibitoren und Frailty-Risiko bei älteren Nierenerkrankten: Komorbiditäten und Blutarmut als Schlüsselfaktoren</w:t>
+        <w:t>Integrierte geriatrisch-psychiatrische Versorgungseinheit: Schweizer Erfahrungen</w:t>
       </w:r>
     </w:p>
     <w:p>
@@ -262,12 +262,12 @@
           <w:color w:val="666666"/>
           <w:sz w:val="18"/>
         </w:rPr>
-        <w:t>Sezen M et al.  ·  Medicina (Kaunas)  ·  08.10.2026  ·  PMID 42942469</w:t>
+        <w:t>Périvier S et al.  ·  Rev Med Suisse  ·  28.10.2026  ·  PMID 42958976</w:t>
       </w:r>
     </w:p>
     <w:p>
       <w:r>
-        <w:t>Prospektive Querschnittstudie an 163 Erwachsenen ≥60 Jahren mit chronischer Nierenerkrankung unter SGLT2-Inhibitor-Therapie, bei der Frailty-Status mittels modifiziertem Fried-Phänotyp (Schwäche, Verlangsamung, Erschöpfung, geringe Aktivität, Gewichtsverlust) erfasst wurde.</w:t>
+        <w:t>Qualitative Erfahrungsberichte von einer Genfer integrierten Einheit für geriatrisch-psychiatrische Versorgung über drei Jahre; Darstellung der organisatorischen Voraussetzungen und auf andere Zentren übertragbaren Elementen.</w:t>
       </w:r>
     </w:p>
     <w:p>
@@ -278,7 +278,7 @@
         <w:t xml:space="preserve">Ergebnis: </w:t>
       </w:r>
       <w:r>
-        <w:t>Frailty-Prävalenz 26,4 % (95 %-KI 20,2–33,6 %), Pre-Frailty 46,0 % (38,5–53,7 %). In multivariater Analyse: höherer BMI (aOR 1,12; 95 %-KI 1,03–1,22; p = 0,010) und höhere Charlson-Komorbiditäts-Werte (aOR 1,42; 95 %-KI 1,12–1,81; p = 0,004) erhöhten Frailty-Risiko, höhere Hämoglobin-Spiegel (aOR 0,72; 95 %-KI 0,57–0,91; p = 0,007) reduzierten es. Keine SGLT2-spezifischen Behandlungsschlüsse möglich.</w:t>
+        <w:t>Organisa­torische Anforderungen für gemeinsame Versorgung definiert: somatische Erkrankungen älterer Menschen sind häufig von Depres­sion begleitet, die Funktionalität beeinträchtigt, Rehabilitation behindert und Institutionalisierungs- sowie Mortalitätsrisiko erhöht. Liaison-Services erweisen sich in komplexen Fällen als unzureichend; integrierte Einheiten (noch selten in der Schweiz) adressieren dies. Spezifische Elemente für andere Zentren übertragbar.</w:t>
       </w:r>
     </w:p>
     <w:p>
@@ -293,7 +293,7 @@
         <w:rPr>
           <w:sz w:val="19"/>
         </w:rPr>
-        <w:t>Türkei, Geriatrie und Nephrologie, Frailty-Assessment relevant für deutsches System</w:t>
+        <w:t>Schweiz, DACH-System, direkt auf deutschsprachige Krankenhäuser übertragbar</w:t>
       </w:r>
     </w:p>
     <w:p>
@@ -302,7 +302,7 @@
           <w:color w:val="5A7D3A"/>
           <w:sz w:val="18"/>
         </w:rPr>
-        <w:t>https://pubmed.ncbi.nlm.nih.gov/42942469/</w:t>
+        <w:t>https://pubmed.ncbi.nlm.nih.gov/42958976/</w:t>
       </w:r>
     </w:p>
     <w:p>
@@ -310,7 +310,7 @@
         <w:pStyle w:val="Heading2"/>
       </w:pPr>
       <w:r>
-        <w:t>Biologisches Alter als Biomarker für Ovarialkrebsentwicklung bei Endometriose</w:t>
+        <w:t>Bewegungsqualität und Naturkontakt assoziiert mit Wohlbefinden im Alter</w:t>
       </w:r>
     </w:p>
     <w:p>
@@ -320,12 +320,12 @@
           <w:color w:val="666666"/>
           <w:sz w:val="18"/>
         </w:rPr>
-        <w:t>Kordowitzki P et al.  ·  BMC Med  ·  27.07.2026  ·  PMID 42928289</w:t>
+        <w:t>Fritz P et al.  ·  BMC Geriatr  ·  31.07.2026  ·  PMID 42958487</w:t>
       </w:r>
     </w:p>
     <w:p>
       <w:r>
-        <w:t>Vergleichende Analyse von Biomarkern des biologischen Alterns (DNA-Methylierung, Telomerlänge) in Blutproben von Patientinnen mit Endometriose, endometriose-assoziiertem Ovarialkarzinom und Kontrollen.</w:t>
+        <w:t>Querschnittstudie mit 136 älteren Erwachsenen in Ungarn (78 in der Gemeinde, 58 in Institutionen), die funktionelle Bewegung, Naturexposition, psychisches Wohlbefinden und Spiritualität untersuchte.</w:t>
       </w:r>
     </w:p>
     <w:p>
@@ -336,7 +336,7 @@
         <w:t xml:space="preserve">Ergebnis: </w:t>
       </w:r>
       <w:r>
-        <w:t>Patientinnen mit Endometriose zeigten eine Beschleunigung des biologischen Alterns um 16,92 % und längere Telomere (13,18 ± 0,46 kbp), während Ovarialkrebspatientinnen biologisch jünger waren (−14,64 %) mit verkürzten Telomeren (12,45 ± 0,72 kbp; p &lt; 0,001). Methylierungs-basierte Marker unterschieden die Gruppen hochsignifikant. Dies deutet auf einen fundamentalen Wechsel in Aging-Trajektorien während der malignen Transformation hin.</w:t>
+        <w:t>Naturexposition war mit WHO-5-Wohlbefinden (r=0,220, p=0,010) und besserer Bewegungsqualität (r=0,320, p&lt;0,001) assoziiert. Bewegungsqualität korrelierte mit Handgriffstärke (r=0,320, p&lt;0,001). Unterschiede zwischen ambulanten und institutionalisierten Teilnehmern waren signifikant; Kausalität konnte nicht festgestellt werden.</w:t>
       </w:r>
     </w:p>
     <w:p>
@@ -351,7 +351,7 @@
         <w:rPr>
           <w:sz w:val="19"/>
         </w:rPr>
-        <w:t>Deutschland: Biomarker-Studie ohne direkten Versorgungsbezug, eher Grundlagenforschung</w:t>
+        <w:t>Ungarn, vergleichbare EU-Versorgungsstruktur, kleine Stichprobe</w:t>
       </w:r>
     </w:p>
     <w:p>
@@ -360,7 +360,7 @@
           <w:color w:val="5A7D3A"/>
           <w:sz w:val="18"/>
         </w:rPr>
-        <w:t>https://pubmed.ncbi.nlm.nih.gov/42928289/</w:t>
+        <w:t>https://pubmed.ncbi.nlm.nih.gov/42958487/</w:t>
       </w:r>
     </w:p>
     <w:p>
@@ -368,7 +368,7 @@
         <w:pStyle w:val="Heading2"/>
       </w:pPr>
       <w:r>
-        <w:t>Sozioökonomische Ungleichheit und soziale Isolation beeinflussen psychisches Wohlbefinden älterer Menschen</w:t>
+        <w:t>Kognitive Frailty vorhersagend für Hüftfrakturen: 10-Jahres-Studie</w:t>
       </w:r>
     </w:p>
     <w:p>
@@ -378,12 +378,12 @@
           <w:color w:val="666666"/>
           <w:sz w:val="18"/>
         </w:rPr>
-        <w:t>Calvey B et al.  ·  J Gerontol B Psychol Sci Soc Sci  ·  07.10.2026  ·  PMID 42742397</w:t>
+        <w:t>Zhang X et al.  ·  Aging Clin Exp Res  ·  04.08.2026  ·  PMID 42957926</w:t>
       </w:r>
     </w:p>
     <w:p>
       <w:r>
-        <w:t>Longitudinalanalyse der Zusammenhänge zwischen Einkommensarmut, niedriger Bildung, Arbeitslosigkeit und räumlicher Benachteiligung einerseits sowie subjektiver Einsamkeit und objektiver sozialer Isolation andererseits in der englischen ELSA-Kohorte (8.164 Erwachsene ≥60 Jahre, Wellen 7–9).</w:t>
+        <w:t>Prospektive Kohortenstudie mit 3.797 chinesischen Erwachsenen ≥60 Jahren aus CHARLS (2011–2020) zur Assoziation zwischen kognitiver Frailty (kombiniert physische Frailty und kognitive Beeinträchtigung) und Hüftfrakturen.</w:t>
       </w:r>
     </w:p>
     <w:p>
@@ -394,7 +394,7 @@
         <w:t xml:space="preserve">Ergebnis: </w:t>
       </w:r>
       <w:r>
-        <w:t>Alle sozioökonomischen Indikatoren waren mit sozialer Asymmetrie assoziiert. Höhere Bildung (β = 0,44; p &lt; 0,001), Einkommen (β = 0,22; p &lt; 0,001) und subjektiver sozialer Status (β = 0,004; p &lt; 0,001) schützten vor erhöhter Einsamkeit trotz Isolation. Umgekehrt waren Deprivation (β = −0,20; p &lt; 0,001), Arbeitslosigkeit (β = −0,07; p &lt; 0,05) und Wohnungsarmut (β = −0,35 bis −0,41; p &lt; 0,001) mit psychischer Verletzlichkeit assoziiert. Die Befunde zeigen, dass Einsamkeitsbekämpfung strukturelle Ungleichheiten adressieren muss, nicht nur individuelle Verhaltensänderung.</w:t>
+        <w:t>172 Teilnehmer (4,53%) entwickelten Hüftfrakturen während Nachverfolgung. Querschnittlich: Odds Ratio 3,67 (95%-KI 1,47–9,13). Longitudinal: adjustierte Hazard Ratio 2,13 (95%-KI 1,10–4,11) für kognitive Frailty als unabhängiger Prädiktor. Sensitivitätsanalysen und Subgruppenanalysen zeigten robuste Befunde.</w:t>
       </w:r>
     </w:p>
     <w:p>
@@ -409,7 +409,7 @@
         <w:rPr>
           <w:sz w:val="19"/>
         </w:rPr>
-        <w:t>England, vergleichbares Sozialversicherungssystem, Langzeitkohorte mit stabiler Erfassung</w:t>
+        <w:t>China, aber Konzept kognitiver Frailty und Sturzrisiko gilt international</w:t>
       </w:r>
     </w:p>
     <w:p>
@@ -418,7 +418,7 @@
           <w:color w:val="5A7D3A"/>
           <w:sz w:val="18"/>
         </w:rPr>
-        <w:t>https://pubmed.ncbi.nlm.nih.gov/42742397/</w:t>
+        <w:t>https://pubmed.ncbi.nlm.nih.gov/42957926/</w:t>
       </w:r>
     </w:p>
     <w:sectPr>
